--- a/docs/orchestrator_kb.docx
+++ b/docs/orchestrator_kb.docx
@@ -1,2783 +1,8156 @@
 
 <file path=word/document.xml><?xml version="1.0" encoding="utf-8"?>
-<w:document xmlns:wpc="http://schemas.microsoft.com/office/word/2010/wordprocessingCanvas" xmlns:cx="http://schemas.microsoft.com/office/drawing/2014/chartex" xmlns:cx1="http://schemas.microsoft.com/office/drawing/2015/9/8/chartex" xmlns:cx2="http://schemas.microsoft.com/office/drawing/2015/10/21/chartex" xmlns:cx3="http://schemas.microsoft.com/office/drawing/2016/5/9/chartex" xmlns:cx4="http://schemas.microsoft.com/office/drawing/2016/5/10/chartex" xmlns:cx5="http://schemas.microsoft.com/office/drawing/2016/5/11/chartex" xmlns:cx6="http://schemas.microsoft.com/office/drawing/2016/5/12/chartex" xmlns:cx7="http://schemas.microsoft.com/office/drawing/2016/5/13/chartex" xmlns:cx8="http://schemas.microsoft.com/office/drawing/2016/5/14/chartex" xmlns:mc="http://schemas.openxmlformats.org/markup-compatibility/2006" xmlns:aink="http://schemas.microsoft.com/office/drawing/2016/ink" xmlns:am3d="http://schemas.microsoft.com/office/drawing/2017/model3d" xmlns:o="urn:schemas-microsoft-com:office:office" xmlns:oel="http://schemas.microsoft.com/office/2019/extlst" xmlns:r="http://schemas.openxmlformats.org/officeDocument/2006/relationships" xmlns:m="http://schemas.openxmlformats.org/officeDocument/2006/math" xmlns:v="urn:schemas-microsoft-com:vml" xmlns:wp14="http://schemas.microsoft.com/office/word/2010/wordprocessingDrawing" xmlns:wp="http://schemas.openxmlformats.org/drawingml/2006/wordprocessingDrawing" xmlns:w10="urn:schemas-microsoft-com:office:word" xmlns:w="http://schemas.openxmlformats.org/wordprocessingml/2006/main" xmlns:w14="http://schemas.microsoft.com/office/word/2010/wordml" xmlns:w15="http://schemas.microsoft.com/office/word/2012/wordml" xmlns:w16cex="http://schemas.microsoft.com/office/word/2018/wordml/cex" xmlns:w16cid="http://schemas.microsoft.com/office/word/2016/wordml/cid" xmlns:w16="http://schemas.microsoft.com/office/word/2018/wordml" xmlns:w16du="http://schemas.microsoft.com/office/word/2023/wordml/word16du" xmlns:w16sdtdh="http://schemas.microsoft.com/office/word/2020/wordml/sdtdatahash" xmlns:w16sdtfl="http://schemas.microsoft.com/office/word/2024/wordml/sdtformatlock" xmlns:w16se="http://schemas.microsoft.com/office/word/2015/wordml/symex" xmlns:wpg="http://schemas.microsoft.com/office/word/2010/wordprocessingGroup" xmlns:wpi="http://schemas.microsoft.com/office/word/2010/wordprocessingInk" xmlns:wne="http://schemas.microsoft.com/office/word/2006/wordml" xmlns:wps="http://schemas.microsoft.com/office/word/2010/wordprocessingShape" mc:Ignorable="w14 w15 w16se w16cid w16 w16cex w16sdtdh w16sdtfl w16du wp14">
+<w:document xmlns:wpc="http://schemas.microsoft.com/office/word/2010/wordprocessingCanvas" xmlns:cx="http://schemas.microsoft.com/office/drawing/2014/chartex" xmlns:cx1="http://schemas.microsoft.com/office/drawing/2015/9/8/chartex" xmlns:cx2="http://schemas.microsoft.com/office/drawing/2015/10/21/chartex" xmlns:cx3="http://schemas.microsoft.com/office/drawing/2016/5/9/chartex" xmlns:cx4="http://schemas.microsoft.com/office/drawing/2016/5/10/chartex" xmlns:cx5="http://schemas.microsoft.com/office/drawing/2016/5/11/chartex" xmlns:cx6="http://schemas.microsoft.com/office/drawing/2016/5/12/chartex" xmlns:cx7="http://schemas.microsoft.com/office/drawing/2016/5/13/chartex" xmlns:cx8="http://schemas.microsoft.com/office/drawing/2016/5/14/chartex" xmlns:mc="http://schemas.openxmlformats.org/markup-compatibility/2006" xmlns:aink="http://schemas.microsoft.com/office/drawing/2016/ink" xmlns:am3d="http://schemas.microsoft.com/office/drawing/2017/model3d" xmlns:o="urn:schemas-microsoft-com:office:office" xmlns:oel="http://schemas.microsoft.com/office/2019/extlst" xmlns:r="http://schemas.openxmlformats.org/officeDocument/2006/relationships" xmlns:m="http://schemas.openxmlformats.org/officeDocument/2006/math" xmlns:v="urn:schemas-microsoft-com:vml" xmlns:wp14="http://schemas.microsoft.com/office/word/2010/wordprocessingDrawing" xmlns:wp="http://schemas.openxmlformats.org/drawingml/2006/wordprocessingDrawing" xmlns:w10="urn:schemas-microsoft-com:office:word" xmlns:w="http://schemas.openxmlformats.org/wordprocessingml/2006/main" xmlns:w14="http://schemas.microsoft.com/office/word/2010/wordml" xmlns:w15="http://schemas.microsoft.com/office/word/2012/wordml" xmlns:w16cei="http://schemas.microsoft.com/office/word/2026/wordml/cei" xmlns:w16cex="http://schemas.microsoft.com/office/word/2018/wordml/cex" xmlns:w16cid="http://schemas.microsoft.com/office/word/2016/wordml/cid" xmlns:w16="http://schemas.microsoft.com/office/word/2018/wordml" xmlns:w16du="http://schemas.microsoft.com/office/word/2023/wordml/word16du" xmlns:w16sdtdh="http://schemas.microsoft.com/office/word/2020/wordml/sdtdatahash" xmlns:w16sdtfl="http://schemas.microsoft.com/office/word/2024/wordml/sdtformatlock" xmlns:w16se="http://schemas.microsoft.com/office/word/2015/wordml/symex" xmlns:wpg="http://schemas.microsoft.com/office/word/2010/wordprocessingGroup" xmlns:wpi="http://schemas.microsoft.com/office/word/2010/wordprocessingInk" xmlns:wne="http://schemas.microsoft.com/office/word/2006/wordml" xmlns:wps="http://schemas.microsoft.com/office/word/2010/wordprocessingShape" mc:Ignorable="w14 w15 w16se w16cid w16 w16cex w16sdtdh w16sdtfl w16du wp14">
   <w:body>
     <w:p>
       <w:pPr>
-        <w:spacing w:line="276" w:lineRule="auto"/>
-        <w:rPr>
-          <w:rFonts w:ascii="Aptos" w:eastAsia="Aptos" w:hAnsi="Aptos" w:cs="Aptos"/>
-        </w:rPr>
-      </w:pPr>
-    </w:p>
-    <w:p>
-      <w:r>
+        <w:rPr>
+          <w:rFonts w:ascii="Aptos" w:eastAsia="Aptos" w:hAnsi="Aptos" w:cs="Aptos"/>
+        </w:rPr>
+      </w:pPr>
+    </w:p>
+    <w:p>
+      <w:pPr>
+        <w:rPr>
+          <w:rFonts w:ascii="Aptos" w:eastAsia="Aptos" w:hAnsi="Aptos" w:cs="Aptos"/>
+        </w:rPr>
+      </w:pPr>
+      <w:r>
+        <w:rPr>
+          <w:rFonts w:ascii="Aptos" w:eastAsia="Aptos" w:hAnsi="Aptos" w:cs="Aptos"/>
+        </w:rPr>
         <w:t>Risk Factor Definition KB (Orchestrator Triage)</w:t>
       </w:r>
     </w:p>
     <w:p>
-      <w:r>
+      <w:pPr>
+        <w:rPr>
+          <w:rFonts w:ascii="Aptos" w:eastAsia="Aptos" w:hAnsi="Aptos" w:cs="Aptos"/>
+        </w:rPr>
+      </w:pPr>
+      <w:r>
+        <w:rPr>
+          <w:rFonts w:ascii="Aptos" w:eastAsia="Aptos" w:hAnsi="Aptos" w:cs="Aptos"/>
+        </w:rPr>
         <w:t xml:space="preserve"> </w:t>
       </w:r>
     </w:p>
     <w:p>
-      <w:r>
+      <w:pPr>
+        <w:rPr>
+          <w:rFonts w:ascii="Aptos" w:eastAsia="Aptos" w:hAnsi="Aptos" w:cs="Aptos"/>
+        </w:rPr>
+      </w:pPr>
+      <w:r>
+        <w:rPr>
+          <w:rFonts w:ascii="Aptos" w:eastAsia="Aptos" w:hAnsi="Aptos" w:cs="Aptos"/>
+        </w:rPr>
         <w:t>## Global Rules</w:t>
       </w:r>
     </w:p>
     <w:p>
-      <w:r>
-        <w:t>* Only dete</w:t>
-      </w:r>
-      <w:r>
-        <w:t>c</w:t>
-      </w:r>
-      <w:r>
-        <w:t>t CLEAR and EXPLICIT signals in clause-like structures.</w:t>
-      </w:r>
-    </w:p>
-    <w:p>
-      <w:r>
+      <w:pPr>
+        <w:rPr>
+          <w:rFonts w:ascii="Aptos" w:eastAsia="Aptos" w:hAnsi="Aptos" w:cs="Aptos"/>
+        </w:rPr>
+      </w:pPr>
+      <w:r>
+        <w:rPr>
+          <w:rFonts w:ascii="Aptos" w:eastAsia="Aptos" w:hAnsi="Aptos" w:cs="Aptos"/>
+        </w:rPr>
+        <w:t>* Only detect CLEAR and EXPLICIT signals in clause-like structures.</w:t>
+      </w:r>
+    </w:p>
+    <w:p>
+      <w:pPr>
+        <w:rPr>
+          <w:rFonts w:ascii="Aptos" w:eastAsia="Aptos" w:hAnsi="Aptos" w:cs="Aptos"/>
+        </w:rPr>
+      </w:pPr>
+      <w:r>
+        <w:rPr>
+          <w:rFonts w:ascii="Aptos" w:eastAsia="Aptos" w:hAnsi="Aptos" w:cs="Aptos"/>
+        </w:rPr>
         <w:t>* Do-not-trigger rules OVERRIDE trigger signals in all cases.</w:t>
       </w:r>
     </w:p>
     <w:p>
-      <w:r>
+      <w:pPr>
+        <w:rPr>
+          <w:rFonts w:ascii="Aptos" w:eastAsia="Aptos" w:hAnsi="Aptos" w:cs="Aptos"/>
+        </w:rPr>
+      </w:pPr>
+      <w:r>
+        <w:rPr>
+          <w:rFonts w:ascii="Aptos" w:eastAsia="Aptos" w:hAnsi="Aptos" w:cs="Aptos"/>
+        </w:rPr>
         <w:t>* Structural logic, including party definitions and defined terms, takes priority over isolated clause wording.</w:t>
       </w:r>
     </w:p>
     <w:p>
-      <w:r>
+      <w:pPr>
+        <w:rPr>
+          <w:rFonts w:ascii="Aptos" w:eastAsia="Aptos" w:hAnsi="Aptos" w:cs="Aptos"/>
+        </w:rPr>
+      </w:pPr>
+      <w:r>
+        <w:rPr>
+          <w:rFonts w:ascii="Aptos" w:eastAsia="Aptos" w:hAnsi="Aptos" w:cs="Aptos"/>
+        </w:rPr>
         <w:t>* Prefer under-detection over over-detection.</w:t>
       </w:r>
     </w:p>
     <w:p>
-      <w:r>
+      <w:pPr>
+        <w:rPr>
+          <w:rFonts w:ascii="Aptos" w:eastAsia="Aptos" w:hAnsi="Aptos" w:cs="Aptos" w:hint="eastAsia"/>
+        </w:rPr>
+      </w:pPr>
+      <w:r>
+        <w:rPr>
+          <w:rFonts w:ascii="Aptos" w:eastAsia="Aptos" w:hAnsi="Aptos" w:cs="Aptos" w:hint="eastAsia"/>
+        </w:rPr>
         <w:t>* If a signal is ambiguous or uncertain → DO NOT route the agent.</w:t>
       </w:r>
     </w:p>
     <w:p>
-      <w:r>
+      <w:pPr>
+        <w:rPr>
+          <w:rFonts w:ascii="Aptos" w:eastAsia="Aptos" w:hAnsi="Aptos" w:cs="Aptos"/>
+        </w:rPr>
+      </w:pPr>
+      <w:r>
+        <w:rPr>
+          <w:rFonts w:ascii="Aptos" w:eastAsia="Aptos" w:hAnsi="Aptos" w:cs="Aptos"/>
+        </w:rPr>
         <w:t>* Prefilter extraction must prioritize clauses containing any Triage Signal keywords defined in this KB.</w:t>
       </w:r>
     </w:p>
     <w:p>
-      <w:r>
-        <w:t>* ALL Triage Signals must be matched using exact phrase matching, case-insensitive.</w:t>
-      </w:r>
-    </w:p>
-    <w:p>
-      <w:r>
+      <w:pPr>
+        <w:rPr>
+          <w:rFonts w:ascii="Aptos" w:eastAsia="Aptos" w:hAnsi="Aptos" w:cs="Aptos"/>
+        </w:rPr>
+      </w:pPr>
+      <w:r>
+        <w:rPr>
+          <w:rFonts w:ascii="Aptos" w:eastAsia="Aptos" w:hAnsi="Aptos" w:cs="Aptos"/>
+        </w:rPr>
+        <w:t xml:space="preserve">* ALL Triage Signals must be matched using exact phrase matching, </w:t>
+      </w:r>
+      <w:proofErr w:type="gramStart"/>
+      <w:r>
+        <w:rPr>
+          <w:rFonts w:ascii="Aptos" w:eastAsia="Aptos" w:hAnsi="Aptos" w:cs="Aptos"/>
+        </w:rPr>
+        <w:t>case-insensitive</w:t>
+      </w:r>
+      <w:proofErr w:type="gramEnd"/>
+      <w:r>
+        <w:rPr>
+          <w:rFonts w:ascii="Aptos" w:eastAsia="Aptos" w:hAnsi="Aptos" w:cs="Aptos"/>
+        </w:rPr>
+        <w:t>.</w:t>
+      </w:r>
+    </w:p>
+    <w:p>
+      <w:pPr>
+        <w:rPr>
+          <w:rFonts w:ascii="Aptos" w:eastAsia="Aptos" w:hAnsi="Aptos" w:cs="Aptos"/>
+        </w:rPr>
+      </w:pPr>
+      <w:r>
+        <w:rPr>
+          <w:rFonts w:ascii="Aptos" w:eastAsia="Aptos" w:hAnsi="Aptos" w:cs="Aptos"/>
+        </w:rPr>
         <w:t>* Partial or substring matches MUST NOT trigger a signal.</w:t>
       </w:r>
     </w:p>
     <w:p>
-      <w:r>
-        <w:t>* Do NOT route based only on headings unless the clause body contains a matching triage signal.</w:t>
-      </w:r>
-    </w:p>
-    <w:p>
-      <w:r>
-        <w:t>* Do NOT route based only on standard NDA confidentiality language unless the clause also contains a specific triage signal below.</w:t>
-      </w:r>
-    </w:p>
-    <w:p>
-      <w:r>
+      <w:pPr>
+        <w:rPr>
+          <w:rFonts w:ascii="Aptos" w:eastAsia="Aptos" w:hAnsi="Aptos" w:cs="Aptos"/>
+        </w:rPr>
+      </w:pPr>
+      <w:r>
+        <w:rPr>
+          <w:rFonts w:ascii="Aptos" w:eastAsia="Aptos" w:hAnsi="Aptos" w:cs="Aptos"/>
+        </w:rPr>
+        <w:t xml:space="preserve">* Do NOT route </w:t>
+      </w:r>
+      <w:proofErr w:type="gramStart"/>
+      <w:r>
+        <w:rPr>
+          <w:rFonts w:ascii="Aptos" w:eastAsia="Aptos" w:hAnsi="Aptos" w:cs="Aptos"/>
+        </w:rPr>
+        <w:t>based</w:t>
+      </w:r>
+      <w:proofErr w:type="gramEnd"/>
+      <w:r>
+        <w:rPr>
+          <w:rFonts w:ascii="Aptos" w:eastAsia="Aptos" w:hAnsi="Aptos" w:cs="Aptos"/>
+        </w:rPr>
+        <w:t xml:space="preserve"> only on headings unless the clause body contains a matching triage signal.</w:t>
+      </w:r>
+    </w:p>
+    <w:p>
+      <w:pPr>
+        <w:rPr>
+          <w:rFonts w:ascii="Aptos" w:eastAsia="Aptos" w:hAnsi="Aptos" w:cs="Aptos"/>
+        </w:rPr>
+      </w:pPr>
+      <w:r>
+        <w:rPr>
+          <w:rFonts w:ascii="Aptos" w:eastAsia="Aptos" w:hAnsi="Aptos" w:cs="Aptos"/>
+        </w:rPr>
+        <w:t xml:space="preserve">* Do NOT route </w:t>
+      </w:r>
+      <w:proofErr w:type="gramStart"/>
+      <w:r>
+        <w:rPr>
+          <w:rFonts w:ascii="Aptos" w:eastAsia="Aptos" w:hAnsi="Aptos" w:cs="Aptos"/>
+        </w:rPr>
+        <w:t>based</w:t>
+      </w:r>
+      <w:proofErr w:type="gramEnd"/>
+      <w:r>
+        <w:rPr>
+          <w:rFonts w:ascii="Aptos" w:eastAsia="Aptos" w:hAnsi="Aptos" w:cs="Aptos"/>
+        </w:rPr>
+        <w:t xml:space="preserve"> only on standard NDA confidentiality language unless the clause also contains a specific triage signal below.</w:t>
+      </w:r>
+    </w:p>
+    <w:p>
+      <w:pPr>
+        <w:rPr>
+          <w:rFonts w:ascii="Aptos" w:eastAsia="Aptos" w:hAnsi="Aptos" w:cs="Aptos"/>
+        </w:rPr>
+      </w:pPr>
+      <w:r>
+        <w:rPr>
+          <w:rFonts w:ascii="Aptos" w:eastAsia="Aptos" w:hAnsi="Aptos" w:cs="Aptos"/>
+        </w:rPr>
         <w:t>* Do NOT treat acceptable playbook language as a risk.</w:t>
       </w:r>
     </w:p>
     <w:p>
-      <w:r>
+      <w:pPr>
+        <w:rPr>
+          <w:rFonts w:ascii="Aptos" w:eastAsia="Aptos" w:hAnsi="Aptos" w:cs="Aptos"/>
+        </w:rPr>
+      </w:pPr>
+      <w:r>
+        <w:rPr>
+          <w:rFonts w:ascii="Aptos" w:eastAsia="Aptos" w:hAnsi="Aptos" w:cs="Aptos"/>
+        </w:rPr>
         <w:t>* Do NOT generate mitigation language. Big Rock agents are responsible for risk confirmation and mitigation language.</w:t>
       </w:r>
     </w:p>
     <w:p>
-      <w:r>
+      <w:pPr>
+        <w:rPr>
+          <w:rFonts w:ascii="Aptos" w:eastAsia="Aptos" w:hAnsi="Aptos" w:cs="Aptos"/>
+        </w:rPr>
+      </w:pPr>
+    </w:p>
+    <w:p>
+      <w:pPr>
+        <w:rPr>
+          <w:rFonts w:ascii="Aptos" w:eastAsia="Aptos" w:hAnsi="Aptos" w:cs="Aptos"/>
+        </w:rPr>
+      </w:pPr>
+    </w:p>
+    <w:p>
+      <w:pPr>
+        <w:rPr>
+          <w:rFonts w:ascii="Aptos" w:eastAsia="Aptos" w:hAnsi="Aptos" w:cs="Aptos"/>
+        </w:rPr>
+      </w:pPr>
+      <w:r>
+        <w:rPr>
+          <w:rFonts w:ascii="Aptos" w:eastAsia="Aptos" w:hAnsi="Aptos" w:cs="Aptos"/>
+        </w:rPr>
+        <w:t># Routing Execution Rules</w:t>
+      </w:r>
+    </w:p>
+    <w:p>
+      <w:pPr>
+        <w:rPr>
+          <w:rFonts w:ascii="Aptos" w:eastAsia="Aptos" w:hAnsi="Aptos" w:cs="Aptos"/>
+        </w:rPr>
+      </w:pPr>
+      <w:r>
+        <w:rPr>
+          <w:rFonts w:ascii="Aptos" w:eastAsia="Aptos" w:hAnsi="Aptos" w:cs="Aptos"/>
+        </w:rPr>
+        <w:t>* After completing triage across all risk categories, route ALL triggered risk categories to their respective Big Rock agents SIMULTANEOUSLY in parallel. Do NOT wait for one Big Rock agent to complete before routing to the next.</w:t>
+      </w:r>
+    </w:p>
+    <w:p>
+      <w:pPr>
+        <w:rPr>
+          <w:rFonts w:ascii="Aptos" w:eastAsia="Aptos" w:hAnsi="Aptos" w:cs="Aptos"/>
+        </w:rPr>
+      </w:pPr>
+      <w:r>
+        <w:rPr>
+          <w:rFonts w:ascii="Aptos" w:eastAsia="Aptos" w:hAnsi="Aptos" w:cs="Aptos"/>
+        </w:rPr>
+        <w:lastRenderedPageBreak/>
+        <w:t>* Collect and merge all Big Rock agent results only after ALL triggered agents have completed. Do not return partial results to the caller.</w:t>
+      </w:r>
+    </w:p>
+    <w:p>
+      <w:pPr>
+        <w:rPr>
+          <w:rFonts w:ascii="Aptos" w:eastAsia="Aptos" w:hAnsi="Aptos" w:cs="Aptos"/>
+        </w:rPr>
+      </w:pPr>
+      <w:r>
+        <w:rPr>
+          <w:rFonts w:ascii="Aptos" w:eastAsia="Aptos" w:hAnsi="Aptos" w:cs="Aptos"/>
+        </w:rPr>
+        <w:t>* If NO triage signals are detected across ALL risk categories after scanning the full document, return immediately with all risk categories as not triggered. Do NOT invoke any Big Rock agents.</w:t>
+      </w:r>
+    </w:p>
+    <w:p>
+      <w:pPr>
+        <w:rPr>
+          <w:rFonts w:ascii="Aptos" w:eastAsia="Aptos" w:hAnsi="Aptos" w:cs="Aptos"/>
+        </w:rPr>
+      </w:pPr>
+      <w:r>
+        <w:rPr>
+          <w:rFonts w:ascii="Aptos" w:eastAsia="Aptos" w:hAnsi="Aptos" w:cs="Aptos"/>
+        </w:rPr>
+        <w:t xml:space="preserve">* For each triggered risk category, extract the FULL numbered section or clause containing the matched triage signal(s), including ALL sentences within that section from its opening to its closing boundary. Do NOT extract individual sentences </w:t>
+      </w:r>
+      <w:proofErr w:type="gramStart"/>
+      <w:r>
+        <w:rPr>
+          <w:rFonts w:ascii="Aptos" w:eastAsia="Aptos" w:hAnsi="Aptos" w:cs="Aptos"/>
+        </w:rPr>
+        <w:t>in</w:t>
+      </w:r>
+      <w:proofErr w:type="gramEnd"/>
+      <w:r>
+        <w:rPr>
+          <w:rFonts w:ascii="Aptos" w:eastAsia="Aptos" w:hAnsi="Aptos" w:cs="Aptos"/>
+        </w:rPr>
+        <w:t xml:space="preserve"> isolation. Include the immediately preceding and following full section for context. Pass these complete sections as the primary input to the corresponding Big Rock agent.</w:t>
+      </w:r>
+    </w:p>
+    <w:p>
+      <w:pPr>
+        <w:rPr>
+          <w:rFonts w:ascii="Aptos" w:eastAsia="Aptos" w:hAnsi="Aptos" w:cs="Aptos"/>
+        </w:rPr>
+      </w:pPr>
+      <w:r>
+        <w:rPr>
+          <w:rFonts w:ascii="Aptos" w:eastAsia="Aptos" w:hAnsi="Aptos" w:cs="Aptos"/>
+        </w:rPr>
+        <w:t>* Append the full document text after the snippets as a reference. The Big Rock agent must prioritize the pre-extracted snippets but may consult the full document if additional context is required.</w:t>
+      </w:r>
+    </w:p>
+    <w:p>
+      <w:pPr>
+        <w:rPr>
+          <w:rFonts w:ascii="Aptos" w:eastAsia="Aptos" w:hAnsi="Aptos" w:cs="Aptos"/>
+        </w:rPr>
+      </w:pPr>
+    </w:p>
+    <w:p>
+      <w:pPr>
+        <w:rPr>
+          <w:rFonts w:ascii="Aptos" w:eastAsia="Aptos" w:hAnsi="Aptos" w:cs="Aptos"/>
+        </w:rPr>
+      </w:pPr>
+      <w:r>
+        <w:rPr>
+          <w:rFonts w:ascii="Aptos" w:eastAsia="Aptos" w:hAnsi="Aptos" w:cs="Aptos"/>
+        </w:rPr>
+        <w:t># 1. Unilateral NDA</w:t>
+      </w:r>
+    </w:p>
+    <w:p>
+      <w:pPr>
+        <w:rPr>
+          <w:rFonts w:ascii="Aptos" w:eastAsia="Aptos" w:hAnsi="Aptos" w:cs="Aptos"/>
+        </w:rPr>
+      </w:pPr>
+      <w:r>
+        <w:rPr>
+          <w:rFonts w:ascii="Aptos" w:eastAsia="Aptos" w:hAnsi="Aptos" w:cs="Aptos"/>
+        </w:rPr>
+        <w:t>Type: STRUCTURAL</w:t>
+      </w:r>
+    </w:p>
+    <w:p>
+      <w:pPr>
+        <w:rPr>
+          <w:rFonts w:ascii="Aptos" w:eastAsia="Aptos" w:hAnsi="Aptos" w:cs="Aptos"/>
+        </w:rPr>
+      </w:pPr>
+      <w:r>
+        <w:rPr>
+          <w:rFonts w:ascii="Aptos" w:eastAsia="Aptos" w:hAnsi="Aptos" w:cs="Aptos"/>
+        </w:rPr>
+        <w:t>## Definition</w:t>
+      </w:r>
+    </w:p>
+    <w:p>
+      <w:pPr>
+        <w:rPr>
+          <w:rFonts w:ascii="Aptos" w:eastAsia="Aptos" w:hAnsi="Aptos" w:cs="Aptos"/>
+        </w:rPr>
+      </w:pPr>
+      <w:r>
+        <w:rPr>
+          <w:rFonts w:ascii="Aptos" w:eastAsia="Aptos" w:hAnsi="Aptos" w:cs="Aptos"/>
+        </w:rPr>
+        <w:t>NDA where confidentiality obligations apply in one direction only. One party is designated solely as the Disclosing Party and the other solely as the Receiving Party, with no mutual obligations protecting Accenture’s confidential information.</w:t>
+      </w:r>
+    </w:p>
+    <w:p>
+      <w:pPr>
+        <w:rPr>
+          <w:rFonts w:ascii="Aptos" w:eastAsia="Aptos" w:hAnsi="Aptos" w:cs="Aptos"/>
+        </w:rPr>
+      </w:pPr>
+      <w:r>
+        <w:rPr>
+          <w:rFonts w:ascii="Aptos" w:eastAsia="Aptos" w:hAnsi="Aptos" w:cs="Aptos"/>
+        </w:rPr>
+        <w:t>## Triage Signals</w:t>
+      </w:r>
+    </w:p>
+    <w:p>
+      <w:pPr>
+        <w:rPr>
+          <w:rFonts w:ascii="Aptos" w:eastAsia="Aptos" w:hAnsi="Aptos" w:cs="Aptos"/>
+        </w:rPr>
+      </w:pPr>
+      <w:r>
+        <w:rPr>
+          <w:rFonts w:ascii="Aptos" w:eastAsia="Aptos" w:hAnsi="Aptos" w:cs="Aptos"/>
+        </w:rPr>
+        <w:t>Route only if one or more of the following clear structural signals appears:</w:t>
+      </w:r>
+    </w:p>
+    <w:p>
+      <w:pPr>
+        <w:rPr>
+          <w:rFonts w:ascii="Aptos" w:eastAsia="Aptos" w:hAnsi="Aptos" w:cs="Aptos"/>
+        </w:rPr>
+      </w:pPr>
+      <w:r>
+        <w:rPr>
+          <w:rFonts w:ascii="Aptos" w:eastAsia="Aptos" w:hAnsi="Aptos" w:cs="Aptos"/>
+        </w:rPr>
+        <w:t>* “Only one party is defined as Disclosing Party”</w:t>
+      </w:r>
+    </w:p>
+    <w:p>
+      <w:pPr>
+        <w:rPr>
+          <w:rFonts w:ascii="Aptos" w:eastAsia="Aptos" w:hAnsi="Aptos" w:cs="Aptos"/>
+        </w:rPr>
+      </w:pPr>
+      <w:r>
+        <w:rPr>
+          <w:rFonts w:ascii="Aptos" w:eastAsia="Aptos" w:hAnsi="Aptos" w:cs="Aptos"/>
+        </w:rPr>
+        <w:t>* “Only one party is defined as Receiving Party”</w:t>
+      </w:r>
+    </w:p>
+    <w:p>
+      <w:pPr>
+        <w:rPr>
+          <w:rFonts w:ascii="Aptos" w:eastAsia="Aptos" w:hAnsi="Aptos" w:cs="Aptos"/>
+        </w:rPr>
+      </w:pPr>
+      <w:r>
+        <w:rPr>
+          <w:rFonts w:ascii="Aptos" w:eastAsia="Aptos" w:hAnsi="Aptos" w:cs="Aptos"/>
+        </w:rPr>
+        <w:t>* “Accenture is defined only as Receiving Party”</w:t>
+      </w:r>
+    </w:p>
+    <w:p>
+      <w:pPr>
+        <w:rPr>
+          <w:rFonts w:ascii="Aptos" w:eastAsia="Aptos" w:hAnsi="Aptos" w:cs="Aptos"/>
+        </w:rPr>
+      </w:pPr>
+      <w:r>
+        <w:rPr>
+          <w:rFonts w:ascii="Aptos" w:eastAsia="Aptos" w:hAnsi="Aptos" w:cs="Aptos"/>
+        </w:rPr>
+        <w:t>* “Counterparty is defined only as Disclosing Party”</w:t>
+      </w:r>
+    </w:p>
+    <w:p>
+      <w:pPr>
+        <w:rPr>
+          <w:rFonts w:ascii="Aptos" w:eastAsia="Aptos" w:hAnsi="Aptos" w:cs="Aptos"/>
+        </w:rPr>
+      </w:pPr>
+      <w:r>
+        <w:rPr>
+          <w:rFonts w:ascii="Aptos" w:eastAsia="Aptos" w:hAnsi="Aptos" w:cs="Aptos"/>
+        </w:rPr>
+        <w:t>* “Confidential Information is scoped only to one party’s information”</w:t>
+      </w:r>
+    </w:p>
+    <w:p>
+      <w:pPr>
+        <w:rPr>
+          <w:rFonts w:ascii="Aptos" w:eastAsia="Aptos" w:hAnsi="Aptos" w:cs="Aptos"/>
+        </w:rPr>
+      </w:pPr>
+      <w:r>
+        <w:rPr>
+          <w:rFonts w:ascii="Aptos" w:eastAsia="Aptos" w:hAnsi="Aptos" w:cs="Aptos"/>
+        </w:rPr>
+        <w:t>* “Confidential Information means information of the First Party only”</w:t>
+      </w:r>
+    </w:p>
+    <w:p>
+      <w:pPr>
+        <w:rPr>
+          <w:rFonts w:ascii="Aptos" w:eastAsia="Aptos" w:hAnsi="Aptos" w:cs="Aptos"/>
+        </w:rPr>
+      </w:pPr>
+      <w:r>
+        <w:rPr>
+          <w:rFonts w:ascii="Aptos" w:eastAsia="Aptos" w:hAnsi="Aptos" w:cs="Aptos"/>
+        </w:rPr>
+        <w:t>* “Confidential Information means information of the Company only”</w:t>
+      </w:r>
+    </w:p>
+    <w:p>
+      <w:pPr>
+        <w:rPr>
+          <w:rFonts w:ascii="Aptos" w:eastAsia="Aptos" w:hAnsi="Aptos" w:cs="Aptos"/>
+        </w:rPr>
+      </w:pPr>
+      <w:r>
+        <w:rPr>
+          <w:rFonts w:ascii="Aptos" w:eastAsia="Aptos" w:hAnsi="Aptos" w:cs="Aptos"/>
+        </w:rPr>
+        <w:lastRenderedPageBreak/>
+        <w:t>* “Confidential Information means information of the Client only”</w:t>
+      </w:r>
+    </w:p>
+    <w:p>
+      <w:pPr>
+        <w:rPr>
+          <w:rFonts w:ascii="Aptos" w:eastAsia="Aptos" w:hAnsi="Aptos" w:cs="Aptos"/>
+        </w:rPr>
+      </w:pPr>
+      <w:r>
+        <w:rPr>
+          <w:rFonts w:ascii="Aptos" w:eastAsia="Aptos" w:hAnsi="Aptos" w:cs="Aptos"/>
+        </w:rPr>
+        <w:t>* “One-way confidentiality obligations”</w:t>
+      </w:r>
+    </w:p>
+    <w:p>
+      <w:pPr>
+        <w:rPr>
+          <w:rFonts w:ascii="Aptos" w:eastAsia="Aptos" w:hAnsi="Aptos" w:cs="Aptos"/>
+        </w:rPr>
+      </w:pPr>
+      <w:r>
+        <w:rPr>
+          <w:rFonts w:ascii="Aptos" w:eastAsia="Aptos" w:hAnsi="Aptos" w:cs="Aptos"/>
+        </w:rPr>
+        <w:t>* “Preamble or recitals describe disclosure by only one party to the other”</w:t>
+      </w:r>
+    </w:p>
+    <w:p>
+      <w:pPr>
+        <w:rPr>
+          <w:rFonts w:ascii="Aptos" w:eastAsia="Aptos" w:hAnsi="Aptos" w:cs="Aptos"/>
+        </w:rPr>
+      </w:pPr>
+      <w:r>
+        <w:rPr>
+          <w:rFonts w:ascii="Aptos" w:eastAsia="Aptos" w:hAnsi="Aptos" w:cs="Aptos"/>
+        </w:rPr>
+        <w:t>* “Accenture will receive and have access to information concerning the counterparty only”</w:t>
+      </w:r>
+    </w:p>
+    <w:p>
+      <w:pPr>
+        <w:rPr>
+          <w:rFonts w:ascii="Aptos" w:eastAsia="Aptos" w:hAnsi="Aptos" w:cs="Aptos"/>
+        </w:rPr>
+      </w:pPr>
+      <w:r>
+        <w:rPr>
+          <w:rFonts w:ascii="Aptos" w:eastAsia="Aptos" w:hAnsi="Aptos" w:cs="Aptos"/>
+        </w:rPr>
+        <w:t>* “NDA protects information obtained from or disclosed by or on behalf of only one party”</w:t>
+      </w:r>
+    </w:p>
+    <w:p>
+      <w:pPr>
+        <w:rPr>
+          <w:rFonts w:ascii="Aptos" w:eastAsia="Aptos" w:hAnsi="Aptos" w:cs="Aptos"/>
+        </w:rPr>
+      </w:pPr>
+      <w:r>
+        <w:rPr>
+          <w:rFonts w:ascii="Aptos" w:eastAsia="Aptos" w:hAnsi="Aptos" w:cs="Aptos"/>
+        </w:rPr>
+        <w:t>* “furnished to you by or on behalf of the Company”</w:t>
+      </w:r>
+    </w:p>
+    <w:p>
+      <w:pPr>
+        <w:rPr>
+          <w:rFonts w:ascii="Aptos" w:eastAsia="Aptos" w:hAnsi="Aptos" w:cs="Aptos"/>
+        </w:rPr>
+      </w:pPr>
+      <w:r>
+        <w:rPr>
+          <w:rFonts w:ascii="Aptos" w:eastAsia="Aptos" w:hAnsi="Aptos" w:cs="Aptos"/>
+        </w:rPr>
+        <w:t>* “information concerning the Company”</w:t>
+      </w:r>
+    </w:p>
+    <w:p>
+      <w:pPr>
+        <w:rPr>
+          <w:rFonts w:ascii="Aptos" w:eastAsia="Aptos" w:hAnsi="Aptos" w:cs="Aptos"/>
+        </w:rPr>
+      </w:pPr>
+      <w:r>
+        <w:rPr>
+          <w:rFonts w:ascii="Aptos" w:eastAsia="Aptos" w:hAnsi="Aptos" w:cs="Aptos"/>
+        </w:rPr>
+        <w:t>* “Evaluation Material”</w:t>
+      </w:r>
+    </w:p>
+    <w:p>
+      <w:pPr>
+        <w:rPr>
+          <w:rFonts w:ascii="Aptos" w:eastAsia="Aptos" w:hAnsi="Aptos" w:cs="Aptos"/>
+        </w:rPr>
+      </w:pPr>
+      <w:r>
+        <w:rPr>
+          <w:rFonts w:ascii="Aptos" w:eastAsia="Aptos" w:hAnsi="Aptos" w:cs="Aptos"/>
+        </w:rPr>
+        <w:t>* “you agree to treat any information concerning the Company”</w:t>
+      </w:r>
+    </w:p>
+    <w:p>
+      <w:pPr>
+        <w:rPr>
+          <w:rFonts w:ascii="Aptos" w:eastAsia="Aptos" w:hAnsi="Aptos" w:cs="Aptos"/>
+        </w:rPr>
+      </w:pPr>
+      <w:r>
+        <w:rPr>
+          <w:rFonts w:ascii="Aptos" w:eastAsia="Aptos" w:hAnsi="Aptos" w:cs="Aptos"/>
+        </w:rPr>
+        <w:t>* “you and your Representatives will use the Evaluation Material”</w:t>
+      </w:r>
+    </w:p>
+    <w:p>
+      <w:pPr>
+        <w:rPr>
+          <w:rFonts w:ascii="Aptos" w:eastAsia="Aptos" w:hAnsi="Aptos" w:cs="Aptos"/>
+        </w:rPr>
+      </w:pPr>
+      <w:r>
+        <w:rPr>
+          <w:rFonts w:ascii="Aptos" w:eastAsia="Aptos" w:hAnsi="Aptos" w:cs="Aptos"/>
+        </w:rPr>
+        <w:t>* “Evaluation Material may be disclosed to your Representatives”</w:t>
+      </w:r>
+    </w:p>
+    <w:p>
+      <w:pPr>
+        <w:rPr>
+          <w:rFonts w:ascii="Aptos" w:eastAsia="Aptos" w:hAnsi="Aptos" w:cs="Aptos"/>
+        </w:rPr>
+      </w:pPr>
+      <w:r>
+        <w:rPr>
+          <w:rFonts w:ascii="Aptos" w:eastAsia="Aptos" w:hAnsi="Aptos" w:cs="Aptos"/>
+        </w:rPr>
+        <w:t>* “Company is and shall remain the exclusive owner of any confidential or proprietary Evaluation Material”</w:t>
+      </w:r>
+    </w:p>
+    <w:p>
+      <w:pPr>
+        <w:rPr>
+          <w:rFonts w:ascii="Aptos" w:eastAsia="Aptos" w:hAnsi="Aptos" w:cs="Aptos"/>
+        </w:rPr>
+      </w:pPr>
+      <w:r>
+        <w:rPr>
+          <w:rFonts w:ascii="Aptos" w:eastAsia="Aptos" w:hAnsi="Aptos" w:cs="Aptos"/>
+        </w:rPr>
+        <w:t>* Clause contains BOTH:</w:t>
+      </w:r>
+    </w:p>
+    <w:p>
+      <w:pPr>
+        <w:rPr>
+          <w:rFonts w:ascii="Aptos" w:eastAsia="Aptos" w:hAnsi="Aptos" w:cs="Aptos"/>
+        </w:rPr>
+      </w:pPr>
+      <w:r>
+        <w:rPr>
+          <w:rFonts w:ascii="Aptos" w:eastAsia="Aptos" w:hAnsi="Aptos" w:cs="Aptos"/>
+        </w:rPr>
+        <w:t xml:space="preserve">  * “Evaluation Material”</w:t>
+      </w:r>
+    </w:p>
+    <w:p>
+      <w:pPr>
+        <w:rPr>
+          <w:rFonts w:ascii="Aptos" w:eastAsia="Aptos" w:hAnsi="Aptos" w:cs="Aptos"/>
+        </w:rPr>
+      </w:pPr>
+      <w:r>
+        <w:rPr>
+          <w:rFonts w:ascii="Aptos" w:eastAsia="Aptos" w:hAnsi="Aptos" w:cs="Aptos"/>
+        </w:rPr>
+        <w:t xml:space="preserve">  * “furnished to you by or on behalf of the Company”</w:t>
+      </w:r>
+    </w:p>
+    <w:p>
+      <w:pPr>
+        <w:rPr>
+          <w:rFonts w:ascii="Aptos" w:eastAsia="Aptos" w:hAnsi="Aptos" w:cs="Aptos"/>
+        </w:rPr>
+      </w:pPr>
+      <w:r>
+        <w:rPr>
+          <w:rFonts w:ascii="Aptos" w:eastAsia="Aptos" w:hAnsi="Aptos" w:cs="Aptos"/>
+        </w:rPr>
+        <w:t>* Clause contains BOTH:</w:t>
+      </w:r>
+    </w:p>
+    <w:p>
+      <w:pPr>
+        <w:rPr>
+          <w:rFonts w:ascii="Aptos" w:eastAsia="Aptos" w:hAnsi="Aptos" w:cs="Aptos"/>
+        </w:rPr>
+      </w:pPr>
+      <w:r>
+        <w:rPr>
+          <w:rFonts w:ascii="Aptos" w:eastAsia="Aptos" w:hAnsi="Aptos" w:cs="Aptos"/>
+        </w:rPr>
+        <w:t xml:space="preserve">  * “you and your Representatives”</w:t>
+      </w:r>
+    </w:p>
+    <w:p>
+      <w:pPr>
+        <w:rPr>
+          <w:rFonts w:ascii="Aptos" w:eastAsia="Aptos" w:hAnsi="Aptos" w:cs="Aptos"/>
+        </w:rPr>
+      </w:pPr>
+      <w:r>
+        <w:rPr>
+          <w:rFonts w:ascii="Aptos" w:eastAsia="Aptos" w:hAnsi="Aptos" w:cs="Aptos"/>
+        </w:rPr>
+        <w:t xml:space="preserve">  * “Evaluation Material”</w:t>
+      </w:r>
+    </w:p>
+    <w:p>
+      <w:pPr>
+        <w:rPr>
+          <w:rFonts w:ascii="Aptos" w:eastAsia="Aptos" w:hAnsi="Aptos" w:cs="Aptos"/>
+        </w:rPr>
+      </w:pPr>
+      <w:r>
+        <w:rPr>
+          <w:rFonts w:ascii="Aptos" w:eastAsia="Aptos" w:hAnsi="Aptos" w:cs="Aptos"/>
+        </w:rPr>
+        <w:t>* Clause contains BOTH:</w:t>
+      </w:r>
+    </w:p>
+    <w:p>
+      <w:pPr>
+        <w:rPr>
+          <w:rFonts w:ascii="Aptos" w:eastAsia="Aptos" w:hAnsi="Aptos" w:cs="Aptos"/>
+        </w:rPr>
+      </w:pPr>
+      <w:r>
+        <w:rPr>
+          <w:rFonts w:ascii="Aptos" w:eastAsia="Aptos" w:hAnsi="Aptos" w:cs="Aptos"/>
+        </w:rPr>
+        <w:t xml:space="preserve">  * “information concerning the Company”</w:t>
+      </w:r>
+    </w:p>
+    <w:p>
+      <w:pPr>
+        <w:rPr>
+          <w:rFonts w:ascii="Aptos" w:eastAsia="Aptos" w:hAnsi="Aptos" w:cs="Aptos"/>
+        </w:rPr>
+      </w:pPr>
+      <w:r>
+        <w:rPr>
+          <w:rFonts w:ascii="Aptos" w:eastAsia="Aptos" w:hAnsi="Aptos" w:cs="Aptos"/>
+        </w:rPr>
+        <w:t xml:space="preserve">  * “furnished to you”</w:t>
+      </w:r>
+    </w:p>
+    <w:p>
+      <w:pPr>
+        <w:rPr>
+          <w:rFonts w:ascii="Aptos" w:eastAsia="Aptos" w:hAnsi="Aptos" w:cs="Aptos"/>
+        </w:rPr>
+      </w:pPr>
+      <w:r>
+        <w:rPr>
+          <w:rFonts w:ascii="Aptos" w:eastAsia="Aptos" w:hAnsi="Aptos" w:cs="Aptos"/>
+        </w:rPr>
         <w:t xml:space="preserve"> </w:t>
       </w:r>
     </w:p>
-    <w:p/>
-    <w:p/>
-    <w:p/>
-    <w:p/>
-    <w:p/>
-    <w:p>
-      <w:r>
+    <w:p>
+      <w:pPr>
+        <w:rPr>
+          <w:rFonts w:ascii="Aptos" w:eastAsia="Aptos" w:hAnsi="Aptos" w:cs="Aptos"/>
+        </w:rPr>
+      </w:pPr>
+      <w:r>
+        <w:rPr>
+          <w:rFonts w:ascii="Aptos" w:eastAsia="Aptos" w:hAnsi="Aptos" w:cs="Aptos"/>
+        </w:rPr>
+        <w:t>## Do NOT Trigger</w:t>
+      </w:r>
+    </w:p>
+    <w:p>
+      <w:pPr>
+        <w:rPr>
+          <w:rFonts w:ascii="Aptos" w:eastAsia="Aptos" w:hAnsi="Aptos" w:cs="Aptos"/>
+        </w:rPr>
+      </w:pPr>
+      <w:r>
+        <w:rPr>
+          <w:rFonts w:ascii="Aptos" w:eastAsia="Aptos" w:hAnsi="Aptos" w:cs="Aptos"/>
+        </w:rPr>
+        <w:t>* Mutual exchange of information using “each party”</w:t>
+      </w:r>
+    </w:p>
+    <w:p>
+      <w:pPr>
+        <w:rPr>
+          <w:rFonts w:ascii="Aptos" w:eastAsia="Aptos" w:hAnsi="Aptos" w:cs="Aptos"/>
+        </w:rPr>
+      </w:pPr>
+      <w:r>
+        <w:rPr>
+          <w:rFonts w:ascii="Aptos" w:eastAsia="Aptos" w:hAnsi="Aptos" w:cs="Aptos"/>
+        </w:rPr>
+        <w:t>* Mutual exchange of information using “either party”</w:t>
+      </w:r>
+    </w:p>
+    <w:p>
+      <w:pPr>
+        <w:rPr>
+          <w:rFonts w:ascii="Aptos" w:eastAsia="Aptos" w:hAnsi="Aptos" w:cs="Aptos"/>
+        </w:rPr>
+      </w:pPr>
+      <w:r>
+        <w:rPr>
+          <w:rFonts w:ascii="Aptos" w:eastAsia="Aptos" w:hAnsi="Aptos" w:cs="Aptos"/>
+        </w:rPr>
         <w:lastRenderedPageBreak/>
-        <w:t># 1. Unilateral NDA</w:t>
-      </w:r>
-    </w:p>
-    <w:p>
-      <w:r>
-        <w:t>Type: STRUCTURAL</w:t>
-      </w:r>
-    </w:p>
-    <w:p>
-      <w:r>
-        <w:t>## Definition</w:t>
-      </w:r>
-    </w:p>
-    <w:p>
-      <w:r>
-        <w:t>NDA where confidentiality obligations apply in one direction only. One party is designated solely as the Disclosing Party and the other solely as the Receiving Party, with no mutual obligations protecting Accenture’s confidential information.</w:t>
-      </w:r>
-    </w:p>
-    <w:p>
-      <w:r>
-        <w:t>## Triage Signals</w:t>
-      </w:r>
-    </w:p>
-    <w:p>
-      <w:r>
-        <w:t>Route only if one or more of the following clear structural signals appears:</w:t>
-      </w:r>
-    </w:p>
-    <w:p>
-      <w:r>
-        <w:t>* “Only one party is defined as Disclosing Party”</w:t>
-      </w:r>
-    </w:p>
-    <w:p>
-      <w:r>
-        <w:t>* “Only one party is defined as Receiving Party”</w:t>
-      </w:r>
-    </w:p>
-    <w:p>
-      <w:r>
-        <w:t>* “Accenture is defined only as Receiving Party”</w:t>
-      </w:r>
-    </w:p>
-    <w:p>
-      <w:r>
-        <w:t>* “Counterparty is defined only as Disclosing Party”</w:t>
-      </w:r>
-    </w:p>
-    <w:p>
-      <w:r>
-        <w:t>* “Confidential Information is scoped only to one party’s information”</w:t>
-      </w:r>
-    </w:p>
-    <w:p>
-      <w:r>
-        <w:t>* “Confidential Information means information of the First Party only”</w:t>
-      </w:r>
-    </w:p>
-    <w:p>
-      <w:r>
-        <w:t>* “Confidential Information means information of the Company only”</w:t>
-      </w:r>
-    </w:p>
-    <w:p>
-      <w:r>
-        <w:t>* “Confidential Information means information of the Client only”</w:t>
-      </w:r>
-    </w:p>
-    <w:p>
-      <w:r>
-        <w:t>* “One-way confidentiality obligations”</w:t>
-      </w:r>
-    </w:p>
-    <w:p>
-      <w:r>
-        <w:t>* “Preamble or recitals describe disclosure by only one party to the other”</w:t>
-      </w:r>
-    </w:p>
-    <w:p>
-      <w:r>
-        <w:t>* “Accenture will receive and have access to information concerning the counterparty only”</w:t>
-      </w:r>
-    </w:p>
-    <w:p>
-      <w:r>
-        <w:t>* “NDA protects information obtained from or disclosed by or on behalf of only one party”</w:t>
-      </w:r>
-    </w:p>
-    <w:p>
-      <w:r>
-        <w:t>* “furnished to you by or on behalf of the Company”</w:t>
-      </w:r>
-    </w:p>
-    <w:p>
-      <w:r>
-        <w:t>* “information concerning the Company”</w:t>
-      </w:r>
-    </w:p>
-    <w:p>
-      <w:r>
-        <w:t>* “Evaluation Material”</w:t>
-      </w:r>
-    </w:p>
-    <w:p>
-      <w:r>
-        <w:t>* “you agree to treat any information concerning the Company”</w:t>
-      </w:r>
-    </w:p>
-    <w:p>
-      <w:r>
-        <w:t>* “you and your Representatives will use the Evaluation Material”</w:t>
-      </w:r>
-    </w:p>
-    <w:p>
-      <w:r>
-        <w:t>* “Evaluation Material may be disclosed to your Representatives”</w:t>
-      </w:r>
-    </w:p>
-    <w:p>
-      <w:r>
+        <w:t>* Both parties are identified as both Disclosing Party and Receiving Party interchangeably</w:t>
+      </w:r>
+    </w:p>
+    <w:p>
+      <w:pPr>
+        <w:rPr>
+          <w:rFonts w:ascii="Aptos" w:eastAsia="Aptos" w:hAnsi="Aptos" w:cs="Aptos"/>
+        </w:rPr>
+      </w:pPr>
+      <w:r>
+        <w:rPr>
+          <w:rFonts w:ascii="Aptos" w:eastAsia="Aptos" w:hAnsi="Aptos" w:cs="Aptos"/>
+        </w:rPr>
+        <w:t>* Reciprocal confidentiality obligations apply to both directions</w:t>
+      </w:r>
+    </w:p>
+    <w:p>
+      <w:pPr>
+        <w:rPr>
+          <w:rFonts w:ascii="Aptos" w:eastAsia="Aptos" w:hAnsi="Aptos" w:cs="Aptos"/>
+        </w:rPr>
+      </w:pPr>
+      <w:r>
+        <w:rPr>
+          <w:rFonts w:ascii="Aptos" w:eastAsia="Aptos" w:hAnsi="Aptos" w:cs="Aptos"/>
+        </w:rPr>
+        <w:t>* “Recipient” is defined as either party receiving Confidential Information</w:t>
+      </w:r>
+    </w:p>
+    <w:p>
+      <w:pPr>
+        <w:rPr>
+          <w:rFonts w:ascii="Aptos" w:eastAsia="Aptos" w:hAnsi="Aptos" w:cs="Aptos"/>
+        </w:rPr>
+      </w:pPr>
+      <w:r>
+        <w:rPr>
+          <w:rFonts w:ascii="Aptos" w:eastAsia="Aptos" w:hAnsi="Aptos" w:cs="Aptos"/>
+        </w:rPr>
+        <w:t>* “Discloser” is defined as either party disclosing Confidential Information</w:t>
+      </w:r>
+    </w:p>
+    <w:p>
+      <w:pPr>
+        <w:rPr>
+          <w:rFonts w:ascii="Aptos" w:eastAsia="Aptos" w:hAnsi="Aptos" w:cs="Aptos"/>
+        </w:rPr>
+      </w:pPr>
+      <w:r>
+        <w:rPr>
+          <w:rFonts w:ascii="Aptos" w:eastAsia="Aptos" w:hAnsi="Aptos" w:cs="Aptos"/>
+        </w:rPr>
+        <w:t>* “each Party may disclose to the other”</w:t>
+      </w:r>
+    </w:p>
+    <w:p>
+      <w:pPr>
+        <w:rPr>
+          <w:rFonts w:ascii="Aptos" w:eastAsia="Aptos" w:hAnsi="Aptos" w:cs="Aptos"/>
+        </w:rPr>
+      </w:pPr>
+      <w:r>
+        <w:rPr>
+          <w:rFonts w:ascii="Aptos" w:eastAsia="Aptos" w:hAnsi="Aptos" w:cs="Aptos"/>
+        </w:rPr>
+        <w:t>* “either Party may acquire knowledge”</w:t>
+      </w:r>
+    </w:p>
+    <w:p>
+      <w:pPr>
+        <w:rPr>
+          <w:rFonts w:ascii="Aptos" w:eastAsia="Aptos" w:hAnsi="Aptos" w:cs="Aptos"/>
+        </w:rPr>
+      </w:pPr>
+      <w:r>
+        <w:rPr>
+          <w:rFonts w:ascii="Aptos" w:eastAsia="Aptos" w:hAnsi="Aptos" w:cs="Aptos"/>
+        </w:rPr>
+        <w:t>* Parties are defined as “Party/Parties</w:t>
+      </w:r>
+      <w:proofErr w:type="gramStart"/>
+      <w:r>
+        <w:rPr>
+          <w:rFonts w:ascii="Aptos" w:eastAsia="Aptos" w:hAnsi="Aptos" w:cs="Aptos"/>
+        </w:rPr>
+        <w:t>”</w:t>
+      </w:r>
+      <w:proofErr w:type="gramEnd"/>
+      <w:r>
+        <w:rPr>
+          <w:rFonts w:ascii="Aptos" w:eastAsia="Aptos" w:hAnsi="Aptos" w:cs="Aptos"/>
+        </w:rPr>
+        <w:t xml:space="preserve"> and confidentiality obligations apply to “Each Party” or “Either Party”</w:t>
+      </w:r>
+    </w:p>
+    <w:p>
+      <w:pPr>
+        <w:rPr>
+          <w:rFonts w:ascii="Aptos" w:eastAsia="Aptos" w:hAnsi="Aptos" w:cs="Aptos"/>
+        </w:rPr>
+      </w:pPr>
+      <w:r>
+        <w:rPr>
+          <w:rFonts w:ascii="Aptos" w:eastAsia="Aptos" w:hAnsi="Aptos" w:cs="Aptos"/>
+        </w:rPr>
+        <w:t>* Unilateral NDA appears acceptable based only on an RFP/proposal context but no one-way structural signal appears in the snippets</w:t>
+      </w:r>
+    </w:p>
+    <w:p>
+      <w:pPr>
+        <w:rPr>
+          <w:rFonts w:ascii="Aptos" w:eastAsia="Aptos" w:hAnsi="Aptos" w:cs="Aptos"/>
+        </w:rPr>
+      </w:pPr>
+      <w:r>
+        <w:rPr>
+          <w:rFonts w:ascii="Aptos" w:eastAsia="Aptos" w:hAnsi="Aptos" w:cs="Aptos"/>
+        </w:rPr>
+        <w:t xml:space="preserve">* One-way confidentiality undertaking executed “in </w:t>
+      </w:r>
+      <w:proofErr w:type="spellStart"/>
+      <w:r>
+        <w:rPr>
+          <w:rFonts w:ascii="Aptos" w:eastAsia="Aptos" w:hAnsi="Aptos" w:cs="Aptos"/>
+        </w:rPr>
+        <w:t>favour</w:t>
+      </w:r>
+      <w:proofErr w:type="spellEnd"/>
+      <w:r>
+        <w:rPr>
+          <w:rFonts w:ascii="Aptos" w:eastAsia="Aptos" w:hAnsi="Aptos" w:cs="Aptos"/>
+        </w:rPr>
+        <w:t xml:space="preserve"> of and for the benefit of Client” where the document is structured as:</w:t>
+      </w:r>
+    </w:p>
+    <w:p>
+      <w:pPr>
+        <w:rPr>
+          <w:rFonts w:ascii="Aptos" w:eastAsia="Aptos" w:hAnsi="Aptos" w:cs="Aptos"/>
+        </w:rPr>
+      </w:pPr>
+      <w:r>
+        <w:rPr>
+          <w:rFonts w:ascii="Aptos" w:eastAsia="Aptos" w:hAnsi="Aptos" w:cs="Aptos"/>
+        </w:rPr>
+        <w:t xml:space="preserve"> </w:t>
+      </w:r>
+    </w:p>
+    <w:p>
+      <w:pPr>
+        <w:rPr>
+          <w:rFonts w:ascii="Aptos" w:eastAsia="Aptos" w:hAnsi="Aptos" w:cs="Aptos"/>
+        </w:rPr>
+      </w:pPr>
+      <w:r>
+        <w:rPr>
+          <w:rFonts w:ascii="Aptos" w:eastAsia="Aptos" w:hAnsi="Aptos" w:cs="Aptos"/>
+        </w:rPr>
+        <w:t xml:space="preserve">  * “TO:” the client or counterparty; and</w:t>
+      </w:r>
+    </w:p>
+    <w:p>
+      <w:pPr>
+        <w:rPr>
+          <w:rFonts w:ascii="Aptos" w:eastAsia="Aptos" w:hAnsi="Aptos" w:cs="Aptos"/>
+        </w:rPr>
+      </w:pPr>
+      <w:r>
+        <w:rPr>
+          <w:rFonts w:ascii="Aptos" w:eastAsia="Aptos" w:hAnsi="Aptos" w:cs="Aptos"/>
+        </w:rPr>
+        <w:t xml:space="preserve">  * “FROM:” the recipient; and</w:t>
+      </w:r>
+    </w:p>
+    <w:p>
+      <w:pPr>
+        <w:rPr>
+          <w:rFonts w:ascii="Aptos" w:eastAsia="Aptos" w:hAnsi="Aptos" w:cs="Aptos"/>
+        </w:rPr>
+      </w:pPr>
+      <w:r>
+        <w:rPr>
+          <w:rFonts w:ascii="Aptos" w:eastAsia="Aptos" w:hAnsi="Aptos" w:cs="Aptos"/>
+        </w:rPr>
+        <w:t xml:space="preserve">  * </w:t>
+      </w:r>
+      <w:proofErr w:type="gramStart"/>
+      <w:r>
+        <w:rPr>
+          <w:rFonts w:ascii="Aptos" w:eastAsia="Aptos" w:hAnsi="Aptos" w:cs="Aptos"/>
+        </w:rPr>
+        <w:t>the</w:t>
+      </w:r>
+      <w:proofErr w:type="gramEnd"/>
+      <w:r>
+        <w:rPr>
+          <w:rFonts w:ascii="Aptos" w:eastAsia="Aptos" w:hAnsi="Aptos" w:cs="Aptos"/>
+        </w:rPr>
+        <w:t xml:space="preserve"> recipient executes an “Undertaking” rather than a mutual NDA</w:t>
+      </w:r>
+    </w:p>
+    <w:p>
+      <w:pPr>
+        <w:rPr>
+          <w:rFonts w:ascii="Aptos" w:eastAsia="Aptos" w:hAnsi="Aptos" w:cs="Aptos"/>
+        </w:rPr>
+      </w:pPr>
+      <w:r>
+        <w:rPr>
+          <w:rFonts w:ascii="Aptos" w:eastAsia="Aptos" w:hAnsi="Aptos" w:cs="Aptos"/>
+        </w:rPr>
+        <w:t xml:space="preserve">* Confidentiality undertaking where the only clear one-way structure is caused by the format “TO: Client / FROM: Recipient” and the document also contains a separate Individual NDA triage signal requiring Permitted Users, personnel, employees, advisers, agents, representatives, or other persons to execute a non-disclosure undertaking directly in </w:t>
+      </w:r>
+      <w:proofErr w:type="spellStart"/>
+      <w:r>
+        <w:rPr>
+          <w:rFonts w:ascii="Aptos" w:eastAsia="Aptos" w:hAnsi="Aptos" w:cs="Aptos"/>
+        </w:rPr>
+        <w:t>favour</w:t>
+      </w:r>
+      <w:proofErr w:type="spellEnd"/>
+      <w:r>
+        <w:rPr>
+          <w:rFonts w:ascii="Aptos" w:eastAsia="Aptos" w:hAnsi="Aptos" w:cs="Aptos"/>
+        </w:rPr>
+        <w:t xml:space="preserve"> of Client</w:t>
+      </w:r>
+    </w:p>
+    <w:p>
+      <w:pPr>
+        <w:rPr>
+          <w:rFonts w:ascii="Aptos" w:eastAsia="Aptos" w:hAnsi="Aptos" w:cs="Aptos"/>
+        </w:rPr>
+      </w:pPr>
+      <w:r>
+        <w:rPr>
+          <w:rFonts w:ascii="Aptos" w:eastAsia="Aptos" w:hAnsi="Aptos" w:cs="Aptos"/>
+        </w:rPr>
+        <w:t xml:space="preserve">* Do NOT route Unilateral NDA if </w:t>
+      </w:r>
+      <w:proofErr w:type="gramStart"/>
+      <w:r>
+        <w:rPr>
+          <w:rFonts w:ascii="Aptos" w:eastAsia="Aptos" w:hAnsi="Aptos" w:cs="Aptos"/>
+        </w:rPr>
+        <w:t>all of</w:t>
+      </w:r>
+      <w:proofErr w:type="gramEnd"/>
+      <w:r>
+        <w:rPr>
+          <w:rFonts w:ascii="Aptos" w:eastAsia="Aptos" w:hAnsi="Aptos" w:cs="Aptos"/>
+        </w:rPr>
+        <w:t xml:space="preserve"> the following are present:</w:t>
+      </w:r>
+    </w:p>
+    <w:p>
+      <w:pPr>
+        <w:rPr>
+          <w:rFonts w:ascii="Aptos" w:eastAsia="Aptos" w:hAnsi="Aptos" w:cs="Aptos"/>
+        </w:rPr>
+      </w:pPr>
+      <w:r>
+        <w:rPr>
+          <w:rFonts w:ascii="Aptos" w:eastAsia="Aptos" w:hAnsi="Aptos" w:cs="Aptos"/>
+        </w:rPr>
+        <w:t xml:space="preserve">  * “Confidentiality Undertaking”</w:t>
+      </w:r>
+    </w:p>
+    <w:p>
+      <w:pPr>
+        <w:rPr>
+          <w:rFonts w:ascii="Aptos" w:eastAsia="Aptos" w:hAnsi="Aptos" w:cs="Aptos"/>
+        </w:rPr>
+      </w:pPr>
+      <w:r>
+        <w:rPr>
+          <w:rFonts w:ascii="Aptos" w:eastAsia="Aptos" w:hAnsi="Aptos" w:cs="Aptos"/>
+        </w:rPr>
+        <w:t xml:space="preserve">  * “in </w:t>
+      </w:r>
+      <w:proofErr w:type="spellStart"/>
+      <w:r>
+        <w:rPr>
+          <w:rFonts w:ascii="Aptos" w:eastAsia="Aptos" w:hAnsi="Aptos" w:cs="Aptos"/>
+        </w:rPr>
+        <w:t>favour</w:t>
+      </w:r>
+      <w:proofErr w:type="spellEnd"/>
+      <w:r>
+        <w:rPr>
+          <w:rFonts w:ascii="Aptos" w:eastAsia="Aptos" w:hAnsi="Aptos" w:cs="Aptos"/>
+        </w:rPr>
+        <w:t xml:space="preserve"> of and for the benefit of Client”</w:t>
+      </w:r>
+    </w:p>
+    <w:p>
+      <w:pPr>
+        <w:rPr>
+          <w:rFonts w:ascii="Aptos" w:eastAsia="Aptos" w:hAnsi="Aptos" w:cs="Aptos"/>
+        </w:rPr>
+      </w:pPr>
+      <w:r>
+        <w:rPr>
+          <w:rFonts w:ascii="Aptos" w:eastAsia="Aptos" w:hAnsi="Aptos" w:cs="Aptos"/>
+        </w:rPr>
+        <w:t xml:space="preserve">  * “Recipient”</w:t>
+      </w:r>
+    </w:p>
+    <w:p>
+      <w:pPr>
+        <w:rPr>
+          <w:rFonts w:ascii="Aptos" w:eastAsia="Aptos" w:hAnsi="Aptos" w:cs="Aptos"/>
+        </w:rPr>
+      </w:pPr>
+      <w:r>
+        <w:rPr>
+          <w:rFonts w:ascii="Aptos" w:eastAsia="Aptos" w:hAnsi="Aptos" w:cs="Aptos"/>
+        </w:rPr>
+        <w:t xml:space="preserve">  * “Permitted Users”</w:t>
+      </w:r>
+    </w:p>
+    <w:p>
+      <w:pPr>
+        <w:rPr>
+          <w:rFonts w:ascii="Aptos" w:eastAsia="Aptos" w:hAnsi="Aptos" w:cs="Aptos"/>
+        </w:rPr>
+      </w:pPr>
+      <w:r>
+        <w:rPr>
+          <w:rFonts w:ascii="Aptos" w:eastAsia="Aptos" w:hAnsi="Aptos" w:cs="Aptos"/>
+        </w:rPr>
+        <w:t xml:space="preserve">  * “executed a non-disclosure Undertaking in </w:t>
+      </w:r>
+      <w:proofErr w:type="spellStart"/>
+      <w:r>
+        <w:rPr>
+          <w:rFonts w:ascii="Aptos" w:eastAsia="Aptos" w:hAnsi="Aptos" w:cs="Aptos"/>
+        </w:rPr>
+        <w:t>favour</w:t>
+      </w:r>
+      <w:proofErr w:type="spellEnd"/>
+      <w:r>
+        <w:rPr>
+          <w:rFonts w:ascii="Aptos" w:eastAsia="Aptos" w:hAnsi="Aptos" w:cs="Aptos"/>
+        </w:rPr>
+        <w:t xml:space="preserve"> of Client”</w:t>
+      </w:r>
+    </w:p>
+    <w:p>
+      <w:pPr>
+        <w:rPr>
+          <w:rFonts w:ascii="Aptos" w:eastAsia="Aptos" w:hAnsi="Aptos" w:cs="Aptos"/>
+        </w:rPr>
+      </w:pPr>
+      <w:r>
+        <w:rPr>
+          <w:rFonts w:ascii="Aptos" w:eastAsia="Aptos" w:hAnsi="Aptos" w:cs="Aptos"/>
+        </w:rPr>
+        <w:t>* Do NOT route Unilateral NDA if the same extracted snippets contain:</w:t>
+      </w:r>
+    </w:p>
+    <w:p>
+      <w:pPr>
+        <w:rPr>
+          <w:rFonts w:ascii="Aptos" w:eastAsia="Aptos" w:hAnsi="Aptos" w:cs="Aptos"/>
+        </w:rPr>
+      </w:pPr>
+      <w:r>
+        <w:rPr>
+          <w:rFonts w:ascii="Aptos" w:eastAsia="Aptos" w:hAnsi="Aptos" w:cs="Aptos"/>
+        </w:rPr>
         <w:lastRenderedPageBreak/>
-        <w:t>* “Company is and shall remain the exclusive owner of any confidential or proprietary Evaluation Material”</w:t>
-      </w:r>
-    </w:p>
-    <w:p>
-      <w:r>
-        <w:t>* Clause contains BOTH:</w:t>
-      </w:r>
-    </w:p>
-    <w:p>
-      <w:r>
-        <w:t xml:space="preserve">  * “Evaluation Material”</w:t>
-      </w:r>
-    </w:p>
-    <w:p>
-      <w:r>
-        <w:t xml:space="preserve">  * “furnished to you by or on behalf of the Company”</w:t>
-      </w:r>
-    </w:p>
-    <w:p>
-      <w:r>
-        <w:t>* Clause contains BOTH:</w:t>
-      </w:r>
-    </w:p>
-    <w:p>
-      <w:r>
-        <w:t xml:space="preserve">  * “you and your Representatives”</w:t>
-      </w:r>
-    </w:p>
-    <w:p>
-      <w:r>
-        <w:t xml:space="preserve">  * “Evaluation Material”</w:t>
-      </w:r>
-    </w:p>
-    <w:p>
-      <w:r>
-        <w:t>* Clause contains BOTH:</w:t>
-      </w:r>
-    </w:p>
-    <w:p>
-      <w:r>
-        <w:t xml:space="preserve">  * “information concerning the Company”</w:t>
-      </w:r>
-    </w:p>
-    <w:p>
-      <w:r>
-        <w:t xml:space="preserve">  * “furnished to you”</w:t>
-      </w:r>
-    </w:p>
-    <w:p>
-      <w:r>
+        <w:t xml:space="preserve">  * “Recipient executes this Undertaking in </w:t>
+      </w:r>
+      <w:proofErr w:type="spellStart"/>
+      <w:r>
+        <w:rPr>
+          <w:rFonts w:ascii="Aptos" w:eastAsia="Aptos" w:hAnsi="Aptos" w:cs="Aptos"/>
+        </w:rPr>
+        <w:t>favour</w:t>
+      </w:r>
+      <w:proofErr w:type="spellEnd"/>
+      <w:r>
+        <w:rPr>
+          <w:rFonts w:ascii="Aptos" w:eastAsia="Aptos" w:hAnsi="Aptos" w:cs="Aptos"/>
+        </w:rPr>
+        <w:t xml:space="preserve"> of and for the benefit of Client”; and</w:t>
+      </w:r>
+    </w:p>
+    <w:p>
+      <w:pPr>
+        <w:rPr>
+          <w:rFonts w:ascii="Aptos" w:eastAsia="Aptos" w:hAnsi="Aptos" w:cs="Aptos"/>
+        </w:rPr>
+      </w:pPr>
+      <w:r>
+        <w:rPr>
+          <w:rFonts w:ascii="Aptos" w:eastAsia="Aptos" w:hAnsi="Aptos" w:cs="Aptos"/>
+        </w:rPr>
+        <w:t xml:space="preserve">  * “Permitted User shall have executed a non-disclosure Undertaking in </w:t>
+      </w:r>
+      <w:proofErr w:type="spellStart"/>
+      <w:r>
+        <w:rPr>
+          <w:rFonts w:ascii="Aptos" w:eastAsia="Aptos" w:hAnsi="Aptos" w:cs="Aptos"/>
+        </w:rPr>
+        <w:t>favour</w:t>
+      </w:r>
+      <w:proofErr w:type="spellEnd"/>
+      <w:r>
+        <w:rPr>
+          <w:rFonts w:ascii="Aptos" w:eastAsia="Aptos" w:hAnsi="Aptos" w:cs="Aptos"/>
+        </w:rPr>
+        <w:t xml:space="preserve"> of Client”</w:t>
+      </w:r>
+    </w:p>
+    <w:p>
+      <w:pPr>
+        <w:rPr>
+          <w:rFonts w:ascii="Aptos" w:eastAsia="Aptos" w:hAnsi="Aptos" w:cs="Aptos"/>
+        </w:rPr>
+      </w:pPr>
+      <w:r>
+        <w:rPr>
+          <w:rFonts w:ascii="Aptos" w:eastAsia="Aptos" w:hAnsi="Aptos" w:cs="Aptos"/>
+        </w:rPr>
+        <w:t xml:space="preserve">* Do NOT route Unilateral NDA if the same extracted snippets contain </w:t>
+      </w:r>
+      <w:proofErr w:type="gramStart"/>
+      <w:r>
+        <w:rPr>
+          <w:rFonts w:ascii="Aptos" w:eastAsia="Aptos" w:hAnsi="Aptos" w:cs="Aptos"/>
+        </w:rPr>
+        <w:t>all of</w:t>
+      </w:r>
+      <w:proofErr w:type="gramEnd"/>
+      <w:r>
+        <w:rPr>
+          <w:rFonts w:ascii="Aptos" w:eastAsia="Aptos" w:hAnsi="Aptos" w:cs="Aptos"/>
+        </w:rPr>
+        <w:t xml:space="preserve"> the following:</w:t>
+      </w:r>
+    </w:p>
+    <w:p>
+      <w:pPr>
+        <w:rPr>
+          <w:rFonts w:ascii="Aptos" w:eastAsia="Aptos" w:hAnsi="Aptos" w:cs="Aptos"/>
+        </w:rPr>
+      </w:pPr>
+      <w:r>
+        <w:rPr>
+          <w:rFonts w:ascii="Aptos" w:eastAsia="Aptos" w:hAnsi="Aptos" w:cs="Aptos"/>
+        </w:rPr>
+        <w:t xml:space="preserve">  * “Mutual NDA”</w:t>
+      </w:r>
+    </w:p>
+    <w:p>
+      <w:pPr>
+        <w:rPr>
+          <w:rFonts w:ascii="Aptos" w:eastAsia="Aptos" w:hAnsi="Aptos" w:cs="Aptos"/>
+        </w:rPr>
+      </w:pPr>
+      <w:r>
+        <w:rPr>
+          <w:rFonts w:ascii="Aptos" w:eastAsia="Aptos" w:hAnsi="Aptos" w:cs="Aptos"/>
+        </w:rPr>
+        <w:t xml:space="preserve">  * “Discloser”</w:t>
+      </w:r>
+    </w:p>
+    <w:p>
+      <w:pPr>
+        <w:rPr>
+          <w:rFonts w:ascii="Aptos" w:eastAsia="Aptos" w:hAnsi="Aptos" w:cs="Aptos"/>
+        </w:rPr>
+      </w:pPr>
+      <w:r>
+        <w:rPr>
+          <w:rFonts w:ascii="Aptos" w:eastAsia="Aptos" w:hAnsi="Aptos" w:cs="Aptos"/>
+        </w:rPr>
+        <w:t xml:space="preserve">  * “Recipient”</w:t>
+      </w:r>
+    </w:p>
+    <w:p>
+      <w:pPr>
+        <w:rPr>
+          <w:rFonts w:ascii="Aptos" w:eastAsia="Aptos" w:hAnsi="Aptos" w:cs="Aptos"/>
+        </w:rPr>
+      </w:pPr>
+      <w:r>
+        <w:rPr>
+          <w:rFonts w:ascii="Aptos" w:eastAsia="Aptos" w:hAnsi="Aptos" w:cs="Aptos"/>
+        </w:rPr>
+        <w:t xml:space="preserve">  * “full compliance with the Mutual NDA obligations”</w:t>
+      </w:r>
+    </w:p>
+    <w:p>
+      <w:pPr>
+        <w:rPr>
+          <w:rFonts w:ascii="Aptos" w:eastAsia="Aptos" w:hAnsi="Aptos" w:cs="Aptos"/>
+        </w:rPr>
+      </w:pPr>
+      <w:r>
+        <w:rPr>
+          <w:rFonts w:ascii="Aptos" w:eastAsia="Aptos" w:hAnsi="Aptos" w:cs="Aptos"/>
+        </w:rPr>
+        <w:t xml:space="preserve">* Do NOT route Unilateral NDA if </w:t>
+      </w:r>
+      <w:proofErr w:type="gramStart"/>
+      <w:r>
+        <w:rPr>
+          <w:rFonts w:ascii="Aptos" w:eastAsia="Aptos" w:hAnsi="Aptos" w:cs="Aptos"/>
+        </w:rPr>
+        <w:t>all of</w:t>
+      </w:r>
+      <w:proofErr w:type="gramEnd"/>
+      <w:r>
+        <w:rPr>
+          <w:rFonts w:ascii="Aptos" w:eastAsia="Aptos" w:hAnsi="Aptos" w:cs="Aptos"/>
+        </w:rPr>
+        <w:t xml:space="preserve"> the following are present:</w:t>
+      </w:r>
+    </w:p>
+    <w:p>
+      <w:pPr>
+        <w:rPr>
+          <w:rFonts w:ascii="Aptos" w:eastAsia="Aptos" w:hAnsi="Aptos" w:cs="Aptos"/>
+        </w:rPr>
+      </w:pPr>
+      <w:r>
+        <w:rPr>
+          <w:rFonts w:ascii="Aptos" w:eastAsia="Aptos" w:hAnsi="Aptos" w:cs="Aptos"/>
+        </w:rPr>
+        <w:t xml:space="preserve">  * </w:t>
+      </w:r>
+      <w:proofErr w:type="gramStart"/>
+      <w:r>
+        <w:rPr>
+          <w:rFonts w:ascii="Aptos" w:eastAsia="Aptos" w:hAnsi="Aptos" w:cs="Aptos"/>
+        </w:rPr>
+        <w:t>the</w:t>
+      </w:r>
+      <w:proofErr w:type="gramEnd"/>
+      <w:r>
+        <w:rPr>
+          <w:rFonts w:ascii="Aptos" w:eastAsia="Aptos" w:hAnsi="Aptos" w:cs="Aptos"/>
+        </w:rPr>
+        <w:t xml:space="preserve"> agreement identifies one party as “Discloser”</w:t>
+      </w:r>
+    </w:p>
+    <w:p>
+      <w:pPr>
+        <w:rPr>
+          <w:rFonts w:ascii="Aptos" w:eastAsia="Aptos" w:hAnsi="Aptos" w:cs="Aptos"/>
+        </w:rPr>
+      </w:pPr>
+      <w:r>
+        <w:rPr>
+          <w:rFonts w:ascii="Aptos" w:eastAsia="Aptos" w:hAnsi="Aptos" w:cs="Aptos"/>
+        </w:rPr>
+        <w:t xml:space="preserve">  * </w:t>
+      </w:r>
+      <w:proofErr w:type="gramStart"/>
+      <w:r>
+        <w:rPr>
+          <w:rFonts w:ascii="Aptos" w:eastAsia="Aptos" w:hAnsi="Aptos" w:cs="Aptos"/>
+        </w:rPr>
+        <w:t>the</w:t>
+      </w:r>
+      <w:proofErr w:type="gramEnd"/>
+      <w:r>
+        <w:rPr>
+          <w:rFonts w:ascii="Aptos" w:eastAsia="Aptos" w:hAnsi="Aptos" w:cs="Aptos"/>
+        </w:rPr>
+        <w:t xml:space="preserve"> agreement identifies the other party as “Recipient”</w:t>
+      </w:r>
+    </w:p>
+    <w:p>
+      <w:pPr>
+        <w:rPr>
+          <w:rFonts w:ascii="Aptos" w:eastAsia="Aptos" w:hAnsi="Aptos" w:cs="Aptos"/>
+        </w:rPr>
+      </w:pPr>
+      <w:r>
+        <w:rPr>
+          <w:rFonts w:ascii="Aptos" w:eastAsia="Aptos" w:hAnsi="Aptos" w:cs="Aptos"/>
+        </w:rPr>
+        <w:t xml:space="preserve">  * </w:t>
+      </w:r>
+      <w:proofErr w:type="gramStart"/>
+      <w:r>
+        <w:rPr>
+          <w:rFonts w:ascii="Aptos" w:eastAsia="Aptos" w:hAnsi="Aptos" w:cs="Aptos"/>
+        </w:rPr>
+        <w:t>the</w:t>
+      </w:r>
+      <w:proofErr w:type="gramEnd"/>
+      <w:r>
+        <w:rPr>
+          <w:rFonts w:ascii="Aptos" w:eastAsia="Aptos" w:hAnsi="Aptos" w:cs="Aptos"/>
+        </w:rPr>
+        <w:t xml:space="preserve"> agreement references an existing “Mutual NDA”</w:t>
+      </w:r>
+    </w:p>
+    <w:p>
+      <w:pPr>
+        <w:rPr>
+          <w:rFonts w:ascii="Aptos" w:eastAsia="Aptos" w:hAnsi="Aptos" w:cs="Aptos"/>
+        </w:rPr>
+      </w:pPr>
+      <w:r>
+        <w:rPr>
+          <w:rFonts w:ascii="Aptos" w:eastAsia="Aptos" w:hAnsi="Aptos" w:cs="Aptos"/>
+        </w:rPr>
+        <w:t xml:space="preserve">  * </w:t>
+      </w:r>
+      <w:proofErr w:type="gramStart"/>
+      <w:r>
+        <w:rPr>
+          <w:rFonts w:ascii="Aptos" w:eastAsia="Aptos" w:hAnsi="Aptos" w:cs="Aptos"/>
+        </w:rPr>
+        <w:t>the</w:t>
+      </w:r>
+      <w:proofErr w:type="gramEnd"/>
+      <w:r>
+        <w:rPr>
+          <w:rFonts w:ascii="Aptos" w:eastAsia="Aptos" w:hAnsi="Aptos" w:cs="Aptos"/>
+        </w:rPr>
+        <w:t xml:space="preserve"> agreement states that confidentiality protection is required in connection with, or in compliance with, the Mutual NDA</w:t>
+      </w:r>
+    </w:p>
+    <w:p>
+      <w:pPr>
+        <w:rPr>
+          <w:rFonts w:ascii="Aptos" w:eastAsia="Aptos" w:hAnsi="Aptos" w:cs="Aptos"/>
+        </w:rPr>
+      </w:pPr>
+      <w:r>
+        <w:rPr>
+          <w:rFonts w:ascii="Aptos" w:eastAsia="Aptos" w:hAnsi="Aptos" w:cs="Aptos"/>
+        </w:rPr>
+        <w:t>* This exclusion does not apply to ordinary one-way NDAs that do not reference an existing Mutual NDA or equivalent upstream reciprocal confidentiality arrangement.</w:t>
+      </w:r>
+    </w:p>
+    <w:p>
+      <w:pPr>
+        <w:rPr>
+          <w:rFonts w:ascii="Aptos" w:eastAsia="Aptos" w:hAnsi="Aptos" w:cs="Aptos"/>
+        </w:rPr>
+      </w:pPr>
+      <w:r>
+        <w:rPr>
+          <w:rFonts w:ascii="Aptos" w:eastAsia="Aptos" w:hAnsi="Aptos" w:cs="Aptos"/>
+        </w:rPr>
+        <w:t>* Do NOT suppress Unilateral NDA merely because the agreement uses “you,” “your,” “Company,” or “Evaluation Material” instead of the defined terms “Disclosing Party” and “Receiving Party.”</w:t>
+      </w:r>
+    </w:p>
+    <w:p>
+      <w:pPr>
+        <w:rPr>
+          <w:rFonts w:ascii="Aptos" w:eastAsia="Aptos" w:hAnsi="Aptos" w:cs="Aptos"/>
+        </w:rPr>
+      </w:pPr>
+      <w:r>
+        <w:rPr>
+          <w:rFonts w:ascii="Aptos" w:eastAsia="Aptos" w:hAnsi="Aptos" w:cs="Aptos"/>
+        </w:rPr>
+        <w:t xml:space="preserve">* If the protected information is consistently information of only one party, and the receiving obligations are imposed only on “you,” “your Representatives,” “Recipient,” or the receiving party, route Unilateral NDA unless a </w:t>
+      </w:r>
+      <w:proofErr w:type="gramStart"/>
+      <w:r>
+        <w:rPr>
+          <w:rFonts w:ascii="Aptos" w:eastAsia="Aptos" w:hAnsi="Aptos" w:cs="Aptos"/>
+        </w:rPr>
+        <w:t>same-category</w:t>
+      </w:r>
+      <w:proofErr w:type="gramEnd"/>
+      <w:r>
+        <w:rPr>
+          <w:rFonts w:ascii="Aptos" w:eastAsia="Aptos" w:hAnsi="Aptos" w:cs="Aptos"/>
+        </w:rPr>
+        <w:t xml:space="preserve"> Do NOT Trigger rule applies.</w:t>
+      </w:r>
+    </w:p>
+    <w:p>
+      <w:pPr>
+        <w:rPr>
+          <w:rFonts w:ascii="Aptos" w:eastAsia="Aptos" w:hAnsi="Aptos" w:cs="Aptos"/>
+        </w:rPr>
+      </w:pPr>
+      <w:r>
+        <w:rPr>
+          <w:rFonts w:ascii="Aptos" w:eastAsia="Aptos" w:hAnsi="Aptos" w:cs="Aptos"/>
+        </w:rPr>
         <w:t xml:space="preserve"> </w:t>
       </w:r>
     </w:p>
     <w:p>
-      <w:r>
-        <w:t>## Do NOT Trigger</w:t>
-      </w:r>
-    </w:p>
-    <w:p>
-      <w:r>
-        <w:t>* Mutual exchange of information using “each party”</w:t>
-      </w:r>
-    </w:p>
-    <w:p>
-      <w:r>
-        <w:t>* Mutual exchange of information using “either party”</w:t>
-      </w:r>
-    </w:p>
-    <w:p>
-      <w:r>
-        <w:t>* Both parties are identified as both Disclosing Party and Receiving Party interchangeably</w:t>
-      </w:r>
-    </w:p>
-    <w:p>
-      <w:r>
-        <w:t>* Reciprocal confidentiality obligations apply to both directions</w:t>
-      </w:r>
-    </w:p>
-    <w:p>
-      <w:r>
-        <w:t>* “Recipient” is defined as either party receiving Confidential Information</w:t>
-      </w:r>
-    </w:p>
-    <w:p>
-      <w:r>
-        <w:t>* “Discloser” is defined as either party disclosing Confidential Information</w:t>
-      </w:r>
-    </w:p>
-    <w:p>
-      <w:r>
-        <w:t>* “each Party may disclose to the other”</w:t>
-      </w:r>
-    </w:p>
-    <w:p>
-      <w:r>
-        <w:t>* “either Party may acquire knowledge”</w:t>
-      </w:r>
-    </w:p>
-    <w:p>
-      <w:r>
-        <w:t>* Parties are defined as “Party/Parties” and confidentiality obligations apply to “Each Party” or “Either Party”</w:t>
-      </w:r>
-    </w:p>
-    <w:p>
-      <w:r>
-        <w:t>* Unilateral NDA appears acceptable based only on an RFP/proposal context but no one-way structural signal appears in the snippets</w:t>
-      </w:r>
-    </w:p>
-    <w:p>
-      <w:r>
-        <w:t xml:space="preserve">* One-way confidentiality undertaking executed “in </w:t>
-      </w:r>
-      <w:proofErr w:type="spellStart"/>
-      <w:r>
-        <w:t>favour</w:t>
-      </w:r>
-      <w:proofErr w:type="spellEnd"/>
-      <w:r>
-        <w:t xml:space="preserve"> of and for the benefit of Client” where the document is structured as:</w:t>
-      </w:r>
-    </w:p>
-    <w:p>
-      <w:r>
+      <w:pPr>
+        <w:rPr>
+          <w:rFonts w:ascii="Aptos" w:eastAsia="Aptos" w:hAnsi="Aptos" w:cs="Aptos"/>
+        </w:rPr>
+      </w:pPr>
+      <w:r>
+        <w:rPr>
+          <w:rFonts w:ascii="Aptos" w:eastAsia="Aptos" w:hAnsi="Aptos" w:cs="Aptos"/>
+        </w:rPr>
+        <w:t>## Conflict Resolution Rule</w:t>
+      </w:r>
+    </w:p>
+    <w:p>
+      <w:pPr>
+        <w:rPr>
+          <w:rFonts w:ascii="Aptos" w:eastAsia="Aptos" w:hAnsi="Aptos" w:cs="Aptos"/>
+        </w:rPr>
+      </w:pPr>
+      <w:r>
+        <w:rPr>
+          <w:rFonts w:ascii="Aptos" w:eastAsia="Aptos" w:hAnsi="Aptos" w:cs="Aptos"/>
+        </w:rPr>
+        <w:t>Prioritize party definitions and the Confidential Information definition over isolated clause wording.</w:t>
+      </w:r>
+    </w:p>
+    <w:p>
+      <w:pPr>
+        <w:rPr>
+          <w:rFonts w:ascii="Aptos" w:eastAsia="Aptos" w:hAnsi="Aptos" w:cs="Aptos"/>
+        </w:rPr>
+      </w:pPr>
+      <w:r>
+        <w:rPr>
+          <w:rFonts w:ascii="Aptos" w:eastAsia="Aptos" w:hAnsi="Aptos" w:cs="Aptos"/>
+        </w:rPr>
+        <w:t>If only one Disclosing Party and one Receiving Party are clearly defined, route Unilateral NDA unless a Do NOT Trigger rule under this category applies.</w:t>
+      </w:r>
+    </w:p>
+    <w:p>
+      <w:pPr>
+        <w:rPr>
+          <w:rFonts w:ascii="Aptos" w:eastAsia="Aptos" w:hAnsi="Aptos" w:cs="Aptos"/>
+        </w:rPr>
+      </w:pPr>
+      <w:r>
+        <w:rPr>
+          <w:rFonts w:ascii="Aptos" w:eastAsia="Aptos" w:hAnsi="Aptos" w:cs="Aptos"/>
+        </w:rPr>
+        <w:t xml:space="preserve"> </w:t>
+      </w:r>
+    </w:p>
+    <w:p>
+      <w:pPr>
+        <w:rPr>
+          <w:rFonts w:ascii="Aptos" w:eastAsia="Aptos" w:hAnsi="Aptos" w:cs="Aptos"/>
+        </w:rPr>
+      </w:pPr>
+      <w:r>
+        <w:rPr>
+          <w:rFonts w:ascii="Aptos" w:eastAsia="Aptos" w:hAnsi="Aptos" w:cs="Aptos"/>
+        </w:rPr>
         <w:lastRenderedPageBreak/>
         <w:t xml:space="preserve"> </w:t>
       </w:r>
     </w:p>
     <w:p>
-      <w:r>
-        <w:t xml:space="preserve">  * “TO:” the client or counterparty; and</w:t>
-      </w:r>
-    </w:p>
-    <w:p>
-      <w:r>
-        <w:t xml:space="preserve">  * “FROM:” the recipient; and</w:t>
-      </w:r>
-    </w:p>
-    <w:p>
-      <w:r>
-        <w:t xml:space="preserve">  * the recipient executes an “Undertaking” rather than a mutual NDA</w:t>
-      </w:r>
-    </w:p>
-    <w:p>
-      <w:r>
-        <w:t xml:space="preserve">* Confidentiality undertaking where the only clear one-way structure is caused by the format “TO: Client / FROM: Recipient” and the document also contains a separate Individual NDA triage signal requiring Permitted Users, personnel, employees, advisers, agents, representatives, or other persons to execute a non-disclosure undertaking directly in </w:t>
+      <w:pPr>
+        <w:rPr>
+          <w:rFonts w:ascii="Aptos" w:eastAsia="Aptos" w:hAnsi="Aptos" w:cs="Aptos"/>
+        </w:rPr>
+      </w:pPr>
+      <w:r>
+        <w:rPr>
+          <w:rFonts w:ascii="Aptos" w:eastAsia="Aptos" w:hAnsi="Aptos" w:cs="Aptos"/>
+        </w:rPr>
+        <w:t># 2. Liquidated Damages</w:t>
+      </w:r>
+    </w:p>
+    <w:p>
+      <w:pPr>
+        <w:rPr>
+          <w:rFonts w:ascii="Aptos" w:eastAsia="Aptos" w:hAnsi="Aptos" w:cs="Aptos"/>
+        </w:rPr>
+      </w:pPr>
+      <w:r>
+        <w:rPr>
+          <w:rFonts w:ascii="Aptos" w:eastAsia="Aptos" w:hAnsi="Aptos" w:cs="Aptos"/>
+        </w:rPr>
+        <w:t>Type: FINANCIAL</w:t>
+      </w:r>
+    </w:p>
+    <w:p>
+      <w:pPr>
+        <w:rPr>
+          <w:rFonts w:ascii="Aptos" w:eastAsia="Aptos" w:hAnsi="Aptos" w:cs="Aptos"/>
+        </w:rPr>
+      </w:pPr>
+      <w:r>
+        <w:rPr>
+          <w:rFonts w:ascii="Aptos" w:eastAsia="Aptos" w:hAnsi="Aptos" w:cs="Aptos"/>
+        </w:rPr>
+        <w:t>## Definition</w:t>
+      </w:r>
+    </w:p>
+    <w:p>
+      <w:pPr>
+        <w:rPr>
+          <w:rFonts w:ascii="Aptos" w:eastAsia="Aptos" w:hAnsi="Aptos" w:cs="Aptos"/>
+        </w:rPr>
+      </w:pPr>
+      <w:r>
+        <w:rPr>
+          <w:rFonts w:ascii="Aptos" w:eastAsia="Aptos" w:hAnsi="Aptos" w:cs="Aptos"/>
+        </w:rPr>
+        <w:t>NDA imposes fixed, predetermined, formula-based, daily, per-breach, salary-based, contractual-penalty-based, or otherwise pre-agreed monetary damages or penalties for breach.</w:t>
+      </w:r>
+    </w:p>
+    <w:p>
+      <w:pPr>
+        <w:rPr>
+          <w:rFonts w:ascii="Aptos" w:eastAsia="Aptos" w:hAnsi="Aptos" w:cs="Aptos"/>
+        </w:rPr>
+      </w:pPr>
+      <w:r>
+        <w:rPr>
+          <w:rFonts w:ascii="Aptos" w:eastAsia="Aptos" w:hAnsi="Aptos" w:cs="Aptos"/>
+        </w:rPr>
+        <w:t>## Triage Signals</w:t>
+      </w:r>
+    </w:p>
+    <w:p>
+      <w:pPr>
+        <w:rPr>
+          <w:rFonts w:ascii="Aptos" w:eastAsia="Aptos" w:hAnsi="Aptos" w:cs="Aptos"/>
+        </w:rPr>
+      </w:pPr>
+      <w:r>
+        <w:rPr>
+          <w:rFonts w:ascii="Aptos" w:eastAsia="Aptos" w:hAnsi="Aptos" w:cs="Aptos"/>
+        </w:rPr>
+        <w:t>Route only if one or more of the following appears with an imposed or pre-agreed payment obligation:</w:t>
+      </w:r>
+    </w:p>
+    <w:p>
+      <w:pPr>
+        <w:rPr>
+          <w:rFonts w:ascii="Aptos" w:eastAsia="Aptos" w:hAnsi="Aptos" w:cs="Aptos"/>
+        </w:rPr>
+      </w:pPr>
+      <w:r>
+        <w:rPr>
+          <w:rFonts w:ascii="Aptos" w:eastAsia="Aptos" w:hAnsi="Aptos" w:cs="Aptos"/>
+        </w:rPr>
+        <w:t>* “liquidated damages”</w:t>
+      </w:r>
+    </w:p>
+    <w:p>
+      <w:pPr>
+        <w:rPr>
+          <w:rFonts w:ascii="Aptos" w:eastAsia="Aptos" w:hAnsi="Aptos" w:cs="Aptos"/>
+        </w:rPr>
+      </w:pPr>
+      <w:r>
+        <w:rPr>
+          <w:rFonts w:ascii="Aptos" w:eastAsia="Aptos" w:hAnsi="Aptos" w:cs="Aptos"/>
+        </w:rPr>
+        <w:t>* “penalty and liquidated damages”</w:t>
+      </w:r>
+    </w:p>
+    <w:p>
+      <w:pPr>
+        <w:rPr>
+          <w:rFonts w:ascii="Aptos" w:eastAsia="Aptos" w:hAnsi="Aptos" w:cs="Aptos"/>
+        </w:rPr>
+      </w:pPr>
+      <w:r>
+        <w:rPr>
+          <w:rFonts w:ascii="Aptos" w:eastAsia="Aptos" w:hAnsi="Aptos" w:cs="Aptos"/>
+        </w:rPr>
+        <w:t>* “by way of liquidated damages”</w:t>
+      </w:r>
+    </w:p>
+    <w:p>
+      <w:pPr>
+        <w:rPr>
+          <w:rFonts w:ascii="Aptos" w:eastAsia="Aptos" w:hAnsi="Aptos" w:cs="Aptos"/>
+        </w:rPr>
+      </w:pPr>
+      <w:r>
+        <w:rPr>
+          <w:rFonts w:ascii="Aptos" w:eastAsia="Aptos" w:hAnsi="Aptos" w:cs="Aptos"/>
+        </w:rPr>
+        <w:t>* “shall pay liquidated damages”</w:t>
+      </w:r>
+    </w:p>
+    <w:p>
+      <w:pPr>
+        <w:rPr>
+          <w:rFonts w:ascii="Aptos" w:eastAsia="Aptos" w:hAnsi="Aptos" w:cs="Aptos"/>
+        </w:rPr>
+      </w:pPr>
+      <w:r>
+        <w:rPr>
+          <w:rFonts w:ascii="Aptos" w:eastAsia="Aptos" w:hAnsi="Aptos" w:cs="Aptos"/>
+        </w:rPr>
+        <w:t>* “liable to pay liquidated damages”</w:t>
+      </w:r>
+    </w:p>
+    <w:p>
+      <w:pPr>
+        <w:rPr>
+          <w:rFonts w:ascii="Aptos" w:eastAsia="Aptos" w:hAnsi="Aptos" w:cs="Aptos"/>
+        </w:rPr>
+      </w:pPr>
+      <w:r>
+        <w:rPr>
+          <w:rFonts w:ascii="Aptos" w:eastAsia="Aptos" w:hAnsi="Aptos" w:cs="Aptos"/>
+        </w:rPr>
+        <w:t>* “shall be liable to pay”</w:t>
+      </w:r>
+    </w:p>
+    <w:p>
+      <w:pPr>
+        <w:rPr>
+          <w:rFonts w:ascii="Aptos" w:eastAsia="Aptos" w:hAnsi="Aptos" w:cs="Aptos"/>
+        </w:rPr>
+      </w:pPr>
+      <w:r>
+        <w:rPr>
+          <w:rFonts w:ascii="Aptos" w:eastAsia="Aptos" w:hAnsi="Aptos" w:cs="Aptos"/>
+        </w:rPr>
+        <w:t>* “predetermined amount”</w:t>
+      </w:r>
+    </w:p>
+    <w:p>
+      <w:pPr>
+        <w:rPr>
+          <w:rFonts w:ascii="Aptos" w:eastAsia="Aptos" w:hAnsi="Aptos" w:cs="Aptos"/>
+        </w:rPr>
+      </w:pPr>
+      <w:r>
+        <w:rPr>
+          <w:rFonts w:ascii="Aptos" w:eastAsia="Aptos" w:hAnsi="Aptos" w:cs="Aptos"/>
+        </w:rPr>
+        <w:t>* “fixed amount”</w:t>
+      </w:r>
+    </w:p>
+    <w:p>
+      <w:pPr>
+        <w:rPr>
+          <w:rFonts w:ascii="Aptos" w:eastAsia="Aptos" w:hAnsi="Aptos" w:cs="Aptos"/>
+        </w:rPr>
+      </w:pPr>
+      <w:r>
+        <w:rPr>
+          <w:rFonts w:ascii="Aptos" w:eastAsia="Aptos" w:hAnsi="Aptos" w:cs="Aptos"/>
+        </w:rPr>
+        <w:t>* “specific sum”</w:t>
+      </w:r>
+    </w:p>
+    <w:p>
+      <w:pPr>
+        <w:rPr>
+          <w:rFonts w:ascii="Aptos" w:eastAsia="Aptos" w:hAnsi="Aptos" w:cs="Aptos"/>
+        </w:rPr>
+      </w:pPr>
+      <w:r>
+        <w:rPr>
+          <w:rFonts w:ascii="Aptos" w:eastAsia="Aptos" w:hAnsi="Aptos" w:cs="Aptos"/>
+        </w:rPr>
+        <w:t>* “for each day of violation”</w:t>
+      </w:r>
+    </w:p>
+    <w:p>
+      <w:pPr>
+        <w:rPr>
+          <w:rFonts w:ascii="Aptos" w:eastAsia="Aptos" w:hAnsi="Aptos" w:cs="Aptos"/>
+        </w:rPr>
+      </w:pPr>
+      <w:r>
+        <w:rPr>
+          <w:rFonts w:ascii="Aptos" w:eastAsia="Aptos" w:hAnsi="Aptos" w:cs="Aptos"/>
+        </w:rPr>
+        <w:t>* “for each such breach”</w:t>
+      </w:r>
+    </w:p>
+    <w:p>
+      <w:pPr>
+        <w:rPr>
+          <w:rFonts w:ascii="Aptos" w:eastAsia="Aptos" w:hAnsi="Aptos" w:cs="Aptos"/>
+        </w:rPr>
+      </w:pPr>
+      <w:r>
+        <w:rPr>
+          <w:rFonts w:ascii="Aptos" w:eastAsia="Aptos" w:hAnsi="Aptos" w:cs="Aptos"/>
+        </w:rPr>
+        <w:t>* “amount equal to”</w:t>
+      </w:r>
+    </w:p>
+    <w:p>
+      <w:pPr>
+        <w:rPr>
+          <w:rFonts w:ascii="Aptos" w:eastAsia="Aptos" w:hAnsi="Aptos" w:cs="Aptos"/>
+        </w:rPr>
+      </w:pPr>
+      <w:r>
+        <w:rPr>
+          <w:rFonts w:ascii="Aptos" w:eastAsia="Aptos" w:hAnsi="Aptos" w:cs="Aptos"/>
+        </w:rPr>
+        <w:t>* “gross annual salary”</w:t>
+      </w:r>
+    </w:p>
+    <w:p>
+      <w:pPr>
+        <w:rPr>
+          <w:rFonts w:ascii="Aptos" w:eastAsia="Aptos" w:hAnsi="Aptos" w:cs="Aptos"/>
+        </w:rPr>
+      </w:pPr>
+      <w:r>
+        <w:rPr>
+          <w:rFonts w:ascii="Aptos" w:eastAsia="Aptos" w:hAnsi="Aptos" w:cs="Aptos"/>
+        </w:rPr>
+        <w:t>* “£100,000”</w:t>
+      </w:r>
+    </w:p>
+    <w:p>
+      <w:pPr>
+        <w:rPr>
+          <w:rFonts w:ascii="Aptos" w:eastAsia="Aptos" w:hAnsi="Aptos" w:cs="Aptos"/>
+        </w:rPr>
+      </w:pPr>
+      <w:r>
+        <w:rPr>
+          <w:rFonts w:ascii="Aptos" w:eastAsia="Aptos" w:hAnsi="Aptos" w:cs="Aptos"/>
+        </w:rPr>
+        <w:t>* “USD 50,000”</w:t>
+      </w:r>
+    </w:p>
+    <w:p>
+      <w:pPr>
+        <w:rPr>
+          <w:rFonts w:ascii="Aptos" w:eastAsia="Aptos" w:hAnsi="Aptos" w:cs="Aptos"/>
+        </w:rPr>
+      </w:pPr>
+      <w:r>
+        <w:rPr>
+          <w:rFonts w:ascii="Aptos" w:eastAsia="Aptos" w:hAnsi="Aptos" w:cs="Aptos"/>
+        </w:rPr>
+        <w:t>* “$50,000”</w:t>
+      </w:r>
+    </w:p>
+    <w:p>
+      <w:pPr>
+        <w:rPr>
+          <w:rFonts w:ascii="Aptos" w:eastAsia="Aptos" w:hAnsi="Aptos" w:cs="Aptos"/>
+        </w:rPr>
+      </w:pPr>
+      <w:r>
+        <w:rPr>
+          <w:rFonts w:ascii="Aptos" w:eastAsia="Aptos" w:hAnsi="Aptos" w:cs="Aptos"/>
+        </w:rPr>
+        <w:t>* “shall pay damages” with a specific sum or formula</w:t>
+      </w:r>
+    </w:p>
+    <w:p>
+      <w:pPr>
+        <w:rPr>
+          <w:rFonts w:ascii="Aptos" w:eastAsia="Aptos" w:hAnsi="Aptos" w:cs="Aptos"/>
+        </w:rPr>
+      </w:pPr>
+      <w:r>
+        <w:rPr>
+          <w:rFonts w:ascii="Aptos" w:eastAsia="Aptos" w:hAnsi="Aptos" w:cs="Aptos"/>
+        </w:rPr>
+        <w:lastRenderedPageBreak/>
+        <w:t>* “without prejudice” combined with liquidated damages or penalty</w:t>
+      </w:r>
+    </w:p>
+    <w:p>
+      <w:pPr>
+        <w:rPr>
+          <w:rFonts w:ascii="Aptos" w:eastAsia="Aptos" w:hAnsi="Aptos" w:cs="Aptos"/>
+        </w:rPr>
+      </w:pPr>
+      <w:r>
+        <w:rPr>
+          <w:rFonts w:ascii="Aptos" w:eastAsia="Aptos" w:hAnsi="Aptos" w:cs="Aptos"/>
+        </w:rPr>
+        <w:t>* “damages exceeding any liquidated damages”</w:t>
+      </w:r>
+    </w:p>
+    <w:p>
+      <w:pPr>
+        <w:rPr>
+          <w:rFonts w:ascii="Aptos" w:eastAsia="Aptos" w:hAnsi="Aptos" w:cs="Aptos"/>
+        </w:rPr>
+      </w:pPr>
+      <w:r>
+        <w:rPr>
+          <w:rFonts w:ascii="Aptos" w:eastAsia="Aptos" w:hAnsi="Aptos" w:cs="Aptos"/>
+        </w:rPr>
+        <w:t>* “contractual penalty”</w:t>
+      </w:r>
+    </w:p>
+    <w:p>
+      <w:pPr>
+        <w:rPr>
+          <w:rFonts w:ascii="Aptos" w:eastAsia="Aptos" w:hAnsi="Aptos" w:cs="Aptos"/>
+        </w:rPr>
+      </w:pPr>
+      <w:r>
+        <w:rPr>
+          <w:rFonts w:ascii="Aptos" w:eastAsia="Aptos" w:hAnsi="Aptos" w:cs="Aptos"/>
+        </w:rPr>
+        <w:t>* “</w:t>
       </w:r>
       <w:proofErr w:type="spellStart"/>
       <w:r>
+        <w:rPr>
+          <w:rFonts w:ascii="Aptos" w:eastAsia="Aptos" w:hAnsi="Aptos" w:cs="Aptos"/>
+        </w:rPr>
+        <w:t>Vertragsstrafe</w:t>
+      </w:r>
+      <w:proofErr w:type="spellEnd"/>
+      <w:r>
+        <w:rPr>
+          <w:rFonts w:ascii="Aptos" w:eastAsia="Aptos" w:hAnsi="Aptos" w:cs="Aptos"/>
+        </w:rPr>
+        <w:t>”</w:t>
+      </w:r>
+    </w:p>
+    <w:p>
+      <w:pPr>
+        <w:rPr>
+          <w:rFonts w:ascii="Aptos" w:eastAsia="Aptos" w:hAnsi="Aptos" w:cs="Aptos"/>
+        </w:rPr>
+      </w:pPr>
+      <w:r>
+        <w:rPr>
+          <w:rFonts w:ascii="Aptos" w:eastAsia="Aptos" w:hAnsi="Aptos" w:cs="Aptos"/>
+        </w:rPr>
+        <w:t>* “penalty payable”</w:t>
+      </w:r>
+    </w:p>
+    <w:p>
+      <w:pPr>
+        <w:rPr>
+          <w:rFonts w:ascii="Aptos" w:eastAsia="Aptos" w:hAnsi="Aptos" w:cs="Aptos"/>
+        </w:rPr>
+      </w:pPr>
+      <w:r>
+        <w:rPr>
+          <w:rFonts w:ascii="Aptos" w:eastAsia="Aptos" w:hAnsi="Aptos" w:cs="Aptos"/>
+        </w:rPr>
+        <w:t>* “penalty for breach”</w:t>
+      </w:r>
+    </w:p>
+    <w:p>
+      <w:pPr>
+        <w:rPr>
+          <w:rFonts w:ascii="Aptos" w:eastAsia="Aptos" w:hAnsi="Aptos" w:cs="Aptos"/>
+        </w:rPr>
+      </w:pPr>
+      <w:r>
+        <w:rPr>
+          <w:rFonts w:ascii="Aptos" w:eastAsia="Aptos" w:hAnsi="Aptos" w:cs="Aptos"/>
+        </w:rPr>
+        <w:t>* “pay a penalty”</w:t>
+      </w:r>
+    </w:p>
+    <w:p>
+      <w:pPr>
+        <w:rPr>
+          <w:rFonts w:ascii="Aptos" w:eastAsia="Aptos" w:hAnsi="Aptos" w:cs="Aptos"/>
+        </w:rPr>
+      </w:pPr>
+      <w:r>
+        <w:rPr>
+          <w:rFonts w:ascii="Aptos" w:eastAsia="Aptos" w:hAnsi="Aptos" w:cs="Aptos"/>
+        </w:rPr>
+        <w:t>* “shall pay a penalty”</w:t>
+      </w:r>
+    </w:p>
+    <w:p>
+      <w:pPr>
+        <w:rPr>
+          <w:rFonts w:ascii="Aptos" w:eastAsia="Aptos" w:hAnsi="Aptos" w:cs="Aptos"/>
+        </w:rPr>
+      </w:pPr>
+      <w:r>
+        <w:rPr>
+          <w:rFonts w:ascii="Aptos" w:eastAsia="Aptos" w:hAnsi="Aptos" w:cs="Aptos"/>
+        </w:rPr>
+        <w:t>* “shall pay to the other Party” with a specific monetary amount or formula</w:t>
+      </w:r>
+    </w:p>
+    <w:p>
+      <w:pPr>
+        <w:rPr>
+          <w:rFonts w:ascii="Aptos" w:eastAsia="Aptos" w:hAnsi="Aptos" w:cs="Aptos"/>
+        </w:rPr>
+      </w:pPr>
+      <w:r>
+        <w:rPr>
+          <w:rFonts w:ascii="Aptos" w:eastAsia="Aptos" w:hAnsi="Aptos" w:cs="Aptos"/>
+        </w:rPr>
+        <w:t>* “immediately payable contractual penalty”</w:t>
+      </w:r>
+    </w:p>
+    <w:p>
+      <w:pPr>
+        <w:rPr>
+          <w:rFonts w:ascii="Aptos" w:eastAsia="Aptos" w:hAnsi="Aptos" w:cs="Aptos"/>
+        </w:rPr>
+      </w:pPr>
+      <w:r>
+        <w:rPr>
+          <w:rFonts w:ascii="Aptos" w:eastAsia="Aptos" w:hAnsi="Aptos" w:cs="Aptos"/>
+        </w:rPr>
+        <w:t>* “per breach” with a specific monetary amount or formula</w:t>
+      </w:r>
+    </w:p>
+    <w:p>
+      <w:pPr>
+        <w:rPr>
+          <w:rFonts w:ascii="Aptos" w:eastAsia="Aptos" w:hAnsi="Aptos" w:cs="Aptos"/>
+        </w:rPr>
+      </w:pPr>
+      <w:r>
+        <w:rPr>
+          <w:rFonts w:ascii="Aptos" w:eastAsia="Aptos" w:hAnsi="Aptos" w:cs="Aptos"/>
+        </w:rPr>
+        <w:t>* “for each breach” with a specific monetary amount or formula</w:t>
+      </w:r>
+    </w:p>
+    <w:p>
+      <w:pPr>
+        <w:rPr>
+          <w:rFonts w:ascii="Aptos" w:eastAsia="Aptos" w:hAnsi="Aptos" w:cs="Aptos"/>
+        </w:rPr>
+      </w:pPr>
+      <w:r>
+        <w:rPr>
+          <w:rFonts w:ascii="Aptos" w:eastAsia="Aptos" w:hAnsi="Aptos" w:cs="Aptos"/>
+        </w:rPr>
+        <w:t>* “for each such breach” with a specific monetary amount or formula</w:t>
+      </w:r>
+    </w:p>
+    <w:p>
+      <w:pPr>
+        <w:rPr>
+          <w:rFonts w:ascii="Aptos" w:eastAsia="Aptos" w:hAnsi="Aptos" w:cs="Aptos"/>
+        </w:rPr>
+      </w:pPr>
+    </w:p>
+    <w:p>
+      <w:pPr>
+        <w:rPr>
+          <w:rFonts w:ascii="Aptos" w:eastAsia="Aptos" w:hAnsi="Aptos" w:cs="Aptos"/>
+        </w:rPr>
+      </w:pPr>
+      <w:r>
+        <w:rPr>
+          <w:rFonts w:ascii="Aptos" w:eastAsia="Aptos" w:hAnsi="Aptos" w:cs="Aptos"/>
+        </w:rPr>
+        <w:t>## Do NOT Trigger</w:t>
+      </w:r>
+    </w:p>
+    <w:p>
+      <w:pPr>
+        <w:rPr>
+          <w:rFonts w:ascii="Aptos" w:eastAsia="Aptos" w:hAnsi="Aptos" w:cs="Aptos"/>
+        </w:rPr>
+      </w:pPr>
+      <w:r>
+        <w:rPr>
+          <w:rFonts w:ascii="Aptos" w:eastAsia="Aptos" w:hAnsi="Aptos" w:cs="Aptos"/>
+        </w:rPr>
+        <w:t>* “liquidated damages” appears only as an example of remedies available to a court, arbitrator, tribunal, or dispute resolution forum</w:t>
+      </w:r>
+    </w:p>
+    <w:p>
+      <w:pPr>
+        <w:rPr>
+          <w:rFonts w:ascii="Aptos" w:eastAsia="Aptos" w:hAnsi="Aptos" w:cs="Aptos"/>
+        </w:rPr>
+      </w:pPr>
+      <w:r>
+        <w:rPr>
+          <w:rFonts w:ascii="Aptos" w:eastAsia="Aptos" w:hAnsi="Aptos" w:cs="Aptos"/>
+        </w:rPr>
+        <w:t>* Arbitration clause listing available remedies</w:t>
+      </w:r>
+    </w:p>
+    <w:p>
+      <w:pPr>
+        <w:rPr>
+          <w:rFonts w:ascii="Aptos" w:eastAsia="Aptos" w:hAnsi="Aptos" w:cs="Aptos"/>
+        </w:rPr>
+      </w:pPr>
+      <w:r>
+        <w:rPr>
+          <w:rFonts w:ascii="Aptos" w:eastAsia="Aptos" w:hAnsi="Aptos" w:cs="Aptos"/>
+        </w:rPr>
+        <w:t>* General remedies clause without a fixed penalty amount</w:t>
+      </w:r>
+    </w:p>
+    <w:p>
+      <w:pPr>
+        <w:rPr>
+          <w:rFonts w:ascii="Aptos" w:eastAsia="Aptos" w:hAnsi="Aptos" w:cs="Aptos"/>
+        </w:rPr>
+      </w:pPr>
+      <w:r>
+        <w:rPr>
+          <w:rFonts w:ascii="Aptos" w:eastAsia="Aptos" w:hAnsi="Aptos" w:cs="Aptos"/>
+        </w:rPr>
+        <w:t>* Injunctive relief</w:t>
+      </w:r>
+    </w:p>
+    <w:p>
+      <w:pPr>
+        <w:rPr>
+          <w:rFonts w:ascii="Aptos" w:eastAsia="Aptos" w:hAnsi="Aptos" w:cs="Aptos"/>
+        </w:rPr>
+      </w:pPr>
+      <w:r>
+        <w:rPr>
+          <w:rFonts w:ascii="Aptos" w:eastAsia="Aptos" w:hAnsi="Aptos" w:cs="Aptos"/>
+        </w:rPr>
+        <w:t>* Equitable relief</w:t>
+      </w:r>
+    </w:p>
+    <w:p>
+      <w:pPr>
+        <w:rPr>
+          <w:rFonts w:ascii="Aptos" w:eastAsia="Aptos" w:hAnsi="Aptos" w:cs="Aptos"/>
+        </w:rPr>
+      </w:pPr>
+      <w:r>
+        <w:rPr>
+          <w:rFonts w:ascii="Aptos" w:eastAsia="Aptos" w:hAnsi="Aptos" w:cs="Aptos"/>
+        </w:rPr>
+        <w:t>* Compensatory damages</w:t>
+      </w:r>
+    </w:p>
+    <w:p>
+      <w:pPr>
+        <w:rPr>
+          <w:rFonts w:ascii="Aptos" w:eastAsia="Aptos" w:hAnsi="Aptos" w:cs="Aptos"/>
+        </w:rPr>
+      </w:pPr>
+      <w:r>
+        <w:rPr>
+          <w:rFonts w:ascii="Aptos" w:eastAsia="Aptos" w:hAnsi="Aptos" w:cs="Aptos"/>
+        </w:rPr>
+        <w:t>* Actual damages</w:t>
+      </w:r>
+    </w:p>
+    <w:p>
+      <w:pPr>
+        <w:rPr>
+          <w:rFonts w:ascii="Aptos" w:eastAsia="Aptos" w:hAnsi="Aptos" w:cs="Aptos"/>
+        </w:rPr>
+      </w:pPr>
+      <w:r>
+        <w:rPr>
+          <w:rFonts w:ascii="Aptos" w:eastAsia="Aptos" w:hAnsi="Aptos" w:cs="Aptos"/>
+        </w:rPr>
+        <w:t>* Punitive damages</w:t>
+      </w:r>
+    </w:p>
+    <w:p>
+      <w:pPr>
+        <w:rPr>
+          <w:rFonts w:ascii="Aptos" w:eastAsia="Aptos" w:hAnsi="Aptos" w:cs="Aptos"/>
+        </w:rPr>
+      </w:pPr>
+      <w:r>
+        <w:rPr>
+          <w:rFonts w:ascii="Aptos" w:eastAsia="Aptos" w:hAnsi="Aptos" w:cs="Aptos"/>
+        </w:rPr>
+        <w:t>* Attorneys’ fees and costs</w:t>
+      </w:r>
+    </w:p>
+    <w:p>
+      <w:pPr>
+        <w:rPr>
+          <w:rFonts w:ascii="Aptos" w:eastAsia="Aptos" w:hAnsi="Aptos" w:cs="Aptos"/>
+        </w:rPr>
+      </w:pPr>
+      <w:r>
+        <w:rPr>
+          <w:rFonts w:ascii="Aptos" w:eastAsia="Aptos" w:hAnsi="Aptos" w:cs="Aptos"/>
+        </w:rPr>
+        <w:t>* “payment of a sum in liquidated damages” appears only to explain that breach may not be adequately remedied by damages and does not impose a separate payment obligation</w:t>
+      </w:r>
+    </w:p>
+    <w:p>
+      <w:pPr>
+        <w:rPr>
+          <w:rFonts w:ascii="Aptos" w:eastAsia="Aptos" w:hAnsi="Aptos" w:cs="Aptos"/>
+        </w:rPr>
+      </w:pPr>
+      <w:r>
+        <w:rPr>
+          <w:rFonts w:ascii="Aptos" w:eastAsia="Aptos" w:hAnsi="Aptos" w:cs="Aptos"/>
+        </w:rPr>
+        <w:lastRenderedPageBreak/>
+        <w:t>* General breach-of-confidentiality language with no fixed, formula-based, or pre-agreed monetary amount</w:t>
+      </w:r>
+    </w:p>
+    <w:p>
+      <w:pPr>
+        <w:rPr>
+          <w:rFonts w:ascii="Aptos" w:eastAsia="Aptos" w:hAnsi="Aptos" w:cs="Aptos"/>
+        </w:rPr>
+      </w:pPr>
+      <w:r>
+        <w:rPr>
+          <w:rFonts w:ascii="Aptos" w:eastAsia="Aptos" w:hAnsi="Aptos" w:cs="Aptos"/>
+        </w:rPr>
+        <w:t>* “contractual penalty” or “penalty” appears only as a general legal reference, heading, or example of possible remedies, without imposing a fixed, formula-based, per-breach, daily, salary-based, or otherwise pre-agreed payment obligation</w:t>
+      </w:r>
+    </w:p>
+    <w:p>
+      <w:pPr>
+        <w:rPr>
+          <w:rFonts w:ascii="Aptos" w:eastAsia="Aptos" w:hAnsi="Aptos" w:cs="Aptos"/>
+        </w:rPr>
+      </w:pPr>
+      <w:r>
+        <w:rPr>
+          <w:rFonts w:ascii="Aptos" w:eastAsia="Aptos" w:hAnsi="Aptos" w:cs="Aptos"/>
+        </w:rPr>
+        <w:t xml:space="preserve"> </w:t>
+      </w:r>
+    </w:p>
+    <w:p>
+      <w:pPr>
+        <w:rPr>
+          <w:rFonts w:ascii="Aptos" w:eastAsia="Aptos" w:hAnsi="Aptos" w:cs="Aptos"/>
+        </w:rPr>
+      </w:pPr>
+      <w:r>
+        <w:rPr>
+          <w:rFonts w:ascii="Aptos" w:eastAsia="Aptos" w:hAnsi="Aptos" w:cs="Aptos"/>
+        </w:rPr>
+        <w:t># 3. Individual NDAs</w:t>
+      </w:r>
+    </w:p>
+    <w:p>
+      <w:pPr>
+        <w:rPr>
+          <w:rFonts w:ascii="Aptos" w:eastAsia="Aptos" w:hAnsi="Aptos" w:cs="Aptos"/>
+        </w:rPr>
+      </w:pPr>
+      <w:r>
+        <w:rPr>
+          <w:rFonts w:ascii="Aptos" w:eastAsia="Aptos" w:hAnsi="Aptos" w:cs="Aptos"/>
+        </w:rPr>
+        <w:t>Type: OPERATIONAL</w:t>
+      </w:r>
+    </w:p>
+    <w:p>
+      <w:pPr>
+        <w:rPr>
+          <w:rFonts w:ascii="Aptos" w:eastAsia="Aptos" w:hAnsi="Aptos" w:cs="Aptos"/>
+        </w:rPr>
+      </w:pPr>
+      <w:r>
+        <w:rPr>
+          <w:rFonts w:ascii="Aptos" w:eastAsia="Aptos" w:hAnsi="Aptos" w:cs="Aptos"/>
+        </w:rPr>
+        <w:t>## Definition</w:t>
+      </w:r>
+    </w:p>
+    <w:p>
+      <w:pPr>
+        <w:rPr>
+          <w:rFonts w:ascii="Aptos" w:eastAsia="Aptos" w:hAnsi="Aptos" w:cs="Aptos"/>
+        </w:rPr>
+      </w:pPr>
+      <w:r>
+        <w:rPr>
+          <w:rFonts w:ascii="Aptos" w:eastAsia="Aptos" w:hAnsi="Aptos" w:cs="Aptos"/>
+        </w:rPr>
+        <w:t xml:space="preserve">Employees, contractors, consultants, Representatives, </w:t>
+      </w:r>
+      <w:proofErr w:type="spellStart"/>
+      <w:r>
+        <w:rPr>
+          <w:rFonts w:ascii="Aptos" w:eastAsia="Aptos" w:hAnsi="Aptos" w:cs="Aptos"/>
+        </w:rPr>
+        <w:t>Authorised</w:t>
+      </w:r>
+      <w:proofErr w:type="spellEnd"/>
+      <w:r>
+        <w:rPr>
+          <w:rFonts w:ascii="Aptos" w:eastAsia="Aptos" w:hAnsi="Aptos" w:cs="Aptos"/>
+        </w:rPr>
+        <w:t xml:space="preserve"> Persons, Authorized Persons, or other personnel of Accenture are required to:</w:t>
+      </w:r>
+    </w:p>
+    <w:p>
+      <w:pPr>
+        <w:rPr>
+          <w:rFonts w:ascii="Aptos" w:eastAsia="Aptos" w:hAnsi="Aptos" w:cs="Aptos"/>
+        </w:rPr>
+      </w:pPr>
+      <w:r>
+        <w:rPr>
+          <w:rFonts w:ascii="Aptos" w:eastAsia="Aptos" w:hAnsi="Aptos" w:cs="Aptos"/>
+        </w:rPr>
+        <w:t xml:space="preserve"> </w:t>
+      </w:r>
+    </w:p>
+    <w:p>
+      <w:pPr>
+        <w:rPr>
+          <w:rFonts w:ascii="Aptos" w:eastAsia="Aptos" w:hAnsi="Aptos" w:cs="Aptos"/>
+        </w:rPr>
+      </w:pPr>
+      <w:r>
+        <w:rPr>
+          <w:rFonts w:ascii="Aptos" w:eastAsia="Aptos" w:hAnsi="Aptos" w:cs="Aptos"/>
+        </w:rPr>
+        <w:t xml:space="preserve">* </w:t>
+      </w:r>
+      <w:proofErr w:type="gramStart"/>
+      <w:r>
+        <w:rPr>
+          <w:rFonts w:ascii="Aptos" w:eastAsia="Aptos" w:hAnsi="Aptos" w:cs="Aptos"/>
+        </w:rPr>
+        <w:t>sign</w:t>
+      </w:r>
+      <w:proofErr w:type="gramEnd"/>
+      <w:r>
+        <w:rPr>
+          <w:rFonts w:ascii="Aptos" w:eastAsia="Aptos" w:hAnsi="Aptos" w:cs="Aptos"/>
+        </w:rPr>
+        <w:t xml:space="preserve"> NDAs, undertakings, acknowledgements, or similar documents directly with the counterparty; OR</w:t>
+      </w:r>
+    </w:p>
+    <w:p>
+      <w:pPr>
+        <w:rPr>
+          <w:rFonts w:ascii="Aptos" w:eastAsia="Aptos" w:hAnsi="Aptos" w:cs="Aptos"/>
+        </w:rPr>
+      </w:pPr>
+      <w:r>
+        <w:rPr>
+          <w:rFonts w:ascii="Aptos" w:eastAsia="Aptos" w:hAnsi="Aptos" w:cs="Aptos"/>
+        </w:rPr>
+        <w:t xml:space="preserve">* </w:t>
+      </w:r>
+      <w:proofErr w:type="gramStart"/>
+      <w:r>
+        <w:rPr>
+          <w:rFonts w:ascii="Aptos" w:eastAsia="Aptos" w:hAnsi="Aptos" w:cs="Aptos"/>
+        </w:rPr>
+        <w:t>become</w:t>
+      </w:r>
+      <w:proofErr w:type="gramEnd"/>
+      <w:r>
+        <w:rPr>
+          <w:rFonts w:ascii="Aptos" w:eastAsia="Aptos" w:hAnsi="Aptos" w:cs="Aptos"/>
+        </w:rPr>
+        <w:t xml:space="preserve"> directly bound through a separate NDA, undertaking, acknowledgement letter, written agreement, or direct counterparty-facing document; OR</w:t>
+      </w:r>
+    </w:p>
+    <w:p>
+      <w:pPr>
+        <w:rPr>
+          <w:rFonts w:ascii="Aptos" w:eastAsia="Aptos" w:hAnsi="Aptos" w:cs="Aptos"/>
+        </w:rPr>
+      </w:pPr>
+      <w:r>
+        <w:rPr>
+          <w:rFonts w:ascii="Aptos" w:eastAsia="Aptos" w:hAnsi="Aptos" w:cs="Aptos"/>
+        </w:rPr>
+        <w:t xml:space="preserve">* </w:t>
+      </w:r>
+      <w:proofErr w:type="gramStart"/>
+      <w:r>
+        <w:rPr>
+          <w:rFonts w:ascii="Aptos" w:eastAsia="Aptos" w:hAnsi="Aptos" w:cs="Aptos"/>
+        </w:rPr>
+        <w:t>become</w:t>
+      </w:r>
+      <w:proofErr w:type="gramEnd"/>
+      <w:r>
+        <w:rPr>
+          <w:rFonts w:ascii="Aptos" w:eastAsia="Aptos" w:hAnsi="Aptos" w:cs="Aptos"/>
+        </w:rPr>
+        <w:t xml:space="preserve"> directly bound through a separate NDA, undertaking, acknowledgement, or written agreement with the counterparty.</w:t>
+      </w:r>
+    </w:p>
+    <w:p>
+      <w:pPr>
+        <w:rPr>
+          <w:rFonts w:ascii="Aptos" w:eastAsia="Aptos" w:hAnsi="Aptos" w:cs="Aptos"/>
+        </w:rPr>
+      </w:pPr>
+    </w:p>
+    <w:p>
+      <w:pPr>
+        <w:rPr>
+          <w:rFonts w:ascii="Aptos" w:eastAsia="Aptos" w:hAnsi="Aptos" w:cs="Aptos"/>
+        </w:rPr>
+      </w:pPr>
+      <w:r>
+        <w:rPr>
+          <w:rFonts w:ascii="Aptos" w:eastAsia="Aptos" w:hAnsi="Aptos" w:cs="Aptos"/>
+        </w:rPr>
+        <w:t xml:space="preserve">This risk applies where the NDA creates, or appears to </w:t>
+      </w:r>
+      <w:proofErr w:type="gramStart"/>
+      <w:r>
+        <w:rPr>
+          <w:rFonts w:ascii="Aptos" w:eastAsia="Aptos" w:hAnsi="Aptos" w:cs="Aptos"/>
+        </w:rPr>
+        <w:t>create,</w:t>
+      </w:r>
+      <w:proofErr w:type="gramEnd"/>
+      <w:r>
+        <w:rPr>
+          <w:rFonts w:ascii="Aptos" w:eastAsia="Aptos" w:hAnsi="Aptos" w:cs="Aptos"/>
+        </w:rPr>
+        <w:t xml:space="preserve"> direct contractual-style obligations on Accenture personnel or representatives, rather than confidentiality obligations remaining solely between Accenture and the counterparty as legal entities.</w:t>
+      </w:r>
+    </w:p>
+    <w:p>
+      <w:pPr>
+        <w:rPr>
+          <w:rFonts w:ascii="Aptos" w:eastAsia="Aptos" w:hAnsi="Aptos" w:cs="Aptos"/>
+        </w:rPr>
+      </w:pPr>
+      <w:r>
+        <w:rPr>
+          <w:rFonts w:ascii="Aptos" w:eastAsia="Aptos" w:hAnsi="Aptos" w:cs="Aptos"/>
+        </w:rPr>
+        <w:t>## Triage Signals</w:t>
+      </w:r>
+    </w:p>
+    <w:p>
+      <w:pPr>
+        <w:rPr>
+          <w:rFonts w:ascii="Aptos" w:eastAsia="Aptos" w:hAnsi="Aptos" w:cs="Aptos"/>
+        </w:rPr>
+      </w:pPr>
+      <w:r>
+        <w:rPr>
+          <w:rFonts w:ascii="Aptos" w:eastAsia="Aptos" w:hAnsi="Aptos" w:cs="Aptos"/>
+        </w:rPr>
+        <w:t>* “employee must sign” directly with counterparty</w:t>
+      </w:r>
+    </w:p>
+    <w:p>
+      <w:pPr>
+        <w:rPr>
+          <w:rFonts w:ascii="Aptos" w:eastAsia="Aptos" w:hAnsi="Aptos" w:cs="Aptos"/>
+        </w:rPr>
+      </w:pPr>
+      <w:r>
+        <w:rPr>
+          <w:rFonts w:ascii="Aptos" w:eastAsia="Aptos" w:hAnsi="Aptos" w:cs="Aptos"/>
+        </w:rPr>
+        <w:t>* “personnel shall sign” directly with counterparty</w:t>
+      </w:r>
+    </w:p>
+    <w:p>
+      <w:pPr>
+        <w:rPr>
+          <w:rFonts w:ascii="Aptos" w:eastAsia="Aptos" w:hAnsi="Aptos" w:cs="Aptos"/>
+        </w:rPr>
+      </w:pPr>
+      <w:r>
+        <w:rPr>
+          <w:rFonts w:ascii="Aptos" w:eastAsia="Aptos" w:hAnsi="Aptos" w:cs="Aptos"/>
+        </w:rPr>
+        <w:t>* “representatives shall sign” directly with counterparty</w:t>
+      </w:r>
+    </w:p>
+    <w:p>
+      <w:pPr>
+        <w:rPr>
+          <w:rFonts w:ascii="Aptos" w:eastAsia="Aptos" w:hAnsi="Aptos" w:cs="Aptos"/>
+        </w:rPr>
+      </w:pPr>
+      <w:r>
+        <w:rPr>
+          <w:rFonts w:ascii="Aptos" w:eastAsia="Aptos" w:hAnsi="Aptos" w:cs="Aptos"/>
+        </w:rPr>
+        <w:t>* “individual undertaking” to the counterparty</w:t>
+      </w:r>
+    </w:p>
+    <w:p>
+      <w:pPr>
+        <w:rPr>
+          <w:rFonts w:ascii="Aptos" w:eastAsia="Aptos" w:hAnsi="Aptos" w:cs="Aptos"/>
+        </w:rPr>
+      </w:pPr>
+      <w:r>
+        <w:rPr>
+          <w:rFonts w:ascii="Aptos" w:eastAsia="Aptos" w:hAnsi="Aptos" w:cs="Aptos"/>
+        </w:rPr>
+        <w:t>* “written undertaking to” the Disclosing Party / client / counterparty</w:t>
+      </w:r>
+    </w:p>
+    <w:p>
+      <w:pPr>
+        <w:rPr>
+          <w:rFonts w:ascii="Aptos" w:eastAsia="Aptos" w:hAnsi="Aptos" w:cs="Aptos"/>
+        </w:rPr>
+      </w:pPr>
+      <w:r>
+        <w:rPr>
+          <w:rFonts w:ascii="Aptos" w:eastAsia="Aptos" w:hAnsi="Aptos" w:cs="Aptos"/>
+        </w:rPr>
+        <w:t>* “execute NDA directly” with client</w:t>
+      </w:r>
+    </w:p>
+    <w:p>
+      <w:pPr>
+        <w:rPr>
+          <w:rFonts w:ascii="Aptos" w:eastAsia="Aptos" w:hAnsi="Aptos" w:cs="Aptos"/>
+        </w:rPr>
+      </w:pPr>
+      <w:r>
+        <w:rPr>
+          <w:rFonts w:ascii="Aptos" w:eastAsia="Aptos" w:hAnsi="Aptos" w:cs="Aptos"/>
+        </w:rPr>
+        <w:lastRenderedPageBreak/>
+        <w:t>* “execute acknowledgement letters directly”</w:t>
+      </w:r>
+    </w:p>
+    <w:p>
+      <w:pPr>
+        <w:rPr>
+          <w:rFonts w:ascii="Aptos" w:eastAsia="Aptos" w:hAnsi="Aptos" w:cs="Aptos"/>
+        </w:rPr>
+      </w:pPr>
+      <w:r>
+        <w:rPr>
+          <w:rFonts w:ascii="Aptos" w:eastAsia="Aptos" w:hAnsi="Aptos" w:cs="Aptos"/>
+        </w:rPr>
+        <w:t>* “execute a non-disclosure agreement binding such personnel”</w:t>
+      </w:r>
+    </w:p>
+    <w:p>
+      <w:pPr>
+        <w:rPr>
+          <w:rFonts w:ascii="Aptos" w:eastAsia="Aptos" w:hAnsi="Aptos" w:cs="Aptos"/>
+        </w:rPr>
+      </w:pPr>
+      <w:r>
+        <w:rPr>
+          <w:rFonts w:ascii="Aptos" w:eastAsia="Aptos" w:hAnsi="Aptos" w:cs="Aptos"/>
+        </w:rPr>
+        <w:t xml:space="preserve">* “execute a non-disclosure undertaking in </w:t>
+      </w:r>
+      <w:proofErr w:type="spellStart"/>
+      <w:r>
+        <w:rPr>
+          <w:rFonts w:ascii="Aptos" w:eastAsia="Aptos" w:hAnsi="Aptos" w:cs="Aptos"/>
+        </w:rPr>
         <w:t>favour</w:t>
       </w:r>
       <w:proofErr w:type="spellEnd"/>
       <w:r>
-        <w:t xml:space="preserve"> of Client</w:t>
-      </w:r>
-    </w:p>
-    <w:p>
-      <w:r>
-        <w:t>* Do NOT route Unilateral NDA if all of the following are present:</w:t>
-      </w:r>
-    </w:p>
-    <w:p>
-      <w:r>
-        <w:t xml:space="preserve">  * “Confidentiality Undertaking”</w:t>
-      </w:r>
-    </w:p>
-    <w:p>
-      <w:r>
-        <w:t xml:space="preserve">  * “in </w:t>
-      </w:r>
-      <w:proofErr w:type="spellStart"/>
-      <w:r>
-        <w:t>favour</w:t>
-      </w:r>
-      <w:proofErr w:type="spellEnd"/>
-      <w:r>
-        <w:t xml:space="preserve"> of and for the benefit of Client”</w:t>
-      </w:r>
-    </w:p>
-    <w:p>
-      <w:r>
-        <w:t xml:space="preserve">  * “Recipient”</w:t>
-      </w:r>
-    </w:p>
-    <w:p>
-      <w:r>
-        <w:t xml:space="preserve">  * “Permitted Users”</w:t>
-      </w:r>
-    </w:p>
-    <w:p>
-      <w:r>
-        <w:t xml:space="preserve">  * “executed a non-disclosure Undertaking in </w:t>
-      </w:r>
-      <w:proofErr w:type="spellStart"/>
-      <w:r>
-        <w:t>favour</w:t>
-      </w:r>
-      <w:proofErr w:type="spellEnd"/>
-      <w:r>
+        <w:rPr>
+          <w:rFonts w:ascii="Aptos" w:eastAsia="Aptos" w:hAnsi="Aptos" w:cs="Aptos"/>
+        </w:rPr>
         <w:t xml:space="preserve"> of Client”</w:t>
       </w:r>
     </w:p>
     <w:p>
-      <w:r>
-        <w:t>* Do NOT route Unilateral NDA if the same extracted snippets contain:</w:t>
-      </w:r>
-    </w:p>
-    <w:p>
-      <w:r>
-        <w:t xml:space="preserve">  * “Recipient executes this Undertaking in </w:t>
-      </w:r>
-      <w:proofErr w:type="spellStart"/>
-      <w:r>
-        <w:t>favour</w:t>
-      </w:r>
-      <w:proofErr w:type="spellEnd"/>
-      <w:r>
-        <w:t xml:space="preserve"> of and for the benefit of Client”; and</w:t>
-      </w:r>
-    </w:p>
-    <w:p>
-      <w:r>
-        <w:t xml:space="preserve">  * “Permitted User shall have executed a non-disclosure Undertaking in </w:t>
-      </w:r>
-      <w:proofErr w:type="spellStart"/>
-      <w:r>
-        <w:t>favour</w:t>
-      </w:r>
-      <w:proofErr w:type="spellEnd"/>
-      <w:r>
-        <w:t xml:space="preserve"> of Client”</w:t>
-      </w:r>
-    </w:p>
-    <w:p>
-      <w:r>
-        <w:t>* Do NOT route Unilateral NDA if the same extracted snippets contain all of the following:</w:t>
-      </w:r>
-    </w:p>
-    <w:p>
-      <w:r>
-        <w:t xml:space="preserve">  * “Mutual NDA”</w:t>
-      </w:r>
-    </w:p>
-    <w:p>
-      <w:r>
-        <w:t xml:space="preserve">  * “Discloser”</w:t>
-      </w:r>
-    </w:p>
-    <w:p>
-      <w:r>
-        <w:t xml:space="preserve">  * “Recipient”</w:t>
-      </w:r>
-    </w:p>
-    <w:p>
-      <w:r>
-        <w:t xml:space="preserve">  * “full compliance with the Mutual NDA obligations”</w:t>
-      </w:r>
-    </w:p>
-    <w:p>
-      <w:r>
-        <w:t>* Do NOT route Unilateral NDA if all of the following are present:</w:t>
-      </w:r>
-    </w:p>
-    <w:p>
-      <w:r>
-        <w:t xml:space="preserve">  * the agreement identifies one party as “Discloser”</w:t>
-      </w:r>
-    </w:p>
-    <w:p>
-      <w:r>
-        <w:t xml:space="preserve">  * the agreement identifies the other party as “Recipient”</w:t>
-      </w:r>
-    </w:p>
-    <w:p>
-      <w:r>
-        <w:t xml:space="preserve">  * the agreement references an existing “Mutual NDA”</w:t>
-      </w:r>
-    </w:p>
-    <w:p>
-      <w:r>
-        <w:lastRenderedPageBreak/>
-        <w:t xml:space="preserve">  * the agreement states that confidentiality protection is required in connection with, or in compliance with, the Mutual NDA</w:t>
-      </w:r>
-    </w:p>
-    <w:p>
-      <w:r>
-        <w:t>* This exclusion does not apply to ordinary one-way NDAs that do not reference an existing Mutual NDA or equivalent upstream reciprocal confidentiality arrangement.</w:t>
-      </w:r>
-    </w:p>
-    <w:p>
-      <w:r>
-        <w:t>* Do NOT suppress Unilateral NDA merely because the agreement uses “you,” “your,” “Company,” or “Evaluation Material” instead of the defined terms “Disclosing Party” and “Receiving Party.”</w:t>
-      </w:r>
-    </w:p>
-    <w:p>
-      <w:r>
-        <w:t>* If the protected information is consistently information of only one party, and the receiving obligations are imposed only on “you,” “your Representatives,” “Recipient,” or the receiving party, route Unilateral NDA unless a same-category Do NOT Trigger rule applies.</w:t>
-      </w:r>
-    </w:p>
-    <w:p>
-      <w:r>
-        <w:t xml:space="preserve"> </w:t>
-      </w:r>
-    </w:p>
-    <w:p>
-      <w:r>
-        <w:t>## Conflict Resolution Rule</w:t>
-      </w:r>
-    </w:p>
-    <w:p>
-      <w:r>
-        <w:t>Prioritize party definitions and the Confidential Information definition over isolated clause wording.</w:t>
-      </w:r>
-    </w:p>
-    <w:p>
-      <w:r>
-        <w:t>If only one Disclosing Party and one Receiving Party are clearly defined, route Unilateral NDA unless a Do NOT Trigger rule under this category applies.</w:t>
-      </w:r>
-    </w:p>
-    <w:p>
-      <w:r>
-        <w:t xml:space="preserve"> </w:t>
-      </w:r>
-    </w:p>
-    <w:p>
-      <w:r>
-        <w:t xml:space="preserve"> </w:t>
-      </w:r>
-    </w:p>
-    <w:p>
-      <w:r>
-        <w:t># 2. Liquidated Damages</w:t>
-      </w:r>
-    </w:p>
-    <w:p>
-      <w:r>
-        <w:t>Type: FINANCIAL</w:t>
-      </w:r>
-    </w:p>
-    <w:p>
-      <w:r>
-        <w:t>## Definition</w:t>
-      </w:r>
-    </w:p>
-    <w:p>
-      <w:r>
-        <w:t>NDA imposes fixed, predetermined, formula-based, daily, per-breach, salary-based, contractual-penalty-based, or otherwise pre-agreed monetary damages or penalties for breach.</w:t>
-      </w:r>
-    </w:p>
-    <w:p>
-      <w:r>
-        <w:t>## Triage Signals</w:t>
-      </w:r>
-    </w:p>
-    <w:p>
-      <w:r>
-        <w:t>Route only if one or more of the following appears with an imposed or pre-agreed payment obligation:</w:t>
-      </w:r>
-    </w:p>
-    <w:p>
-      <w:r>
-        <w:t>* “liquidated damages”</w:t>
-      </w:r>
-    </w:p>
-    <w:p>
-      <w:r>
-        <w:t>* “penalty and liquidated damages”</w:t>
-      </w:r>
-    </w:p>
-    <w:p>
-      <w:r>
-        <w:lastRenderedPageBreak/>
-        <w:t>* “by way of liquidated damages”</w:t>
-      </w:r>
-    </w:p>
-    <w:p>
-      <w:r>
-        <w:t>* “shall pay liquidated damages”</w:t>
-      </w:r>
-    </w:p>
-    <w:p>
-      <w:r>
-        <w:t>* “liable to pay liquidated damages”</w:t>
-      </w:r>
-    </w:p>
-    <w:p>
-      <w:r>
-        <w:t>* “shall be liable to pay”</w:t>
-      </w:r>
-    </w:p>
-    <w:p>
-      <w:r>
-        <w:t>* “predetermined amount”</w:t>
-      </w:r>
-    </w:p>
-    <w:p>
-      <w:r>
-        <w:t>* “fixed amount”</w:t>
-      </w:r>
-    </w:p>
-    <w:p>
-      <w:r>
-        <w:t>* “specific sum”</w:t>
-      </w:r>
-    </w:p>
-    <w:p>
-      <w:r>
-        <w:t>* “for each day of violation”</w:t>
-      </w:r>
-    </w:p>
-    <w:p>
-      <w:r>
-        <w:t>* “for each such breach”</w:t>
-      </w:r>
-    </w:p>
-    <w:p>
-      <w:r>
-        <w:t>* “amount equal to”</w:t>
-      </w:r>
-    </w:p>
-    <w:p>
-      <w:r>
-        <w:t>* “gross annual salary”</w:t>
-      </w:r>
-    </w:p>
-    <w:p>
-      <w:r>
-        <w:t>* “£100,000”</w:t>
-      </w:r>
-    </w:p>
-    <w:p>
-      <w:r>
-        <w:t>* “USD 50,000”</w:t>
-      </w:r>
-    </w:p>
-    <w:p>
-      <w:r>
-        <w:t>* “$50,000”</w:t>
-      </w:r>
-    </w:p>
-    <w:p>
-      <w:r>
-        <w:t>* “shall pay damages” with a specific sum or formula</w:t>
-      </w:r>
-    </w:p>
-    <w:p>
-      <w:r>
-        <w:t>* “without prejudice” combined with liquidated damages or penalty</w:t>
-      </w:r>
-    </w:p>
-    <w:p>
-      <w:r>
-        <w:t>* “damages exceeding any liquidated damages”</w:t>
-      </w:r>
-    </w:p>
-    <w:p>
-      <w:r>
-        <w:t>* “contractual penalty”</w:t>
-      </w:r>
-    </w:p>
-    <w:p>
-      <w:r>
-        <w:t>* “</w:t>
-      </w:r>
-      <w:proofErr w:type="spellStart"/>
-      <w:r>
-        <w:t>Vertragsstrafe</w:t>
-      </w:r>
-      <w:proofErr w:type="spellEnd"/>
-      <w:r>
-        <w:t>”</w:t>
-      </w:r>
-    </w:p>
-    <w:p>
-      <w:r>
-        <w:t>* “penalty payable”</w:t>
-      </w:r>
-    </w:p>
-    <w:p>
-      <w:r>
-        <w:t>* “penalty for breach”</w:t>
-      </w:r>
-    </w:p>
-    <w:p>
-      <w:r>
-        <w:t>* “pay a penalty”</w:t>
-      </w:r>
-    </w:p>
-    <w:p>
-      <w:r>
-        <w:t>* “shall pay a penalty”</w:t>
-      </w:r>
-    </w:p>
-    <w:p>
-      <w:r>
-        <w:t>* “shall pay to the other Party” with a specific monetary amount or formula</w:t>
-      </w:r>
-    </w:p>
-    <w:p>
-      <w:r>
-        <w:t>* “immediately payable contractual penalty”</w:t>
-      </w:r>
-    </w:p>
-    <w:p>
-      <w:r>
-        <w:t>* “per breach” with a specific monetary amount or formula</w:t>
-      </w:r>
-    </w:p>
-    <w:p>
-      <w:r>
-        <w:lastRenderedPageBreak/>
-        <w:t>* “for each breach” with a specific monetary amount or formula</w:t>
-      </w:r>
-    </w:p>
-    <w:p>
-      <w:r>
-        <w:t>* “for each such breach” with a specific monetary amount or formula</w:t>
-      </w:r>
-    </w:p>
-    <w:p/>
-    <w:p>
-      <w:r>
+      <w:pPr>
+        <w:rPr>
+          <w:rFonts w:ascii="Aptos" w:eastAsia="Aptos" w:hAnsi="Aptos" w:cs="Aptos"/>
+        </w:rPr>
+      </w:pPr>
+      <w:r>
+        <w:rPr>
+          <w:rFonts w:ascii="Aptos" w:eastAsia="Aptos" w:hAnsi="Aptos" w:cs="Aptos"/>
+        </w:rPr>
+        <w:t>* “arrange for any or all of the Receiving Party's Representatives to give a written undertaking to the Disclosing Party”</w:t>
+      </w:r>
+    </w:p>
+    <w:p>
+      <w:pPr>
+        <w:rPr>
+          <w:rFonts w:ascii="Aptos" w:eastAsia="Aptos" w:hAnsi="Aptos" w:cs="Aptos"/>
+        </w:rPr>
+      </w:pPr>
+      <w:r>
+        <w:rPr>
+          <w:rFonts w:ascii="Aptos" w:eastAsia="Aptos" w:hAnsi="Aptos" w:cs="Aptos"/>
+        </w:rPr>
+        <w:t>* “provide Client with a copy”</w:t>
+      </w:r>
+    </w:p>
+    <w:p>
+      <w:pPr>
+        <w:rPr>
+          <w:rFonts w:ascii="Aptos" w:eastAsia="Aptos" w:hAnsi="Aptos" w:cs="Aptos"/>
+        </w:rPr>
+      </w:pPr>
+      <w:r>
+        <w:rPr>
+          <w:rFonts w:ascii="Aptos" w:eastAsia="Aptos" w:hAnsi="Aptos" w:cs="Aptos"/>
+        </w:rPr>
+        <w:t>* “provide the counterparty with a copy”</w:t>
+      </w:r>
+    </w:p>
+    <w:p>
+      <w:pPr>
+        <w:rPr>
+          <w:rFonts w:ascii="Aptos" w:eastAsia="Aptos" w:hAnsi="Aptos" w:cs="Aptos"/>
+        </w:rPr>
+      </w:pPr>
+      <w:r>
+        <w:rPr>
+          <w:rFonts w:ascii="Aptos" w:eastAsia="Aptos" w:hAnsi="Aptos" w:cs="Aptos"/>
+        </w:rPr>
+        <w:t>* “provide the Disclosing Party with a copy”</w:t>
+      </w:r>
+    </w:p>
+    <w:p>
+      <w:pPr>
+        <w:rPr>
+          <w:rFonts w:ascii="Aptos" w:eastAsia="Aptos" w:hAnsi="Aptos" w:cs="Aptos"/>
+        </w:rPr>
+      </w:pPr>
+      <w:r>
+        <w:rPr>
+          <w:rFonts w:ascii="Aptos" w:eastAsia="Aptos" w:hAnsi="Aptos" w:cs="Aptos"/>
+        </w:rPr>
+        <w:t>* “individual signer”</w:t>
+      </w:r>
+    </w:p>
+    <w:p>
+      <w:pPr>
+        <w:rPr>
+          <w:rFonts w:ascii="Aptos" w:eastAsia="Aptos" w:hAnsi="Aptos" w:cs="Aptos"/>
+        </w:rPr>
+      </w:pPr>
+      <w:r>
+        <w:rPr>
+          <w:rFonts w:ascii="Aptos" w:eastAsia="Aptos" w:hAnsi="Aptos" w:cs="Aptos"/>
+        </w:rPr>
+        <w:t>* “individual employee to sign personally”</w:t>
+      </w:r>
+    </w:p>
+    <w:p>
+      <w:pPr>
+        <w:rPr>
+          <w:rFonts w:ascii="Aptos" w:eastAsia="Aptos" w:hAnsi="Aptos" w:cs="Aptos"/>
+        </w:rPr>
+      </w:pPr>
+      <w:r>
+        <w:rPr>
+          <w:rFonts w:ascii="Aptos" w:eastAsia="Aptos" w:hAnsi="Aptos" w:cs="Aptos"/>
+        </w:rPr>
+        <w:t>* “in the signer personal capacity”</w:t>
+      </w:r>
+    </w:p>
+    <w:p>
+      <w:pPr>
+        <w:rPr>
+          <w:rFonts w:ascii="Aptos" w:eastAsia="Aptos" w:hAnsi="Aptos" w:cs="Aptos"/>
+        </w:rPr>
+      </w:pPr>
+      <w:r>
+        <w:rPr>
+          <w:rFonts w:ascii="Aptos" w:eastAsia="Aptos" w:hAnsi="Aptos" w:cs="Aptos"/>
+        </w:rPr>
+        <w:t>* “not solely as representative of any employer”</w:t>
+      </w:r>
+    </w:p>
+    <w:p>
+      <w:pPr>
+        <w:rPr>
+          <w:rFonts w:ascii="Aptos" w:eastAsia="Aptos" w:hAnsi="Aptos" w:cs="Aptos"/>
+        </w:rPr>
+      </w:pPr>
+      <w:r>
+        <w:rPr>
+          <w:rFonts w:ascii="Aptos" w:eastAsia="Aptos" w:hAnsi="Aptos" w:cs="Aptos"/>
+        </w:rPr>
+        <w:t>* “individual signer personally accepts”</w:t>
+      </w:r>
+    </w:p>
+    <w:p>
+      <w:pPr>
+        <w:rPr>
+          <w:rFonts w:ascii="Aptos" w:eastAsia="Aptos" w:hAnsi="Aptos" w:cs="Aptos"/>
+        </w:rPr>
+      </w:pPr>
+      <w:r>
+        <w:rPr>
+          <w:rFonts w:ascii="Aptos" w:eastAsia="Aptos" w:hAnsi="Aptos" w:cs="Aptos"/>
+        </w:rPr>
+        <w:t>* “signer remains personally responsible”</w:t>
+      </w:r>
+    </w:p>
+    <w:p>
+      <w:pPr>
+        <w:rPr>
+          <w:rFonts w:ascii="Aptos" w:eastAsia="Aptos" w:hAnsi="Aptos" w:cs="Aptos"/>
+        </w:rPr>
+      </w:pPr>
+      <w:r>
+        <w:rPr>
+          <w:rFonts w:ascii="Aptos" w:eastAsia="Aptos" w:hAnsi="Aptos" w:cs="Aptos"/>
+        </w:rPr>
+        <w:t>* “individual signer may be personally liable”</w:t>
+      </w:r>
+    </w:p>
+    <w:p>
+      <w:pPr>
+        <w:rPr>
+          <w:rFonts w:ascii="Aptos" w:eastAsia="Aptos" w:hAnsi="Aptos" w:cs="Aptos"/>
+        </w:rPr>
+      </w:pPr>
+      <w:r>
+        <w:rPr>
+          <w:rFonts w:ascii="Aptos" w:eastAsia="Aptos" w:hAnsi="Aptos" w:cs="Aptos"/>
+        </w:rPr>
+        <w:t>* Clause contains BOTH:</w:t>
+      </w:r>
+    </w:p>
+    <w:p>
+      <w:pPr>
+        <w:rPr>
+          <w:rFonts w:ascii="Aptos" w:eastAsia="Aptos" w:hAnsi="Aptos" w:cs="Aptos"/>
+        </w:rPr>
+      </w:pPr>
+      <w:r>
+        <w:rPr>
+          <w:rFonts w:ascii="Aptos" w:eastAsia="Aptos" w:hAnsi="Aptos" w:cs="Aptos"/>
+        </w:rPr>
+        <w:t xml:space="preserve">  * “individual signer”</w:t>
+      </w:r>
+    </w:p>
+    <w:p>
+      <w:pPr>
+        <w:rPr>
+          <w:rFonts w:ascii="Aptos" w:eastAsia="Aptos" w:hAnsi="Aptos" w:cs="Aptos"/>
+        </w:rPr>
+      </w:pPr>
+      <w:r>
+        <w:rPr>
+          <w:rFonts w:ascii="Aptos" w:eastAsia="Aptos" w:hAnsi="Aptos" w:cs="Aptos"/>
+        </w:rPr>
+        <w:t xml:space="preserve">  * “personal capacity”</w:t>
+      </w:r>
+    </w:p>
+    <w:p>
+      <w:pPr>
+        <w:rPr>
+          <w:rFonts w:ascii="Aptos" w:eastAsia="Aptos" w:hAnsi="Aptos" w:cs="Aptos"/>
+        </w:rPr>
+      </w:pPr>
+      <w:r>
+        <w:rPr>
+          <w:rFonts w:ascii="Aptos" w:eastAsia="Aptos" w:hAnsi="Aptos" w:cs="Aptos"/>
+        </w:rPr>
+        <w:t>* Clause contains BOTH:</w:t>
+      </w:r>
+    </w:p>
+    <w:p>
+      <w:pPr>
+        <w:rPr>
+          <w:rFonts w:ascii="Aptos" w:eastAsia="Aptos" w:hAnsi="Aptos" w:cs="Aptos"/>
+        </w:rPr>
+      </w:pPr>
+      <w:r>
+        <w:rPr>
+          <w:rFonts w:ascii="Aptos" w:eastAsia="Aptos" w:hAnsi="Aptos" w:cs="Aptos"/>
+        </w:rPr>
+        <w:t xml:space="preserve">  * “individual signer”</w:t>
+      </w:r>
+    </w:p>
+    <w:p>
+      <w:pPr>
+        <w:rPr>
+          <w:rFonts w:ascii="Aptos" w:eastAsia="Aptos" w:hAnsi="Aptos" w:cs="Aptos"/>
+        </w:rPr>
+      </w:pPr>
+      <w:r>
+        <w:rPr>
+          <w:rFonts w:ascii="Aptos" w:eastAsia="Aptos" w:hAnsi="Aptos" w:cs="Aptos"/>
+        </w:rPr>
+        <w:t xml:space="preserve">  * “personally accepts”</w:t>
+      </w:r>
+    </w:p>
+    <w:p>
+      <w:pPr>
+        <w:rPr>
+          <w:rFonts w:ascii="Aptos" w:eastAsia="Aptos" w:hAnsi="Aptos" w:cs="Aptos"/>
+        </w:rPr>
+      </w:pPr>
+      <w:r>
+        <w:rPr>
+          <w:rFonts w:ascii="Aptos" w:eastAsia="Aptos" w:hAnsi="Aptos" w:cs="Aptos"/>
+        </w:rPr>
+        <w:t>* Route Individual NDA where the uploaded NDA itself is entered into directly between the counterparty and an individual signer in that person’s personal capacity and the individual personally accepts the confidentiality obligations.</w:t>
+      </w:r>
+    </w:p>
+    <w:p>
+      <w:pPr>
+        <w:rPr>
+          <w:rFonts w:ascii="Aptos" w:eastAsia="Aptos" w:hAnsi="Aptos" w:cs="Aptos"/>
+        </w:rPr>
+      </w:pPr>
+      <w:r>
+        <w:rPr>
+          <w:rFonts w:ascii="Aptos" w:eastAsia="Aptos" w:hAnsi="Aptos" w:cs="Aptos"/>
+        </w:rPr>
+        <w:t>* A separate second NDA or undertaking is not required when the uploaded agreement itself directly binds the individual signer to the counterparty.</w:t>
+      </w:r>
+    </w:p>
+    <w:p>
+      <w:pPr>
+        <w:rPr>
+          <w:rFonts w:ascii="Aptos" w:eastAsia="Aptos" w:hAnsi="Aptos" w:cs="Aptos"/>
+        </w:rPr>
+      </w:pPr>
+      <w:r>
+        <w:rPr>
+          <w:rFonts w:ascii="Aptos" w:eastAsia="Aptos" w:hAnsi="Aptos" w:cs="Aptos"/>
+        </w:rPr>
         <w:t>## Do NOT Trigger</w:t>
       </w:r>
     </w:p>
     <w:p>
-      <w:r>
-        <w:t>* “liquidated damages” appears only as an example of remedies available to a court, arbitrator, tribunal, or dispute resolution forum</w:t>
-      </w:r>
-    </w:p>
-    <w:p>
-      <w:r>
-        <w:t>* Arbitration clause listing available remedies</w:t>
-      </w:r>
-    </w:p>
-    <w:p>
-      <w:r>
-        <w:t>* General remedies clause without a fixed penalty amount</w:t>
-      </w:r>
-    </w:p>
-    <w:p>
-      <w:r>
-        <w:t>* Injunctive relief</w:t>
-      </w:r>
-    </w:p>
-    <w:p>
-      <w:r>
-        <w:t>* Equitable relief</w:t>
-      </w:r>
-    </w:p>
-    <w:p>
-      <w:r>
-        <w:t>* Compensatory damages</w:t>
-      </w:r>
-    </w:p>
-    <w:p>
-      <w:r>
-        <w:t>* Actual damages</w:t>
-      </w:r>
-    </w:p>
-    <w:p>
-      <w:r>
-        <w:t>* Punitive damages</w:t>
-      </w:r>
-    </w:p>
-    <w:p>
-      <w:r>
-        <w:t>* Attorneys’ fees and costs</w:t>
-      </w:r>
-    </w:p>
-    <w:p>
-      <w:r>
-        <w:t>* “payment of a sum in liquidated damages” appears only to explain that breach may not be adequately remedied by damages and does not impose a separate payment obligation</w:t>
-      </w:r>
-    </w:p>
-    <w:p>
-      <w:r>
-        <w:t>* General breach-of-confidentiality language with no fixed, formula-based, or pre-agreed monetary amount</w:t>
-      </w:r>
-    </w:p>
-    <w:p>
-      <w:r>
-        <w:t>* “contractual penalty” or “penalty” appears only as a general legal reference, heading, or example of possible remedies, without imposing a fixed, formula-based, per-breach, daily, salary-based, or otherwise pre-agreed payment obligation</w:t>
-      </w:r>
-    </w:p>
-    <w:p>
-      <w:r>
-        <w:t xml:space="preserve"> </w:t>
-      </w:r>
-    </w:p>
-    <w:p>
-      <w:r>
-        <w:t># 3. Individual NDAs</w:t>
-      </w:r>
-    </w:p>
-    <w:p>
-      <w:r>
-        <w:t>Type: OPERATIONAL</w:t>
-      </w:r>
-    </w:p>
-    <w:p>
-      <w:r>
-        <w:t>## Definition</w:t>
-      </w:r>
-    </w:p>
-    <w:p>
-      <w:r>
-        <w:t xml:space="preserve">Employees, contractors, consultants, Representatives, </w:t>
-      </w:r>
-      <w:proofErr w:type="spellStart"/>
-      <w:r>
-        <w:t>Authorised</w:t>
-      </w:r>
-      <w:proofErr w:type="spellEnd"/>
-      <w:r>
-        <w:t xml:space="preserve"> Persons, Authorized Persons, or other personnel of Accenture are required to:</w:t>
-      </w:r>
-    </w:p>
-    <w:p>
-      <w:r>
-        <w:t xml:space="preserve"> </w:t>
-      </w:r>
-    </w:p>
-    <w:p>
-      <w:r>
-        <w:lastRenderedPageBreak/>
-        <w:t>* sign NDAs, undertakings, acknowledgements, or similar documents directly with the counterparty; OR</w:t>
-      </w:r>
-    </w:p>
-    <w:p>
-      <w:r>
-        <w:t>* become directly bound through a separate NDA, undertaking, acknowledgement letter, written agreement, or direct counterparty-facing document; OR</w:t>
-      </w:r>
-    </w:p>
-    <w:p>
-      <w:r>
-        <w:t xml:space="preserve">* </w:t>
-      </w:r>
-      <w:r>
-        <w:t>become directly bound through a separate NDA, undertaking, acknowledgement, or written agreement with the counterparty.</w:t>
-      </w:r>
-    </w:p>
-    <w:p/>
-    <w:p>
-      <w:r>
-        <w:t>This risk applies where the NDA creates, or appears to create, direct contractual-style obligations on Accenture personnel or representatives, rather than confidentiality obligations remaining solely between Accenture and the counterparty as legal entities.</w:t>
-      </w:r>
-    </w:p>
-    <w:p>
-      <w:r>
-        <w:t>## Triage Signals</w:t>
-      </w:r>
-    </w:p>
-    <w:p>
-      <w:r>
-        <w:t>* “employee must sign” directly with counterparty</w:t>
-      </w:r>
-    </w:p>
-    <w:p>
-      <w:r>
-        <w:t>* “personnel shall sign” directly with counterparty</w:t>
-      </w:r>
-    </w:p>
-    <w:p>
-      <w:r>
-        <w:t>* “representatives shall sign” directly with counterparty</w:t>
-      </w:r>
-    </w:p>
-    <w:p>
-      <w:r>
-        <w:t>* “individual undertaking” to the counterparty</w:t>
-      </w:r>
-    </w:p>
-    <w:p>
-      <w:r>
-        <w:t>* “written undertaking to” the Disclosing Party / client / counterparty</w:t>
-      </w:r>
-    </w:p>
-    <w:p>
-      <w:r>
-        <w:t>* “execute NDA directly” with client</w:t>
-      </w:r>
-    </w:p>
-    <w:p>
-      <w:r>
-        <w:t>* “execute acknowledgement letters directly”</w:t>
-      </w:r>
-    </w:p>
-    <w:p>
-      <w:r>
-        <w:t>* “execute a non-disclosure agreement binding such personnel”</w:t>
-      </w:r>
-    </w:p>
-    <w:p>
-      <w:r>
-        <w:t xml:space="preserve">* “execute a non-disclosure undertaking in </w:t>
-      </w:r>
-      <w:proofErr w:type="spellStart"/>
-      <w:r>
-        <w:t>favour</w:t>
-      </w:r>
-      <w:proofErr w:type="spellEnd"/>
-      <w:r>
-        <w:t xml:space="preserve"> of Client”</w:t>
-      </w:r>
-    </w:p>
-    <w:p>
-      <w:r>
-        <w:t>* “arrange for any or all of the Receiving Party's Representatives to give a written undertaking to the Disclosing Party”</w:t>
-      </w:r>
-    </w:p>
-    <w:p>
-      <w:r>
-        <w:t>* “provide Client with a copy”</w:t>
-      </w:r>
-    </w:p>
-    <w:p>
-      <w:r>
-        <w:t>* “provide the counterparty with a copy”</w:t>
-      </w:r>
-    </w:p>
-    <w:p>
-      <w:r>
-        <w:t>* “provide the Disclosing Party with a copy”</w:t>
-      </w:r>
-    </w:p>
-    <w:p/>
-    <w:p>
-      <w:r>
-        <w:t>## Do NOT Trigger</w:t>
-      </w:r>
-    </w:p>
-    <w:p>
-      <w:r>
+      <w:pPr>
+        <w:rPr>
+          <w:rFonts w:ascii="Aptos" w:eastAsia="Aptos" w:hAnsi="Aptos" w:cs="Aptos"/>
+        </w:rPr>
+      </w:pPr>
+      <w:r>
+        <w:rPr>
+          <w:rFonts w:ascii="Aptos" w:eastAsia="Aptos" w:hAnsi="Aptos" w:cs="Aptos"/>
+        </w:rPr>
         <w:lastRenderedPageBreak/>
         <w:t>* NDA only requires Accenture to ensure personnel are bound via employment agreements, internal policies, or agreements with Accenture</w:t>
       </w:r>
     </w:p>
     <w:p>
-      <w:r>
+      <w:pPr>
+        <w:rPr>
+          <w:rFonts w:ascii="Aptos" w:eastAsia="Aptos" w:hAnsi="Aptos" w:cs="Aptos"/>
+        </w:rPr>
+      </w:pPr>
+      <w:r>
+        <w:rPr>
+          <w:rFonts w:ascii="Aptos" w:eastAsia="Aptos" w:hAnsi="Aptos" w:cs="Aptos"/>
+        </w:rPr>
         <w:t>* Internal compliance management obligations only</w:t>
       </w:r>
     </w:p>
     <w:p>
-      <w:r>
+      <w:pPr>
+        <w:rPr>
+          <w:rFonts w:ascii="Aptos" w:eastAsia="Aptos" w:hAnsi="Aptos" w:cs="Aptos"/>
+        </w:rPr>
+      </w:pPr>
+      <w:r>
+        <w:rPr>
+          <w:rFonts w:ascii="Aptos" w:eastAsia="Aptos" w:hAnsi="Aptos" w:cs="Aptos"/>
+        </w:rPr>
         <w:t>* Personnel are merely required to be aware of confidentiality obligations</w:t>
       </w:r>
     </w:p>
     <w:p>
-      <w:r>
-        <w:t>* Personnel are bound by confidentiality obligations substantially similar to the NDA</w:t>
-      </w:r>
-    </w:p>
-    <w:p>
-      <w:r>
+      <w:pPr>
+        <w:rPr>
+          <w:rFonts w:ascii="Aptos" w:eastAsia="Aptos" w:hAnsi="Aptos" w:cs="Aptos"/>
+        </w:rPr>
+      </w:pPr>
+      <w:r>
+        <w:rPr>
+          <w:rFonts w:ascii="Aptos" w:eastAsia="Aptos" w:hAnsi="Aptos" w:cs="Aptos"/>
+        </w:rPr>
+        <w:t xml:space="preserve">* Personnel are bound by confidentiality obligations substantially </w:t>
+      </w:r>
+      <w:proofErr w:type="gramStart"/>
+      <w:r>
+        <w:rPr>
+          <w:rFonts w:ascii="Aptos" w:eastAsia="Aptos" w:hAnsi="Aptos" w:cs="Aptos"/>
+        </w:rPr>
+        <w:t>similar to</w:t>
+      </w:r>
+      <w:proofErr w:type="gramEnd"/>
+      <w:r>
+        <w:rPr>
+          <w:rFonts w:ascii="Aptos" w:eastAsia="Aptos" w:hAnsi="Aptos" w:cs="Aptos"/>
+        </w:rPr>
+        <w:t xml:space="preserve"> the NDA</w:t>
+      </w:r>
+    </w:p>
+    <w:p>
+      <w:pPr>
+        <w:rPr>
+          <w:rFonts w:ascii="Aptos" w:eastAsia="Aptos" w:hAnsi="Aptos" w:cs="Aptos"/>
+        </w:rPr>
+      </w:pPr>
+      <w:r>
+        <w:rPr>
+          <w:rFonts w:ascii="Aptos" w:eastAsia="Aptos" w:hAnsi="Aptos" w:cs="Aptos"/>
+        </w:rPr>
         <w:t>* Personnel are bound by confidentiality obligations at least as stringent as the NDA</w:t>
       </w:r>
     </w:p>
     <w:p>
-      <w:r>
-        <w:t>* Personnel are under a duty of non-disclosure</w:t>
-      </w:r>
-    </w:p>
-    <w:p>
-      <w:r>
-        <w:t>* Personnel are under a duty to maintain confidentiality, security, or integrity</w:t>
-      </w:r>
-    </w:p>
-    <w:p>
-      <w:r>
+      <w:pPr>
+        <w:rPr>
+          <w:rFonts w:ascii="Aptos" w:eastAsia="Aptos" w:hAnsi="Aptos" w:cs="Aptos"/>
+        </w:rPr>
+      </w:pPr>
+      <w:r>
+        <w:rPr>
+          <w:rFonts w:ascii="Aptos" w:eastAsia="Aptos" w:hAnsi="Aptos" w:cs="Aptos"/>
+        </w:rPr>
+        <w:t xml:space="preserve">* Personnel are under </w:t>
+      </w:r>
+      <w:proofErr w:type="gramStart"/>
+      <w:r>
+        <w:rPr>
+          <w:rFonts w:ascii="Aptos" w:eastAsia="Aptos" w:hAnsi="Aptos" w:cs="Aptos"/>
+        </w:rPr>
+        <w:t>a duty</w:t>
+      </w:r>
+      <w:proofErr w:type="gramEnd"/>
+      <w:r>
+        <w:rPr>
+          <w:rFonts w:ascii="Aptos" w:eastAsia="Aptos" w:hAnsi="Aptos" w:cs="Aptos"/>
+        </w:rPr>
+        <w:t xml:space="preserve"> of non-disclosure</w:t>
+      </w:r>
+    </w:p>
+    <w:p>
+      <w:pPr>
+        <w:rPr>
+          <w:rFonts w:ascii="Aptos" w:eastAsia="Aptos" w:hAnsi="Aptos" w:cs="Aptos"/>
+        </w:rPr>
+      </w:pPr>
+      <w:r>
+        <w:rPr>
+          <w:rFonts w:ascii="Aptos" w:eastAsia="Aptos" w:hAnsi="Aptos" w:cs="Aptos"/>
+        </w:rPr>
+        <w:t xml:space="preserve">* Personnel are under </w:t>
+      </w:r>
+      <w:proofErr w:type="gramStart"/>
+      <w:r>
+        <w:rPr>
+          <w:rFonts w:ascii="Aptos" w:eastAsia="Aptos" w:hAnsi="Aptos" w:cs="Aptos"/>
+        </w:rPr>
+        <w:t>a duty</w:t>
+      </w:r>
+      <w:proofErr w:type="gramEnd"/>
+      <w:r>
+        <w:rPr>
+          <w:rFonts w:ascii="Aptos" w:eastAsia="Aptos" w:hAnsi="Aptos" w:cs="Aptos"/>
+        </w:rPr>
+        <w:t xml:space="preserve"> to maintain confidentiality, security, or integrity</w:t>
+      </w:r>
+    </w:p>
+    <w:p>
+      <w:pPr>
+        <w:rPr>
+          <w:rFonts w:ascii="Aptos" w:eastAsia="Aptos" w:hAnsi="Aptos" w:cs="Aptos"/>
+        </w:rPr>
+      </w:pPr>
+      <w:r>
+        <w:rPr>
+          <w:rFonts w:ascii="Aptos" w:eastAsia="Aptos" w:hAnsi="Aptos" w:cs="Aptos"/>
+        </w:rPr>
         <w:t>* Generic procurement or ensuring compliance language without direct extension of NDA obligations</w:t>
       </w:r>
     </w:p>
     <w:p>
-      <w:r>
+      <w:pPr>
+        <w:rPr>
+          <w:rFonts w:ascii="Aptos" w:eastAsia="Aptos" w:hAnsi="Aptos" w:cs="Aptos"/>
+        </w:rPr>
+      </w:pPr>
+      <w:r>
+        <w:rPr>
+          <w:rFonts w:ascii="Aptos" w:eastAsia="Aptos" w:hAnsi="Aptos" w:cs="Aptos"/>
+        </w:rPr>
         <w:t>* Confidentiality agreements between Accenture and its own subcontractors</w:t>
       </w:r>
     </w:p>
     <w:p>
-      <w:r>
+      <w:pPr>
+        <w:rPr>
+          <w:rFonts w:ascii="Aptos" w:eastAsia="Aptos" w:hAnsi="Aptos" w:cs="Aptos"/>
+        </w:rPr>
+      </w:pPr>
+      <w:r>
+        <w:rPr>
+          <w:rFonts w:ascii="Aptos" w:eastAsia="Aptos" w:hAnsi="Aptos" w:cs="Aptos"/>
+        </w:rPr>
         <w:t>* “appropriate written agreements with employees or contractors” without direct counterparty signing</w:t>
       </w:r>
     </w:p>
     <w:p>
-      <w:r>
+      <w:pPr>
+        <w:rPr>
+          <w:rFonts w:ascii="Aptos" w:eastAsia="Aptos" w:hAnsi="Aptos" w:cs="Aptos"/>
+        </w:rPr>
+      </w:pPr>
+      <w:r>
+        <w:rPr>
+          <w:rFonts w:ascii="Aptos" w:eastAsia="Aptos" w:hAnsi="Aptos" w:cs="Aptos"/>
+        </w:rPr>
         <w:t>* “signed a non-use and non-disclosure agreement or are otherwise legally obligated” where the agreement may be internal or employment-based</w:t>
       </w:r>
     </w:p>
     <w:p>
-      <w:r>
+      <w:pPr>
+        <w:rPr>
+          <w:rFonts w:ascii="Aptos" w:eastAsia="Aptos" w:hAnsi="Aptos" w:cs="Aptos"/>
+        </w:rPr>
+      </w:pPr>
+      <w:r>
+        <w:rPr>
+          <w:rFonts w:ascii="Aptos" w:eastAsia="Aptos" w:hAnsi="Aptos" w:cs="Aptos"/>
+        </w:rPr>
         <w:t>* “agreed to be bound by terms and conditions substantially similar to those of this agreement” without direct counterparty signing</w:t>
       </w:r>
     </w:p>
     <w:p>
-      <w:r>
+      <w:pPr>
+        <w:rPr>
+          <w:rFonts w:ascii="Aptos" w:eastAsia="Aptos" w:hAnsi="Aptos" w:cs="Aptos"/>
+        </w:rPr>
+      </w:pPr>
+      <w:r>
+        <w:rPr>
+          <w:rFonts w:ascii="Aptos" w:eastAsia="Aptos" w:hAnsi="Aptos" w:cs="Aptos"/>
+        </w:rPr>
         <w:t>* “bound by confidentiality obligations substantially similar to this Agreement” without direct counterparty signing</w:t>
       </w:r>
     </w:p>
     <w:p>
-      <w:r>
+      <w:pPr>
+        <w:rPr>
+          <w:rFonts w:ascii="Aptos" w:eastAsia="Aptos" w:hAnsi="Aptos" w:cs="Aptos"/>
+        </w:rPr>
+      </w:pPr>
+      <w:r>
+        <w:rPr>
+          <w:rFonts w:ascii="Aptos" w:eastAsia="Aptos" w:hAnsi="Aptos" w:cs="Aptos"/>
+        </w:rPr>
         <w:t>* Accenture remains responsible for personnel or Representatives, but the personnel or Representatives are not directly bound by the NDA itself</w:t>
       </w:r>
     </w:p>
     <w:p>
-      <w:r>
+      <w:pPr>
+        <w:rPr>
+          <w:rFonts w:ascii="Aptos" w:eastAsia="Aptos" w:hAnsi="Aptos" w:cs="Aptos"/>
+        </w:rPr>
+      </w:pPr>
+      <w:r>
+        <w:rPr>
+          <w:rFonts w:ascii="Aptos" w:eastAsia="Aptos" w:hAnsi="Aptos" w:cs="Aptos"/>
+        </w:rPr>
         <w:t>* Clause only requires the Receiving Party / Recipient to inform Representatives of the confidential nature of the information and the terms of the Agreement, without requiring Representatives to sign, execute, or deliver a separate NDA, undertaking, acknowledgement, or written agreement directly to the counterparty</w:t>
       </w:r>
     </w:p>
     <w:p>
-      <w:r>
+      <w:pPr>
+        <w:rPr>
+          <w:rFonts w:ascii="Aptos" w:eastAsia="Aptos" w:hAnsi="Aptos" w:cs="Aptos"/>
+        </w:rPr>
+      </w:pPr>
+      <w:r>
+        <w:rPr>
+          <w:rFonts w:ascii="Aptos" w:eastAsia="Aptos" w:hAnsi="Aptos" w:cs="Aptos"/>
+        </w:rPr>
         <w:t>* Clause states that Representatives are required to comply with the terms of the Agreement, but the Receiving Party / Recipient remains responsible for any action, failure to act, breach, or violation by those Representatives</w:t>
       </w:r>
     </w:p>
     <w:p>
-      <w:r>
+      <w:pPr>
+        <w:rPr>
+          <w:rFonts w:ascii="Aptos" w:eastAsia="Aptos" w:hAnsi="Aptos" w:cs="Aptos"/>
+        </w:rPr>
+      </w:pPr>
+      <w:r>
+        <w:rPr>
+          <w:rFonts w:ascii="Aptos" w:eastAsia="Aptos" w:hAnsi="Aptos" w:cs="Aptos"/>
+        </w:rPr>
         <w:lastRenderedPageBreak/>
         <w:t>* Clause contains “required to comply with the terms of this Agreement” and “You shall be responsible to the Company” but does not require Representatives to sign or execute a separate NDA, undertaking, acknowledgement, or written agreement</w:t>
       </w:r>
     </w:p>
     <w:p>
-      <w:r>
+      <w:pPr>
+        <w:rPr>
+          <w:rFonts w:ascii="Aptos" w:eastAsia="Aptos" w:hAnsi="Aptos" w:cs="Aptos"/>
+        </w:rPr>
+      </w:pPr>
+      <w:r>
+        <w:rPr>
+          <w:rFonts w:ascii="Aptos" w:eastAsia="Aptos" w:hAnsi="Aptos" w:cs="Aptos"/>
+        </w:rPr>
         <w:t>* Clause contains “as if such Representative were a party hereto” only for purposes of making the Receiving Party / Recipient responsible for Representative conduct, and does not require the Representative to sign, execute, deliver, or provide a separate NDA, undertaking, acknowledgement, or written agreement directly to the counterparty</w:t>
       </w:r>
     </w:p>
     <w:p>
-      <w:r>
-        <w:t>* Clause contains all of the following:</w:t>
-      </w:r>
-    </w:p>
-    <w:p>
-      <w:r>
+      <w:pPr>
+        <w:rPr>
+          <w:rFonts w:ascii="Aptos" w:eastAsia="Aptos" w:hAnsi="Aptos" w:cs="Aptos"/>
+        </w:rPr>
+      </w:pPr>
+      <w:r>
+        <w:rPr>
+          <w:rFonts w:ascii="Aptos" w:eastAsia="Aptos" w:hAnsi="Aptos" w:cs="Aptos"/>
+        </w:rPr>
+        <w:t xml:space="preserve">* Clause contains </w:t>
+      </w:r>
+      <w:proofErr w:type="gramStart"/>
+      <w:r>
+        <w:rPr>
+          <w:rFonts w:ascii="Aptos" w:eastAsia="Aptos" w:hAnsi="Aptos" w:cs="Aptos"/>
+        </w:rPr>
+        <w:t>all of</w:t>
+      </w:r>
+      <w:proofErr w:type="gramEnd"/>
+      <w:r>
+        <w:rPr>
+          <w:rFonts w:ascii="Aptos" w:eastAsia="Aptos" w:hAnsi="Aptos" w:cs="Aptos"/>
+        </w:rPr>
+        <w:t xml:space="preserve"> the following:</w:t>
+      </w:r>
+    </w:p>
+    <w:p>
+      <w:pPr>
+        <w:rPr>
+          <w:rFonts w:ascii="Aptos" w:eastAsia="Aptos" w:hAnsi="Aptos" w:cs="Aptos"/>
+        </w:rPr>
+      </w:pPr>
+      <w:r>
+        <w:rPr>
+          <w:rFonts w:ascii="Aptos" w:eastAsia="Aptos" w:hAnsi="Aptos" w:cs="Aptos"/>
+        </w:rPr>
         <w:t xml:space="preserve">  * “inform any Representatives”</w:t>
       </w:r>
     </w:p>
     <w:p>
-      <w:r>
+      <w:pPr>
+        <w:rPr>
+          <w:rFonts w:ascii="Aptos" w:eastAsia="Aptos" w:hAnsi="Aptos" w:cs="Aptos"/>
+        </w:rPr>
+      </w:pPr>
+      <w:r>
+        <w:rPr>
+          <w:rFonts w:ascii="Aptos" w:eastAsia="Aptos" w:hAnsi="Aptos" w:cs="Aptos"/>
+        </w:rPr>
         <w:t xml:space="preserve">  * “required to comply with the terms of this Agreement”</w:t>
       </w:r>
     </w:p>
     <w:p>
-      <w:r>
+      <w:pPr>
+        <w:rPr>
+          <w:rFonts w:ascii="Aptos" w:eastAsia="Aptos" w:hAnsi="Aptos" w:cs="Aptos"/>
+        </w:rPr>
+      </w:pPr>
+      <w:r>
+        <w:rPr>
+          <w:rFonts w:ascii="Aptos" w:eastAsia="Aptos" w:hAnsi="Aptos" w:cs="Aptos"/>
+        </w:rPr>
         <w:t xml:space="preserve">  * “You shall be responsible to the Company”</w:t>
       </w:r>
     </w:p>
     <w:p>
-      <w:r>
+      <w:pPr>
+        <w:rPr>
+          <w:rFonts w:ascii="Aptos" w:eastAsia="Aptos" w:hAnsi="Aptos" w:cs="Aptos"/>
+        </w:rPr>
+      </w:pPr>
+      <w:r>
+        <w:rPr>
+          <w:rFonts w:ascii="Aptos" w:eastAsia="Aptos" w:hAnsi="Aptos" w:cs="Aptos"/>
+        </w:rPr>
         <w:t xml:space="preserve">  * “as if such Representative were a party hereto”</w:t>
       </w:r>
     </w:p>
     <w:p>
-      <w:r>
+      <w:pPr>
+        <w:rPr>
+          <w:rFonts w:ascii="Aptos" w:eastAsia="Aptos" w:hAnsi="Aptos" w:cs="Aptos"/>
+        </w:rPr>
+      </w:pPr>
+      <w:r>
+        <w:rPr>
+          <w:rFonts w:ascii="Aptos" w:eastAsia="Aptos" w:hAnsi="Aptos" w:cs="Aptos"/>
+        </w:rPr>
         <w:t>Do NOT route Individual NDA where the only matched Individual NDA signal is Representative compliance language and the clause does not contain any of the following:</w:t>
       </w:r>
     </w:p>
     <w:p>
-      <w:r>
+      <w:pPr>
+        <w:rPr>
+          <w:rFonts w:ascii="Aptos" w:eastAsia="Aptos" w:hAnsi="Aptos" w:cs="Aptos"/>
+        </w:rPr>
+      </w:pPr>
+      <w:r>
+        <w:rPr>
+          <w:rFonts w:ascii="Aptos" w:eastAsia="Aptos" w:hAnsi="Aptos" w:cs="Aptos"/>
+        </w:rPr>
         <w:t xml:space="preserve">  * “sign”</w:t>
       </w:r>
     </w:p>
     <w:p>
-      <w:r>
+      <w:pPr>
+        <w:rPr>
+          <w:rFonts w:ascii="Aptos" w:eastAsia="Aptos" w:hAnsi="Aptos" w:cs="Aptos"/>
+        </w:rPr>
+      </w:pPr>
+      <w:r>
+        <w:rPr>
+          <w:rFonts w:ascii="Aptos" w:eastAsia="Aptos" w:hAnsi="Aptos" w:cs="Aptos"/>
+        </w:rPr>
         <w:t xml:space="preserve">  * “execute”</w:t>
       </w:r>
     </w:p>
     <w:p>
-      <w:r>
+      <w:pPr>
+        <w:rPr>
+          <w:rFonts w:ascii="Aptos" w:eastAsia="Aptos" w:hAnsi="Aptos" w:cs="Aptos"/>
+        </w:rPr>
+      </w:pPr>
+      <w:r>
+        <w:rPr>
+          <w:rFonts w:ascii="Aptos" w:eastAsia="Aptos" w:hAnsi="Aptos" w:cs="Aptos"/>
+        </w:rPr>
         <w:t xml:space="preserve">  * “written undertaking”</w:t>
       </w:r>
     </w:p>
     <w:p>
-      <w:r>
+      <w:pPr>
+        <w:rPr>
+          <w:rFonts w:ascii="Aptos" w:eastAsia="Aptos" w:hAnsi="Aptos" w:cs="Aptos"/>
+        </w:rPr>
+      </w:pPr>
+      <w:r>
+        <w:rPr>
+          <w:rFonts w:ascii="Aptos" w:eastAsia="Aptos" w:hAnsi="Aptos" w:cs="Aptos"/>
+        </w:rPr>
         <w:t xml:space="preserve">  * “individual undertaking”</w:t>
       </w:r>
     </w:p>
     <w:p>
-      <w:r>
+      <w:pPr>
+        <w:rPr>
+          <w:rFonts w:ascii="Aptos" w:eastAsia="Aptos" w:hAnsi="Aptos" w:cs="Aptos"/>
+        </w:rPr>
+      </w:pPr>
+      <w:r>
+        <w:rPr>
+          <w:rFonts w:ascii="Aptos" w:eastAsia="Aptos" w:hAnsi="Aptos" w:cs="Aptos"/>
+        </w:rPr>
         <w:t xml:space="preserve">  * “acknowledgement”</w:t>
       </w:r>
     </w:p>
     <w:p>
-      <w:r>
+      <w:pPr>
+        <w:rPr>
+          <w:rFonts w:ascii="Aptos" w:eastAsia="Aptos" w:hAnsi="Aptos" w:cs="Aptos"/>
+        </w:rPr>
+      </w:pPr>
+      <w:r>
+        <w:rPr>
+          <w:rFonts w:ascii="Aptos" w:eastAsia="Aptos" w:hAnsi="Aptos" w:cs="Aptos"/>
+        </w:rPr>
         <w:t xml:space="preserve">  * “non-disclosure undertaking”</w:t>
       </w:r>
     </w:p>
     <w:p>
-      <w:r>
+      <w:pPr>
+        <w:rPr>
+          <w:rFonts w:ascii="Aptos" w:eastAsia="Aptos" w:hAnsi="Aptos" w:cs="Aptos"/>
+        </w:rPr>
+      </w:pPr>
+      <w:r>
+        <w:rPr>
+          <w:rFonts w:ascii="Aptos" w:eastAsia="Aptos" w:hAnsi="Aptos" w:cs="Aptos"/>
+        </w:rPr>
         <w:t xml:space="preserve">  * “non-disclosure agreement”</w:t>
       </w:r>
     </w:p>
     <w:p>
-      <w:r>
+      <w:pPr>
+        <w:rPr>
+          <w:rFonts w:ascii="Aptos" w:eastAsia="Aptos" w:hAnsi="Aptos" w:cs="Aptos"/>
+        </w:rPr>
+      </w:pPr>
+      <w:r>
+        <w:rPr>
+          <w:rFonts w:ascii="Aptos" w:eastAsia="Aptos" w:hAnsi="Aptos" w:cs="Aptos"/>
+        </w:rPr>
         <w:t xml:space="preserve">  * “in </w:t>
       </w:r>
       <w:proofErr w:type="spellStart"/>
       <w:r>
+        <w:rPr>
+          <w:rFonts w:ascii="Aptos" w:eastAsia="Aptos" w:hAnsi="Aptos" w:cs="Aptos"/>
+        </w:rPr>
         <w:t>favour</w:t>
       </w:r>
       <w:proofErr w:type="spellEnd"/>
       <w:r>
+        <w:rPr>
+          <w:rFonts w:ascii="Aptos" w:eastAsia="Aptos" w:hAnsi="Aptos" w:cs="Aptos"/>
+        </w:rPr>
         <w:t xml:space="preserve"> of Client”</w:t>
       </w:r>
     </w:p>
     <w:p>
-      <w:r>
+      <w:pPr>
+        <w:rPr>
+          <w:rFonts w:ascii="Aptos" w:eastAsia="Aptos" w:hAnsi="Aptos" w:cs="Aptos"/>
+        </w:rPr>
+      </w:pPr>
+      <w:r>
+        <w:rPr>
+          <w:rFonts w:ascii="Aptos" w:eastAsia="Aptos" w:hAnsi="Aptos" w:cs="Aptos"/>
+        </w:rPr>
         <w:t xml:space="preserve">  * “provide Client with a copy”</w:t>
       </w:r>
     </w:p>
     <w:p>
-      <w:r>
+      <w:pPr>
+        <w:rPr>
+          <w:rFonts w:ascii="Aptos" w:eastAsia="Aptos" w:hAnsi="Aptos" w:cs="Aptos"/>
+        </w:rPr>
+      </w:pPr>
+      <w:r>
+        <w:rPr>
+          <w:rFonts w:ascii="Aptos" w:eastAsia="Aptos" w:hAnsi="Aptos" w:cs="Aptos"/>
+        </w:rPr>
         <w:t>* Do NOT route Individual NDA where the clause only requires the Receiving Party / Recipient / Advisor to ensure, procure, require, or cause its Representatives to comply with confidentiality obligations under the Agreement, without requiring those Representatives to sign, execute, deliver, or provide a separate NDA, undertaking, acknowledgement, or written agreement directly to the counterparty.</w:t>
       </w:r>
-      <w:r>
-        <w:br/>
-      </w:r>
-      <w:r>
-        <w:br/>
-        <w:t xml:space="preserve">* Do NOT route Individual NDA where Representatives are bound by confidentiality </w:t>
-      </w:r>
-      <w:r>
+    </w:p>
+    <w:p>
+      <w:pPr>
+        <w:rPr>
+          <w:rFonts w:ascii="Aptos" w:eastAsia="Aptos" w:hAnsi="Aptos" w:cs="Aptos"/>
+        </w:rPr>
+      </w:pPr>
+    </w:p>
+    <w:p>
+      <w:pPr>
+        <w:rPr>
+          <w:rFonts w:ascii="Aptos" w:eastAsia="Aptos" w:hAnsi="Aptos" w:cs="Aptos"/>
+        </w:rPr>
+      </w:pPr>
+      <w:r>
+        <w:rPr>
+          <w:rFonts w:ascii="Aptos" w:eastAsia="Aptos" w:hAnsi="Aptos" w:cs="Aptos"/>
+        </w:rPr>
         <w:lastRenderedPageBreak/>
-        <w:t>obligations substantially similar to, equivalent to, no less stringent than, or at least as restrictive as the NDA, unless the clause also requires direct signing, direct undertaking, direct acknowledgement, or delivery of a document to the counterparty.</w:t>
-      </w:r>
-      <w:r>
-        <w:br/>
-      </w:r>
-      <w:r>
-        <w:br/>
+        <w:t xml:space="preserve">* Do NOT route Individual NDA where Representatives are bound by confidentiality obligations substantially </w:t>
+      </w:r>
+      <w:proofErr w:type="gramStart"/>
+      <w:r>
+        <w:rPr>
+          <w:rFonts w:ascii="Aptos" w:eastAsia="Aptos" w:hAnsi="Aptos" w:cs="Aptos"/>
+        </w:rPr>
+        <w:t>similar to</w:t>
+      </w:r>
+      <w:proofErr w:type="gramEnd"/>
+      <w:r>
+        <w:rPr>
+          <w:rFonts w:ascii="Aptos" w:eastAsia="Aptos" w:hAnsi="Aptos" w:cs="Aptos"/>
+        </w:rPr>
+        <w:t>, equivalent to, no less stringent than, or at least as restrictive as the NDA, unless the clause also requires direct signing, direct undertaking, direct acknowledgement, or delivery of a document to the counterparty.</w:t>
+      </w:r>
+    </w:p>
+    <w:p>
+      <w:pPr>
+        <w:rPr>
+          <w:rFonts w:ascii="Aptos" w:eastAsia="Aptos" w:hAnsi="Aptos" w:cs="Aptos"/>
+        </w:rPr>
+      </w:pPr>
+    </w:p>
+    <w:p>
+      <w:pPr>
+        <w:rPr>
+          <w:rFonts w:ascii="Aptos" w:eastAsia="Aptos" w:hAnsi="Aptos" w:cs="Aptos"/>
+        </w:rPr>
+      </w:pPr>
+      <w:r>
+        <w:rPr>
+          <w:rFonts w:ascii="Aptos" w:eastAsia="Aptos" w:hAnsi="Aptos" w:cs="Aptos"/>
+        </w:rPr>
         <w:t>* Do NOT route Individual NDA where the receiving party remains responsible or solely responsible for Representative conduct and there is no direct signing, direct undertaking, direct acknowledgement, or document delivery obligation imposed on the Representatives in favor of the counterparty.</w:t>
       </w:r>
     </w:p>
     <w:p>
-      <w:r>
-        <w:t>* Do NOT route Individual NDA where Authorized Recipients, permitted recipients, representatives, personnel, employees, officers, contractors, or similar persons merely acknowledge, confirm, consent to, or sign at the foot / bottom / end of the same NDA or agreement, provided that:</w:t>
-      </w:r>
-    </w:p>
-    <w:p>
-      <w:r>
-        <w:t xml:space="preserve">  * no separate NDA, undertaking, acknowledgement letter, or written agreement is required;</w:t>
-      </w:r>
-    </w:p>
-    <w:p>
-      <w:r>
-        <w:t xml:space="preserve">  * no copy of a separate document must be delivered to the counterparty; and</w:t>
-      </w:r>
-    </w:p>
-    <w:p>
-      <w:r>
-        <w:t xml:space="preserve">  * the Receiving Party / Recipient / Provider remains responsible for those persons’ conduct.</w:t>
-      </w:r>
-    </w:p>
-    <w:p>
-      <w:r>
+      <w:pPr>
+        <w:rPr>
+          <w:rFonts w:ascii="Aptos" w:eastAsia="Aptos" w:hAnsi="Aptos" w:cs="Aptos"/>
+        </w:rPr>
+      </w:pPr>
+      <w:r>
+        <w:rPr>
+          <w:rFonts w:ascii="Aptos" w:eastAsia="Aptos" w:hAnsi="Aptos" w:cs="Aptos"/>
+        </w:rPr>
+        <w:t xml:space="preserve">* Do NOT route Individual NDA where Authorized Recipients, permitted recipients, representatives, personnel, employees, officers, contractors, or similar </w:t>
+      </w:r>
+      <w:proofErr w:type="gramStart"/>
+      <w:r>
+        <w:rPr>
+          <w:rFonts w:ascii="Aptos" w:eastAsia="Aptos" w:hAnsi="Aptos" w:cs="Aptos"/>
+        </w:rPr>
+        <w:t>persons</w:t>
+      </w:r>
+      <w:proofErr w:type="gramEnd"/>
+      <w:r>
+        <w:rPr>
+          <w:rFonts w:ascii="Aptos" w:eastAsia="Aptos" w:hAnsi="Aptos" w:cs="Aptos"/>
+        </w:rPr>
+        <w:t xml:space="preserve"> merely acknowledge, confirm, consent to, or sign at the foot / bottom / end of the same NDA or agreement, provided that:</w:t>
+      </w:r>
+    </w:p>
+    <w:p>
+      <w:pPr>
+        <w:rPr>
+          <w:rFonts w:ascii="Aptos" w:eastAsia="Aptos" w:hAnsi="Aptos" w:cs="Aptos"/>
+        </w:rPr>
+      </w:pPr>
+      <w:r>
+        <w:rPr>
+          <w:rFonts w:ascii="Aptos" w:eastAsia="Aptos" w:hAnsi="Aptos" w:cs="Aptos"/>
+        </w:rPr>
+        <w:t xml:space="preserve">  * </w:t>
+      </w:r>
+      <w:proofErr w:type="gramStart"/>
+      <w:r>
+        <w:rPr>
+          <w:rFonts w:ascii="Aptos" w:eastAsia="Aptos" w:hAnsi="Aptos" w:cs="Aptos"/>
+        </w:rPr>
+        <w:t>no</w:t>
+      </w:r>
+      <w:proofErr w:type="gramEnd"/>
+      <w:r>
+        <w:rPr>
+          <w:rFonts w:ascii="Aptos" w:eastAsia="Aptos" w:hAnsi="Aptos" w:cs="Aptos"/>
+        </w:rPr>
+        <w:t xml:space="preserve"> separate NDA, undertaking, acknowledgement letter, or written agreement is required;</w:t>
+      </w:r>
+    </w:p>
+    <w:p>
+      <w:pPr>
+        <w:rPr>
+          <w:rFonts w:ascii="Aptos" w:eastAsia="Aptos" w:hAnsi="Aptos" w:cs="Aptos"/>
+        </w:rPr>
+      </w:pPr>
+      <w:r>
+        <w:rPr>
+          <w:rFonts w:ascii="Aptos" w:eastAsia="Aptos" w:hAnsi="Aptos" w:cs="Aptos"/>
+        </w:rPr>
+        <w:t xml:space="preserve">  * </w:t>
+      </w:r>
+      <w:proofErr w:type="gramStart"/>
+      <w:r>
+        <w:rPr>
+          <w:rFonts w:ascii="Aptos" w:eastAsia="Aptos" w:hAnsi="Aptos" w:cs="Aptos"/>
+        </w:rPr>
+        <w:t>no</w:t>
+      </w:r>
+      <w:proofErr w:type="gramEnd"/>
+      <w:r>
+        <w:rPr>
+          <w:rFonts w:ascii="Aptos" w:eastAsia="Aptos" w:hAnsi="Aptos" w:cs="Aptos"/>
+        </w:rPr>
+        <w:t xml:space="preserve"> copy of a separate document must be delivered to the counterparty; and</w:t>
+      </w:r>
+    </w:p>
+    <w:p>
+      <w:pPr>
+        <w:rPr>
+          <w:rFonts w:ascii="Aptos" w:eastAsia="Aptos" w:hAnsi="Aptos" w:cs="Aptos"/>
+        </w:rPr>
+      </w:pPr>
+      <w:r>
+        <w:rPr>
+          <w:rFonts w:ascii="Aptos" w:eastAsia="Aptos" w:hAnsi="Aptos" w:cs="Aptos"/>
+        </w:rPr>
+        <w:t xml:space="preserve">  * </w:t>
+      </w:r>
+      <w:proofErr w:type="gramStart"/>
+      <w:r>
+        <w:rPr>
+          <w:rFonts w:ascii="Aptos" w:eastAsia="Aptos" w:hAnsi="Aptos" w:cs="Aptos"/>
+        </w:rPr>
+        <w:t>the</w:t>
+      </w:r>
+      <w:proofErr w:type="gramEnd"/>
+      <w:r>
+        <w:rPr>
+          <w:rFonts w:ascii="Aptos" w:eastAsia="Aptos" w:hAnsi="Aptos" w:cs="Aptos"/>
+        </w:rPr>
+        <w:t xml:space="preserve"> Receiving Party / Recipient / Provider remains responsible for those </w:t>
+      </w:r>
+      <w:proofErr w:type="gramStart"/>
+      <w:r>
+        <w:rPr>
+          <w:rFonts w:ascii="Aptos" w:eastAsia="Aptos" w:hAnsi="Aptos" w:cs="Aptos"/>
+        </w:rPr>
+        <w:t>persons’</w:t>
+      </w:r>
+      <w:proofErr w:type="gramEnd"/>
+      <w:r>
+        <w:rPr>
+          <w:rFonts w:ascii="Aptos" w:eastAsia="Aptos" w:hAnsi="Aptos" w:cs="Aptos"/>
+        </w:rPr>
+        <w:t xml:space="preserve"> conduct.</w:t>
+      </w:r>
+    </w:p>
+    <w:p>
+      <w:pPr>
+        <w:rPr>
+          <w:rFonts w:ascii="Aptos" w:eastAsia="Aptos" w:hAnsi="Aptos" w:cs="Aptos"/>
+        </w:rPr>
+      </w:pPr>
+      <w:r>
+        <w:rPr>
+          <w:rFonts w:ascii="Aptos" w:eastAsia="Aptos" w:hAnsi="Aptos" w:cs="Aptos"/>
+        </w:rPr>
         <w:t>* Do NOT route Individual NDA where the clause only states that Authorized Recipients, permitted recipients, representatives, personnel, employees, officers, contractors, or similar persons are aware of, informed of, or agree to observe the NDA terms by signing the same agreement, without requiring a separate document directly with the counterparty.</w:t>
       </w:r>
     </w:p>
     <w:p>
-      <w:r>
+      <w:pPr>
+        <w:rPr>
+          <w:rFonts w:ascii="Aptos" w:eastAsia="Aptos" w:hAnsi="Aptos" w:cs="Aptos"/>
+        </w:rPr>
+      </w:pPr>
+      <w:r>
+        <w:rPr>
+          <w:rFonts w:ascii="Aptos" w:eastAsia="Aptos" w:hAnsi="Aptos" w:cs="Aptos"/>
+        </w:rPr>
         <w:t>* Do NOT route Individual NDA where the clause contains acknowledgement or conformity language, but the same clause confirms that the Receiving Party / Recipient / Provider remains responsible for the conduct or breach of those persons.</w:t>
       </w:r>
     </w:p>
     <w:p>
-      <w:r>
+      <w:pPr>
+        <w:rPr>
+          <w:rFonts w:ascii="Aptos" w:eastAsia="Aptos" w:hAnsi="Aptos" w:cs="Aptos"/>
+        </w:rPr>
+      </w:pPr>
+      <w:r>
+        <w:rPr>
+          <w:rFonts w:ascii="Aptos" w:eastAsia="Aptos" w:hAnsi="Aptos" w:cs="Aptos"/>
+        </w:rPr>
         <w:t># 4. IP Ownership / Transfer</w:t>
       </w:r>
     </w:p>
     <w:p>
-      <w:r>
+      <w:pPr>
+        <w:rPr>
+          <w:rFonts w:ascii="Aptos" w:eastAsia="Aptos" w:hAnsi="Aptos" w:cs="Aptos"/>
+        </w:rPr>
+      </w:pPr>
+      <w:r>
+        <w:rPr>
+          <w:rFonts w:ascii="Aptos" w:eastAsia="Aptos" w:hAnsi="Aptos" w:cs="Aptos"/>
+        </w:rPr>
         <w:t>Type: LEGAL / IP</w:t>
       </w:r>
     </w:p>
     <w:p>
-      <w:r>
+      <w:pPr>
+        <w:rPr>
+          <w:rFonts w:ascii="Aptos" w:eastAsia="Aptos" w:hAnsi="Aptos" w:cs="Aptos"/>
+        </w:rPr>
+      </w:pPr>
+      <w:r>
+        <w:rPr>
+          <w:rFonts w:ascii="Aptos" w:eastAsia="Aptos" w:hAnsi="Aptos" w:cs="Aptos"/>
+        </w:rPr>
         <w:t>## Definition</w:t>
       </w:r>
     </w:p>
     <w:p>
-      <w:r>
-        <w:t>NDA transfers, ass</w:t>
-      </w:r>
-      <w:r>
-        <w:t>i</w:t>
-      </w:r>
-      <w:r>
-        <w:t>gns, vests, conveys, waives, or gives ownership of intellectual property rights, inventions, works, work product, developed work, materials, feedback, copyrights, or deliverables to the other party.</w:t>
-      </w:r>
-    </w:p>
-    <w:p>
-      <w:r>
+      <w:pPr>
+        <w:rPr>
+          <w:rFonts w:ascii="Aptos" w:eastAsia="Aptos" w:hAnsi="Aptos" w:cs="Aptos"/>
+        </w:rPr>
+      </w:pPr>
+      <w:r>
+        <w:rPr>
+          <w:rFonts w:ascii="Aptos" w:eastAsia="Aptos" w:hAnsi="Aptos" w:cs="Aptos"/>
+        </w:rPr>
+        <w:t>NDA transfers, assigns, vests, conveys, waives, or gives ownership of intellectual property rights, inventions, works, work product, developed work, materials, feedback, copyrights, or deliverables to the other party.</w:t>
+      </w:r>
+    </w:p>
+    <w:p>
+      <w:pPr>
+        <w:rPr>
+          <w:rFonts w:ascii="Aptos" w:eastAsia="Aptos" w:hAnsi="Aptos" w:cs="Aptos"/>
+        </w:rPr>
+      </w:pPr>
+      <w:r>
+        <w:rPr>
+          <w:rFonts w:ascii="Aptos" w:eastAsia="Aptos" w:hAnsi="Aptos" w:cs="Aptos"/>
+        </w:rPr>
         <w:t>## Triage Signals</w:t>
       </w:r>
     </w:p>
     <w:p>
-      <w:r>
+      <w:pPr>
+        <w:rPr>
+          <w:rFonts w:ascii="Aptos" w:eastAsia="Aptos" w:hAnsi="Aptos" w:cs="Aptos"/>
+        </w:rPr>
+      </w:pPr>
+      <w:r>
+        <w:rPr>
+          <w:rFonts w:ascii="Aptos" w:eastAsia="Aptos" w:hAnsi="Aptos" w:cs="Aptos"/>
+        </w:rPr>
         <w:lastRenderedPageBreak/>
         <w:t>Route only if one or more of the following appears in an IP transfer, ownership, work product, or rights assignment context:</w:t>
       </w:r>
     </w:p>
     <w:p>
-      <w:r>
+      <w:pPr>
+        <w:rPr>
+          <w:rFonts w:ascii="Aptos" w:eastAsia="Aptos" w:hAnsi="Aptos" w:cs="Aptos"/>
+        </w:rPr>
+      </w:pPr>
+      <w:r>
+        <w:rPr>
+          <w:rFonts w:ascii="Aptos" w:eastAsia="Aptos" w:hAnsi="Aptos" w:cs="Aptos"/>
+        </w:rPr>
         <w:t>* “assigns and transfers”</w:t>
       </w:r>
     </w:p>
     <w:p>
-      <w:r>
+      <w:pPr>
+        <w:rPr>
+          <w:rFonts w:ascii="Aptos" w:eastAsia="Aptos" w:hAnsi="Aptos" w:cs="Aptos"/>
+        </w:rPr>
+      </w:pPr>
+      <w:r>
+        <w:rPr>
+          <w:rFonts w:ascii="Aptos" w:eastAsia="Aptos" w:hAnsi="Aptos" w:cs="Aptos"/>
+        </w:rPr>
         <w:t>* “assign and transfer”</w:t>
       </w:r>
     </w:p>
     <w:p>
-      <w:r>
+      <w:pPr>
+        <w:rPr>
+          <w:rFonts w:ascii="Aptos" w:eastAsia="Aptos" w:hAnsi="Aptos" w:cs="Aptos"/>
+        </w:rPr>
+      </w:pPr>
+      <w:r>
+        <w:rPr>
+          <w:rFonts w:ascii="Aptos" w:eastAsia="Aptos" w:hAnsi="Aptos" w:cs="Aptos"/>
+        </w:rPr>
         <w:t>* “assignment”</w:t>
       </w:r>
     </w:p>
     <w:p>
-      <w:r>
+      <w:pPr>
+        <w:rPr>
+          <w:rFonts w:ascii="Aptos" w:eastAsia="Aptos" w:hAnsi="Aptos" w:cs="Aptos"/>
+        </w:rPr>
+      </w:pPr>
+      <w:r>
+        <w:rPr>
+          <w:rFonts w:ascii="Aptos" w:eastAsia="Aptos" w:hAnsi="Aptos" w:cs="Aptos"/>
+        </w:rPr>
         <w:t>* “assigns with full title guarantee”</w:t>
       </w:r>
     </w:p>
     <w:p>
-      <w:r>
+      <w:pPr>
+        <w:rPr>
+          <w:rFonts w:ascii="Aptos" w:eastAsia="Aptos" w:hAnsi="Aptos" w:cs="Aptos"/>
+        </w:rPr>
+      </w:pPr>
+      <w:r>
+        <w:rPr>
+          <w:rFonts w:ascii="Aptos" w:eastAsia="Aptos" w:hAnsi="Aptos" w:cs="Aptos"/>
+        </w:rPr>
         <w:t>* “present assignment of future rights”</w:t>
       </w:r>
     </w:p>
     <w:p>
-      <w:r>
+      <w:pPr>
+        <w:rPr>
+          <w:rFonts w:ascii="Aptos" w:eastAsia="Aptos" w:hAnsi="Aptos" w:cs="Aptos"/>
+        </w:rPr>
+      </w:pPr>
+      <w:r>
+        <w:rPr>
+          <w:rFonts w:ascii="Aptos" w:eastAsia="Aptos" w:hAnsi="Aptos" w:cs="Aptos"/>
+        </w:rPr>
         <w:t>* “transfer of copyright”</w:t>
       </w:r>
     </w:p>
     <w:p>
-      <w:r>
+      <w:pPr>
+        <w:rPr>
+          <w:rFonts w:ascii="Aptos" w:eastAsia="Aptos" w:hAnsi="Aptos" w:cs="Aptos"/>
+        </w:rPr>
+      </w:pPr>
+      <w:r>
+        <w:rPr>
+          <w:rFonts w:ascii="Aptos" w:eastAsia="Aptos" w:hAnsi="Aptos" w:cs="Aptos"/>
+        </w:rPr>
         <w:t>* “automatically and immediately transferred”</w:t>
       </w:r>
     </w:p>
     <w:p>
-      <w:r>
+      <w:pPr>
+        <w:rPr>
+          <w:rFonts w:ascii="Aptos" w:eastAsia="Aptos" w:hAnsi="Aptos" w:cs="Aptos"/>
+        </w:rPr>
+      </w:pPr>
+      <w:r>
+        <w:rPr>
+          <w:rFonts w:ascii="Aptos" w:eastAsia="Aptos" w:hAnsi="Aptos" w:cs="Aptos"/>
+        </w:rPr>
         <w:t>* “will immediately vest”</w:t>
       </w:r>
     </w:p>
     <w:p>
-      <w:r>
+      <w:pPr>
+        <w:rPr>
+          <w:rFonts w:ascii="Aptos" w:eastAsia="Aptos" w:hAnsi="Aptos" w:cs="Aptos"/>
+        </w:rPr>
+      </w:pPr>
+      <w:r>
+        <w:rPr>
+          <w:rFonts w:ascii="Aptos" w:eastAsia="Aptos" w:hAnsi="Aptos" w:cs="Aptos"/>
+        </w:rPr>
         <w:t>* “vest in”</w:t>
       </w:r>
     </w:p>
     <w:p>
-      <w:r>
+      <w:pPr>
+        <w:rPr>
+          <w:rFonts w:ascii="Aptos" w:eastAsia="Aptos" w:hAnsi="Aptos" w:cs="Aptos"/>
+        </w:rPr>
+      </w:pPr>
+      <w:r>
+        <w:rPr>
+          <w:rFonts w:ascii="Aptos" w:eastAsia="Aptos" w:hAnsi="Aptos" w:cs="Aptos"/>
+        </w:rPr>
         <w:t>* “owned solely and exclusively”</w:t>
       </w:r>
     </w:p>
     <w:p>
-      <w:r>
+      <w:pPr>
+        <w:rPr>
+          <w:rFonts w:ascii="Aptos" w:eastAsia="Aptos" w:hAnsi="Aptos" w:cs="Aptos"/>
+        </w:rPr>
+      </w:pPr>
+      <w:r>
+        <w:rPr>
+          <w:rFonts w:ascii="Aptos" w:eastAsia="Aptos" w:hAnsi="Aptos" w:cs="Aptos"/>
+        </w:rPr>
         <w:t>* “sole and exclusive property”</w:t>
       </w:r>
     </w:p>
     <w:p>
-      <w:r>
+      <w:pPr>
+        <w:rPr>
+          <w:rFonts w:ascii="Aptos" w:eastAsia="Aptos" w:hAnsi="Aptos" w:cs="Aptos"/>
+        </w:rPr>
+      </w:pPr>
+      <w:r>
+        <w:rPr>
+          <w:rFonts w:ascii="Aptos" w:eastAsia="Aptos" w:hAnsi="Aptos" w:cs="Aptos"/>
+        </w:rPr>
         <w:t>* “work product”</w:t>
       </w:r>
     </w:p>
     <w:p>
-      <w:r>
+      <w:pPr>
+        <w:rPr>
+          <w:rFonts w:ascii="Aptos" w:eastAsia="Aptos" w:hAnsi="Aptos" w:cs="Aptos"/>
+        </w:rPr>
+      </w:pPr>
+      <w:r>
+        <w:rPr>
+          <w:rFonts w:ascii="Aptos" w:eastAsia="Aptos" w:hAnsi="Aptos" w:cs="Aptos"/>
+        </w:rPr>
         <w:t>* “Works”</w:t>
       </w:r>
     </w:p>
     <w:p>
-      <w:r>
+      <w:pPr>
+        <w:rPr>
+          <w:rFonts w:ascii="Aptos" w:eastAsia="Aptos" w:hAnsi="Aptos" w:cs="Aptos"/>
+        </w:rPr>
+      </w:pPr>
+      <w:r>
+        <w:rPr>
+          <w:rFonts w:ascii="Aptos" w:eastAsia="Aptos" w:hAnsi="Aptos" w:cs="Aptos"/>
+        </w:rPr>
         <w:t>* “Developed Work”</w:t>
       </w:r>
     </w:p>
     <w:p>
-      <w:r>
+      <w:pPr>
+        <w:rPr>
+          <w:rFonts w:ascii="Aptos" w:eastAsia="Aptos" w:hAnsi="Aptos" w:cs="Aptos"/>
+        </w:rPr>
+      </w:pPr>
+      <w:r>
+        <w:rPr>
+          <w:rFonts w:ascii="Aptos" w:eastAsia="Aptos" w:hAnsi="Aptos" w:cs="Aptos"/>
+        </w:rPr>
         <w:t>* “works made for hire”</w:t>
       </w:r>
     </w:p>
     <w:p>
-      <w:r>
+      <w:pPr>
+        <w:rPr>
+          <w:rFonts w:ascii="Aptos" w:eastAsia="Aptos" w:hAnsi="Aptos" w:cs="Aptos"/>
+        </w:rPr>
+      </w:pPr>
+      <w:r>
+        <w:rPr>
+          <w:rFonts w:ascii="Aptos" w:eastAsia="Aptos" w:hAnsi="Aptos" w:cs="Aptos"/>
+        </w:rPr>
         <w:t>* “moral rights”</w:t>
       </w:r>
     </w:p>
     <w:p>
-      <w:r>
+      <w:pPr>
+        <w:rPr>
+          <w:rFonts w:ascii="Aptos" w:eastAsia="Aptos" w:hAnsi="Aptos" w:cs="Aptos"/>
+        </w:rPr>
+      </w:pPr>
+      <w:r>
+        <w:rPr>
+          <w:rFonts w:ascii="Aptos" w:eastAsia="Aptos" w:hAnsi="Aptos" w:cs="Aptos"/>
+        </w:rPr>
         <w:t>* “waive all of their moral rights”</w:t>
       </w:r>
     </w:p>
     <w:p>
-      <w:r>
+      <w:pPr>
+        <w:rPr>
+          <w:rFonts w:ascii="Aptos" w:eastAsia="Aptos" w:hAnsi="Aptos" w:cs="Aptos"/>
+        </w:rPr>
+      </w:pPr>
+      <w:r>
+        <w:rPr>
+          <w:rFonts w:ascii="Aptos" w:eastAsia="Aptos" w:hAnsi="Aptos" w:cs="Aptos"/>
+        </w:rPr>
         <w:t>* “Intellectual Property Rights in the Works”</w:t>
       </w:r>
     </w:p>
     <w:p>
-      <w:r>
+      <w:pPr>
+        <w:rPr>
+          <w:rFonts w:ascii="Aptos" w:eastAsia="Aptos" w:hAnsi="Aptos" w:cs="Aptos"/>
+        </w:rPr>
+      </w:pPr>
+      <w:r>
+        <w:rPr>
+          <w:rFonts w:ascii="Aptos" w:eastAsia="Aptos" w:hAnsi="Aptos" w:cs="Aptos"/>
+        </w:rPr>
         <w:t>* “inventions assigned”</w:t>
       </w:r>
     </w:p>
     <w:p>
-      <w:r>
+      <w:pPr>
+        <w:rPr>
+          <w:rFonts w:ascii="Aptos" w:eastAsia="Aptos" w:hAnsi="Aptos" w:cs="Aptos"/>
+        </w:rPr>
+      </w:pPr>
+      <w:r>
+        <w:rPr>
+          <w:rFonts w:ascii="Aptos" w:eastAsia="Aptos" w:hAnsi="Aptos" w:cs="Aptos"/>
+        </w:rPr>
         <w:t>* “feedback becomes the sole property”</w:t>
       </w:r>
     </w:p>
     <w:p>
-      <w:r>
+      <w:pPr>
+        <w:rPr>
+          <w:rFonts w:ascii="Aptos" w:eastAsia="Aptos" w:hAnsi="Aptos" w:cs="Aptos"/>
+        </w:rPr>
+      </w:pPr>
+      <w:r>
+        <w:rPr>
+          <w:rFonts w:ascii="Aptos" w:eastAsia="Aptos" w:hAnsi="Aptos" w:cs="Aptos"/>
+        </w:rPr>
         <w:t>* “feedback becomes property”</w:t>
       </w:r>
     </w:p>
     <w:p>
-      <w:r>
+      <w:pPr>
+        <w:rPr>
+          <w:rFonts w:ascii="Aptos" w:eastAsia="Aptos" w:hAnsi="Aptos" w:cs="Aptos"/>
+        </w:rPr>
+      </w:pPr>
+      <w:r>
+        <w:rPr>
+          <w:rFonts w:ascii="Aptos" w:eastAsia="Aptos" w:hAnsi="Aptos" w:cs="Aptos"/>
+        </w:rPr>
         <w:t>* “modifications, updates, derivative works”</w:t>
       </w:r>
     </w:p>
     <w:p>
-      <w:r>
+      <w:pPr>
+        <w:rPr>
+          <w:rFonts w:ascii="Aptos" w:eastAsia="Aptos" w:hAnsi="Aptos" w:cs="Aptos"/>
+        </w:rPr>
+      </w:pPr>
+      <w:r>
+        <w:rPr>
+          <w:rFonts w:ascii="Aptos" w:eastAsia="Aptos" w:hAnsi="Aptos" w:cs="Aptos"/>
+        </w:rPr>
         <w:t>* “right, title and interest”</w:t>
       </w:r>
     </w:p>
     <w:p>
-      <w:r>
+      <w:pPr>
+        <w:rPr>
+          <w:rFonts w:ascii="Aptos" w:eastAsia="Aptos" w:hAnsi="Aptos" w:cs="Aptos"/>
+        </w:rPr>
+      </w:pPr>
+      <w:r>
+        <w:rPr>
+          <w:rFonts w:ascii="Aptos" w:eastAsia="Aptos" w:hAnsi="Aptos" w:cs="Aptos"/>
+        </w:rPr>
         <w:t>* “execute any and all documents required”</w:t>
       </w:r>
     </w:p>
     <w:p>
-      <w:r>
+      <w:pPr>
+        <w:rPr>
+          <w:rFonts w:ascii="Aptos" w:eastAsia="Aptos" w:hAnsi="Aptos" w:cs="Aptos"/>
+        </w:rPr>
+      </w:pPr>
+      <w:r>
+        <w:rPr>
+          <w:rFonts w:ascii="Aptos" w:eastAsia="Aptos" w:hAnsi="Aptos" w:cs="Aptos"/>
+        </w:rPr>
         <w:lastRenderedPageBreak/>
         <w:t>* “secure the vesting of the Intellectual Property Rights”</w:t>
       </w:r>
     </w:p>
     <w:p>
-      <w:r>
+      <w:pPr>
+        <w:rPr>
+          <w:rFonts w:ascii="Aptos" w:eastAsia="Aptos" w:hAnsi="Aptos" w:cs="Aptos"/>
+        </w:rPr>
+      </w:pPr>
+      <w:r>
+        <w:rPr>
+          <w:rFonts w:ascii="Aptos" w:eastAsia="Aptos" w:hAnsi="Aptos" w:cs="Aptos"/>
+        </w:rPr>
         <w:t>* “produced for, on behalf of or at the request of”</w:t>
       </w:r>
     </w:p>
     <w:p>
-      <w:r>
+      <w:pPr>
+        <w:rPr>
+          <w:rFonts w:ascii="Aptos" w:eastAsia="Aptos" w:hAnsi="Aptos" w:cs="Aptos"/>
+        </w:rPr>
+      </w:pPr>
+      <w:r>
+        <w:rPr>
+          <w:rFonts w:ascii="Aptos" w:eastAsia="Aptos" w:hAnsi="Aptos" w:cs="Aptos"/>
+        </w:rPr>
         <w:t>* “created or developed by Vendor”</w:t>
       </w:r>
     </w:p>
     <w:p>
-      <w:r>
+      <w:pPr>
+        <w:rPr>
+          <w:rFonts w:ascii="Aptos" w:eastAsia="Aptos" w:hAnsi="Aptos" w:cs="Aptos"/>
+        </w:rPr>
+      </w:pPr>
+      <w:r>
+        <w:rPr>
+          <w:rFonts w:ascii="Aptos" w:eastAsia="Aptos" w:hAnsi="Aptos" w:cs="Aptos"/>
+        </w:rPr>
         <w:t>* “created or developed by Recipient”</w:t>
       </w:r>
     </w:p>
     <w:p>
-      <w:r>
+      <w:pPr>
+        <w:rPr>
+          <w:rFonts w:ascii="Aptos" w:eastAsia="Aptos" w:hAnsi="Aptos" w:cs="Aptos"/>
+        </w:rPr>
+      </w:pPr>
+      <w:r>
+        <w:rPr>
+          <w:rFonts w:ascii="Aptos" w:eastAsia="Aptos" w:hAnsi="Aptos" w:cs="Aptos"/>
+        </w:rPr>
         <w:t>* “deliverable”</w:t>
       </w:r>
     </w:p>
     <w:p>
-      <w:r>
+      <w:pPr>
+        <w:rPr>
+          <w:rFonts w:ascii="Aptos" w:eastAsia="Aptos" w:hAnsi="Aptos" w:cs="Aptos"/>
+        </w:rPr>
+      </w:pPr>
+      <w:r>
+        <w:rPr>
+          <w:rFonts w:ascii="Aptos" w:eastAsia="Aptos" w:hAnsi="Aptos" w:cs="Aptos"/>
+        </w:rPr>
         <w:t>* “deliverables”</w:t>
       </w:r>
     </w:p>
     <w:p>
-      <w:r>
+      <w:pPr>
+        <w:rPr>
+          <w:rFonts w:ascii="Aptos" w:eastAsia="Aptos" w:hAnsi="Aptos" w:cs="Aptos"/>
+        </w:rPr>
+      </w:pPr>
+      <w:r>
+        <w:rPr>
+          <w:rFonts w:ascii="Aptos" w:eastAsia="Aptos" w:hAnsi="Aptos" w:cs="Aptos"/>
+        </w:rPr>
         <w:t>* “project result”</w:t>
       </w:r>
     </w:p>
     <w:p>
-      <w:r>
+      <w:pPr>
+        <w:rPr>
+          <w:rFonts w:ascii="Aptos" w:eastAsia="Aptos" w:hAnsi="Aptos" w:cs="Aptos"/>
+        </w:rPr>
+      </w:pPr>
+      <w:r>
+        <w:rPr>
+          <w:rFonts w:ascii="Aptos" w:eastAsia="Aptos" w:hAnsi="Aptos" w:cs="Aptos"/>
+        </w:rPr>
         <w:t>* “project results”</w:t>
       </w:r>
     </w:p>
     <w:p>
-      <w:r>
+      <w:pPr>
+        <w:rPr>
+          <w:rFonts w:ascii="Aptos" w:eastAsia="Aptos" w:hAnsi="Aptos" w:cs="Aptos"/>
+        </w:rPr>
+      </w:pPr>
+      <w:r>
+        <w:rPr>
+          <w:rFonts w:ascii="Aptos" w:eastAsia="Aptos" w:hAnsi="Aptos" w:cs="Aptos"/>
+        </w:rPr>
         <w:t>* “result derived from the Project”</w:t>
       </w:r>
     </w:p>
     <w:p>
-      <w:r>
+      <w:pPr>
+        <w:rPr>
+          <w:rFonts w:ascii="Aptos" w:eastAsia="Aptos" w:hAnsi="Aptos" w:cs="Aptos"/>
+        </w:rPr>
+      </w:pPr>
+      <w:r>
+        <w:rPr>
+          <w:rFonts w:ascii="Aptos" w:eastAsia="Aptos" w:hAnsi="Aptos" w:cs="Aptos"/>
+        </w:rPr>
         <w:t>* “results derived from the Project”</w:t>
       </w:r>
     </w:p>
     <w:p>
-      <w:r>
+      <w:pPr>
+        <w:rPr>
+          <w:rFonts w:ascii="Aptos" w:eastAsia="Aptos" w:hAnsi="Aptos" w:cs="Aptos"/>
+        </w:rPr>
+      </w:pPr>
+      <w:r>
+        <w:rPr>
+          <w:rFonts w:ascii="Aptos" w:eastAsia="Aptos" w:hAnsi="Aptos" w:cs="Aptos"/>
+        </w:rPr>
         <w:t>* “deliverable or result derived from the Project”</w:t>
       </w:r>
     </w:p>
     <w:p>
-      <w:r>
+      <w:pPr>
+        <w:rPr>
+          <w:rFonts w:ascii="Aptos" w:eastAsia="Aptos" w:hAnsi="Aptos" w:cs="Aptos"/>
+        </w:rPr>
+      </w:pPr>
+      <w:r>
+        <w:rPr>
+          <w:rFonts w:ascii="Aptos" w:eastAsia="Aptos" w:hAnsi="Aptos" w:cs="Aptos"/>
+        </w:rPr>
         <w:t>* “will be property of the Company”</w:t>
       </w:r>
     </w:p>
     <w:p>
-      <w:r>
+      <w:pPr>
+        <w:rPr>
+          <w:rFonts w:ascii="Aptos" w:eastAsia="Aptos" w:hAnsi="Aptos" w:cs="Aptos"/>
+        </w:rPr>
+      </w:pPr>
+      <w:r>
+        <w:rPr>
+          <w:rFonts w:ascii="Aptos" w:eastAsia="Aptos" w:hAnsi="Aptos" w:cs="Aptos"/>
+        </w:rPr>
         <w:t>* “will be the property of the Company”</w:t>
       </w:r>
     </w:p>
     <w:p>
-      <w:r>
+      <w:pPr>
+        <w:rPr>
+          <w:rFonts w:ascii="Aptos" w:eastAsia="Aptos" w:hAnsi="Aptos" w:cs="Aptos"/>
+        </w:rPr>
+      </w:pPr>
+      <w:r>
+        <w:rPr>
+          <w:rFonts w:ascii="Aptos" w:eastAsia="Aptos" w:hAnsi="Aptos" w:cs="Aptos"/>
+        </w:rPr>
         <w:t>* “shall be property of the Company”</w:t>
       </w:r>
     </w:p>
     <w:p>
-      <w:r>
+      <w:pPr>
+        <w:rPr>
+          <w:rFonts w:ascii="Aptos" w:eastAsia="Aptos" w:hAnsi="Aptos" w:cs="Aptos"/>
+        </w:rPr>
+      </w:pPr>
+      <w:r>
+        <w:rPr>
+          <w:rFonts w:ascii="Aptos" w:eastAsia="Aptos" w:hAnsi="Aptos" w:cs="Aptos"/>
+        </w:rPr>
         <w:t>* “shall be the property of the Company”</w:t>
       </w:r>
     </w:p>
     <w:p>
-      <w:r>
+      <w:pPr>
+        <w:rPr>
+          <w:rFonts w:ascii="Aptos" w:eastAsia="Aptos" w:hAnsi="Aptos" w:cs="Aptos"/>
+        </w:rPr>
+      </w:pPr>
+      <w:r>
+        <w:rPr>
+          <w:rFonts w:ascii="Aptos" w:eastAsia="Aptos" w:hAnsi="Aptos" w:cs="Aptos"/>
+        </w:rPr>
         <w:t>* “property of the Company”</w:t>
       </w:r>
     </w:p>
     <w:p>
-      <w:r>
+      <w:pPr>
+        <w:rPr>
+          <w:rFonts w:ascii="Aptos" w:eastAsia="Aptos" w:hAnsi="Aptos" w:cs="Aptos"/>
+        </w:rPr>
+      </w:pPr>
+      <w:r>
+        <w:rPr>
+          <w:rFonts w:ascii="Aptos" w:eastAsia="Aptos" w:hAnsi="Aptos" w:cs="Aptos"/>
+        </w:rPr>
         <w:t>* Clause contains BOTH:</w:t>
       </w:r>
     </w:p>
     <w:p>
-      <w:r>
+      <w:pPr>
+        <w:rPr>
+          <w:rFonts w:ascii="Aptos" w:eastAsia="Aptos" w:hAnsi="Aptos" w:cs="Aptos"/>
+        </w:rPr>
+      </w:pPr>
+      <w:r>
+        <w:rPr>
+          <w:rFonts w:ascii="Aptos" w:eastAsia="Aptos" w:hAnsi="Aptos" w:cs="Aptos"/>
+        </w:rPr>
         <w:t xml:space="preserve">  * “deliverable”</w:t>
       </w:r>
     </w:p>
     <w:p>
-      <w:r>
+      <w:pPr>
+        <w:rPr>
+          <w:rFonts w:ascii="Aptos" w:eastAsia="Aptos" w:hAnsi="Aptos" w:cs="Aptos"/>
+        </w:rPr>
+      </w:pPr>
+      <w:r>
+        <w:rPr>
+          <w:rFonts w:ascii="Aptos" w:eastAsia="Aptos" w:hAnsi="Aptos" w:cs="Aptos"/>
+        </w:rPr>
         <w:t xml:space="preserve">  * “property of the Company”</w:t>
       </w:r>
     </w:p>
     <w:p>
-      <w:r>
+      <w:pPr>
+        <w:rPr>
+          <w:rFonts w:ascii="Aptos" w:eastAsia="Aptos" w:hAnsi="Aptos" w:cs="Aptos"/>
+        </w:rPr>
+      </w:pPr>
+      <w:r>
+        <w:rPr>
+          <w:rFonts w:ascii="Aptos" w:eastAsia="Aptos" w:hAnsi="Aptos" w:cs="Aptos"/>
+        </w:rPr>
         <w:t>* Clause contains BOTH:</w:t>
       </w:r>
     </w:p>
     <w:p>
-      <w:r>
+      <w:pPr>
+        <w:rPr>
+          <w:rFonts w:ascii="Aptos" w:eastAsia="Aptos" w:hAnsi="Aptos" w:cs="Aptos"/>
+        </w:rPr>
+      </w:pPr>
+      <w:r>
+        <w:rPr>
+          <w:rFonts w:ascii="Aptos" w:eastAsia="Aptos" w:hAnsi="Aptos" w:cs="Aptos"/>
+        </w:rPr>
         <w:t xml:space="preserve">  * “result derived from the Project”</w:t>
       </w:r>
     </w:p>
     <w:p>
-      <w:r>
+      <w:pPr>
+        <w:rPr>
+          <w:rFonts w:ascii="Aptos" w:eastAsia="Aptos" w:hAnsi="Aptos" w:cs="Aptos"/>
+        </w:rPr>
+      </w:pPr>
+      <w:r>
+        <w:rPr>
+          <w:rFonts w:ascii="Aptos" w:eastAsia="Aptos" w:hAnsi="Aptos" w:cs="Aptos"/>
+        </w:rPr>
         <w:t xml:space="preserve">  * “property of the Company”</w:t>
       </w:r>
     </w:p>
     <w:p>
-      <w:r>
+      <w:pPr>
+        <w:rPr>
+          <w:rFonts w:ascii="Aptos" w:eastAsia="Aptos" w:hAnsi="Aptos" w:cs="Aptos"/>
+        </w:rPr>
+      </w:pPr>
+      <w:r>
+        <w:rPr>
+          <w:rFonts w:ascii="Aptos" w:eastAsia="Aptos" w:hAnsi="Aptos" w:cs="Aptos"/>
+        </w:rPr>
         <w:t>* Clause contains BOTH:</w:t>
       </w:r>
     </w:p>
     <w:p>
-      <w:r>
+      <w:pPr>
+        <w:rPr>
+          <w:rFonts w:ascii="Aptos" w:eastAsia="Aptos" w:hAnsi="Aptos" w:cs="Aptos"/>
+        </w:rPr>
+      </w:pPr>
+      <w:r>
+        <w:rPr>
+          <w:rFonts w:ascii="Aptos" w:eastAsia="Aptos" w:hAnsi="Aptos" w:cs="Aptos"/>
+        </w:rPr>
         <w:t xml:space="preserve">  * “deliverable or result”</w:t>
       </w:r>
     </w:p>
     <w:p>
-      <w:r>
+      <w:pPr>
+        <w:rPr>
+          <w:rFonts w:ascii="Aptos" w:eastAsia="Aptos" w:hAnsi="Aptos" w:cs="Aptos"/>
+        </w:rPr>
+      </w:pPr>
+      <w:r>
+        <w:rPr>
+          <w:rFonts w:ascii="Aptos" w:eastAsia="Aptos" w:hAnsi="Aptos" w:cs="Aptos"/>
+        </w:rPr>
         <w:t xml:space="preserve">  * “property of the Company”</w:t>
       </w:r>
     </w:p>
     <w:p>
-      <w:r>
+      <w:pPr>
+        <w:rPr>
+          <w:rFonts w:ascii="Aptos" w:eastAsia="Aptos" w:hAnsi="Aptos" w:cs="Aptos"/>
+        </w:rPr>
+      </w:pPr>
+      <w:r>
+        <w:rPr>
+          <w:rFonts w:ascii="Aptos" w:eastAsia="Aptos" w:hAnsi="Aptos" w:cs="Aptos"/>
+        </w:rPr>
         <w:t>* “grants ownership of all intellectual property”</w:t>
       </w:r>
     </w:p>
     <w:p>
-      <w:r>
+      <w:pPr>
+        <w:rPr>
+          <w:rFonts w:ascii="Aptos" w:eastAsia="Aptos" w:hAnsi="Aptos" w:cs="Aptos"/>
+        </w:rPr>
+      </w:pPr>
+      <w:r>
+        <w:rPr>
+          <w:rFonts w:ascii="Aptos" w:eastAsia="Aptos" w:hAnsi="Aptos" w:cs="Aptos"/>
+        </w:rPr>
         <w:lastRenderedPageBreak/>
         <w:t>* “grant ownership of all intellectual property”</w:t>
       </w:r>
     </w:p>
     <w:p>
-      <w:r>
+      <w:pPr>
+        <w:rPr>
+          <w:rFonts w:ascii="Aptos" w:eastAsia="Aptos" w:hAnsi="Aptos" w:cs="Aptos"/>
+        </w:rPr>
+      </w:pPr>
+      <w:r>
+        <w:rPr>
+          <w:rFonts w:ascii="Aptos" w:eastAsia="Aptos" w:hAnsi="Aptos" w:cs="Aptos"/>
+        </w:rPr>
         <w:t>* Clause contains BOTH:</w:t>
       </w:r>
     </w:p>
     <w:p>
-      <w:r>
+      <w:pPr>
+        <w:rPr>
+          <w:rFonts w:ascii="Aptos" w:eastAsia="Aptos" w:hAnsi="Aptos" w:cs="Aptos"/>
+        </w:rPr>
+      </w:pPr>
+      <w:r>
+        <w:rPr>
+          <w:rFonts w:ascii="Aptos" w:eastAsia="Aptos" w:hAnsi="Aptos" w:cs="Aptos"/>
+        </w:rPr>
         <w:t xml:space="preserve">  * “grant ownership”</w:t>
       </w:r>
     </w:p>
     <w:p>
-      <w:r>
+      <w:pPr>
+        <w:rPr>
+          <w:rFonts w:ascii="Aptos" w:eastAsia="Aptos" w:hAnsi="Aptos" w:cs="Aptos"/>
+        </w:rPr>
+      </w:pPr>
+      <w:r>
+        <w:rPr>
+          <w:rFonts w:ascii="Aptos" w:eastAsia="Aptos" w:hAnsi="Aptos" w:cs="Aptos"/>
+        </w:rPr>
         <w:t xml:space="preserve">  * “intellectual property”</w:t>
       </w:r>
     </w:p>
     <w:p>
-      <w:r>
+      <w:pPr>
+        <w:rPr>
+          <w:rFonts w:ascii="Aptos" w:eastAsia="Aptos" w:hAnsi="Aptos" w:cs="Aptos"/>
+        </w:rPr>
+      </w:pPr>
+      <w:r>
+        <w:rPr>
+          <w:rFonts w:ascii="Aptos" w:eastAsia="Aptos" w:hAnsi="Aptos" w:cs="Aptos"/>
+        </w:rPr>
         <w:t>* Clause contains BOTH:</w:t>
       </w:r>
     </w:p>
     <w:p>
-      <w:r>
+      <w:pPr>
+        <w:rPr>
+          <w:rFonts w:ascii="Aptos" w:eastAsia="Aptos" w:hAnsi="Aptos" w:cs="Aptos"/>
+        </w:rPr>
+      </w:pPr>
+      <w:r>
+        <w:rPr>
+          <w:rFonts w:ascii="Aptos" w:eastAsia="Aptos" w:hAnsi="Aptos" w:cs="Aptos"/>
+        </w:rPr>
         <w:t xml:space="preserve">  * “grants ownership”</w:t>
       </w:r>
     </w:p>
     <w:p>
-      <w:r>
+      <w:pPr>
+        <w:rPr>
+          <w:rFonts w:ascii="Aptos" w:eastAsia="Aptos" w:hAnsi="Aptos" w:cs="Aptos"/>
+        </w:rPr>
+      </w:pPr>
+      <w:r>
+        <w:rPr>
+          <w:rFonts w:ascii="Aptos" w:eastAsia="Aptos" w:hAnsi="Aptos" w:cs="Aptos"/>
+        </w:rPr>
         <w:t xml:space="preserve">  * “intellectual property”</w:t>
       </w:r>
     </w:p>
     <w:p>
-      <w:r>
+      <w:pPr>
+        <w:rPr>
+          <w:rFonts w:ascii="Aptos" w:eastAsia="Aptos" w:hAnsi="Aptos" w:cs="Aptos"/>
+        </w:rPr>
+      </w:pPr>
+      <w:r>
+        <w:rPr>
+          <w:rFonts w:ascii="Aptos" w:eastAsia="Aptos" w:hAnsi="Aptos" w:cs="Aptos"/>
+        </w:rPr>
         <w:t xml:space="preserve"> </w:t>
       </w:r>
     </w:p>
     <w:p>
-      <w:r>
+      <w:pPr>
+        <w:rPr>
+          <w:rFonts w:ascii="Aptos" w:eastAsia="Aptos" w:hAnsi="Aptos" w:cs="Aptos"/>
+        </w:rPr>
+      </w:pPr>
+      <w:r>
+        <w:rPr>
+          <w:rFonts w:ascii="Aptos" w:eastAsia="Aptos" w:hAnsi="Aptos" w:cs="Aptos"/>
+        </w:rPr>
         <w:t>## Do NOT Trigger</w:t>
       </w:r>
     </w:p>
     <w:p>
-      <w:r>
+      <w:pPr>
+        <w:rPr>
+          <w:rFonts w:ascii="Aptos" w:eastAsia="Aptos" w:hAnsi="Aptos" w:cs="Aptos"/>
+        </w:rPr>
+      </w:pPr>
+      <w:r>
+        <w:rPr>
+          <w:rFonts w:ascii="Aptos" w:eastAsia="Aptos" w:hAnsi="Aptos" w:cs="Aptos"/>
+        </w:rPr>
         <w:t>* Each party retains its existing IP</w:t>
       </w:r>
     </w:p>
     <w:p>
-      <w:r>
+      <w:pPr>
+        <w:rPr>
+          <w:rFonts w:ascii="Aptos" w:eastAsia="Aptos" w:hAnsi="Aptos" w:cs="Aptos"/>
+        </w:rPr>
+      </w:pPr>
+      <w:r>
+        <w:rPr>
+          <w:rFonts w:ascii="Aptos" w:eastAsia="Aptos" w:hAnsi="Aptos" w:cs="Aptos"/>
+        </w:rPr>
         <w:t>* No IP rights are transferred</w:t>
       </w:r>
     </w:p>
     <w:p>
-      <w:r>
+      <w:pPr>
+        <w:rPr>
+          <w:rFonts w:ascii="Aptos" w:eastAsia="Aptos" w:hAnsi="Aptos" w:cs="Aptos"/>
+        </w:rPr>
+      </w:pPr>
+      <w:r>
+        <w:rPr>
+          <w:rFonts w:ascii="Aptos" w:eastAsia="Aptos" w:hAnsi="Aptos" w:cs="Aptos"/>
+        </w:rPr>
         <w:t>* No license is granted</w:t>
       </w:r>
     </w:p>
     <w:p>
-      <w:r>
+      <w:pPr>
+        <w:rPr>
+          <w:rFonts w:ascii="Aptos" w:eastAsia="Aptos" w:hAnsi="Aptos" w:cs="Aptos"/>
+        </w:rPr>
+      </w:pPr>
+      <w:r>
+        <w:rPr>
+          <w:rFonts w:ascii="Aptos" w:eastAsia="Aptos" w:hAnsi="Aptos" w:cs="Aptos"/>
+        </w:rPr>
         <w:t>* No rights are granted by implication, estoppel, or otherwise</w:t>
       </w:r>
     </w:p>
     <w:p>
-      <w:r>
+      <w:pPr>
+        <w:rPr>
+          <w:rFonts w:ascii="Aptos" w:eastAsia="Aptos" w:hAnsi="Aptos" w:cs="Aptos"/>
+        </w:rPr>
+      </w:pPr>
+      <w:r>
+        <w:rPr>
+          <w:rFonts w:ascii="Aptos" w:eastAsia="Aptos" w:hAnsi="Aptos" w:cs="Aptos"/>
+        </w:rPr>
         <w:t>* Confidential Information remains the exclusive property of the Disclosing Party without transferring Accenture-created materials or work product</w:t>
       </w:r>
     </w:p>
     <w:p>
-      <w:r>
+      <w:pPr>
+        <w:rPr>
+          <w:rFonts w:ascii="Aptos" w:eastAsia="Aptos" w:hAnsi="Aptos" w:cs="Aptos"/>
+        </w:rPr>
+      </w:pPr>
+      <w:r>
+        <w:rPr>
+          <w:rFonts w:ascii="Aptos" w:eastAsia="Aptos" w:hAnsi="Aptos" w:cs="Aptos"/>
+        </w:rPr>
         <w:t>* IP use is limited solely to use of confidential information for the stated purpose</w:t>
       </w:r>
     </w:p>
     <w:p>
-      <w:r>
+      <w:pPr>
+        <w:rPr>
+          <w:rFonts w:ascii="Aptos" w:eastAsia="Aptos" w:hAnsi="Aptos" w:cs="Aptos"/>
+        </w:rPr>
+      </w:pPr>
+      <w:r>
+        <w:rPr>
+          <w:rFonts w:ascii="Aptos" w:eastAsia="Aptos" w:hAnsi="Aptos" w:cs="Aptos"/>
+        </w:rPr>
         <w:t>* Standard “no license granted” language</w:t>
       </w:r>
     </w:p>
     <w:p>
-      <w:r>
+      <w:pPr>
+        <w:rPr>
+          <w:rFonts w:ascii="Aptos" w:eastAsia="Aptos" w:hAnsi="Aptos" w:cs="Aptos"/>
+        </w:rPr>
+      </w:pPr>
+      <w:r>
+        <w:rPr>
+          <w:rFonts w:ascii="Aptos" w:eastAsia="Aptos" w:hAnsi="Aptos" w:cs="Aptos"/>
+        </w:rPr>
         <w:t>* “Nothing shall be construed as transferring ownership”</w:t>
       </w:r>
     </w:p>
     <w:p>
-      <w:r>
+      <w:pPr>
+        <w:rPr>
+          <w:rFonts w:ascii="Aptos" w:eastAsia="Aptos" w:hAnsi="Aptos" w:cs="Aptos"/>
+        </w:rPr>
+      </w:pPr>
+      <w:r>
+        <w:rPr>
+          <w:rFonts w:ascii="Aptos" w:eastAsia="Aptos" w:hAnsi="Aptos" w:cs="Aptos"/>
+        </w:rPr>
         <w:t>* “Company acknowledges it acquires no rights”</w:t>
       </w:r>
     </w:p>
     <w:p>
-      <w:r>
+      <w:pPr>
+        <w:rPr>
+          <w:rFonts w:ascii="Aptos" w:eastAsia="Aptos" w:hAnsi="Aptos" w:cs="Aptos"/>
+        </w:rPr>
+      </w:pPr>
+      <w:r>
+        <w:rPr>
+          <w:rFonts w:ascii="Aptos" w:eastAsia="Aptos" w:hAnsi="Aptos" w:cs="Aptos"/>
+        </w:rPr>
         <w:t>* “Recipient acquires no rights”</w:t>
       </w:r>
     </w:p>
     <w:p>
-      <w:r>
+      <w:pPr>
+        <w:rPr>
+          <w:rFonts w:ascii="Aptos" w:eastAsia="Aptos" w:hAnsi="Aptos" w:cs="Aptos"/>
+        </w:rPr>
+      </w:pPr>
+      <w:r>
+        <w:rPr>
+          <w:rFonts w:ascii="Aptos" w:eastAsia="Aptos" w:hAnsi="Aptos" w:cs="Aptos"/>
+        </w:rPr>
         <w:t>* “Discloser retains all rights, title and interest in and to the Proprietary Information”</w:t>
       </w:r>
     </w:p>
     <w:p>
-      <w:r>
+      <w:pPr>
+        <w:rPr>
+          <w:rFonts w:ascii="Aptos" w:eastAsia="Aptos" w:hAnsi="Aptos" w:cs="Aptos"/>
+        </w:rPr>
+      </w:pPr>
+      <w:r>
+        <w:rPr>
+          <w:rFonts w:ascii="Aptos" w:eastAsia="Aptos" w:hAnsi="Aptos" w:cs="Aptos"/>
+        </w:rPr>
         <w:t>* Background IP definitions where each party retains pre-existing IP</w:t>
       </w:r>
     </w:p>
     <w:p>
-      <w:r>
+      <w:pPr>
+        <w:rPr>
+          <w:rFonts w:ascii="Aptos" w:eastAsia="Aptos" w:hAnsi="Aptos" w:cs="Aptos"/>
+        </w:rPr>
+      </w:pPr>
+      <w:r>
+        <w:rPr>
+          <w:rFonts w:ascii="Aptos" w:eastAsia="Aptos" w:hAnsi="Aptos" w:cs="Aptos"/>
+        </w:rPr>
         <w:t>* Confidentiality-only obligations with no IP transfer</w:t>
       </w:r>
     </w:p>
     <w:p>
-      <w:r>
+      <w:pPr>
+        <w:rPr>
+          <w:rFonts w:ascii="Aptos" w:eastAsia="Aptos" w:hAnsi="Aptos" w:cs="Aptos"/>
+        </w:rPr>
+      </w:pPr>
+      <w:r>
+        <w:rPr>
+          <w:rFonts w:ascii="Aptos" w:eastAsia="Aptos" w:hAnsi="Aptos" w:cs="Aptos"/>
+        </w:rPr>
         <w:t>* Clause only states that unauthorized use or disclosure does not grant rights</w:t>
       </w:r>
     </w:p>
     <w:p>
-      <w:r>
+      <w:pPr>
+        <w:rPr>
+          <w:rFonts w:ascii="Aptos" w:eastAsia="Aptos" w:hAnsi="Aptos" w:cs="Aptos"/>
+        </w:rPr>
+      </w:pPr>
+      <w:r>
+        <w:rPr>
+          <w:rFonts w:ascii="Aptos" w:eastAsia="Aptos" w:hAnsi="Aptos" w:cs="Aptos"/>
+        </w:rPr>
         <w:t>* Clause only confirms that Confidential Information remains owned by the Disclosing Party in a unilateral NDA</w:t>
       </w:r>
     </w:p>
     <w:p>
-      <w:r>
+      <w:pPr>
+        <w:rPr>
+          <w:rFonts w:ascii="Aptos" w:eastAsia="Aptos" w:hAnsi="Aptos" w:cs="Aptos"/>
+        </w:rPr>
+      </w:pPr>
+      <w:r>
+        <w:rPr>
+          <w:rFonts w:ascii="Aptos" w:eastAsia="Aptos" w:hAnsi="Aptos" w:cs="Aptos"/>
+        </w:rPr>
         <w:lastRenderedPageBreak/>
         <w:t>* Clause only states that intellectual property rights in, emanating from, derived from, or related to Confidential Information belong to the Disclosing Party</w:t>
       </w:r>
     </w:p>
     <w:p>
-      <w:r>
+      <w:pPr>
+        <w:rPr>
+          <w:rFonts w:ascii="Aptos" w:eastAsia="Aptos" w:hAnsi="Aptos" w:cs="Aptos"/>
+        </w:rPr>
+      </w:pPr>
+      <w:r>
+        <w:rPr>
+          <w:rFonts w:ascii="Aptos" w:eastAsia="Aptos" w:hAnsi="Aptos" w:cs="Aptos"/>
+        </w:rPr>
         <w:t>* Clause only confirms that the Receiving Party / Receiver / Recipient has no rights in respect of Confidential Information except rights expressly granted under the Agreement</w:t>
       </w:r>
     </w:p>
     <w:p>
-      <w:r>
+      <w:pPr>
+        <w:rPr>
+          <w:rFonts w:ascii="Aptos" w:eastAsia="Aptos" w:hAnsi="Aptos" w:cs="Aptos"/>
+        </w:rPr>
+      </w:pPr>
+      <w:r>
+        <w:rPr>
+          <w:rFonts w:ascii="Aptos" w:eastAsia="Aptos" w:hAnsi="Aptos" w:cs="Aptos"/>
+        </w:rPr>
         <w:t>* Clause only confirms that Confidential Information and related intellectual property rights remain owned by the Disclosing Party</w:t>
       </w:r>
     </w:p>
     <w:p>
-      <w:r>
+      <w:pPr>
+        <w:rPr>
+          <w:rFonts w:ascii="Aptos" w:eastAsia="Aptos" w:hAnsi="Aptos" w:cs="Aptos"/>
+        </w:rPr>
+      </w:pPr>
+      <w:r>
+        <w:rPr>
+          <w:rFonts w:ascii="Aptos" w:eastAsia="Aptos" w:hAnsi="Aptos" w:cs="Aptos"/>
+        </w:rPr>
         <w:t>* Clause contains ownership-retention language related only to Confidential Information, and does not contain assignment, transfer, vesting, waiver, work product, developed work, works made for hire, inventions assigned, moral rights waiver, deliverables, or feedback ownership language</w:t>
       </w:r>
     </w:p>
     <w:p>
-      <w:r>
+      <w:pPr>
+        <w:rPr>
+          <w:rFonts w:ascii="Aptos" w:eastAsia="Aptos" w:hAnsi="Aptos" w:cs="Aptos"/>
+        </w:rPr>
+      </w:pPr>
+      <w:r>
+        <w:rPr>
+          <w:rFonts w:ascii="Aptos" w:eastAsia="Aptos" w:hAnsi="Aptos" w:cs="Aptos"/>
+        </w:rPr>
         <w:t>* Do NOT route IP Ownership / Transfer if the clause only confirms ownership or retention of the Disclosing Party’s pre-existing Confidential Information or related intellectual property rights</w:t>
       </w:r>
     </w:p>
     <w:p>
-      <w:r>
+      <w:pPr>
+        <w:rPr>
+          <w:rFonts w:ascii="Aptos" w:eastAsia="Aptos" w:hAnsi="Aptos" w:cs="Aptos"/>
+        </w:rPr>
+      </w:pPr>
+      <w:r>
+        <w:rPr>
+          <w:rFonts w:ascii="Aptos" w:eastAsia="Aptos" w:hAnsi="Aptos" w:cs="Aptos"/>
+        </w:rPr>
         <w:t>* Do NOT route IP Ownership / Transfer where “property of the Company” or “property of the Disclosing Party” refers only to pre-existing Confidential Information and does not include deliverables, project results, work product, developed work, inventions, copyright, assignment, transfer, vesting, waiver, or feedback ownership language.</w:t>
       </w:r>
     </w:p>
     <w:p>
-      <w:r>
+      <w:pPr>
+        <w:rPr>
+          <w:rFonts w:ascii="Aptos" w:eastAsia="Aptos" w:hAnsi="Aptos" w:cs="Aptos"/>
+        </w:rPr>
+      </w:pPr>
+      <w:r>
+        <w:rPr>
+          <w:rFonts w:ascii="Aptos" w:eastAsia="Aptos" w:hAnsi="Aptos" w:cs="Aptos"/>
+        </w:rPr>
         <w:t>* Do NOT suppress IP Ownership / Transfer based only on a separate no-license clause if another clause expressly states that deliverables, project results, developed work, or work product will be property of the counterparty.</w:t>
       </w:r>
     </w:p>
     <w:p>
-      <w:r>
+      <w:pPr>
+        <w:rPr>
+          <w:rFonts w:ascii="Aptos" w:eastAsia="Aptos" w:hAnsi="Aptos" w:cs="Aptos"/>
+        </w:rPr>
+      </w:pPr>
+      <w:r>
+        <w:rPr>
+          <w:rFonts w:ascii="Aptos" w:eastAsia="Aptos" w:hAnsi="Aptos" w:cs="Aptos"/>
+        </w:rPr>
         <w:t xml:space="preserve"> </w:t>
       </w:r>
     </w:p>
     <w:p>
-      <w:r>
+      <w:pPr>
+        <w:rPr>
+          <w:rFonts w:ascii="Aptos" w:eastAsia="Aptos" w:hAnsi="Aptos" w:cs="Aptos"/>
+        </w:rPr>
+      </w:pPr>
+      <w:r>
+        <w:rPr>
+          <w:rFonts w:ascii="Aptos" w:eastAsia="Aptos" w:hAnsi="Aptos" w:cs="Aptos"/>
+        </w:rPr>
         <w:t>---</w:t>
       </w:r>
     </w:p>
     <w:p>
-      <w:r>
+      <w:pPr>
+        <w:rPr>
+          <w:rFonts w:ascii="Aptos" w:eastAsia="Aptos" w:hAnsi="Aptos" w:cs="Aptos"/>
+        </w:rPr>
+      </w:pPr>
+      <w:r>
+        <w:rPr>
+          <w:rFonts w:ascii="Aptos" w:eastAsia="Aptos" w:hAnsi="Aptos" w:cs="Aptos"/>
+        </w:rPr>
         <w:t xml:space="preserve"> </w:t>
       </w:r>
     </w:p>
     <w:p>
-      <w:r>
+      <w:pPr>
+        <w:rPr>
+          <w:rFonts w:ascii="Aptos" w:eastAsia="Aptos" w:hAnsi="Aptos" w:cs="Aptos"/>
+        </w:rPr>
+      </w:pPr>
+      <w:r>
+        <w:rPr>
+          <w:rFonts w:ascii="Aptos" w:eastAsia="Aptos" w:hAnsi="Aptos" w:cs="Aptos"/>
+        </w:rPr>
         <w:t># 5. Non-Solicitation Obligations</w:t>
       </w:r>
     </w:p>
     <w:p>
-      <w:r>
+      <w:pPr>
+        <w:rPr>
+          <w:rFonts w:ascii="Aptos" w:eastAsia="Aptos" w:hAnsi="Aptos" w:cs="Aptos"/>
+        </w:rPr>
+      </w:pPr>
+      <w:r>
+        <w:rPr>
+          <w:rFonts w:ascii="Aptos" w:eastAsia="Aptos" w:hAnsi="Aptos" w:cs="Aptos"/>
+        </w:rPr>
         <w:t>Type: COMMERCIAL / OPERATIONAL</w:t>
       </w:r>
     </w:p>
     <w:p>
-      <w:r>
+      <w:pPr>
+        <w:rPr>
+          <w:rFonts w:ascii="Aptos" w:eastAsia="Aptos" w:hAnsi="Aptos" w:cs="Aptos"/>
+        </w:rPr>
+      </w:pPr>
+      <w:r>
+        <w:rPr>
+          <w:rFonts w:ascii="Aptos" w:eastAsia="Aptos" w:hAnsi="Aptos" w:cs="Aptos"/>
+        </w:rPr>
         <w:t>## Definition</w:t>
       </w:r>
     </w:p>
     <w:p>
-      <w:r>
+      <w:pPr>
+        <w:rPr>
+          <w:rFonts w:ascii="Aptos" w:eastAsia="Aptos" w:hAnsi="Aptos" w:cs="Aptos"/>
+        </w:rPr>
+      </w:pPr>
+      <w:r>
+        <w:rPr>
+          <w:rFonts w:ascii="Aptos" w:eastAsia="Aptos" w:hAnsi="Aptos" w:cs="Aptos"/>
+        </w:rPr>
         <w:t>Restricts the solicitation, recruitment, hiring, employment, engagement, or retention of the other party’s employees, contractors, consultants, directors, officers, agents, or personnel.</w:t>
       </w:r>
     </w:p>
     <w:p>
-      <w:r>
+      <w:pPr>
+        <w:rPr>
+          <w:rFonts w:ascii="Aptos" w:eastAsia="Aptos" w:hAnsi="Aptos" w:cs="Aptos"/>
+        </w:rPr>
+      </w:pPr>
+      <w:r>
+        <w:rPr>
+          <w:rFonts w:ascii="Aptos" w:eastAsia="Aptos" w:hAnsi="Aptos" w:cs="Aptos"/>
+        </w:rPr>
         <w:t>## Non-Solicitation Snippet Extraction Rule</w:t>
       </w:r>
     </w:p>
     <w:p>
-      <w:r>
-        <w:t>For Non-Solicitation triage only, if any Non-Solicitation Triage Signal is detected, the extracted snippet MUST include:</w:t>
-      </w:r>
-    </w:p>
-    <w:p>
-      <w:r>
+      <w:pPr>
+        <w:rPr>
+          <w:rFonts w:ascii="Aptos" w:eastAsia="Aptos" w:hAnsi="Aptos" w:cs="Aptos"/>
+        </w:rPr>
+      </w:pPr>
+      <w:r>
+        <w:rPr>
+          <w:rFonts w:ascii="Aptos" w:eastAsia="Aptos" w:hAnsi="Aptos" w:cs="Aptos"/>
+        </w:rPr>
+        <w:t xml:space="preserve">For </w:t>
+      </w:r>
+      <w:proofErr w:type="gramStart"/>
+      <w:r>
+        <w:rPr>
+          <w:rFonts w:ascii="Aptos" w:eastAsia="Aptos" w:hAnsi="Aptos" w:cs="Aptos"/>
+        </w:rPr>
+        <w:t>Non-Solicitation</w:t>
+      </w:r>
+      <w:proofErr w:type="gramEnd"/>
+      <w:r>
+        <w:rPr>
+          <w:rFonts w:ascii="Aptos" w:eastAsia="Aptos" w:hAnsi="Aptos" w:cs="Aptos"/>
+        </w:rPr>
+        <w:t xml:space="preserve"> triage only, if any Non-Solicitation Triage Signal is detected, the extracted snippet MUST include:</w:t>
+      </w:r>
+    </w:p>
+    <w:p>
+      <w:pPr>
+        <w:rPr>
+          <w:rFonts w:ascii="Aptos" w:eastAsia="Aptos" w:hAnsi="Aptos" w:cs="Aptos"/>
+        </w:rPr>
+      </w:pPr>
+      <w:r>
+        <w:rPr>
+          <w:rFonts w:ascii="Aptos" w:eastAsia="Aptos" w:hAnsi="Aptos" w:cs="Aptos"/>
+        </w:rPr>
         <w:lastRenderedPageBreak/>
-        <w:t>* the full sentence containing the matched Triage Signal;</w:t>
-      </w:r>
-    </w:p>
-    <w:p>
-      <w:r>
-        <w:t>* the immediately preceding sentence, if any;</w:t>
-      </w:r>
-    </w:p>
-    <w:p>
-      <w:r>
-        <w:t>* the immediately following sentence, if any; and</w:t>
-      </w:r>
-    </w:p>
-    <w:p>
-      <w:r>
-        <w:t>* any carve-out sentence in the same clause beginning with “However,” “Provided,” “provided, however,” “Such restrictions shall not apply,” “This shall not prohibit,” or similar carve-out wording.</w:t>
-      </w:r>
-    </w:p>
-    <w:p>
-      <w:r>
-        <w:t>* “However”</w:t>
-      </w:r>
-    </w:p>
-    <w:p>
-      <w:r>
+        <w:t xml:space="preserve">* </w:t>
+      </w:r>
+      <w:proofErr w:type="gramStart"/>
+      <w:r>
+        <w:rPr>
+          <w:rFonts w:ascii="Aptos" w:eastAsia="Aptos" w:hAnsi="Aptos" w:cs="Aptos"/>
+        </w:rPr>
+        <w:t>the</w:t>
+      </w:r>
+      <w:proofErr w:type="gramEnd"/>
+      <w:r>
+        <w:rPr>
+          <w:rFonts w:ascii="Aptos" w:eastAsia="Aptos" w:hAnsi="Aptos" w:cs="Aptos"/>
+        </w:rPr>
+        <w:t xml:space="preserve"> full sentence containing the matched Triage Signal;</w:t>
+      </w:r>
+    </w:p>
+    <w:p>
+      <w:pPr>
+        <w:rPr>
+          <w:rFonts w:ascii="Aptos" w:eastAsia="Aptos" w:hAnsi="Aptos" w:cs="Aptos"/>
+        </w:rPr>
+      </w:pPr>
+      <w:r>
+        <w:rPr>
+          <w:rFonts w:ascii="Aptos" w:eastAsia="Aptos" w:hAnsi="Aptos" w:cs="Aptos"/>
+        </w:rPr>
+        <w:t xml:space="preserve">* </w:t>
+      </w:r>
+      <w:proofErr w:type="gramStart"/>
+      <w:r>
+        <w:rPr>
+          <w:rFonts w:ascii="Aptos" w:eastAsia="Aptos" w:hAnsi="Aptos" w:cs="Aptos"/>
+        </w:rPr>
+        <w:t>the</w:t>
+      </w:r>
+      <w:proofErr w:type="gramEnd"/>
+      <w:r>
+        <w:rPr>
+          <w:rFonts w:ascii="Aptos" w:eastAsia="Aptos" w:hAnsi="Aptos" w:cs="Aptos"/>
+        </w:rPr>
+        <w:t xml:space="preserve"> immediately preceding sentence, if any;</w:t>
+      </w:r>
+    </w:p>
+    <w:p>
+      <w:pPr>
+        <w:rPr>
+          <w:rFonts w:ascii="Aptos" w:eastAsia="Aptos" w:hAnsi="Aptos" w:cs="Aptos"/>
+        </w:rPr>
+      </w:pPr>
+      <w:r>
+        <w:rPr>
+          <w:rFonts w:ascii="Aptos" w:eastAsia="Aptos" w:hAnsi="Aptos" w:cs="Aptos"/>
+        </w:rPr>
+        <w:t xml:space="preserve">* </w:t>
+      </w:r>
+      <w:proofErr w:type="gramStart"/>
+      <w:r>
+        <w:rPr>
+          <w:rFonts w:ascii="Aptos" w:eastAsia="Aptos" w:hAnsi="Aptos" w:cs="Aptos"/>
+        </w:rPr>
+        <w:t>the</w:t>
+      </w:r>
+      <w:proofErr w:type="gramEnd"/>
+      <w:r>
+        <w:rPr>
+          <w:rFonts w:ascii="Aptos" w:eastAsia="Aptos" w:hAnsi="Aptos" w:cs="Aptos"/>
+        </w:rPr>
+        <w:t xml:space="preserve"> immediately following sentence, if any; and</w:t>
+      </w:r>
+    </w:p>
+    <w:p>
+      <w:pPr>
+        <w:rPr>
+          <w:rFonts w:ascii="Aptos" w:eastAsia="Aptos" w:hAnsi="Aptos" w:cs="Aptos"/>
+        </w:rPr>
+      </w:pPr>
+      <w:r>
+        <w:rPr>
+          <w:rFonts w:ascii="Aptos" w:eastAsia="Aptos" w:hAnsi="Aptos" w:cs="Aptos"/>
+        </w:rPr>
+        <w:t xml:space="preserve">* </w:t>
+      </w:r>
+      <w:proofErr w:type="gramStart"/>
+      <w:r>
+        <w:rPr>
+          <w:rFonts w:ascii="Aptos" w:eastAsia="Aptos" w:hAnsi="Aptos" w:cs="Aptos"/>
+        </w:rPr>
+        <w:t>any</w:t>
+      </w:r>
+      <w:proofErr w:type="gramEnd"/>
+      <w:r>
+        <w:rPr>
+          <w:rFonts w:ascii="Aptos" w:eastAsia="Aptos" w:hAnsi="Aptos" w:cs="Aptos"/>
+        </w:rPr>
+        <w:t xml:space="preserve"> carve-out sentence in the same clause beginning with “However,” “Provided,” “provided, however,” “Such restrictions shall not apply,” “This shall not prohibit,” or similar carve-out wording.</w:t>
+      </w:r>
+    </w:p>
+    <w:p>
+      <w:pPr>
+        <w:rPr>
+          <w:rFonts w:ascii="Aptos" w:eastAsia="Aptos" w:hAnsi="Aptos" w:cs="Aptos"/>
+        </w:rPr>
+      </w:pPr>
+      <w:r>
+        <w:rPr>
+          <w:rFonts w:ascii="Aptos" w:eastAsia="Aptos" w:hAnsi="Aptos" w:cs="Aptos"/>
+        </w:rPr>
+        <w:t>* “</w:t>
+      </w:r>
+      <w:proofErr w:type="gramStart"/>
+      <w:r>
+        <w:rPr>
+          <w:rFonts w:ascii="Aptos" w:eastAsia="Aptos" w:hAnsi="Aptos" w:cs="Aptos"/>
+        </w:rPr>
+        <w:t>However</w:t>
+      </w:r>
+      <w:proofErr w:type="gramEnd"/>
+      <w:r>
+        <w:rPr>
+          <w:rFonts w:ascii="Aptos" w:eastAsia="Aptos" w:hAnsi="Aptos" w:cs="Aptos"/>
+        </w:rPr>
+        <w:t>”</w:t>
+      </w:r>
+    </w:p>
+    <w:p>
+      <w:pPr>
+        <w:rPr>
+          <w:rFonts w:ascii="Aptos" w:eastAsia="Aptos" w:hAnsi="Aptos" w:cs="Aptos"/>
+        </w:rPr>
+      </w:pPr>
+      <w:r>
+        <w:rPr>
+          <w:rFonts w:ascii="Aptos" w:eastAsia="Aptos" w:hAnsi="Aptos" w:cs="Aptos"/>
+        </w:rPr>
         <w:t>* “advertisements in the media”</w:t>
       </w:r>
     </w:p>
     <w:p>
-      <w:r>
+      <w:pPr>
+        <w:rPr>
+          <w:rFonts w:ascii="Aptos" w:eastAsia="Aptos" w:hAnsi="Aptos" w:cs="Aptos"/>
+        </w:rPr>
+      </w:pPr>
+      <w:r>
+        <w:rPr>
+          <w:rFonts w:ascii="Aptos" w:eastAsia="Aptos" w:hAnsi="Aptos" w:cs="Aptos"/>
+        </w:rPr>
         <w:t>* “own initiative”</w:t>
       </w:r>
     </w:p>
     <w:p>
-      <w:r>
+      <w:pPr>
+        <w:rPr>
+          <w:rFonts w:ascii="Aptos" w:eastAsia="Aptos" w:hAnsi="Aptos" w:cs="Aptos"/>
+        </w:rPr>
+      </w:pPr>
+      <w:r>
+        <w:rPr>
+          <w:rFonts w:ascii="Aptos" w:eastAsia="Aptos" w:hAnsi="Aptos" w:cs="Aptos"/>
+        </w:rPr>
         <w:t>* “burden of proof”</w:t>
       </w:r>
     </w:p>
     <w:p>
-      <w:r>
-        <w:t>For Non-Solicitation triage only, if the snippet contains either:</w:t>
-      </w:r>
-    </w:p>
-    <w:p>
-      <w:r>
+      <w:pPr>
+        <w:rPr>
+          <w:rFonts w:ascii="Aptos" w:eastAsia="Aptos" w:hAnsi="Aptos" w:cs="Aptos"/>
+        </w:rPr>
+      </w:pPr>
+      <w:r>
+        <w:rPr>
+          <w:rFonts w:ascii="Aptos" w:eastAsia="Aptos" w:hAnsi="Aptos" w:cs="Aptos"/>
+        </w:rPr>
+        <w:t xml:space="preserve">For </w:t>
+      </w:r>
+      <w:proofErr w:type="gramStart"/>
+      <w:r>
+        <w:rPr>
+          <w:rFonts w:ascii="Aptos" w:eastAsia="Aptos" w:hAnsi="Aptos" w:cs="Aptos"/>
+        </w:rPr>
+        <w:t>Non-Solicitation</w:t>
+      </w:r>
+      <w:proofErr w:type="gramEnd"/>
+      <w:r>
+        <w:rPr>
+          <w:rFonts w:ascii="Aptos" w:eastAsia="Aptos" w:hAnsi="Aptos" w:cs="Aptos"/>
+        </w:rPr>
+        <w:t xml:space="preserve"> triage only, if the snippet contains either:</w:t>
+      </w:r>
+    </w:p>
+    <w:p>
+      <w:pPr>
+        <w:rPr>
+          <w:rFonts w:ascii="Aptos" w:eastAsia="Aptos" w:hAnsi="Aptos" w:cs="Aptos"/>
+        </w:rPr>
+      </w:pPr>
+      <w:r>
+        <w:rPr>
+          <w:rFonts w:ascii="Aptos" w:eastAsia="Aptos" w:hAnsi="Aptos" w:cs="Aptos"/>
+        </w:rPr>
         <w:t>* “solicit for employment or engagement”; or</w:t>
       </w:r>
     </w:p>
     <w:p>
-      <w:r>
+      <w:pPr>
+        <w:rPr>
+          <w:rFonts w:ascii="Aptos" w:eastAsia="Aptos" w:hAnsi="Aptos" w:cs="Aptos"/>
+        </w:rPr>
+      </w:pPr>
+      <w:r>
+        <w:rPr>
+          <w:rFonts w:ascii="Aptos" w:eastAsia="Aptos" w:hAnsi="Aptos" w:cs="Aptos"/>
+        </w:rPr>
         <w:t>* “solicit personnel”</w:t>
       </w:r>
     </w:p>
     <w:p>
-      <w:r>
+      <w:pPr>
+        <w:rPr>
+          <w:rFonts w:ascii="Aptos" w:eastAsia="Aptos" w:hAnsi="Aptos" w:cs="Aptos"/>
+        </w:rPr>
+      </w:pPr>
+      <w:r>
+        <w:rPr>
+          <w:rFonts w:ascii="Aptos" w:eastAsia="Aptos" w:hAnsi="Aptos" w:cs="Aptos"/>
+        </w:rPr>
         <w:t>the extracted snippet MUST include any same-clause carve-out sentence containing:</w:t>
       </w:r>
     </w:p>
     <w:p>
-      <w:r>
+      <w:pPr>
+        <w:rPr>
+          <w:rFonts w:ascii="Aptos" w:eastAsia="Aptos" w:hAnsi="Aptos" w:cs="Aptos"/>
+        </w:rPr>
+      </w:pPr>
+      <w:r>
+        <w:rPr>
+          <w:rFonts w:ascii="Aptos" w:eastAsia="Aptos" w:hAnsi="Aptos" w:cs="Aptos"/>
+        </w:rPr>
         <w:t>* “generalized searches for employees”</w:t>
       </w:r>
     </w:p>
     <w:p>
-      <w:r>
+      <w:pPr>
+        <w:rPr>
+          <w:rFonts w:ascii="Aptos" w:eastAsia="Aptos" w:hAnsi="Aptos" w:cs="Aptos"/>
+        </w:rPr>
+      </w:pPr>
+      <w:r>
+        <w:rPr>
+          <w:rFonts w:ascii="Aptos" w:eastAsia="Aptos" w:hAnsi="Aptos" w:cs="Aptos"/>
+        </w:rPr>
         <w:t>* “bona fide public advertisements in the media”</w:t>
       </w:r>
     </w:p>
     <w:p>
-      <w:r>
+      <w:pPr>
+        <w:rPr>
+          <w:rFonts w:ascii="Aptos" w:eastAsia="Aptos" w:hAnsi="Aptos" w:cs="Aptos"/>
+        </w:rPr>
+      </w:pPr>
+      <w:r>
+        <w:rPr>
+          <w:rFonts w:ascii="Aptos" w:eastAsia="Aptos" w:hAnsi="Aptos" w:cs="Aptos"/>
+        </w:rPr>
         <w:t>* “not targeted specifically”</w:t>
       </w:r>
     </w:p>
     <w:p>
-      <w:r>
+      <w:pPr>
+        <w:rPr>
+          <w:rFonts w:ascii="Aptos" w:eastAsia="Aptos" w:hAnsi="Aptos" w:cs="Aptos"/>
+        </w:rPr>
+      </w:pPr>
+      <w:r>
+        <w:rPr>
+          <w:rFonts w:ascii="Aptos" w:eastAsia="Aptos" w:hAnsi="Aptos" w:cs="Aptos"/>
+        </w:rPr>
         <w:t>* “voluntarily seeks employment”</w:t>
       </w:r>
     </w:p>
     <w:p>
-      <w:r>
+      <w:pPr>
+        <w:rPr>
+          <w:rFonts w:ascii="Aptos" w:eastAsia="Aptos" w:hAnsi="Aptos" w:cs="Aptos"/>
+        </w:rPr>
+      </w:pPr>
+      <w:r>
+        <w:rPr>
+          <w:rFonts w:ascii="Aptos" w:eastAsia="Aptos" w:hAnsi="Aptos" w:cs="Aptos"/>
+        </w:rPr>
         <w:t>* “own initiative”</w:t>
       </w:r>
     </w:p>
     <w:p>
-      <w:r>
+      <w:pPr>
+        <w:rPr>
+          <w:rFonts w:ascii="Aptos" w:eastAsia="Aptos" w:hAnsi="Aptos" w:cs="Aptos"/>
+        </w:rPr>
+      </w:pPr>
+      <w:r>
+        <w:rPr>
+          <w:rFonts w:ascii="Aptos" w:eastAsia="Aptos" w:hAnsi="Aptos" w:cs="Aptos"/>
+        </w:rPr>
         <w:t>* “employment advertisements”</w:t>
       </w:r>
     </w:p>
     <w:p>
-      <w:r>
+      <w:pPr>
+        <w:rPr>
+          <w:rFonts w:ascii="Aptos" w:eastAsia="Aptos" w:hAnsi="Aptos" w:cs="Aptos"/>
+        </w:rPr>
+      </w:pPr>
+      <w:r>
+        <w:rPr>
+          <w:rFonts w:ascii="Aptos" w:eastAsia="Aptos" w:hAnsi="Aptos" w:cs="Aptos"/>
+        </w:rPr>
         <w:t>* “newspaper”</w:t>
       </w:r>
     </w:p>
     <w:p>
-      <w:r>
+      <w:pPr>
+        <w:rPr>
+          <w:rFonts w:ascii="Aptos" w:eastAsia="Aptos" w:hAnsi="Aptos" w:cs="Aptos"/>
+        </w:rPr>
+      </w:pPr>
+      <w:r>
+        <w:rPr>
+          <w:rFonts w:ascii="Aptos" w:eastAsia="Aptos" w:hAnsi="Aptos" w:cs="Aptos"/>
+        </w:rPr>
         <w:t>* “trade publication”</w:t>
       </w:r>
     </w:p>
     <w:p>
-      <w:r>
+      <w:pPr>
+        <w:rPr>
+          <w:rFonts w:ascii="Aptos" w:eastAsia="Aptos" w:hAnsi="Aptos" w:cs="Aptos"/>
+        </w:rPr>
+      </w:pPr>
+      <w:r>
+        <w:rPr>
+          <w:rFonts w:ascii="Aptos" w:eastAsia="Aptos" w:hAnsi="Aptos" w:cs="Aptos"/>
+        </w:rPr>
         <w:t>* “public commercial media”</w:t>
       </w:r>
     </w:p>
     <w:p>
-      <w:r>
+      <w:pPr>
+        <w:rPr>
+          <w:rFonts w:ascii="Aptos" w:eastAsia="Aptos" w:hAnsi="Aptos" w:cs="Aptos"/>
+        </w:rPr>
+      </w:pPr>
+      <w:r>
+        <w:rPr>
+          <w:rFonts w:ascii="Aptos" w:eastAsia="Aptos" w:hAnsi="Aptos" w:cs="Aptos"/>
+        </w:rPr>
         <w:t>* “general advertisement”</w:t>
       </w:r>
     </w:p>
     <w:p>
-      <w:r>
+      <w:pPr>
+        <w:rPr>
+          <w:rFonts w:ascii="Aptos" w:eastAsia="Aptos" w:hAnsi="Aptos" w:cs="Aptos"/>
+        </w:rPr>
+      </w:pPr>
+      <w:r>
+        <w:rPr>
+          <w:rFonts w:ascii="Aptos" w:eastAsia="Aptos" w:hAnsi="Aptos" w:cs="Aptos"/>
+        </w:rPr>
         <w:t>* “unsolicited applicants”</w:t>
       </w:r>
     </w:p>
     <w:p>
-      <w:r>
-        <w:t>If the carve-out sentence is not included in the extracted snippet, DO NOT finalize routing for Non-Solicitation until the full clause-level snippet has been captured.</w:t>
-      </w:r>
-    </w:p>
-    <w:p>
-      <w:r>
+      <w:pPr>
+        <w:rPr>
+          <w:rFonts w:ascii="Aptos" w:eastAsia="Aptos" w:hAnsi="Aptos" w:cs="Aptos"/>
+        </w:rPr>
+      </w:pPr>
+      <w:r>
+        <w:rPr>
+          <w:rFonts w:ascii="Aptos" w:eastAsia="Aptos" w:hAnsi="Aptos" w:cs="Aptos"/>
+        </w:rPr>
+        <w:t xml:space="preserve">If the carve-out sentence is not included in the extracted snippet, DO NOT finalize routing for </w:t>
+      </w:r>
+      <w:proofErr w:type="gramStart"/>
+      <w:r>
+        <w:rPr>
+          <w:rFonts w:ascii="Aptos" w:eastAsia="Aptos" w:hAnsi="Aptos" w:cs="Aptos"/>
+        </w:rPr>
+        <w:t>Non-Solicitation</w:t>
+      </w:r>
+      <w:proofErr w:type="gramEnd"/>
+      <w:r>
+        <w:rPr>
+          <w:rFonts w:ascii="Aptos" w:eastAsia="Aptos" w:hAnsi="Aptos" w:cs="Aptos"/>
+        </w:rPr>
+        <w:t xml:space="preserve"> until the full clause-level snippet has been captured.</w:t>
+      </w:r>
+    </w:p>
+    <w:p>
+      <w:pPr>
+        <w:rPr>
+          <w:rFonts w:ascii="Aptos" w:eastAsia="Aptos" w:hAnsi="Aptos" w:cs="Aptos"/>
+        </w:rPr>
+      </w:pPr>
+      <w:r>
+        <w:rPr>
+          <w:rFonts w:ascii="Aptos" w:eastAsia="Aptos" w:hAnsi="Aptos" w:cs="Aptos"/>
+        </w:rPr>
         <w:lastRenderedPageBreak/>
-        <w:t>* For Non-Solicitation triage, capture any duration language contained in the same clause or expressly incorporated by that clause. Do not use a separate general agreement-term provision to suppress routing unless the Non-Solicitation clause expressly refers to it.</w:t>
-      </w:r>
-    </w:p>
-    <w:p>
-      <w:r>
+        <w:t xml:space="preserve">* For </w:t>
+      </w:r>
+      <w:proofErr w:type="gramStart"/>
+      <w:r>
+        <w:rPr>
+          <w:rFonts w:ascii="Aptos" w:eastAsia="Aptos" w:hAnsi="Aptos" w:cs="Aptos"/>
+        </w:rPr>
+        <w:t>Non-Solicitation</w:t>
+      </w:r>
+      <w:proofErr w:type="gramEnd"/>
+      <w:r>
+        <w:rPr>
+          <w:rFonts w:ascii="Aptos" w:eastAsia="Aptos" w:hAnsi="Aptos" w:cs="Aptos"/>
+        </w:rPr>
+        <w:t xml:space="preserve"> triage, capture any duration language contained in the same clause or expressly incorporated by that clause. Do not use a separate general agreement-term provision to suppress routing unless the </w:t>
+      </w:r>
+      <w:proofErr w:type="gramStart"/>
+      <w:r>
+        <w:rPr>
+          <w:rFonts w:ascii="Aptos" w:eastAsia="Aptos" w:hAnsi="Aptos" w:cs="Aptos"/>
+        </w:rPr>
+        <w:t>Non-Solicitation</w:t>
+      </w:r>
+      <w:proofErr w:type="gramEnd"/>
+      <w:r>
+        <w:rPr>
+          <w:rFonts w:ascii="Aptos" w:eastAsia="Aptos" w:hAnsi="Aptos" w:cs="Aptos"/>
+        </w:rPr>
+        <w:t xml:space="preserve"> clause expressly refers to it.</w:t>
+      </w:r>
+    </w:p>
+    <w:p>
+      <w:pPr>
+        <w:rPr>
+          <w:rFonts w:ascii="Aptos" w:eastAsia="Aptos" w:hAnsi="Aptos" w:cs="Aptos"/>
+        </w:rPr>
+      </w:pPr>
+      <w:r>
+        <w:rPr>
+          <w:rFonts w:ascii="Aptos" w:eastAsia="Aptos" w:hAnsi="Aptos" w:cs="Aptos"/>
+        </w:rPr>
         <w:t>## Triage Signals</w:t>
       </w:r>
     </w:p>
     <w:p>
-      <w:r>
+      <w:pPr>
+        <w:rPr>
+          <w:rFonts w:ascii="Aptos" w:eastAsia="Aptos" w:hAnsi="Aptos" w:cs="Aptos"/>
+        </w:rPr>
+      </w:pPr>
+      <w:r>
+        <w:rPr>
+          <w:rFonts w:ascii="Aptos" w:eastAsia="Aptos" w:hAnsi="Aptos" w:cs="Aptos"/>
+        </w:rPr>
         <w:t>Route only if one or more of the following appears in an employee/personnel restriction context:</w:t>
       </w:r>
     </w:p>
     <w:p>
-      <w:r>
+      <w:pPr>
+        <w:rPr>
+          <w:rFonts w:ascii="Aptos" w:eastAsia="Aptos" w:hAnsi="Aptos" w:cs="Aptos"/>
+        </w:rPr>
+      </w:pPr>
+      <w:r>
+        <w:rPr>
+          <w:rFonts w:ascii="Aptos" w:eastAsia="Aptos" w:hAnsi="Aptos" w:cs="Aptos"/>
+        </w:rPr>
         <w:t>* “non-solicitation”</w:t>
       </w:r>
     </w:p>
     <w:p>
-      <w:r>
+      <w:pPr>
+        <w:rPr>
+          <w:rFonts w:ascii="Aptos" w:eastAsia="Aptos" w:hAnsi="Aptos" w:cs="Aptos"/>
+        </w:rPr>
+      </w:pPr>
+      <w:r>
+        <w:rPr>
+          <w:rFonts w:ascii="Aptos" w:eastAsia="Aptos" w:hAnsi="Aptos" w:cs="Aptos"/>
+        </w:rPr>
         <w:t>* “non-solicitation of employees”</w:t>
       </w:r>
     </w:p>
     <w:p>
-      <w:r>
+      <w:pPr>
+        <w:rPr>
+          <w:rFonts w:ascii="Aptos" w:eastAsia="Aptos" w:hAnsi="Aptos" w:cs="Aptos"/>
+        </w:rPr>
+      </w:pPr>
+      <w:r>
+        <w:rPr>
+          <w:rFonts w:ascii="Aptos" w:eastAsia="Aptos" w:hAnsi="Aptos" w:cs="Aptos"/>
+        </w:rPr>
         <w:t>* “solicit employees”</w:t>
       </w:r>
     </w:p>
     <w:p>
-      <w:r>
+      <w:pPr>
+        <w:rPr>
+          <w:rFonts w:ascii="Aptos" w:eastAsia="Aptos" w:hAnsi="Aptos" w:cs="Aptos"/>
+        </w:rPr>
+      </w:pPr>
+      <w:r>
+        <w:rPr>
+          <w:rFonts w:ascii="Aptos" w:eastAsia="Aptos" w:hAnsi="Aptos" w:cs="Aptos"/>
+        </w:rPr>
         <w:t>* “solicit for employment”</w:t>
       </w:r>
     </w:p>
     <w:p>
-      <w:r>
+      <w:pPr>
+        <w:rPr>
+          <w:rFonts w:ascii="Aptos" w:eastAsia="Aptos" w:hAnsi="Aptos" w:cs="Aptos"/>
+        </w:rPr>
+      </w:pPr>
+      <w:r>
+        <w:rPr>
+          <w:rFonts w:ascii="Aptos" w:eastAsia="Aptos" w:hAnsi="Aptos" w:cs="Aptos"/>
+        </w:rPr>
         <w:t>* “seek to employ”</w:t>
       </w:r>
     </w:p>
     <w:p>
-      <w:r>
+      <w:pPr>
+        <w:rPr>
+          <w:rFonts w:ascii="Aptos" w:eastAsia="Aptos" w:hAnsi="Aptos" w:cs="Aptos"/>
+        </w:rPr>
+      </w:pPr>
+      <w:r>
+        <w:rPr>
+          <w:rFonts w:ascii="Aptos" w:eastAsia="Aptos" w:hAnsi="Aptos" w:cs="Aptos"/>
+        </w:rPr>
         <w:t>* “seek to retain the services”</w:t>
       </w:r>
     </w:p>
     <w:p>
-      <w:r>
+      <w:pPr>
+        <w:rPr>
+          <w:rFonts w:ascii="Aptos" w:eastAsia="Aptos" w:hAnsi="Aptos" w:cs="Aptos"/>
+        </w:rPr>
+      </w:pPr>
+      <w:r>
+        <w:rPr>
+          <w:rFonts w:ascii="Aptos" w:eastAsia="Aptos" w:hAnsi="Aptos" w:cs="Aptos"/>
+        </w:rPr>
         <w:t>* “hire any employee”</w:t>
       </w:r>
     </w:p>
     <w:p>
-      <w:r>
+      <w:pPr>
+        <w:rPr>
+          <w:rFonts w:ascii="Aptos" w:eastAsia="Aptos" w:hAnsi="Aptos" w:cs="Aptos"/>
+        </w:rPr>
+      </w:pPr>
+      <w:r>
+        <w:rPr>
+          <w:rFonts w:ascii="Aptos" w:eastAsia="Aptos" w:hAnsi="Aptos" w:cs="Aptos"/>
+        </w:rPr>
         <w:t>* “employ any employee”</w:t>
       </w:r>
     </w:p>
     <w:p>
-      <w:r>
+      <w:pPr>
+        <w:rPr>
+          <w:rFonts w:ascii="Aptos" w:eastAsia="Aptos" w:hAnsi="Aptos" w:cs="Aptos"/>
+        </w:rPr>
+      </w:pPr>
+      <w:r>
+        <w:rPr>
+          <w:rFonts w:ascii="Aptos" w:eastAsia="Aptos" w:hAnsi="Aptos" w:cs="Aptos"/>
+        </w:rPr>
         <w:t>* “recruit any employee”</w:t>
       </w:r>
     </w:p>
     <w:p>
-      <w:r>
+      <w:pPr>
+        <w:rPr>
+          <w:rFonts w:ascii="Aptos" w:eastAsia="Aptos" w:hAnsi="Aptos" w:cs="Aptos"/>
+        </w:rPr>
+      </w:pPr>
+      <w:r>
+        <w:rPr>
+          <w:rFonts w:ascii="Aptos" w:eastAsia="Aptos" w:hAnsi="Aptos" w:cs="Aptos"/>
+        </w:rPr>
         <w:t>* “engage any employee”</w:t>
       </w:r>
     </w:p>
     <w:p>
-      <w:r>
+      <w:pPr>
+        <w:rPr>
+          <w:rFonts w:ascii="Aptos" w:eastAsia="Aptos" w:hAnsi="Aptos" w:cs="Aptos"/>
+        </w:rPr>
+      </w:pPr>
+      <w:r>
+        <w:rPr>
+          <w:rFonts w:ascii="Aptos" w:eastAsia="Aptos" w:hAnsi="Aptos" w:cs="Aptos"/>
+        </w:rPr>
         <w:t>* “employ, hire, or engage”</w:t>
       </w:r>
     </w:p>
     <w:p>
-      <w:r>
+      <w:pPr>
+        <w:rPr>
+          <w:rFonts w:ascii="Aptos" w:eastAsia="Aptos" w:hAnsi="Aptos" w:cs="Aptos"/>
+        </w:rPr>
+      </w:pPr>
+      <w:r>
+        <w:rPr>
+          <w:rFonts w:ascii="Aptos" w:eastAsia="Aptos" w:hAnsi="Aptos" w:cs="Aptos"/>
+        </w:rPr>
         <w:t>* “consultant of the Disclosing Party”</w:t>
       </w:r>
     </w:p>
     <w:p>
-      <w:r>
+      <w:pPr>
+        <w:rPr>
+          <w:rFonts w:ascii="Aptos" w:eastAsia="Aptos" w:hAnsi="Aptos" w:cs="Aptos"/>
+        </w:rPr>
+      </w:pPr>
+      <w:r>
+        <w:rPr>
+          <w:rFonts w:ascii="Aptos" w:eastAsia="Aptos" w:hAnsi="Aptos" w:cs="Aptos"/>
+        </w:rPr>
         <w:t>* “employee of the Disclosing Party”</w:t>
       </w:r>
     </w:p>
     <w:p>
-      <w:r>
+      <w:pPr>
+        <w:rPr>
+          <w:rFonts w:ascii="Aptos" w:eastAsia="Aptos" w:hAnsi="Aptos" w:cs="Aptos"/>
+        </w:rPr>
+      </w:pPr>
+      <w:r>
+        <w:rPr>
+          <w:rFonts w:ascii="Aptos" w:eastAsia="Aptos" w:hAnsi="Aptos" w:cs="Aptos"/>
+        </w:rPr>
         <w:t>* “other party’s personnel”</w:t>
       </w:r>
     </w:p>
     <w:p>
-      <w:r>
+      <w:pPr>
+        <w:rPr>
+          <w:rFonts w:ascii="Aptos" w:eastAsia="Aptos" w:hAnsi="Aptos" w:cs="Aptos"/>
+        </w:rPr>
+      </w:pPr>
+      <w:r>
+        <w:rPr>
+          <w:rFonts w:ascii="Aptos" w:eastAsia="Aptos" w:hAnsi="Aptos" w:cs="Aptos"/>
+        </w:rPr>
         <w:t>* “other party’s staff”</w:t>
       </w:r>
     </w:p>
     <w:p>
-      <w:r>
+      <w:pPr>
+        <w:rPr>
+          <w:rFonts w:ascii="Aptos" w:eastAsia="Aptos" w:hAnsi="Aptos" w:cs="Aptos"/>
+        </w:rPr>
+      </w:pPr>
+      <w:r>
+        <w:rPr>
+          <w:rFonts w:ascii="Aptos" w:eastAsia="Aptos" w:hAnsi="Aptos" w:cs="Aptos"/>
+        </w:rPr>
         <w:t>* “induce any employee to leave”</w:t>
       </w:r>
     </w:p>
     <w:p>
-      <w:r>
+      <w:pPr>
+        <w:rPr>
+          <w:rFonts w:ascii="Aptos" w:eastAsia="Aptos" w:hAnsi="Aptos" w:cs="Aptos"/>
+        </w:rPr>
+      </w:pPr>
+      <w:r>
+        <w:rPr>
+          <w:rFonts w:ascii="Aptos" w:eastAsia="Aptos" w:hAnsi="Aptos" w:cs="Aptos"/>
+        </w:rPr>
         <w:t>* “persuade any employee to leave”</w:t>
       </w:r>
     </w:p>
     <w:p>
-      <w:r>
+      <w:pPr>
+        <w:rPr>
+          <w:rFonts w:ascii="Aptos" w:eastAsia="Aptos" w:hAnsi="Aptos" w:cs="Aptos"/>
+        </w:rPr>
+      </w:pPr>
+      <w:r>
+        <w:rPr>
+          <w:rFonts w:ascii="Aptos" w:eastAsia="Aptos" w:hAnsi="Aptos" w:cs="Aptos"/>
+        </w:rPr>
         <w:t>* “encourage any employee to leave”</w:t>
       </w:r>
     </w:p>
     <w:p>
-      <w:r>
+      <w:pPr>
+        <w:rPr>
+          <w:rFonts w:ascii="Aptos" w:eastAsia="Aptos" w:hAnsi="Aptos" w:cs="Aptos"/>
+        </w:rPr>
+      </w:pPr>
+      <w:r>
+        <w:rPr>
+          <w:rFonts w:ascii="Aptos" w:eastAsia="Aptos" w:hAnsi="Aptos" w:cs="Aptos"/>
+        </w:rPr>
         <w:t>* “entice away”</w:t>
       </w:r>
     </w:p>
     <w:p>
-      <w:r>
+      <w:pPr>
+        <w:rPr>
+          <w:rFonts w:ascii="Aptos" w:eastAsia="Aptos" w:hAnsi="Aptos" w:cs="Aptos"/>
+        </w:rPr>
+      </w:pPr>
+      <w:r>
+        <w:rPr>
+          <w:rFonts w:ascii="Aptos" w:eastAsia="Aptos" w:hAnsi="Aptos" w:cs="Aptos"/>
+        </w:rPr>
         <w:t>* “Restricted Person”</w:t>
       </w:r>
     </w:p>
     <w:p>
-      <w:r>
+      <w:pPr>
+        <w:rPr>
+          <w:rFonts w:ascii="Aptos" w:eastAsia="Aptos" w:hAnsi="Aptos" w:cs="Aptos"/>
+        </w:rPr>
+      </w:pPr>
+      <w:r>
+        <w:rPr>
+          <w:rFonts w:ascii="Aptos" w:eastAsia="Aptos" w:hAnsi="Aptos" w:cs="Aptos"/>
+        </w:rPr>
         <w:t>* “solicit, engage, employ”</w:t>
       </w:r>
     </w:p>
     <w:p>
-      <w:r>
+      <w:pPr>
+        <w:rPr>
+          <w:rFonts w:ascii="Aptos" w:eastAsia="Aptos" w:hAnsi="Aptos" w:cs="Aptos"/>
+        </w:rPr>
+      </w:pPr>
+      <w:r>
+        <w:rPr>
+          <w:rFonts w:ascii="Aptos" w:eastAsia="Aptos" w:hAnsi="Aptos" w:cs="Aptos"/>
+        </w:rPr>
         <w:lastRenderedPageBreak/>
         <w:t>* “contractor of the other party”</w:t>
       </w:r>
     </w:p>
     <w:p>
-      <w:r>
+      <w:pPr>
+        <w:rPr>
+          <w:rFonts w:ascii="Aptos" w:eastAsia="Aptos" w:hAnsi="Aptos" w:cs="Aptos"/>
+        </w:rPr>
+      </w:pPr>
+      <w:r>
+        <w:rPr>
+          <w:rFonts w:ascii="Aptos" w:eastAsia="Aptos" w:hAnsi="Aptos" w:cs="Aptos"/>
+        </w:rPr>
         <w:t>* “consultant of the other party”</w:t>
       </w:r>
     </w:p>
     <w:p>
-      <w:r>
+      <w:pPr>
+        <w:rPr>
+          <w:rFonts w:ascii="Aptos" w:eastAsia="Aptos" w:hAnsi="Aptos" w:cs="Aptos"/>
+        </w:rPr>
+      </w:pPr>
+      <w:r>
+        <w:rPr>
+          <w:rFonts w:ascii="Aptos" w:eastAsia="Aptos" w:hAnsi="Aptos" w:cs="Aptos"/>
+        </w:rPr>
         <w:t>* “director, officer and/or employee”</w:t>
       </w:r>
     </w:p>
     <w:p>
-      <w:r>
+      <w:pPr>
+        <w:rPr>
+          <w:rFonts w:ascii="Aptos" w:eastAsia="Aptos" w:hAnsi="Aptos" w:cs="Aptos"/>
+        </w:rPr>
+      </w:pPr>
+      <w:r>
+        <w:rPr>
+          <w:rFonts w:ascii="Aptos" w:eastAsia="Aptos" w:hAnsi="Aptos" w:cs="Aptos"/>
+        </w:rPr>
         <w:t>* “employee or independent contractor”</w:t>
       </w:r>
     </w:p>
     <w:p>
-      <w:r>
+      <w:pPr>
+        <w:rPr>
+          <w:rFonts w:ascii="Aptos" w:eastAsia="Aptos" w:hAnsi="Aptos" w:cs="Aptos"/>
+        </w:rPr>
+      </w:pPr>
+      <w:r>
+        <w:rPr>
+          <w:rFonts w:ascii="Aptos" w:eastAsia="Aptos" w:hAnsi="Aptos" w:cs="Aptos"/>
+        </w:rPr>
         <w:t>* “solicit personnel”</w:t>
       </w:r>
     </w:p>
     <w:p>
-      <w:r>
+      <w:pPr>
+        <w:rPr>
+          <w:rFonts w:ascii="Aptos" w:eastAsia="Aptos" w:hAnsi="Aptos" w:cs="Aptos"/>
+        </w:rPr>
+      </w:pPr>
+      <w:r>
+        <w:rPr>
+          <w:rFonts w:ascii="Aptos" w:eastAsia="Aptos" w:hAnsi="Aptos" w:cs="Aptos"/>
+        </w:rPr>
         <w:t>* “solicit personnel of the other party”</w:t>
       </w:r>
     </w:p>
     <w:p>
-      <w:r>
+      <w:pPr>
+        <w:rPr>
+          <w:rFonts w:ascii="Aptos" w:eastAsia="Aptos" w:hAnsi="Aptos" w:cs="Aptos"/>
+        </w:rPr>
+      </w:pPr>
+      <w:r>
+        <w:rPr>
+          <w:rFonts w:ascii="Aptos" w:eastAsia="Aptos" w:hAnsi="Aptos" w:cs="Aptos"/>
+        </w:rPr>
         <w:t>* “inducing them to join such other party’s employ”</w:t>
       </w:r>
     </w:p>
     <w:p>
-      <w:r>
+      <w:pPr>
+        <w:rPr>
+          <w:rFonts w:ascii="Aptos" w:eastAsia="Aptos" w:hAnsi="Aptos" w:cs="Aptos"/>
+        </w:rPr>
+      </w:pPr>
+      <w:r>
+        <w:rPr>
+          <w:rFonts w:ascii="Aptos" w:eastAsia="Aptos" w:hAnsi="Aptos" w:cs="Aptos"/>
+        </w:rPr>
         <w:t>* Clause contains BOTH:</w:t>
       </w:r>
     </w:p>
     <w:p>
-      <w:r>
+      <w:pPr>
+        <w:rPr>
+          <w:rFonts w:ascii="Aptos" w:eastAsia="Aptos" w:hAnsi="Aptos" w:cs="Aptos"/>
+        </w:rPr>
+      </w:pPr>
+      <w:r>
+        <w:rPr>
+          <w:rFonts w:ascii="Aptos" w:eastAsia="Aptos" w:hAnsi="Aptos" w:cs="Aptos"/>
+        </w:rPr>
         <w:t xml:space="preserve">  * “solicit personnel”</w:t>
       </w:r>
     </w:p>
     <w:p>
-      <w:r>
+      <w:pPr>
+        <w:rPr>
+          <w:rFonts w:ascii="Aptos" w:eastAsia="Aptos" w:hAnsi="Aptos" w:cs="Aptos"/>
+        </w:rPr>
+      </w:pPr>
+      <w:r>
+        <w:rPr>
+          <w:rFonts w:ascii="Aptos" w:eastAsia="Aptos" w:hAnsi="Aptos" w:cs="Aptos"/>
+        </w:rPr>
         <w:t xml:space="preserve">  * “other party”</w:t>
       </w:r>
     </w:p>
     <w:p>
-      <w:r>
+      <w:pPr>
+        <w:rPr>
+          <w:rFonts w:ascii="Aptos" w:eastAsia="Aptos" w:hAnsi="Aptos" w:cs="Aptos"/>
+        </w:rPr>
+      </w:pPr>
+      <w:r>
+        <w:rPr>
+          <w:rFonts w:ascii="Aptos" w:eastAsia="Aptos" w:hAnsi="Aptos" w:cs="Aptos"/>
+        </w:rPr>
         <w:t>* Clause contains BOTH:</w:t>
       </w:r>
     </w:p>
     <w:p>
-      <w:r>
+      <w:pPr>
+        <w:rPr>
+          <w:rFonts w:ascii="Aptos" w:eastAsia="Aptos" w:hAnsi="Aptos" w:cs="Aptos"/>
+        </w:rPr>
+      </w:pPr>
+      <w:r>
+        <w:rPr>
+          <w:rFonts w:ascii="Aptos" w:eastAsia="Aptos" w:hAnsi="Aptos" w:cs="Aptos"/>
+        </w:rPr>
         <w:t xml:space="preserve">  * “solicit personnel”</w:t>
       </w:r>
     </w:p>
     <w:p>
-      <w:r>
+      <w:pPr>
+        <w:rPr>
+          <w:rFonts w:ascii="Aptos" w:eastAsia="Aptos" w:hAnsi="Aptos" w:cs="Aptos"/>
+        </w:rPr>
+      </w:pPr>
+      <w:r>
+        <w:rPr>
+          <w:rFonts w:ascii="Aptos" w:eastAsia="Aptos" w:hAnsi="Aptos" w:cs="Aptos"/>
+        </w:rPr>
         <w:t xml:space="preserve">  * “inducing them to join”</w:t>
       </w:r>
     </w:p>
     <w:p>
-      <w:r>
-        <w:t>* Clause contains ALL of the following:</w:t>
-      </w:r>
-    </w:p>
-    <w:p>
-      <w:r>
+      <w:pPr>
+        <w:rPr>
+          <w:rFonts w:ascii="Aptos" w:eastAsia="Aptos" w:hAnsi="Aptos" w:cs="Aptos"/>
+        </w:rPr>
+      </w:pPr>
+      <w:r>
+        <w:rPr>
+          <w:rFonts w:ascii="Aptos" w:eastAsia="Aptos" w:hAnsi="Aptos" w:cs="Aptos"/>
+        </w:rPr>
+        <w:t xml:space="preserve">* Clause contains </w:t>
+      </w:r>
+      <w:proofErr w:type="gramStart"/>
+      <w:r>
+        <w:rPr>
+          <w:rFonts w:ascii="Aptos" w:eastAsia="Aptos" w:hAnsi="Aptos" w:cs="Aptos"/>
+        </w:rPr>
+        <w:t>ALL of</w:t>
+      </w:r>
+      <w:proofErr w:type="gramEnd"/>
+      <w:r>
+        <w:rPr>
+          <w:rFonts w:ascii="Aptos" w:eastAsia="Aptos" w:hAnsi="Aptos" w:cs="Aptos"/>
+        </w:rPr>
+        <w:t xml:space="preserve"> the following:</w:t>
+      </w:r>
+    </w:p>
+    <w:p>
+      <w:pPr>
+        <w:rPr>
+          <w:rFonts w:ascii="Aptos" w:eastAsia="Aptos" w:hAnsi="Aptos" w:cs="Aptos"/>
+        </w:rPr>
+      </w:pPr>
+      <w:r>
+        <w:rPr>
+          <w:rFonts w:ascii="Aptos" w:eastAsia="Aptos" w:hAnsi="Aptos" w:cs="Aptos"/>
+        </w:rPr>
         <w:t xml:space="preserve">  * “solicit personnel”</w:t>
       </w:r>
     </w:p>
     <w:p>
-      <w:r>
+      <w:pPr>
+        <w:rPr>
+          <w:rFonts w:ascii="Aptos" w:eastAsia="Aptos" w:hAnsi="Aptos" w:cs="Aptos"/>
+        </w:rPr>
+      </w:pPr>
+      <w:r>
+        <w:rPr>
+          <w:rFonts w:ascii="Aptos" w:eastAsia="Aptos" w:hAnsi="Aptos" w:cs="Aptos"/>
+        </w:rPr>
         <w:t xml:space="preserve">  * “engaged in the work contemplated”</w:t>
       </w:r>
     </w:p>
     <w:p>
-      <w:r>
+      <w:pPr>
+        <w:rPr>
+          <w:rFonts w:ascii="Aptos" w:eastAsia="Aptos" w:hAnsi="Aptos" w:cs="Aptos"/>
+        </w:rPr>
+      </w:pPr>
+      <w:r>
+        <w:rPr>
+          <w:rFonts w:ascii="Aptos" w:eastAsia="Aptos" w:hAnsi="Aptos" w:cs="Aptos"/>
+        </w:rPr>
         <w:t xml:space="preserve">  * “join such other party’s employ”</w:t>
       </w:r>
     </w:p>
     <w:p>
-      <w:r>
+      <w:pPr>
+        <w:rPr>
+          <w:rFonts w:ascii="Aptos" w:eastAsia="Aptos" w:hAnsi="Aptos" w:cs="Aptos"/>
+        </w:rPr>
+      </w:pPr>
+      <w:r>
+        <w:rPr>
+          <w:rFonts w:ascii="Aptos" w:eastAsia="Aptos" w:hAnsi="Aptos" w:cs="Aptos"/>
+        </w:rPr>
         <w:t xml:space="preserve"> </w:t>
       </w:r>
     </w:p>
     <w:p>
-      <w:r>
+      <w:pPr>
+        <w:rPr>
+          <w:rFonts w:ascii="Aptos" w:eastAsia="Aptos" w:hAnsi="Aptos" w:cs="Aptos"/>
+        </w:rPr>
+      </w:pPr>
+      <w:r>
+        <w:rPr>
+          <w:rFonts w:ascii="Aptos" w:eastAsia="Aptos" w:hAnsi="Aptos" w:cs="Aptos"/>
+        </w:rPr>
         <w:t>## Do NOT Trigger</w:t>
       </w:r>
     </w:p>
     <w:p>
-      <w:r>
+      <w:pPr>
+        <w:rPr>
+          <w:rFonts w:ascii="Aptos" w:eastAsia="Aptos" w:hAnsi="Aptos" w:cs="Aptos"/>
+        </w:rPr>
+      </w:pPr>
+      <w:r>
+        <w:rPr>
+          <w:rFonts w:ascii="Aptos" w:eastAsia="Aptos" w:hAnsi="Aptos" w:cs="Aptos"/>
+        </w:rPr>
         <w:t>* Customer-only solicitation restrictions</w:t>
       </w:r>
     </w:p>
     <w:p>
-      <w:r>
+      <w:pPr>
+        <w:rPr>
+          <w:rFonts w:ascii="Aptos" w:eastAsia="Aptos" w:hAnsi="Aptos" w:cs="Aptos"/>
+        </w:rPr>
+      </w:pPr>
+      <w:r>
+        <w:rPr>
+          <w:rFonts w:ascii="Aptos" w:eastAsia="Aptos" w:hAnsi="Aptos" w:cs="Aptos"/>
+        </w:rPr>
         <w:t>* Vendor-only solicitation restrictions</w:t>
       </w:r>
     </w:p>
     <w:p>
-      <w:r>
+      <w:pPr>
+        <w:rPr>
+          <w:rFonts w:ascii="Aptos" w:eastAsia="Aptos" w:hAnsi="Aptos" w:cs="Aptos"/>
+        </w:rPr>
+      </w:pPr>
+      <w:r>
+        <w:rPr>
+          <w:rFonts w:ascii="Aptos" w:eastAsia="Aptos" w:hAnsi="Aptos" w:cs="Aptos"/>
+        </w:rPr>
         <w:t>* Supplier-only solicitation restrictions</w:t>
       </w:r>
     </w:p>
     <w:p>
-      <w:r>
+      <w:pPr>
+        <w:rPr>
+          <w:rFonts w:ascii="Aptos" w:eastAsia="Aptos" w:hAnsi="Aptos" w:cs="Aptos"/>
+        </w:rPr>
+      </w:pPr>
+      <w:r>
+        <w:rPr>
+          <w:rFonts w:ascii="Aptos" w:eastAsia="Aptos" w:hAnsi="Aptos" w:cs="Aptos"/>
+        </w:rPr>
         <w:t>* Restrictions limited to not interfering with business relationships without employee hiring or solicitation restrictions</w:t>
       </w:r>
     </w:p>
     <w:p>
-      <w:r>
+      <w:pPr>
+        <w:rPr>
+          <w:rFonts w:ascii="Aptos" w:eastAsia="Aptos" w:hAnsi="Aptos" w:cs="Aptos"/>
+        </w:rPr>
+      </w:pPr>
+      <w:r>
+        <w:rPr>
+          <w:rFonts w:ascii="Aptos" w:eastAsia="Aptos" w:hAnsi="Aptos" w:cs="Aptos"/>
+        </w:rPr>
         <w:t>* Restrictions limited to prospects or clients only</w:t>
       </w:r>
     </w:p>
     <w:p>
-      <w:r>
+      <w:pPr>
+        <w:rPr>
+          <w:rFonts w:ascii="Aptos" w:eastAsia="Aptos" w:hAnsi="Aptos" w:cs="Aptos"/>
+        </w:rPr>
+      </w:pPr>
+      <w:r>
+        <w:rPr>
+          <w:rFonts w:ascii="Aptos" w:eastAsia="Aptos" w:hAnsi="Aptos" w:cs="Aptos"/>
+        </w:rPr>
         <w:lastRenderedPageBreak/>
         <w:t>* Mutual non-solicitation clause is limited to employees/personnel, includes standard recruitment carve-outs, applies equally to both Parties, and expressly states within the same clause that the non-solicitation restriction lasts 24 months or less</w:t>
       </w:r>
     </w:p>
     <w:p>
-      <w:r>
+      <w:pPr>
+        <w:rPr>
+          <w:rFonts w:ascii="Aptos" w:eastAsia="Aptos" w:hAnsi="Aptos" w:cs="Aptos"/>
+        </w:rPr>
+      </w:pPr>
+      <w:r>
+        <w:rPr>
+          <w:rFonts w:ascii="Aptos" w:eastAsia="Aptos" w:hAnsi="Aptos" w:cs="Aptos"/>
+        </w:rPr>
         <w:t>* Clause contains both “advertisements in the media” and “own initiative”</w:t>
       </w:r>
     </w:p>
     <w:p>
-      <w:r>
+      <w:pPr>
+        <w:rPr>
+          <w:rFonts w:ascii="Aptos" w:eastAsia="Aptos" w:hAnsi="Aptos" w:cs="Aptos"/>
+        </w:rPr>
+      </w:pPr>
+      <w:r>
+        <w:rPr>
+          <w:rFonts w:ascii="Aptos" w:eastAsia="Aptos" w:hAnsi="Aptos" w:cs="Aptos"/>
+        </w:rPr>
         <w:t>* Clause contains both “general advertisement” and “unsolicited contact”</w:t>
       </w:r>
     </w:p>
     <w:p>
-      <w:r>
+      <w:pPr>
+        <w:rPr>
+          <w:rFonts w:ascii="Aptos" w:eastAsia="Aptos" w:hAnsi="Aptos" w:cs="Aptos"/>
+        </w:rPr>
+      </w:pPr>
+      <w:r>
+        <w:rPr>
+          <w:rFonts w:ascii="Aptos" w:eastAsia="Aptos" w:hAnsi="Aptos" w:cs="Aptos"/>
+        </w:rPr>
         <w:t>* Clause contains both “generalized solicitations” and “not specifically targeted”</w:t>
       </w:r>
     </w:p>
     <w:p>
-      <w:r>
+      <w:pPr>
+        <w:rPr>
+          <w:rFonts w:ascii="Aptos" w:eastAsia="Aptos" w:hAnsi="Aptos" w:cs="Aptos"/>
+        </w:rPr>
+      </w:pPr>
+      <w:r>
+        <w:rPr>
+          <w:rFonts w:ascii="Aptos" w:eastAsia="Aptos" w:hAnsi="Aptos" w:cs="Aptos"/>
+        </w:rPr>
         <w:t>* Clause contains both “public job postings” and “unsolicited applicants”</w:t>
       </w:r>
     </w:p>
     <w:p>
-      <w:r>
+      <w:pPr>
+        <w:rPr>
+          <w:rFonts w:ascii="Aptos" w:eastAsia="Aptos" w:hAnsi="Aptos" w:cs="Aptos"/>
+        </w:rPr>
+      </w:pPr>
+      <w:r>
+        <w:rPr>
+          <w:rFonts w:ascii="Aptos" w:eastAsia="Aptos" w:hAnsi="Aptos" w:cs="Aptos"/>
+        </w:rPr>
         <w:t>* Clause contains both “bona fide recruitment advertisement” and “employment agency”</w:t>
       </w:r>
     </w:p>
     <w:p>
-      <w:r>
+      <w:pPr>
+        <w:rPr>
+          <w:rFonts w:ascii="Aptos" w:eastAsia="Aptos" w:hAnsi="Aptos" w:cs="Aptos"/>
+        </w:rPr>
+      </w:pPr>
+      <w:r>
+        <w:rPr>
+          <w:rFonts w:ascii="Aptos" w:eastAsia="Aptos" w:hAnsi="Aptos" w:cs="Aptos"/>
+        </w:rPr>
         <w:t>* Clause contains both “application for employment submitted on an unsolicited basis” and “general advertisement”</w:t>
       </w:r>
     </w:p>
     <w:p>
-      <w:r>
-        <w:t>* Clause is acceptable employee non-solicitation language under the playbook and does not contain a liquidated damages, non-compete, or country supplement trigger</w:t>
-      </w:r>
-    </w:p>
-    <w:p>
-      <w:r>
-        <w:t>* Clause contains all of the following:</w:t>
-      </w:r>
-    </w:p>
-    <w:p>
-      <w:r>
+      <w:pPr>
+        <w:rPr>
+          <w:rFonts w:ascii="Aptos" w:eastAsia="Aptos" w:hAnsi="Aptos" w:cs="Aptos"/>
+        </w:rPr>
+      </w:pPr>
+      <w:r>
+        <w:rPr>
+          <w:rFonts w:ascii="Aptos" w:eastAsia="Aptos" w:hAnsi="Aptos" w:cs="Aptos"/>
+        </w:rPr>
+        <w:t xml:space="preserve">* Clause is acceptable employee non-solicitation language under the playbook and does not contain a </w:t>
+      </w:r>
+      <w:proofErr w:type="gramStart"/>
+      <w:r>
+        <w:rPr>
+          <w:rFonts w:ascii="Aptos" w:eastAsia="Aptos" w:hAnsi="Aptos" w:cs="Aptos"/>
+        </w:rPr>
+        <w:t>liquidated damages</w:t>
+      </w:r>
+      <w:proofErr w:type="gramEnd"/>
+      <w:r>
+        <w:rPr>
+          <w:rFonts w:ascii="Aptos" w:eastAsia="Aptos" w:hAnsi="Aptos" w:cs="Aptos"/>
+        </w:rPr>
+        <w:t>, non-compete, or country supplement trigger</w:t>
+      </w:r>
+    </w:p>
+    <w:p>
+      <w:pPr>
+        <w:rPr>
+          <w:rFonts w:ascii="Aptos" w:eastAsia="Aptos" w:hAnsi="Aptos" w:cs="Aptos"/>
+        </w:rPr>
+      </w:pPr>
+      <w:r>
+        <w:rPr>
+          <w:rFonts w:ascii="Aptos" w:eastAsia="Aptos" w:hAnsi="Aptos" w:cs="Aptos"/>
+        </w:rPr>
+        <w:t xml:space="preserve">* Clause contains </w:t>
+      </w:r>
+      <w:proofErr w:type="gramStart"/>
+      <w:r>
+        <w:rPr>
+          <w:rFonts w:ascii="Aptos" w:eastAsia="Aptos" w:hAnsi="Aptos" w:cs="Aptos"/>
+        </w:rPr>
+        <w:t>all of</w:t>
+      </w:r>
+      <w:proofErr w:type="gramEnd"/>
+      <w:r>
+        <w:rPr>
+          <w:rFonts w:ascii="Aptos" w:eastAsia="Aptos" w:hAnsi="Aptos" w:cs="Aptos"/>
+        </w:rPr>
+        <w:t xml:space="preserve"> the following:</w:t>
+      </w:r>
+    </w:p>
+    <w:p>
+      <w:pPr>
+        <w:rPr>
+          <w:rFonts w:ascii="Aptos" w:eastAsia="Aptos" w:hAnsi="Aptos" w:cs="Aptos"/>
+        </w:rPr>
+      </w:pPr>
+      <w:r>
+        <w:rPr>
+          <w:rFonts w:ascii="Aptos" w:eastAsia="Aptos" w:hAnsi="Aptos" w:cs="Aptos"/>
+        </w:rPr>
         <w:t xml:space="preserve">  * “during the term of this Agreement”</w:t>
       </w:r>
     </w:p>
     <w:p>
-      <w:r>
+      <w:pPr>
+        <w:rPr>
+          <w:rFonts w:ascii="Aptos" w:eastAsia="Aptos" w:hAnsi="Aptos" w:cs="Aptos"/>
+        </w:rPr>
+      </w:pPr>
+      <w:r>
+        <w:rPr>
+          <w:rFonts w:ascii="Aptos" w:eastAsia="Aptos" w:hAnsi="Aptos" w:cs="Aptos"/>
+        </w:rPr>
         <w:t xml:space="preserve">  * “actively seeks employment”</w:t>
       </w:r>
     </w:p>
     <w:p>
-      <w:r>
+      <w:pPr>
+        <w:rPr>
+          <w:rFonts w:ascii="Aptos" w:eastAsia="Aptos" w:hAnsi="Aptos" w:cs="Aptos"/>
+        </w:rPr>
+      </w:pPr>
+      <w:r>
+        <w:rPr>
+          <w:rFonts w:ascii="Aptos" w:eastAsia="Aptos" w:hAnsi="Aptos" w:cs="Aptos"/>
+        </w:rPr>
         <w:t xml:space="preserve">  * “general advertisement”</w:t>
       </w:r>
     </w:p>
     <w:p>
-      <w:r>
+      <w:pPr>
+        <w:rPr>
+          <w:rFonts w:ascii="Aptos" w:eastAsia="Aptos" w:hAnsi="Aptos" w:cs="Aptos"/>
+        </w:rPr>
+      </w:pPr>
+      <w:r>
+        <w:rPr>
+          <w:rFonts w:ascii="Aptos" w:eastAsia="Aptos" w:hAnsi="Aptos" w:cs="Aptos"/>
+        </w:rPr>
         <w:t xml:space="preserve">  * “without direct solicitation”</w:t>
       </w:r>
     </w:p>
     <w:p>
-      <w:r>
-        <w:t>* Clause contains all of the following:</w:t>
-      </w:r>
-    </w:p>
-    <w:p>
-      <w:r>
+      <w:pPr>
+        <w:rPr>
+          <w:rFonts w:ascii="Aptos" w:eastAsia="Aptos" w:hAnsi="Aptos" w:cs="Aptos"/>
+        </w:rPr>
+      </w:pPr>
+      <w:r>
+        <w:rPr>
+          <w:rFonts w:ascii="Aptos" w:eastAsia="Aptos" w:hAnsi="Aptos" w:cs="Aptos"/>
+        </w:rPr>
+        <w:t xml:space="preserve">* Clause contains </w:t>
+      </w:r>
+      <w:proofErr w:type="gramStart"/>
+      <w:r>
+        <w:rPr>
+          <w:rFonts w:ascii="Aptos" w:eastAsia="Aptos" w:hAnsi="Aptos" w:cs="Aptos"/>
+        </w:rPr>
+        <w:t>all of</w:t>
+      </w:r>
+      <w:proofErr w:type="gramEnd"/>
+      <w:r>
+        <w:rPr>
+          <w:rFonts w:ascii="Aptos" w:eastAsia="Aptos" w:hAnsi="Aptos" w:cs="Aptos"/>
+        </w:rPr>
+        <w:t xml:space="preserve"> the following:</w:t>
+      </w:r>
+    </w:p>
+    <w:p>
+      <w:pPr>
+        <w:rPr>
+          <w:rFonts w:ascii="Aptos" w:eastAsia="Aptos" w:hAnsi="Aptos" w:cs="Aptos"/>
+        </w:rPr>
+      </w:pPr>
+      <w:r>
+        <w:rPr>
+          <w:rFonts w:ascii="Aptos" w:eastAsia="Aptos" w:hAnsi="Aptos" w:cs="Aptos"/>
+        </w:rPr>
         <w:t xml:space="preserve">  * “Both Parties agree not to solicit”</w:t>
       </w:r>
     </w:p>
     <w:p>
-      <w:r>
+      <w:pPr>
+        <w:rPr>
+          <w:rFonts w:ascii="Aptos" w:eastAsia="Aptos" w:hAnsi="Aptos" w:cs="Aptos"/>
+        </w:rPr>
+      </w:pPr>
+      <w:r>
+        <w:rPr>
+          <w:rFonts w:ascii="Aptos" w:eastAsia="Aptos" w:hAnsi="Aptos" w:cs="Aptos"/>
+        </w:rPr>
         <w:t xml:space="preserve">  * “employee or independent contractor of the other Party”</w:t>
       </w:r>
     </w:p>
     <w:p>
-      <w:r>
+      <w:pPr>
+        <w:rPr>
+          <w:rFonts w:ascii="Aptos" w:eastAsia="Aptos" w:hAnsi="Aptos" w:cs="Aptos"/>
+        </w:rPr>
+      </w:pPr>
+      <w:r>
+        <w:rPr>
+          <w:rFonts w:ascii="Aptos" w:eastAsia="Aptos" w:hAnsi="Aptos" w:cs="Aptos"/>
+        </w:rPr>
         <w:t xml:space="preserve">  * “actively seeks employment”</w:t>
       </w:r>
     </w:p>
     <w:p>
-      <w:r>
+      <w:pPr>
+        <w:rPr>
+          <w:rFonts w:ascii="Aptos" w:eastAsia="Aptos" w:hAnsi="Aptos" w:cs="Aptos"/>
+        </w:rPr>
+      </w:pPr>
+      <w:r>
+        <w:rPr>
+          <w:rFonts w:ascii="Aptos" w:eastAsia="Aptos" w:hAnsi="Aptos" w:cs="Aptos"/>
+        </w:rPr>
         <w:t xml:space="preserve">  * “general advertisement”</w:t>
       </w:r>
     </w:p>
     <w:p>
-      <w:r>
-        <w:t>* Clause contains all of the following:</w:t>
-      </w:r>
-    </w:p>
-    <w:p>
-      <w:r>
+      <w:pPr>
+        <w:rPr>
+          <w:rFonts w:ascii="Aptos" w:eastAsia="Aptos" w:hAnsi="Aptos" w:cs="Aptos"/>
+        </w:rPr>
+      </w:pPr>
+      <w:r>
+        <w:rPr>
+          <w:rFonts w:ascii="Aptos" w:eastAsia="Aptos" w:hAnsi="Aptos" w:cs="Aptos"/>
+        </w:rPr>
+        <w:t xml:space="preserve">* Clause contains </w:t>
+      </w:r>
+      <w:proofErr w:type="gramStart"/>
+      <w:r>
+        <w:rPr>
+          <w:rFonts w:ascii="Aptos" w:eastAsia="Aptos" w:hAnsi="Aptos" w:cs="Aptos"/>
+        </w:rPr>
+        <w:t>all of</w:t>
+      </w:r>
+      <w:proofErr w:type="gramEnd"/>
+      <w:r>
+        <w:rPr>
+          <w:rFonts w:ascii="Aptos" w:eastAsia="Aptos" w:hAnsi="Aptos" w:cs="Aptos"/>
+        </w:rPr>
+        <w:t xml:space="preserve"> the following:</w:t>
+      </w:r>
+    </w:p>
+    <w:p>
+      <w:pPr>
+        <w:rPr>
+          <w:rFonts w:ascii="Aptos" w:eastAsia="Aptos" w:hAnsi="Aptos" w:cs="Aptos"/>
+        </w:rPr>
+      </w:pPr>
+      <w:r>
+        <w:rPr>
+          <w:rFonts w:ascii="Aptos" w:eastAsia="Aptos" w:hAnsi="Aptos" w:cs="Aptos"/>
+        </w:rPr>
         <w:t xml:space="preserve">  * “not to solicit any employee or independent contractor”</w:t>
       </w:r>
     </w:p>
     <w:p>
-      <w:r>
+      <w:pPr>
+        <w:rPr>
+          <w:rFonts w:ascii="Aptos" w:eastAsia="Aptos" w:hAnsi="Aptos" w:cs="Aptos"/>
+        </w:rPr>
+      </w:pPr>
+      <w:r>
+        <w:rPr>
+          <w:rFonts w:ascii="Aptos" w:eastAsia="Aptos" w:hAnsi="Aptos" w:cs="Aptos"/>
+        </w:rPr>
         <w:t xml:space="preserve">  * “during the term of this Agreement”</w:t>
       </w:r>
     </w:p>
     <w:p>
-      <w:r>
+      <w:pPr>
+        <w:rPr>
+          <w:rFonts w:ascii="Aptos" w:eastAsia="Aptos" w:hAnsi="Aptos" w:cs="Aptos"/>
+        </w:rPr>
+      </w:pPr>
+      <w:r>
+        <w:rPr>
+          <w:rFonts w:ascii="Aptos" w:eastAsia="Aptos" w:hAnsi="Aptos" w:cs="Aptos"/>
+        </w:rPr>
         <w:t xml:space="preserve">  * “Such restrictions shall not apply”</w:t>
       </w:r>
     </w:p>
     <w:p>
-      <w:r>
+      <w:pPr>
+        <w:rPr>
+          <w:rFonts w:ascii="Aptos" w:eastAsia="Aptos" w:hAnsi="Aptos" w:cs="Aptos"/>
+        </w:rPr>
+      </w:pPr>
+      <w:r>
+        <w:rPr>
+          <w:rFonts w:ascii="Aptos" w:eastAsia="Aptos" w:hAnsi="Aptos" w:cs="Aptos"/>
+        </w:rPr>
         <w:t xml:space="preserve">  * “without direct solicitation”</w:t>
       </w:r>
     </w:p>
     <w:p>
-      <w:r>
+      <w:pPr>
+        <w:rPr>
+          <w:rFonts w:ascii="Aptos" w:eastAsia="Aptos" w:hAnsi="Aptos" w:cs="Aptos"/>
+        </w:rPr>
+      </w:pPr>
+      <w:r>
+        <w:rPr>
+          <w:rFonts w:ascii="Aptos" w:eastAsia="Aptos" w:hAnsi="Aptos" w:cs="Aptos"/>
+        </w:rPr>
         <w:lastRenderedPageBreak/>
-        <w:t>* Clause contains all of the following:</w:t>
-      </w:r>
-    </w:p>
-    <w:p>
-      <w:r>
+        <w:t xml:space="preserve">* Clause contains </w:t>
+      </w:r>
+      <w:proofErr w:type="gramStart"/>
+      <w:r>
+        <w:rPr>
+          <w:rFonts w:ascii="Aptos" w:eastAsia="Aptos" w:hAnsi="Aptos" w:cs="Aptos"/>
+        </w:rPr>
+        <w:t>all of</w:t>
+      </w:r>
+      <w:proofErr w:type="gramEnd"/>
+      <w:r>
+        <w:rPr>
+          <w:rFonts w:ascii="Aptos" w:eastAsia="Aptos" w:hAnsi="Aptos" w:cs="Aptos"/>
+        </w:rPr>
+        <w:t xml:space="preserve"> the following:</w:t>
+      </w:r>
+    </w:p>
+    <w:p>
+      <w:pPr>
+        <w:rPr>
+          <w:rFonts w:ascii="Aptos" w:eastAsia="Aptos" w:hAnsi="Aptos" w:cs="Aptos"/>
+        </w:rPr>
+      </w:pPr>
+      <w:r>
+        <w:rPr>
+          <w:rFonts w:ascii="Aptos" w:eastAsia="Aptos" w:hAnsi="Aptos" w:cs="Aptos"/>
+        </w:rPr>
         <w:t xml:space="preserve">  * “employee or independent contractor of either Party actively seeks employment”</w:t>
       </w:r>
     </w:p>
     <w:p>
-      <w:r>
+      <w:pPr>
+        <w:rPr>
+          <w:rFonts w:ascii="Aptos" w:eastAsia="Aptos" w:hAnsi="Aptos" w:cs="Aptos"/>
+        </w:rPr>
+      </w:pPr>
+      <w:r>
+        <w:rPr>
+          <w:rFonts w:ascii="Aptos" w:eastAsia="Aptos" w:hAnsi="Aptos" w:cs="Aptos"/>
+        </w:rPr>
         <w:t xml:space="preserve">  * “whether in response to a general advertisement or otherwise”</w:t>
       </w:r>
     </w:p>
     <w:p>
-      <w:r>
+      <w:pPr>
+        <w:rPr>
+          <w:rFonts w:ascii="Aptos" w:eastAsia="Aptos" w:hAnsi="Aptos" w:cs="Aptos"/>
+        </w:rPr>
+      </w:pPr>
+      <w:r>
+        <w:rPr>
+          <w:rFonts w:ascii="Aptos" w:eastAsia="Aptos" w:hAnsi="Aptos" w:cs="Aptos"/>
+        </w:rPr>
         <w:t xml:space="preserve">  * “without direct solicitation by such employing Party”</w:t>
       </w:r>
     </w:p>
     <w:p>
-      <w:r>
-        <w:t>* Clause contains all of the following:</w:t>
-      </w:r>
-    </w:p>
-    <w:p>
-      <w:r>
+      <w:pPr>
+        <w:rPr>
+          <w:rFonts w:ascii="Aptos" w:eastAsia="Aptos" w:hAnsi="Aptos" w:cs="Aptos"/>
+        </w:rPr>
+      </w:pPr>
+      <w:r>
+        <w:rPr>
+          <w:rFonts w:ascii="Aptos" w:eastAsia="Aptos" w:hAnsi="Aptos" w:cs="Aptos"/>
+        </w:rPr>
+        <w:t xml:space="preserve">* Clause contains </w:t>
+      </w:r>
+      <w:proofErr w:type="gramStart"/>
+      <w:r>
+        <w:rPr>
+          <w:rFonts w:ascii="Aptos" w:eastAsia="Aptos" w:hAnsi="Aptos" w:cs="Aptos"/>
+        </w:rPr>
+        <w:t>all of</w:t>
+      </w:r>
+      <w:proofErr w:type="gramEnd"/>
+      <w:r>
+        <w:rPr>
+          <w:rFonts w:ascii="Aptos" w:eastAsia="Aptos" w:hAnsi="Aptos" w:cs="Aptos"/>
+        </w:rPr>
+        <w:t xml:space="preserve"> the following:</w:t>
+      </w:r>
+    </w:p>
+    <w:p>
+      <w:pPr>
+        <w:rPr>
+          <w:rFonts w:ascii="Aptos" w:eastAsia="Aptos" w:hAnsi="Aptos" w:cs="Aptos"/>
+        </w:rPr>
+      </w:pPr>
+      <w:r>
+        <w:rPr>
+          <w:rFonts w:ascii="Aptos" w:eastAsia="Aptos" w:hAnsi="Aptos" w:cs="Aptos"/>
+        </w:rPr>
         <w:t xml:space="preserve">  * “on behalf of any other business enterprise”</w:t>
       </w:r>
     </w:p>
     <w:p>
-      <w:r>
+      <w:pPr>
+        <w:rPr>
+          <w:rFonts w:ascii="Aptos" w:eastAsia="Aptos" w:hAnsi="Aptos" w:cs="Aptos"/>
+        </w:rPr>
+      </w:pPr>
+      <w:r>
+        <w:rPr>
+          <w:rFonts w:ascii="Aptos" w:eastAsia="Aptos" w:hAnsi="Aptos" w:cs="Aptos"/>
+        </w:rPr>
         <w:t xml:space="preserve">  * “during the term of this Agreement”</w:t>
       </w:r>
     </w:p>
     <w:p>
-      <w:r>
+      <w:pPr>
+        <w:rPr>
+          <w:rFonts w:ascii="Aptos" w:eastAsia="Aptos" w:hAnsi="Aptos" w:cs="Aptos"/>
+        </w:rPr>
+      </w:pPr>
+      <w:r>
+        <w:rPr>
+          <w:rFonts w:ascii="Aptos" w:eastAsia="Aptos" w:hAnsi="Aptos" w:cs="Aptos"/>
+        </w:rPr>
         <w:t xml:space="preserve">  * “general advertisement”</w:t>
       </w:r>
     </w:p>
     <w:p>
-      <w:r>
+      <w:pPr>
+        <w:rPr>
+          <w:rFonts w:ascii="Aptos" w:eastAsia="Aptos" w:hAnsi="Aptos" w:cs="Aptos"/>
+        </w:rPr>
+      </w:pPr>
+      <w:r>
+        <w:rPr>
+          <w:rFonts w:ascii="Aptos" w:eastAsia="Aptos" w:hAnsi="Aptos" w:cs="Aptos"/>
+        </w:rPr>
         <w:t xml:space="preserve">  * “without direct solicitation”</w:t>
       </w:r>
     </w:p>
     <w:p>
-      <w:r>
-        <w:t>* Do NOT route Non-Solicitation if the only matched non-solicitation language is a mutual employee or independent contractor restriction and the same clause contains:</w:t>
-      </w:r>
-    </w:p>
-    <w:p>
-      <w:r>
+      <w:pPr>
+        <w:rPr>
+          <w:rFonts w:ascii="Aptos" w:eastAsia="Aptos" w:hAnsi="Aptos" w:cs="Aptos"/>
+        </w:rPr>
+      </w:pPr>
+      <w:r>
+        <w:rPr>
+          <w:rFonts w:ascii="Aptos" w:eastAsia="Aptos" w:hAnsi="Aptos" w:cs="Aptos"/>
+        </w:rPr>
+        <w:t xml:space="preserve">* Do NOT route </w:t>
+      </w:r>
+      <w:proofErr w:type="gramStart"/>
+      <w:r>
+        <w:rPr>
+          <w:rFonts w:ascii="Aptos" w:eastAsia="Aptos" w:hAnsi="Aptos" w:cs="Aptos"/>
+        </w:rPr>
+        <w:t>Non-Solicitation</w:t>
+      </w:r>
+      <w:proofErr w:type="gramEnd"/>
+      <w:r>
+        <w:rPr>
+          <w:rFonts w:ascii="Aptos" w:eastAsia="Aptos" w:hAnsi="Aptos" w:cs="Aptos"/>
+        </w:rPr>
+        <w:t xml:space="preserve"> if the only matched non-solicitation language is a mutual employee or independent contractor restriction and the same clause contains:</w:t>
+      </w:r>
+    </w:p>
+    <w:p>
+      <w:pPr>
+        <w:rPr>
+          <w:rFonts w:ascii="Aptos" w:eastAsia="Aptos" w:hAnsi="Aptos" w:cs="Aptos"/>
+        </w:rPr>
+      </w:pPr>
+      <w:r>
+        <w:rPr>
+          <w:rFonts w:ascii="Aptos" w:eastAsia="Aptos" w:hAnsi="Aptos" w:cs="Aptos"/>
+        </w:rPr>
         <w:t xml:space="preserve">  * “during the term of this Agreement”</w:t>
       </w:r>
     </w:p>
     <w:p>
-      <w:r>
+      <w:pPr>
+        <w:rPr>
+          <w:rFonts w:ascii="Aptos" w:eastAsia="Aptos" w:hAnsi="Aptos" w:cs="Aptos"/>
+        </w:rPr>
+      </w:pPr>
+      <w:r>
+        <w:rPr>
+          <w:rFonts w:ascii="Aptos" w:eastAsia="Aptos" w:hAnsi="Aptos" w:cs="Aptos"/>
+        </w:rPr>
         <w:t xml:space="preserve">  * “Such restrictions shall not apply”</w:t>
       </w:r>
     </w:p>
     <w:p>
-      <w:r>
+      <w:pPr>
+        <w:rPr>
+          <w:rFonts w:ascii="Aptos" w:eastAsia="Aptos" w:hAnsi="Aptos" w:cs="Aptos"/>
+        </w:rPr>
+      </w:pPr>
+      <w:r>
+        <w:rPr>
+          <w:rFonts w:ascii="Aptos" w:eastAsia="Aptos" w:hAnsi="Aptos" w:cs="Aptos"/>
+        </w:rPr>
         <w:t xml:space="preserve">  * “actively seeks employment”</w:t>
       </w:r>
     </w:p>
     <w:p>
-      <w:r>
+      <w:pPr>
+        <w:rPr>
+          <w:rFonts w:ascii="Aptos" w:eastAsia="Aptos" w:hAnsi="Aptos" w:cs="Aptos"/>
+        </w:rPr>
+      </w:pPr>
+      <w:r>
+        <w:rPr>
+          <w:rFonts w:ascii="Aptos" w:eastAsia="Aptos" w:hAnsi="Aptos" w:cs="Aptos"/>
+        </w:rPr>
         <w:t xml:space="preserve">  * “general advertisement”</w:t>
       </w:r>
     </w:p>
     <w:p>
-      <w:r>
+      <w:pPr>
+        <w:rPr>
+          <w:rFonts w:ascii="Aptos" w:eastAsia="Aptos" w:hAnsi="Aptos" w:cs="Aptos"/>
+        </w:rPr>
+      </w:pPr>
+      <w:r>
+        <w:rPr>
+          <w:rFonts w:ascii="Aptos" w:eastAsia="Aptos" w:hAnsi="Aptos" w:cs="Aptos"/>
+        </w:rPr>
         <w:t xml:space="preserve">  * “without direct solicitation”</w:t>
       </w:r>
     </w:p>
     <w:p>
-      <w:r>
-        <w:t>* Do NOT route Non-Solicitation if the same Non-Solicitation clause contains BOTH:</w:t>
-      </w:r>
-    </w:p>
-    <w:p>
-      <w:r>
+      <w:pPr>
+        <w:rPr>
+          <w:rFonts w:ascii="Aptos" w:eastAsia="Aptos" w:hAnsi="Aptos" w:cs="Aptos"/>
+        </w:rPr>
+      </w:pPr>
+      <w:r>
+        <w:rPr>
+          <w:rFonts w:ascii="Aptos" w:eastAsia="Aptos" w:hAnsi="Aptos" w:cs="Aptos"/>
+        </w:rPr>
+        <w:t xml:space="preserve">* Do NOT route </w:t>
+      </w:r>
+      <w:proofErr w:type="gramStart"/>
+      <w:r>
+        <w:rPr>
+          <w:rFonts w:ascii="Aptos" w:eastAsia="Aptos" w:hAnsi="Aptos" w:cs="Aptos"/>
+        </w:rPr>
+        <w:t>Non-Solicitation</w:t>
+      </w:r>
+      <w:proofErr w:type="gramEnd"/>
+      <w:r>
+        <w:rPr>
+          <w:rFonts w:ascii="Aptos" w:eastAsia="Aptos" w:hAnsi="Aptos" w:cs="Aptos"/>
+        </w:rPr>
+        <w:t xml:space="preserve"> if the same </w:t>
+      </w:r>
+      <w:proofErr w:type="gramStart"/>
+      <w:r>
+        <w:rPr>
+          <w:rFonts w:ascii="Aptos" w:eastAsia="Aptos" w:hAnsi="Aptos" w:cs="Aptos"/>
+        </w:rPr>
+        <w:t>Non-Solicitation</w:t>
+      </w:r>
+      <w:proofErr w:type="gramEnd"/>
+      <w:r>
+        <w:rPr>
+          <w:rFonts w:ascii="Aptos" w:eastAsia="Aptos" w:hAnsi="Aptos" w:cs="Aptos"/>
+        </w:rPr>
+        <w:t xml:space="preserve"> clause contains BOTH:</w:t>
+      </w:r>
+    </w:p>
+    <w:p>
+      <w:pPr>
+        <w:rPr>
+          <w:rFonts w:ascii="Aptos" w:eastAsia="Aptos" w:hAnsi="Aptos" w:cs="Aptos"/>
+        </w:rPr>
+      </w:pPr>
+      <w:r>
+        <w:rPr>
+          <w:rFonts w:ascii="Aptos" w:eastAsia="Aptos" w:hAnsi="Aptos" w:cs="Aptos"/>
+        </w:rPr>
         <w:t xml:space="preserve">  * “advertisements in the media”</w:t>
       </w:r>
     </w:p>
     <w:p>
-      <w:r>
+      <w:pPr>
+        <w:rPr>
+          <w:rFonts w:ascii="Aptos" w:eastAsia="Aptos" w:hAnsi="Aptos" w:cs="Aptos"/>
+        </w:rPr>
+      </w:pPr>
+      <w:r>
+        <w:rPr>
+          <w:rFonts w:ascii="Aptos" w:eastAsia="Aptos" w:hAnsi="Aptos" w:cs="Aptos"/>
+        </w:rPr>
         <w:t xml:space="preserve">  * “own initiative”</w:t>
       </w:r>
     </w:p>
     <w:p>
-      <w:r>
-        <w:t>* Do NOT route Non-Solicitation if the clause is limited to officers only and contains standard public-recruitment carve-outs.</w:t>
-      </w:r>
-    </w:p>
-    <w:p>
-      <w:r>
-        <w:t>* Clause contains all of the following:</w:t>
-      </w:r>
-    </w:p>
-    <w:p>
-      <w:r>
+      <w:pPr>
+        <w:rPr>
+          <w:rFonts w:ascii="Aptos" w:eastAsia="Aptos" w:hAnsi="Aptos" w:cs="Aptos"/>
+        </w:rPr>
+      </w:pPr>
+      <w:r>
+        <w:rPr>
+          <w:rFonts w:ascii="Aptos" w:eastAsia="Aptos" w:hAnsi="Aptos" w:cs="Aptos"/>
+        </w:rPr>
+        <w:t xml:space="preserve">* Do NOT route </w:t>
+      </w:r>
+      <w:proofErr w:type="gramStart"/>
+      <w:r>
+        <w:rPr>
+          <w:rFonts w:ascii="Aptos" w:eastAsia="Aptos" w:hAnsi="Aptos" w:cs="Aptos"/>
+        </w:rPr>
+        <w:t>Non-Solicitation</w:t>
+      </w:r>
+      <w:proofErr w:type="gramEnd"/>
+      <w:r>
+        <w:rPr>
+          <w:rFonts w:ascii="Aptos" w:eastAsia="Aptos" w:hAnsi="Aptos" w:cs="Aptos"/>
+        </w:rPr>
+        <w:t xml:space="preserve"> if the clause is limited to officers only and contains standard public-recruitment carve-outs.</w:t>
+      </w:r>
+    </w:p>
+    <w:p>
+      <w:pPr>
+        <w:rPr>
+          <w:rFonts w:ascii="Aptos" w:eastAsia="Aptos" w:hAnsi="Aptos" w:cs="Aptos"/>
+        </w:rPr>
+      </w:pPr>
+      <w:r>
+        <w:rPr>
+          <w:rFonts w:ascii="Aptos" w:eastAsia="Aptos" w:hAnsi="Aptos" w:cs="Aptos"/>
+        </w:rPr>
+        <w:t xml:space="preserve">* Clause contains </w:t>
+      </w:r>
+      <w:proofErr w:type="gramStart"/>
+      <w:r>
+        <w:rPr>
+          <w:rFonts w:ascii="Aptos" w:eastAsia="Aptos" w:hAnsi="Aptos" w:cs="Aptos"/>
+        </w:rPr>
+        <w:t>all of</w:t>
+      </w:r>
+      <w:proofErr w:type="gramEnd"/>
+      <w:r>
+        <w:rPr>
+          <w:rFonts w:ascii="Aptos" w:eastAsia="Aptos" w:hAnsi="Aptos" w:cs="Aptos"/>
+        </w:rPr>
+        <w:t xml:space="preserve"> the following:</w:t>
+      </w:r>
+    </w:p>
+    <w:p>
+      <w:pPr>
+        <w:rPr>
+          <w:rFonts w:ascii="Aptos" w:eastAsia="Aptos" w:hAnsi="Aptos" w:cs="Aptos"/>
+        </w:rPr>
+      </w:pPr>
+      <w:r>
+        <w:rPr>
+          <w:rFonts w:ascii="Aptos" w:eastAsia="Aptos" w:hAnsi="Aptos" w:cs="Aptos"/>
+        </w:rPr>
         <w:t xml:space="preserve">  * “any officer of the Company”</w:t>
       </w:r>
     </w:p>
     <w:p>
-      <w:r>
+      <w:pPr>
+        <w:rPr>
+          <w:rFonts w:ascii="Aptos" w:eastAsia="Aptos" w:hAnsi="Aptos" w:cs="Aptos"/>
+        </w:rPr>
+      </w:pPr>
+      <w:r>
+        <w:rPr>
+          <w:rFonts w:ascii="Aptos" w:eastAsia="Aptos" w:hAnsi="Aptos" w:cs="Aptos"/>
+        </w:rPr>
         <w:t xml:space="preserve">  * “generalized searches for employees”</w:t>
       </w:r>
     </w:p>
     <w:p>
-      <w:r>
+      <w:pPr>
+        <w:rPr>
+          <w:rFonts w:ascii="Aptos" w:eastAsia="Aptos" w:hAnsi="Aptos" w:cs="Aptos"/>
+        </w:rPr>
+      </w:pPr>
+      <w:r>
+        <w:rPr>
+          <w:rFonts w:ascii="Aptos" w:eastAsia="Aptos" w:hAnsi="Aptos" w:cs="Aptos"/>
+        </w:rPr>
         <w:t xml:space="preserve">  * “bona fide public advertisements in the media”</w:t>
       </w:r>
     </w:p>
     <w:p>
-      <w:r>
+      <w:pPr>
+        <w:rPr>
+          <w:rFonts w:ascii="Aptos" w:eastAsia="Aptos" w:hAnsi="Aptos" w:cs="Aptos"/>
+        </w:rPr>
+      </w:pPr>
+      <w:r>
+        <w:rPr>
+          <w:rFonts w:ascii="Aptos" w:eastAsia="Aptos" w:hAnsi="Aptos" w:cs="Aptos"/>
+        </w:rPr>
         <w:t xml:space="preserve">  * “not targeted specifically at employees of the Company”</w:t>
       </w:r>
     </w:p>
     <w:p>
-      <w:r>
-        <w:t>* Clause contains all of the following:</w:t>
-      </w:r>
-    </w:p>
-    <w:p>
-      <w:r>
+      <w:pPr>
+        <w:rPr>
+          <w:rFonts w:ascii="Aptos" w:eastAsia="Aptos" w:hAnsi="Aptos" w:cs="Aptos"/>
+        </w:rPr>
+      </w:pPr>
+      <w:r>
+        <w:rPr>
+          <w:rFonts w:ascii="Aptos" w:eastAsia="Aptos" w:hAnsi="Aptos" w:cs="Aptos"/>
+        </w:rPr>
+        <w:t xml:space="preserve">* Clause contains </w:t>
+      </w:r>
+      <w:proofErr w:type="gramStart"/>
+      <w:r>
+        <w:rPr>
+          <w:rFonts w:ascii="Aptos" w:eastAsia="Aptos" w:hAnsi="Aptos" w:cs="Aptos"/>
+        </w:rPr>
+        <w:t>all of</w:t>
+      </w:r>
+      <w:proofErr w:type="gramEnd"/>
+      <w:r>
+        <w:rPr>
+          <w:rFonts w:ascii="Aptos" w:eastAsia="Aptos" w:hAnsi="Aptos" w:cs="Aptos"/>
+        </w:rPr>
+        <w:t xml:space="preserve"> the following:</w:t>
+      </w:r>
+    </w:p>
+    <w:p>
+      <w:pPr>
+        <w:rPr>
+          <w:rFonts w:ascii="Aptos" w:eastAsia="Aptos" w:hAnsi="Aptos" w:cs="Aptos"/>
+        </w:rPr>
+      </w:pPr>
+      <w:r>
+        <w:rPr>
+          <w:rFonts w:ascii="Aptos" w:eastAsia="Aptos" w:hAnsi="Aptos" w:cs="Aptos"/>
+        </w:rPr>
         <w:lastRenderedPageBreak/>
         <w:t xml:space="preserve">  * “solicitation of any such person”</w:t>
       </w:r>
     </w:p>
     <w:p>
-      <w:r>
+      <w:pPr>
+        <w:rPr>
+          <w:rFonts w:ascii="Aptos" w:eastAsia="Aptos" w:hAnsi="Aptos" w:cs="Aptos"/>
+        </w:rPr>
+      </w:pPr>
+      <w:r>
+        <w:rPr>
+          <w:rFonts w:ascii="Aptos" w:eastAsia="Aptos" w:hAnsi="Aptos" w:cs="Aptos"/>
+        </w:rPr>
         <w:t xml:space="preserve">  * “generalized searches for employees”</w:t>
       </w:r>
     </w:p>
     <w:p>
-      <w:r>
+      <w:pPr>
+        <w:rPr>
+          <w:rFonts w:ascii="Aptos" w:eastAsia="Aptos" w:hAnsi="Aptos" w:cs="Aptos"/>
+        </w:rPr>
+      </w:pPr>
+      <w:r>
+        <w:rPr>
+          <w:rFonts w:ascii="Aptos" w:eastAsia="Aptos" w:hAnsi="Aptos" w:cs="Aptos"/>
+        </w:rPr>
         <w:t xml:space="preserve">  * “bona fide public advertisements in the media”</w:t>
       </w:r>
     </w:p>
     <w:p>
-      <w:r>
+      <w:pPr>
+        <w:rPr>
+          <w:rFonts w:ascii="Aptos" w:eastAsia="Aptos" w:hAnsi="Aptos" w:cs="Aptos"/>
+        </w:rPr>
+      </w:pPr>
+      <w:r>
+        <w:rPr>
+          <w:rFonts w:ascii="Aptos" w:eastAsia="Aptos" w:hAnsi="Aptos" w:cs="Aptos"/>
+        </w:rPr>
         <w:t xml:space="preserve">  * “not targeted specifically”</w:t>
       </w:r>
     </w:p>
     <w:p>
-      <w:r>
-        <w:t>* Clause contains all of the following:</w:t>
-      </w:r>
-    </w:p>
-    <w:p>
-      <w:r>
+      <w:pPr>
+        <w:rPr>
+          <w:rFonts w:ascii="Aptos" w:eastAsia="Aptos" w:hAnsi="Aptos" w:cs="Aptos"/>
+        </w:rPr>
+      </w:pPr>
+      <w:r>
+        <w:rPr>
+          <w:rFonts w:ascii="Aptos" w:eastAsia="Aptos" w:hAnsi="Aptos" w:cs="Aptos"/>
+        </w:rPr>
+        <w:t xml:space="preserve">* Clause contains </w:t>
+      </w:r>
+      <w:proofErr w:type="gramStart"/>
+      <w:r>
+        <w:rPr>
+          <w:rFonts w:ascii="Aptos" w:eastAsia="Aptos" w:hAnsi="Aptos" w:cs="Aptos"/>
+        </w:rPr>
+        <w:t>all of</w:t>
+      </w:r>
+      <w:proofErr w:type="gramEnd"/>
+      <w:r>
+        <w:rPr>
+          <w:rFonts w:ascii="Aptos" w:eastAsia="Aptos" w:hAnsi="Aptos" w:cs="Aptos"/>
+        </w:rPr>
+        <w:t xml:space="preserve"> the following:</w:t>
+      </w:r>
+    </w:p>
+    <w:p>
+      <w:pPr>
+        <w:rPr>
+          <w:rFonts w:ascii="Aptos" w:eastAsia="Aptos" w:hAnsi="Aptos" w:cs="Aptos"/>
+        </w:rPr>
+      </w:pPr>
+      <w:r>
+        <w:rPr>
+          <w:rFonts w:ascii="Aptos" w:eastAsia="Aptos" w:hAnsi="Aptos" w:cs="Aptos"/>
+        </w:rPr>
         <w:t xml:space="preserve">  * “employ or engage, or solicit for employment or engagement”</w:t>
       </w:r>
     </w:p>
     <w:p>
-      <w:r>
+      <w:pPr>
+        <w:rPr>
+          <w:rFonts w:ascii="Aptos" w:eastAsia="Aptos" w:hAnsi="Aptos" w:cs="Aptos"/>
+        </w:rPr>
+      </w:pPr>
+      <w:r>
+        <w:rPr>
+          <w:rFonts w:ascii="Aptos" w:eastAsia="Aptos" w:hAnsi="Aptos" w:cs="Aptos"/>
+        </w:rPr>
         <w:t xml:space="preserve">  * “any officer of the Company”</w:t>
       </w:r>
     </w:p>
     <w:p>
-      <w:r>
+      <w:pPr>
+        <w:rPr>
+          <w:rFonts w:ascii="Aptos" w:eastAsia="Aptos" w:hAnsi="Aptos" w:cs="Aptos"/>
+        </w:rPr>
+      </w:pPr>
+      <w:r>
+        <w:rPr>
+          <w:rFonts w:ascii="Aptos" w:eastAsia="Aptos" w:hAnsi="Aptos" w:cs="Aptos"/>
+        </w:rPr>
         <w:t xml:space="preserve">  * “bona fide public advertisements in the media”</w:t>
       </w:r>
     </w:p>
     <w:p>
-      <w:r>
+      <w:pPr>
+        <w:rPr>
+          <w:rFonts w:ascii="Aptos" w:eastAsia="Aptos" w:hAnsi="Aptos" w:cs="Aptos"/>
+        </w:rPr>
+      </w:pPr>
+      <w:r>
+        <w:rPr>
+          <w:rFonts w:ascii="Aptos" w:eastAsia="Aptos" w:hAnsi="Aptos" w:cs="Aptos"/>
+        </w:rPr>
         <w:t xml:space="preserve">  * “not targeted specifically”</w:t>
       </w:r>
     </w:p>
     <w:p>
-      <w:r>
-        <w:t>* Do NOT infer the duration of a Non-Solicitation restriction from the general term, expiration, or termination provision of the Agreement unless the Non-Solicitation clause expressly states that it applies only during that term or expressly cross-references that provision.</w:t>
-      </w:r>
-    </w:p>
-    <w:p/>
-    <w:p>
-      <w:r>
-        <w:t>* If the Non-Solicitation clause does not contain an express duration and does not expressly incorporate the Agreement term, the “24 months or less” Do NOT Trigger rule does not apply.</w:t>
-      </w:r>
-    </w:p>
-    <w:p>
-      <w:r>
+      <w:pPr>
+        <w:rPr>
+          <w:rFonts w:ascii="Aptos" w:eastAsia="Aptos" w:hAnsi="Aptos" w:cs="Aptos"/>
+        </w:rPr>
+      </w:pPr>
+      <w:r>
+        <w:rPr>
+          <w:rFonts w:ascii="Aptos" w:eastAsia="Aptos" w:hAnsi="Aptos" w:cs="Aptos"/>
+        </w:rPr>
+        <w:t xml:space="preserve">* Do NOT infer the duration of a </w:t>
+      </w:r>
+      <w:proofErr w:type="gramStart"/>
+      <w:r>
+        <w:rPr>
+          <w:rFonts w:ascii="Aptos" w:eastAsia="Aptos" w:hAnsi="Aptos" w:cs="Aptos"/>
+        </w:rPr>
+        <w:t>Non-Solicitation</w:t>
+      </w:r>
+      <w:proofErr w:type="gramEnd"/>
+      <w:r>
+        <w:rPr>
+          <w:rFonts w:ascii="Aptos" w:eastAsia="Aptos" w:hAnsi="Aptos" w:cs="Aptos"/>
+        </w:rPr>
+        <w:t xml:space="preserve"> restriction from the general term, expiration, or termination provision of the Agreement unless the </w:t>
+      </w:r>
+      <w:proofErr w:type="gramStart"/>
+      <w:r>
+        <w:rPr>
+          <w:rFonts w:ascii="Aptos" w:eastAsia="Aptos" w:hAnsi="Aptos" w:cs="Aptos"/>
+        </w:rPr>
+        <w:t>Non-Solicitation</w:t>
+      </w:r>
+      <w:proofErr w:type="gramEnd"/>
+      <w:r>
+        <w:rPr>
+          <w:rFonts w:ascii="Aptos" w:eastAsia="Aptos" w:hAnsi="Aptos" w:cs="Aptos"/>
+        </w:rPr>
+        <w:t xml:space="preserve"> clause expressly states that it applies only during that term or expressly cross-references that provision.</w:t>
+      </w:r>
+    </w:p>
+    <w:p>
+      <w:pPr>
+        <w:rPr>
+          <w:rFonts w:ascii="Aptos" w:eastAsia="Aptos" w:hAnsi="Aptos" w:cs="Aptos"/>
+        </w:rPr>
+      </w:pPr>
+    </w:p>
+    <w:p>
+      <w:pPr>
+        <w:rPr>
+          <w:rFonts w:ascii="Aptos" w:eastAsia="Aptos" w:hAnsi="Aptos" w:cs="Aptos"/>
+        </w:rPr>
+      </w:pPr>
+      <w:r>
+        <w:rPr>
+          <w:rFonts w:ascii="Aptos" w:eastAsia="Aptos" w:hAnsi="Aptos" w:cs="Aptos"/>
+        </w:rPr>
+        <w:t xml:space="preserve">* If the </w:t>
+      </w:r>
+      <w:proofErr w:type="gramStart"/>
+      <w:r>
+        <w:rPr>
+          <w:rFonts w:ascii="Aptos" w:eastAsia="Aptos" w:hAnsi="Aptos" w:cs="Aptos"/>
+        </w:rPr>
+        <w:t>Non-Solicitation</w:t>
+      </w:r>
+      <w:proofErr w:type="gramEnd"/>
+      <w:r>
+        <w:rPr>
+          <w:rFonts w:ascii="Aptos" w:eastAsia="Aptos" w:hAnsi="Aptos" w:cs="Aptos"/>
+        </w:rPr>
+        <w:t xml:space="preserve"> clause does not contain an express duration and does not expressly incorporate the Agreement term, the “24 months or less” Do NOT Trigger rule does not apply.</w:t>
+      </w:r>
+    </w:p>
+    <w:p>
+      <w:pPr>
+        <w:rPr>
+          <w:rFonts w:ascii="Aptos" w:eastAsia="Aptos" w:hAnsi="Aptos" w:cs="Aptos"/>
+        </w:rPr>
+      </w:pPr>
+      <w:r>
+        <w:rPr>
+          <w:rFonts w:ascii="Aptos" w:eastAsia="Aptos" w:hAnsi="Aptos" w:cs="Aptos"/>
+        </w:rPr>
         <w:t xml:space="preserve"> </w:t>
       </w:r>
     </w:p>
     <w:p>
-      <w:r>
+      <w:pPr>
+        <w:rPr>
+          <w:rFonts w:ascii="Aptos" w:eastAsia="Aptos" w:hAnsi="Aptos" w:cs="Aptos"/>
+        </w:rPr>
+      </w:pPr>
+      <w:r>
+        <w:rPr>
+          <w:rFonts w:ascii="Aptos" w:eastAsia="Aptos" w:hAnsi="Aptos" w:cs="Aptos"/>
+        </w:rPr>
         <w:t>## Country Supplement Override</w:t>
       </w:r>
     </w:p>
     <w:p>
-      <w:r>
-        <w:t>* If the NDA is connected to the Nordics Market Unit and contains any non-solicitation clause, route to Non-Solicitation even if standard carve-outs are present.</w:t>
-      </w:r>
-    </w:p>
-    <w:p>
-      <w:r>
+      <w:pPr>
+        <w:rPr>
+          <w:rFonts w:ascii="Aptos" w:eastAsia="Aptos" w:hAnsi="Aptos" w:cs="Aptos"/>
+        </w:rPr>
+      </w:pPr>
+      <w:r>
+        <w:rPr>
+          <w:rFonts w:ascii="Aptos" w:eastAsia="Aptos" w:hAnsi="Aptos" w:cs="Aptos"/>
+        </w:rPr>
+        <w:t xml:space="preserve">* If the NDA is connected to the Nordics Market Unit and contains any non-solicitation clause, route to </w:t>
+      </w:r>
+      <w:proofErr w:type="gramStart"/>
+      <w:r>
+        <w:rPr>
+          <w:rFonts w:ascii="Aptos" w:eastAsia="Aptos" w:hAnsi="Aptos" w:cs="Aptos"/>
+        </w:rPr>
+        <w:t>Non-Solicitation</w:t>
+      </w:r>
+      <w:proofErr w:type="gramEnd"/>
+      <w:r>
+        <w:rPr>
+          <w:rFonts w:ascii="Aptos" w:eastAsia="Aptos" w:hAnsi="Aptos" w:cs="Aptos"/>
+        </w:rPr>
+        <w:t xml:space="preserve"> even if standard carve-outs are present.</w:t>
+      </w:r>
+    </w:p>
+    <w:p>
+      <w:pPr>
+        <w:rPr>
+          <w:rFonts w:ascii="Aptos" w:eastAsia="Aptos" w:hAnsi="Aptos" w:cs="Aptos"/>
+        </w:rPr>
+      </w:pPr>
+      <w:r>
+        <w:rPr>
+          <w:rFonts w:ascii="Aptos" w:eastAsia="Aptos" w:hAnsi="Aptos" w:cs="Aptos"/>
+        </w:rPr>
         <w:t>* Nordics non-solicitation must be routed because the playbook states it should be removed in all cases.</w:t>
       </w:r>
     </w:p>
     <w:p>
-      <w:r>
+      <w:pPr>
+        <w:rPr>
+          <w:rFonts w:ascii="Aptos" w:eastAsia="Aptos" w:hAnsi="Aptos" w:cs="Aptos"/>
+        </w:rPr>
+      </w:pPr>
+      <w:r>
+        <w:rPr>
+          <w:rFonts w:ascii="Aptos" w:eastAsia="Aptos" w:hAnsi="Aptos" w:cs="Aptos"/>
+        </w:rPr>
         <w:t># 6. Non-Compete / Exclusivity</w:t>
       </w:r>
     </w:p>
     <w:p>
-      <w:r>
+      <w:pPr>
+        <w:rPr>
+          <w:rFonts w:ascii="Aptos" w:eastAsia="Aptos" w:hAnsi="Aptos" w:cs="Aptos"/>
+        </w:rPr>
+      </w:pPr>
+      <w:r>
+        <w:rPr>
+          <w:rFonts w:ascii="Aptos" w:eastAsia="Aptos" w:hAnsi="Aptos" w:cs="Aptos"/>
+        </w:rPr>
         <w:t>Type: STRATEGIC / COMMERCIAL</w:t>
       </w:r>
     </w:p>
     <w:p>
-      <w:r>
+      <w:pPr>
+        <w:rPr>
+          <w:rFonts w:ascii="Aptos" w:eastAsia="Aptos" w:hAnsi="Aptos" w:cs="Aptos"/>
+        </w:rPr>
+      </w:pPr>
+      <w:r>
+        <w:rPr>
+          <w:rFonts w:ascii="Aptos" w:eastAsia="Aptos" w:hAnsi="Aptos" w:cs="Aptos"/>
+        </w:rPr>
         <w:t>## Definition</w:t>
       </w:r>
     </w:p>
     <w:p>
-      <w:r>
+      <w:pPr>
+        <w:rPr>
+          <w:rFonts w:ascii="Aptos" w:eastAsia="Aptos" w:hAnsi="Aptos" w:cs="Aptos"/>
+        </w:rPr>
+      </w:pPr>
+      <w:r>
+        <w:rPr>
+          <w:rFonts w:ascii="Aptos" w:eastAsia="Aptos" w:hAnsi="Aptos" w:cs="Aptos"/>
+        </w:rPr>
         <w:t>Restricts competitive business activities, market participation, provision of services to third parties, provision of services to competitors or other clients, exclusive dealing, pursuit of business opportunities, or engagement with competing enterprises.</w:t>
       </w:r>
     </w:p>
     <w:p>
-      <w:r>
+      <w:pPr>
+        <w:rPr>
+          <w:rFonts w:ascii="Aptos" w:eastAsia="Aptos" w:hAnsi="Aptos" w:cs="Aptos"/>
+        </w:rPr>
+      </w:pPr>
+      <w:r>
+        <w:rPr>
+          <w:rFonts w:ascii="Aptos" w:eastAsia="Aptos" w:hAnsi="Aptos" w:cs="Aptos"/>
+        </w:rPr>
         <w:lastRenderedPageBreak/>
         <w:t>This risk applies where the NDA clearly limits Accenture’s ability to compete, serve other clients, work with competitors, pursue future business, participate in a market, or conduct business independently.</w:t>
       </w:r>
     </w:p>
     <w:p>
-      <w:r>
+      <w:pPr>
+        <w:rPr>
+          <w:rFonts w:ascii="Aptos" w:eastAsia="Aptos" w:hAnsi="Aptos" w:cs="Aptos"/>
+        </w:rPr>
+      </w:pPr>
+      <w:r>
+        <w:rPr>
+          <w:rFonts w:ascii="Aptos" w:eastAsia="Aptos" w:hAnsi="Aptos" w:cs="Aptos"/>
+        </w:rPr>
         <w:t>This risk also includes obligations requiring Accenture to disclose, notify, indicate, or report existing or potential work, contracts, consulting relationships, or service relationships with competitors of the client where the obligation is tied to competitor status and may constrain Accenture’s ability to serve other clients or competitors.</w:t>
       </w:r>
     </w:p>
     <w:p>
-      <w:r>
+      <w:pPr>
+        <w:rPr>
+          <w:rFonts w:ascii="Aptos" w:eastAsia="Aptos" w:hAnsi="Aptos" w:cs="Aptos"/>
+        </w:rPr>
+      </w:pPr>
+      <w:r>
+        <w:rPr>
+          <w:rFonts w:ascii="Aptos" w:eastAsia="Aptos" w:hAnsi="Aptos" w:cs="Aptos"/>
+        </w:rPr>
         <w:t xml:space="preserve"> </w:t>
       </w:r>
     </w:p>
     <w:p>
-      <w:r>
+      <w:pPr>
+        <w:rPr>
+          <w:rFonts w:ascii="Aptos" w:eastAsia="Aptos" w:hAnsi="Aptos" w:cs="Aptos"/>
+        </w:rPr>
+      </w:pPr>
+      <w:r>
+        <w:rPr>
+          <w:rFonts w:ascii="Aptos" w:eastAsia="Aptos" w:hAnsi="Aptos" w:cs="Aptos"/>
+        </w:rPr>
         <w:t>## Triage Signals</w:t>
       </w:r>
     </w:p>
     <w:p>
-      <w:r>
+      <w:pPr>
+        <w:rPr>
+          <w:rFonts w:ascii="Aptos" w:eastAsia="Aptos" w:hAnsi="Aptos" w:cs="Aptos"/>
+        </w:rPr>
+      </w:pPr>
+      <w:r>
+        <w:rPr>
+          <w:rFonts w:ascii="Aptos" w:eastAsia="Aptos" w:hAnsi="Aptos" w:cs="Aptos"/>
+        </w:rPr>
         <w:t>* “non-compete”</w:t>
       </w:r>
     </w:p>
     <w:p>
-      <w:r>
+      <w:pPr>
+        <w:rPr>
+          <w:rFonts w:ascii="Aptos" w:eastAsia="Aptos" w:hAnsi="Aptos" w:cs="Aptos"/>
+        </w:rPr>
+      </w:pPr>
+      <w:r>
+        <w:rPr>
+          <w:rFonts w:ascii="Aptos" w:eastAsia="Aptos" w:hAnsi="Aptos" w:cs="Aptos"/>
+        </w:rPr>
         <w:t>* “non-competition”</w:t>
       </w:r>
     </w:p>
     <w:p>
-      <w:r>
+      <w:pPr>
+        <w:rPr>
+          <w:rFonts w:ascii="Aptos" w:eastAsia="Aptos" w:hAnsi="Aptos" w:cs="Aptos"/>
+        </w:rPr>
+      </w:pPr>
+      <w:r>
+        <w:rPr>
+          <w:rFonts w:ascii="Aptos" w:eastAsia="Aptos" w:hAnsi="Aptos" w:cs="Aptos"/>
+        </w:rPr>
         <w:t>* “exclusive” or “exclusivity”</w:t>
       </w:r>
     </w:p>
     <w:p>
-      <w:r>
+      <w:pPr>
+        <w:rPr>
+          <w:rFonts w:ascii="Aptos" w:eastAsia="Aptos" w:hAnsi="Aptos" w:cs="Aptos"/>
+        </w:rPr>
+      </w:pPr>
+      <w:r>
+        <w:rPr>
+          <w:rFonts w:ascii="Aptos" w:eastAsia="Aptos" w:hAnsi="Aptos" w:cs="Aptos"/>
+        </w:rPr>
         <w:t>* “exclusive basis”</w:t>
       </w:r>
     </w:p>
     <w:p>
-      <w:r>
+      <w:pPr>
+        <w:rPr>
+          <w:rFonts w:ascii="Aptos" w:eastAsia="Aptos" w:hAnsi="Aptos" w:cs="Aptos"/>
+        </w:rPr>
+      </w:pPr>
+      <w:r>
+        <w:rPr>
+          <w:rFonts w:ascii="Aptos" w:eastAsia="Aptos" w:hAnsi="Aptos" w:cs="Aptos"/>
+        </w:rPr>
         <w:t>* “competition restriction”</w:t>
       </w:r>
     </w:p>
     <w:p>
-      <w:r>
+      <w:pPr>
+        <w:rPr>
+          <w:rFonts w:ascii="Aptos" w:eastAsia="Aptos" w:hAnsi="Aptos" w:cs="Aptos"/>
+        </w:rPr>
+      </w:pPr>
+      <w:r>
+        <w:rPr>
+          <w:rFonts w:ascii="Aptos" w:eastAsia="Aptos" w:hAnsi="Aptos" w:cs="Aptos"/>
+        </w:rPr>
         <w:t>* “restrict services” to third parties</w:t>
       </w:r>
     </w:p>
     <w:p>
-      <w:r>
+      <w:pPr>
+        <w:rPr>
+          <w:rFonts w:ascii="Aptos" w:eastAsia="Aptos" w:hAnsi="Aptos" w:cs="Aptos"/>
+        </w:rPr>
+      </w:pPr>
+      <w:r>
+        <w:rPr>
+          <w:rFonts w:ascii="Aptos" w:eastAsia="Aptos" w:hAnsi="Aptos" w:cs="Aptos"/>
+        </w:rPr>
         <w:t>* “cannot provide services” to competitors or other clients</w:t>
       </w:r>
     </w:p>
     <w:p>
-      <w:r>
+      <w:pPr>
+        <w:rPr>
+          <w:rFonts w:ascii="Aptos" w:eastAsia="Aptos" w:hAnsi="Aptos" w:cs="Aptos"/>
+        </w:rPr>
+      </w:pPr>
+      <w:r>
+        <w:rPr>
+          <w:rFonts w:ascii="Aptos" w:eastAsia="Aptos" w:hAnsi="Aptos" w:cs="Aptos"/>
+        </w:rPr>
         <w:t>* “shall not provide services” to competitors or other clients</w:t>
       </w:r>
     </w:p>
     <w:p>
-      <w:r>
+      <w:pPr>
+        <w:rPr>
+          <w:rFonts w:ascii="Aptos" w:eastAsia="Aptos" w:hAnsi="Aptos" w:cs="Aptos"/>
+        </w:rPr>
+      </w:pPr>
+      <w:r>
+        <w:rPr>
+          <w:rFonts w:ascii="Aptos" w:eastAsia="Aptos" w:hAnsi="Aptos" w:cs="Aptos"/>
+        </w:rPr>
         <w:t>* “shall not enter into direct competition”</w:t>
       </w:r>
     </w:p>
     <w:p>
-      <w:r>
+      <w:pPr>
+        <w:rPr>
+          <w:rFonts w:ascii="Aptos" w:eastAsia="Aptos" w:hAnsi="Aptos" w:cs="Aptos"/>
+        </w:rPr>
+      </w:pPr>
+      <w:r>
+        <w:rPr>
+          <w:rFonts w:ascii="Aptos" w:eastAsia="Aptos" w:hAnsi="Aptos" w:cs="Aptos"/>
+        </w:rPr>
         <w:t>* “not to enter into direct competition”</w:t>
       </w:r>
     </w:p>
     <w:p>
-      <w:r>
+      <w:pPr>
+        <w:rPr>
+          <w:rFonts w:ascii="Aptos" w:eastAsia="Aptos" w:hAnsi="Aptos" w:cs="Aptos"/>
+        </w:rPr>
+      </w:pPr>
+      <w:r>
+        <w:rPr>
+          <w:rFonts w:ascii="Aptos" w:eastAsia="Aptos" w:hAnsi="Aptos" w:cs="Aptos"/>
+        </w:rPr>
         <w:t>* “Client Competitor”</w:t>
       </w:r>
     </w:p>
     <w:p>
-      <w:r>
+      <w:pPr>
+        <w:rPr>
+          <w:rFonts w:ascii="Aptos" w:eastAsia="Aptos" w:hAnsi="Aptos" w:cs="Aptos"/>
+        </w:rPr>
+      </w:pPr>
+      <w:r>
+        <w:rPr>
+          <w:rFonts w:ascii="Aptos" w:eastAsia="Aptos" w:hAnsi="Aptos" w:cs="Aptos"/>
+        </w:rPr>
         <w:t>* “competitor” or “competing enterprise” in a clause restricting business activity</w:t>
       </w:r>
     </w:p>
     <w:p>
-      <w:r>
+      <w:pPr>
+        <w:rPr>
+          <w:rFonts w:ascii="Aptos" w:eastAsia="Aptos" w:hAnsi="Aptos" w:cs="Aptos"/>
+        </w:rPr>
+      </w:pPr>
+      <w:r>
+        <w:rPr>
+          <w:rFonts w:ascii="Aptos" w:eastAsia="Aptos" w:hAnsi="Aptos" w:cs="Aptos"/>
+        </w:rPr>
         <w:t>* “like industry” in a clause restricting business activity</w:t>
       </w:r>
     </w:p>
     <w:p>
-      <w:r>
+      <w:pPr>
+        <w:rPr>
+          <w:rFonts w:ascii="Aptos" w:eastAsia="Aptos" w:hAnsi="Aptos" w:cs="Aptos"/>
+        </w:rPr>
+      </w:pPr>
+      <w:r>
+        <w:rPr>
+          <w:rFonts w:ascii="Aptos" w:eastAsia="Aptos" w:hAnsi="Aptos" w:cs="Aptos"/>
+        </w:rPr>
         <w:t>* “offer identical or like services”</w:t>
       </w:r>
     </w:p>
     <w:p>
-      <w:r>
+      <w:pPr>
+        <w:rPr>
+          <w:rFonts w:ascii="Aptos" w:eastAsia="Aptos" w:hAnsi="Aptos" w:cs="Aptos"/>
+        </w:rPr>
+      </w:pPr>
+      <w:r>
+        <w:rPr>
+          <w:rFonts w:ascii="Aptos" w:eastAsia="Aptos" w:hAnsi="Aptos" w:cs="Aptos"/>
+        </w:rPr>
         <w:t>* “competitive disadvantage”</w:t>
       </w:r>
     </w:p>
     <w:p>
-      <w:r>
+      <w:pPr>
+        <w:rPr>
+          <w:rFonts w:ascii="Aptos" w:eastAsia="Aptos" w:hAnsi="Aptos" w:cs="Aptos"/>
+        </w:rPr>
+      </w:pPr>
+      <w:r>
+        <w:rPr>
+          <w:rFonts w:ascii="Aptos" w:eastAsia="Aptos" w:hAnsi="Aptos" w:cs="Aptos"/>
+        </w:rPr>
         <w:t>* “causing any competition”</w:t>
       </w:r>
     </w:p>
     <w:p>
-      <w:r>
+      <w:pPr>
+        <w:rPr>
+          <w:rFonts w:ascii="Aptos" w:eastAsia="Aptos" w:hAnsi="Aptos" w:cs="Aptos"/>
+        </w:rPr>
+      </w:pPr>
+      <w:r>
+        <w:rPr>
+          <w:rFonts w:ascii="Aptos" w:eastAsia="Aptos" w:hAnsi="Aptos" w:cs="Aptos"/>
+        </w:rPr>
         <w:t>* “deal with one another on an exclusive basis”</w:t>
       </w:r>
     </w:p>
     <w:p>
-      <w:r>
+      <w:pPr>
+        <w:rPr>
+          <w:rFonts w:ascii="Aptos" w:eastAsia="Aptos" w:hAnsi="Aptos" w:cs="Aptos"/>
+        </w:rPr>
+      </w:pPr>
+      <w:r>
+        <w:rPr>
+          <w:rFonts w:ascii="Aptos" w:eastAsia="Aptos" w:hAnsi="Aptos" w:cs="Aptos"/>
+        </w:rPr>
         <w:t>* “restricts future services”</w:t>
       </w:r>
     </w:p>
     <w:p>
-      <w:r>
+      <w:pPr>
+        <w:rPr>
+          <w:rFonts w:ascii="Aptos" w:eastAsia="Aptos" w:hAnsi="Aptos" w:cs="Aptos"/>
+        </w:rPr>
+      </w:pPr>
+      <w:r>
+        <w:rPr>
+          <w:rFonts w:ascii="Aptos" w:eastAsia="Aptos" w:hAnsi="Aptos" w:cs="Aptos"/>
+        </w:rPr>
         <w:lastRenderedPageBreak/>
         <w:t>* “provide future services” to other clients is restricted</w:t>
       </w:r>
     </w:p>
     <w:p>
-      <w:r>
+      <w:pPr>
+        <w:rPr>
+          <w:rFonts w:ascii="Aptos" w:eastAsia="Aptos" w:hAnsi="Aptos" w:cs="Aptos"/>
+        </w:rPr>
+      </w:pPr>
+      <w:r>
+        <w:rPr>
+          <w:rFonts w:ascii="Aptos" w:eastAsia="Aptos" w:hAnsi="Aptos" w:cs="Aptos"/>
+        </w:rPr>
         <w:t>* “pursuing business opportunities” is restricted</w:t>
       </w:r>
     </w:p>
     <w:p>
-      <w:r>
+      <w:pPr>
+        <w:rPr>
+          <w:rFonts w:ascii="Aptos" w:eastAsia="Aptos" w:hAnsi="Aptos" w:cs="Aptos"/>
+        </w:rPr>
+      </w:pPr>
+      <w:r>
+        <w:rPr>
+          <w:rFonts w:ascii="Aptos" w:eastAsia="Aptos" w:hAnsi="Aptos" w:cs="Aptos"/>
+        </w:rPr>
         <w:t>* “refrain from entering into any new business relationship”</w:t>
       </w:r>
     </w:p>
     <w:p>
-      <w:r>
+      <w:pPr>
+        <w:rPr>
+          <w:rFonts w:ascii="Aptos" w:eastAsia="Aptos" w:hAnsi="Aptos" w:cs="Aptos"/>
+        </w:rPr>
+      </w:pPr>
+      <w:r>
+        <w:rPr>
+          <w:rFonts w:ascii="Aptos" w:eastAsia="Aptos" w:hAnsi="Aptos" w:cs="Aptos"/>
+        </w:rPr>
         <w:t>* “not directly or indirectly contact, or negotiate with, a third party regarding a potential business relationship”</w:t>
       </w:r>
     </w:p>
     <w:p>
-      <w:r>
+      <w:pPr>
+        <w:rPr>
+          <w:rFonts w:ascii="Aptos" w:eastAsia="Aptos" w:hAnsi="Aptos" w:cs="Aptos"/>
+        </w:rPr>
+      </w:pPr>
+      <w:r>
+        <w:rPr>
+          <w:rFonts w:ascii="Aptos" w:eastAsia="Aptos" w:hAnsi="Aptos" w:cs="Aptos"/>
+        </w:rPr>
         <w:t>* “persuade any customer” to cease, reduce, or discontinue business</w:t>
       </w:r>
     </w:p>
     <w:p>
-      <w:r>
+      <w:pPr>
+        <w:rPr>
+          <w:rFonts w:ascii="Aptos" w:eastAsia="Aptos" w:hAnsi="Aptos" w:cs="Aptos"/>
+        </w:rPr>
+      </w:pPr>
+      <w:r>
+        <w:rPr>
+          <w:rFonts w:ascii="Aptos" w:eastAsia="Aptos" w:hAnsi="Aptos" w:cs="Aptos"/>
+        </w:rPr>
         <w:t>* “induce any customer” to cease, reduce, or discontinue business</w:t>
       </w:r>
     </w:p>
     <w:p>
-      <w:r>
+      <w:pPr>
+        <w:rPr>
+          <w:rFonts w:ascii="Aptos" w:eastAsia="Aptos" w:hAnsi="Aptos" w:cs="Aptos"/>
+        </w:rPr>
+      </w:pPr>
+      <w:r>
+        <w:rPr>
+          <w:rFonts w:ascii="Aptos" w:eastAsia="Aptos" w:hAnsi="Aptos" w:cs="Aptos"/>
+        </w:rPr>
         <w:t>* “persuade any vendor” to cease, reduce, or discontinue business</w:t>
       </w:r>
     </w:p>
     <w:p>
-      <w:r>
+      <w:pPr>
+        <w:rPr>
+          <w:rFonts w:ascii="Aptos" w:eastAsia="Aptos" w:hAnsi="Aptos" w:cs="Aptos"/>
+        </w:rPr>
+      </w:pPr>
+      <w:r>
+        <w:rPr>
+          <w:rFonts w:ascii="Aptos" w:eastAsia="Aptos" w:hAnsi="Aptos" w:cs="Aptos"/>
+        </w:rPr>
         <w:t>* “induce any vendor” to cease, reduce, or discontinue business</w:t>
       </w:r>
     </w:p>
     <w:p>
-      <w:r>
+      <w:pPr>
+        <w:rPr>
+          <w:rFonts w:ascii="Aptos" w:eastAsia="Aptos" w:hAnsi="Aptos" w:cs="Aptos"/>
+        </w:rPr>
+      </w:pPr>
+      <w:r>
+        <w:rPr>
+          <w:rFonts w:ascii="Aptos" w:eastAsia="Aptos" w:hAnsi="Aptos" w:cs="Aptos"/>
+        </w:rPr>
         <w:t>* “cease purchasing goods or services”</w:t>
       </w:r>
     </w:p>
     <w:p>
-      <w:r>
+      <w:pPr>
+        <w:rPr>
+          <w:rFonts w:ascii="Aptos" w:eastAsia="Aptos" w:hAnsi="Aptos" w:cs="Aptos"/>
+        </w:rPr>
+      </w:pPr>
+      <w:r>
+        <w:rPr>
+          <w:rFonts w:ascii="Aptos" w:eastAsia="Aptos" w:hAnsi="Aptos" w:cs="Aptos"/>
+        </w:rPr>
         <w:t>* “cease selling goods and services”</w:t>
       </w:r>
     </w:p>
     <w:p>
-      <w:r>
+      <w:pPr>
+        <w:rPr>
+          <w:rFonts w:ascii="Aptos" w:eastAsia="Aptos" w:hAnsi="Aptos" w:cs="Aptos"/>
+        </w:rPr>
+      </w:pPr>
+      <w:r>
+        <w:rPr>
+          <w:rFonts w:ascii="Aptos" w:eastAsia="Aptos" w:hAnsi="Aptos" w:cs="Aptos"/>
+        </w:rPr>
         <w:t>* “reduce or discontinue any business relationship”</w:t>
       </w:r>
     </w:p>
     <w:p>
-      <w:r>
+      <w:pPr>
+        <w:rPr>
+          <w:rFonts w:ascii="Aptos" w:eastAsia="Aptos" w:hAnsi="Aptos" w:cs="Aptos"/>
+        </w:rPr>
+      </w:pPr>
+      <w:r>
+        <w:rPr>
+          <w:rFonts w:ascii="Aptos" w:eastAsia="Aptos" w:hAnsi="Aptos" w:cs="Aptos"/>
+        </w:rPr>
         <w:t>* “prevented or restricted from performing services”</w:t>
       </w:r>
     </w:p>
     <w:p>
-      <w:r>
+      <w:pPr>
+        <w:rPr>
+          <w:rFonts w:ascii="Aptos" w:eastAsia="Aptos" w:hAnsi="Aptos" w:cs="Aptos"/>
+        </w:rPr>
+      </w:pPr>
+      <w:r>
+        <w:rPr>
+          <w:rFonts w:ascii="Aptos" w:eastAsia="Aptos" w:hAnsi="Aptos" w:cs="Aptos"/>
+        </w:rPr>
         <w:t>* “prevented or restricted from pursuing business opportunities”</w:t>
       </w:r>
     </w:p>
     <w:p>
-      <w:r>
+      <w:pPr>
+        <w:rPr>
+          <w:rFonts w:ascii="Aptos" w:eastAsia="Aptos" w:hAnsi="Aptos" w:cs="Aptos"/>
+        </w:rPr>
+      </w:pPr>
+      <w:r>
+        <w:rPr>
+          <w:rFonts w:ascii="Aptos" w:eastAsia="Aptos" w:hAnsi="Aptos" w:cs="Aptos"/>
+        </w:rPr>
         <w:t>* “direct competitor of the Client”</w:t>
       </w:r>
     </w:p>
     <w:p>
-      <w:r>
+      <w:pPr>
+        <w:rPr>
+          <w:rFonts w:ascii="Aptos" w:eastAsia="Aptos" w:hAnsi="Aptos" w:cs="Aptos"/>
+        </w:rPr>
+      </w:pPr>
+      <w:r>
+        <w:rPr>
+          <w:rFonts w:ascii="Aptos" w:eastAsia="Aptos" w:hAnsi="Aptos" w:cs="Aptos"/>
+        </w:rPr>
         <w:t>* “contracted to, working for, or consulting for”</w:t>
       </w:r>
     </w:p>
     <w:p>
-      <w:r>
+      <w:pPr>
+        <w:rPr>
+          <w:rFonts w:ascii="Aptos" w:eastAsia="Aptos" w:hAnsi="Aptos" w:cs="Aptos"/>
+        </w:rPr>
+      </w:pPr>
+      <w:r>
+        <w:rPr>
+          <w:rFonts w:ascii="Aptos" w:eastAsia="Aptos" w:hAnsi="Aptos" w:cs="Aptos"/>
+        </w:rPr>
         <w:t>* “working for, or consulting for any company which is a direct competitor”</w:t>
       </w:r>
     </w:p>
     <w:p>
-      <w:r>
+      <w:pPr>
+        <w:rPr>
+          <w:rFonts w:ascii="Aptos" w:eastAsia="Aptos" w:hAnsi="Aptos" w:cs="Aptos"/>
+        </w:rPr>
+      </w:pPr>
+      <w:r>
+        <w:rPr>
+          <w:rFonts w:ascii="Aptos" w:eastAsia="Aptos" w:hAnsi="Aptos" w:cs="Aptos"/>
+        </w:rPr>
         <w:t>* “indicate to you immediately” combined with “direct competitor”</w:t>
       </w:r>
     </w:p>
     <w:p>
-      <w:r>
+      <w:pPr>
+        <w:rPr>
+          <w:rFonts w:ascii="Aptos" w:eastAsia="Aptos" w:hAnsi="Aptos" w:cs="Aptos"/>
+        </w:rPr>
+      </w:pPr>
+      <w:r>
+        <w:rPr>
+          <w:rFonts w:ascii="Aptos" w:eastAsia="Aptos" w:hAnsi="Aptos" w:cs="Aptos"/>
+        </w:rPr>
         <w:t>* “notify” or “indicate” combined with “direct competitor of the Client”</w:t>
       </w:r>
     </w:p>
     <w:p>
-      <w:r>
+      <w:pPr>
+        <w:rPr>
+          <w:rFonts w:ascii="Aptos" w:eastAsia="Aptos" w:hAnsi="Aptos" w:cs="Aptos"/>
+        </w:rPr>
+      </w:pPr>
+      <w:r>
+        <w:rPr>
+          <w:rFonts w:ascii="Aptos" w:eastAsia="Aptos" w:hAnsi="Aptos" w:cs="Aptos"/>
+        </w:rPr>
         <w:t>* “disclose” or “report” combined with “working for” and “direct competitor”</w:t>
       </w:r>
     </w:p>
     <w:p>
-      <w:r>
+      <w:pPr>
+        <w:rPr>
+          <w:rFonts w:ascii="Aptos" w:eastAsia="Aptos" w:hAnsi="Aptos" w:cs="Aptos"/>
+        </w:rPr>
+      </w:pPr>
+      <w:r>
+        <w:rPr>
+          <w:rFonts w:ascii="Aptos" w:eastAsia="Aptos" w:hAnsi="Aptos" w:cs="Aptos"/>
+        </w:rPr>
         <w:t>* Clause contains BOTH:</w:t>
       </w:r>
     </w:p>
     <w:p>
-      <w:r>
+      <w:pPr>
+        <w:rPr>
+          <w:rFonts w:ascii="Aptos" w:eastAsia="Aptos" w:hAnsi="Aptos" w:cs="Aptos"/>
+        </w:rPr>
+      </w:pPr>
+      <w:r>
+        <w:rPr>
+          <w:rFonts w:ascii="Aptos" w:eastAsia="Aptos" w:hAnsi="Aptos" w:cs="Aptos"/>
+        </w:rPr>
         <w:t xml:space="preserve">  * “direct competitor of the Client”</w:t>
       </w:r>
     </w:p>
     <w:p>
-      <w:r>
+      <w:pPr>
+        <w:rPr>
+          <w:rFonts w:ascii="Aptos" w:eastAsia="Aptos" w:hAnsi="Aptos" w:cs="Aptos"/>
+        </w:rPr>
+      </w:pPr>
+      <w:r>
+        <w:rPr>
+          <w:rFonts w:ascii="Aptos" w:eastAsia="Aptos" w:hAnsi="Aptos" w:cs="Aptos"/>
+        </w:rPr>
         <w:t xml:space="preserve">  * “contracted to, working for, or consulting for”</w:t>
       </w:r>
     </w:p>
     <w:p>
-      <w:r>
+      <w:pPr>
+        <w:rPr>
+          <w:rFonts w:ascii="Aptos" w:eastAsia="Aptos" w:hAnsi="Aptos" w:cs="Aptos"/>
+        </w:rPr>
+      </w:pPr>
+      <w:r>
+        <w:rPr>
+          <w:rFonts w:ascii="Aptos" w:eastAsia="Aptos" w:hAnsi="Aptos" w:cs="Aptos"/>
+        </w:rPr>
         <w:t>* Clause contains BOTH:</w:t>
       </w:r>
     </w:p>
     <w:p>
-      <w:r>
+      <w:pPr>
+        <w:rPr>
+          <w:rFonts w:ascii="Aptos" w:eastAsia="Aptos" w:hAnsi="Aptos" w:cs="Aptos"/>
+        </w:rPr>
+      </w:pPr>
+      <w:r>
+        <w:rPr>
+          <w:rFonts w:ascii="Aptos" w:eastAsia="Aptos" w:hAnsi="Aptos" w:cs="Aptos"/>
+        </w:rPr>
         <w:t xml:space="preserve">  * “direct competitor”</w:t>
       </w:r>
     </w:p>
     <w:p>
-      <w:r>
+      <w:pPr>
+        <w:rPr>
+          <w:rFonts w:ascii="Aptos" w:eastAsia="Aptos" w:hAnsi="Aptos" w:cs="Aptos"/>
+        </w:rPr>
+      </w:pPr>
+      <w:r>
+        <w:rPr>
+          <w:rFonts w:ascii="Aptos" w:eastAsia="Aptos" w:hAnsi="Aptos" w:cs="Aptos"/>
+        </w:rPr>
         <w:t xml:space="preserve">  * “working for, or consulting for”</w:t>
       </w:r>
     </w:p>
     <w:p>
-      <w:r>
+      <w:pPr>
+        <w:rPr>
+          <w:rFonts w:ascii="Aptos" w:eastAsia="Aptos" w:hAnsi="Aptos" w:cs="Aptos"/>
+        </w:rPr>
+      </w:pPr>
+      <w:r>
+        <w:rPr>
+          <w:rFonts w:ascii="Aptos" w:eastAsia="Aptos" w:hAnsi="Aptos" w:cs="Aptos"/>
+        </w:rPr>
         <w:lastRenderedPageBreak/>
-        <w:t>* Clause contains ALL of the following:</w:t>
-      </w:r>
-    </w:p>
-    <w:p>
-      <w:r>
+        <w:t xml:space="preserve">* Clause contains </w:t>
+      </w:r>
+      <w:proofErr w:type="gramStart"/>
+      <w:r>
+        <w:rPr>
+          <w:rFonts w:ascii="Aptos" w:eastAsia="Aptos" w:hAnsi="Aptos" w:cs="Aptos"/>
+        </w:rPr>
+        <w:t>ALL of</w:t>
+      </w:r>
+      <w:proofErr w:type="gramEnd"/>
+      <w:r>
+        <w:rPr>
+          <w:rFonts w:ascii="Aptos" w:eastAsia="Aptos" w:hAnsi="Aptos" w:cs="Aptos"/>
+        </w:rPr>
+        <w:t xml:space="preserve"> the following:</w:t>
+      </w:r>
+    </w:p>
+    <w:p>
+      <w:pPr>
+        <w:rPr>
+          <w:rFonts w:ascii="Aptos" w:eastAsia="Aptos" w:hAnsi="Aptos" w:cs="Aptos"/>
+        </w:rPr>
+      </w:pPr>
+      <w:r>
+        <w:rPr>
+          <w:rFonts w:ascii="Aptos" w:eastAsia="Aptos" w:hAnsi="Aptos" w:cs="Aptos"/>
+        </w:rPr>
         <w:t xml:space="preserve">  * “indicate”</w:t>
       </w:r>
     </w:p>
     <w:p>
-      <w:r>
+      <w:pPr>
+        <w:rPr>
+          <w:rFonts w:ascii="Aptos" w:eastAsia="Aptos" w:hAnsi="Aptos" w:cs="Aptos"/>
+        </w:rPr>
+      </w:pPr>
+      <w:r>
+        <w:rPr>
+          <w:rFonts w:ascii="Aptos" w:eastAsia="Aptos" w:hAnsi="Aptos" w:cs="Aptos"/>
+        </w:rPr>
         <w:t xml:space="preserve">  * “working for”</w:t>
       </w:r>
     </w:p>
     <w:p>
-      <w:r>
+      <w:pPr>
+        <w:rPr>
+          <w:rFonts w:ascii="Aptos" w:eastAsia="Aptos" w:hAnsi="Aptos" w:cs="Aptos"/>
+        </w:rPr>
+      </w:pPr>
+      <w:r>
+        <w:rPr>
+          <w:rFonts w:ascii="Aptos" w:eastAsia="Aptos" w:hAnsi="Aptos" w:cs="Aptos"/>
+        </w:rPr>
         <w:t xml:space="preserve">  * “consulting for”</w:t>
       </w:r>
     </w:p>
     <w:p>
-      <w:r>
+      <w:pPr>
+        <w:rPr>
+          <w:rFonts w:ascii="Aptos" w:eastAsia="Aptos" w:hAnsi="Aptos" w:cs="Aptos"/>
+        </w:rPr>
+      </w:pPr>
+      <w:r>
+        <w:rPr>
+          <w:rFonts w:ascii="Aptos" w:eastAsia="Aptos" w:hAnsi="Aptos" w:cs="Aptos"/>
+        </w:rPr>
         <w:t xml:space="preserve">  * “direct competitor”</w:t>
       </w:r>
     </w:p>
     <w:p>
-      <w:r>
+      <w:pPr>
+        <w:rPr>
+          <w:rFonts w:ascii="Aptos" w:eastAsia="Aptos" w:hAnsi="Aptos" w:cs="Aptos"/>
+        </w:rPr>
+      </w:pPr>
+      <w:r>
+        <w:rPr>
+          <w:rFonts w:ascii="Aptos" w:eastAsia="Aptos" w:hAnsi="Aptos" w:cs="Aptos"/>
+        </w:rPr>
         <w:t xml:space="preserve"> </w:t>
       </w:r>
     </w:p>
     <w:p>
-      <w:r>
+      <w:pPr>
+        <w:rPr>
+          <w:rFonts w:ascii="Aptos" w:eastAsia="Aptos" w:hAnsi="Aptos" w:cs="Aptos"/>
+        </w:rPr>
+      </w:pPr>
+      <w:r>
+        <w:rPr>
+          <w:rFonts w:ascii="Aptos" w:eastAsia="Aptos" w:hAnsi="Aptos" w:cs="Aptos"/>
+        </w:rPr>
         <w:t>## Do NOT Trigger</w:t>
       </w:r>
     </w:p>
     <w:p>
-      <w:r>
+      <w:pPr>
+        <w:rPr>
+          <w:rFonts w:ascii="Aptos" w:eastAsia="Aptos" w:hAnsi="Aptos" w:cs="Aptos"/>
+        </w:rPr>
+      </w:pPr>
+      <w:r>
+        <w:rPr>
+          <w:rFonts w:ascii="Aptos" w:eastAsia="Aptos" w:hAnsi="Aptos" w:cs="Aptos"/>
+        </w:rPr>
         <w:t>* Restrictions solely prevent misuse of confidential information for competitive purposes</w:t>
       </w:r>
     </w:p>
     <w:p>
-      <w:r>
+      <w:pPr>
+        <w:rPr>
+          <w:rFonts w:ascii="Aptos" w:eastAsia="Aptos" w:hAnsi="Aptos" w:cs="Aptos"/>
+        </w:rPr>
+      </w:pPr>
+      <w:r>
+        <w:rPr>
+          <w:rFonts w:ascii="Aptos" w:eastAsia="Aptos" w:hAnsi="Aptos" w:cs="Aptos"/>
+        </w:rPr>
         <w:t>* Standard confidentiality obligations that do not restrict business activities</w:t>
       </w:r>
     </w:p>
     <w:p>
-      <w:r>
+      <w:pPr>
+        <w:rPr>
+          <w:rFonts w:ascii="Aptos" w:eastAsia="Aptos" w:hAnsi="Aptos" w:cs="Aptos"/>
+        </w:rPr>
+      </w:pPr>
+      <w:r>
+        <w:rPr>
+          <w:rFonts w:ascii="Aptos" w:eastAsia="Aptos" w:hAnsi="Aptos" w:cs="Aptos"/>
+        </w:rPr>
         <w:t>* Provisions explicitly confirming parties may compete freely</w:t>
       </w:r>
     </w:p>
     <w:p>
-      <w:r>
+      <w:pPr>
+        <w:rPr>
+          <w:rFonts w:ascii="Aptos" w:eastAsia="Aptos" w:hAnsi="Aptos" w:cs="Aptos"/>
+        </w:rPr>
+      </w:pPr>
+      <w:r>
+        <w:rPr>
+          <w:rFonts w:ascii="Aptos" w:eastAsia="Aptos" w:hAnsi="Aptos" w:cs="Aptos"/>
+        </w:rPr>
         <w:t>* “exclusive jurisdiction” / “submit to the exclusive jurisdiction”</w:t>
       </w:r>
     </w:p>
     <w:p>
-      <w:r>
+      <w:pPr>
+        <w:rPr>
+          <w:rFonts w:ascii="Aptos" w:eastAsia="Aptos" w:hAnsi="Aptos" w:cs="Aptos"/>
+        </w:rPr>
+      </w:pPr>
+      <w:r>
+        <w:rPr>
+          <w:rFonts w:ascii="Aptos" w:eastAsia="Aptos" w:hAnsi="Aptos" w:cs="Aptos"/>
+        </w:rPr>
         <w:t>* “exclusive right to” in the context of court remedies or legal proceedings</w:t>
       </w:r>
     </w:p>
     <w:p>
-      <w:r>
+      <w:pPr>
+        <w:rPr>
+          <w:rFonts w:ascii="Aptos" w:eastAsia="Aptos" w:hAnsi="Aptos" w:cs="Aptos"/>
+        </w:rPr>
+      </w:pPr>
+      <w:r>
+        <w:rPr>
+          <w:rFonts w:ascii="Aptos" w:eastAsia="Aptos" w:hAnsi="Aptos" w:cs="Aptos"/>
+        </w:rPr>
         <w:t>* “exclusive property of the Disclosing Party” in a Confidential Information ownership clause</w:t>
       </w:r>
     </w:p>
     <w:p>
-      <w:r>
+      <w:pPr>
+        <w:rPr>
+          <w:rFonts w:ascii="Aptos" w:eastAsia="Aptos" w:hAnsi="Aptos" w:cs="Aptos"/>
+        </w:rPr>
+      </w:pPr>
+      <w:r>
+        <w:rPr>
+          <w:rFonts w:ascii="Aptos" w:eastAsia="Aptos" w:hAnsi="Aptos" w:cs="Aptos"/>
+        </w:rPr>
         <w:t>* “sole and exclusive property” in an IP ownership context</w:t>
       </w:r>
     </w:p>
     <w:p>
-      <w:r>
+      <w:pPr>
+        <w:rPr>
+          <w:rFonts w:ascii="Aptos" w:eastAsia="Aptos" w:hAnsi="Aptos" w:cs="Aptos"/>
+        </w:rPr>
+      </w:pPr>
+      <w:r>
+        <w:rPr>
+          <w:rFonts w:ascii="Aptos" w:eastAsia="Aptos" w:hAnsi="Aptos" w:cs="Aptos"/>
+        </w:rPr>
         <w:t>* Clause only limits use of Confidential Information to the Purpose or Project</w:t>
       </w:r>
     </w:p>
     <w:p>
-      <w:r>
+      <w:pPr>
+        <w:rPr>
+          <w:rFonts w:ascii="Aptos" w:eastAsia="Aptos" w:hAnsi="Aptos" w:cs="Aptos"/>
+        </w:rPr>
+      </w:pPr>
+      <w:r>
+        <w:rPr>
+          <w:rFonts w:ascii="Aptos" w:eastAsia="Aptos" w:hAnsi="Aptos" w:cs="Aptos"/>
+        </w:rPr>
         <w:t>* Clause only prohibits use of Confidential Information for purposes outside the NDA purpose</w:t>
       </w:r>
     </w:p>
     <w:p>
-      <w:r>
+      <w:pPr>
+        <w:rPr>
+          <w:rFonts w:ascii="Aptos" w:eastAsia="Aptos" w:hAnsi="Aptos" w:cs="Aptos"/>
+        </w:rPr>
+      </w:pPr>
+      <w:r>
+        <w:rPr>
+          <w:rFonts w:ascii="Aptos" w:eastAsia="Aptos" w:hAnsi="Aptos" w:cs="Aptos"/>
+        </w:rPr>
         <w:t>* Clause only prohibits contacting customers, suppliers, vendors, or connected persons for appraisal, evaluation, due diligence, Project review, or confidentiality-control purposes</w:t>
       </w:r>
     </w:p>
     <w:p>
-      <w:r>
-        <w:t>* Clause only requires prior written consent before contacting customers, suppliers, vendors, or connected persons, without restricting competition, future services, market participation, or independent business activities</w:t>
-      </w:r>
-    </w:p>
-    <w:p>
-      <w:r>
+      <w:pPr>
+        <w:rPr>
+          <w:rFonts w:ascii="Aptos" w:eastAsia="Aptos" w:hAnsi="Aptos" w:cs="Aptos"/>
+        </w:rPr>
+      </w:pPr>
+      <w:r>
+        <w:rPr>
+          <w:rFonts w:ascii="Aptos" w:eastAsia="Aptos" w:hAnsi="Aptos" w:cs="Aptos"/>
+        </w:rPr>
+        <w:t xml:space="preserve">* Clause only requires prior written consent before contacting customers, suppliers, vendors, or connected </w:t>
+      </w:r>
+      <w:proofErr w:type="gramStart"/>
+      <w:r>
+        <w:rPr>
+          <w:rFonts w:ascii="Aptos" w:eastAsia="Aptos" w:hAnsi="Aptos" w:cs="Aptos"/>
+        </w:rPr>
+        <w:t>persons</w:t>
+      </w:r>
+      <w:proofErr w:type="gramEnd"/>
+      <w:r>
+        <w:rPr>
+          <w:rFonts w:ascii="Aptos" w:eastAsia="Aptos" w:hAnsi="Aptos" w:cs="Aptos"/>
+        </w:rPr>
+        <w:t>, without restricting competition, future services, market participation, or independent business activities</w:t>
+      </w:r>
+    </w:p>
+    <w:p>
+      <w:pPr>
+        <w:rPr>
+          <w:rFonts w:ascii="Aptos" w:eastAsia="Aptos" w:hAnsi="Aptos" w:cs="Aptos"/>
+        </w:rPr>
+      </w:pPr>
+      <w:r>
+        <w:rPr>
+          <w:rFonts w:ascii="Aptos" w:eastAsia="Aptos" w:hAnsi="Aptos" w:cs="Aptos"/>
+        </w:rPr>
         <w:t>* Clause contains “make contact, directly or indirectly” but does not contain a clear competition, exclusivity, future-services, market-participation, customer-diversion, vendor-diversion, or business-opportunity restriction</w:t>
       </w:r>
     </w:p>
     <w:p>
-      <w:r>
+      <w:pPr>
+        <w:rPr>
+          <w:rFonts w:ascii="Aptos" w:eastAsia="Aptos" w:hAnsi="Aptos" w:cs="Aptos"/>
+        </w:rPr>
+      </w:pPr>
+      <w:r>
+        <w:rPr>
+          <w:rFonts w:ascii="Aptos" w:eastAsia="Aptos" w:hAnsi="Aptos" w:cs="Aptos"/>
+        </w:rPr>
         <w:t>* Clause contains “customer” or “supplier” but does not require the customer or supplier to cease, reduce, discontinue, or refrain from doing business with the Disclosing Party</w:t>
       </w:r>
     </w:p>
     <w:p>
-      <w:r>
+      <w:pPr>
+        <w:rPr>
+          <w:rFonts w:ascii="Aptos" w:eastAsia="Aptos" w:hAnsi="Aptos" w:cs="Aptos"/>
+        </w:rPr>
+      </w:pPr>
+      <w:r>
+        <w:rPr>
+          <w:rFonts w:ascii="Aptos" w:eastAsia="Aptos" w:hAnsi="Aptos" w:cs="Aptos"/>
+        </w:rPr>
         <w:lastRenderedPageBreak/>
         <w:t>* Clause contains “customer” or “supplier” but does not restrict Accenture from providing services to third parties, competitors, or other clients</w:t>
       </w:r>
     </w:p>
     <w:p>
-      <w:r>
+      <w:pPr>
+        <w:rPr>
+          <w:rFonts w:ascii="Aptos" w:eastAsia="Aptos" w:hAnsi="Aptos" w:cs="Aptos"/>
+        </w:rPr>
+      </w:pPr>
+      <w:r>
+        <w:rPr>
+          <w:rFonts w:ascii="Aptos" w:eastAsia="Aptos" w:hAnsi="Aptos" w:cs="Aptos"/>
+        </w:rPr>
         <w:t>* Clause contains “customer, supplier, or any other person connected with the Disclosing Party” only in the context of appraisal, evaluation, diligence, Project review, or confidentiality protection</w:t>
       </w:r>
     </w:p>
     <w:p>
-      <w:r>
+      <w:pPr>
+        <w:rPr>
+          <w:rFonts w:ascii="Aptos" w:eastAsia="Aptos" w:hAnsi="Aptos" w:cs="Aptos"/>
+        </w:rPr>
+      </w:pPr>
+      <w:r>
+        <w:rPr>
+          <w:rFonts w:ascii="Aptos" w:eastAsia="Aptos" w:hAnsi="Aptos" w:cs="Aptos"/>
+        </w:rPr>
         <w:t>* Restrictions limited to not interfering with business relationships, without a clear restriction on competitive activity, future services, market participation, or business opportunity pursuit</w:t>
       </w:r>
     </w:p>
     <w:p>
-      <w:r>
-        <w:t>* General no-contact clauses related to the Project, unless they also include a clear non-compete, exclusivity, customer diversion, vendor diversion, or business opportunity restriction</w:t>
-      </w:r>
-    </w:p>
-    <w:p>
-      <w:r>
+      <w:pPr>
+        <w:rPr>
+          <w:rFonts w:ascii="Aptos" w:eastAsia="Aptos" w:hAnsi="Aptos" w:cs="Aptos"/>
+        </w:rPr>
+      </w:pPr>
+      <w:r>
+        <w:rPr>
+          <w:rFonts w:ascii="Aptos" w:eastAsia="Aptos" w:hAnsi="Aptos" w:cs="Aptos"/>
+        </w:rPr>
+        <w:t xml:space="preserve">* General no-contact clauses related to the Project, unless they also include </w:t>
+      </w:r>
+      <w:proofErr w:type="gramStart"/>
+      <w:r>
+        <w:rPr>
+          <w:rFonts w:ascii="Aptos" w:eastAsia="Aptos" w:hAnsi="Aptos" w:cs="Aptos"/>
+        </w:rPr>
+        <w:t>a clear</w:t>
+      </w:r>
+      <w:proofErr w:type="gramEnd"/>
+      <w:r>
+        <w:rPr>
+          <w:rFonts w:ascii="Aptos" w:eastAsia="Aptos" w:hAnsi="Aptos" w:cs="Aptos"/>
+        </w:rPr>
+        <w:t xml:space="preserve"> non-compete, exclusivity, customer diversion, vendor diversion, or business opportunity restriction</w:t>
+      </w:r>
+    </w:p>
+    <w:p>
+      <w:pPr>
+        <w:rPr>
+          <w:rFonts w:ascii="Aptos" w:eastAsia="Aptos" w:hAnsi="Aptos" w:cs="Aptos"/>
+        </w:rPr>
+      </w:pPr>
+      <w:r>
+        <w:rPr>
+          <w:rFonts w:ascii="Aptos" w:eastAsia="Aptos" w:hAnsi="Aptos" w:cs="Aptos"/>
+        </w:rPr>
         <w:t>* Do NOT route Non-Compete / Exclusivity where “competitor” appears only to exclude competitor consultants, advisors, or representatives from receiving Confidential Information, without requiring Accenture to disclose, notify, indicate, report, limit, stop, or avoid work with a competitor.</w:t>
       </w:r>
     </w:p>
     <w:p>
-      <w:r>
-        <w:t xml:space="preserve">* Do NOT route Non-Compete / Exclusivity where “competitor” appears only in a confidentiality-control provision and does not relate to Accenture </w:t>
-      </w:r>
-      <w:r>
-        <w:t>b</w:t>
-      </w:r>
-      <w:r>
-        <w:t>eing contracted to, working for, consulting for, providing services to, or pursuing work with a competitor.</w:t>
-      </w:r>
-    </w:p>
-    <w:p>
-      <w:r>
+      <w:pPr>
+        <w:rPr>
+          <w:rFonts w:ascii="Aptos" w:eastAsia="Aptos" w:hAnsi="Aptos" w:cs="Aptos"/>
+        </w:rPr>
+      </w:pPr>
+      <w:r>
+        <w:rPr>
+          <w:rFonts w:ascii="Aptos" w:eastAsia="Aptos" w:hAnsi="Aptos" w:cs="Aptos"/>
+        </w:rPr>
+        <w:t>* Do NOT route Non-Compete / Exclusivity where “competitor” appears only in a confidentiality-control provision and does not relate to Accenture being contracted to, working for, consulting for, providing services to, or pursuing work with a competitor.</w:t>
+      </w:r>
+    </w:p>
+    <w:p>
+      <w:pPr>
+        <w:rPr>
+          <w:rFonts w:ascii="Aptos" w:eastAsia="Aptos" w:hAnsi="Aptos" w:cs="Aptos"/>
+        </w:rPr>
+      </w:pPr>
+      <w:r>
+        <w:rPr>
+          <w:rFonts w:ascii="Aptos" w:eastAsia="Aptos" w:hAnsi="Aptos" w:cs="Aptos"/>
+        </w:rPr>
         <w:t>* Do NOT route Non-Compete / Exclusivity where the clause merely states that Confidential Information must not be disclosed to competitors, without any obligation to disclose competitor relationships or restrict business activity.</w:t>
       </w:r>
     </w:p>
     <w:p>
-      <w:r>
+      <w:pPr>
+        <w:rPr>
+          <w:rFonts w:ascii="Aptos" w:eastAsia="Aptos" w:hAnsi="Aptos" w:cs="Aptos"/>
+        </w:rPr>
+      </w:pPr>
+      <w:r>
+        <w:rPr>
+          <w:rFonts w:ascii="Aptos" w:eastAsia="Aptos" w:hAnsi="Aptos" w:cs="Aptos"/>
+        </w:rPr>
         <w:t xml:space="preserve"> </w:t>
       </w:r>
     </w:p>
     <w:p>
-      <w:r>
+      <w:pPr>
+        <w:rPr>
+          <w:rFonts w:ascii="Aptos" w:eastAsia="Aptos" w:hAnsi="Aptos" w:cs="Aptos"/>
+        </w:rPr>
+      </w:pPr>
+      <w:r>
+        <w:rPr>
+          <w:rFonts w:ascii="Aptos" w:eastAsia="Aptos" w:hAnsi="Aptos" w:cs="Aptos"/>
+        </w:rPr>
         <w:t>## Conflict Resolution Rule</w:t>
       </w:r>
     </w:p>
     <w:p>
-      <w:r>
+      <w:pPr>
+        <w:rPr>
+          <w:rFonts w:ascii="Aptos" w:eastAsia="Aptos" w:hAnsi="Aptos" w:cs="Aptos"/>
+        </w:rPr>
+      </w:pPr>
+      <w:r>
+        <w:rPr>
+          <w:rFonts w:ascii="Aptos" w:eastAsia="Aptos" w:hAnsi="Aptos" w:cs="Aptos"/>
+        </w:rPr>
         <w:t>If a clause contains customer, supplier, vendor, or business relationship language, route Non-Compete / Exclusivity only if the clause clearly restricts competitive activity, future services, market participation, independent business opportunities, or causes customers/vendors to cease, reduce, discontinue, or refrain from business with the other party.</w:t>
       </w:r>
     </w:p>
     <w:p>
-      <w:r>
+      <w:pPr>
+        <w:rPr>
+          <w:rFonts w:ascii="Aptos" w:eastAsia="Aptos" w:hAnsi="Aptos" w:cs="Aptos"/>
+        </w:rPr>
+      </w:pPr>
+      <w:r>
+        <w:rPr>
+          <w:rFonts w:ascii="Aptos" w:eastAsia="Aptos" w:hAnsi="Aptos" w:cs="Aptos"/>
+        </w:rPr>
         <w:t xml:space="preserve"> </w:t>
       </w:r>
     </w:p>
     <w:p>
-      <w:r>
+      <w:pPr>
+        <w:rPr>
+          <w:rFonts w:ascii="Aptos" w:eastAsia="Aptos" w:hAnsi="Aptos" w:cs="Aptos"/>
+        </w:rPr>
+      </w:pPr>
+      <w:r>
+        <w:rPr>
+          <w:rFonts w:ascii="Aptos" w:eastAsia="Aptos" w:hAnsi="Aptos" w:cs="Aptos"/>
+        </w:rPr>
         <w:t>If the clause is only a project-related no-contact or consent-before-contact restriction, DO NOT route Non-Compete / Exclusivity.</w:t>
       </w:r>
     </w:p>
@@ -2793,7 +8166,7 @@
 </file>
 
 <file path=word/numbering.xml><?xml version="1.0" encoding="utf-8"?>
-<w:numbering xmlns:wpc="http://schemas.microsoft.com/office/word/2010/wordprocessingCanvas" xmlns:cx="http://schemas.microsoft.com/office/drawing/2014/chartex" xmlns:cx1="http://schemas.microsoft.com/office/drawing/2015/9/8/chartex" xmlns:cx2="http://schemas.microsoft.com/office/drawing/2015/10/21/chartex" xmlns:cx3="http://schemas.microsoft.com/office/drawing/2016/5/9/chartex" xmlns:cx4="http://schemas.microsoft.com/office/drawing/2016/5/10/chartex" xmlns:cx5="http://schemas.microsoft.com/office/drawing/2016/5/11/chartex" xmlns:cx6="http://schemas.microsoft.com/office/drawing/2016/5/12/chartex" xmlns:cx7="http://schemas.microsoft.com/office/drawing/2016/5/13/chartex" xmlns:cx8="http://schemas.microsoft.com/office/drawing/2016/5/14/chartex" xmlns:mc="http://schemas.openxmlformats.org/markup-compatibility/2006" xmlns:aink="http://schemas.microsoft.com/office/drawing/2016/ink" xmlns:am3d="http://schemas.microsoft.com/office/drawing/2017/model3d" xmlns:o="urn:schemas-microsoft-com:office:office" xmlns:oel="http://schemas.microsoft.com/office/2019/extlst" xmlns:r="http://schemas.openxmlformats.org/officeDocument/2006/relationships" xmlns:m="http://schemas.openxmlformats.org/officeDocument/2006/math" xmlns:v="urn:schemas-microsoft-com:vml" xmlns:wp14="http://schemas.microsoft.com/office/word/2010/wordprocessingDrawing" xmlns:wp="http://schemas.openxmlformats.org/drawingml/2006/wordprocessingDrawing" xmlns:w10="urn:schemas-microsoft-com:office:word" xmlns:w="http://schemas.openxmlformats.org/wordprocessingml/2006/main" xmlns:w14="http://schemas.microsoft.com/office/word/2010/wordml" xmlns:w15="http://schemas.microsoft.com/office/word/2012/wordml" xmlns:w16cex="http://schemas.microsoft.com/office/word/2018/wordml/cex" xmlns:w16cid="http://schemas.microsoft.com/office/word/2016/wordml/cid" xmlns:w16="http://schemas.microsoft.com/office/word/2018/wordml" xmlns:w16du="http://schemas.microsoft.com/office/word/2023/wordml/word16du" xmlns:w16sdtdh="http://schemas.microsoft.com/office/word/2020/wordml/sdtdatahash" xmlns:w16sdtfl="http://schemas.microsoft.com/office/word/2024/wordml/sdtformatlock" xmlns:w16se="http://schemas.microsoft.com/office/word/2015/wordml/symex" xmlns:wpg="http://schemas.microsoft.com/office/word/2010/wordprocessingGroup" xmlns:wpi="http://schemas.microsoft.com/office/word/2010/wordprocessingInk" xmlns:wne="http://schemas.microsoft.com/office/word/2006/wordml" xmlns:wps="http://schemas.microsoft.com/office/word/2010/wordprocessingShape" mc:Ignorable="w14 w15 w16se w16cid w16 w16cex w16sdtdh w16sdtfl w16du wp14">
+<w:numbering xmlns:wpc="http://schemas.microsoft.com/office/word/2010/wordprocessingCanvas" xmlns:cx="http://schemas.microsoft.com/office/drawing/2014/chartex" xmlns:cx1="http://schemas.microsoft.com/office/drawing/2015/9/8/chartex" xmlns:cx2="http://schemas.microsoft.com/office/drawing/2015/10/21/chartex" xmlns:cx3="http://schemas.microsoft.com/office/drawing/2016/5/9/chartex" xmlns:cx4="http://schemas.microsoft.com/office/drawing/2016/5/10/chartex" xmlns:cx5="http://schemas.microsoft.com/office/drawing/2016/5/11/chartex" xmlns:cx6="http://schemas.microsoft.com/office/drawing/2016/5/12/chartex" xmlns:cx7="http://schemas.microsoft.com/office/drawing/2016/5/13/chartex" xmlns:cx8="http://schemas.microsoft.com/office/drawing/2016/5/14/chartex" xmlns:mc="http://schemas.openxmlformats.org/markup-compatibility/2006" xmlns:aink="http://schemas.microsoft.com/office/drawing/2016/ink" xmlns:am3d="http://schemas.microsoft.com/office/drawing/2017/model3d" xmlns:o="urn:schemas-microsoft-com:office:office" xmlns:oel="http://schemas.microsoft.com/office/2019/extlst" xmlns:r="http://schemas.openxmlformats.org/officeDocument/2006/relationships" xmlns:m="http://schemas.openxmlformats.org/officeDocument/2006/math" xmlns:v="urn:schemas-microsoft-com:vml" xmlns:wp14="http://schemas.microsoft.com/office/word/2010/wordprocessingDrawing" xmlns:wp="http://schemas.openxmlformats.org/drawingml/2006/wordprocessingDrawing" xmlns:w10="urn:schemas-microsoft-com:office:word" xmlns:w="http://schemas.openxmlformats.org/wordprocessingml/2006/main" xmlns:w14="http://schemas.microsoft.com/office/word/2010/wordml" xmlns:w15="http://schemas.microsoft.com/office/word/2012/wordml" xmlns:w16cei="http://schemas.microsoft.com/office/word/2026/wordml/cei" xmlns:w16cex="http://schemas.microsoft.com/office/word/2018/wordml/cex" xmlns:w16cid="http://schemas.microsoft.com/office/word/2016/wordml/cid" xmlns:w16="http://schemas.microsoft.com/office/word/2018/wordml" xmlns:w16du="http://schemas.microsoft.com/office/word/2023/wordml/word16du" xmlns:w16sdtdh="http://schemas.microsoft.com/office/word/2020/wordml/sdtdatahash" xmlns:w16sdtfl="http://schemas.microsoft.com/office/word/2024/wordml/sdtformatlock" xmlns:w16se="http://schemas.microsoft.com/office/word/2015/wordml/symex" xmlns:wpg="http://schemas.microsoft.com/office/word/2010/wordprocessingGroup" xmlns:wpi="http://schemas.microsoft.com/office/word/2010/wordprocessingInk" xmlns:wne="http://schemas.microsoft.com/office/word/2006/wordml" xmlns:wps="http://schemas.microsoft.com/office/word/2010/wordprocessingShape" mc:Ignorable="w14 w15 w16se w16cid w16 w16cex w16sdtdh w16sdtfl w16du wp14">
   <w:abstractNum w:abstractNumId="0" w15:restartNumberingAfterBreak="0">
     <w:nsid w:val="FFFFFF7C"/>
     <w:multiLevelType w:val="singleLevel"/>
@@ -28123,18 +33496,6 @@
 </file>
 
 <file path=customXml/item1.xml><?xml version="1.0" encoding="utf-8"?>
-<p:properties xmlns:p="http://schemas.microsoft.com/office/2006/metadata/properties" xmlns:xsi="http://www.w3.org/2001/XMLSchema-instance" xmlns:pc="http://schemas.microsoft.com/office/infopath/2007/PartnerControls">
-  <documentManagement>
-    <TaxCatchAll xmlns="58fb48c5-ad38-47d1-9aa6-9b4f1dc114f9" xsi:nil="true"/>
-    <lcf76f155ced4ddcb4097134ff3c332f xmlns="aba9ad68-f961-4806-8372-ded3e8039a5f">
-      <Terms xmlns="http://schemas.microsoft.com/office/infopath/2007/PartnerControls"/>
-    </lcf76f155ced4ddcb4097134ff3c332f>
-    <Reusable xmlns="aba9ad68-f961-4806-8372-ded3e8039a5f">true</Reusable>
-  </documentManagement>
-</p:properties>
-</file>
-
-<file path=customXml/item2.xml><?xml version="1.0" encoding="utf-8"?>
 <?mso-contentType ?>
 <FormTemplates xmlns="http://schemas.microsoft.com/sharepoint/v3/contenttype/forms">
   <Display>DocumentLibraryForm</Display>
@@ -28143,7 +33504,7 @@
 </FormTemplates>
 </file>
 
-<file path=customXml/item3.xml><?xml version="1.0" encoding="utf-8"?>
+<file path=customXml/item2.xml><?xml version="1.0" encoding="utf-8"?>
 <ct:contentTypeSchema xmlns:ct="http://schemas.microsoft.com/office/2006/metadata/contentType" xmlns:ma="http://schemas.microsoft.com/office/2006/metadata/properties/metaAttributes" ct:_="" ma:_="" ma:contentTypeName="Document" ma:contentTypeID="0x010100A5AA8A3CABF36C429B74A94C24258E55" ma:contentTypeVersion="21" ma:contentTypeDescription="Create a new document." ma:contentTypeScope="" ma:versionID="9d590b9c745b5d4d086e55351edde6c7">
   <xsd:schema xmlns:xsd="http://www.w3.org/2001/XMLSchema" xmlns:xs="http://www.w3.org/2001/XMLSchema" xmlns:p="http://schemas.microsoft.com/office/2006/metadata/properties" xmlns:ns2="aba9ad68-f961-4806-8372-ded3e8039a5f" xmlns:ns3="58fb48c5-ad38-47d1-9aa6-9b4f1dc114f9" targetNamespace="http://schemas.microsoft.com/office/2006/metadata/properties" ma:root="true" ma:fieldsID="656ed3350af39d0ad06ab4725df265a1" ns2:_="" ns3:_="">
     <xsd:import namespace="aba9ad68-f961-4806-8372-ded3e8039a5f"/>
@@ -28410,18 +33771,19 @@
 </ct:contentTypeSchema>
 </file>
 
-<file path=customXml/itemProps1.xml><?xml version="1.0" encoding="utf-8"?>
-<ds:datastoreItem xmlns:ds="http://schemas.openxmlformats.org/officeDocument/2006/customXml" ds:itemID="{25BAFF0C-A05A-49CE-A308-E2413E02AFCD}">
-  <ds:schemaRefs>
-    <ds:schemaRef ds:uri="http://schemas.microsoft.com/office/2006/metadata/properties"/>
-    <ds:schemaRef ds:uri="http://schemas.microsoft.com/office/infopath/2007/PartnerControls"/>
-    <ds:schemaRef ds:uri="58fb48c5-ad38-47d1-9aa6-9b4f1dc114f9"/>
-    <ds:schemaRef ds:uri="aba9ad68-f961-4806-8372-ded3e8039a5f"/>
-  </ds:schemaRefs>
-</ds:datastoreItem>
+<file path=customXml/item3.xml><?xml version="1.0" encoding="utf-8"?>
+<p:properties xmlns:p="http://schemas.microsoft.com/office/2006/metadata/properties" xmlns:xsi="http://www.w3.org/2001/XMLSchema-instance" xmlns:pc="http://schemas.microsoft.com/office/infopath/2007/PartnerControls">
+  <documentManagement>
+    <TaxCatchAll xmlns="58fb48c5-ad38-47d1-9aa6-9b4f1dc114f9" xsi:nil="true"/>
+    <lcf76f155ced4ddcb4097134ff3c332f xmlns="aba9ad68-f961-4806-8372-ded3e8039a5f">
+      <Terms xmlns="http://schemas.microsoft.com/office/infopath/2007/PartnerControls"/>
+    </lcf76f155ced4ddcb4097134ff3c332f>
+    <Reusable xmlns="aba9ad68-f961-4806-8372-ded3e8039a5f">true</Reusable>
+  </documentManagement>
+</p:properties>
 </file>
 
-<file path=customXml/itemProps2.xml><?xml version="1.0" encoding="utf-8"?>
+<file path=customXml/itemProps1.xml><?xml version="1.0" encoding="utf-8"?>
 <ds:datastoreItem xmlns:ds="http://schemas.openxmlformats.org/officeDocument/2006/customXml" ds:itemID="{C6DFF534-1887-4C42-BC36-EDACE7DE72C0}">
   <ds:schemaRefs>
     <ds:schemaRef ds:uri="http://schemas.microsoft.com/sharepoint/v3/contenttype/forms"/>
@@ -28429,7 +33791,7 @@
 </ds:datastoreItem>
 </file>
 
-<file path=customXml/itemProps3.xml><?xml version="1.0" encoding="utf-8"?>
+<file path=customXml/itemProps2.xml><?xml version="1.0" encoding="utf-8"?>
 <ds:datastoreItem xmlns:ds="http://schemas.openxmlformats.org/officeDocument/2006/customXml" ds:itemID="{06BBAEB0-F6D0-405B-9BC5-9D7675839774}">
   <ds:schemaRefs>
     <ds:schemaRef ds:uri="http://schemas.microsoft.com/office/2006/metadata/contentType"/>
@@ -28448,6 +33810,17 @@
 </ds:datastoreItem>
 </file>
 
+<file path=customXml/itemProps3.xml><?xml version="1.0" encoding="utf-8"?>
+<ds:datastoreItem xmlns:ds="http://schemas.openxmlformats.org/officeDocument/2006/customXml" ds:itemID="{25BAFF0C-A05A-49CE-A308-E2413E02AFCD}">
+  <ds:schemaRefs>
+    <ds:schemaRef ds:uri="http://schemas.microsoft.com/office/2006/metadata/properties"/>
+    <ds:schemaRef ds:uri="http://schemas.microsoft.com/office/infopath/2007/PartnerControls"/>
+    <ds:schemaRef ds:uri="58fb48c5-ad38-47d1-9aa6-9b4f1dc114f9"/>
+    <ds:schemaRef ds:uri="aba9ad68-f961-4806-8372-ded3e8039a5f"/>
+  </ds:schemaRefs>
+</ds:datastoreItem>
+</file>
+
 <file path=docMetadata/LabelInfo.xml><?xml version="1.0" encoding="utf-8"?>
 <clbl:labelList xmlns:clbl="http://schemas.microsoft.com/office/2020/mipLabelMetadata">
   <clbl:label id="{0bfa236d-8472-42aa-9a40-ab46036c5596}" enabled="1" method="Standard" siteId="{e0793d39-0939-496d-b129-198edd916feb}" contentBits="0" removed="0"/>

--- a/docs/orchestrator_kb.docx
+++ b/docs/orchestrator_kb.docx
@@ -103,7 +103,7 @@
     <w:p>
       <w:pPr>
         <w:rPr>
-          <w:rFonts w:ascii="Aptos" w:eastAsia="Aptos" w:hAnsi="Aptos" w:cs="Aptos" w:hint="eastAsia"/>
+          <w:rFonts w:ascii="Aptos" w:eastAsia="Aptos" w:hAnsi="Aptos" w:cs="Aptos"/>
         </w:rPr>
       </w:pPr>
       <w:r>
@@ -7784,6 +7784,85 @@
         <w:rPr>
           <w:rFonts w:ascii="Aptos" w:eastAsia="Aptos" w:hAnsi="Aptos" w:cs="Aptos"/>
         </w:rPr>
+        <w:t xml:space="preserve">* Clause contains </w:t>
+      </w:r>
+      <w:proofErr w:type="gramStart"/>
+      <w:r>
+        <w:rPr>
+          <w:rFonts w:ascii="Aptos" w:eastAsia="Aptos" w:hAnsi="Aptos" w:cs="Aptos"/>
+        </w:rPr>
+        <w:t>ALL of</w:t>
+      </w:r>
+      <w:proofErr w:type="gramEnd"/>
+      <w:r>
+        <w:rPr>
+          <w:rFonts w:ascii="Aptos" w:eastAsia="Aptos" w:hAnsi="Aptos" w:cs="Aptos"/>
+        </w:rPr>
+        <w:t xml:space="preserve"> the following:</w:t>
+      </w:r>
+    </w:p>
+    <w:p>
+      <w:pPr>
+        <w:rPr>
+          <w:rFonts w:ascii="Aptos" w:eastAsia="Aptos" w:hAnsi="Aptos" w:cs="Aptos"/>
+        </w:rPr>
+      </w:pPr>
+      <w:r>
+        <w:rPr>
+          <w:rFonts w:ascii="Aptos" w:eastAsia="Aptos" w:hAnsi="Aptos" w:cs="Aptos"/>
+        </w:rPr>
+        <w:t xml:space="preserve">  * “exclusive rights”</w:t>
+      </w:r>
+    </w:p>
+    <w:p>
+      <w:pPr>
+        <w:rPr>
+          <w:rFonts w:ascii="Aptos" w:eastAsia="Aptos" w:hAnsi="Aptos" w:cs="Aptos"/>
+        </w:rPr>
+      </w:pPr>
+      <w:r>
+        <w:rPr>
+          <w:rFonts w:ascii="Aptos" w:eastAsia="Aptos" w:hAnsi="Aptos" w:cs="Aptos"/>
+        </w:rPr>
+        <w:t xml:space="preserve">  * “materials”</w:t>
+      </w:r>
+    </w:p>
+    <w:p>
+      <w:pPr>
+        <w:rPr>
+          <w:rFonts w:ascii="Aptos" w:eastAsia="Aptos" w:hAnsi="Aptos" w:cs="Aptos"/>
+        </w:rPr>
+      </w:pPr>
+      <w:r>
+        <w:rPr>
+          <w:rFonts w:ascii="Aptos" w:eastAsia="Aptos" w:hAnsi="Aptos" w:cs="Aptos"/>
+        </w:rPr>
+        <w:t xml:space="preserve">  * “may not use”</w:t>
+      </w:r>
+    </w:p>
+    <w:p>
+      <w:pPr>
+        <w:rPr>
+          <w:rFonts w:ascii="Aptos" w:eastAsia="Aptos" w:hAnsi="Aptos" w:cs="Aptos"/>
+        </w:rPr>
+      </w:pPr>
+      <w:r>
+        <w:rPr>
+          <w:rFonts w:ascii="Aptos" w:eastAsia="Aptos" w:hAnsi="Aptos" w:cs="Aptos"/>
+        </w:rPr>
+        <w:t xml:space="preserve">  * “any other purpose”</w:t>
+      </w:r>
+    </w:p>
+    <w:p>
+      <w:pPr>
+        <w:rPr>
+          <w:rFonts w:ascii="Aptos" w:eastAsia="Aptos" w:hAnsi="Aptos" w:cs="Aptos"/>
+        </w:rPr>
+      </w:pPr>
+      <w:r>
+        <w:rPr>
+          <w:rFonts w:ascii="Aptos" w:eastAsia="Aptos" w:hAnsi="Aptos" w:cs="Aptos"/>
+        </w:rPr>
         <w:t xml:space="preserve"> </w:t>
       </w:r>
     </w:p>
@@ -7901,32 +7980,47 @@
         <w:rPr>
           <w:rFonts w:ascii="Aptos" w:eastAsia="Aptos" w:hAnsi="Aptos" w:cs="Aptos"/>
         </w:rPr>
-        <w:t>* Clause only limits use of Confidential Information to the Purpose or Project</w:t>
-      </w:r>
-    </w:p>
-    <w:p>
-      <w:pPr>
-        <w:rPr>
-          <w:rFonts w:ascii="Aptos" w:eastAsia="Aptos" w:hAnsi="Aptos" w:cs="Aptos"/>
-        </w:rPr>
-      </w:pPr>
-      <w:r>
-        <w:rPr>
-          <w:rFonts w:ascii="Aptos" w:eastAsia="Aptos" w:hAnsi="Aptos" w:cs="Aptos"/>
-        </w:rPr>
-        <w:t>* Clause only prohibits use of Confidential Information for purposes outside the NDA purpose</w:t>
-      </w:r>
-    </w:p>
-    <w:p>
-      <w:pPr>
-        <w:rPr>
-          <w:rFonts w:ascii="Aptos" w:eastAsia="Aptos" w:hAnsi="Aptos" w:cs="Aptos"/>
-        </w:rPr>
-      </w:pPr>
-      <w:r>
-        <w:rPr>
-          <w:rFonts w:ascii="Aptos" w:eastAsia="Aptos" w:hAnsi="Aptos" w:cs="Aptos"/>
-        </w:rPr>
+        <w:t>* Clause only limits use of Confidential Information to the Purpose or Project, provided the clause does NOT grant exclusive rights over materials, content, outputs, deliverables, or similar subject matter and does not otherwise impose an exclusivity restriction.</w:t>
+      </w:r>
+    </w:p>
+    <w:p>
+      <w:pPr>
+        <w:rPr>
+          <w:rFonts w:ascii="Aptos" w:eastAsia="Aptos" w:hAnsi="Aptos" w:cs="Aptos"/>
+        </w:rPr>
+      </w:pPr>
+      <w:r>
+        <w:rPr>
+          <w:rFonts w:ascii="Aptos" w:eastAsia="Aptos" w:hAnsi="Aptos" w:cs="Aptos"/>
+        </w:rPr>
+        <w:t xml:space="preserve">* Clause only prohibits use of Confidential Information for purposes outside the NDA purpose, provided the clause does NOT grant exclusive rights over materials, content, outputs, deliverables, or similar subject matter and does </w:t>
+      </w:r>
+      <w:proofErr w:type="gramStart"/>
+      <w:r>
+        <w:rPr>
+          <w:rFonts w:ascii="Aptos" w:eastAsia="Aptos" w:hAnsi="Aptos" w:cs="Aptos"/>
+        </w:rPr>
+        <w:t>not otherwise</w:t>
+      </w:r>
+      <w:proofErr w:type="gramEnd"/>
+      <w:r>
+        <w:rPr>
+          <w:rFonts w:ascii="Aptos" w:eastAsia="Aptos" w:hAnsi="Aptos" w:cs="Aptos"/>
+        </w:rPr>
+        <w:t xml:space="preserve"> impose an exclusivity restriction.</w:t>
+      </w:r>
+    </w:p>
+    <w:p>
+      <w:pPr>
+        <w:rPr>
+          <w:rFonts w:ascii="Aptos" w:eastAsia="Aptos" w:hAnsi="Aptos" w:cs="Aptos"/>
+        </w:rPr>
+      </w:pPr>
+      <w:r>
+        <w:rPr>
+          <w:rFonts w:ascii="Aptos" w:eastAsia="Aptos" w:hAnsi="Aptos" w:cs="Aptos"/>
+        </w:rPr>
+        <w:lastRenderedPageBreak/>
         <w:t>* Clause only prohibits contacting customers, suppliers, vendors, or connected persons for appraisal, evaluation, due diligence, Project review, or confidentiality-control purposes</w:t>
       </w:r>
     </w:p>
@@ -7993,125 +8087,125 @@
         <w:rPr>
           <w:rFonts w:ascii="Aptos" w:eastAsia="Aptos" w:hAnsi="Aptos" w:cs="Aptos"/>
         </w:rPr>
+        <w:t>* Clause contains “customer” or “supplier” but does not restrict Accenture from providing services to third parties, competitors, or other clients</w:t>
+      </w:r>
+    </w:p>
+    <w:p>
+      <w:pPr>
+        <w:rPr>
+          <w:rFonts w:ascii="Aptos" w:eastAsia="Aptos" w:hAnsi="Aptos" w:cs="Aptos"/>
+        </w:rPr>
+      </w:pPr>
+      <w:r>
+        <w:rPr>
+          <w:rFonts w:ascii="Aptos" w:eastAsia="Aptos" w:hAnsi="Aptos" w:cs="Aptos"/>
+        </w:rPr>
+        <w:t>* Clause contains “customer, supplier, or any other person connected with the Disclosing Party” only in the context of appraisal, evaluation, diligence, Project review, or confidentiality protection</w:t>
+      </w:r>
+    </w:p>
+    <w:p>
+      <w:pPr>
+        <w:rPr>
+          <w:rFonts w:ascii="Aptos" w:eastAsia="Aptos" w:hAnsi="Aptos" w:cs="Aptos"/>
+        </w:rPr>
+      </w:pPr>
+      <w:r>
+        <w:rPr>
+          <w:rFonts w:ascii="Aptos" w:eastAsia="Aptos" w:hAnsi="Aptos" w:cs="Aptos"/>
+        </w:rPr>
+        <w:t>* Restrictions limited to not interfering with business relationships, without a clear restriction on competitive activity, future services, market participation, or business opportunity pursuit</w:t>
+      </w:r>
+    </w:p>
+    <w:p>
+      <w:pPr>
+        <w:rPr>
+          <w:rFonts w:ascii="Aptos" w:eastAsia="Aptos" w:hAnsi="Aptos" w:cs="Aptos"/>
+        </w:rPr>
+      </w:pPr>
+      <w:r>
+        <w:rPr>
+          <w:rFonts w:ascii="Aptos" w:eastAsia="Aptos" w:hAnsi="Aptos" w:cs="Aptos"/>
+        </w:rPr>
+        <w:t xml:space="preserve">* General no-contact clauses related to the Project, unless they also include </w:t>
+      </w:r>
+      <w:proofErr w:type="gramStart"/>
+      <w:r>
+        <w:rPr>
+          <w:rFonts w:ascii="Aptos" w:eastAsia="Aptos" w:hAnsi="Aptos" w:cs="Aptos"/>
+        </w:rPr>
+        <w:t>a clear</w:t>
+      </w:r>
+      <w:proofErr w:type="gramEnd"/>
+      <w:r>
+        <w:rPr>
+          <w:rFonts w:ascii="Aptos" w:eastAsia="Aptos" w:hAnsi="Aptos" w:cs="Aptos"/>
+        </w:rPr>
+        <w:t xml:space="preserve"> non-compete, exclusivity, customer diversion, vendor diversion, or business opportunity restriction</w:t>
+      </w:r>
+    </w:p>
+    <w:p>
+      <w:pPr>
+        <w:rPr>
+          <w:rFonts w:ascii="Aptos" w:eastAsia="Aptos" w:hAnsi="Aptos" w:cs="Aptos"/>
+        </w:rPr>
+      </w:pPr>
+      <w:r>
+        <w:rPr>
+          <w:rFonts w:ascii="Aptos" w:eastAsia="Aptos" w:hAnsi="Aptos" w:cs="Aptos"/>
+        </w:rPr>
+        <w:t>* Do NOT route Non-Compete / Exclusivity where “competitor” appears only to exclude competitor consultants, advisors, or representatives from receiving Confidential Information, without requiring Accenture to disclose, notify, indicate, report, limit, stop, or avoid work with a competitor.</w:t>
+      </w:r>
+    </w:p>
+    <w:p>
+      <w:pPr>
+        <w:rPr>
+          <w:rFonts w:ascii="Aptos" w:eastAsia="Aptos" w:hAnsi="Aptos" w:cs="Aptos"/>
+        </w:rPr>
+      </w:pPr>
+      <w:r>
+        <w:rPr>
+          <w:rFonts w:ascii="Aptos" w:eastAsia="Aptos" w:hAnsi="Aptos" w:cs="Aptos"/>
+        </w:rPr>
+        <w:t>* Do NOT route Non-Compete / Exclusivity where “competitor” appears only in a confidentiality-control provision and does not relate to Accenture being contracted to, working for, consulting for, providing services to, or pursuing work with a competitor.</w:t>
+      </w:r>
+    </w:p>
+    <w:p>
+      <w:pPr>
+        <w:rPr>
+          <w:rFonts w:ascii="Aptos" w:eastAsia="Aptos" w:hAnsi="Aptos" w:cs="Aptos"/>
+        </w:rPr>
+      </w:pPr>
+      <w:r>
+        <w:rPr>
+          <w:rFonts w:ascii="Aptos" w:eastAsia="Aptos" w:hAnsi="Aptos" w:cs="Aptos"/>
+        </w:rPr>
+        <w:t>* Do NOT route Non-Compete / Exclusivity where the clause merely states that Confidential Information must not be disclosed to competitors, without any obligation to disclose competitor relationships or restrict business activity.</w:t>
+      </w:r>
+    </w:p>
+    <w:p>
+      <w:pPr>
+        <w:rPr>
+          <w:rFonts w:ascii="Aptos" w:eastAsia="Aptos" w:hAnsi="Aptos" w:cs="Aptos"/>
+        </w:rPr>
+      </w:pPr>
+      <w:r>
+        <w:rPr>
+          <w:rFonts w:ascii="Aptos" w:eastAsia="Aptos" w:hAnsi="Aptos" w:cs="Aptos"/>
+        </w:rPr>
+        <w:t xml:space="preserve"> </w:t>
+      </w:r>
+    </w:p>
+    <w:p>
+      <w:pPr>
+        <w:rPr>
+          <w:rFonts w:ascii="Aptos" w:eastAsia="Aptos" w:hAnsi="Aptos" w:cs="Aptos"/>
+        </w:rPr>
+      </w:pPr>
+      <w:r>
+        <w:rPr>
+          <w:rFonts w:ascii="Aptos" w:eastAsia="Aptos" w:hAnsi="Aptos" w:cs="Aptos"/>
+        </w:rPr>
         <w:lastRenderedPageBreak/>
-        <w:t>* Clause contains “customer” or “supplier” but does not restrict Accenture from providing services to third parties, competitors, or other clients</w:t>
-      </w:r>
-    </w:p>
-    <w:p>
-      <w:pPr>
-        <w:rPr>
-          <w:rFonts w:ascii="Aptos" w:eastAsia="Aptos" w:hAnsi="Aptos" w:cs="Aptos"/>
-        </w:rPr>
-      </w:pPr>
-      <w:r>
-        <w:rPr>
-          <w:rFonts w:ascii="Aptos" w:eastAsia="Aptos" w:hAnsi="Aptos" w:cs="Aptos"/>
-        </w:rPr>
-        <w:t>* Clause contains “customer, supplier, or any other person connected with the Disclosing Party” only in the context of appraisal, evaluation, diligence, Project review, or confidentiality protection</w:t>
-      </w:r>
-    </w:p>
-    <w:p>
-      <w:pPr>
-        <w:rPr>
-          <w:rFonts w:ascii="Aptos" w:eastAsia="Aptos" w:hAnsi="Aptos" w:cs="Aptos"/>
-        </w:rPr>
-      </w:pPr>
-      <w:r>
-        <w:rPr>
-          <w:rFonts w:ascii="Aptos" w:eastAsia="Aptos" w:hAnsi="Aptos" w:cs="Aptos"/>
-        </w:rPr>
-        <w:t>* Restrictions limited to not interfering with business relationships, without a clear restriction on competitive activity, future services, market participation, or business opportunity pursuit</w:t>
-      </w:r>
-    </w:p>
-    <w:p>
-      <w:pPr>
-        <w:rPr>
-          <w:rFonts w:ascii="Aptos" w:eastAsia="Aptos" w:hAnsi="Aptos" w:cs="Aptos"/>
-        </w:rPr>
-      </w:pPr>
-      <w:r>
-        <w:rPr>
-          <w:rFonts w:ascii="Aptos" w:eastAsia="Aptos" w:hAnsi="Aptos" w:cs="Aptos"/>
-        </w:rPr>
-        <w:t xml:space="preserve">* General no-contact clauses related to the Project, unless they also include </w:t>
-      </w:r>
-      <w:proofErr w:type="gramStart"/>
-      <w:r>
-        <w:rPr>
-          <w:rFonts w:ascii="Aptos" w:eastAsia="Aptos" w:hAnsi="Aptos" w:cs="Aptos"/>
-        </w:rPr>
-        <w:t>a clear</w:t>
-      </w:r>
-      <w:proofErr w:type="gramEnd"/>
-      <w:r>
-        <w:rPr>
-          <w:rFonts w:ascii="Aptos" w:eastAsia="Aptos" w:hAnsi="Aptos" w:cs="Aptos"/>
-        </w:rPr>
-        <w:t xml:space="preserve"> non-compete, exclusivity, customer diversion, vendor diversion, or business opportunity restriction</w:t>
-      </w:r>
-    </w:p>
-    <w:p>
-      <w:pPr>
-        <w:rPr>
-          <w:rFonts w:ascii="Aptos" w:eastAsia="Aptos" w:hAnsi="Aptos" w:cs="Aptos"/>
-        </w:rPr>
-      </w:pPr>
-      <w:r>
-        <w:rPr>
-          <w:rFonts w:ascii="Aptos" w:eastAsia="Aptos" w:hAnsi="Aptos" w:cs="Aptos"/>
-        </w:rPr>
-        <w:t>* Do NOT route Non-Compete / Exclusivity where “competitor” appears only to exclude competitor consultants, advisors, or representatives from receiving Confidential Information, without requiring Accenture to disclose, notify, indicate, report, limit, stop, or avoid work with a competitor.</w:t>
-      </w:r>
-    </w:p>
-    <w:p>
-      <w:pPr>
-        <w:rPr>
-          <w:rFonts w:ascii="Aptos" w:eastAsia="Aptos" w:hAnsi="Aptos" w:cs="Aptos"/>
-        </w:rPr>
-      </w:pPr>
-      <w:r>
-        <w:rPr>
-          <w:rFonts w:ascii="Aptos" w:eastAsia="Aptos" w:hAnsi="Aptos" w:cs="Aptos"/>
-        </w:rPr>
-        <w:t>* Do NOT route Non-Compete / Exclusivity where “competitor” appears only in a confidentiality-control provision and does not relate to Accenture being contracted to, working for, consulting for, providing services to, or pursuing work with a competitor.</w:t>
-      </w:r>
-    </w:p>
-    <w:p>
-      <w:pPr>
-        <w:rPr>
-          <w:rFonts w:ascii="Aptos" w:eastAsia="Aptos" w:hAnsi="Aptos" w:cs="Aptos"/>
-        </w:rPr>
-      </w:pPr>
-      <w:r>
-        <w:rPr>
-          <w:rFonts w:ascii="Aptos" w:eastAsia="Aptos" w:hAnsi="Aptos" w:cs="Aptos"/>
-        </w:rPr>
-        <w:t>* Do NOT route Non-Compete / Exclusivity where the clause merely states that Confidential Information must not be disclosed to competitors, without any obligation to disclose competitor relationships or restrict business activity.</w:t>
-      </w:r>
-    </w:p>
-    <w:p>
-      <w:pPr>
-        <w:rPr>
-          <w:rFonts w:ascii="Aptos" w:eastAsia="Aptos" w:hAnsi="Aptos" w:cs="Aptos"/>
-        </w:rPr>
-      </w:pPr>
-      <w:r>
-        <w:rPr>
-          <w:rFonts w:ascii="Aptos" w:eastAsia="Aptos" w:hAnsi="Aptos" w:cs="Aptos"/>
-        </w:rPr>
-        <w:t xml:space="preserve"> </w:t>
-      </w:r>
-    </w:p>
-    <w:p>
-      <w:pPr>
-        <w:rPr>
-          <w:rFonts w:ascii="Aptos" w:eastAsia="Aptos" w:hAnsi="Aptos" w:cs="Aptos"/>
-        </w:rPr>
-      </w:pPr>
-      <w:r>
-        <w:rPr>
-          <w:rFonts w:ascii="Aptos" w:eastAsia="Aptos" w:hAnsi="Aptos" w:cs="Aptos"/>
-        </w:rPr>
         <w:t>## Conflict Resolution Rule</w:t>
       </w:r>
     </w:p>
@@ -33496,15 +33590,6 @@
 </file>
 
 <file path=customXml/item1.xml><?xml version="1.0" encoding="utf-8"?>
-<?mso-contentType ?>
-<FormTemplates xmlns="http://schemas.microsoft.com/sharepoint/v3/contenttype/forms">
-  <Display>DocumentLibraryForm</Display>
-  <Edit>DocumentLibraryForm</Edit>
-  <New>DocumentLibraryForm</New>
-</FormTemplates>
-</file>
-
-<file path=customXml/item2.xml><?xml version="1.0" encoding="utf-8"?>
 <ct:contentTypeSchema xmlns:ct="http://schemas.microsoft.com/office/2006/metadata/contentType" xmlns:ma="http://schemas.microsoft.com/office/2006/metadata/properties/metaAttributes" ct:_="" ma:_="" ma:contentTypeName="Document" ma:contentTypeID="0x010100A5AA8A3CABF36C429B74A94C24258E55" ma:contentTypeVersion="21" ma:contentTypeDescription="Create a new document." ma:contentTypeScope="" ma:versionID="9d590b9c745b5d4d086e55351edde6c7">
   <xsd:schema xmlns:xsd="http://www.w3.org/2001/XMLSchema" xmlns:xs="http://www.w3.org/2001/XMLSchema" xmlns:p="http://schemas.microsoft.com/office/2006/metadata/properties" xmlns:ns2="aba9ad68-f961-4806-8372-ded3e8039a5f" xmlns:ns3="58fb48c5-ad38-47d1-9aa6-9b4f1dc114f9" targetNamespace="http://schemas.microsoft.com/office/2006/metadata/properties" ma:root="true" ma:fieldsID="656ed3350af39d0ad06ab4725df265a1" ns2:_="" ns3:_="">
     <xsd:import namespace="aba9ad68-f961-4806-8372-ded3e8039a5f"/>
@@ -33771,6 +33856,15 @@
 </ct:contentTypeSchema>
 </file>
 
+<file path=customXml/item2.xml><?xml version="1.0" encoding="utf-8"?>
+<?mso-contentType ?>
+<FormTemplates xmlns="http://schemas.microsoft.com/sharepoint/v3/contenttype/forms">
+  <Display>DocumentLibraryForm</Display>
+  <Edit>DocumentLibraryForm</Edit>
+  <New>DocumentLibraryForm</New>
+</FormTemplates>
+</file>
+
 <file path=customXml/item3.xml><?xml version="1.0" encoding="utf-8"?>
 <p:properties xmlns:p="http://schemas.microsoft.com/office/2006/metadata/properties" xmlns:xsi="http://www.w3.org/2001/XMLSchema-instance" xmlns:pc="http://schemas.microsoft.com/office/infopath/2007/PartnerControls">
   <documentManagement>
@@ -33784,14 +33878,6 @@
 </file>
 
 <file path=customXml/itemProps1.xml><?xml version="1.0" encoding="utf-8"?>
-<ds:datastoreItem xmlns:ds="http://schemas.openxmlformats.org/officeDocument/2006/customXml" ds:itemID="{C6DFF534-1887-4C42-BC36-EDACE7DE72C0}">
-  <ds:schemaRefs>
-    <ds:schemaRef ds:uri="http://schemas.microsoft.com/sharepoint/v3/contenttype/forms"/>
-  </ds:schemaRefs>
-</ds:datastoreItem>
-</file>
-
-<file path=customXml/itemProps2.xml><?xml version="1.0" encoding="utf-8"?>
 <ds:datastoreItem xmlns:ds="http://schemas.openxmlformats.org/officeDocument/2006/customXml" ds:itemID="{06BBAEB0-F6D0-405B-9BC5-9D7675839774}">
   <ds:schemaRefs>
     <ds:schemaRef ds:uri="http://schemas.microsoft.com/office/2006/metadata/contentType"/>
@@ -33806,6 +33892,14 @@
     <ds:schemaRef ds:uri="http://purl.org/dc/elements/1.1/"/>
     <ds:schemaRef ds:uri="http://purl.org/dc/terms/"/>
     <ds:schemaRef ds:uri="http://schemas.microsoft.com/internal/obd"/>
+  </ds:schemaRefs>
+</ds:datastoreItem>
+</file>
+
+<file path=customXml/itemProps2.xml><?xml version="1.0" encoding="utf-8"?>
+<ds:datastoreItem xmlns:ds="http://schemas.openxmlformats.org/officeDocument/2006/customXml" ds:itemID="{C6DFF534-1887-4C42-BC36-EDACE7DE72C0}">
+  <ds:schemaRefs>
+    <ds:schemaRef ds:uri="http://schemas.microsoft.com/sharepoint/v3/contenttype/forms"/>
   </ds:schemaRefs>
 </ds:datastoreItem>
 </file>

--- a/docs/orchestrator_kb.docx
+++ b/docs/orchestrator_kb.docx
@@ -1,6 +1,6 @@
 
 <file path=word/document.xml><?xml version="1.0" encoding="utf-8"?>
-<w:document xmlns:wpc="http://schemas.microsoft.com/office/word/2010/wordprocessingCanvas" xmlns:cx="http://schemas.microsoft.com/office/drawing/2014/chartex" xmlns:cx1="http://schemas.microsoft.com/office/drawing/2015/9/8/chartex" xmlns:cx2="http://schemas.microsoft.com/office/drawing/2015/10/21/chartex" xmlns:cx3="http://schemas.microsoft.com/office/drawing/2016/5/9/chartex" xmlns:cx4="http://schemas.microsoft.com/office/drawing/2016/5/10/chartex" xmlns:cx5="http://schemas.microsoft.com/office/drawing/2016/5/11/chartex" xmlns:cx6="http://schemas.microsoft.com/office/drawing/2016/5/12/chartex" xmlns:cx7="http://schemas.microsoft.com/office/drawing/2016/5/13/chartex" xmlns:cx8="http://schemas.microsoft.com/office/drawing/2016/5/14/chartex" xmlns:mc="http://schemas.openxmlformats.org/markup-compatibility/2006" xmlns:aink="http://schemas.microsoft.com/office/drawing/2016/ink" xmlns:am3d="http://schemas.microsoft.com/office/drawing/2017/model3d" xmlns:o="urn:schemas-microsoft-com:office:office" xmlns:oel="http://schemas.microsoft.com/office/2019/extlst" xmlns:r="http://schemas.openxmlformats.org/officeDocument/2006/relationships" xmlns:m="http://schemas.openxmlformats.org/officeDocument/2006/math" xmlns:v="urn:schemas-microsoft-com:vml" xmlns:wp14="http://schemas.microsoft.com/office/word/2010/wordprocessingDrawing" xmlns:wp="http://schemas.openxmlformats.org/drawingml/2006/wordprocessingDrawing" xmlns:w10="urn:schemas-microsoft-com:office:word" xmlns:w="http://schemas.openxmlformats.org/wordprocessingml/2006/main" xmlns:w14="http://schemas.microsoft.com/office/word/2010/wordml" xmlns:w15="http://schemas.microsoft.com/office/word/2012/wordml" xmlns:w16cei="http://schemas.microsoft.com/office/word/2026/wordml/cei" xmlns:w16cex="http://schemas.microsoft.com/office/word/2018/wordml/cex" xmlns:w16cid="http://schemas.microsoft.com/office/word/2016/wordml/cid" xmlns:w16="http://schemas.microsoft.com/office/word/2018/wordml" xmlns:w16du="http://schemas.microsoft.com/office/word/2023/wordml/word16du" xmlns:w16sdtdh="http://schemas.microsoft.com/office/word/2020/wordml/sdtdatahash" xmlns:w16sdtfl="http://schemas.microsoft.com/office/word/2024/wordml/sdtformatlock" xmlns:w16se="http://schemas.microsoft.com/office/word/2015/wordml/symex" xmlns:wpg="http://schemas.microsoft.com/office/word/2010/wordprocessingGroup" xmlns:wpi="http://schemas.microsoft.com/office/word/2010/wordprocessingInk" xmlns:wne="http://schemas.microsoft.com/office/word/2006/wordml" xmlns:wps="http://schemas.microsoft.com/office/word/2010/wordprocessingShape" mc:Ignorable="w14 w15 w16se w16cid w16 w16cex w16sdtdh w16sdtfl w16du wp14">
+<w:document xmlns:wpc="http://schemas.microsoft.com/office/word/2010/wordprocessingCanvas" xmlns:cx="http://schemas.microsoft.com/office/drawing/2014/chartex" xmlns:cx1="http://schemas.microsoft.com/office/drawing/2015/9/8/chartex" xmlns:cx2="http://schemas.microsoft.com/office/drawing/2015/10/21/chartex" xmlns:cx3="http://schemas.microsoft.com/office/drawing/2016/5/9/chartex" xmlns:cx4="http://schemas.microsoft.com/office/drawing/2016/5/10/chartex" xmlns:cx5="http://schemas.microsoft.com/office/drawing/2016/5/11/chartex" xmlns:cx6="http://schemas.microsoft.com/office/drawing/2016/5/12/chartex" xmlns:cx7="http://schemas.microsoft.com/office/drawing/2016/5/13/chartex" xmlns:cx8="http://schemas.microsoft.com/office/drawing/2016/5/14/chartex" xmlns:mc="http://schemas.openxmlformats.org/markup-compatibility/2006" xmlns:aink="http://schemas.microsoft.com/office/drawing/2016/ink" xmlns:am3d="http://schemas.microsoft.com/office/drawing/2017/model3d" xmlns:o="urn:schemas-microsoft-com:office:office" xmlns:oel="http://schemas.microsoft.com/office/2019/extlst" xmlns:r="http://schemas.openxmlformats.org/officeDocument/2006/relationships" xmlns:m="http://schemas.openxmlformats.org/officeDocument/2006/math" xmlns:v="urn:schemas-microsoft-com:vml" xmlns:wp14="http://schemas.microsoft.com/office/word/2010/wordprocessingDrawing" xmlns:wp="http://schemas.openxmlformats.org/drawingml/2006/wordprocessingDrawing" xmlns:w10="urn:schemas-microsoft-com:office:word" xmlns:w="http://schemas.openxmlformats.org/wordprocessingml/2006/main" xmlns:w14="http://schemas.microsoft.com/office/word/2010/wordml" xmlns:w15="http://schemas.microsoft.com/office/word/2012/wordml" xmlns:w16cex="http://schemas.microsoft.com/office/word/2018/wordml/cex" xmlns:w16cid="http://schemas.microsoft.com/office/word/2016/wordml/cid" xmlns:w16="http://schemas.microsoft.com/office/word/2018/wordml" xmlns:w16du="http://schemas.microsoft.com/office/word/2023/wordml/word16du" xmlns:w16sdtdh="http://schemas.microsoft.com/office/word/2020/wordml/sdtdatahash" xmlns:w16sdtfl="http://schemas.microsoft.com/office/word/2024/wordml/sdtformatlock" xmlns:w16se="http://schemas.microsoft.com/office/word/2015/wordml/symex" xmlns:wpg="http://schemas.microsoft.com/office/word/2010/wordprocessingGroup" xmlns:wpi="http://schemas.microsoft.com/office/word/2010/wordprocessingInk" xmlns:wne="http://schemas.microsoft.com/office/word/2006/wordml" xmlns:wps="http://schemas.microsoft.com/office/word/2010/wordprocessingShape" mc:Ignorable="w14 w15 w16se w16cid w16 w16cex w16sdtdh w16sdtfl w16du wp14">
   <w:body>
     <w:p>
       <w:pPr>
@@ -4410,6 +4410,19 @@
         <w:rPr>
           <w:rFonts w:ascii="Aptos" w:eastAsia="Aptos" w:hAnsi="Aptos" w:cs="Aptos"/>
         </w:rPr>
+        <w:t>* “transfer all IP rights”</w:t>
+      </w:r>
+    </w:p>
+    <w:p>
+      <w:pPr>
+        <w:rPr>
+          <w:rFonts w:ascii="Aptos" w:eastAsia="Aptos" w:hAnsi="Aptos" w:cs="Aptos"/>
+        </w:rPr>
+      </w:pPr>
+      <w:r>
+        <w:rPr>
+          <w:rFonts w:ascii="Aptos" w:eastAsia="Aptos" w:hAnsi="Aptos" w:cs="Aptos"/>
+        </w:rPr>
         <w:t>* Clause contains BOTH:</w:t>
       </w:r>
     </w:p>
@@ -4423,20 +4436,366 @@
         <w:rPr>
           <w:rFonts w:ascii="Aptos" w:eastAsia="Aptos" w:hAnsi="Aptos" w:cs="Aptos"/>
         </w:rPr>
-        <w:t xml:space="preserve">  * “grants ownership”</w:t>
-      </w:r>
-    </w:p>
-    <w:p>
-      <w:pPr>
-        <w:rPr>
-          <w:rFonts w:ascii="Aptos" w:eastAsia="Aptos" w:hAnsi="Aptos" w:cs="Aptos"/>
-        </w:rPr>
-      </w:pPr>
-      <w:r>
-        <w:rPr>
-          <w:rFonts w:ascii="Aptos" w:eastAsia="Aptos" w:hAnsi="Aptos" w:cs="Aptos"/>
-        </w:rPr>
-        <w:t xml:space="preserve">  * “intellectual property”</w:t>
+        <w:t xml:space="preserve">  * “transfer”</w:t>
+      </w:r>
+    </w:p>
+    <w:p>
+      <w:pPr>
+        <w:rPr>
+          <w:rFonts w:ascii="Aptos" w:eastAsia="Aptos" w:hAnsi="Aptos" w:cs="Aptos"/>
+        </w:rPr>
+      </w:pPr>
+      <w:r>
+        <w:rPr>
+          <w:rFonts w:ascii="Aptos" w:eastAsia="Aptos" w:hAnsi="Aptos" w:cs="Aptos"/>
+        </w:rPr>
+        <w:t xml:space="preserve">  * “IP rights”</w:t>
+      </w:r>
+    </w:p>
+    <w:p>
+      <w:pPr>
+        <w:rPr>
+          <w:rFonts w:ascii="Aptos" w:eastAsia="Aptos" w:hAnsi="Aptos" w:cs="Aptos"/>
+        </w:rPr>
+      </w:pPr>
+      <w:r>
+        <w:rPr>
+          <w:rFonts w:ascii="Aptos" w:eastAsia="Aptos" w:hAnsi="Aptos" w:cs="Aptos"/>
+        </w:rPr>
+        <w:t>* Clause contains BOTH:</w:t>
+      </w:r>
+    </w:p>
+    <w:p>
+      <w:pPr>
+        <w:rPr>
+          <w:rFonts w:ascii="Aptos" w:eastAsia="Aptos" w:hAnsi="Aptos" w:cs="Aptos"/>
+        </w:rPr>
+      </w:pPr>
+      <w:r>
+        <w:rPr>
+          <w:rFonts w:ascii="Aptos" w:eastAsia="Aptos" w:hAnsi="Aptos" w:cs="Aptos"/>
+        </w:rPr>
+        <w:t xml:space="preserve">  * “transfer”</w:t>
+      </w:r>
+    </w:p>
+    <w:p>
+      <w:pPr>
+        <w:rPr>
+          <w:rFonts w:ascii="Aptos" w:eastAsia="Aptos" w:hAnsi="Aptos" w:cs="Aptos"/>
+        </w:rPr>
+      </w:pPr>
+      <w:r>
+        <w:rPr>
+          <w:rFonts w:ascii="Aptos" w:eastAsia="Aptos" w:hAnsi="Aptos" w:cs="Aptos"/>
+        </w:rPr>
+        <w:t xml:space="preserve">  * “intellectual property rights”</w:t>
+      </w:r>
+    </w:p>
+    <w:p>
+      <w:pPr>
+        <w:rPr>
+          <w:rFonts w:ascii="Aptos" w:eastAsia="Aptos" w:hAnsi="Aptos" w:cs="Aptos"/>
+        </w:rPr>
+      </w:pPr>
+    </w:p>
+    <w:p>
+      <w:pPr>
+        <w:rPr>
+          <w:rFonts w:ascii="Aptos" w:eastAsia="Aptos" w:hAnsi="Aptos" w:cs="Aptos"/>
+        </w:rPr>
+      </w:pPr>
+      <w:r>
+        <w:rPr>
+          <w:rFonts w:ascii="Aptos" w:eastAsia="Aptos" w:hAnsi="Aptos" w:cs="Aptos"/>
+        </w:rPr>
+        <w:t>## Do NOT Trigger</w:t>
+      </w:r>
+    </w:p>
+    <w:p>
+      <w:pPr>
+        <w:rPr>
+          <w:rFonts w:ascii="Aptos" w:eastAsia="Aptos" w:hAnsi="Aptos" w:cs="Aptos"/>
+        </w:rPr>
+      </w:pPr>
+      <w:r>
+        <w:rPr>
+          <w:rFonts w:ascii="Aptos" w:eastAsia="Aptos" w:hAnsi="Aptos" w:cs="Aptos"/>
+        </w:rPr>
+        <w:t>* Each party retains its existing IP</w:t>
+      </w:r>
+    </w:p>
+    <w:p>
+      <w:pPr>
+        <w:rPr>
+          <w:rFonts w:ascii="Aptos" w:eastAsia="Aptos" w:hAnsi="Aptos" w:cs="Aptos"/>
+        </w:rPr>
+      </w:pPr>
+      <w:r>
+        <w:rPr>
+          <w:rFonts w:ascii="Aptos" w:eastAsia="Aptos" w:hAnsi="Aptos" w:cs="Aptos"/>
+        </w:rPr>
+        <w:t>* No IP rights are transferred</w:t>
+      </w:r>
+    </w:p>
+    <w:p>
+      <w:pPr>
+        <w:rPr>
+          <w:rFonts w:ascii="Aptos" w:eastAsia="Aptos" w:hAnsi="Aptos" w:cs="Aptos"/>
+        </w:rPr>
+      </w:pPr>
+      <w:r>
+        <w:rPr>
+          <w:rFonts w:ascii="Aptos" w:eastAsia="Aptos" w:hAnsi="Aptos" w:cs="Aptos"/>
+        </w:rPr>
+        <w:t>* No license is granted</w:t>
+      </w:r>
+    </w:p>
+    <w:p>
+      <w:pPr>
+        <w:rPr>
+          <w:rFonts w:ascii="Aptos" w:eastAsia="Aptos" w:hAnsi="Aptos" w:cs="Aptos"/>
+        </w:rPr>
+      </w:pPr>
+      <w:r>
+        <w:rPr>
+          <w:rFonts w:ascii="Aptos" w:eastAsia="Aptos" w:hAnsi="Aptos" w:cs="Aptos"/>
+        </w:rPr>
+        <w:t>* No rights are granted by implication, estoppel, or otherwise</w:t>
+      </w:r>
+    </w:p>
+    <w:p>
+      <w:pPr>
+        <w:rPr>
+          <w:rFonts w:ascii="Aptos" w:eastAsia="Aptos" w:hAnsi="Aptos" w:cs="Aptos"/>
+        </w:rPr>
+      </w:pPr>
+      <w:r>
+        <w:rPr>
+          <w:rFonts w:ascii="Aptos" w:eastAsia="Aptos" w:hAnsi="Aptos" w:cs="Aptos"/>
+        </w:rPr>
+        <w:t>* Confidential Information remains the exclusive property of the Disclosing Party without transferring Accenture-created materials or work product</w:t>
+      </w:r>
+    </w:p>
+    <w:p>
+      <w:pPr>
+        <w:rPr>
+          <w:rFonts w:ascii="Aptos" w:eastAsia="Aptos" w:hAnsi="Aptos" w:cs="Aptos"/>
+        </w:rPr>
+      </w:pPr>
+      <w:r>
+        <w:rPr>
+          <w:rFonts w:ascii="Aptos" w:eastAsia="Aptos" w:hAnsi="Aptos" w:cs="Aptos"/>
+        </w:rPr>
+        <w:t>* IP use is limited solely to use of confidential information for the stated purpose</w:t>
+      </w:r>
+    </w:p>
+    <w:p>
+      <w:pPr>
+        <w:rPr>
+          <w:rFonts w:ascii="Aptos" w:eastAsia="Aptos" w:hAnsi="Aptos" w:cs="Aptos"/>
+        </w:rPr>
+      </w:pPr>
+      <w:r>
+        <w:rPr>
+          <w:rFonts w:ascii="Aptos" w:eastAsia="Aptos" w:hAnsi="Aptos" w:cs="Aptos"/>
+        </w:rPr>
+        <w:t>* Standard “no license granted” language</w:t>
+      </w:r>
+    </w:p>
+    <w:p>
+      <w:pPr>
+        <w:rPr>
+          <w:rFonts w:ascii="Aptos" w:eastAsia="Aptos" w:hAnsi="Aptos" w:cs="Aptos"/>
+        </w:rPr>
+      </w:pPr>
+      <w:r>
+        <w:rPr>
+          <w:rFonts w:ascii="Aptos" w:eastAsia="Aptos" w:hAnsi="Aptos" w:cs="Aptos"/>
+        </w:rPr>
+        <w:t>* “Nothing shall be construed as transferring ownership”</w:t>
+      </w:r>
+    </w:p>
+    <w:p>
+      <w:pPr>
+        <w:rPr>
+          <w:rFonts w:ascii="Aptos" w:eastAsia="Aptos" w:hAnsi="Aptos" w:cs="Aptos"/>
+        </w:rPr>
+      </w:pPr>
+      <w:r>
+        <w:rPr>
+          <w:rFonts w:ascii="Aptos" w:eastAsia="Aptos" w:hAnsi="Aptos" w:cs="Aptos"/>
+        </w:rPr>
+        <w:t>* “Company acknowledges it acquires no rights”</w:t>
+      </w:r>
+    </w:p>
+    <w:p>
+      <w:pPr>
+        <w:rPr>
+          <w:rFonts w:ascii="Aptos" w:eastAsia="Aptos" w:hAnsi="Aptos" w:cs="Aptos"/>
+        </w:rPr>
+      </w:pPr>
+      <w:r>
+        <w:rPr>
+          <w:rFonts w:ascii="Aptos" w:eastAsia="Aptos" w:hAnsi="Aptos" w:cs="Aptos"/>
+        </w:rPr>
+        <w:t>* “Recipient acquires no rights”</w:t>
+      </w:r>
+    </w:p>
+    <w:p>
+      <w:pPr>
+        <w:rPr>
+          <w:rFonts w:ascii="Aptos" w:eastAsia="Aptos" w:hAnsi="Aptos" w:cs="Aptos"/>
+        </w:rPr>
+      </w:pPr>
+      <w:r>
+        <w:rPr>
+          <w:rFonts w:ascii="Aptos" w:eastAsia="Aptos" w:hAnsi="Aptos" w:cs="Aptos"/>
+        </w:rPr>
+        <w:t>* “Discloser retains all rights, title and interest in and to the Proprietary Information”</w:t>
+      </w:r>
+    </w:p>
+    <w:p>
+      <w:pPr>
+        <w:rPr>
+          <w:rFonts w:ascii="Aptos" w:eastAsia="Aptos" w:hAnsi="Aptos" w:cs="Aptos"/>
+        </w:rPr>
+      </w:pPr>
+      <w:r>
+        <w:rPr>
+          <w:rFonts w:ascii="Aptos" w:eastAsia="Aptos" w:hAnsi="Aptos" w:cs="Aptos"/>
+        </w:rPr>
+        <w:t>* Background IP definitions where each party retains pre-existing IP</w:t>
+      </w:r>
+    </w:p>
+    <w:p>
+      <w:pPr>
+        <w:rPr>
+          <w:rFonts w:ascii="Aptos" w:eastAsia="Aptos" w:hAnsi="Aptos" w:cs="Aptos"/>
+        </w:rPr>
+      </w:pPr>
+      <w:r>
+        <w:rPr>
+          <w:rFonts w:ascii="Aptos" w:eastAsia="Aptos" w:hAnsi="Aptos" w:cs="Aptos"/>
+        </w:rPr>
+        <w:lastRenderedPageBreak/>
+        <w:t>* Confidentiality-only obligations with no IP transfer</w:t>
+      </w:r>
+    </w:p>
+    <w:p>
+      <w:pPr>
+        <w:rPr>
+          <w:rFonts w:ascii="Aptos" w:eastAsia="Aptos" w:hAnsi="Aptos" w:cs="Aptos"/>
+        </w:rPr>
+      </w:pPr>
+      <w:r>
+        <w:rPr>
+          <w:rFonts w:ascii="Aptos" w:eastAsia="Aptos" w:hAnsi="Aptos" w:cs="Aptos"/>
+        </w:rPr>
+        <w:t>* Clause only states that unauthorized use or disclosure does not grant rights</w:t>
+      </w:r>
+    </w:p>
+    <w:p>
+      <w:pPr>
+        <w:rPr>
+          <w:rFonts w:ascii="Aptos" w:eastAsia="Aptos" w:hAnsi="Aptos" w:cs="Aptos"/>
+        </w:rPr>
+      </w:pPr>
+      <w:r>
+        <w:rPr>
+          <w:rFonts w:ascii="Aptos" w:eastAsia="Aptos" w:hAnsi="Aptos" w:cs="Aptos"/>
+        </w:rPr>
+        <w:t>* Clause only confirms that Confidential Information remains owned by the Disclosing Party in a unilateral NDA</w:t>
+      </w:r>
+    </w:p>
+    <w:p>
+      <w:pPr>
+        <w:rPr>
+          <w:rFonts w:ascii="Aptos" w:eastAsia="Aptos" w:hAnsi="Aptos" w:cs="Aptos"/>
+        </w:rPr>
+      </w:pPr>
+      <w:r>
+        <w:rPr>
+          <w:rFonts w:ascii="Aptos" w:eastAsia="Aptos" w:hAnsi="Aptos" w:cs="Aptos"/>
+        </w:rPr>
+        <w:t>* Clause only states that intellectual property rights in, emanating from, derived from, or related to Confidential Information belong to the Disclosing Party</w:t>
+      </w:r>
+    </w:p>
+    <w:p>
+      <w:pPr>
+        <w:rPr>
+          <w:rFonts w:ascii="Aptos" w:eastAsia="Aptos" w:hAnsi="Aptos" w:cs="Aptos"/>
+        </w:rPr>
+      </w:pPr>
+      <w:r>
+        <w:rPr>
+          <w:rFonts w:ascii="Aptos" w:eastAsia="Aptos" w:hAnsi="Aptos" w:cs="Aptos"/>
+        </w:rPr>
+        <w:t>* Clause only confirms that the Receiving Party / Receiver / Recipient has no rights in respect of Confidential Information except rights expressly granted under the Agreement</w:t>
+      </w:r>
+    </w:p>
+    <w:p>
+      <w:pPr>
+        <w:rPr>
+          <w:rFonts w:ascii="Aptos" w:eastAsia="Aptos" w:hAnsi="Aptos" w:cs="Aptos"/>
+        </w:rPr>
+      </w:pPr>
+      <w:r>
+        <w:rPr>
+          <w:rFonts w:ascii="Aptos" w:eastAsia="Aptos" w:hAnsi="Aptos" w:cs="Aptos"/>
+        </w:rPr>
+        <w:t>* Clause only confirms that Confidential Information and related intellectual property rights remain owned by the Disclosing Party</w:t>
+      </w:r>
+    </w:p>
+    <w:p>
+      <w:pPr>
+        <w:rPr>
+          <w:rFonts w:ascii="Aptos" w:eastAsia="Aptos" w:hAnsi="Aptos" w:cs="Aptos"/>
+        </w:rPr>
+      </w:pPr>
+      <w:r>
+        <w:rPr>
+          <w:rFonts w:ascii="Aptos" w:eastAsia="Aptos" w:hAnsi="Aptos" w:cs="Aptos"/>
+        </w:rPr>
+        <w:t>* Clause contains ownership-retention language related only to Confidential Information, and does not contain assignment, transfer, vesting, waiver, work product, developed work, works made for hire, inventions assigned, moral rights waiver, deliverables, or feedback ownership language</w:t>
+      </w:r>
+    </w:p>
+    <w:p>
+      <w:pPr>
+        <w:rPr>
+          <w:rFonts w:ascii="Aptos" w:eastAsia="Aptos" w:hAnsi="Aptos" w:cs="Aptos"/>
+        </w:rPr>
+      </w:pPr>
+      <w:r>
+        <w:rPr>
+          <w:rFonts w:ascii="Aptos" w:eastAsia="Aptos" w:hAnsi="Aptos" w:cs="Aptos"/>
+        </w:rPr>
+        <w:t>* Do NOT route IP Ownership / Transfer if the clause only confirms ownership or retention of the Disclosing Party’s pre-existing Confidential Information or related intellectual property rights</w:t>
+      </w:r>
+    </w:p>
+    <w:p>
+      <w:pPr>
+        <w:rPr>
+          <w:rFonts w:ascii="Aptos" w:eastAsia="Aptos" w:hAnsi="Aptos" w:cs="Aptos"/>
+        </w:rPr>
+      </w:pPr>
+      <w:r>
+        <w:rPr>
+          <w:rFonts w:ascii="Aptos" w:eastAsia="Aptos" w:hAnsi="Aptos" w:cs="Aptos"/>
+        </w:rPr>
+        <w:t>* Do NOT route IP Ownership / Transfer where “property of the Company” or “property of the Disclosing Party” refers only to pre-existing Confidential Information and does not include deliverables, project results, work product, developed work, inventions, copyright, assignment, transfer, vesting, waiver, or feedback ownership language.</w:t>
+      </w:r>
+    </w:p>
+    <w:p>
+      <w:pPr>
+        <w:rPr>
+          <w:rFonts w:ascii="Aptos" w:eastAsia="Aptos" w:hAnsi="Aptos" w:cs="Aptos"/>
+        </w:rPr>
+      </w:pPr>
+      <w:r>
+        <w:rPr>
+          <w:rFonts w:ascii="Aptos" w:eastAsia="Aptos" w:hAnsi="Aptos" w:cs="Aptos"/>
+        </w:rPr>
+        <w:t>* Do NOT suppress IP Ownership / Transfer based only on a separate no-license clause if another clause expressly states that deliverables, project results, developed work, or work product will be property of the counterparty.</w:t>
       </w:r>
     </w:p>
     <w:p>
@@ -4462,6 +4821,1125 @@
         <w:rPr>
           <w:rFonts w:ascii="Aptos" w:eastAsia="Aptos" w:hAnsi="Aptos" w:cs="Aptos"/>
         </w:rPr>
+        <w:t>---</w:t>
+      </w:r>
+    </w:p>
+    <w:p>
+      <w:pPr>
+        <w:rPr>
+          <w:rFonts w:ascii="Aptos" w:eastAsia="Aptos" w:hAnsi="Aptos" w:cs="Aptos"/>
+        </w:rPr>
+      </w:pPr>
+      <w:r>
+        <w:rPr>
+          <w:rFonts w:ascii="Aptos" w:eastAsia="Aptos" w:hAnsi="Aptos" w:cs="Aptos"/>
+        </w:rPr>
+        <w:t xml:space="preserve"> </w:t>
+      </w:r>
+    </w:p>
+    <w:p>
+      <w:pPr>
+        <w:rPr>
+          <w:rFonts w:ascii="Aptos" w:eastAsia="Aptos" w:hAnsi="Aptos" w:cs="Aptos"/>
+        </w:rPr>
+      </w:pPr>
+      <w:r>
+        <w:rPr>
+          <w:rFonts w:ascii="Aptos" w:eastAsia="Aptos" w:hAnsi="Aptos" w:cs="Aptos"/>
+        </w:rPr>
+        <w:t># 5. Non-Solicitation Obligations</w:t>
+      </w:r>
+    </w:p>
+    <w:p>
+      <w:pPr>
+        <w:rPr>
+          <w:rFonts w:ascii="Aptos" w:eastAsia="Aptos" w:hAnsi="Aptos" w:cs="Aptos"/>
+        </w:rPr>
+      </w:pPr>
+      <w:r>
+        <w:rPr>
+          <w:rFonts w:ascii="Aptos" w:eastAsia="Aptos" w:hAnsi="Aptos" w:cs="Aptos"/>
+        </w:rPr>
+        <w:t>Type: COMMERCIAL / OPERATIONAL</w:t>
+      </w:r>
+    </w:p>
+    <w:p>
+      <w:pPr>
+        <w:rPr>
+          <w:rFonts w:ascii="Aptos" w:eastAsia="Aptos" w:hAnsi="Aptos" w:cs="Aptos"/>
+        </w:rPr>
+      </w:pPr>
+      <w:r>
+        <w:rPr>
+          <w:rFonts w:ascii="Aptos" w:eastAsia="Aptos" w:hAnsi="Aptos" w:cs="Aptos"/>
+        </w:rPr>
+        <w:t>## Definition</w:t>
+      </w:r>
+    </w:p>
+    <w:p>
+      <w:pPr>
+        <w:rPr>
+          <w:rFonts w:ascii="Aptos" w:eastAsia="Aptos" w:hAnsi="Aptos" w:cs="Aptos"/>
+        </w:rPr>
+      </w:pPr>
+      <w:r>
+        <w:rPr>
+          <w:rFonts w:ascii="Aptos" w:eastAsia="Aptos" w:hAnsi="Aptos" w:cs="Aptos"/>
+        </w:rPr>
+        <w:lastRenderedPageBreak/>
+        <w:t>Restricts the solicitation, recruitment, hiring, employment, engagement, or retention of the other party’s employees, contractors, consultants, directors, officers, agents, or personnel.</w:t>
+      </w:r>
+    </w:p>
+    <w:p>
+      <w:pPr>
+        <w:rPr>
+          <w:rFonts w:ascii="Aptos" w:eastAsia="Aptos" w:hAnsi="Aptos" w:cs="Aptos"/>
+        </w:rPr>
+      </w:pPr>
+      <w:r>
+        <w:rPr>
+          <w:rFonts w:ascii="Aptos" w:eastAsia="Aptos" w:hAnsi="Aptos" w:cs="Aptos"/>
+        </w:rPr>
+        <w:t>## Non-Solicitation Snippet Extraction Rule</w:t>
+      </w:r>
+    </w:p>
+    <w:p>
+      <w:pPr>
+        <w:rPr>
+          <w:rFonts w:ascii="Aptos" w:eastAsia="Aptos" w:hAnsi="Aptos" w:cs="Aptos"/>
+        </w:rPr>
+      </w:pPr>
+      <w:r>
+        <w:rPr>
+          <w:rFonts w:ascii="Aptos" w:eastAsia="Aptos" w:hAnsi="Aptos" w:cs="Aptos"/>
+        </w:rPr>
+        <w:t xml:space="preserve">For </w:t>
+      </w:r>
+      <w:proofErr w:type="gramStart"/>
+      <w:r>
+        <w:rPr>
+          <w:rFonts w:ascii="Aptos" w:eastAsia="Aptos" w:hAnsi="Aptos" w:cs="Aptos"/>
+        </w:rPr>
+        <w:t>Non-Solicitation</w:t>
+      </w:r>
+      <w:proofErr w:type="gramEnd"/>
+      <w:r>
+        <w:rPr>
+          <w:rFonts w:ascii="Aptos" w:eastAsia="Aptos" w:hAnsi="Aptos" w:cs="Aptos"/>
+        </w:rPr>
+        <w:t xml:space="preserve"> triage only, if any Non-Solicitation Triage Signal is detected, the extracted snippet MUST include:</w:t>
+      </w:r>
+    </w:p>
+    <w:p>
+      <w:pPr>
+        <w:rPr>
+          <w:rFonts w:ascii="Aptos" w:eastAsia="Aptos" w:hAnsi="Aptos" w:cs="Aptos"/>
+        </w:rPr>
+      </w:pPr>
+      <w:r>
+        <w:rPr>
+          <w:rFonts w:ascii="Aptos" w:eastAsia="Aptos" w:hAnsi="Aptos" w:cs="Aptos"/>
+        </w:rPr>
+        <w:t xml:space="preserve">* </w:t>
+      </w:r>
+      <w:proofErr w:type="gramStart"/>
+      <w:r>
+        <w:rPr>
+          <w:rFonts w:ascii="Aptos" w:eastAsia="Aptos" w:hAnsi="Aptos" w:cs="Aptos"/>
+        </w:rPr>
+        <w:t>the</w:t>
+      </w:r>
+      <w:proofErr w:type="gramEnd"/>
+      <w:r>
+        <w:rPr>
+          <w:rFonts w:ascii="Aptos" w:eastAsia="Aptos" w:hAnsi="Aptos" w:cs="Aptos"/>
+        </w:rPr>
+        <w:t xml:space="preserve"> full sentence containing the matched Triage Signal;</w:t>
+      </w:r>
+    </w:p>
+    <w:p>
+      <w:pPr>
+        <w:rPr>
+          <w:rFonts w:ascii="Aptos" w:eastAsia="Aptos" w:hAnsi="Aptos" w:cs="Aptos"/>
+        </w:rPr>
+      </w:pPr>
+      <w:r>
+        <w:rPr>
+          <w:rFonts w:ascii="Aptos" w:eastAsia="Aptos" w:hAnsi="Aptos" w:cs="Aptos"/>
+        </w:rPr>
+        <w:t xml:space="preserve">* </w:t>
+      </w:r>
+      <w:proofErr w:type="gramStart"/>
+      <w:r>
+        <w:rPr>
+          <w:rFonts w:ascii="Aptos" w:eastAsia="Aptos" w:hAnsi="Aptos" w:cs="Aptos"/>
+        </w:rPr>
+        <w:t>the</w:t>
+      </w:r>
+      <w:proofErr w:type="gramEnd"/>
+      <w:r>
+        <w:rPr>
+          <w:rFonts w:ascii="Aptos" w:eastAsia="Aptos" w:hAnsi="Aptos" w:cs="Aptos"/>
+        </w:rPr>
+        <w:t xml:space="preserve"> immediately preceding sentence, if any;</w:t>
+      </w:r>
+    </w:p>
+    <w:p>
+      <w:pPr>
+        <w:rPr>
+          <w:rFonts w:ascii="Aptos" w:eastAsia="Aptos" w:hAnsi="Aptos" w:cs="Aptos"/>
+        </w:rPr>
+      </w:pPr>
+      <w:r>
+        <w:rPr>
+          <w:rFonts w:ascii="Aptos" w:eastAsia="Aptos" w:hAnsi="Aptos" w:cs="Aptos"/>
+        </w:rPr>
+        <w:t xml:space="preserve">* </w:t>
+      </w:r>
+      <w:proofErr w:type="gramStart"/>
+      <w:r>
+        <w:rPr>
+          <w:rFonts w:ascii="Aptos" w:eastAsia="Aptos" w:hAnsi="Aptos" w:cs="Aptos"/>
+        </w:rPr>
+        <w:t>the</w:t>
+      </w:r>
+      <w:proofErr w:type="gramEnd"/>
+      <w:r>
+        <w:rPr>
+          <w:rFonts w:ascii="Aptos" w:eastAsia="Aptos" w:hAnsi="Aptos" w:cs="Aptos"/>
+        </w:rPr>
+        <w:t xml:space="preserve"> immediately following sentence, if any; and</w:t>
+      </w:r>
+    </w:p>
+    <w:p>
+      <w:pPr>
+        <w:rPr>
+          <w:rFonts w:ascii="Aptos" w:eastAsia="Aptos" w:hAnsi="Aptos" w:cs="Aptos"/>
+        </w:rPr>
+      </w:pPr>
+      <w:r>
+        <w:rPr>
+          <w:rFonts w:ascii="Aptos" w:eastAsia="Aptos" w:hAnsi="Aptos" w:cs="Aptos"/>
+        </w:rPr>
+        <w:t xml:space="preserve">* </w:t>
+      </w:r>
+      <w:proofErr w:type="gramStart"/>
+      <w:r>
+        <w:rPr>
+          <w:rFonts w:ascii="Aptos" w:eastAsia="Aptos" w:hAnsi="Aptos" w:cs="Aptos"/>
+        </w:rPr>
+        <w:t>any</w:t>
+      </w:r>
+      <w:proofErr w:type="gramEnd"/>
+      <w:r>
+        <w:rPr>
+          <w:rFonts w:ascii="Aptos" w:eastAsia="Aptos" w:hAnsi="Aptos" w:cs="Aptos"/>
+        </w:rPr>
+        <w:t xml:space="preserve"> carve-out sentence in the same clause beginning with “However,” “Provided,” “provided, however,” “Such restrictions shall not apply,” “This shall not prohibit,” or similar carve-out wording.</w:t>
+      </w:r>
+    </w:p>
+    <w:p>
+      <w:pPr>
+        <w:rPr>
+          <w:rFonts w:ascii="Aptos" w:eastAsia="Aptos" w:hAnsi="Aptos" w:cs="Aptos"/>
+        </w:rPr>
+      </w:pPr>
+      <w:r>
+        <w:rPr>
+          <w:rFonts w:ascii="Aptos" w:eastAsia="Aptos" w:hAnsi="Aptos" w:cs="Aptos"/>
+        </w:rPr>
+        <w:t>* “</w:t>
+      </w:r>
+      <w:proofErr w:type="gramStart"/>
+      <w:r>
+        <w:rPr>
+          <w:rFonts w:ascii="Aptos" w:eastAsia="Aptos" w:hAnsi="Aptos" w:cs="Aptos"/>
+        </w:rPr>
+        <w:t>However</w:t>
+      </w:r>
+      <w:proofErr w:type="gramEnd"/>
+      <w:r>
+        <w:rPr>
+          <w:rFonts w:ascii="Aptos" w:eastAsia="Aptos" w:hAnsi="Aptos" w:cs="Aptos"/>
+        </w:rPr>
+        <w:t>”</w:t>
+      </w:r>
+    </w:p>
+    <w:p>
+      <w:pPr>
+        <w:rPr>
+          <w:rFonts w:ascii="Aptos" w:eastAsia="Aptos" w:hAnsi="Aptos" w:cs="Aptos"/>
+        </w:rPr>
+      </w:pPr>
+      <w:r>
+        <w:rPr>
+          <w:rFonts w:ascii="Aptos" w:eastAsia="Aptos" w:hAnsi="Aptos" w:cs="Aptos"/>
+        </w:rPr>
+        <w:t>* “advertisements in the media”</w:t>
+      </w:r>
+    </w:p>
+    <w:p>
+      <w:pPr>
+        <w:rPr>
+          <w:rFonts w:ascii="Aptos" w:eastAsia="Aptos" w:hAnsi="Aptos" w:cs="Aptos"/>
+        </w:rPr>
+      </w:pPr>
+      <w:r>
+        <w:rPr>
+          <w:rFonts w:ascii="Aptos" w:eastAsia="Aptos" w:hAnsi="Aptos" w:cs="Aptos"/>
+        </w:rPr>
+        <w:t>* “own initiative”</w:t>
+      </w:r>
+    </w:p>
+    <w:p>
+      <w:pPr>
+        <w:rPr>
+          <w:rFonts w:ascii="Aptos" w:eastAsia="Aptos" w:hAnsi="Aptos" w:cs="Aptos"/>
+        </w:rPr>
+      </w:pPr>
+      <w:r>
+        <w:rPr>
+          <w:rFonts w:ascii="Aptos" w:eastAsia="Aptos" w:hAnsi="Aptos" w:cs="Aptos"/>
+        </w:rPr>
+        <w:t>* “burden of proof”</w:t>
+      </w:r>
+    </w:p>
+    <w:p>
+      <w:pPr>
+        <w:rPr>
+          <w:rFonts w:ascii="Aptos" w:eastAsia="Aptos" w:hAnsi="Aptos" w:cs="Aptos"/>
+        </w:rPr>
+      </w:pPr>
+      <w:r>
+        <w:rPr>
+          <w:rFonts w:ascii="Aptos" w:eastAsia="Aptos" w:hAnsi="Aptos" w:cs="Aptos"/>
+        </w:rPr>
+        <w:t xml:space="preserve">For </w:t>
+      </w:r>
+      <w:proofErr w:type="gramStart"/>
+      <w:r>
+        <w:rPr>
+          <w:rFonts w:ascii="Aptos" w:eastAsia="Aptos" w:hAnsi="Aptos" w:cs="Aptos"/>
+        </w:rPr>
+        <w:t>Non-Solicitation</w:t>
+      </w:r>
+      <w:proofErr w:type="gramEnd"/>
+      <w:r>
+        <w:rPr>
+          <w:rFonts w:ascii="Aptos" w:eastAsia="Aptos" w:hAnsi="Aptos" w:cs="Aptos"/>
+        </w:rPr>
+        <w:t xml:space="preserve"> triage only, if the snippet contains either:</w:t>
+      </w:r>
+    </w:p>
+    <w:p>
+      <w:pPr>
+        <w:rPr>
+          <w:rFonts w:ascii="Aptos" w:eastAsia="Aptos" w:hAnsi="Aptos" w:cs="Aptos"/>
+        </w:rPr>
+      </w:pPr>
+      <w:r>
+        <w:rPr>
+          <w:rFonts w:ascii="Aptos" w:eastAsia="Aptos" w:hAnsi="Aptos" w:cs="Aptos"/>
+        </w:rPr>
+        <w:t>* “solicit for employment or engagement”; or</w:t>
+      </w:r>
+    </w:p>
+    <w:p>
+      <w:pPr>
+        <w:rPr>
+          <w:rFonts w:ascii="Aptos" w:eastAsia="Aptos" w:hAnsi="Aptos" w:cs="Aptos"/>
+        </w:rPr>
+      </w:pPr>
+      <w:r>
+        <w:rPr>
+          <w:rFonts w:ascii="Aptos" w:eastAsia="Aptos" w:hAnsi="Aptos" w:cs="Aptos"/>
+        </w:rPr>
+        <w:t>* “solicit personnel”</w:t>
+      </w:r>
+    </w:p>
+    <w:p>
+      <w:pPr>
+        <w:rPr>
+          <w:rFonts w:ascii="Aptos" w:eastAsia="Aptos" w:hAnsi="Aptos" w:cs="Aptos"/>
+        </w:rPr>
+      </w:pPr>
+      <w:r>
+        <w:rPr>
+          <w:rFonts w:ascii="Aptos" w:eastAsia="Aptos" w:hAnsi="Aptos" w:cs="Aptos"/>
+        </w:rPr>
+        <w:t>the extracted snippet MUST include any same-clause carve-out sentence containing:</w:t>
+      </w:r>
+    </w:p>
+    <w:p>
+      <w:pPr>
+        <w:rPr>
+          <w:rFonts w:ascii="Aptos" w:eastAsia="Aptos" w:hAnsi="Aptos" w:cs="Aptos"/>
+        </w:rPr>
+      </w:pPr>
+      <w:r>
+        <w:rPr>
+          <w:rFonts w:ascii="Aptos" w:eastAsia="Aptos" w:hAnsi="Aptos" w:cs="Aptos"/>
+        </w:rPr>
+        <w:t>* “generalized searches for employees”</w:t>
+      </w:r>
+    </w:p>
+    <w:p>
+      <w:pPr>
+        <w:rPr>
+          <w:rFonts w:ascii="Aptos" w:eastAsia="Aptos" w:hAnsi="Aptos" w:cs="Aptos"/>
+        </w:rPr>
+      </w:pPr>
+      <w:r>
+        <w:rPr>
+          <w:rFonts w:ascii="Aptos" w:eastAsia="Aptos" w:hAnsi="Aptos" w:cs="Aptos"/>
+        </w:rPr>
+        <w:t>* “bona fide public advertisements in the media”</w:t>
+      </w:r>
+    </w:p>
+    <w:p>
+      <w:pPr>
+        <w:rPr>
+          <w:rFonts w:ascii="Aptos" w:eastAsia="Aptos" w:hAnsi="Aptos" w:cs="Aptos"/>
+        </w:rPr>
+      </w:pPr>
+      <w:r>
+        <w:rPr>
+          <w:rFonts w:ascii="Aptos" w:eastAsia="Aptos" w:hAnsi="Aptos" w:cs="Aptos"/>
+        </w:rPr>
+        <w:t>* “not targeted specifically”</w:t>
+      </w:r>
+    </w:p>
+    <w:p>
+      <w:pPr>
+        <w:rPr>
+          <w:rFonts w:ascii="Aptos" w:eastAsia="Aptos" w:hAnsi="Aptos" w:cs="Aptos"/>
+        </w:rPr>
+      </w:pPr>
+      <w:r>
+        <w:rPr>
+          <w:rFonts w:ascii="Aptos" w:eastAsia="Aptos" w:hAnsi="Aptos" w:cs="Aptos"/>
+        </w:rPr>
+        <w:t>* “voluntarily seeks employment”</w:t>
+      </w:r>
+    </w:p>
+    <w:p>
+      <w:pPr>
+        <w:rPr>
+          <w:rFonts w:ascii="Aptos" w:eastAsia="Aptos" w:hAnsi="Aptos" w:cs="Aptos"/>
+        </w:rPr>
+      </w:pPr>
+      <w:r>
+        <w:rPr>
+          <w:rFonts w:ascii="Aptos" w:eastAsia="Aptos" w:hAnsi="Aptos" w:cs="Aptos"/>
+        </w:rPr>
+        <w:t>* “own initiative”</w:t>
+      </w:r>
+    </w:p>
+    <w:p>
+      <w:pPr>
+        <w:rPr>
+          <w:rFonts w:ascii="Aptos" w:eastAsia="Aptos" w:hAnsi="Aptos" w:cs="Aptos"/>
+        </w:rPr>
+      </w:pPr>
+      <w:r>
+        <w:rPr>
+          <w:rFonts w:ascii="Aptos" w:eastAsia="Aptos" w:hAnsi="Aptos" w:cs="Aptos"/>
+        </w:rPr>
+        <w:t>* “employment advertisements”</w:t>
+      </w:r>
+    </w:p>
+    <w:p>
+      <w:pPr>
+        <w:rPr>
+          <w:rFonts w:ascii="Aptos" w:eastAsia="Aptos" w:hAnsi="Aptos" w:cs="Aptos"/>
+        </w:rPr>
+      </w:pPr>
+      <w:r>
+        <w:rPr>
+          <w:rFonts w:ascii="Aptos" w:eastAsia="Aptos" w:hAnsi="Aptos" w:cs="Aptos"/>
+        </w:rPr>
+        <w:t>* “newspaper”</w:t>
+      </w:r>
+    </w:p>
+    <w:p>
+      <w:pPr>
+        <w:rPr>
+          <w:rFonts w:ascii="Aptos" w:eastAsia="Aptos" w:hAnsi="Aptos" w:cs="Aptos"/>
+        </w:rPr>
+      </w:pPr>
+      <w:r>
+        <w:rPr>
+          <w:rFonts w:ascii="Aptos" w:eastAsia="Aptos" w:hAnsi="Aptos" w:cs="Aptos"/>
+        </w:rPr>
+        <w:t>* “trade publication”</w:t>
+      </w:r>
+    </w:p>
+    <w:p>
+      <w:pPr>
+        <w:rPr>
+          <w:rFonts w:ascii="Aptos" w:eastAsia="Aptos" w:hAnsi="Aptos" w:cs="Aptos"/>
+        </w:rPr>
+      </w:pPr>
+      <w:r>
+        <w:rPr>
+          <w:rFonts w:ascii="Aptos" w:eastAsia="Aptos" w:hAnsi="Aptos" w:cs="Aptos"/>
+        </w:rPr>
+        <w:lastRenderedPageBreak/>
+        <w:t>* “public commercial media”</w:t>
+      </w:r>
+    </w:p>
+    <w:p>
+      <w:pPr>
+        <w:rPr>
+          <w:rFonts w:ascii="Aptos" w:eastAsia="Aptos" w:hAnsi="Aptos" w:cs="Aptos"/>
+        </w:rPr>
+      </w:pPr>
+      <w:r>
+        <w:rPr>
+          <w:rFonts w:ascii="Aptos" w:eastAsia="Aptos" w:hAnsi="Aptos" w:cs="Aptos"/>
+        </w:rPr>
+        <w:t>* “general advertisement”</w:t>
+      </w:r>
+    </w:p>
+    <w:p>
+      <w:pPr>
+        <w:rPr>
+          <w:rFonts w:ascii="Aptos" w:eastAsia="Aptos" w:hAnsi="Aptos" w:cs="Aptos"/>
+        </w:rPr>
+      </w:pPr>
+      <w:r>
+        <w:rPr>
+          <w:rFonts w:ascii="Aptos" w:eastAsia="Aptos" w:hAnsi="Aptos" w:cs="Aptos"/>
+        </w:rPr>
+        <w:t>* “unsolicited applicants”</w:t>
+      </w:r>
+    </w:p>
+    <w:p>
+      <w:pPr>
+        <w:rPr>
+          <w:rFonts w:ascii="Aptos" w:eastAsia="Aptos" w:hAnsi="Aptos" w:cs="Aptos"/>
+        </w:rPr>
+      </w:pPr>
+      <w:r>
+        <w:rPr>
+          <w:rFonts w:ascii="Aptos" w:eastAsia="Aptos" w:hAnsi="Aptos" w:cs="Aptos"/>
+        </w:rPr>
+        <w:t xml:space="preserve">If the carve-out sentence is not included in the extracted snippet, DO NOT finalize routing for </w:t>
+      </w:r>
+      <w:proofErr w:type="gramStart"/>
+      <w:r>
+        <w:rPr>
+          <w:rFonts w:ascii="Aptos" w:eastAsia="Aptos" w:hAnsi="Aptos" w:cs="Aptos"/>
+        </w:rPr>
+        <w:t>Non-Solicitation</w:t>
+      </w:r>
+      <w:proofErr w:type="gramEnd"/>
+      <w:r>
+        <w:rPr>
+          <w:rFonts w:ascii="Aptos" w:eastAsia="Aptos" w:hAnsi="Aptos" w:cs="Aptos"/>
+        </w:rPr>
+        <w:t xml:space="preserve"> until the full clause-level snippet has been captured.</w:t>
+      </w:r>
+    </w:p>
+    <w:p>
+      <w:pPr>
+        <w:rPr>
+          <w:rFonts w:ascii="Aptos" w:eastAsia="Aptos" w:hAnsi="Aptos" w:cs="Aptos"/>
+        </w:rPr>
+      </w:pPr>
+      <w:r>
+        <w:rPr>
+          <w:rFonts w:ascii="Aptos" w:eastAsia="Aptos" w:hAnsi="Aptos" w:cs="Aptos"/>
+        </w:rPr>
+        <w:t xml:space="preserve">* For </w:t>
+      </w:r>
+      <w:proofErr w:type="gramStart"/>
+      <w:r>
+        <w:rPr>
+          <w:rFonts w:ascii="Aptos" w:eastAsia="Aptos" w:hAnsi="Aptos" w:cs="Aptos"/>
+        </w:rPr>
+        <w:t>Non-Solicitation</w:t>
+      </w:r>
+      <w:proofErr w:type="gramEnd"/>
+      <w:r>
+        <w:rPr>
+          <w:rFonts w:ascii="Aptos" w:eastAsia="Aptos" w:hAnsi="Aptos" w:cs="Aptos"/>
+        </w:rPr>
+        <w:t xml:space="preserve"> triage, capture any duration language contained in the same clause or expressly incorporated by that clause. Do not use a separate general agreement-term provision to suppress routing unless the </w:t>
+      </w:r>
+      <w:proofErr w:type="gramStart"/>
+      <w:r>
+        <w:rPr>
+          <w:rFonts w:ascii="Aptos" w:eastAsia="Aptos" w:hAnsi="Aptos" w:cs="Aptos"/>
+        </w:rPr>
+        <w:t>Non-Solicitation</w:t>
+      </w:r>
+      <w:proofErr w:type="gramEnd"/>
+      <w:r>
+        <w:rPr>
+          <w:rFonts w:ascii="Aptos" w:eastAsia="Aptos" w:hAnsi="Aptos" w:cs="Aptos"/>
+        </w:rPr>
+        <w:t xml:space="preserve"> clause expressly refers to it.</w:t>
+      </w:r>
+    </w:p>
+    <w:p>
+      <w:pPr>
+        <w:rPr>
+          <w:rFonts w:ascii="Aptos" w:eastAsia="Aptos" w:hAnsi="Aptos" w:cs="Aptos"/>
+        </w:rPr>
+      </w:pPr>
+      <w:r>
+        <w:rPr>
+          <w:rFonts w:ascii="Aptos" w:eastAsia="Aptos" w:hAnsi="Aptos" w:cs="Aptos"/>
+        </w:rPr>
+        <w:t>## Triage Signals</w:t>
+      </w:r>
+    </w:p>
+    <w:p>
+      <w:pPr>
+        <w:rPr>
+          <w:rFonts w:ascii="Aptos" w:eastAsia="Aptos" w:hAnsi="Aptos" w:cs="Aptos"/>
+        </w:rPr>
+      </w:pPr>
+      <w:r>
+        <w:rPr>
+          <w:rFonts w:ascii="Aptos" w:eastAsia="Aptos" w:hAnsi="Aptos" w:cs="Aptos"/>
+        </w:rPr>
+        <w:t>Route only if one or more of the following appears in an employee/personnel restriction context:</w:t>
+      </w:r>
+    </w:p>
+    <w:p>
+      <w:pPr>
+        <w:rPr>
+          <w:rFonts w:ascii="Aptos" w:eastAsia="Aptos" w:hAnsi="Aptos" w:cs="Aptos"/>
+        </w:rPr>
+      </w:pPr>
+      <w:r>
+        <w:rPr>
+          <w:rFonts w:ascii="Aptos" w:eastAsia="Aptos" w:hAnsi="Aptos" w:cs="Aptos"/>
+        </w:rPr>
+        <w:t>* “non-solicitation”</w:t>
+      </w:r>
+    </w:p>
+    <w:p>
+      <w:pPr>
+        <w:rPr>
+          <w:rFonts w:ascii="Aptos" w:eastAsia="Aptos" w:hAnsi="Aptos" w:cs="Aptos"/>
+        </w:rPr>
+      </w:pPr>
+      <w:r>
+        <w:rPr>
+          <w:rFonts w:ascii="Aptos" w:eastAsia="Aptos" w:hAnsi="Aptos" w:cs="Aptos"/>
+        </w:rPr>
+        <w:t>* “non-solicitation of employees”</w:t>
+      </w:r>
+    </w:p>
+    <w:p>
+      <w:pPr>
+        <w:rPr>
+          <w:rFonts w:ascii="Aptos" w:eastAsia="Aptos" w:hAnsi="Aptos" w:cs="Aptos"/>
+        </w:rPr>
+      </w:pPr>
+      <w:r>
+        <w:rPr>
+          <w:rFonts w:ascii="Aptos" w:eastAsia="Aptos" w:hAnsi="Aptos" w:cs="Aptos"/>
+        </w:rPr>
+        <w:t>* “solicit employees”</w:t>
+      </w:r>
+    </w:p>
+    <w:p>
+      <w:pPr>
+        <w:rPr>
+          <w:rFonts w:ascii="Aptos" w:eastAsia="Aptos" w:hAnsi="Aptos" w:cs="Aptos"/>
+        </w:rPr>
+      </w:pPr>
+      <w:r>
+        <w:rPr>
+          <w:rFonts w:ascii="Aptos" w:eastAsia="Aptos" w:hAnsi="Aptos" w:cs="Aptos"/>
+        </w:rPr>
+        <w:t>* “solicit for employment”</w:t>
+      </w:r>
+    </w:p>
+    <w:p>
+      <w:pPr>
+        <w:rPr>
+          <w:rFonts w:ascii="Aptos" w:eastAsia="Aptos" w:hAnsi="Aptos" w:cs="Aptos"/>
+        </w:rPr>
+      </w:pPr>
+      <w:r>
+        <w:rPr>
+          <w:rFonts w:ascii="Aptos" w:eastAsia="Aptos" w:hAnsi="Aptos" w:cs="Aptos"/>
+        </w:rPr>
+        <w:t>* “seek to employ”</w:t>
+      </w:r>
+    </w:p>
+    <w:p>
+      <w:pPr>
+        <w:rPr>
+          <w:rFonts w:ascii="Aptos" w:eastAsia="Aptos" w:hAnsi="Aptos" w:cs="Aptos"/>
+        </w:rPr>
+      </w:pPr>
+      <w:r>
+        <w:rPr>
+          <w:rFonts w:ascii="Aptos" w:eastAsia="Aptos" w:hAnsi="Aptos" w:cs="Aptos"/>
+        </w:rPr>
+        <w:t>* “seek to retain the services”</w:t>
+      </w:r>
+    </w:p>
+    <w:p>
+      <w:pPr>
+        <w:rPr>
+          <w:rFonts w:ascii="Aptos" w:eastAsia="Aptos" w:hAnsi="Aptos" w:cs="Aptos"/>
+        </w:rPr>
+      </w:pPr>
+      <w:r>
+        <w:rPr>
+          <w:rFonts w:ascii="Aptos" w:eastAsia="Aptos" w:hAnsi="Aptos" w:cs="Aptos"/>
+        </w:rPr>
+        <w:t>* “hire any employee”</w:t>
+      </w:r>
+    </w:p>
+    <w:p>
+      <w:pPr>
+        <w:rPr>
+          <w:rFonts w:ascii="Aptos" w:eastAsia="Aptos" w:hAnsi="Aptos" w:cs="Aptos"/>
+        </w:rPr>
+      </w:pPr>
+      <w:r>
+        <w:rPr>
+          <w:rFonts w:ascii="Aptos" w:eastAsia="Aptos" w:hAnsi="Aptos" w:cs="Aptos"/>
+        </w:rPr>
+        <w:t>* “employ any employee”</w:t>
+      </w:r>
+    </w:p>
+    <w:p>
+      <w:pPr>
+        <w:rPr>
+          <w:rFonts w:ascii="Aptos" w:eastAsia="Aptos" w:hAnsi="Aptos" w:cs="Aptos"/>
+        </w:rPr>
+      </w:pPr>
+      <w:r>
+        <w:rPr>
+          <w:rFonts w:ascii="Aptos" w:eastAsia="Aptos" w:hAnsi="Aptos" w:cs="Aptos"/>
+        </w:rPr>
+        <w:t>* “recruit any employee”</w:t>
+      </w:r>
+    </w:p>
+    <w:p>
+      <w:pPr>
+        <w:rPr>
+          <w:rFonts w:ascii="Aptos" w:eastAsia="Aptos" w:hAnsi="Aptos" w:cs="Aptos"/>
+        </w:rPr>
+      </w:pPr>
+      <w:r>
+        <w:rPr>
+          <w:rFonts w:ascii="Aptos" w:eastAsia="Aptos" w:hAnsi="Aptos" w:cs="Aptos"/>
+        </w:rPr>
+        <w:t>* “engage any employee”</w:t>
+      </w:r>
+    </w:p>
+    <w:p>
+      <w:pPr>
+        <w:rPr>
+          <w:rFonts w:ascii="Aptos" w:eastAsia="Aptos" w:hAnsi="Aptos" w:cs="Aptos"/>
+        </w:rPr>
+      </w:pPr>
+      <w:r>
+        <w:rPr>
+          <w:rFonts w:ascii="Aptos" w:eastAsia="Aptos" w:hAnsi="Aptos" w:cs="Aptos"/>
+        </w:rPr>
+        <w:t>* “employ, hire, or engage”</w:t>
+      </w:r>
+    </w:p>
+    <w:p>
+      <w:pPr>
+        <w:rPr>
+          <w:rFonts w:ascii="Aptos" w:eastAsia="Aptos" w:hAnsi="Aptos" w:cs="Aptos"/>
+        </w:rPr>
+      </w:pPr>
+      <w:r>
+        <w:rPr>
+          <w:rFonts w:ascii="Aptos" w:eastAsia="Aptos" w:hAnsi="Aptos" w:cs="Aptos"/>
+        </w:rPr>
+        <w:t>* “consultant of the Disclosing Party”</w:t>
+      </w:r>
+    </w:p>
+    <w:p>
+      <w:pPr>
+        <w:rPr>
+          <w:rFonts w:ascii="Aptos" w:eastAsia="Aptos" w:hAnsi="Aptos" w:cs="Aptos"/>
+        </w:rPr>
+      </w:pPr>
+      <w:r>
+        <w:rPr>
+          <w:rFonts w:ascii="Aptos" w:eastAsia="Aptos" w:hAnsi="Aptos" w:cs="Aptos"/>
+        </w:rPr>
+        <w:t>* “employee of the Disclosing Party”</w:t>
+      </w:r>
+    </w:p>
+    <w:p>
+      <w:pPr>
+        <w:rPr>
+          <w:rFonts w:ascii="Aptos" w:eastAsia="Aptos" w:hAnsi="Aptos" w:cs="Aptos"/>
+        </w:rPr>
+      </w:pPr>
+      <w:r>
+        <w:rPr>
+          <w:rFonts w:ascii="Aptos" w:eastAsia="Aptos" w:hAnsi="Aptos" w:cs="Aptos"/>
+        </w:rPr>
+        <w:t>* “other party’s personnel”</w:t>
+      </w:r>
+    </w:p>
+    <w:p>
+      <w:pPr>
+        <w:rPr>
+          <w:rFonts w:ascii="Aptos" w:eastAsia="Aptos" w:hAnsi="Aptos" w:cs="Aptos"/>
+        </w:rPr>
+      </w:pPr>
+      <w:r>
+        <w:rPr>
+          <w:rFonts w:ascii="Aptos" w:eastAsia="Aptos" w:hAnsi="Aptos" w:cs="Aptos"/>
+        </w:rPr>
+        <w:t>* “other party’s staff”</w:t>
+      </w:r>
+    </w:p>
+    <w:p>
+      <w:pPr>
+        <w:rPr>
+          <w:rFonts w:ascii="Aptos" w:eastAsia="Aptos" w:hAnsi="Aptos" w:cs="Aptos"/>
+        </w:rPr>
+      </w:pPr>
+      <w:r>
+        <w:rPr>
+          <w:rFonts w:ascii="Aptos" w:eastAsia="Aptos" w:hAnsi="Aptos" w:cs="Aptos"/>
+        </w:rPr>
+        <w:t>* “induce any employee to leave”</w:t>
+      </w:r>
+    </w:p>
+    <w:p>
+      <w:pPr>
+        <w:rPr>
+          <w:rFonts w:ascii="Aptos" w:eastAsia="Aptos" w:hAnsi="Aptos" w:cs="Aptos"/>
+        </w:rPr>
+      </w:pPr>
+      <w:r>
+        <w:rPr>
+          <w:rFonts w:ascii="Aptos" w:eastAsia="Aptos" w:hAnsi="Aptos" w:cs="Aptos"/>
+        </w:rPr>
+        <w:lastRenderedPageBreak/>
+        <w:t>* “persuade any employee to leave”</w:t>
+      </w:r>
+    </w:p>
+    <w:p>
+      <w:pPr>
+        <w:rPr>
+          <w:rFonts w:ascii="Aptos" w:eastAsia="Aptos" w:hAnsi="Aptos" w:cs="Aptos"/>
+        </w:rPr>
+      </w:pPr>
+      <w:r>
+        <w:rPr>
+          <w:rFonts w:ascii="Aptos" w:eastAsia="Aptos" w:hAnsi="Aptos" w:cs="Aptos"/>
+        </w:rPr>
+        <w:t>* “encourage any employee to leave”</w:t>
+      </w:r>
+    </w:p>
+    <w:p>
+      <w:pPr>
+        <w:rPr>
+          <w:rFonts w:ascii="Aptos" w:eastAsia="Aptos" w:hAnsi="Aptos" w:cs="Aptos"/>
+        </w:rPr>
+      </w:pPr>
+      <w:r>
+        <w:rPr>
+          <w:rFonts w:ascii="Aptos" w:eastAsia="Aptos" w:hAnsi="Aptos" w:cs="Aptos"/>
+        </w:rPr>
+        <w:t>* “entice away”</w:t>
+      </w:r>
+    </w:p>
+    <w:p>
+      <w:pPr>
+        <w:rPr>
+          <w:rFonts w:ascii="Aptos" w:eastAsia="Aptos" w:hAnsi="Aptos" w:cs="Aptos"/>
+        </w:rPr>
+      </w:pPr>
+      <w:r>
+        <w:rPr>
+          <w:rFonts w:ascii="Aptos" w:eastAsia="Aptos" w:hAnsi="Aptos" w:cs="Aptos"/>
+        </w:rPr>
+        <w:t>* “Restricted Person”</w:t>
+      </w:r>
+    </w:p>
+    <w:p>
+      <w:pPr>
+        <w:rPr>
+          <w:rFonts w:ascii="Aptos" w:eastAsia="Aptos" w:hAnsi="Aptos" w:cs="Aptos"/>
+        </w:rPr>
+      </w:pPr>
+      <w:r>
+        <w:rPr>
+          <w:rFonts w:ascii="Aptos" w:eastAsia="Aptos" w:hAnsi="Aptos" w:cs="Aptos"/>
+        </w:rPr>
+        <w:t>* “solicit, engage, employ”</w:t>
+      </w:r>
+    </w:p>
+    <w:p>
+      <w:pPr>
+        <w:rPr>
+          <w:rFonts w:ascii="Aptos" w:eastAsia="Aptos" w:hAnsi="Aptos" w:cs="Aptos"/>
+        </w:rPr>
+      </w:pPr>
+      <w:r>
+        <w:rPr>
+          <w:rFonts w:ascii="Aptos" w:eastAsia="Aptos" w:hAnsi="Aptos" w:cs="Aptos"/>
+        </w:rPr>
+        <w:t>* “contractor of the other party”</w:t>
+      </w:r>
+    </w:p>
+    <w:p>
+      <w:pPr>
+        <w:rPr>
+          <w:rFonts w:ascii="Aptos" w:eastAsia="Aptos" w:hAnsi="Aptos" w:cs="Aptos"/>
+        </w:rPr>
+      </w:pPr>
+      <w:r>
+        <w:rPr>
+          <w:rFonts w:ascii="Aptos" w:eastAsia="Aptos" w:hAnsi="Aptos" w:cs="Aptos"/>
+        </w:rPr>
+        <w:t>* “consultant of the other party”</w:t>
+      </w:r>
+    </w:p>
+    <w:p>
+      <w:pPr>
+        <w:rPr>
+          <w:rFonts w:ascii="Aptos" w:eastAsia="Aptos" w:hAnsi="Aptos" w:cs="Aptos"/>
+        </w:rPr>
+      </w:pPr>
+      <w:r>
+        <w:rPr>
+          <w:rFonts w:ascii="Aptos" w:eastAsia="Aptos" w:hAnsi="Aptos" w:cs="Aptos"/>
+        </w:rPr>
+        <w:t>* “director, officer and/or employee”</w:t>
+      </w:r>
+    </w:p>
+    <w:p>
+      <w:pPr>
+        <w:rPr>
+          <w:rFonts w:ascii="Aptos" w:eastAsia="Aptos" w:hAnsi="Aptos" w:cs="Aptos"/>
+        </w:rPr>
+      </w:pPr>
+      <w:r>
+        <w:rPr>
+          <w:rFonts w:ascii="Aptos" w:eastAsia="Aptos" w:hAnsi="Aptos" w:cs="Aptos"/>
+        </w:rPr>
+        <w:t>* “employee or independent contractor”</w:t>
+      </w:r>
+    </w:p>
+    <w:p>
+      <w:pPr>
+        <w:rPr>
+          <w:rFonts w:ascii="Aptos" w:eastAsia="Aptos" w:hAnsi="Aptos" w:cs="Aptos"/>
+        </w:rPr>
+      </w:pPr>
+      <w:r>
+        <w:rPr>
+          <w:rFonts w:ascii="Aptos" w:eastAsia="Aptos" w:hAnsi="Aptos" w:cs="Aptos"/>
+        </w:rPr>
+        <w:t>* “solicit personnel”</w:t>
+      </w:r>
+    </w:p>
+    <w:p>
+      <w:pPr>
+        <w:rPr>
+          <w:rFonts w:ascii="Aptos" w:eastAsia="Aptos" w:hAnsi="Aptos" w:cs="Aptos"/>
+        </w:rPr>
+      </w:pPr>
+      <w:r>
+        <w:rPr>
+          <w:rFonts w:ascii="Aptos" w:eastAsia="Aptos" w:hAnsi="Aptos" w:cs="Aptos"/>
+        </w:rPr>
+        <w:t>* “solicit personnel of the other party”</w:t>
+      </w:r>
+    </w:p>
+    <w:p>
+      <w:pPr>
+        <w:rPr>
+          <w:rFonts w:ascii="Aptos" w:eastAsia="Aptos" w:hAnsi="Aptos" w:cs="Aptos"/>
+        </w:rPr>
+      </w:pPr>
+      <w:r>
+        <w:rPr>
+          <w:rFonts w:ascii="Aptos" w:eastAsia="Aptos" w:hAnsi="Aptos" w:cs="Aptos"/>
+        </w:rPr>
+        <w:t>* “inducing them to join such other party’s employ”</w:t>
+      </w:r>
+    </w:p>
+    <w:p>
+      <w:pPr>
+        <w:rPr>
+          <w:rFonts w:ascii="Aptos" w:eastAsia="Aptos" w:hAnsi="Aptos" w:cs="Aptos"/>
+        </w:rPr>
+      </w:pPr>
+      <w:r>
+        <w:rPr>
+          <w:rFonts w:ascii="Aptos" w:eastAsia="Aptos" w:hAnsi="Aptos" w:cs="Aptos"/>
+        </w:rPr>
+        <w:t>* Clause contains BOTH:</w:t>
+      </w:r>
+    </w:p>
+    <w:p>
+      <w:pPr>
+        <w:rPr>
+          <w:rFonts w:ascii="Aptos" w:eastAsia="Aptos" w:hAnsi="Aptos" w:cs="Aptos"/>
+        </w:rPr>
+      </w:pPr>
+      <w:r>
+        <w:rPr>
+          <w:rFonts w:ascii="Aptos" w:eastAsia="Aptos" w:hAnsi="Aptos" w:cs="Aptos"/>
+        </w:rPr>
+        <w:t xml:space="preserve">  * “solicit personnel”</w:t>
+      </w:r>
+    </w:p>
+    <w:p>
+      <w:pPr>
+        <w:rPr>
+          <w:rFonts w:ascii="Aptos" w:eastAsia="Aptos" w:hAnsi="Aptos" w:cs="Aptos"/>
+        </w:rPr>
+      </w:pPr>
+      <w:r>
+        <w:rPr>
+          <w:rFonts w:ascii="Aptos" w:eastAsia="Aptos" w:hAnsi="Aptos" w:cs="Aptos"/>
+        </w:rPr>
+        <w:t xml:space="preserve">  * “other party”</w:t>
+      </w:r>
+    </w:p>
+    <w:p>
+      <w:pPr>
+        <w:rPr>
+          <w:rFonts w:ascii="Aptos" w:eastAsia="Aptos" w:hAnsi="Aptos" w:cs="Aptos"/>
+        </w:rPr>
+      </w:pPr>
+      <w:r>
+        <w:rPr>
+          <w:rFonts w:ascii="Aptos" w:eastAsia="Aptos" w:hAnsi="Aptos" w:cs="Aptos"/>
+        </w:rPr>
+        <w:t>* Clause contains BOTH:</w:t>
+      </w:r>
+    </w:p>
+    <w:p>
+      <w:pPr>
+        <w:rPr>
+          <w:rFonts w:ascii="Aptos" w:eastAsia="Aptos" w:hAnsi="Aptos" w:cs="Aptos"/>
+        </w:rPr>
+      </w:pPr>
+      <w:r>
+        <w:rPr>
+          <w:rFonts w:ascii="Aptos" w:eastAsia="Aptos" w:hAnsi="Aptos" w:cs="Aptos"/>
+        </w:rPr>
+        <w:t xml:space="preserve">  * “solicit personnel”</w:t>
+      </w:r>
+    </w:p>
+    <w:p>
+      <w:pPr>
+        <w:rPr>
+          <w:rFonts w:ascii="Aptos" w:eastAsia="Aptos" w:hAnsi="Aptos" w:cs="Aptos"/>
+        </w:rPr>
+      </w:pPr>
+      <w:r>
+        <w:rPr>
+          <w:rFonts w:ascii="Aptos" w:eastAsia="Aptos" w:hAnsi="Aptos" w:cs="Aptos"/>
+        </w:rPr>
+        <w:t xml:space="preserve">  * “inducing them to join”</w:t>
+      </w:r>
+    </w:p>
+    <w:p>
+      <w:pPr>
+        <w:rPr>
+          <w:rFonts w:ascii="Aptos" w:eastAsia="Aptos" w:hAnsi="Aptos" w:cs="Aptos"/>
+        </w:rPr>
+      </w:pPr>
+      <w:r>
+        <w:rPr>
+          <w:rFonts w:ascii="Aptos" w:eastAsia="Aptos" w:hAnsi="Aptos" w:cs="Aptos"/>
+        </w:rPr>
+        <w:t xml:space="preserve">* Clause contains </w:t>
+      </w:r>
+      <w:proofErr w:type="gramStart"/>
+      <w:r>
+        <w:rPr>
+          <w:rFonts w:ascii="Aptos" w:eastAsia="Aptos" w:hAnsi="Aptos" w:cs="Aptos"/>
+        </w:rPr>
+        <w:t>ALL of</w:t>
+      </w:r>
+      <w:proofErr w:type="gramEnd"/>
+      <w:r>
+        <w:rPr>
+          <w:rFonts w:ascii="Aptos" w:eastAsia="Aptos" w:hAnsi="Aptos" w:cs="Aptos"/>
+        </w:rPr>
+        <w:t xml:space="preserve"> the following:</w:t>
+      </w:r>
+    </w:p>
+    <w:p>
+      <w:pPr>
+        <w:rPr>
+          <w:rFonts w:ascii="Aptos" w:eastAsia="Aptos" w:hAnsi="Aptos" w:cs="Aptos"/>
+        </w:rPr>
+      </w:pPr>
+      <w:r>
+        <w:rPr>
+          <w:rFonts w:ascii="Aptos" w:eastAsia="Aptos" w:hAnsi="Aptos" w:cs="Aptos"/>
+        </w:rPr>
+        <w:t xml:space="preserve">  * “solicit personnel”</w:t>
+      </w:r>
+    </w:p>
+    <w:p>
+      <w:pPr>
+        <w:rPr>
+          <w:rFonts w:ascii="Aptos" w:eastAsia="Aptos" w:hAnsi="Aptos" w:cs="Aptos"/>
+        </w:rPr>
+      </w:pPr>
+      <w:r>
+        <w:rPr>
+          <w:rFonts w:ascii="Aptos" w:eastAsia="Aptos" w:hAnsi="Aptos" w:cs="Aptos"/>
+        </w:rPr>
+        <w:t xml:space="preserve">  * “engaged in the work contemplated”</w:t>
+      </w:r>
+    </w:p>
+    <w:p>
+      <w:pPr>
+        <w:rPr>
+          <w:rFonts w:ascii="Aptos" w:eastAsia="Aptos" w:hAnsi="Aptos" w:cs="Aptos"/>
+        </w:rPr>
+      </w:pPr>
+      <w:r>
+        <w:rPr>
+          <w:rFonts w:ascii="Aptos" w:eastAsia="Aptos" w:hAnsi="Aptos" w:cs="Aptos"/>
+        </w:rPr>
+        <w:t xml:space="preserve">  * “join such other party’s employ”</w:t>
+      </w:r>
+    </w:p>
+    <w:p>
+      <w:pPr>
+        <w:rPr>
+          <w:rFonts w:ascii="Aptos" w:eastAsia="Aptos" w:hAnsi="Aptos" w:cs="Aptos"/>
+        </w:rPr>
+      </w:pPr>
+      <w:r>
+        <w:rPr>
+          <w:rFonts w:ascii="Aptos" w:eastAsia="Aptos" w:hAnsi="Aptos" w:cs="Aptos"/>
+        </w:rPr>
+        <w:t xml:space="preserve"> </w:t>
+      </w:r>
+    </w:p>
+    <w:p>
+      <w:pPr>
+        <w:rPr>
+          <w:rFonts w:ascii="Aptos" w:eastAsia="Aptos" w:hAnsi="Aptos" w:cs="Aptos"/>
+        </w:rPr>
+      </w:pPr>
+      <w:r>
+        <w:rPr>
+          <w:rFonts w:ascii="Aptos" w:eastAsia="Aptos" w:hAnsi="Aptos" w:cs="Aptos"/>
+        </w:rPr>
         <w:t>## Do NOT Trigger</w:t>
       </w:r>
     </w:p>
@@ -4475,189 +5953,20 @@
         <w:rPr>
           <w:rFonts w:ascii="Aptos" w:eastAsia="Aptos" w:hAnsi="Aptos" w:cs="Aptos"/>
         </w:rPr>
-        <w:t>* Each party retains its existing IP</w:t>
-      </w:r>
-    </w:p>
-    <w:p>
-      <w:pPr>
-        <w:rPr>
-          <w:rFonts w:ascii="Aptos" w:eastAsia="Aptos" w:hAnsi="Aptos" w:cs="Aptos"/>
-        </w:rPr>
-      </w:pPr>
-      <w:r>
-        <w:rPr>
-          <w:rFonts w:ascii="Aptos" w:eastAsia="Aptos" w:hAnsi="Aptos" w:cs="Aptos"/>
-        </w:rPr>
-        <w:t>* No IP rights are transferred</w:t>
-      </w:r>
-    </w:p>
-    <w:p>
-      <w:pPr>
-        <w:rPr>
-          <w:rFonts w:ascii="Aptos" w:eastAsia="Aptos" w:hAnsi="Aptos" w:cs="Aptos"/>
-        </w:rPr>
-      </w:pPr>
-      <w:r>
-        <w:rPr>
-          <w:rFonts w:ascii="Aptos" w:eastAsia="Aptos" w:hAnsi="Aptos" w:cs="Aptos"/>
-        </w:rPr>
-        <w:t>* No license is granted</w:t>
-      </w:r>
-    </w:p>
-    <w:p>
-      <w:pPr>
-        <w:rPr>
-          <w:rFonts w:ascii="Aptos" w:eastAsia="Aptos" w:hAnsi="Aptos" w:cs="Aptos"/>
-        </w:rPr>
-      </w:pPr>
-      <w:r>
-        <w:rPr>
-          <w:rFonts w:ascii="Aptos" w:eastAsia="Aptos" w:hAnsi="Aptos" w:cs="Aptos"/>
-        </w:rPr>
-        <w:t>* No rights are granted by implication, estoppel, or otherwise</w:t>
-      </w:r>
-    </w:p>
-    <w:p>
-      <w:pPr>
-        <w:rPr>
-          <w:rFonts w:ascii="Aptos" w:eastAsia="Aptos" w:hAnsi="Aptos" w:cs="Aptos"/>
-        </w:rPr>
-      </w:pPr>
-      <w:r>
-        <w:rPr>
-          <w:rFonts w:ascii="Aptos" w:eastAsia="Aptos" w:hAnsi="Aptos" w:cs="Aptos"/>
-        </w:rPr>
-        <w:t>* Confidential Information remains the exclusive property of the Disclosing Party without transferring Accenture-created materials or work product</w:t>
-      </w:r>
-    </w:p>
-    <w:p>
-      <w:pPr>
-        <w:rPr>
-          <w:rFonts w:ascii="Aptos" w:eastAsia="Aptos" w:hAnsi="Aptos" w:cs="Aptos"/>
-        </w:rPr>
-      </w:pPr>
-      <w:r>
-        <w:rPr>
-          <w:rFonts w:ascii="Aptos" w:eastAsia="Aptos" w:hAnsi="Aptos" w:cs="Aptos"/>
-        </w:rPr>
-        <w:t>* IP use is limited solely to use of confidential information for the stated purpose</w:t>
-      </w:r>
-    </w:p>
-    <w:p>
-      <w:pPr>
-        <w:rPr>
-          <w:rFonts w:ascii="Aptos" w:eastAsia="Aptos" w:hAnsi="Aptos" w:cs="Aptos"/>
-        </w:rPr>
-      </w:pPr>
-      <w:r>
-        <w:rPr>
-          <w:rFonts w:ascii="Aptos" w:eastAsia="Aptos" w:hAnsi="Aptos" w:cs="Aptos"/>
-        </w:rPr>
-        <w:t>* Standard “no license granted” language</w:t>
-      </w:r>
-    </w:p>
-    <w:p>
-      <w:pPr>
-        <w:rPr>
-          <w:rFonts w:ascii="Aptos" w:eastAsia="Aptos" w:hAnsi="Aptos" w:cs="Aptos"/>
-        </w:rPr>
-      </w:pPr>
-      <w:r>
-        <w:rPr>
-          <w:rFonts w:ascii="Aptos" w:eastAsia="Aptos" w:hAnsi="Aptos" w:cs="Aptos"/>
-        </w:rPr>
-        <w:t>* “Nothing shall be construed as transferring ownership”</w:t>
-      </w:r>
-    </w:p>
-    <w:p>
-      <w:pPr>
-        <w:rPr>
-          <w:rFonts w:ascii="Aptos" w:eastAsia="Aptos" w:hAnsi="Aptos" w:cs="Aptos"/>
-        </w:rPr>
-      </w:pPr>
-      <w:r>
-        <w:rPr>
-          <w:rFonts w:ascii="Aptos" w:eastAsia="Aptos" w:hAnsi="Aptos" w:cs="Aptos"/>
-        </w:rPr>
-        <w:t>* “Company acknowledges it acquires no rights”</w:t>
-      </w:r>
-    </w:p>
-    <w:p>
-      <w:pPr>
-        <w:rPr>
-          <w:rFonts w:ascii="Aptos" w:eastAsia="Aptos" w:hAnsi="Aptos" w:cs="Aptos"/>
-        </w:rPr>
-      </w:pPr>
-      <w:r>
-        <w:rPr>
-          <w:rFonts w:ascii="Aptos" w:eastAsia="Aptos" w:hAnsi="Aptos" w:cs="Aptos"/>
-        </w:rPr>
-        <w:t>* “Recipient acquires no rights”</w:t>
-      </w:r>
-    </w:p>
-    <w:p>
-      <w:pPr>
-        <w:rPr>
-          <w:rFonts w:ascii="Aptos" w:eastAsia="Aptos" w:hAnsi="Aptos" w:cs="Aptos"/>
-        </w:rPr>
-      </w:pPr>
-      <w:r>
-        <w:rPr>
-          <w:rFonts w:ascii="Aptos" w:eastAsia="Aptos" w:hAnsi="Aptos" w:cs="Aptos"/>
-        </w:rPr>
-        <w:t>* “Discloser retains all rights, title and interest in and to the Proprietary Information”</w:t>
-      </w:r>
-    </w:p>
-    <w:p>
-      <w:pPr>
-        <w:rPr>
-          <w:rFonts w:ascii="Aptos" w:eastAsia="Aptos" w:hAnsi="Aptos" w:cs="Aptos"/>
-        </w:rPr>
-      </w:pPr>
-      <w:r>
-        <w:rPr>
-          <w:rFonts w:ascii="Aptos" w:eastAsia="Aptos" w:hAnsi="Aptos" w:cs="Aptos"/>
-        </w:rPr>
-        <w:t>* Background IP definitions where each party retains pre-existing IP</w:t>
-      </w:r>
-    </w:p>
-    <w:p>
-      <w:pPr>
-        <w:rPr>
-          <w:rFonts w:ascii="Aptos" w:eastAsia="Aptos" w:hAnsi="Aptos" w:cs="Aptos"/>
-        </w:rPr>
-      </w:pPr>
-      <w:r>
-        <w:rPr>
-          <w:rFonts w:ascii="Aptos" w:eastAsia="Aptos" w:hAnsi="Aptos" w:cs="Aptos"/>
-        </w:rPr>
-        <w:t>* Confidentiality-only obligations with no IP transfer</w:t>
-      </w:r>
-    </w:p>
-    <w:p>
-      <w:pPr>
-        <w:rPr>
-          <w:rFonts w:ascii="Aptos" w:eastAsia="Aptos" w:hAnsi="Aptos" w:cs="Aptos"/>
-        </w:rPr>
-      </w:pPr>
-      <w:r>
-        <w:rPr>
-          <w:rFonts w:ascii="Aptos" w:eastAsia="Aptos" w:hAnsi="Aptos" w:cs="Aptos"/>
-        </w:rPr>
-        <w:t>* Clause only states that unauthorized use or disclosure does not grant rights</w:t>
-      </w:r>
-    </w:p>
-    <w:p>
-      <w:pPr>
-        <w:rPr>
-          <w:rFonts w:ascii="Aptos" w:eastAsia="Aptos" w:hAnsi="Aptos" w:cs="Aptos"/>
-        </w:rPr>
-      </w:pPr>
-      <w:r>
-        <w:rPr>
-          <w:rFonts w:ascii="Aptos" w:eastAsia="Aptos" w:hAnsi="Aptos" w:cs="Aptos"/>
-        </w:rPr>
-        <w:t>* Clause only confirms that Confidential Information remains owned by the Disclosing Party in a unilateral NDA</w:t>
+        <w:t>* Customer-only solicitation restrictions</w:t>
+      </w:r>
+    </w:p>
+    <w:p>
+      <w:pPr>
+        <w:rPr>
+          <w:rFonts w:ascii="Aptos" w:eastAsia="Aptos" w:hAnsi="Aptos" w:cs="Aptos"/>
+        </w:rPr>
+      </w:pPr>
+      <w:r>
+        <w:rPr>
+          <w:rFonts w:ascii="Aptos" w:eastAsia="Aptos" w:hAnsi="Aptos" w:cs="Aptos"/>
+        </w:rPr>
+        <w:t>* Vendor-only solicitation restrictions</w:t>
       </w:r>
     </w:p>
     <w:p>
@@ -4671,85 +5980,1033 @@
           <w:rFonts w:ascii="Aptos" w:eastAsia="Aptos" w:hAnsi="Aptos" w:cs="Aptos"/>
         </w:rPr>
         <w:lastRenderedPageBreak/>
-        <w:t>* Clause only states that intellectual property rights in, emanating from, derived from, or related to Confidential Information belong to the Disclosing Party</w:t>
-      </w:r>
-    </w:p>
-    <w:p>
-      <w:pPr>
-        <w:rPr>
-          <w:rFonts w:ascii="Aptos" w:eastAsia="Aptos" w:hAnsi="Aptos" w:cs="Aptos"/>
-        </w:rPr>
-      </w:pPr>
-      <w:r>
-        <w:rPr>
-          <w:rFonts w:ascii="Aptos" w:eastAsia="Aptos" w:hAnsi="Aptos" w:cs="Aptos"/>
-        </w:rPr>
-        <w:t>* Clause only confirms that the Receiving Party / Receiver / Recipient has no rights in respect of Confidential Information except rights expressly granted under the Agreement</w:t>
-      </w:r>
-    </w:p>
-    <w:p>
-      <w:pPr>
-        <w:rPr>
-          <w:rFonts w:ascii="Aptos" w:eastAsia="Aptos" w:hAnsi="Aptos" w:cs="Aptos"/>
-        </w:rPr>
-      </w:pPr>
-      <w:r>
-        <w:rPr>
-          <w:rFonts w:ascii="Aptos" w:eastAsia="Aptos" w:hAnsi="Aptos" w:cs="Aptos"/>
-        </w:rPr>
-        <w:t>* Clause only confirms that Confidential Information and related intellectual property rights remain owned by the Disclosing Party</w:t>
-      </w:r>
-    </w:p>
-    <w:p>
-      <w:pPr>
-        <w:rPr>
-          <w:rFonts w:ascii="Aptos" w:eastAsia="Aptos" w:hAnsi="Aptos" w:cs="Aptos"/>
-        </w:rPr>
-      </w:pPr>
-      <w:r>
-        <w:rPr>
-          <w:rFonts w:ascii="Aptos" w:eastAsia="Aptos" w:hAnsi="Aptos" w:cs="Aptos"/>
-        </w:rPr>
-        <w:t>* Clause contains ownership-retention language related only to Confidential Information, and does not contain assignment, transfer, vesting, waiver, work product, developed work, works made for hire, inventions assigned, moral rights waiver, deliverables, or feedback ownership language</w:t>
-      </w:r>
-    </w:p>
-    <w:p>
-      <w:pPr>
-        <w:rPr>
-          <w:rFonts w:ascii="Aptos" w:eastAsia="Aptos" w:hAnsi="Aptos" w:cs="Aptos"/>
-        </w:rPr>
-      </w:pPr>
-      <w:r>
-        <w:rPr>
-          <w:rFonts w:ascii="Aptos" w:eastAsia="Aptos" w:hAnsi="Aptos" w:cs="Aptos"/>
-        </w:rPr>
-        <w:t>* Do NOT route IP Ownership / Transfer if the clause only confirms ownership or retention of the Disclosing Party’s pre-existing Confidential Information or related intellectual property rights</w:t>
-      </w:r>
-    </w:p>
-    <w:p>
-      <w:pPr>
-        <w:rPr>
-          <w:rFonts w:ascii="Aptos" w:eastAsia="Aptos" w:hAnsi="Aptos" w:cs="Aptos"/>
-        </w:rPr>
-      </w:pPr>
-      <w:r>
-        <w:rPr>
-          <w:rFonts w:ascii="Aptos" w:eastAsia="Aptos" w:hAnsi="Aptos" w:cs="Aptos"/>
-        </w:rPr>
-        <w:t>* Do NOT route IP Ownership / Transfer where “property of the Company” or “property of the Disclosing Party” refers only to pre-existing Confidential Information and does not include deliverables, project results, work product, developed work, inventions, copyright, assignment, transfer, vesting, waiver, or feedback ownership language.</w:t>
-      </w:r>
-    </w:p>
-    <w:p>
-      <w:pPr>
-        <w:rPr>
-          <w:rFonts w:ascii="Aptos" w:eastAsia="Aptos" w:hAnsi="Aptos" w:cs="Aptos"/>
-        </w:rPr>
-      </w:pPr>
-      <w:r>
-        <w:rPr>
-          <w:rFonts w:ascii="Aptos" w:eastAsia="Aptos" w:hAnsi="Aptos" w:cs="Aptos"/>
-        </w:rPr>
-        <w:t>* Do NOT suppress IP Ownership / Transfer based only on a separate no-license clause if another clause expressly states that deliverables, project results, developed work, or work product will be property of the counterparty.</w:t>
+        <w:t>* Supplier-only solicitation restrictions</w:t>
+      </w:r>
+    </w:p>
+    <w:p>
+      <w:pPr>
+        <w:rPr>
+          <w:rFonts w:ascii="Aptos" w:eastAsia="Aptos" w:hAnsi="Aptos" w:cs="Aptos"/>
+        </w:rPr>
+      </w:pPr>
+      <w:r>
+        <w:rPr>
+          <w:rFonts w:ascii="Aptos" w:eastAsia="Aptos" w:hAnsi="Aptos" w:cs="Aptos"/>
+        </w:rPr>
+        <w:t>* Restrictions limited to not interfering with business relationships without employee hiring or solicitation restrictions</w:t>
+      </w:r>
+    </w:p>
+    <w:p>
+      <w:pPr>
+        <w:rPr>
+          <w:rFonts w:ascii="Aptos" w:eastAsia="Aptos" w:hAnsi="Aptos" w:cs="Aptos"/>
+        </w:rPr>
+      </w:pPr>
+      <w:r>
+        <w:rPr>
+          <w:rFonts w:ascii="Aptos" w:eastAsia="Aptos" w:hAnsi="Aptos" w:cs="Aptos"/>
+        </w:rPr>
+        <w:t>* Restrictions limited to prospects or clients only</w:t>
+      </w:r>
+    </w:p>
+    <w:p>
+      <w:pPr>
+        <w:rPr>
+          <w:rFonts w:ascii="Aptos" w:eastAsia="Aptos" w:hAnsi="Aptos" w:cs="Aptos"/>
+        </w:rPr>
+      </w:pPr>
+      <w:r>
+        <w:rPr>
+          <w:rFonts w:ascii="Aptos" w:eastAsia="Aptos" w:hAnsi="Aptos" w:cs="Aptos"/>
+        </w:rPr>
+        <w:t>* Mutual non-solicitation clause is limited to employees/personnel, includes standard recruitment carve-outs, applies equally to both Parties, and expressly states within the same clause that the non-solicitation restriction lasts 24 months or less</w:t>
+      </w:r>
+    </w:p>
+    <w:p>
+      <w:pPr>
+        <w:rPr>
+          <w:rFonts w:ascii="Aptos" w:eastAsia="Aptos" w:hAnsi="Aptos" w:cs="Aptos"/>
+        </w:rPr>
+      </w:pPr>
+      <w:r>
+        <w:rPr>
+          <w:rFonts w:ascii="Aptos" w:eastAsia="Aptos" w:hAnsi="Aptos" w:cs="Aptos"/>
+        </w:rPr>
+        <w:t>* Clause contains both “advertisements in the media” and “own initiative”</w:t>
+      </w:r>
+    </w:p>
+    <w:p>
+      <w:pPr>
+        <w:rPr>
+          <w:rFonts w:ascii="Aptos" w:eastAsia="Aptos" w:hAnsi="Aptos" w:cs="Aptos"/>
+        </w:rPr>
+      </w:pPr>
+      <w:r>
+        <w:rPr>
+          <w:rFonts w:ascii="Aptos" w:eastAsia="Aptos" w:hAnsi="Aptos" w:cs="Aptos"/>
+        </w:rPr>
+        <w:t>* Clause contains both “general advertisement” and “unsolicited contact”</w:t>
+      </w:r>
+    </w:p>
+    <w:p>
+      <w:pPr>
+        <w:rPr>
+          <w:rFonts w:ascii="Aptos" w:eastAsia="Aptos" w:hAnsi="Aptos" w:cs="Aptos"/>
+        </w:rPr>
+      </w:pPr>
+      <w:r>
+        <w:rPr>
+          <w:rFonts w:ascii="Aptos" w:eastAsia="Aptos" w:hAnsi="Aptos" w:cs="Aptos"/>
+        </w:rPr>
+        <w:t>* Clause contains both “generalized solicitations” and “not specifically targeted”</w:t>
+      </w:r>
+    </w:p>
+    <w:p>
+      <w:pPr>
+        <w:rPr>
+          <w:rFonts w:ascii="Aptos" w:eastAsia="Aptos" w:hAnsi="Aptos" w:cs="Aptos"/>
+        </w:rPr>
+      </w:pPr>
+      <w:r>
+        <w:rPr>
+          <w:rFonts w:ascii="Aptos" w:eastAsia="Aptos" w:hAnsi="Aptos" w:cs="Aptos"/>
+        </w:rPr>
+        <w:t>* Clause contains both “public job postings” and “unsolicited applicants”</w:t>
+      </w:r>
+    </w:p>
+    <w:p>
+      <w:pPr>
+        <w:rPr>
+          <w:rFonts w:ascii="Aptos" w:eastAsia="Aptos" w:hAnsi="Aptos" w:cs="Aptos"/>
+        </w:rPr>
+      </w:pPr>
+      <w:r>
+        <w:rPr>
+          <w:rFonts w:ascii="Aptos" w:eastAsia="Aptos" w:hAnsi="Aptos" w:cs="Aptos"/>
+        </w:rPr>
+        <w:t>* Clause contains both “bona fide recruitment advertisement” and “employment agency”</w:t>
+      </w:r>
+    </w:p>
+    <w:p>
+      <w:pPr>
+        <w:rPr>
+          <w:rFonts w:ascii="Aptos" w:eastAsia="Aptos" w:hAnsi="Aptos" w:cs="Aptos"/>
+        </w:rPr>
+      </w:pPr>
+      <w:r>
+        <w:rPr>
+          <w:rFonts w:ascii="Aptos" w:eastAsia="Aptos" w:hAnsi="Aptos" w:cs="Aptos"/>
+        </w:rPr>
+        <w:t>* Clause contains both “application for employment submitted on an unsolicited basis” and “general advertisement”</w:t>
+      </w:r>
+    </w:p>
+    <w:p>
+      <w:pPr>
+        <w:rPr>
+          <w:rFonts w:ascii="Aptos" w:eastAsia="Aptos" w:hAnsi="Aptos" w:cs="Aptos"/>
+        </w:rPr>
+      </w:pPr>
+      <w:r>
+        <w:rPr>
+          <w:rFonts w:ascii="Aptos" w:eastAsia="Aptos" w:hAnsi="Aptos" w:cs="Aptos"/>
+        </w:rPr>
+        <w:t xml:space="preserve">* Clause is acceptable employee non-solicitation language under the playbook and does not contain a </w:t>
+      </w:r>
+      <w:proofErr w:type="gramStart"/>
+      <w:r>
+        <w:rPr>
+          <w:rFonts w:ascii="Aptos" w:eastAsia="Aptos" w:hAnsi="Aptos" w:cs="Aptos"/>
+        </w:rPr>
+        <w:t>liquidated damages</w:t>
+      </w:r>
+      <w:proofErr w:type="gramEnd"/>
+      <w:r>
+        <w:rPr>
+          <w:rFonts w:ascii="Aptos" w:eastAsia="Aptos" w:hAnsi="Aptos" w:cs="Aptos"/>
+        </w:rPr>
+        <w:t>, non-compete, or country supplement trigger</w:t>
+      </w:r>
+    </w:p>
+    <w:p>
+      <w:pPr>
+        <w:rPr>
+          <w:rFonts w:ascii="Aptos" w:eastAsia="Aptos" w:hAnsi="Aptos" w:cs="Aptos"/>
+        </w:rPr>
+      </w:pPr>
+      <w:r>
+        <w:rPr>
+          <w:rFonts w:ascii="Aptos" w:eastAsia="Aptos" w:hAnsi="Aptos" w:cs="Aptos"/>
+        </w:rPr>
+        <w:t xml:space="preserve">* Clause contains </w:t>
+      </w:r>
+      <w:proofErr w:type="gramStart"/>
+      <w:r>
+        <w:rPr>
+          <w:rFonts w:ascii="Aptos" w:eastAsia="Aptos" w:hAnsi="Aptos" w:cs="Aptos"/>
+        </w:rPr>
+        <w:t>all of</w:t>
+      </w:r>
+      <w:proofErr w:type="gramEnd"/>
+      <w:r>
+        <w:rPr>
+          <w:rFonts w:ascii="Aptos" w:eastAsia="Aptos" w:hAnsi="Aptos" w:cs="Aptos"/>
+        </w:rPr>
+        <w:t xml:space="preserve"> the following:</w:t>
+      </w:r>
+    </w:p>
+    <w:p>
+      <w:pPr>
+        <w:rPr>
+          <w:rFonts w:ascii="Aptos" w:eastAsia="Aptos" w:hAnsi="Aptos" w:cs="Aptos"/>
+        </w:rPr>
+      </w:pPr>
+      <w:r>
+        <w:rPr>
+          <w:rFonts w:ascii="Aptos" w:eastAsia="Aptos" w:hAnsi="Aptos" w:cs="Aptos"/>
+        </w:rPr>
+        <w:t xml:space="preserve">  * “during the term of this Agreement”</w:t>
+      </w:r>
+    </w:p>
+    <w:p>
+      <w:pPr>
+        <w:rPr>
+          <w:rFonts w:ascii="Aptos" w:eastAsia="Aptos" w:hAnsi="Aptos" w:cs="Aptos"/>
+        </w:rPr>
+      </w:pPr>
+      <w:r>
+        <w:rPr>
+          <w:rFonts w:ascii="Aptos" w:eastAsia="Aptos" w:hAnsi="Aptos" w:cs="Aptos"/>
+        </w:rPr>
+        <w:t xml:space="preserve">  * “actively seeks employment”</w:t>
+      </w:r>
+    </w:p>
+    <w:p>
+      <w:pPr>
+        <w:rPr>
+          <w:rFonts w:ascii="Aptos" w:eastAsia="Aptos" w:hAnsi="Aptos" w:cs="Aptos"/>
+        </w:rPr>
+      </w:pPr>
+      <w:r>
+        <w:rPr>
+          <w:rFonts w:ascii="Aptos" w:eastAsia="Aptos" w:hAnsi="Aptos" w:cs="Aptos"/>
+        </w:rPr>
+        <w:t xml:space="preserve">  * “general advertisement”</w:t>
+      </w:r>
+    </w:p>
+    <w:p>
+      <w:pPr>
+        <w:rPr>
+          <w:rFonts w:ascii="Aptos" w:eastAsia="Aptos" w:hAnsi="Aptos" w:cs="Aptos"/>
+        </w:rPr>
+      </w:pPr>
+      <w:r>
+        <w:rPr>
+          <w:rFonts w:ascii="Aptos" w:eastAsia="Aptos" w:hAnsi="Aptos" w:cs="Aptos"/>
+        </w:rPr>
+        <w:t xml:space="preserve">  * “without direct solicitation”</w:t>
+      </w:r>
+    </w:p>
+    <w:p>
+      <w:pPr>
+        <w:rPr>
+          <w:rFonts w:ascii="Aptos" w:eastAsia="Aptos" w:hAnsi="Aptos" w:cs="Aptos"/>
+        </w:rPr>
+      </w:pPr>
+      <w:r>
+        <w:rPr>
+          <w:rFonts w:ascii="Aptos" w:eastAsia="Aptos" w:hAnsi="Aptos" w:cs="Aptos"/>
+        </w:rPr>
+        <w:t xml:space="preserve">* Clause contains </w:t>
+      </w:r>
+      <w:proofErr w:type="gramStart"/>
+      <w:r>
+        <w:rPr>
+          <w:rFonts w:ascii="Aptos" w:eastAsia="Aptos" w:hAnsi="Aptos" w:cs="Aptos"/>
+        </w:rPr>
+        <w:t>all of</w:t>
+      </w:r>
+      <w:proofErr w:type="gramEnd"/>
+      <w:r>
+        <w:rPr>
+          <w:rFonts w:ascii="Aptos" w:eastAsia="Aptos" w:hAnsi="Aptos" w:cs="Aptos"/>
+        </w:rPr>
+        <w:t xml:space="preserve"> the following:</w:t>
+      </w:r>
+    </w:p>
+    <w:p>
+      <w:pPr>
+        <w:rPr>
+          <w:rFonts w:ascii="Aptos" w:eastAsia="Aptos" w:hAnsi="Aptos" w:cs="Aptos"/>
+        </w:rPr>
+      </w:pPr>
+      <w:r>
+        <w:rPr>
+          <w:rFonts w:ascii="Aptos" w:eastAsia="Aptos" w:hAnsi="Aptos" w:cs="Aptos"/>
+        </w:rPr>
+        <w:t xml:space="preserve">  * “Both Parties agree not to solicit”</w:t>
+      </w:r>
+    </w:p>
+    <w:p>
+      <w:pPr>
+        <w:rPr>
+          <w:rFonts w:ascii="Aptos" w:eastAsia="Aptos" w:hAnsi="Aptos" w:cs="Aptos"/>
+        </w:rPr>
+      </w:pPr>
+      <w:r>
+        <w:rPr>
+          <w:rFonts w:ascii="Aptos" w:eastAsia="Aptos" w:hAnsi="Aptos" w:cs="Aptos"/>
+        </w:rPr>
+        <w:t xml:space="preserve">  * “employee or independent contractor of the other Party”</w:t>
+      </w:r>
+    </w:p>
+    <w:p>
+      <w:pPr>
+        <w:rPr>
+          <w:rFonts w:ascii="Aptos" w:eastAsia="Aptos" w:hAnsi="Aptos" w:cs="Aptos"/>
+        </w:rPr>
+      </w:pPr>
+      <w:r>
+        <w:rPr>
+          <w:rFonts w:ascii="Aptos" w:eastAsia="Aptos" w:hAnsi="Aptos" w:cs="Aptos"/>
+        </w:rPr>
+        <w:t xml:space="preserve">  * “actively seeks employment”</w:t>
+      </w:r>
+    </w:p>
+    <w:p>
+      <w:pPr>
+        <w:rPr>
+          <w:rFonts w:ascii="Aptos" w:eastAsia="Aptos" w:hAnsi="Aptos" w:cs="Aptos"/>
+        </w:rPr>
+      </w:pPr>
+      <w:r>
+        <w:rPr>
+          <w:rFonts w:ascii="Aptos" w:eastAsia="Aptos" w:hAnsi="Aptos" w:cs="Aptos"/>
+        </w:rPr>
+        <w:t xml:space="preserve">  * “general advertisement”</w:t>
+      </w:r>
+    </w:p>
+    <w:p>
+      <w:pPr>
+        <w:rPr>
+          <w:rFonts w:ascii="Aptos" w:eastAsia="Aptos" w:hAnsi="Aptos" w:cs="Aptos"/>
+        </w:rPr>
+      </w:pPr>
+      <w:r>
+        <w:rPr>
+          <w:rFonts w:ascii="Aptos" w:eastAsia="Aptos" w:hAnsi="Aptos" w:cs="Aptos"/>
+        </w:rPr>
+        <w:t xml:space="preserve">* Clause contains </w:t>
+      </w:r>
+      <w:proofErr w:type="gramStart"/>
+      <w:r>
+        <w:rPr>
+          <w:rFonts w:ascii="Aptos" w:eastAsia="Aptos" w:hAnsi="Aptos" w:cs="Aptos"/>
+        </w:rPr>
+        <w:t>all of</w:t>
+      </w:r>
+      <w:proofErr w:type="gramEnd"/>
+      <w:r>
+        <w:rPr>
+          <w:rFonts w:ascii="Aptos" w:eastAsia="Aptos" w:hAnsi="Aptos" w:cs="Aptos"/>
+        </w:rPr>
+        <w:t xml:space="preserve"> the following:</w:t>
+      </w:r>
+    </w:p>
+    <w:p>
+      <w:pPr>
+        <w:rPr>
+          <w:rFonts w:ascii="Aptos" w:eastAsia="Aptos" w:hAnsi="Aptos" w:cs="Aptos"/>
+        </w:rPr>
+      </w:pPr>
+      <w:r>
+        <w:rPr>
+          <w:rFonts w:ascii="Aptos" w:eastAsia="Aptos" w:hAnsi="Aptos" w:cs="Aptos"/>
+        </w:rPr>
+        <w:lastRenderedPageBreak/>
+        <w:t xml:space="preserve">  * “not to solicit any employee or independent contractor”</w:t>
+      </w:r>
+    </w:p>
+    <w:p>
+      <w:pPr>
+        <w:rPr>
+          <w:rFonts w:ascii="Aptos" w:eastAsia="Aptos" w:hAnsi="Aptos" w:cs="Aptos"/>
+        </w:rPr>
+      </w:pPr>
+      <w:r>
+        <w:rPr>
+          <w:rFonts w:ascii="Aptos" w:eastAsia="Aptos" w:hAnsi="Aptos" w:cs="Aptos"/>
+        </w:rPr>
+        <w:t xml:space="preserve">  * “during the term of this Agreement”</w:t>
+      </w:r>
+    </w:p>
+    <w:p>
+      <w:pPr>
+        <w:rPr>
+          <w:rFonts w:ascii="Aptos" w:eastAsia="Aptos" w:hAnsi="Aptos" w:cs="Aptos"/>
+        </w:rPr>
+      </w:pPr>
+      <w:r>
+        <w:rPr>
+          <w:rFonts w:ascii="Aptos" w:eastAsia="Aptos" w:hAnsi="Aptos" w:cs="Aptos"/>
+        </w:rPr>
+        <w:t xml:space="preserve">  * “Such restrictions shall not apply”</w:t>
+      </w:r>
+    </w:p>
+    <w:p>
+      <w:pPr>
+        <w:rPr>
+          <w:rFonts w:ascii="Aptos" w:eastAsia="Aptos" w:hAnsi="Aptos" w:cs="Aptos"/>
+        </w:rPr>
+      </w:pPr>
+      <w:r>
+        <w:rPr>
+          <w:rFonts w:ascii="Aptos" w:eastAsia="Aptos" w:hAnsi="Aptos" w:cs="Aptos"/>
+        </w:rPr>
+        <w:t xml:space="preserve">  * “without direct solicitation”</w:t>
+      </w:r>
+    </w:p>
+    <w:p>
+      <w:pPr>
+        <w:rPr>
+          <w:rFonts w:ascii="Aptos" w:eastAsia="Aptos" w:hAnsi="Aptos" w:cs="Aptos"/>
+        </w:rPr>
+      </w:pPr>
+      <w:r>
+        <w:rPr>
+          <w:rFonts w:ascii="Aptos" w:eastAsia="Aptos" w:hAnsi="Aptos" w:cs="Aptos"/>
+        </w:rPr>
+        <w:t xml:space="preserve">* Clause contains </w:t>
+      </w:r>
+      <w:proofErr w:type="gramStart"/>
+      <w:r>
+        <w:rPr>
+          <w:rFonts w:ascii="Aptos" w:eastAsia="Aptos" w:hAnsi="Aptos" w:cs="Aptos"/>
+        </w:rPr>
+        <w:t>all of</w:t>
+      </w:r>
+      <w:proofErr w:type="gramEnd"/>
+      <w:r>
+        <w:rPr>
+          <w:rFonts w:ascii="Aptos" w:eastAsia="Aptos" w:hAnsi="Aptos" w:cs="Aptos"/>
+        </w:rPr>
+        <w:t xml:space="preserve"> the following:</w:t>
+      </w:r>
+    </w:p>
+    <w:p>
+      <w:pPr>
+        <w:rPr>
+          <w:rFonts w:ascii="Aptos" w:eastAsia="Aptos" w:hAnsi="Aptos" w:cs="Aptos"/>
+        </w:rPr>
+      </w:pPr>
+      <w:r>
+        <w:rPr>
+          <w:rFonts w:ascii="Aptos" w:eastAsia="Aptos" w:hAnsi="Aptos" w:cs="Aptos"/>
+        </w:rPr>
+        <w:t xml:space="preserve">  * “employee or independent contractor of either Party actively seeks employment”</w:t>
+      </w:r>
+    </w:p>
+    <w:p>
+      <w:pPr>
+        <w:rPr>
+          <w:rFonts w:ascii="Aptos" w:eastAsia="Aptos" w:hAnsi="Aptos" w:cs="Aptos"/>
+        </w:rPr>
+      </w:pPr>
+      <w:r>
+        <w:rPr>
+          <w:rFonts w:ascii="Aptos" w:eastAsia="Aptos" w:hAnsi="Aptos" w:cs="Aptos"/>
+        </w:rPr>
+        <w:t xml:space="preserve">  * “whether in response to a general advertisement or otherwise”</w:t>
+      </w:r>
+    </w:p>
+    <w:p>
+      <w:pPr>
+        <w:rPr>
+          <w:rFonts w:ascii="Aptos" w:eastAsia="Aptos" w:hAnsi="Aptos" w:cs="Aptos"/>
+        </w:rPr>
+      </w:pPr>
+      <w:r>
+        <w:rPr>
+          <w:rFonts w:ascii="Aptos" w:eastAsia="Aptos" w:hAnsi="Aptos" w:cs="Aptos"/>
+        </w:rPr>
+        <w:t xml:space="preserve">  * “without direct solicitation by such employing Party”</w:t>
+      </w:r>
+    </w:p>
+    <w:p>
+      <w:pPr>
+        <w:rPr>
+          <w:rFonts w:ascii="Aptos" w:eastAsia="Aptos" w:hAnsi="Aptos" w:cs="Aptos"/>
+        </w:rPr>
+      </w:pPr>
+      <w:r>
+        <w:rPr>
+          <w:rFonts w:ascii="Aptos" w:eastAsia="Aptos" w:hAnsi="Aptos" w:cs="Aptos"/>
+        </w:rPr>
+        <w:t xml:space="preserve">* Clause contains </w:t>
+      </w:r>
+      <w:proofErr w:type="gramStart"/>
+      <w:r>
+        <w:rPr>
+          <w:rFonts w:ascii="Aptos" w:eastAsia="Aptos" w:hAnsi="Aptos" w:cs="Aptos"/>
+        </w:rPr>
+        <w:t>all of</w:t>
+      </w:r>
+      <w:proofErr w:type="gramEnd"/>
+      <w:r>
+        <w:rPr>
+          <w:rFonts w:ascii="Aptos" w:eastAsia="Aptos" w:hAnsi="Aptos" w:cs="Aptos"/>
+        </w:rPr>
+        <w:t xml:space="preserve"> the following:</w:t>
+      </w:r>
+    </w:p>
+    <w:p>
+      <w:pPr>
+        <w:rPr>
+          <w:rFonts w:ascii="Aptos" w:eastAsia="Aptos" w:hAnsi="Aptos" w:cs="Aptos"/>
+        </w:rPr>
+      </w:pPr>
+      <w:r>
+        <w:rPr>
+          <w:rFonts w:ascii="Aptos" w:eastAsia="Aptos" w:hAnsi="Aptos" w:cs="Aptos"/>
+        </w:rPr>
+        <w:t xml:space="preserve">  * “on behalf of any other business enterprise”</w:t>
+      </w:r>
+    </w:p>
+    <w:p>
+      <w:pPr>
+        <w:rPr>
+          <w:rFonts w:ascii="Aptos" w:eastAsia="Aptos" w:hAnsi="Aptos" w:cs="Aptos"/>
+        </w:rPr>
+      </w:pPr>
+      <w:r>
+        <w:rPr>
+          <w:rFonts w:ascii="Aptos" w:eastAsia="Aptos" w:hAnsi="Aptos" w:cs="Aptos"/>
+        </w:rPr>
+        <w:t xml:space="preserve">  * “during the term of this Agreement”</w:t>
+      </w:r>
+    </w:p>
+    <w:p>
+      <w:pPr>
+        <w:rPr>
+          <w:rFonts w:ascii="Aptos" w:eastAsia="Aptos" w:hAnsi="Aptos" w:cs="Aptos"/>
+        </w:rPr>
+      </w:pPr>
+      <w:r>
+        <w:rPr>
+          <w:rFonts w:ascii="Aptos" w:eastAsia="Aptos" w:hAnsi="Aptos" w:cs="Aptos"/>
+        </w:rPr>
+        <w:t xml:space="preserve">  * “general advertisement”</w:t>
+      </w:r>
+    </w:p>
+    <w:p>
+      <w:pPr>
+        <w:rPr>
+          <w:rFonts w:ascii="Aptos" w:eastAsia="Aptos" w:hAnsi="Aptos" w:cs="Aptos"/>
+        </w:rPr>
+      </w:pPr>
+      <w:r>
+        <w:rPr>
+          <w:rFonts w:ascii="Aptos" w:eastAsia="Aptos" w:hAnsi="Aptos" w:cs="Aptos"/>
+        </w:rPr>
+        <w:t xml:space="preserve">  * “without direct solicitation”</w:t>
+      </w:r>
+    </w:p>
+    <w:p>
+      <w:pPr>
+        <w:rPr>
+          <w:rFonts w:ascii="Aptos" w:eastAsia="Aptos" w:hAnsi="Aptos" w:cs="Aptos"/>
+        </w:rPr>
+      </w:pPr>
+      <w:r>
+        <w:rPr>
+          <w:rFonts w:ascii="Aptos" w:eastAsia="Aptos" w:hAnsi="Aptos" w:cs="Aptos"/>
+        </w:rPr>
+        <w:t xml:space="preserve">* Do NOT route </w:t>
+      </w:r>
+      <w:proofErr w:type="gramStart"/>
+      <w:r>
+        <w:rPr>
+          <w:rFonts w:ascii="Aptos" w:eastAsia="Aptos" w:hAnsi="Aptos" w:cs="Aptos"/>
+        </w:rPr>
+        <w:t>Non-Solicitation</w:t>
+      </w:r>
+      <w:proofErr w:type="gramEnd"/>
+      <w:r>
+        <w:rPr>
+          <w:rFonts w:ascii="Aptos" w:eastAsia="Aptos" w:hAnsi="Aptos" w:cs="Aptos"/>
+        </w:rPr>
+        <w:t xml:space="preserve"> if the only matched non-solicitation language is a mutual employee or independent contractor restriction and the same clause contains:</w:t>
+      </w:r>
+    </w:p>
+    <w:p>
+      <w:pPr>
+        <w:rPr>
+          <w:rFonts w:ascii="Aptos" w:eastAsia="Aptos" w:hAnsi="Aptos" w:cs="Aptos"/>
+        </w:rPr>
+      </w:pPr>
+      <w:r>
+        <w:rPr>
+          <w:rFonts w:ascii="Aptos" w:eastAsia="Aptos" w:hAnsi="Aptos" w:cs="Aptos"/>
+        </w:rPr>
+        <w:t xml:space="preserve">  * “during the term of this Agreement”</w:t>
+      </w:r>
+    </w:p>
+    <w:p>
+      <w:pPr>
+        <w:rPr>
+          <w:rFonts w:ascii="Aptos" w:eastAsia="Aptos" w:hAnsi="Aptos" w:cs="Aptos"/>
+        </w:rPr>
+      </w:pPr>
+      <w:r>
+        <w:rPr>
+          <w:rFonts w:ascii="Aptos" w:eastAsia="Aptos" w:hAnsi="Aptos" w:cs="Aptos"/>
+        </w:rPr>
+        <w:t xml:space="preserve">  * “Such restrictions shall not apply”</w:t>
+      </w:r>
+    </w:p>
+    <w:p>
+      <w:pPr>
+        <w:rPr>
+          <w:rFonts w:ascii="Aptos" w:eastAsia="Aptos" w:hAnsi="Aptos" w:cs="Aptos"/>
+        </w:rPr>
+      </w:pPr>
+      <w:r>
+        <w:rPr>
+          <w:rFonts w:ascii="Aptos" w:eastAsia="Aptos" w:hAnsi="Aptos" w:cs="Aptos"/>
+        </w:rPr>
+        <w:t xml:space="preserve">  * “actively seeks employment”</w:t>
+      </w:r>
+    </w:p>
+    <w:p>
+      <w:pPr>
+        <w:rPr>
+          <w:rFonts w:ascii="Aptos" w:eastAsia="Aptos" w:hAnsi="Aptos" w:cs="Aptos"/>
+        </w:rPr>
+      </w:pPr>
+      <w:r>
+        <w:rPr>
+          <w:rFonts w:ascii="Aptos" w:eastAsia="Aptos" w:hAnsi="Aptos" w:cs="Aptos"/>
+        </w:rPr>
+        <w:t xml:space="preserve">  * “general advertisement”</w:t>
+      </w:r>
+    </w:p>
+    <w:p>
+      <w:pPr>
+        <w:rPr>
+          <w:rFonts w:ascii="Aptos" w:eastAsia="Aptos" w:hAnsi="Aptos" w:cs="Aptos"/>
+        </w:rPr>
+      </w:pPr>
+      <w:r>
+        <w:rPr>
+          <w:rFonts w:ascii="Aptos" w:eastAsia="Aptos" w:hAnsi="Aptos" w:cs="Aptos"/>
+        </w:rPr>
+        <w:t xml:space="preserve">  * “without direct solicitation”</w:t>
+      </w:r>
+    </w:p>
+    <w:p>
+      <w:pPr>
+        <w:rPr>
+          <w:rFonts w:ascii="Aptos" w:eastAsia="Aptos" w:hAnsi="Aptos" w:cs="Aptos"/>
+        </w:rPr>
+      </w:pPr>
+      <w:r>
+        <w:rPr>
+          <w:rFonts w:ascii="Aptos" w:eastAsia="Aptos" w:hAnsi="Aptos" w:cs="Aptos"/>
+        </w:rPr>
+        <w:t xml:space="preserve">* Do NOT route </w:t>
+      </w:r>
+      <w:proofErr w:type="gramStart"/>
+      <w:r>
+        <w:rPr>
+          <w:rFonts w:ascii="Aptos" w:eastAsia="Aptos" w:hAnsi="Aptos" w:cs="Aptos"/>
+        </w:rPr>
+        <w:t>Non-Solicitation</w:t>
+      </w:r>
+      <w:proofErr w:type="gramEnd"/>
+      <w:r>
+        <w:rPr>
+          <w:rFonts w:ascii="Aptos" w:eastAsia="Aptos" w:hAnsi="Aptos" w:cs="Aptos"/>
+        </w:rPr>
+        <w:t xml:space="preserve"> if the same </w:t>
+      </w:r>
+      <w:proofErr w:type="gramStart"/>
+      <w:r>
+        <w:rPr>
+          <w:rFonts w:ascii="Aptos" w:eastAsia="Aptos" w:hAnsi="Aptos" w:cs="Aptos"/>
+        </w:rPr>
+        <w:t>Non-Solicitation</w:t>
+      </w:r>
+      <w:proofErr w:type="gramEnd"/>
+      <w:r>
+        <w:rPr>
+          <w:rFonts w:ascii="Aptos" w:eastAsia="Aptos" w:hAnsi="Aptos" w:cs="Aptos"/>
+        </w:rPr>
+        <w:t xml:space="preserve"> clause contains BOTH:</w:t>
+      </w:r>
+    </w:p>
+    <w:p>
+      <w:pPr>
+        <w:rPr>
+          <w:rFonts w:ascii="Aptos" w:eastAsia="Aptos" w:hAnsi="Aptos" w:cs="Aptos"/>
+        </w:rPr>
+      </w:pPr>
+      <w:r>
+        <w:rPr>
+          <w:rFonts w:ascii="Aptos" w:eastAsia="Aptos" w:hAnsi="Aptos" w:cs="Aptos"/>
+        </w:rPr>
+        <w:t xml:space="preserve">  * “advertisements in the media”</w:t>
+      </w:r>
+    </w:p>
+    <w:p>
+      <w:pPr>
+        <w:rPr>
+          <w:rFonts w:ascii="Aptos" w:eastAsia="Aptos" w:hAnsi="Aptos" w:cs="Aptos"/>
+        </w:rPr>
+      </w:pPr>
+      <w:r>
+        <w:rPr>
+          <w:rFonts w:ascii="Aptos" w:eastAsia="Aptos" w:hAnsi="Aptos" w:cs="Aptos"/>
+        </w:rPr>
+        <w:t xml:space="preserve">  * “own initiative”</w:t>
+      </w:r>
+    </w:p>
+    <w:p>
+      <w:pPr>
+        <w:rPr>
+          <w:rFonts w:ascii="Aptos" w:eastAsia="Aptos" w:hAnsi="Aptos" w:cs="Aptos"/>
+        </w:rPr>
+      </w:pPr>
+      <w:r>
+        <w:rPr>
+          <w:rFonts w:ascii="Aptos" w:eastAsia="Aptos" w:hAnsi="Aptos" w:cs="Aptos"/>
+        </w:rPr>
+        <w:t xml:space="preserve">* Do NOT route </w:t>
+      </w:r>
+      <w:proofErr w:type="gramStart"/>
+      <w:r>
+        <w:rPr>
+          <w:rFonts w:ascii="Aptos" w:eastAsia="Aptos" w:hAnsi="Aptos" w:cs="Aptos"/>
+        </w:rPr>
+        <w:t>Non-Solicitation</w:t>
+      </w:r>
+      <w:proofErr w:type="gramEnd"/>
+      <w:r>
+        <w:rPr>
+          <w:rFonts w:ascii="Aptos" w:eastAsia="Aptos" w:hAnsi="Aptos" w:cs="Aptos"/>
+        </w:rPr>
+        <w:t xml:space="preserve"> if the clause is limited to officers only and contains standard public-recruitment carve-outs.</w:t>
+      </w:r>
+    </w:p>
+    <w:p>
+      <w:pPr>
+        <w:rPr>
+          <w:rFonts w:ascii="Aptos" w:eastAsia="Aptos" w:hAnsi="Aptos" w:cs="Aptos"/>
+        </w:rPr>
+      </w:pPr>
+      <w:r>
+        <w:rPr>
+          <w:rFonts w:ascii="Aptos" w:eastAsia="Aptos" w:hAnsi="Aptos" w:cs="Aptos"/>
+        </w:rPr>
+        <w:t xml:space="preserve">* Clause contains </w:t>
+      </w:r>
+      <w:proofErr w:type="gramStart"/>
+      <w:r>
+        <w:rPr>
+          <w:rFonts w:ascii="Aptos" w:eastAsia="Aptos" w:hAnsi="Aptos" w:cs="Aptos"/>
+        </w:rPr>
+        <w:t>all of</w:t>
+      </w:r>
+      <w:proofErr w:type="gramEnd"/>
+      <w:r>
+        <w:rPr>
+          <w:rFonts w:ascii="Aptos" w:eastAsia="Aptos" w:hAnsi="Aptos" w:cs="Aptos"/>
+        </w:rPr>
+        <w:t xml:space="preserve"> the following:</w:t>
+      </w:r>
+    </w:p>
+    <w:p>
+      <w:pPr>
+        <w:rPr>
+          <w:rFonts w:ascii="Aptos" w:eastAsia="Aptos" w:hAnsi="Aptos" w:cs="Aptos"/>
+        </w:rPr>
+      </w:pPr>
+      <w:r>
+        <w:rPr>
+          <w:rFonts w:ascii="Aptos" w:eastAsia="Aptos" w:hAnsi="Aptos" w:cs="Aptos"/>
+        </w:rPr>
+        <w:t xml:space="preserve">  * “any officer of the Company”</w:t>
+      </w:r>
+    </w:p>
+    <w:p>
+      <w:pPr>
+        <w:rPr>
+          <w:rFonts w:ascii="Aptos" w:eastAsia="Aptos" w:hAnsi="Aptos" w:cs="Aptos"/>
+        </w:rPr>
+      </w:pPr>
+      <w:r>
+        <w:rPr>
+          <w:rFonts w:ascii="Aptos" w:eastAsia="Aptos" w:hAnsi="Aptos" w:cs="Aptos"/>
+        </w:rPr>
+        <w:lastRenderedPageBreak/>
+        <w:t xml:space="preserve">  * “generalized searches for employees”</w:t>
+      </w:r>
+    </w:p>
+    <w:p>
+      <w:pPr>
+        <w:rPr>
+          <w:rFonts w:ascii="Aptos" w:eastAsia="Aptos" w:hAnsi="Aptos" w:cs="Aptos"/>
+        </w:rPr>
+      </w:pPr>
+      <w:r>
+        <w:rPr>
+          <w:rFonts w:ascii="Aptos" w:eastAsia="Aptos" w:hAnsi="Aptos" w:cs="Aptos"/>
+        </w:rPr>
+        <w:t xml:space="preserve">  * “bona fide public advertisements in the media”</w:t>
+      </w:r>
+    </w:p>
+    <w:p>
+      <w:pPr>
+        <w:rPr>
+          <w:rFonts w:ascii="Aptos" w:eastAsia="Aptos" w:hAnsi="Aptos" w:cs="Aptos"/>
+        </w:rPr>
+      </w:pPr>
+      <w:r>
+        <w:rPr>
+          <w:rFonts w:ascii="Aptos" w:eastAsia="Aptos" w:hAnsi="Aptos" w:cs="Aptos"/>
+        </w:rPr>
+        <w:t xml:space="preserve">  * “not targeted specifically at employees of the Company”</w:t>
+      </w:r>
+    </w:p>
+    <w:p>
+      <w:pPr>
+        <w:rPr>
+          <w:rFonts w:ascii="Aptos" w:eastAsia="Aptos" w:hAnsi="Aptos" w:cs="Aptos"/>
+        </w:rPr>
+      </w:pPr>
+      <w:r>
+        <w:rPr>
+          <w:rFonts w:ascii="Aptos" w:eastAsia="Aptos" w:hAnsi="Aptos" w:cs="Aptos"/>
+        </w:rPr>
+        <w:t xml:space="preserve">* Clause contains </w:t>
+      </w:r>
+      <w:proofErr w:type="gramStart"/>
+      <w:r>
+        <w:rPr>
+          <w:rFonts w:ascii="Aptos" w:eastAsia="Aptos" w:hAnsi="Aptos" w:cs="Aptos"/>
+        </w:rPr>
+        <w:t>all of</w:t>
+      </w:r>
+      <w:proofErr w:type="gramEnd"/>
+      <w:r>
+        <w:rPr>
+          <w:rFonts w:ascii="Aptos" w:eastAsia="Aptos" w:hAnsi="Aptos" w:cs="Aptos"/>
+        </w:rPr>
+        <w:t xml:space="preserve"> the following:</w:t>
+      </w:r>
+    </w:p>
+    <w:p>
+      <w:pPr>
+        <w:rPr>
+          <w:rFonts w:ascii="Aptos" w:eastAsia="Aptos" w:hAnsi="Aptos" w:cs="Aptos"/>
+        </w:rPr>
+      </w:pPr>
+      <w:r>
+        <w:rPr>
+          <w:rFonts w:ascii="Aptos" w:eastAsia="Aptos" w:hAnsi="Aptos" w:cs="Aptos"/>
+        </w:rPr>
+        <w:t xml:space="preserve">  * “solicitation of any such person”</w:t>
+      </w:r>
+    </w:p>
+    <w:p>
+      <w:pPr>
+        <w:rPr>
+          <w:rFonts w:ascii="Aptos" w:eastAsia="Aptos" w:hAnsi="Aptos" w:cs="Aptos"/>
+        </w:rPr>
+      </w:pPr>
+      <w:r>
+        <w:rPr>
+          <w:rFonts w:ascii="Aptos" w:eastAsia="Aptos" w:hAnsi="Aptos" w:cs="Aptos"/>
+        </w:rPr>
+        <w:t xml:space="preserve">  * “generalized searches for employees”</w:t>
+      </w:r>
+    </w:p>
+    <w:p>
+      <w:pPr>
+        <w:rPr>
+          <w:rFonts w:ascii="Aptos" w:eastAsia="Aptos" w:hAnsi="Aptos" w:cs="Aptos"/>
+        </w:rPr>
+      </w:pPr>
+      <w:r>
+        <w:rPr>
+          <w:rFonts w:ascii="Aptos" w:eastAsia="Aptos" w:hAnsi="Aptos" w:cs="Aptos"/>
+        </w:rPr>
+        <w:t xml:space="preserve">  * “bona fide public advertisements in the media”</w:t>
+      </w:r>
+    </w:p>
+    <w:p>
+      <w:pPr>
+        <w:rPr>
+          <w:rFonts w:ascii="Aptos" w:eastAsia="Aptos" w:hAnsi="Aptos" w:cs="Aptos"/>
+        </w:rPr>
+      </w:pPr>
+      <w:r>
+        <w:rPr>
+          <w:rFonts w:ascii="Aptos" w:eastAsia="Aptos" w:hAnsi="Aptos" w:cs="Aptos"/>
+        </w:rPr>
+        <w:t xml:space="preserve">  * “not targeted specifically”</w:t>
+      </w:r>
+    </w:p>
+    <w:p>
+      <w:pPr>
+        <w:rPr>
+          <w:rFonts w:ascii="Aptos" w:eastAsia="Aptos" w:hAnsi="Aptos" w:cs="Aptos"/>
+        </w:rPr>
+      </w:pPr>
+      <w:r>
+        <w:rPr>
+          <w:rFonts w:ascii="Aptos" w:eastAsia="Aptos" w:hAnsi="Aptos" w:cs="Aptos"/>
+        </w:rPr>
+        <w:t xml:space="preserve">* Clause contains </w:t>
+      </w:r>
+      <w:proofErr w:type="gramStart"/>
+      <w:r>
+        <w:rPr>
+          <w:rFonts w:ascii="Aptos" w:eastAsia="Aptos" w:hAnsi="Aptos" w:cs="Aptos"/>
+        </w:rPr>
+        <w:t>all of</w:t>
+      </w:r>
+      <w:proofErr w:type="gramEnd"/>
+      <w:r>
+        <w:rPr>
+          <w:rFonts w:ascii="Aptos" w:eastAsia="Aptos" w:hAnsi="Aptos" w:cs="Aptos"/>
+        </w:rPr>
+        <w:t xml:space="preserve"> the following:</w:t>
+      </w:r>
+    </w:p>
+    <w:p>
+      <w:pPr>
+        <w:rPr>
+          <w:rFonts w:ascii="Aptos" w:eastAsia="Aptos" w:hAnsi="Aptos" w:cs="Aptos"/>
+        </w:rPr>
+      </w:pPr>
+      <w:r>
+        <w:rPr>
+          <w:rFonts w:ascii="Aptos" w:eastAsia="Aptos" w:hAnsi="Aptos" w:cs="Aptos"/>
+        </w:rPr>
+        <w:t xml:space="preserve">  * “employ or engage, or solicit for employment or engagement”</w:t>
+      </w:r>
+    </w:p>
+    <w:p>
+      <w:pPr>
+        <w:rPr>
+          <w:rFonts w:ascii="Aptos" w:eastAsia="Aptos" w:hAnsi="Aptos" w:cs="Aptos"/>
+        </w:rPr>
+      </w:pPr>
+      <w:r>
+        <w:rPr>
+          <w:rFonts w:ascii="Aptos" w:eastAsia="Aptos" w:hAnsi="Aptos" w:cs="Aptos"/>
+        </w:rPr>
+        <w:t xml:space="preserve">  * “any officer of the Company”</w:t>
+      </w:r>
+    </w:p>
+    <w:p>
+      <w:pPr>
+        <w:rPr>
+          <w:rFonts w:ascii="Aptos" w:eastAsia="Aptos" w:hAnsi="Aptos" w:cs="Aptos"/>
+        </w:rPr>
+      </w:pPr>
+      <w:r>
+        <w:rPr>
+          <w:rFonts w:ascii="Aptos" w:eastAsia="Aptos" w:hAnsi="Aptos" w:cs="Aptos"/>
+        </w:rPr>
+        <w:t xml:space="preserve">  * “bona fide public advertisements in the media”</w:t>
+      </w:r>
+    </w:p>
+    <w:p>
+      <w:pPr>
+        <w:rPr>
+          <w:rFonts w:ascii="Aptos" w:eastAsia="Aptos" w:hAnsi="Aptos" w:cs="Aptos"/>
+        </w:rPr>
+      </w:pPr>
+      <w:r>
+        <w:rPr>
+          <w:rFonts w:ascii="Aptos" w:eastAsia="Aptos" w:hAnsi="Aptos" w:cs="Aptos"/>
+        </w:rPr>
+        <w:t xml:space="preserve">  * “not targeted specifically”</w:t>
+      </w:r>
+    </w:p>
+    <w:p>
+      <w:pPr>
+        <w:rPr>
+          <w:rFonts w:ascii="Aptos" w:eastAsia="Aptos" w:hAnsi="Aptos" w:cs="Aptos"/>
+        </w:rPr>
+      </w:pPr>
+      <w:r>
+        <w:rPr>
+          <w:rFonts w:ascii="Aptos" w:eastAsia="Aptos" w:hAnsi="Aptos" w:cs="Aptos"/>
+        </w:rPr>
+        <w:t xml:space="preserve">* Do NOT infer the duration of a </w:t>
+      </w:r>
+      <w:proofErr w:type="gramStart"/>
+      <w:r>
+        <w:rPr>
+          <w:rFonts w:ascii="Aptos" w:eastAsia="Aptos" w:hAnsi="Aptos" w:cs="Aptos"/>
+        </w:rPr>
+        <w:t>Non-Solicitation</w:t>
+      </w:r>
+      <w:proofErr w:type="gramEnd"/>
+      <w:r>
+        <w:rPr>
+          <w:rFonts w:ascii="Aptos" w:eastAsia="Aptos" w:hAnsi="Aptos" w:cs="Aptos"/>
+        </w:rPr>
+        <w:t xml:space="preserve"> restriction from the general term, expiration, or termination provision of the Agreement unless the </w:t>
+      </w:r>
+      <w:proofErr w:type="gramStart"/>
+      <w:r>
+        <w:rPr>
+          <w:rFonts w:ascii="Aptos" w:eastAsia="Aptos" w:hAnsi="Aptos" w:cs="Aptos"/>
+        </w:rPr>
+        <w:t>Non-Solicitation</w:t>
+      </w:r>
+      <w:proofErr w:type="gramEnd"/>
+      <w:r>
+        <w:rPr>
+          <w:rFonts w:ascii="Aptos" w:eastAsia="Aptos" w:hAnsi="Aptos" w:cs="Aptos"/>
+        </w:rPr>
+        <w:t xml:space="preserve"> clause expressly states that it applies only during that term or expressly cross-references that provision.</w:t>
+      </w:r>
+    </w:p>
+    <w:p>
+      <w:pPr>
+        <w:rPr>
+          <w:rFonts w:ascii="Aptos" w:eastAsia="Aptos" w:hAnsi="Aptos" w:cs="Aptos"/>
+        </w:rPr>
+      </w:pPr>
+    </w:p>
+    <w:p>
+      <w:pPr>
+        <w:rPr>
+          <w:rFonts w:ascii="Aptos" w:eastAsia="Aptos" w:hAnsi="Aptos" w:cs="Aptos"/>
+        </w:rPr>
+      </w:pPr>
+      <w:r>
+        <w:rPr>
+          <w:rFonts w:ascii="Aptos" w:eastAsia="Aptos" w:hAnsi="Aptos" w:cs="Aptos"/>
+        </w:rPr>
+        <w:t xml:space="preserve">* If the </w:t>
+      </w:r>
+      <w:proofErr w:type="gramStart"/>
+      <w:r>
+        <w:rPr>
+          <w:rFonts w:ascii="Aptos" w:eastAsia="Aptos" w:hAnsi="Aptos" w:cs="Aptos"/>
+        </w:rPr>
+        <w:t>Non-Solicitation</w:t>
+      </w:r>
+      <w:proofErr w:type="gramEnd"/>
+      <w:r>
+        <w:rPr>
+          <w:rFonts w:ascii="Aptos" w:eastAsia="Aptos" w:hAnsi="Aptos" w:cs="Aptos"/>
+        </w:rPr>
+        <w:t xml:space="preserve"> clause does not contain an express duration and does not expressly incorporate the Agreement term, the “24 months or less” Do NOT Trigger rule does not apply.</w:t>
       </w:r>
     </w:p>
     <w:p>
@@ -4775,7 +7032,126 @@
         <w:rPr>
           <w:rFonts w:ascii="Aptos" w:eastAsia="Aptos" w:hAnsi="Aptos" w:cs="Aptos"/>
         </w:rPr>
-        <w:t>---</w:t>
+        <w:t>## Country Supplement Override</w:t>
+      </w:r>
+    </w:p>
+    <w:p>
+      <w:pPr>
+        <w:rPr>
+          <w:rFonts w:ascii="Aptos" w:eastAsia="Aptos" w:hAnsi="Aptos" w:cs="Aptos"/>
+        </w:rPr>
+      </w:pPr>
+      <w:r>
+        <w:rPr>
+          <w:rFonts w:ascii="Aptos" w:eastAsia="Aptos" w:hAnsi="Aptos" w:cs="Aptos"/>
+        </w:rPr>
+        <w:t xml:space="preserve">* If the NDA is connected to the Nordics Market Unit and contains any non-solicitation clause, route to </w:t>
+      </w:r>
+      <w:proofErr w:type="gramStart"/>
+      <w:r>
+        <w:rPr>
+          <w:rFonts w:ascii="Aptos" w:eastAsia="Aptos" w:hAnsi="Aptos" w:cs="Aptos"/>
+        </w:rPr>
+        <w:t>Non-Solicitation</w:t>
+      </w:r>
+      <w:proofErr w:type="gramEnd"/>
+      <w:r>
+        <w:rPr>
+          <w:rFonts w:ascii="Aptos" w:eastAsia="Aptos" w:hAnsi="Aptos" w:cs="Aptos"/>
+        </w:rPr>
+        <w:t xml:space="preserve"> even if standard carve-outs are present.</w:t>
+      </w:r>
+    </w:p>
+    <w:p>
+      <w:pPr>
+        <w:rPr>
+          <w:rFonts w:ascii="Aptos" w:eastAsia="Aptos" w:hAnsi="Aptos" w:cs="Aptos"/>
+        </w:rPr>
+      </w:pPr>
+      <w:r>
+        <w:rPr>
+          <w:rFonts w:ascii="Aptos" w:eastAsia="Aptos" w:hAnsi="Aptos" w:cs="Aptos"/>
+        </w:rPr>
+        <w:t>* Nordics non-solicitation must be routed because the playbook states it should be removed in all cases.</w:t>
+      </w:r>
+    </w:p>
+    <w:p>
+      <w:pPr>
+        <w:rPr>
+          <w:rFonts w:ascii="Aptos" w:eastAsia="Aptos" w:hAnsi="Aptos" w:cs="Aptos"/>
+        </w:rPr>
+      </w:pPr>
+      <w:r>
+        <w:rPr>
+          <w:rFonts w:ascii="Aptos" w:eastAsia="Aptos" w:hAnsi="Aptos" w:cs="Aptos"/>
+        </w:rPr>
+        <w:t># 6. Non-Compete / Exclusivity</w:t>
+      </w:r>
+    </w:p>
+    <w:p>
+      <w:pPr>
+        <w:rPr>
+          <w:rFonts w:ascii="Aptos" w:eastAsia="Aptos" w:hAnsi="Aptos" w:cs="Aptos"/>
+        </w:rPr>
+      </w:pPr>
+      <w:r>
+        <w:rPr>
+          <w:rFonts w:ascii="Aptos" w:eastAsia="Aptos" w:hAnsi="Aptos" w:cs="Aptos"/>
+        </w:rPr>
+        <w:lastRenderedPageBreak/>
+        <w:t>Type: STRATEGIC / COMMERCIAL</w:t>
+      </w:r>
+    </w:p>
+    <w:p>
+      <w:pPr>
+        <w:rPr>
+          <w:rFonts w:ascii="Aptos" w:eastAsia="Aptos" w:hAnsi="Aptos" w:cs="Aptos"/>
+        </w:rPr>
+      </w:pPr>
+      <w:r>
+        <w:rPr>
+          <w:rFonts w:ascii="Aptos" w:eastAsia="Aptos" w:hAnsi="Aptos" w:cs="Aptos"/>
+        </w:rPr>
+        <w:t>## Definition</w:t>
+      </w:r>
+    </w:p>
+    <w:p>
+      <w:pPr>
+        <w:rPr>
+          <w:rFonts w:ascii="Aptos" w:eastAsia="Aptos" w:hAnsi="Aptos" w:cs="Aptos"/>
+        </w:rPr>
+      </w:pPr>
+      <w:r>
+        <w:rPr>
+          <w:rFonts w:ascii="Aptos" w:eastAsia="Aptos" w:hAnsi="Aptos" w:cs="Aptos"/>
+        </w:rPr>
+        <w:t>Restricts competitive business activities, market participation, provision of services to third parties, provision of services to competitors or other clients, exclusive dealing, pursuit of business opportunities, or engagement with competing enterprises.</w:t>
+      </w:r>
+    </w:p>
+    <w:p>
+      <w:pPr>
+        <w:rPr>
+          <w:rFonts w:ascii="Aptos" w:eastAsia="Aptos" w:hAnsi="Aptos" w:cs="Aptos"/>
+        </w:rPr>
+      </w:pPr>
+      <w:r>
+        <w:rPr>
+          <w:rFonts w:ascii="Aptos" w:eastAsia="Aptos" w:hAnsi="Aptos" w:cs="Aptos"/>
+        </w:rPr>
+        <w:t>This risk applies where the NDA clearly limits Accenture’s ability to compete, serve other clients, work with competitors, pursue future business, participate in a market, or conduct business independently.</w:t>
+      </w:r>
+    </w:p>
+    <w:p>
+      <w:pPr>
+        <w:rPr>
+          <w:rFonts w:ascii="Aptos" w:eastAsia="Aptos" w:hAnsi="Aptos" w:cs="Aptos"/>
+        </w:rPr>
+      </w:pPr>
+      <w:r>
+        <w:rPr>
+          <w:rFonts w:ascii="Aptos" w:eastAsia="Aptos" w:hAnsi="Aptos" w:cs="Aptos"/>
+        </w:rPr>
+        <w:t>This risk also includes obligations requiring Accenture to disclose, notify, indicate, or report existing or potential work, contracts, consulting relationships, or service relationships with competitors of the client where the obligation is tied to competitor status and may constrain Accenture’s ability to serve other clients or competitors.</w:t>
       </w:r>
     </w:p>
     <w:p>
@@ -4801,86 +7177,856 @@
         <w:rPr>
           <w:rFonts w:ascii="Aptos" w:eastAsia="Aptos" w:hAnsi="Aptos" w:cs="Aptos"/>
         </w:rPr>
-        <w:t># 5. Non-Solicitation Obligations</w:t>
-      </w:r>
-    </w:p>
-    <w:p>
-      <w:pPr>
-        <w:rPr>
-          <w:rFonts w:ascii="Aptos" w:eastAsia="Aptos" w:hAnsi="Aptos" w:cs="Aptos"/>
-        </w:rPr>
-      </w:pPr>
-      <w:r>
-        <w:rPr>
-          <w:rFonts w:ascii="Aptos" w:eastAsia="Aptos" w:hAnsi="Aptos" w:cs="Aptos"/>
-        </w:rPr>
-        <w:t>Type: COMMERCIAL / OPERATIONAL</w:t>
-      </w:r>
-    </w:p>
-    <w:p>
-      <w:pPr>
-        <w:rPr>
-          <w:rFonts w:ascii="Aptos" w:eastAsia="Aptos" w:hAnsi="Aptos" w:cs="Aptos"/>
-        </w:rPr>
-      </w:pPr>
-      <w:r>
-        <w:rPr>
-          <w:rFonts w:ascii="Aptos" w:eastAsia="Aptos" w:hAnsi="Aptos" w:cs="Aptos"/>
-        </w:rPr>
-        <w:t>## Definition</w:t>
-      </w:r>
-    </w:p>
-    <w:p>
-      <w:pPr>
-        <w:rPr>
-          <w:rFonts w:ascii="Aptos" w:eastAsia="Aptos" w:hAnsi="Aptos" w:cs="Aptos"/>
-        </w:rPr>
-      </w:pPr>
-      <w:r>
-        <w:rPr>
-          <w:rFonts w:ascii="Aptos" w:eastAsia="Aptos" w:hAnsi="Aptos" w:cs="Aptos"/>
-        </w:rPr>
-        <w:t>Restricts the solicitation, recruitment, hiring, employment, engagement, or retention of the other party’s employees, contractors, consultants, directors, officers, agents, or personnel.</w:t>
-      </w:r>
-    </w:p>
-    <w:p>
-      <w:pPr>
-        <w:rPr>
-          <w:rFonts w:ascii="Aptos" w:eastAsia="Aptos" w:hAnsi="Aptos" w:cs="Aptos"/>
-        </w:rPr>
-      </w:pPr>
-      <w:r>
-        <w:rPr>
-          <w:rFonts w:ascii="Aptos" w:eastAsia="Aptos" w:hAnsi="Aptos" w:cs="Aptos"/>
-        </w:rPr>
-        <w:t>## Non-Solicitation Snippet Extraction Rule</w:t>
-      </w:r>
-    </w:p>
-    <w:p>
-      <w:pPr>
-        <w:rPr>
-          <w:rFonts w:ascii="Aptos" w:eastAsia="Aptos" w:hAnsi="Aptos" w:cs="Aptos"/>
-        </w:rPr>
-      </w:pPr>
-      <w:r>
-        <w:rPr>
-          <w:rFonts w:ascii="Aptos" w:eastAsia="Aptos" w:hAnsi="Aptos" w:cs="Aptos"/>
-        </w:rPr>
-        <w:t xml:space="preserve">For </w:t>
+        <w:t>## Triage Signals</w:t>
+      </w:r>
+    </w:p>
+    <w:p>
+      <w:pPr>
+        <w:rPr>
+          <w:rFonts w:ascii="Aptos" w:eastAsia="Aptos" w:hAnsi="Aptos" w:cs="Aptos"/>
+        </w:rPr>
+      </w:pPr>
+      <w:r>
+        <w:rPr>
+          <w:rFonts w:ascii="Aptos" w:eastAsia="Aptos" w:hAnsi="Aptos" w:cs="Aptos"/>
+        </w:rPr>
+        <w:t>* “non-compete”</w:t>
+      </w:r>
+    </w:p>
+    <w:p>
+      <w:pPr>
+        <w:rPr>
+          <w:rFonts w:ascii="Aptos" w:eastAsia="Aptos" w:hAnsi="Aptos" w:cs="Aptos"/>
+        </w:rPr>
+      </w:pPr>
+      <w:r>
+        <w:rPr>
+          <w:rFonts w:ascii="Aptos" w:eastAsia="Aptos" w:hAnsi="Aptos" w:cs="Aptos"/>
+        </w:rPr>
+        <w:t>* “non-competition”</w:t>
+      </w:r>
+    </w:p>
+    <w:p>
+      <w:pPr>
+        <w:rPr>
+          <w:rFonts w:ascii="Aptos" w:eastAsia="Aptos" w:hAnsi="Aptos" w:cs="Aptos"/>
+        </w:rPr>
+      </w:pPr>
+      <w:r>
+        <w:rPr>
+          <w:rFonts w:ascii="Aptos" w:eastAsia="Aptos" w:hAnsi="Aptos" w:cs="Aptos"/>
+        </w:rPr>
+        <w:t>* “exclusive” or “exclusivity”</w:t>
+      </w:r>
+    </w:p>
+    <w:p>
+      <w:pPr>
+        <w:rPr>
+          <w:rFonts w:ascii="Aptos" w:eastAsia="Aptos" w:hAnsi="Aptos" w:cs="Aptos"/>
+        </w:rPr>
+      </w:pPr>
+      <w:r>
+        <w:rPr>
+          <w:rFonts w:ascii="Aptos" w:eastAsia="Aptos" w:hAnsi="Aptos" w:cs="Aptos"/>
+        </w:rPr>
+        <w:t>* “exclusive basis”</w:t>
+      </w:r>
+    </w:p>
+    <w:p>
+      <w:pPr>
+        <w:rPr>
+          <w:rFonts w:ascii="Aptos" w:eastAsia="Aptos" w:hAnsi="Aptos" w:cs="Aptos"/>
+        </w:rPr>
+      </w:pPr>
+      <w:r>
+        <w:rPr>
+          <w:rFonts w:ascii="Aptos" w:eastAsia="Aptos" w:hAnsi="Aptos" w:cs="Aptos"/>
+        </w:rPr>
+        <w:t>* “competition restriction”</w:t>
+      </w:r>
+    </w:p>
+    <w:p>
+      <w:pPr>
+        <w:rPr>
+          <w:rFonts w:ascii="Aptos" w:eastAsia="Aptos" w:hAnsi="Aptos" w:cs="Aptos"/>
+        </w:rPr>
+      </w:pPr>
+      <w:r>
+        <w:rPr>
+          <w:rFonts w:ascii="Aptos" w:eastAsia="Aptos" w:hAnsi="Aptos" w:cs="Aptos"/>
+        </w:rPr>
+        <w:t>* “restrict services” to third parties</w:t>
+      </w:r>
+    </w:p>
+    <w:p>
+      <w:pPr>
+        <w:rPr>
+          <w:rFonts w:ascii="Aptos" w:eastAsia="Aptos" w:hAnsi="Aptos" w:cs="Aptos"/>
+        </w:rPr>
+      </w:pPr>
+      <w:r>
+        <w:rPr>
+          <w:rFonts w:ascii="Aptos" w:eastAsia="Aptos" w:hAnsi="Aptos" w:cs="Aptos"/>
+        </w:rPr>
+        <w:t>* “cannot provide services” to competitors or other clients</w:t>
+      </w:r>
+    </w:p>
+    <w:p>
+      <w:pPr>
+        <w:rPr>
+          <w:rFonts w:ascii="Aptos" w:eastAsia="Aptos" w:hAnsi="Aptos" w:cs="Aptos"/>
+        </w:rPr>
+      </w:pPr>
+      <w:r>
+        <w:rPr>
+          <w:rFonts w:ascii="Aptos" w:eastAsia="Aptos" w:hAnsi="Aptos" w:cs="Aptos"/>
+        </w:rPr>
+        <w:t>* “shall not provide services” to competitors or other clients</w:t>
+      </w:r>
+    </w:p>
+    <w:p>
+      <w:pPr>
+        <w:rPr>
+          <w:rFonts w:ascii="Aptos" w:eastAsia="Aptos" w:hAnsi="Aptos" w:cs="Aptos"/>
+        </w:rPr>
+      </w:pPr>
+      <w:r>
+        <w:rPr>
+          <w:rFonts w:ascii="Aptos" w:eastAsia="Aptos" w:hAnsi="Aptos" w:cs="Aptos"/>
+        </w:rPr>
+        <w:t>* “shall not enter into direct competition”</w:t>
+      </w:r>
+    </w:p>
+    <w:p>
+      <w:pPr>
+        <w:rPr>
+          <w:rFonts w:ascii="Aptos" w:eastAsia="Aptos" w:hAnsi="Aptos" w:cs="Aptos"/>
+        </w:rPr>
+      </w:pPr>
+      <w:r>
+        <w:rPr>
+          <w:rFonts w:ascii="Aptos" w:eastAsia="Aptos" w:hAnsi="Aptos" w:cs="Aptos"/>
+        </w:rPr>
+        <w:t>* “not to enter into direct competition”</w:t>
+      </w:r>
+    </w:p>
+    <w:p>
+      <w:pPr>
+        <w:rPr>
+          <w:rFonts w:ascii="Aptos" w:eastAsia="Aptos" w:hAnsi="Aptos" w:cs="Aptos"/>
+        </w:rPr>
+      </w:pPr>
+      <w:r>
+        <w:rPr>
+          <w:rFonts w:ascii="Aptos" w:eastAsia="Aptos" w:hAnsi="Aptos" w:cs="Aptos"/>
+        </w:rPr>
+        <w:t>* “Client Competitor”</w:t>
+      </w:r>
+    </w:p>
+    <w:p>
+      <w:pPr>
+        <w:rPr>
+          <w:rFonts w:ascii="Aptos" w:eastAsia="Aptos" w:hAnsi="Aptos" w:cs="Aptos"/>
+        </w:rPr>
+      </w:pPr>
+      <w:r>
+        <w:rPr>
+          <w:rFonts w:ascii="Aptos" w:eastAsia="Aptos" w:hAnsi="Aptos" w:cs="Aptos"/>
+        </w:rPr>
+        <w:t>* “competitor” or “competing enterprise” in a clause restricting business activity</w:t>
+      </w:r>
+    </w:p>
+    <w:p>
+      <w:pPr>
+        <w:rPr>
+          <w:rFonts w:ascii="Aptos" w:eastAsia="Aptos" w:hAnsi="Aptos" w:cs="Aptos"/>
+        </w:rPr>
+      </w:pPr>
+      <w:r>
+        <w:rPr>
+          <w:rFonts w:ascii="Aptos" w:eastAsia="Aptos" w:hAnsi="Aptos" w:cs="Aptos"/>
+        </w:rPr>
+        <w:t>* “like industry” in a clause restricting business activity</w:t>
+      </w:r>
+    </w:p>
+    <w:p>
+      <w:pPr>
+        <w:rPr>
+          <w:rFonts w:ascii="Aptos" w:eastAsia="Aptos" w:hAnsi="Aptos" w:cs="Aptos"/>
+        </w:rPr>
+      </w:pPr>
+      <w:r>
+        <w:rPr>
+          <w:rFonts w:ascii="Aptos" w:eastAsia="Aptos" w:hAnsi="Aptos" w:cs="Aptos"/>
+        </w:rPr>
+        <w:t>* “offer identical or like services”</w:t>
+      </w:r>
+    </w:p>
+    <w:p>
+      <w:pPr>
+        <w:rPr>
+          <w:rFonts w:ascii="Aptos" w:eastAsia="Aptos" w:hAnsi="Aptos" w:cs="Aptos"/>
+        </w:rPr>
+      </w:pPr>
+      <w:r>
+        <w:rPr>
+          <w:rFonts w:ascii="Aptos" w:eastAsia="Aptos" w:hAnsi="Aptos" w:cs="Aptos"/>
+        </w:rPr>
+        <w:lastRenderedPageBreak/>
+        <w:t>* “competitive disadvantage”</w:t>
+      </w:r>
+    </w:p>
+    <w:p>
+      <w:pPr>
+        <w:rPr>
+          <w:rFonts w:ascii="Aptos" w:eastAsia="Aptos" w:hAnsi="Aptos" w:cs="Aptos"/>
+        </w:rPr>
+      </w:pPr>
+      <w:r>
+        <w:rPr>
+          <w:rFonts w:ascii="Aptos" w:eastAsia="Aptos" w:hAnsi="Aptos" w:cs="Aptos"/>
+        </w:rPr>
+        <w:t>* “causing any competition”</w:t>
+      </w:r>
+    </w:p>
+    <w:p>
+      <w:pPr>
+        <w:rPr>
+          <w:rFonts w:ascii="Aptos" w:eastAsia="Aptos" w:hAnsi="Aptos" w:cs="Aptos"/>
+        </w:rPr>
+      </w:pPr>
+      <w:r>
+        <w:rPr>
+          <w:rFonts w:ascii="Aptos" w:eastAsia="Aptos" w:hAnsi="Aptos" w:cs="Aptos"/>
+        </w:rPr>
+        <w:t>* “deal with one another on an exclusive basis”</w:t>
+      </w:r>
+    </w:p>
+    <w:p>
+      <w:pPr>
+        <w:rPr>
+          <w:rFonts w:ascii="Aptos" w:eastAsia="Aptos" w:hAnsi="Aptos" w:cs="Aptos"/>
+        </w:rPr>
+      </w:pPr>
+      <w:r>
+        <w:rPr>
+          <w:rFonts w:ascii="Aptos" w:eastAsia="Aptos" w:hAnsi="Aptos" w:cs="Aptos"/>
+        </w:rPr>
+        <w:t>* “restricts future services”</w:t>
+      </w:r>
+    </w:p>
+    <w:p>
+      <w:pPr>
+        <w:rPr>
+          <w:rFonts w:ascii="Aptos" w:eastAsia="Aptos" w:hAnsi="Aptos" w:cs="Aptos"/>
+        </w:rPr>
+      </w:pPr>
+      <w:r>
+        <w:rPr>
+          <w:rFonts w:ascii="Aptos" w:eastAsia="Aptos" w:hAnsi="Aptos" w:cs="Aptos"/>
+        </w:rPr>
+        <w:t>* “provide future services” to other clients is restricted</w:t>
+      </w:r>
+    </w:p>
+    <w:p>
+      <w:pPr>
+        <w:rPr>
+          <w:rFonts w:ascii="Aptos" w:eastAsia="Aptos" w:hAnsi="Aptos" w:cs="Aptos"/>
+        </w:rPr>
+      </w:pPr>
+      <w:r>
+        <w:rPr>
+          <w:rFonts w:ascii="Aptos" w:eastAsia="Aptos" w:hAnsi="Aptos" w:cs="Aptos"/>
+        </w:rPr>
+        <w:t>* “pursuing business opportunities” is restricted</w:t>
+      </w:r>
+    </w:p>
+    <w:p>
+      <w:pPr>
+        <w:rPr>
+          <w:rFonts w:ascii="Aptos" w:eastAsia="Aptos" w:hAnsi="Aptos" w:cs="Aptos"/>
+        </w:rPr>
+      </w:pPr>
+      <w:r>
+        <w:rPr>
+          <w:rFonts w:ascii="Aptos" w:eastAsia="Aptos" w:hAnsi="Aptos" w:cs="Aptos"/>
+        </w:rPr>
+        <w:t>* “refrain from entering into any new business relationship”</w:t>
+      </w:r>
+    </w:p>
+    <w:p>
+      <w:pPr>
+        <w:rPr>
+          <w:rFonts w:ascii="Aptos" w:eastAsia="Aptos" w:hAnsi="Aptos" w:cs="Aptos"/>
+        </w:rPr>
+      </w:pPr>
+      <w:r>
+        <w:rPr>
+          <w:rFonts w:ascii="Aptos" w:eastAsia="Aptos" w:hAnsi="Aptos" w:cs="Aptos"/>
+        </w:rPr>
+        <w:t>* “not directly or indirectly contact, or negotiate with, a third party regarding a potential business relationship”</w:t>
+      </w:r>
+    </w:p>
+    <w:p>
+      <w:pPr>
+        <w:rPr>
+          <w:rFonts w:ascii="Aptos" w:eastAsia="Aptos" w:hAnsi="Aptos" w:cs="Aptos"/>
+        </w:rPr>
+      </w:pPr>
+      <w:r>
+        <w:rPr>
+          <w:rFonts w:ascii="Aptos" w:eastAsia="Aptos" w:hAnsi="Aptos" w:cs="Aptos"/>
+        </w:rPr>
+        <w:t>* “persuade any customer” to cease, reduce, or discontinue business</w:t>
+      </w:r>
+    </w:p>
+    <w:p>
+      <w:pPr>
+        <w:rPr>
+          <w:rFonts w:ascii="Aptos" w:eastAsia="Aptos" w:hAnsi="Aptos" w:cs="Aptos"/>
+        </w:rPr>
+      </w:pPr>
+      <w:r>
+        <w:rPr>
+          <w:rFonts w:ascii="Aptos" w:eastAsia="Aptos" w:hAnsi="Aptos" w:cs="Aptos"/>
+        </w:rPr>
+        <w:t>* “induce any customer” to cease, reduce, or discontinue business</w:t>
+      </w:r>
+    </w:p>
+    <w:p>
+      <w:pPr>
+        <w:rPr>
+          <w:rFonts w:ascii="Aptos" w:eastAsia="Aptos" w:hAnsi="Aptos" w:cs="Aptos"/>
+        </w:rPr>
+      </w:pPr>
+      <w:r>
+        <w:rPr>
+          <w:rFonts w:ascii="Aptos" w:eastAsia="Aptos" w:hAnsi="Aptos" w:cs="Aptos"/>
+        </w:rPr>
+        <w:t>* “persuade any vendor” to cease, reduce, or discontinue business</w:t>
+      </w:r>
+    </w:p>
+    <w:p>
+      <w:pPr>
+        <w:rPr>
+          <w:rFonts w:ascii="Aptos" w:eastAsia="Aptos" w:hAnsi="Aptos" w:cs="Aptos"/>
+        </w:rPr>
+      </w:pPr>
+      <w:r>
+        <w:rPr>
+          <w:rFonts w:ascii="Aptos" w:eastAsia="Aptos" w:hAnsi="Aptos" w:cs="Aptos"/>
+        </w:rPr>
+        <w:t>* “induce any vendor” to cease, reduce, or discontinue business</w:t>
+      </w:r>
+    </w:p>
+    <w:p>
+      <w:pPr>
+        <w:rPr>
+          <w:rFonts w:ascii="Aptos" w:eastAsia="Aptos" w:hAnsi="Aptos" w:cs="Aptos"/>
+        </w:rPr>
+      </w:pPr>
+      <w:r>
+        <w:rPr>
+          <w:rFonts w:ascii="Aptos" w:eastAsia="Aptos" w:hAnsi="Aptos" w:cs="Aptos"/>
+        </w:rPr>
+        <w:t>* “cease purchasing goods or services”</w:t>
+      </w:r>
+    </w:p>
+    <w:p>
+      <w:pPr>
+        <w:rPr>
+          <w:rFonts w:ascii="Aptos" w:eastAsia="Aptos" w:hAnsi="Aptos" w:cs="Aptos"/>
+        </w:rPr>
+      </w:pPr>
+      <w:r>
+        <w:rPr>
+          <w:rFonts w:ascii="Aptos" w:eastAsia="Aptos" w:hAnsi="Aptos" w:cs="Aptos"/>
+        </w:rPr>
+        <w:t>* “cease selling goods and services”</w:t>
+      </w:r>
+    </w:p>
+    <w:p>
+      <w:pPr>
+        <w:rPr>
+          <w:rFonts w:ascii="Aptos" w:eastAsia="Aptos" w:hAnsi="Aptos" w:cs="Aptos"/>
+        </w:rPr>
+      </w:pPr>
+      <w:r>
+        <w:rPr>
+          <w:rFonts w:ascii="Aptos" w:eastAsia="Aptos" w:hAnsi="Aptos" w:cs="Aptos"/>
+        </w:rPr>
+        <w:t>* “reduce or discontinue any business relationship”</w:t>
+      </w:r>
+    </w:p>
+    <w:p>
+      <w:pPr>
+        <w:rPr>
+          <w:rFonts w:ascii="Aptos" w:eastAsia="Aptos" w:hAnsi="Aptos" w:cs="Aptos"/>
+        </w:rPr>
+      </w:pPr>
+      <w:r>
+        <w:rPr>
+          <w:rFonts w:ascii="Aptos" w:eastAsia="Aptos" w:hAnsi="Aptos" w:cs="Aptos"/>
+        </w:rPr>
+        <w:t>* “prevented or restricted from performing services”</w:t>
+      </w:r>
+    </w:p>
+    <w:p>
+      <w:pPr>
+        <w:rPr>
+          <w:rFonts w:ascii="Aptos" w:eastAsia="Aptos" w:hAnsi="Aptos" w:cs="Aptos"/>
+        </w:rPr>
+      </w:pPr>
+      <w:r>
+        <w:rPr>
+          <w:rFonts w:ascii="Aptos" w:eastAsia="Aptos" w:hAnsi="Aptos" w:cs="Aptos"/>
+        </w:rPr>
+        <w:t>* “prevented or restricted from pursuing business opportunities”</w:t>
+      </w:r>
+    </w:p>
+    <w:p>
+      <w:pPr>
+        <w:rPr>
+          <w:rFonts w:ascii="Aptos" w:eastAsia="Aptos" w:hAnsi="Aptos" w:cs="Aptos"/>
+        </w:rPr>
+      </w:pPr>
+      <w:r>
+        <w:rPr>
+          <w:rFonts w:ascii="Aptos" w:eastAsia="Aptos" w:hAnsi="Aptos" w:cs="Aptos"/>
+        </w:rPr>
+        <w:t>* “direct competitor of the Client”</w:t>
+      </w:r>
+    </w:p>
+    <w:p>
+      <w:pPr>
+        <w:rPr>
+          <w:rFonts w:ascii="Aptos" w:eastAsia="Aptos" w:hAnsi="Aptos" w:cs="Aptos"/>
+        </w:rPr>
+      </w:pPr>
+      <w:r>
+        <w:rPr>
+          <w:rFonts w:ascii="Aptos" w:eastAsia="Aptos" w:hAnsi="Aptos" w:cs="Aptos"/>
+        </w:rPr>
+        <w:t>* “contracted to, working for, or consulting for”</w:t>
+      </w:r>
+    </w:p>
+    <w:p>
+      <w:pPr>
+        <w:rPr>
+          <w:rFonts w:ascii="Aptos" w:eastAsia="Aptos" w:hAnsi="Aptos" w:cs="Aptos"/>
+        </w:rPr>
+      </w:pPr>
+      <w:r>
+        <w:rPr>
+          <w:rFonts w:ascii="Aptos" w:eastAsia="Aptos" w:hAnsi="Aptos" w:cs="Aptos"/>
+        </w:rPr>
+        <w:t>* “working for, or consulting for any company which is a direct competitor”</w:t>
+      </w:r>
+    </w:p>
+    <w:p>
+      <w:pPr>
+        <w:rPr>
+          <w:rFonts w:ascii="Aptos" w:eastAsia="Aptos" w:hAnsi="Aptos" w:cs="Aptos"/>
+        </w:rPr>
+      </w:pPr>
+      <w:r>
+        <w:rPr>
+          <w:rFonts w:ascii="Aptos" w:eastAsia="Aptos" w:hAnsi="Aptos" w:cs="Aptos"/>
+        </w:rPr>
+        <w:t>* “indicate to you immediately” combined with “direct competitor”</w:t>
+      </w:r>
+    </w:p>
+    <w:p>
+      <w:pPr>
+        <w:rPr>
+          <w:rFonts w:ascii="Aptos" w:eastAsia="Aptos" w:hAnsi="Aptos" w:cs="Aptos"/>
+        </w:rPr>
+      </w:pPr>
+      <w:r>
+        <w:rPr>
+          <w:rFonts w:ascii="Aptos" w:eastAsia="Aptos" w:hAnsi="Aptos" w:cs="Aptos"/>
+        </w:rPr>
+        <w:t>* “notify” or “indicate” combined with “direct competitor of the Client”</w:t>
+      </w:r>
+    </w:p>
+    <w:p>
+      <w:pPr>
+        <w:rPr>
+          <w:rFonts w:ascii="Aptos" w:eastAsia="Aptos" w:hAnsi="Aptos" w:cs="Aptos"/>
+        </w:rPr>
+      </w:pPr>
+      <w:r>
+        <w:rPr>
+          <w:rFonts w:ascii="Aptos" w:eastAsia="Aptos" w:hAnsi="Aptos" w:cs="Aptos"/>
+        </w:rPr>
+        <w:t>* “disclose” or “report” combined with “working for” and “direct competitor”</w:t>
+      </w:r>
+    </w:p>
+    <w:p>
+      <w:pPr>
+        <w:rPr>
+          <w:rFonts w:ascii="Aptos" w:eastAsia="Aptos" w:hAnsi="Aptos" w:cs="Aptos"/>
+        </w:rPr>
+      </w:pPr>
+      <w:r>
+        <w:rPr>
+          <w:rFonts w:ascii="Aptos" w:eastAsia="Aptos" w:hAnsi="Aptos" w:cs="Aptos"/>
+        </w:rPr>
+        <w:t>* Clause contains BOTH:</w:t>
+      </w:r>
+    </w:p>
+    <w:p>
+      <w:pPr>
+        <w:rPr>
+          <w:rFonts w:ascii="Aptos" w:eastAsia="Aptos" w:hAnsi="Aptos" w:cs="Aptos"/>
+        </w:rPr>
+      </w:pPr>
+      <w:r>
+        <w:rPr>
+          <w:rFonts w:ascii="Aptos" w:eastAsia="Aptos" w:hAnsi="Aptos" w:cs="Aptos"/>
+        </w:rPr>
+        <w:t xml:space="preserve">  * “direct competitor of the Client”</w:t>
+      </w:r>
+    </w:p>
+    <w:p>
+      <w:pPr>
+        <w:rPr>
+          <w:rFonts w:ascii="Aptos" w:eastAsia="Aptos" w:hAnsi="Aptos" w:cs="Aptos"/>
+        </w:rPr>
+      </w:pPr>
+      <w:r>
+        <w:rPr>
+          <w:rFonts w:ascii="Aptos" w:eastAsia="Aptos" w:hAnsi="Aptos" w:cs="Aptos"/>
+        </w:rPr>
+        <w:lastRenderedPageBreak/>
+        <w:t xml:space="preserve">  * “contracted to, working for, or consulting for”</w:t>
+      </w:r>
+    </w:p>
+    <w:p>
+      <w:pPr>
+        <w:rPr>
+          <w:rFonts w:ascii="Aptos" w:eastAsia="Aptos" w:hAnsi="Aptos" w:cs="Aptos"/>
+        </w:rPr>
+      </w:pPr>
+      <w:r>
+        <w:rPr>
+          <w:rFonts w:ascii="Aptos" w:eastAsia="Aptos" w:hAnsi="Aptos" w:cs="Aptos"/>
+        </w:rPr>
+        <w:t>* Clause contains BOTH:</w:t>
+      </w:r>
+    </w:p>
+    <w:p>
+      <w:pPr>
+        <w:rPr>
+          <w:rFonts w:ascii="Aptos" w:eastAsia="Aptos" w:hAnsi="Aptos" w:cs="Aptos"/>
+        </w:rPr>
+      </w:pPr>
+      <w:r>
+        <w:rPr>
+          <w:rFonts w:ascii="Aptos" w:eastAsia="Aptos" w:hAnsi="Aptos" w:cs="Aptos"/>
+        </w:rPr>
+        <w:t xml:space="preserve">  * “direct competitor”</w:t>
+      </w:r>
+    </w:p>
+    <w:p>
+      <w:pPr>
+        <w:rPr>
+          <w:rFonts w:ascii="Aptos" w:eastAsia="Aptos" w:hAnsi="Aptos" w:cs="Aptos"/>
+        </w:rPr>
+      </w:pPr>
+      <w:r>
+        <w:rPr>
+          <w:rFonts w:ascii="Aptos" w:eastAsia="Aptos" w:hAnsi="Aptos" w:cs="Aptos"/>
+        </w:rPr>
+        <w:t xml:space="preserve">  * “working for, or consulting for”</w:t>
+      </w:r>
+    </w:p>
+    <w:p>
+      <w:pPr>
+        <w:rPr>
+          <w:rFonts w:ascii="Aptos" w:eastAsia="Aptos" w:hAnsi="Aptos" w:cs="Aptos"/>
+        </w:rPr>
+      </w:pPr>
+      <w:r>
+        <w:rPr>
+          <w:rFonts w:ascii="Aptos" w:eastAsia="Aptos" w:hAnsi="Aptos" w:cs="Aptos"/>
+        </w:rPr>
+        <w:t xml:space="preserve">* Clause contains </w:t>
       </w:r>
       <w:proofErr w:type="gramStart"/>
       <w:r>
         <w:rPr>
           <w:rFonts w:ascii="Aptos" w:eastAsia="Aptos" w:hAnsi="Aptos" w:cs="Aptos"/>
         </w:rPr>
-        <w:t>Non-Solicitation</w:t>
+        <w:t>ALL of</w:t>
       </w:r>
       <w:proofErr w:type="gramEnd"/>
       <w:r>
         <w:rPr>
           <w:rFonts w:ascii="Aptos" w:eastAsia="Aptos" w:hAnsi="Aptos" w:cs="Aptos"/>
         </w:rPr>
-        <w:t xml:space="preserve"> triage only, if any Non-Solicitation Triage Signal is detected, the extracted snippet MUST include:</w:t>
+        <w:t xml:space="preserve"> the following:</w:t>
+      </w:r>
+    </w:p>
+    <w:p>
+      <w:pPr>
+        <w:rPr>
+          <w:rFonts w:ascii="Aptos" w:eastAsia="Aptos" w:hAnsi="Aptos" w:cs="Aptos"/>
+        </w:rPr>
+      </w:pPr>
+      <w:r>
+        <w:rPr>
+          <w:rFonts w:ascii="Aptos" w:eastAsia="Aptos" w:hAnsi="Aptos" w:cs="Aptos"/>
+        </w:rPr>
+        <w:t xml:space="preserve">  * “indicate”</w:t>
+      </w:r>
+    </w:p>
+    <w:p>
+      <w:pPr>
+        <w:rPr>
+          <w:rFonts w:ascii="Aptos" w:eastAsia="Aptos" w:hAnsi="Aptos" w:cs="Aptos"/>
+        </w:rPr>
+      </w:pPr>
+      <w:r>
+        <w:rPr>
+          <w:rFonts w:ascii="Aptos" w:eastAsia="Aptos" w:hAnsi="Aptos" w:cs="Aptos"/>
+        </w:rPr>
+        <w:t xml:space="preserve">  * “working for”</w:t>
+      </w:r>
+    </w:p>
+    <w:p>
+      <w:pPr>
+        <w:rPr>
+          <w:rFonts w:ascii="Aptos" w:eastAsia="Aptos" w:hAnsi="Aptos" w:cs="Aptos"/>
+        </w:rPr>
+      </w:pPr>
+      <w:r>
+        <w:rPr>
+          <w:rFonts w:ascii="Aptos" w:eastAsia="Aptos" w:hAnsi="Aptos" w:cs="Aptos"/>
+        </w:rPr>
+        <w:t xml:space="preserve">  * “consulting for”</w:t>
+      </w:r>
+    </w:p>
+    <w:p>
+      <w:pPr>
+        <w:rPr>
+          <w:rFonts w:ascii="Aptos" w:eastAsia="Aptos" w:hAnsi="Aptos" w:cs="Aptos"/>
+        </w:rPr>
+      </w:pPr>
+      <w:r>
+        <w:rPr>
+          <w:rFonts w:ascii="Aptos" w:eastAsia="Aptos" w:hAnsi="Aptos" w:cs="Aptos"/>
+        </w:rPr>
+        <w:t xml:space="preserve">  * “direct competitor”</w:t>
+      </w:r>
+    </w:p>
+    <w:p>
+      <w:pPr>
+        <w:rPr>
+          <w:rFonts w:ascii="Aptos" w:eastAsia="Aptos" w:hAnsi="Aptos" w:cs="Aptos"/>
+        </w:rPr>
+      </w:pPr>
+      <w:r>
+        <w:rPr>
+          <w:rFonts w:ascii="Aptos" w:eastAsia="Aptos" w:hAnsi="Aptos" w:cs="Aptos"/>
+        </w:rPr>
+        <w:t xml:space="preserve">* Clause contains </w:t>
+      </w:r>
+      <w:proofErr w:type="gramStart"/>
+      <w:r>
+        <w:rPr>
+          <w:rFonts w:ascii="Aptos" w:eastAsia="Aptos" w:hAnsi="Aptos" w:cs="Aptos"/>
+        </w:rPr>
+        <w:t>ALL of</w:t>
+      </w:r>
+      <w:proofErr w:type="gramEnd"/>
+      <w:r>
+        <w:rPr>
+          <w:rFonts w:ascii="Aptos" w:eastAsia="Aptos" w:hAnsi="Aptos" w:cs="Aptos"/>
+        </w:rPr>
+        <w:t xml:space="preserve"> the following:</w:t>
+      </w:r>
+    </w:p>
+    <w:p>
+      <w:pPr>
+        <w:rPr>
+          <w:rFonts w:ascii="Aptos" w:eastAsia="Aptos" w:hAnsi="Aptos" w:cs="Aptos"/>
+        </w:rPr>
+      </w:pPr>
+      <w:r>
+        <w:rPr>
+          <w:rFonts w:ascii="Aptos" w:eastAsia="Aptos" w:hAnsi="Aptos" w:cs="Aptos"/>
+        </w:rPr>
+        <w:t xml:space="preserve">  * “exclusive rights”</w:t>
+      </w:r>
+    </w:p>
+    <w:p>
+      <w:pPr>
+        <w:rPr>
+          <w:rFonts w:ascii="Aptos" w:eastAsia="Aptos" w:hAnsi="Aptos" w:cs="Aptos"/>
+        </w:rPr>
+      </w:pPr>
+      <w:r>
+        <w:rPr>
+          <w:rFonts w:ascii="Aptos" w:eastAsia="Aptos" w:hAnsi="Aptos" w:cs="Aptos"/>
+        </w:rPr>
+        <w:t xml:space="preserve">  * “materials”</w:t>
+      </w:r>
+    </w:p>
+    <w:p>
+      <w:pPr>
+        <w:rPr>
+          <w:rFonts w:ascii="Aptos" w:eastAsia="Aptos" w:hAnsi="Aptos" w:cs="Aptos"/>
+        </w:rPr>
+      </w:pPr>
+      <w:r>
+        <w:rPr>
+          <w:rFonts w:ascii="Aptos" w:eastAsia="Aptos" w:hAnsi="Aptos" w:cs="Aptos"/>
+        </w:rPr>
+        <w:t xml:space="preserve">  * “may not use”</w:t>
+      </w:r>
+    </w:p>
+    <w:p>
+      <w:pPr>
+        <w:rPr>
+          <w:rFonts w:ascii="Aptos" w:eastAsia="Aptos" w:hAnsi="Aptos" w:cs="Aptos"/>
+        </w:rPr>
+      </w:pPr>
+      <w:r>
+        <w:rPr>
+          <w:rFonts w:ascii="Aptos" w:eastAsia="Aptos" w:hAnsi="Aptos" w:cs="Aptos"/>
+        </w:rPr>
+        <w:t xml:space="preserve">  * “any other purpose”</w:t>
+      </w:r>
+    </w:p>
+    <w:p>
+      <w:pPr>
+        <w:rPr>
+          <w:rFonts w:ascii="Aptos" w:eastAsia="Aptos" w:hAnsi="Aptos" w:cs="Aptos"/>
+        </w:rPr>
+      </w:pPr>
+      <w:r>
+        <w:rPr>
+          <w:rFonts w:ascii="Aptos" w:eastAsia="Aptos" w:hAnsi="Aptos" w:cs="Aptos"/>
+        </w:rPr>
+        <w:t xml:space="preserve"> </w:t>
+      </w:r>
+    </w:p>
+    <w:p>
+      <w:pPr>
+        <w:rPr>
+          <w:rFonts w:ascii="Aptos" w:eastAsia="Aptos" w:hAnsi="Aptos" w:cs="Aptos"/>
+        </w:rPr>
+      </w:pPr>
+      <w:r>
+        <w:rPr>
+          <w:rFonts w:ascii="Aptos" w:eastAsia="Aptos" w:hAnsi="Aptos" w:cs="Aptos"/>
+        </w:rPr>
+        <w:t>## Do NOT Trigger</w:t>
+      </w:r>
+    </w:p>
+    <w:p>
+      <w:pPr>
+        <w:rPr>
+          <w:rFonts w:ascii="Aptos" w:eastAsia="Aptos" w:hAnsi="Aptos" w:cs="Aptos"/>
+        </w:rPr>
+      </w:pPr>
+      <w:r>
+        <w:rPr>
+          <w:rFonts w:ascii="Aptos" w:eastAsia="Aptos" w:hAnsi="Aptos" w:cs="Aptos"/>
+        </w:rPr>
+        <w:t>* Restrictions solely prevent misuse of confidential information for competitive purposes</w:t>
+      </w:r>
+    </w:p>
+    <w:p>
+      <w:pPr>
+        <w:rPr>
+          <w:rFonts w:ascii="Aptos" w:eastAsia="Aptos" w:hAnsi="Aptos" w:cs="Aptos"/>
+        </w:rPr>
+      </w:pPr>
+      <w:r>
+        <w:rPr>
+          <w:rFonts w:ascii="Aptos" w:eastAsia="Aptos" w:hAnsi="Aptos" w:cs="Aptos"/>
+        </w:rPr>
+        <w:t>* Standard confidentiality obligations that do not restrict business activities</w:t>
+      </w:r>
+    </w:p>
+    <w:p>
+      <w:pPr>
+        <w:rPr>
+          <w:rFonts w:ascii="Aptos" w:eastAsia="Aptos" w:hAnsi="Aptos" w:cs="Aptos"/>
+        </w:rPr>
+      </w:pPr>
+      <w:r>
+        <w:rPr>
+          <w:rFonts w:ascii="Aptos" w:eastAsia="Aptos" w:hAnsi="Aptos" w:cs="Aptos"/>
+        </w:rPr>
+        <w:t>* Provisions explicitly confirming parties may compete freely</w:t>
+      </w:r>
+    </w:p>
+    <w:p>
+      <w:pPr>
+        <w:rPr>
+          <w:rFonts w:ascii="Aptos" w:eastAsia="Aptos" w:hAnsi="Aptos" w:cs="Aptos"/>
+        </w:rPr>
+      </w:pPr>
+      <w:r>
+        <w:rPr>
+          <w:rFonts w:ascii="Aptos" w:eastAsia="Aptos" w:hAnsi="Aptos" w:cs="Aptos"/>
+        </w:rPr>
+        <w:t>* “exclusive jurisdiction” / “submit to the exclusive jurisdiction”</w:t>
+      </w:r>
+    </w:p>
+    <w:p>
+      <w:pPr>
+        <w:rPr>
+          <w:rFonts w:ascii="Aptos" w:eastAsia="Aptos" w:hAnsi="Aptos" w:cs="Aptos"/>
+        </w:rPr>
+      </w:pPr>
+      <w:r>
+        <w:rPr>
+          <w:rFonts w:ascii="Aptos" w:eastAsia="Aptos" w:hAnsi="Aptos" w:cs="Aptos"/>
+        </w:rPr>
+        <w:t>* “exclusive right to” in the context of court remedies or legal proceedings</w:t>
+      </w:r>
+    </w:p>
+    <w:p>
+      <w:pPr>
+        <w:rPr>
+          <w:rFonts w:ascii="Aptos" w:eastAsia="Aptos" w:hAnsi="Aptos" w:cs="Aptos"/>
+        </w:rPr>
+      </w:pPr>
+      <w:r>
+        <w:rPr>
+          <w:rFonts w:ascii="Aptos" w:eastAsia="Aptos" w:hAnsi="Aptos" w:cs="Aptos"/>
+        </w:rPr>
+        <w:t>* “exclusive property of the Disclosing Party” in a Confidential Information ownership clause</w:t>
+      </w:r>
+    </w:p>
+    <w:p>
+      <w:pPr>
+        <w:rPr>
+          <w:rFonts w:ascii="Aptos" w:eastAsia="Aptos" w:hAnsi="Aptos" w:cs="Aptos"/>
+        </w:rPr>
+      </w:pPr>
+      <w:r>
+        <w:rPr>
+          <w:rFonts w:ascii="Aptos" w:eastAsia="Aptos" w:hAnsi="Aptos" w:cs="Aptos"/>
+        </w:rPr>
+        <w:t>* “sole and exclusive property” in an IP ownership context</w:t>
+      </w:r>
+    </w:p>
+    <w:p>
+      <w:pPr>
+        <w:rPr>
+          <w:rFonts w:ascii="Aptos" w:eastAsia="Aptos" w:hAnsi="Aptos" w:cs="Aptos"/>
+        </w:rPr>
+      </w:pPr>
+      <w:r>
+        <w:rPr>
+          <w:rFonts w:ascii="Aptos" w:eastAsia="Aptos" w:hAnsi="Aptos" w:cs="Aptos"/>
+        </w:rPr>
+        <w:t>* Clause only limits use of Confidential Information to the Purpose or Project, provided the clause does NOT grant exclusive rights over materials, content, outputs, deliverables, or similar subject matter and does not otherwise impose an exclusivity restriction.</w:t>
       </w:r>
     </w:p>
     <w:p>
@@ -4894,404 +8040,179 @@
           <w:rFonts w:ascii="Aptos" w:eastAsia="Aptos" w:hAnsi="Aptos" w:cs="Aptos"/>
         </w:rPr>
         <w:lastRenderedPageBreak/>
-        <w:t xml:space="preserve">* </w:t>
+        <w:t xml:space="preserve">* Clause only prohibits use of Confidential Information for purposes outside the NDA purpose, provided the clause does NOT grant exclusive rights over materials, content, outputs, deliverables, or similar subject matter and does </w:t>
       </w:r>
       <w:proofErr w:type="gramStart"/>
       <w:r>
         <w:rPr>
           <w:rFonts w:ascii="Aptos" w:eastAsia="Aptos" w:hAnsi="Aptos" w:cs="Aptos"/>
         </w:rPr>
-        <w:t>the</w:t>
+        <w:t>not otherwise</w:t>
       </w:r>
       <w:proofErr w:type="gramEnd"/>
       <w:r>
         <w:rPr>
           <w:rFonts w:ascii="Aptos" w:eastAsia="Aptos" w:hAnsi="Aptos" w:cs="Aptos"/>
         </w:rPr>
-        <w:t xml:space="preserve"> full sentence containing the matched Triage Signal;</w:t>
-      </w:r>
-    </w:p>
-    <w:p>
-      <w:pPr>
-        <w:rPr>
-          <w:rFonts w:ascii="Aptos" w:eastAsia="Aptos" w:hAnsi="Aptos" w:cs="Aptos"/>
-        </w:rPr>
-      </w:pPr>
-      <w:r>
-        <w:rPr>
-          <w:rFonts w:ascii="Aptos" w:eastAsia="Aptos" w:hAnsi="Aptos" w:cs="Aptos"/>
-        </w:rPr>
-        <w:t xml:space="preserve">* </w:t>
+        <w:t xml:space="preserve"> impose an exclusivity restriction.</w:t>
+      </w:r>
+    </w:p>
+    <w:p>
+      <w:pPr>
+        <w:rPr>
+          <w:rFonts w:ascii="Aptos" w:eastAsia="Aptos" w:hAnsi="Aptos" w:cs="Aptos"/>
+        </w:rPr>
+      </w:pPr>
+      <w:r>
+        <w:rPr>
+          <w:rFonts w:ascii="Aptos" w:eastAsia="Aptos" w:hAnsi="Aptos" w:cs="Aptos"/>
+        </w:rPr>
+        <w:t>* Clause only prohibits contacting customers, suppliers, vendors, or connected persons for appraisal, evaluation, due diligence, Project review, or confidentiality-control purposes</w:t>
+      </w:r>
+    </w:p>
+    <w:p>
+      <w:pPr>
+        <w:rPr>
+          <w:rFonts w:ascii="Aptos" w:eastAsia="Aptos" w:hAnsi="Aptos" w:cs="Aptos"/>
+        </w:rPr>
+      </w:pPr>
+      <w:r>
+        <w:rPr>
+          <w:rFonts w:ascii="Aptos" w:eastAsia="Aptos" w:hAnsi="Aptos" w:cs="Aptos"/>
+        </w:rPr>
+        <w:t xml:space="preserve">* Clause only requires prior written consent before contacting customers, suppliers, vendors, or connected </w:t>
       </w:r>
       <w:proofErr w:type="gramStart"/>
       <w:r>
         <w:rPr>
           <w:rFonts w:ascii="Aptos" w:eastAsia="Aptos" w:hAnsi="Aptos" w:cs="Aptos"/>
         </w:rPr>
-        <w:t>the</w:t>
+        <w:t>persons</w:t>
       </w:r>
       <w:proofErr w:type="gramEnd"/>
       <w:r>
         <w:rPr>
           <w:rFonts w:ascii="Aptos" w:eastAsia="Aptos" w:hAnsi="Aptos" w:cs="Aptos"/>
         </w:rPr>
-        <w:t xml:space="preserve"> immediately preceding sentence, if any;</w:t>
-      </w:r>
-    </w:p>
-    <w:p>
-      <w:pPr>
-        <w:rPr>
-          <w:rFonts w:ascii="Aptos" w:eastAsia="Aptos" w:hAnsi="Aptos" w:cs="Aptos"/>
-        </w:rPr>
-      </w:pPr>
-      <w:r>
-        <w:rPr>
-          <w:rFonts w:ascii="Aptos" w:eastAsia="Aptos" w:hAnsi="Aptos" w:cs="Aptos"/>
-        </w:rPr>
-        <w:t xml:space="preserve">* </w:t>
+        <w:t>, without restricting competition, future services, market participation, or independent business activities</w:t>
+      </w:r>
+    </w:p>
+    <w:p>
+      <w:pPr>
+        <w:rPr>
+          <w:rFonts w:ascii="Aptos" w:eastAsia="Aptos" w:hAnsi="Aptos" w:cs="Aptos"/>
+        </w:rPr>
+      </w:pPr>
+      <w:r>
+        <w:rPr>
+          <w:rFonts w:ascii="Aptos" w:eastAsia="Aptos" w:hAnsi="Aptos" w:cs="Aptos"/>
+        </w:rPr>
+        <w:t>* Clause contains “make contact, directly or indirectly” but does not contain a clear competition, exclusivity, future-services, market-participation, customer-diversion, vendor-diversion, or business-opportunity restriction</w:t>
+      </w:r>
+    </w:p>
+    <w:p>
+      <w:pPr>
+        <w:rPr>
+          <w:rFonts w:ascii="Aptos" w:eastAsia="Aptos" w:hAnsi="Aptos" w:cs="Aptos"/>
+        </w:rPr>
+      </w:pPr>
+      <w:r>
+        <w:rPr>
+          <w:rFonts w:ascii="Aptos" w:eastAsia="Aptos" w:hAnsi="Aptos" w:cs="Aptos"/>
+        </w:rPr>
+        <w:t>* Clause contains “customer” or “supplier” but does not require the customer or supplier to cease, reduce, discontinue, or refrain from doing business with the Disclosing Party</w:t>
+      </w:r>
+    </w:p>
+    <w:p>
+      <w:pPr>
+        <w:rPr>
+          <w:rFonts w:ascii="Aptos" w:eastAsia="Aptos" w:hAnsi="Aptos" w:cs="Aptos"/>
+        </w:rPr>
+      </w:pPr>
+      <w:r>
+        <w:rPr>
+          <w:rFonts w:ascii="Aptos" w:eastAsia="Aptos" w:hAnsi="Aptos" w:cs="Aptos"/>
+        </w:rPr>
+        <w:t>* Clause contains “customer” or “supplier” but does not restrict Accenture from providing services to third parties, competitors, or other clients</w:t>
+      </w:r>
+    </w:p>
+    <w:p>
+      <w:pPr>
+        <w:rPr>
+          <w:rFonts w:ascii="Aptos" w:eastAsia="Aptos" w:hAnsi="Aptos" w:cs="Aptos"/>
+        </w:rPr>
+      </w:pPr>
+      <w:r>
+        <w:rPr>
+          <w:rFonts w:ascii="Aptos" w:eastAsia="Aptos" w:hAnsi="Aptos" w:cs="Aptos"/>
+        </w:rPr>
+        <w:t>* Clause contains “customer, supplier, or any other person connected with the Disclosing Party” only in the context of appraisal, evaluation, diligence, Project review, or confidentiality protection</w:t>
+      </w:r>
+    </w:p>
+    <w:p>
+      <w:pPr>
+        <w:rPr>
+          <w:rFonts w:ascii="Aptos" w:eastAsia="Aptos" w:hAnsi="Aptos" w:cs="Aptos"/>
+        </w:rPr>
+      </w:pPr>
+      <w:r>
+        <w:rPr>
+          <w:rFonts w:ascii="Aptos" w:eastAsia="Aptos" w:hAnsi="Aptos" w:cs="Aptos"/>
+        </w:rPr>
+        <w:t>* Restrictions limited to not interfering with business relationships, without a clear restriction on competitive activity, future services, market participation, or business opportunity pursuit</w:t>
+      </w:r>
+    </w:p>
+    <w:p>
+      <w:pPr>
+        <w:rPr>
+          <w:rFonts w:ascii="Aptos" w:eastAsia="Aptos" w:hAnsi="Aptos" w:cs="Aptos"/>
+        </w:rPr>
+      </w:pPr>
+      <w:r>
+        <w:rPr>
+          <w:rFonts w:ascii="Aptos" w:eastAsia="Aptos" w:hAnsi="Aptos" w:cs="Aptos"/>
+        </w:rPr>
+        <w:t xml:space="preserve">* General no-contact clauses related to the Project, unless they also include </w:t>
       </w:r>
       <w:proofErr w:type="gramStart"/>
       <w:r>
         <w:rPr>
           <w:rFonts w:ascii="Aptos" w:eastAsia="Aptos" w:hAnsi="Aptos" w:cs="Aptos"/>
         </w:rPr>
-        <w:t>the</w:t>
+        <w:t>a clear</w:t>
       </w:r>
       <w:proofErr w:type="gramEnd"/>
       <w:r>
         <w:rPr>
           <w:rFonts w:ascii="Aptos" w:eastAsia="Aptos" w:hAnsi="Aptos" w:cs="Aptos"/>
         </w:rPr>
-        <w:t xml:space="preserve"> immediately following sentence, if any; and</w:t>
-      </w:r>
-    </w:p>
-    <w:p>
-      <w:pPr>
-        <w:rPr>
-          <w:rFonts w:ascii="Aptos" w:eastAsia="Aptos" w:hAnsi="Aptos" w:cs="Aptos"/>
-        </w:rPr>
-      </w:pPr>
-      <w:r>
-        <w:rPr>
-          <w:rFonts w:ascii="Aptos" w:eastAsia="Aptos" w:hAnsi="Aptos" w:cs="Aptos"/>
-        </w:rPr>
-        <w:t xml:space="preserve">* </w:t>
-      </w:r>
-      <w:proofErr w:type="gramStart"/>
-      <w:r>
-        <w:rPr>
-          <w:rFonts w:ascii="Aptos" w:eastAsia="Aptos" w:hAnsi="Aptos" w:cs="Aptos"/>
-        </w:rPr>
-        <w:t>any</w:t>
-      </w:r>
-      <w:proofErr w:type="gramEnd"/>
-      <w:r>
-        <w:rPr>
-          <w:rFonts w:ascii="Aptos" w:eastAsia="Aptos" w:hAnsi="Aptos" w:cs="Aptos"/>
-        </w:rPr>
-        <w:t xml:space="preserve"> carve-out sentence in the same clause beginning with “However,” “Provided,” “provided, however,” “Such restrictions shall not apply,” “This shall not prohibit,” or similar carve-out wording.</w:t>
-      </w:r>
-    </w:p>
-    <w:p>
-      <w:pPr>
-        <w:rPr>
-          <w:rFonts w:ascii="Aptos" w:eastAsia="Aptos" w:hAnsi="Aptos" w:cs="Aptos"/>
-        </w:rPr>
-      </w:pPr>
-      <w:r>
-        <w:rPr>
-          <w:rFonts w:ascii="Aptos" w:eastAsia="Aptos" w:hAnsi="Aptos" w:cs="Aptos"/>
-        </w:rPr>
-        <w:t>* “</w:t>
-      </w:r>
-      <w:proofErr w:type="gramStart"/>
-      <w:r>
-        <w:rPr>
-          <w:rFonts w:ascii="Aptos" w:eastAsia="Aptos" w:hAnsi="Aptos" w:cs="Aptos"/>
-        </w:rPr>
-        <w:t>However</w:t>
-      </w:r>
-      <w:proofErr w:type="gramEnd"/>
-      <w:r>
-        <w:rPr>
-          <w:rFonts w:ascii="Aptos" w:eastAsia="Aptos" w:hAnsi="Aptos" w:cs="Aptos"/>
-        </w:rPr>
-        <w:t>”</w:t>
-      </w:r>
-    </w:p>
-    <w:p>
-      <w:pPr>
-        <w:rPr>
-          <w:rFonts w:ascii="Aptos" w:eastAsia="Aptos" w:hAnsi="Aptos" w:cs="Aptos"/>
-        </w:rPr>
-      </w:pPr>
-      <w:r>
-        <w:rPr>
-          <w:rFonts w:ascii="Aptos" w:eastAsia="Aptos" w:hAnsi="Aptos" w:cs="Aptos"/>
-        </w:rPr>
-        <w:t>* “advertisements in the media”</w:t>
-      </w:r>
-    </w:p>
-    <w:p>
-      <w:pPr>
-        <w:rPr>
-          <w:rFonts w:ascii="Aptos" w:eastAsia="Aptos" w:hAnsi="Aptos" w:cs="Aptos"/>
-        </w:rPr>
-      </w:pPr>
-      <w:r>
-        <w:rPr>
-          <w:rFonts w:ascii="Aptos" w:eastAsia="Aptos" w:hAnsi="Aptos" w:cs="Aptos"/>
-        </w:rPr>
-        <w:t>* “own initiative”</w:t>
-      </w:r>
-    </w:p>
-    <w:p>
-      <w:pPr>
-        <w:rPr>
-          <w:rFonts w:ascii="Aptos" w:eastAsia="Aptos" w:hAnsi="Aptos" w:cs="Aptos"/>
-        </w:rPr>
-      </w:pPr>
-      <w:r>
-        <w:rPr>
-          <w:rFonts w:ascii="Aptos" w:eastAsia="Aptos" w:hAnsi="Aptos" w:cs="Aptos"/>
-        </w:rPr>
-        <w:t>* “burden of proof”</w:t>
-      </w:r>
-    </w:p>
-    <w:p>
-      <w:pPr>
-        <w:rPr>
-          <w:rFonts w:ascii="Aptos" w:eastAsia="Aptos" w:hAnsi="Aptos" w:cs="Aptos"/>
-        </w:rPr>
-      </w:pPr>
-      <w:r>
-        <w:rPr>
-          <w:rFonts w:ascii="Aptos" w:eastAsia="Aptos" w:hAnsi="Aptos" w:cs="Aptos"/>
-        </w:rPr>
-        <w:t xml:space="preserve">For </w:t>
-      </w:r>
-      <w:proofErr w:type="gramStart"/>
-      <w:r>
-        <w:rPr>
-          <w:rFonts w:ascii="Aptos" w:eastAsia="Aptos" w:hAnsi="Aptos" w:cs="Aptos"/>
-        </w:rPr>
-        <w:t>Non-Solicitation</w:t>
-      </w:r>
-      <w:proofErr w:type="gramEnd"/>
-      <w:r>
-        <w:rPr>
-          <w:rFonts w:ascii="Aptos" w:eastAsia="Aptos" w:hAnsi="Aptos" w:cs="Aptos"/>
-        </w:rPr>
-        <w:t xml:space="preserve"> triage only, if the snippet contains either:</w:t>
-      </w:r>
-    </w:p>
-    <w:p>
-      <w:pPr>
-        <w:rPr>
-          <w:rFonts w:ascii="Aptos" w:eastAsia="Aptos" w:hAnsi="Aptos" w:cs="Aptos"/>
-        </w:rPr>
-      </w:pPr>
-      <w:r>
-        <w:rPr>
-          <w:rFonts w:ascii="Aptos" w:eastAsia="Aptos" w:hAnsi="Aptos" w:cs="Aptos"/>
-        </w:rPr>
-        <w:t>* “solicit for employment or engagement”; or</w:t>
-      </w:r>
-    </w:p>
-    <w:p>
-      <w:pPr>
-        <w:rPr>
-          <w:rFonts w:ascii="Aptos" w:eastAsia="Aptos" w:hAnsi="Aptos" w:cs="Aptos"/>
-        </w:rPr>
-      </w:pPr>
-      <w:r>
-        <w:rPr>
-          <w:rFonts w:ascii="Aptos" w:eastAsia="Aptos" w:hAnsi="Aptos" w:cs="Aptos"/>
-        </w:rPr>
-        <w:t>* “solicit personnel”</w:t>
-      </w:r>
-    </w:p>
-    <w:p>
-      <w:pPr>
-        <w:rPr>
-          <w:rFonts w:ascii="Aptos" w:eastAsia="Aptos" w:hAnsi="Aptos" w:cs="Aptos"/>
-        </w:rPr>
-      </w:pPr>
-      <w:r>
-        <w:rPr>
-          <w:rFonts w:ascii="Aptos" w:eastAsia="Aptos" w:hAnsi="Aptos" w:cs="Aptos"/>
-        </w:rPr>
-        <w:t>the extracted snippet MUST include any same-clause carve-out sentence containing:</w:t>
-      </w:r>
-    </w:p>
-    <w:p>
-      <w:pPr>
-        <w:rPr>
-          <w:rFonts w:ascii="Aptos" w:eastAsia="Aptos" w:hAnsi="Aptos" w:cs="Aptos"/>
-        </w:rPr>
-      </w:pPr>
-      <w:r>
-        <w:rPr>
-          <w:rFonts w:ascii="Aptos" w:eastAsia="Aptos" w:hAnsi="Aptos" w:cs="Aptos"/>
-        </w:rPr>
-        <w:t>* “generalized searches for employees”</w:t>
-      </w:r>
-    </w:p>
-    <w:p>
-      <w:pPr>
-        <w:rPr>
-          <w:rFonts w:ascii="Aptos" w:eastAsia="Aptos" w:hAnsi="Aptos" w:cs="Aptos"/>
-        </w:rPr>
-      </w:pPr>
-      <w:r>
-        <w:rPr>
-          <w:rFonts w:ascii="Aptos" w:eastAsia="Aptos" w:hAnsi="Aptos" w:cs="Aptos"/>
-        </w:rPr>
-        <w:t>* “bona fide public advertisements in the media”</w:t>
-      </w:r>
-    </w:p>
-    <w:p>
-      <w:pPr>
-        <w:rPr>
-          <w:rFonts w:ascii="Aptos" w:eastAsia="Aptos" w:hAnsi="Aptos" w:cs="Aptos"/>
-        </w:rPr>
-      </w:pPr>
-      <w:r>
-        <w:rPr>
-          <w:rFonts w:ascii="Aptos" w:eastAsia="Aptos" w:hAnsi="Aptos" w:cs="Aptos"/>
-        </w:rPr>
-        <w:t>* “not targeted specifically”</w:t>
-      </w:r>
-    </w:p>
-    <w:p>
-      <w:pPr>
-        <w:rPr>
-          <w:rFonts w:ascii="Aptos" w:eastAsia="Aptos" w:hAnsi="Aptos" w:cs="Aptos"/>
-        </w:rPr>
-      </w:pPr>
-      <w:r>
-        <w:rPr>
-          <w:rFonts w:ascii="Aptos" w:eastAsia="Aptos" w:hAnsi="Aptos" w:cs="Aptos"/>
-        </w:rPr>
-        <w:t>* “voluntarily seeks employment”</w:t>
-      </w:r>
-    </w:p>
-    <w:p>
-      <w:pPr>
-        <w:rPr>
-          <w:rFonts w:ascii="Aptos" w:eastAsia="Aptos" w:hAnsi="Aptos" w:cs="Aptos"/>
-        </w:rPr>
-      </w:pPr>
-      <w:r>
-        <w:rPr>
-          <w:rFonts w:ascii="Aptos" w:eastAsia="Aptos" w:hAnsi="Aptos" w:cs="Aptos"/>
-        </w:rPr>
-        <w:t>* “own initiative”</w:t>
-      </w:r>
-    </w:p>
-    <w:p>
-      <w:pPr>
-        <w:rPr>
-          <w:rFonts w:ascii="Aptos" w:eastAsia="Aptos" w:hAnsi="Aptos" w:cs="Aptos"/>
-        </w:rPr>
-      </w:pPr>
-      <w:r>
-        <w:rPr>
-          <w:rFonts w:ascii="Aptos" w:eastAsia="Aptos" w:hAnsi="Aptos" w:cs="Aptos"/>
-        </w:rPr>
-        <w:t>* “employment advertisements”</w:t>
-      </w:r>
-    </w:p>
-    <w:p>
-      <w:pPr>
-        <w:rPr>
-          <w:rFonts w:ascii="Aptos" w:eastAsia="Aptos" w:hAnsi="Aptos" w:cs="Aptos"/>
-        </w:rPr>
-      </w:pPr>
-      <w:r>
-        <w:rPr>
-          <w:rFonts w:ascii="Aptos" w:eastAsia="Aptos" w:hAnsi="Aptos" w:cs="Aptos"/>
-        </w:rPr>
-        <w:t>* “newspaper”</w:t>
-      </w:r>
-    </w:p>
-    <w:p>
-      <w:pPr>
-        <w:rPr>
-          <w:rFonts w:ascii="Aptos" w:eastAsia="Aptos" w:hAnsi="Aptos" w:cs="Aptos"/>
-        </w:rPr>
-      </w:pPr>
-      <w:r>
-        <w:rPr>
-          <w:rFonts w:ascii="Aptos" w:eastAsia="Aptos" w:hAnsi="Aptos" w:cs="Aptos"/>
-        </w:rPr>
-        <w:t>* “trade publication”</w:t>
-      </w:r>
-    </w:p>
-    <w:p>
-      <w:pPr>
-        <w:rPr>
-          <w:rFonts w:ascii="Aptos" w:eastAsia="Aptos" w:hAnsi="Aptos" w:cs="Aptos"/>
-        </w:rPr>
-      </w:pPr>
-      <w:r>
-        <w:rPr>
-          <w:rFonts w:ascii="Aptos" w:eastAsia="Aptos" w:hAnsi="Aptos" w:cs="Aptos"/>
-        </w:rPr>
-        <w:t>* “public commercial media”</w:t>
-      </w:r>
-    </w:p>
-    <w:p>
-      <w:pPr>
-        <w:rPr>
-          <w:rFonts w:ascii="Aptos" w:eastAsia="Aptos" w:hAnsi="Aptos" w:cs="Aptos"/>
-        </w:rPr>
-      </w:pPr>
-      <w:r>
-        <w:rPr>
-          <w:rFonts w:ascii="Aptos" w:eastAsia="Aptos" w:hAnsi="Aptos" w:cs="Aptos"/>
-        </w:rPr>
-        <w:t>* “general advertisement”</w:t>
-      </w:r>
-    </w:p>
-    <w:p>
-      <w:pPr>
-        <w:rPr>
-          <w:rFonts w:ascii="Aptos" w:eastAsia="Aptos" w:hAnsi="Aptos" w:cs="Aptos"/>
-        </w:rPr>
-      </w:pPr>
-      <w:r>
-        <w:rPr>
-          <w:rFonts w:ascii="Aptos" w:eastAsia="Aptos" w:hAnsi="Aptos" w:cs="Aptos"/>
-        </w:rPr>
-        <w:t>* “unsolicited applicants”</w:t>
-      </w:r>
-    </w:p>
-    <w:p>
-      <w:pPr>
-        <w:rPr>
-          <w:rFonts w:ascii="Aptos" w:eastAsia="Aptos" w:hAnsi="Aptos" w:cs="Aptos"/>
-        </w:rPr>
-      </w:pPr>
-      <w:r>
-        <w:rPr>
-          <w:rFonts w:ascii="Aptos" w:eastAsia="Aptos" w:hAnsi="Aptos" w:cs="Aptos"/>
-        </w:rPr>
-        <w:t xml:space="preserve">If the carve-out sentence is not included in the extracted snippet, DO NOT finalize routing for </w:t>
-      </w:r>
-      <w:proofErr w:type="gramStart"/>
-      <w:r>
-        <w:rPr>
-          <w:rFonts w:ascii="Aptos" w:eastAsia="Aptos" w:hAnsi="Aptos" w:cs="Aptos"/>
-        </w:rPr>
-        <w:t>Non-Solicitation</w:t>
-      </w:r>
-      <w:proofErr w:type="gramEnd"/>
-      <w:r>
-        <w:rPr>
-          <w:rFonts w:ascii="Aptos" w:eastAsia="Aptos" w:hAnsi="Aptos" w:cs="Aptos"/>
-        </w:rPr>
-        <w:t xml:space="preserve"> until the full clause-level snippet has been captured.</w:t>
+        <w:t xml:space="preserve"> non-compete, exclusivity, customer diversion, vendor diversion, or business opportunity restriction</w:t>
+      </w:r>
+    </w:p>
+    <w:p>
+      <w:pPr>
+        <w:rPr>
+          <w:rFonts w:ascii="Aptos" w:eastAsia="Aptos" w:hAnsi="Aptos" w:cs="Aptos"/>
+        </w:rPr>
+      </w:pPr>
+      <w:r>
+        <w:rPr>
+          <w:rFonts w:ascii="Aptos" w:eastAsia="Aptos" w:hAnsi="Aptos" w:cs="Aptos"/>
+        </w:rPr>
+        <w:t>* Do NOT route Non-Compete / Exclusivity where “competitor” appears only to exclude competitor consultants, advisors, or representatives from receiving Confidential Information, without requiring Accenture to disclose, notify, indicate, report, limit, stop, or avoid work with a competitor.</w:t>
+      </w:r>
+    </w:p>
+    <w:p>
+      <w:pPr>
+        <w:rPr>
+          <w:rFonts w:ascii="Aptos" w:eastAsia="Aptos" w:hAnsi="Aptos" w:cs="Aptos"/>
+        </w:rPr>
+      </w:pPr>
+      <w:r>
+        <w:rPr>
+          <w:rFonts w:ascii="Aptos" w:eastAsia="Aptos" w:hAnsi="Aptos" w:cs="Aptos"/>
+        </w:rPr>
+        <w:t>* Do NOT route Non-Compete / Exclusivity where “competitor” appears only in a confidentiality-control provision and does not relate to Accenture being contracted to, working for, consulting for, providing services to, or pursuing work with a competitor.</w:t>
       </w:r>
     </w:p>
     <w:p>
@@ -5305,570 +8226,7 @@
           <w:rFonts w:ascii="Aptos" w:eastAsia="Aptos" w:hAnsi="Aptos" w:cs="Aptos"/>
         </w:rPr>
         <w:lastRenderedPageBreak/>
-        <w:t xml:space="preserve">* For </w:t>
-      </w:r>
-      <w:proofErr w:type="gramStart"/>
-      <w:r>
-        <w:rPr>
-          <w:rFonts w:ascii="Aptos" w:eastAsia="Aptos" w:hAnsi="Aptos" w:cs="Aptos"/>
-        </w:rPr>
-        <w:t>Non-Solicitation</w:t>
-      </w:r>
-      <w:proofErr w:type="gramEnd"/>
-      <w:r>
-        <w:rPr>
-          <w:rFonts w:ascii="Aptos" w:eastAsia="Aptos" w:hAnsi="Aptos" w:cs="Aptos"/>
-        </w:rPr>
-        <w:t xml:space="preserve"> triage, capture any duration language contained in the same clause or expressly incorporated by that clause. Do not use a separate general agreement-term provision to suppress routing unless the </w:t>
-      </w:r>
-      <w:proofErr w:type="gramStart"/>
-      <w:r>
-        <w:rPr>
-          <w:rFonts w:ascii="Aptos" w:eastAsia="Aptos" w:hAnsi="Aptos" w:cs="Aptos"/>
-        </w:rPr>
-        <w:t>Non-Solicitation</w:t>
-      </w:r>
-      <w:proofErr w:type="gramEnd"/>
-      <w:r>
-        <w:rPr>
-          <w:rFonts w:ascii="Aptos" w:eastAsia="Aptos" w:hAnsi="Aptos" w:cs="Aptos"/>
-        </w:rPr>
-        <w:t xml:space="preserve"> clause expressly refers to it.</w:t>
-      </w:r>
-    </w:p>
-    <w:p>
-      <w:pPr>
-        <w:rPr>
-          <w:rFonts w:ascii="Aptos" w:eastAsia="Aptos" w:hAnsi="Aptos" w:cs="Aptos"/>
-        </w:rPr>
-      </w:pPr>
-      <w:r>
-        <w:rPr>
-          <w:rFonts w:ascii="Aptos" w:eastAsia="Aptos" w:hAnsi="Aptos" w:cs="Aptos"/>
-        </w:rPr>
-        <w:t>## Triage Signals</w:t>
-      </w:r>
-    </w:p>
-    <w:p>
-      <w:pPr>
-        <w:rPr>
-          <w:rFonts w:ascii="Aptos" w:eastAsia="Aptos" w:hAnsi="Aptos" w:cs="Aptos"/>
-        </w:rPr>
-      </w:pPr>
-      <w:r>
-        <w:rPr>
-          <w:rFonts w:ascii="Aptos" w:eastAsia="Aptos" w:hAnsi="Aptos" w:cs="Aptos"/>
-        </w:rPr>
-        <w:t>Route only if one or more of the following appears in an employee/personnel restriction context:</w:t>
-      </w:r>
-    </w:p>
-    <w:p>
-      <w:pPr>
-        <w:rPr>
-          <w:rFonts w:ascii="Aptos" w:eastAsia="Aptos" w:hAnsi="Aptos" w:cs="Aptos"/>
-        </w:rPr>
-      </w:pPr>
-      <w:r>
-        <w:rPr>
-          <w:rFonts w:ascii="Aptos" w:eastAsia="Aptos" w:hAnsi="Aptos" w:cs="Aptos"/>
-        </w:rPr>
-        <w:t>* “non-solicitation”</w:t>
-      </w:r>
-    </w:p>
-    <w:p>
-      <w:pPr>
-        <w:rPr>
-          <w:rFonts w:ascii="Aptos" w:eastAsia="Aptos" w:hAnsi="Aptos" w:cs="Aptos"/>
-        </w:rPr>
-      </w:pPr>
-      <w:r>
-        <w:rPr>
-          <w:rFonts w:ascii="Aptos" w:eastAsia="Aptos" w:hAnsi="Aptos" w:cs="Aptos"/>
-        </w:rPr>
-        <w:t>* “non-solicitation of employees”</w:t>
-      </w:r>
-    </w:p>
-    <w:p>
-      <w:pPr>
-        <w:rPr>
-          <w:rFonts w:ascii="Aptos" w:eastAsia="Aptos" w:hAnsi="Aptos" w:cs="Aptos"/>
-        </w:rPr>
-      </w:pPr>
-      <w:r>
-        <w:rPr>
-          <w:rFonts w:ascii="Aptos" w:eastAsia="Aptos" w:hAnsi="Aptos" w:cs="Aptos"/>
-        </w:rPr>
-        <w:t>* “solicit employees”</w:t>
-      </w:r>
-    </w:p>
-    <w:p>
-      <w:pPr>
-        <w:rPr>
-          <w:rFonts w:ascii="Aptos" w:eastAsia="Aptos" w:hAnsi="Aptos" w:cs="Aptos"/>
-        </w:rPr>
-      </w:pPr>
-      <w:r>
-        <w:rPr>
-          <w:rFonts w:ascii="Aptos" w:eastAsia="Aptos" w:hAnsi="Aptos" w:cs="Aptos"/>
-        </w:rPr>
-        <w:t>* “solicit for employment”</w:t>
-      </w:r>
-    </w:p>
-    <w:p>
-      <w:pPr>
-        <w:rPr>
-          <w:rFonts w:ascii="Aptos" w:eastAsia="Aptos" w:hAnsi="Aptos" w:cs="Aptos"/>
-        </w:rPr>
-      </w:pPr>
-      <w:r>
-        <w:rPr>
-          <w:rFonts w:ascii="Aptos" w:eastAsia="Aptos" w:hAnsi="Aptos" w:cs="Aptos"/>
-        </w:rPr>
-        <w:t>* “seek to employ”</w:t>
-      </w:r>
-    </w:p>
-    <w:p>
-      <w:pPr>
-        <w:rPr>
-          <w:rFonts w:ascii="Aptos" w:eastAsia="Aptos" w:hAnsi="Aptos" w:cs="Aptos"/>
-        </w:rPr>
-      </w:pPr>
-      <w:r>
-        <w:rPr>
-          <w:rFonts w:ascii="Aptos" w:eastAsia="Aptos" w:hAnsi="Aptos" w:cs="Aptos"/>
-        </w:rPr>
-        <w:t>* “seek to retain the services”</w:t>
-      </w:r>
-    </w:p>
-    <w:p>
-      <w:pPr>
-        <w:rPr>
-          <w:rFonts w:ascii="Aptos" w:eastAsia="Aptos" w:hAnsi="Aptos" w:cs="Aptos"/>
-        </w:rPr>
-      </w:pPr>
-      <w:r>
-        <w:rPr>
-          <w:rFonts w:ascii="Aptos" w:eastAsia="Aptos" w:hAnsi="Aptos" w:cs="Aptos"/>
-        </w:rPr>
-        <w:t>* “hire any employee”</w:t>
-      </w:r>
-    </w:p>
-    <w:p>
-      <w:pPr>
-        <w:rPr>
-          <w:rFonts w:ascii="Aptos" w:eastAsia="Aptos" w:hAnsi="Aptos" w:cs="Aptos"/>
-        </w:rPr>
-      </w:pPr>
-      <w:r>
-        <w:rPr>
-          <w:rFonts w:ascii="Aptos" w:eastAsia="Aptos" w:hAnsi="Aptos" w:cs="Aptos"/>
-        </w:rPr>
-        <w:t>* “employ any employee”</w:t>
-      </w:r>
-    </w:p>
-    <w:p>
-      <w:pPr>
-        <w:rPr>
-          <w:rFonts w:ascii="Aptos" w:eastAsia="Aptos" w:hAnsi="Aptos" w:cs="Aptos"/>
-        </w:rPr>
-      </w:pPr>
-      <w:r>
-        <w:rPr>
-          <w:rFonts w:ascii="Aptos" w:eastAsia="Aptos" w:hAnsi="Aptos" w:cs="Aptos"/>
-        </w:rPr>
-        <w:t>* “recruit any employee”</w:t>
-      </w:r>
-    </w:p>
-    <w:p>
-      <w:pPr>
-        <w:rPr>
-          <w:rFonts w:ascii="Aptos" w:eastAsia="Aptos" w:hAnsi="Aptos" w:cs="Aptos"/>
-        </w:rPr>
-      </w:pPr>
-      <w:r>
-        <w:rPr>
-          <w:rFonts w:ascii="Aptos" w:eastAsia="Aptos" w:hAnsi="Aptos" w:cs="Aptos"/>
-        </w:rPr>
-        <w:t>* “engage any employee”</w:t>
-      </w:r>
-    </w:p>
-    <w:p>
-      <w:pPr>
-        <w:rPr>
-          <w:rFonts w:ascii="Aptos" w:eastAsia="Aptos" w:hAnsi="Aptos" w:cs="Aptos"/>
-        </w:rPr>
-      </w:pPr>
-      <w:r>
-        <w:rPr>
-          <w:rFonts w:ascii="Aptos" w:eastAsia="Aptos" w:hAnsi="Aptos" w:cs="Aptos"/>
-        </w:rPr>
-        <w:t>* “employ, hire, or engage”</w:t>
-      </w:r>
-    </w:p>
-    <w:p>
-      <w:pPr>
-        <w:rPr>
-          <w:rFonts w:ascii="Aptos" w:eastAsia="Aptos" w:hAnsi="Aptos" w:cs="Aptos"/>
-        </w:rPr>
-      </w:pPr>
-      <w:r>
-        <w:rPr>
-          <w:rFonts w:ascii="Aptos" w:eastAsia="Aptos" w:hAnsi="Aptos" w:cs="Aptos"/>
-        </w:rPr>
-        <w:t>* “consultant of the Disclosing Party”</w:t>
-      </w:r>
-    </w:p>
-    <w:p>
-      <w:pPr>
-        <w:rPr>
-          <w:rFonts w:ascii="Aptos" w:eastAsia="Aptos" w:hAnsi="Aptos" w:cs="Aptos"/>
-        </w:rPr>
-      </w:pPr>
-      <w:r>
-        <w:rPr>
-          <w:rFonts w:ascii="Aptos" w:eastAsia="Aptos" w:hAnsi="Aptos" w:cs="Aptos"/>
-        </w:rPr>
-        <w:t>* “employee of the Disclosing Party”</w:t>
-      </w:r>
-    </w:p>
-    <w:p>
-      <w:pPr>
-        <w:rPr>
-          <w:rFonts w:ascii="Aptos" w:eastAsia="Aptos" w:hAnsi="Aptos" w:cs="Aptos"/>
-        </w:rPr>
-      </w:pPr>
-      <w:r>
-        <w:rPr>
-          <w:rFonts w:ascii="Aptos" w:eastAsia="Aptos" w:hAnsi="Aptos" w:cs="Aptos"/>
-        </w:rPr>
-        <w:t>* “other party’s personnel”</w:t>
-      </w:r>
-    </w:p>
-    <w:p>
-      <w:pPr>
-        <w:rPr>
-          <w:rFonts w:ascii="Aptos" w:eastAsia="Aptos" w:hAnsi="Aptos" w:cs="Aptos"/>
-        </w:rPr>
-      </w:pPr>
-      <w:r>
-        <w:rPr>
-          <w:rFonts w:ascii="Aptos" w:eastAsia="Aptos" w:hAnsi="Aptos" w:cs="Aptos"/>
-        </w:rPr>
-        <w:t>* “other party’s staff”</w:t>
-      </w:r>
-    </w:p>
-    <w:p>
-      <w:pPr>
-        <w:rPr>
-          <w:rFonts w:ascii="Aptos" w:eastAsia="Aptos" w:hAnsi="Aptos" w:cs="Aptos"/>
-        </w:rPr>
-      </w:pPr>
-      <w:r>
-        <w:rPr>
-          <w:rFonts w:ascii="Aptos" w:eastAsia="Aptos" w:hAnsi="Aptos" w:cs="Aptos"/>
-        </w:rPr>
-        <w:t>* “induce any employee to leave”</w:t>
-      </w:r>
-    </w:p>
-    <w:p>
-      <w:pPr>
-        <w:rPr>
-          <w:rFonts w:ascii="Aptos" w:eastAsia="Aptos" w:hAnsi="Aptos" w:cs="Aptos"/>
-        </w:rPr>
-      </w:pPr>
-      <w:r>
-        <w:rPr>
-          <w:rFonts w:ascii="Aptos" w:eastAsia="Aptos" w:hAnsi="Aptos" w:cs="Aptos"/>
-        </w:rPr>
-        <w:t>* “persuade any employee to leave”</w:t>
-      </w:r>
-    </w:p>
-    <w:p>
-      <w:pPr>
-        <w:rPr>
-          <w:rFonts w:ascii="Aptos" w:eastAsia="Aptos" w:hAnsi="Aptos" w:cs="Aptos"/>
-        </w:rPr>
-      </w:pPr>
-      <w:r>
-        <w:rPr>
-          <w:rFonts w:ascii="Aptos" w:eastAsia="Aptos" w:hAnsi="Aptos" w:cs="Aptos"/>
-        </w:rPr>
-        <w:t>* “encourage any employee to leave”</w:t>
-      </w:r>
-    </w:p>
-    <w:p>
-      <w:pPr>
-        <w:rPr>
-          <w:rFonts w:ascii="Aptos" w:eastAsia="Aptos" w:hAnsi="Aptos" w:cs="Aptos"/>
-        </w:rPr>
-      </w:pPr>
-      <w:r>
-        <w:rPr>
-          <w:rFonts w:ascii="Aptos" w:eastAsia="Aptos" w:hAnsi="Aptos" w:cs="Aptos"/>
-        </w:rPr>
-        <w:t>* “entice away”</w:t>
-      </w:r>
-    </w:p>
-    <w:p>
-      <w:pPr>
-        <w:rPr>
-          <w:rFonts w:ascii="Aptos" w:eastAsia="Aptos" w:hAnsi="Aptos" w:cs="Aptos"/>
-        </w:rPr>
-      </w:pPr>
-      <w:r>
-        <w:rPr>
-          <w:rFonts w:ascii="Aptos" w:eastAsia="Aptos" w:hAnsi="Aptos" w:cs="Aptos"/>
-        </w:rPr>
-        <w:t>* “Restricted Person”</w:t>
-      </w:r>
-    </w:p>
-    <w:p>
-      <w:pPr>
-        <w:rPr>
-          <w:rFonts w:ascii="Aptos" w:eastAsia="Aptos" w:hAnsi="Aptos" w:cs="Aptos"/>
-        </w:rPr>
-      </w:pPr>
-      <w:r>
-        <w:rPr>
-          <w:rFonts w:ascii="Aptos" w:eastAsia="Aptos" w:hAnsi="Aptos" w:cs="Aptos"/>
-        </w:rPr>
-        <w:t>* “solicit, engage, employ”</w:t>
-      </w:r>
-    </w:p>
-    <w:p>
-      <w:pPr>
-        <w:rPr>
-          <w:rFonts w:ascii="Aptos" w:eastAsia="Aptos" w:hAnsi="Aptos" w:cs="Aptos"/>
-        </w:rPr>
-      </w:pPr>
-      <w:r>
-        <w:rPr>
-          <w:rFonts w:ascii="Aptos" w:eastAsia="Aptos" w:hAnsi="Aptos" w:cs="Aptos"/>
-        </w:rPr>
-        <w:lastRenderedPageBreak/>
-        <w:t>* “contractor of the other party”</w:t>
-      </w:r>
-    </w:p>
-    <w:p>
-      <w:pPr>
-        <w:rPr>
-          <w:rFonts w:ascii="Aptos" w:eastAsia="Aptos" w:hAnsi="Aptos" w:cs="Aptos"/>
-        </w:rPr>
-      </w:pPr>
-      <w:r>
-        <w:rPr>
-          <w:rFonts w:ascii="Aptos" w:eastAsia="Aptos" w:hAnsi="Aptos" w:cs="Aptos"/>
-        </w:rPr>
-        <w:t>* “consultant of the other party”</w:t>
-      </w:r>
-    </w:p>
-    <w:p>
-      <w:pPr>
-        <w:rPr>
-          <w:rFonts w:ascii="Aptos" w:eastAsia="Aptos" w:hAnsi="Aptos" w:cs="Aptos"/>
-        </w:rPr>
-      </w:pPr>
-      <w:r>
-        <w:rPr>
-          <w:rFonts w:ascii="Aptos" w:eastAsia="Aptos" w:hAnsi="Aptos" w:cs="Aptos"/>
-        </w:rPr>
-        <w:t>* “director, officer and/or employee”</w:t>
-      </w:r>
-    </w:p>
-    <w:p>
-      <w:pPr>
-        <w:rPr>
-          <w:rFonts w:ascii="Aptos" w:eastAsia="Aptos" w:hAnsi="Aptos" w:cs="Aptos"/>
-        </w:rPr>
-      </w:pPr>
-      <w:r>
-        <w:rPr>
-          <w:rFonts w:ascii="Aptos" w:eastAsia="Aptos" w:hAnsi="Aptos" w:cs="Aptos"/>
-        </w:rPr>
-        <w:t>* “employee or independent contractor”</w:t>
-      </w:r>
-    </w:p>
-    <w:p>
-      <w:pPr>
-        <w:rPr>
-          <w:rFonts w:ascii="Aptos" w:eastAsia="Aptos" w:hAnsi="Aptos" w:cs="Aptos"/>
-        </w:rPr>
-      </w:pPr>
-      <w:r>
-        <w:rPr>
-          <w:rFonts w:ascii="Aptos" w:eastAsia="Aptos" w:hAnsi="Aptos" w:cs="Aptos"/>
-        </w:rPr>
-        <w:t>* “solicit personnel”</w:t>
-      </w:r>
-    </w:p>
-    <w:p>
-      <w:pPr>
-        <w:rPr>
-          <w:rFonts w:ascii="Aptos" w:eastAsia="Aptos" w:hAnsi="Aptos" w:cs="Aptos"/>
-        </w:rPr>
-      </w:pPr>
-      <w:r>
-        <w:rPr>
-          <w:rFonts w:ascii="Aptos" w:eastAsia="Aptos" w:hAnsi="Aptos" w:cs="Aptos"/>
-        </w:rPr>
-        <w:t>* “solicit personnel of the other party”</w:t>
-      </w:r>
-    </w:p>
-    <w:p>
-      <w:pPr>
-        <w:rPr>
-          <w:rFonts w:ascii="Aptos" w:eastAsia="Aptos" w:hAnsi="Aptos" w:cs="Aptos"/>
-        </w:rPr>
-      </w:pPr>
-      <w:r>
-        <w:rPr>
-          <w:rFonts w:ascii="Aptos" w:eastAsia="Aptos" w:hAnsi="Aptos" w:cs="Aptos"/>
-        </w:rPr>
-        <w:t>* “inducing them to join such other party’s employ”</w:t>
-      </w:r>
-    </w:p>
-    <w:p>
-      <w:pPr>
-        <w:rPr>
-          <w:rFonts w:ascii="Aptos" w:eastAsia="Aptos" w:hAnsi="Aptos" w:cs="Aptos"/>
-        </w:rPr>
-      </w:pPr>
-      <w:r>
-        <w:rPr>
-          <w:rFonts w:ascii="Aptos" w:eastAsia="Aptos" w:hAnsi="Aptos" w:cs="Aptos"/>
-        </w:rPr>
-        <w:t>* Clause contains BOTH:</w:t>
-      </w:r>
-    </w:p>
-    <w:p>
-      <w:pPr>
-        <w:rPr>
-          <w:rFonts w:ascii="Aptos" w:eastAsia="Aptos" w:hAnsi="Aptos" w:cs="Aptos"/>
-        </w:rPr>
-      </w:pPr>
-      <w:r>
-        <w:rPr>
-          <w:rFonts w:ascii="Aptos" w:eastAsia="Aptos" w:hAnsi="Aptos" w:cs="Aptos"/>
-        </w:rPr>
-        <w:t xml:space="preserve">  * “solicit personnel”</w:t>
-      </w:r>
-    </w:p>
-    <w:p>
-      <w:pPr>
-        <w:rPr>
-          <w:rFonts w:ascii="Aptos" w:eastAsia="Aptos" w:hAnsi="Aptos" w:cs="Aptos"/>
-        </w:rPr>
-      </w:pPr>
-      <w:r>
-        <w:rPr>
-          <w:rFonts w:ascii="Aptos" w:eastAsia="Aptos" w:hAnsi="Aptos" w:cs="Aptos"/>
-        </w:rPr>
-        <w:t xml:space="preserve">  * “other party”</w:t>
-      </w:r>
-    </w:p>
-    <w:p>
-      <w:pPr>
-        <w:rPr>
-          <w:rFonts w:ascii="Aptos" w:eastAsia="Aptos" w:hAnsi="Aptos" w:cs="Aptos"/>
-        </w:rPr>
-      </w:pPr>
-      <w:r>
-        <w:rPr>
-          <w:rFonts w:ascii="Aptos" w:eastAsia="Aptos" w:hAnsi="Aptos" w:cs="Aptos"/>
-        </w:rPr>
-        <w:t>* Clause contains BOTH:</w:t>
-      </w:r>
-    </w:p>
-    <w:p>
-      <w:pPr>
-        <w:rPr>
-          <w:rFonts w:ascii="Aptos" w:eastAsia="Aptos" w:hAnsi="Aptos" w:cs="Aptos"/>
-        </w:rPr>
-      </w:pPr>
-      <w:r>
-        <w:rPr>
-          <w:rFonts w:ascii="Aptos" w:eastAsia="Aptos" w:hAnsi="Aptos" w:cs="Aptos"/>
-        </w:rPr>
-        <w:t xml:space="preserve">  * “solicit personnel”</w:t>
-      </w:r>
-    </w:p>
-    <w:p>
-      <w:pPr>
-        <w:rPr>
-          <w:rFonts w:ascii="Aptos" w:eastAsia="Aptos" w:hAnsi="Aptos" w:cs="Aptos"/>
-        </w:rPr>
-      </w:pPr>
-      <w:r>
-        <w:rPr>
-          <w:rFonts w:ascii="Aptos" w:eastAsia="Aptos" w:hAnsi="Aptos" w:cs="Aptos"/>
-        </w:rPr>
-        <w:t xml:space="preserve">  * “inducing them to join”</w:t>
-      </w:r>
-    </w:p>
-    <w:p>
-      <w:pPr>
-        <w:rPr>
-          <w:rFonts w:ascii="Aptos" w:eastAsia="Aptos" w:hAnsi="Aptos" w:cs="Aptos"/>
-        </w:rPr>
-      </w:pPr>
-      <w:r>
-        <w:rPr>
-          <w:rFonts w:ascii="Aptos" w:eastAsia="Aptos" w:hAnsi="Aptos" w:cs="Aptos"/>
-        </w:rPr>
-        <w:t xml:space="preserve">* Clause contains </w:t>
-      </w:r>
-      <w:proofErr w:type="gramStart"/>
-      <w:r>
-        <w:rPr>
-          <w:rFonts w:ascii="Aptos" w:eastAsia="Aptos" w:hAnsi="Aptos" w:cs="Aptos"/>
-        </w:rPr>
-        <w:t>ALL of</w:t>
-      </w:r>
-      <w:proofErr w:type="gramEnd"/>
-      <w:r>
-        <w:rPr>
-          <w:rFonts w:ascii="Aptos" w:eastAsia="Aptos" w:hAnsi="Aptos" w:cs="Aptos"/>
-        </w:rPr>
-        <w:t xml:space="preserve"> the following:</w:t>
-      </w:r>
-    </w:p>
-    <w:p>
-      <w:pPr>
-        <w:rPr>
-          <w:rFonts w:ascii="Aptos" w:eastAsia="Aptos" w:hAnsi="Aptos" w:cs="Aptos"/>
-        </w:rPr>
-      </w:pPr>
-      <w:r>
-        <w:rPr>
-          <w:rFonts w:ascii="Aptos" w:eastAsia="Aptos" w:hAnsi="Aptos" w:cs="Aptos"/>
-        </w:rPr>
-        <w:t xml:space="preserve">  * “solicit personnel”</w:t>
-      </w:r>
-    </w:p>
-    <w:p>
-      <w:pPr>
-        <w:rPr>
-          <w:rFonts w:ascii="Aptos" w:eastAsia="Aptos" w:hAnsi="Aptos" w:cs="Aptos"/>
-        </w:rPr>
-      </w:pPr>
-      <w:r>
-        <w:rPr>
-          <w:rFonts w:ascii="Aptos" w:eastAsia="Aptos" w:hAnsi="Aptos" w:cs="Aptos"/>
-        </w:rPr>
-        <w:t xml:space="preserve">  * “engaged in the work contemplated”</w:t>
-      </w:r>
-    </w:p>
-    <w:p>
-      <w:pPr>
-        <w:rPr>
-          <w:rFonts w:ascii="Aptos" w:eastAsia="Aptos" w:hAnsi="Aptos" w:cs="Aptos"/>
-        </w:rPr>
-      </w:pPr>
-      <w:r>
-        <w:rPr>
-          <w:rFonts w:ascii="Aptos" w:eastAsia="Aptos" w:hAnsi="Aptos" w:cs="Aptos"/>
-        </w:rPr>
-        <w:t xml:space="preserve">  * “join such other party’s employ”</w:t>
+        <w:t>* Do NOT route Non-Compete / Exclusivity where the clause merely states that Confidential Information must not be disclosed to competitors, without any obligation to disclose competitor relationships or restrict business activity.</w:t>
       </w:r>
     </w:p>
     <w:p>
@@ -5894,2318 +8252,6 @@
         <w:rPr>
           <w:rFonts w:ascii="Aptos" w:eastAsia="Aptos" w:hAnsi="Aptos" w:cs="Aptos"/>
         </w:rPr>
-        <w:t>## Do NOT Trigger</w:t>
-      </w:r>
-    </w:p>
-    <w:p>
-      <w:pPr>
-        <w:rPr>
-          <w:rFonts w:ascii="Aptos" w:eastAsia="Aptos" w:hAnsi="Aptos" w:cs="Aptos"/>
-        </w:rPr>
-      </w:pPr>
-      <w:r>
-        <w:rPr>
-          <w:rFonts w:ascii="Aptos" w:eastAsia="Aptos" w:hAnsi="Aptos" w:cs="Aptos"/>
-        </w:rPr>
-        <w:t>* Customer-only solicitation restrictions</w:t>
-      </w:r>
-    </w:p>
-    <w:p>
-      <w:pPr>
-        <w:rPr>
-          <w:rFonts w:ascii="Aptos" w:eastAsia="Aptos" w:hAnsi="Aptos" w:cs="Aptos"/>
-        </w:rPr>
-      </w:pPr>
-      <w:r>
-        <w:rPr>
-          <w:rFonts w:ascii="Aptos" w:eastAsia="Aptos" w:hAnsi="Aptos" w:cs="Aptos"/>
-        </w:rPr>
-        <w:t>* Vendor-only solicitation restrictions</w:t>
-      </w:r>
-    </w:p>
-    <w:p>
-      <w:pPr>
-        <w:rPr>
-          <w:rFonts w:ascii="Aptos" w:eastAsia="Aptos" w:hAnsi="Aptos" w:cs="Aptos"/>
-        </w:rPr>
-      </w:pPr>
-      <w:r>
-        <w:rPr>
-          <w:rFonts w:ascii="Aptos" w:eastAsia="Aptos" w:hAnsi="Aptos" w:cs="Aptos"/>
-        </w:rPr>
-        <w:t>* Supplier-only solicitation restrictions</w:t>
-      </w:r>
-    </w:p>
-    <w:p>
-      <w:pPr>
-        <w:rPr>
-          <w:rFonts w:ascii="Aptos" w:eastAsia="Aptos" w:hAnsi="Aptos" w:cs="Aptos"/>
-        </w:rPr>
-      </w:pPr>
-      <w:r>
-        <w:rPr>
-          <w:rFonts w:ascii="Aptos" w:eastAsia="Aptos" w:hAnsi="Aptos" w:cs="Aptos"/>
-        </w:rPr>
-        <w:t>* Restrictions limited to not interfering with business relationships without employee hiring or solicitation restrictions</w:t>
-      </w:r>
-    </w:p>
-    <w:p>
-      <w:pPr>
-        <w:rPr>
-          <w:rFonts w:ascii="Aptos" w:eastAsia="Aptos" w:hAnsi="Aptos" w:cs="Aptos"/>
-        </w:rPr>
-      </w:pPr>
-      <w:r>
-        <w:rPr>
-          <w:rFonts w:ascii="Aptos" w:eastAsia="Aptos" w:hAnsi="Aptos" w:cs="Aptos"/>
-        </w:rPr>
-        <w:t>* Restrictions limited to prospects or clients only</w:t>
-      </w:r>
-    </w:p>
-    <w:p>
-      <w:pPr>
-        <w:rPr>
-          <w:rFonts w:ascii="Aptos" w:eastAsia="Aptos" w:hAnsi="Aptos" w:cs="Aptos"/>
-        </w:rPr>
-      </w:pPr>
-      <w:r>
-        <w:rPr>
-          <w:rFonts w:ascii="Aptos" w:eastAsia="Aptos" w:hAnsi="Aptos" w:cs="Aptos"/>
-        </w:rPr>
-        <w:lastRenderedPageBreak/>
-        <w:t>* Mutual non-solicitation clause is limited to employees/personnel, includes standard recruitment carve-outs, applies equally to both Parties, and expressly states within the same clause that the non-solicitation restriction lasts 24 months or less</w:t>
-      </w:r>
-    </w:p>
-    <w:p>
-      <w:pPr>
-        <w:rPr>
-          <w:rFonts w:ascii="Aptos" w:eastAsia="Aptos" w:hAnsi="Aptos" w:cs="Aptos"/>
-        </w:rPr>
-      </w:pPr>
-      <w:r>
-        <w:rPr>
-          <w:rFonts w:ascii="Aptos" w:eastAsia="Aptos" w:hAnsi="Aptos" w:cs="Aptos"/>
-        </w:rPr>
-        <w:t>* Clause contains both “advertisements in the media” and “own initiative”</w:t>
-      </w:r>
-    </w:p>
-    <w:p>
-      <w:pPr>
-        <w:rPr>
-          <w:rFonts w:ascii="Aptos" w:eastAsia="Aptos" w:hAnsi="Aptos" w:cs="Aptos"/>
-        </w:rPr>
-      </w:pPr>
-      <w:r>
-        <w:rPr>
-          <w:rFonts w:ascii="Aptos" w:eastAsia="Aptos" w:hAnsi="Aptos" w:cs="Aptos"/>
-        </w:rPr>
-        <w:t>* Clause contains both “general advertisement” and “unsolicited contact”</w:t>
-      </w:r>
-    </w:p>
-    <w:p>
-      <w:pPr>
-        <w:rPr>
-          <w:rFonts w:ascii="Aptos" w:eastAsia="Aptos" w:hAnsi="Aptos" w:cs="Aptos"/>
-        </w:rPr>
-      </w:pPr>
-      <w:r>
-        <w:rPr>
-          <w:rFonts w:ascii="Aptos" w:eastAsia="Aptos" w:hAnsi="Aptos" w:cs="Aptos"/>
-        </w:rPr>
-        <w:t>* Clause contains both “generalized solicitations” and “not specifically targeted”</w:t>
-      </w:r>
-    </w:p>
-    <w:p>
-      <w:pPr>
-        <w:rPr>
-          <w:rFonts w:ascii="Aptos" w:eastAsia="Aptos" w:hAnsi="Aptos" w:cs="Aptos"/>
-        </w:rPr>
-      </w:pPr>
-      <w:r>
-        <w:rPr>
-          <w:rFonts w:ascii="Aptos" w:eastAsia="Aptos" w:hAnsi="Aptos" w:cs="Aptos"/>
-        </w:rPr>
-        <w:t>* Clause contains both “public job postings” and “unsolicited applicants”</w:t>
-      </w:r>
-    </w:p>
-    <w:p>
-      <w:pPr>
-        <w:rPr>
-          <w:rFonts w:ascii="Aptos" w:eastAsia="Aptos" w:hAnsi="Aptos" w:cs="Aptos"/>
-        </w:rPr>
-      </w:pPr>
-      <w:r>
-        <w:rPr>
-          <w:rFonts w:ascii="Aptos" w:eastAsia="Aptos" w:hAnsi="Aptos" w:cs="Aptos"/>
-        </w:rPr>
-        <w:t>* Clause contains both “bona fide recruitment advertisement” and “employment agency”</w:t>
-      </w:r>
-    </w:p>
-    <w:p>
-      <w:pPr>
-        <w:rPr>
-          <w:rFonts w:ascii="Aptos" w:eastAsia="Aptos" w:hAnsi="Aptos" w:cs="Aptos"/>
-        </w:rPr>
-      </w:pPr>
-      <w:r>
-        <w:rPr>
-          <w:rFonts w:ascii="Aptos" w:eastAsia="Aptos" w:hAnsi="Aptos" w:cs="Aptos"/>
-        </w:rPr>
-        <w:t>* Clause contains both “application for employment submitted on an unsolicited basis” and “general advertisement”</w:t>
-      </w:r>
-    </w:p>
-    <w:p>
-      <w:pPr>
-        <w:rPr>
-          <w:rFonts w:ascii="Aptos" w:eastAsia="Aptos" w:hAnsi="Aptos" w:cs="Aptos"/>
-        </w:rPr>
-      </w:pPr>
-      <w:r>
-        <w:rPr>
-          <w:rFonts w:ascii="Aptos" w:eastAsia="Aptos" w:hAnsi="Aptos" w:cs="Aptos"/>
-        </w:rPr>
-        <w:t xml:space="preserve">* Clause is acceptable employee non-solicitation language under the playbook and does not contain a </w:t>
-      </w:r>
-      <w:proofErr w:type="gramStart"/>
-      <w:r>
-        <w:rPr>
-          <w:rFonts w:ascii="Aptos" w:eastAsia="Aptos" w:hAnsi="Aptos" w:cs="Aptos"/>
-        </w:rPr>
-        <w:t>liquidated damages</w:t>
-      </w:r>
-      <w:proofErr w:type="gramEnd"/>
-      <w:r>
-        <w:rPr>
-          <w:rFonts w:ascii="Aptos" w:eastAsia="Aptos" w:hAnsi="Aptos" w:cs="Aptos"/>
-        </w:rPr>
-        <w:t>, non-compete, or country supplement trigger</w:t>
-      </w:r>
-    </w:p>
-    <w:p>
-      <w:pPr>
-        <w:rPr>
-          <w:rFonts w:ascii="Aptos" w:eastAsia="Aptos" w:hAnsi="Aptos" w:cs="Aptos"/>
-        </w:rPr>
-      </w:pPr>
-      <w:r>
-        <w:rPr>
-          <w:rFonts w:ascii="Aptos" w:eastAsia="Aptos" w:hAnsi="Aptos" w:cs="Aptos"/>
-        </w:rPr>
-        <w:t xml:space="preserve">* Clause contains </w:t>
-      </w:r>
-      <w:proofErr w:type="gramStart"/>
-      <w:r>
-        <w:rPr>
-          <w:rFonts w:ascii="Aptos" w:eastAsia="Aptos" w:hAnsi="Aptos" w:cs="Aptos"/>
-        </w:rPr>
-        <w:t>all of</w:t>
-      </w:r>
-      <w:proofErr w:type="gramEnd"/>
-      <w:r>
-        <w:rPr>
-          <w:rFonts w:ascii="Aptos" w:eastAsia="Aptos" w:hAnsi="Aptos" w:cs="Aptos"/>
-        </w:rPr>
-        <w:t xml:space="preserve"> the following:</w:t>
-      </w:r>
-    </w:p>
-    <w:p>
-      <w:pPr>
-        <w:rPr>
-          <w:rFonts w:ascii="Aptos" w:eastAsia="Aptos" w:hAnsi="Aptos" w:cs="Aptos"/>
-        </w:rPr>
-      </w:pPr>
-      <w:r>
-        <w:rPr>
-          <w:rFonts w:ascii="Aptos" w:eastAsia="Aptos" w:hAnsi="Aptos" w:cs="Aptos"/>
-        </w:rPr>
-        <w:t xml:space="preserve">  * “during the term of this Agreement”</w:t>
-      </w:r>
-    </w:p>
-    <w:p>
-      <w:pPr>
-        <w:rPr>
-          <w:rFonts w:ascii="Aptos" w:eastAsia="Aptos" w:hAnsi="Aptos" w:cs="Aptos"/>
-        </w:rPr>
-      </w:pPr>
-      <w:r>
-        <w:rPr>
-          <w:rFonts w:ascii="Aptos" w:eastAsia="Aptos" w:hAnsi="Aptos" w:cs="Aptos"/>
-        </w:rPr>
-        <w:t xml:space="preserve">  * “actively seeks employment”</w:t>
-      </w:r>
-    </w:p>
-    <w:p>
-      <w:pPr>
-        <w:rPr>
-          <w:rFonts w:ascii="Aptos" w:eastAsia="Aptos" w:hAnsi="Aptos" w:cs="Aptos"/>
-        </w:rPr>
-      </w:pPr>
-      <w:r>
-        <w:rPr>
-          <w:rFonts w:ascii="Aptos" w:eastAsia="Aptos" w:hAnsi="Aptos" w:cs="Aptos"/>
-        </w:rPr>
-        <w:t xml:space="preserve">  * “general advertisement”</w:t>
-      </w:r>
-    </w:p>
-    <w:p>
-      <w:pPr>
-        <w:rPr>
-          <w:rFonts w:ascii="Aptos" w:eastAsia="Aptos" w:hAnsi="Aptos" w:cs="Aptos"/>
-        </w:rPr>
-      </w:pPr>
-      <w:r>
-        <w:rPr>
-          <w:rFonts w:ascii="Aptos" w:eastAsia="Aptos" w:hAnsi="Aptos" w:cs="Aptos"/>
-        </w:rPr>
-        <w:t xml:space="preserve">  * “without direct solicitation”</w:t>
-      </w:r>
-    </w:p>
-    <w:p>
-      <w:pPr>
-        <w:rPr>
-          <w:rFonts w:ascii="Aptos" w:eastAsia="Aptos" w:hAnsi="Aptos" w:cs="Aptos"/>
-        </w:rPr>
-      </w:pPr>
-      <w:r>
-        <w:rPr>
-          <w:rFonts w:ascii="Aptos" w:eastAsia="Aptos" w:hAnsi="Aptos" w:cs="Aptos"/>
-        </w:rPr>
-        <w:t xml:space="preserve">* Clause contains </w:t>
-      </w:r>
-      <w:proofErr w:type="gramStart"/>
-      <w:r>
-        <w:rPr>
-          <w:rFonts w:ascii="Aptos" w:eastAsia="Aptos" w:hAnsi="Aptos" w:cs="Aptos"/>
-        </w:rPr>
-        <w:t>all of</w:t>
-      </w:r>
-      <w:proofErr w:type="gramEnd"/>
-      <w:r>
-        <w:rPr>
-          <w:rFonts w:ascii="Aptos" w:eastAsia="Aptos" w:hAnsi="Aptos" w:cs="Aptos"/>
-        </w:rPr>
-        <w:t xml:space="preserve"> the following:</w:t>
-      </w:r>
-    </w:p>
-    <w:p>
-      <w:pPr>
-        <w:rPr>
-          <w:rFonts w:ascii="Aptos" w:eastAsia="Aptos" w:hAnsi="Aptos" w:cs="Aptos"/>
-        </w:rPr>
-      </w:pPr>
-      <w:r>
-        <w:rPr>
-          <w:rFonts w:ascii="Aptos" w:eastAsia="Aptos" w:hAnsi="Aptos" w:cs="Aptos"/>
-        </w:rPr>
-        <w:t xml:space="preserve">  * “Both Parties agree not to solicit”</w:t>
-      </w:r>
-    </w:p>
-    <w:p>
-      <w:pPr>
-        <w:rPr>
-          <w:rFonts w:ascii="Aptos" w:eastAsia="Aptos" w:hAnsi="Aptos" w:cs="Aptos"/>
-        </w:rPr>
-      </w:pPr>
-      <w:r>
-        <w:rPr>
-          <w:rFonts w:ascii="Aptos" w:eastAsia="Aptos" w:hAnsi="Aptos" w:cs="Aptos"/>
-        </w:rPr>
-        <w:t xml:space="preserve">  * “employee or independent contractor of the other Party”</w:t>
-      </w:r>
-    </w:p>
-    <w:p>
-      <w:pPr>
-        <w:rPr>
-          <w:rFonts w:ascii="Aptos" w:eastAsia="Aptos" w:hAnsi="Aptos" w:cs="Aptos"/>
-        </w:rPr>
-      </w:pPr>
-      <w:r>
-        <w:rPr>
-          <w:rFonts w:ascii="Aptos" w:eastAsia="Aptos" w:hAnsi="Aptos" w:cs="Aptos"/>
-        </w:rPr>
-        <w:t xml:space="preserve">  * “actively seeks employment”</w:t>
-      </w:r>
-    </w:p>
-    <w:p>
-      <w:pPr>
-        <w:rPr>
-          <w:rFonts w:ascii="Aptos" w:eastAsia="Aptos" w:hAnsi="Aptos" w:cs="Aptos"/>
-        </w:rPr>
-      </w:pPr>
-      <w:r>
-        <w:rPr>
-          <w:rFonts w:ascii="Aptos" w:eastAsia="Aptos" w:hAnsi="Aptos" w:cs="Aptos"/>
-        </w:rPr>
-        <w:t xml:space="preserve">  * “general advertisement”</w:t>
-      </w:r>
-    </w:p>
-    <w:p>
-      <w:pPr>
-        <w:rPr>
-          <w:rFonts w:ascii="Aptos" w:eastAsia="Aptos" w:hAnsi="Aptos" w:cs="Aptos"/>
-        </w:rPr>
-      </w:pPr>
-      <w:r>
-        <w:rPr>
-          <w:rFonts w:ascii="Aptos" w:eastAsia="Aptos" w:hAnsi="Aptos" w:cs="Aptos"/>
-        </w:rPr>
-        <w:t xml:space="preserve">* Clause contains </w:t>
-      </w:r>
-      <w:proofErr w:type="gramStart"/>
-      <w:r>
-        <w:rPr>
-          <w:rFonts w:ascii="Aptos" w:eastAsia="Aptos" w:hAnsi="Aptos" w:cs="Aptos"/>
-        </w:rPr>
-        <w:t>all of</w:t>
-      </w:r>
-      <w:proofErr w:type="gramEnd"/>
-      <w:r>
-        <w:rPr>
-          <w:rFonts w:ascii="Aptos" w:eastAsia="Aptos" w:hAnsi="Aptos" w:cs="Aptos"/>
-        </w:rPr>
-        <w:t xml:space="preserve"> the following:</w:t>
-      </w:r>
-    </w:p>
-    <w:p>
-      <w:pPr>
-        <w:rPr>
-          <w:rFonts w:ascii="Aptos" w:eastAsia="Aptos" w:hAnsi="Aptos" w:cs="Aptos"/>
-        </w:rPr>
-      </w:pPr>
-      <w:r>
-        <w:rPr>
-          <w:rFonts w:ascii="Aptos" w:eastAsia="Aptos" w:hAnsi="Aptos" w:cs="Aptos"/>
-        </w:rPr>
-        <w:t xml:space="preserve">  * “not to solicit any employee or independent contractor”</w:t>
-      </w:r>
-    </w:p>
-    <w:p>
-      <w:pPr>
-        <w:rPr>
-          <w:rFonts w:ascii="Aptos" w:eastAsia="Aptos" w:hAnsi="Aptos" w:cs="Aptos"/>
-        </w:rPr>
-      </w:pPr>
-      <w:r>
-        <w:rPr>
-          <w:rFonts w:ascii="Aptos" w:eastAsia="Aptos" w:hAnsi="Aptos" w:cs="Aptos"/>
-        </w:rPr>
-        <w:t xml:space="preserve">  * “during the term of this Agreement”</w:t>
-      </w:r>
-    </w:p>
-    <w:p>
-      <w:pPr>
-        <w:rPr>
-          <w:rFonts w:ascii="Aptos" w:eastAsia="Aptos" w:hAnsi="Aptos" w:cs="Aptos"/>
-        </w:rPr>
-      </w:pPr>
-      <w:r>
-        <w:rPr>
-          <w:rFonts w:ascii="Aptos" w:eastAsia="Aptos" w:hAnsi="Aptos" w:cs="Aptos"/>
-        </w:rPr>
-        <w:t xml:space="preserve">  * “Such restrictions shall not apply”</w:t>
-      </w:r>
-    </w:p>
-    <w:p>
-      <w:pPr>
-        <w:rPr>
-          <w:rFonts w:ascii="Aptos" w:eastAsia="Aptos" w:hAnsi="Aptos" w:cs="Aptos"/>
-        </w:rPr>
-      </w:pPr>
-      <w:r>
-        <w:rPr>
-          <w:rFonts w:ascii="Aptos" w:eastAsia="Aptos" w:hAnsi="Aptos" w:cs="Aptos"/>
-        </w:rPr>
-        <w:t xml:space="preserve">  * “without direct solicitation”</w:t>
-      </w:r>
-    </w:p>
-    <w:p>
-      <w:pPr>
-        <w:rPr>
-          <w:rFonts w:ascii="Aptos" w:eastAsia="Aptos" w:hAnsi="Aptos" w:cs="Aptos"/>
-        </w:rPr>
-      </w:pPr>
-      <w:r>
-        <w:rPr>
-          <w:rFonts w:ascii="Aptos" w:eastAsia="Aptos" w:hAnsi="Aptos" w:cs="Aptos"/>
-        </w:rPr>
-        <w:lastRenderedPageBreak/>
-        <w:t xml:space="preserve">* Clause contains </w:t>
-      </w:r>
-      <w:proofErr w:type="gramStart"/>
-      <w:r>
-        <w:rPr>
-          <w:rFonts w:ascii="Aptos" w:eastAsia="Aptos" w:hAnsi="Aptos" w:cs="Aptos"/>
-        </w:rPr>
-        <w:t>all of</w:t>
-      </w:r>
-      <w:proofErr w:type="gramEnd"/>
-      <w:r>
-        <w:rPr>
-          <w:rFonts w:ascii="Aptos" w:eastAsia="Aptos" w:hAnsi="Aptos" w:cs="Aptos"/>
-        </w:rPr>
-        <w:t xml:space="preserve"> the following:</w:t>
-      </w:r>
-    </w:p>
-    <w:p>
-      <w:pPr>
-        <w:rPr>
-          <w:rFonts w:ascii="Aptos" w:eastAsia="Aptos" w:hAnsi="Aptos" w:cs="Aptos"/>
-        </w:rPr>
-      </w:pPr>
-      <w:r>
-        <w:rPr>
-          <w:rFonts w:ascii="Aptos" w:eastAsia="Aptos" w:hAnsi="Aptos" w:cs="Aptos"/>
-        </w:rPr>
-        <w:t xml:space="preserve">  * “employee or independent contractor of either Party actively seeks employment”</w:t>
-      </w:r>
-    </w:p>
-    <w:p>
-      <w:pPr>
-        <w:rPr>
-          <w:rFonts w:ascii="Aptos" w:eastAsia="Aptos" w:hAnsi="Aptos" w:cs="Aptos"/>
-        </w:rPr>
-      </w:pPr>
-      <w:r>
-        <w:rPr>
-          <w:rFonts w:ascii="Aptos" w:eastAsia="Aptos" w:hAnsi="Aptos" w:cs="Aptos"/>
-        </w:rPr>
-        <w:t xml:space="preserve">  * “whether in response to a general advertisement or otherwise”</w:t>
-      </w:r>
-    </w:p>
-    <w:p>
-      <w:pPr>
-        <w:rPr>
-          <w:rFonts w:ascii="Aptos" w:eastAsia="Aptos" w:hAnsi="Aptos" w:cs="Aptos"/>
-        </w:rPr>
-      </w:pPr>
-      <w:r>
-        <w:rPr>
-          <w:rFonts w:ascii="Aptos" w:eastAsia="Aptos" w:hAnsi="Aptos" w:cs="Aptos"/>
-        </w:rPr>
-        <w:t xml:space="preserve">  * “without direct solicitation by such employing Party”</w:t>
-      </w:r>
-    </w:p>
-    <w:p>
-      <w:pPr>
-        <w:rPr>
-          <w:rFonts w:ascii="Aptos" w:eastAsia="Aptos" w:hAnsi="Aptos" w:cs="Aptos"/>
-        </w:rPr>
-      </w:pPr>
-      <w:r>
-        <w:rPr>
-          <w:rFonts w:ascii="Aptos" w:eastAsia="Aptos" w:hAnsi="Aptos" w:cs="Aptos"/>
-        </w:rPr>
-        <w:t xml:space="preserve">* Clause contains </w:t>
-      </w:r>
-      <w:proofErr w:type="gramStart"/>
-      <w:r>
-        <w:rPr>
-          <w:rFonts w:ascii="Aptos" w:eastAsia="Aptos" w:hAnsi="Aptos" w:cs="Aptos"/>
-        </w:rPr>
-        <w:t>all of</w:t>
-      </w:r>
-      <w:proofErr w:type="gramEnd"/>
-      <w:r>
-        <w:rPr>
-          <w:rFonts w:ascii="Aptos" w:eastAsia="Aptos" w:hAnsi="Aptos" w:cs="Aptos"/>
-        </w:rPr>
-        <w:t xml:space="preserve"> the following:</w:t>
-      </w:r>
-    </w:p>
-    <w:p>
-      <w:pPr>
-        <w:rPr>
-          <w:rFonts w:ascii="Aptos" w:eastAsia="Aptos" w:hAnsi="Aptos" w:cs="Aptos"/>
-        </w:rPr>
-      </w:pPr>
-      <w:r>
-        <w:rPr>
-          <w:rFonts w:ascii="Aptos" w:eastAsia="Aptos" w:hAnsi="Aptos" w:cs="Aptos"/>
-        </w:rPr>
-        <w:t xml:space="preserve">  * “on behalf of any other business enterprise”</w:t>
-      </w:r>
-    </w:p>
-    <w:p>
-      <w:pPr>
-        <w:rPr>
-          <w:rFonts w:ascii="Aptos" w:eastAsia="Aptos" w:hAnsi="Aptos" w:cs="Aptos"/>
-        </w:rPr>
-      </w:pPr>
-      <w:r>
-        <w:rPr>
-          <w:rFonts w:ascii="Aptos" w:eastAsia="Aptos" w:hAnsi="Aptos" w:cs="Aptos"/>
-        </w:rPr>
-        <w:t xml:space="preserve">  * “during the term of this Agreement”</w:t>
-      </w:r>
-    </w:p>
-    <w:p>
-      <w:pPr>
-        <w:rPr>
-          <w:rFonts w:ascii="Aptos" w:eastAsia="Aptos" w:hAnsi="Aptos" w:cs="Aptos"/>
-        </w:rPr>
-      </w:pPr>
-      <w:r>
-        <w:rPr>
-          <w:rFonts w:ascii="Aptos" w:eastAsia="Aptos" w:hAnsi="Aptos" w:cs="Aptos"/>
-        </w:rPr>
-        <w:t xml:space="preserve">  * “general advertisement”</w:t>
-      </w:r>
-    </w:p>
-    <w:p>
-      <w:pPr>
-        <w:rPr>
-          <w:rFonts w:ascii="Aptos" w:eastAsia="Aptos" w:hAnsi="Aptos" w:cs="Aptos"/>
-        </w:rPr>
-      </w:pPr>
-      <w:r>
-        <w:rPr>
-          <w:rFonts w:ascii="Aptos" w:eastAsia="Aptos" w:hAnsi="Aptos" w:cs="Aptos"/>
-        </w:rPr>
-        <w:t xml:space="preserve">  * “without direct solicitation”</w:t>
-      </w:r>
-    </w:p>
-    <w:p>
-      <w:pPr>
-        <w:rPr>
-          <w:rFonts w:ascii="Aptos" w:eastAsia="Aptos" w:hAnsi="Aptos" w:cs="Aptos"/>
-        </w:rPr>
-      </w:pPr>
-      <w:r>
-        <w:rPr>
-          <w:rFonts w:ascii="Aptos" w:eastAsia="Aptos" w:hAnsi="Aptos" w:cs="Aptos"/>
-        </w:rPr>
-        <w:t xml:space="preserve">* Do NOT route </w:t>
-      </w:r>
-      <w:proofErr w:type="gramStart"/>
-      <w:r>
-        <w:rPr>
-          <w:rFonts w:ascii="Aptos" w:eastAsia="Aptos" w:hAnsi="Aptos" w:cs="Aptos"/>
-        </w:rPr>
-        <w:t>Non-Solicitation</w:t>
-      </w:r>
-      <w:proofErr w:type="gramEnd"/>
-      <w:r>
-        <w:rPr>
-          <w:rFonts w:ascii="Aptos" w:eastAsia="Aptos" w:hAnsi="Aptos" w:cs="Aptos"/>
-        </w:rPr>
-        <w:t xml:space="preserve"> if the only matched non-solicitation language is a mutual employee or independent contractor restriction and the same clause contains:</w:t>
-      </w:r>
-    </w:p>
-    <w:p>
-      <w:pPr>
-        <w:rPr>
-          <w:rFonts w:ascii="Aptos" w:eastAsia="Aptos" w:hAnsi="Aptos" w:cs="Aptos"/>
-        </w:rPr>
-      </w:pPr>
-      <w:r>
-        <w:rPr>
-          <w:rFonts w:ascii="Aptos" w:eastAsia="Aptos" w:hAnsi="Aptos" w:cs="Aptos"/>
-        </w:rPr>
-        <w:t xml:space="preserve">  * “during the term of this Agreement”</w:t>
-      </w:r>
-    </w:p>
-    <w:p>
-      <w:pPr>
-        <w:rPr>
-          <w:rFonts w:ascii="Aptos" w:eastAsia="Aptos" w:hAnsi="Aptos" w:cs="Aptos"/>
-        </w:rPr>
-      </w:pPr>
-      <w:r>
-        <w:rPr>
-          <w:rFonts w:ascii="Aptos" w:eastAsia="Aptos" w:hAnsi="Aptos" w:cs="Aptos"/>
-        </w:rPr>
-        <w:t xml:space="preserve">  * “Such restrictions shall not apply”</w:t>
-      </w:r>
-    </w:p>
-    <w:p>
-      <w:pPr>
-        <w:rPr>
-          <w:rFonts w:ascii="Aptos" w:eastAsia="Aptos" w:hAnsi="Aptos" w:cs="Aptos"/>
-        </w:rPr>
-      </w:pPr>
-      <w:r>
-        <w:rPr>
-          <w:rFonts w:ascii="Aptos" w:eastAsia="Aptos" w:hAnsi="Aptos" w:cs="Aptos"/>
-        </w:rPr>
-        <w:t xml:space="preserve">  * “actively seeks employment”</w:t>
-      </w:r>
-    </w:p>
-    <w:p>
-      <w:pPr>
-        <w:rPr>
-          <w:rFonts w:ascii="Aptos" w:eastAsia="Aptos" w:hAnsi="Aptos" w:cs="Aptos"/>
-        </w:rPr>
-      </w:pPr>
-      <w:r>
-        <w:rPr>
-          <w:rFonts w:ascii="Aptos" w:eastAsia="Aptos" w:hAnsi="Aptos" w:cs="Aptos"/>
-        </w:rPr>
-        <w:t xml:space="preserve">  * “general advertisement”</w:t>
-      </w:r>
-    </w:p>
-    <w:p>
-      <w:pPr>
-        <w:rPr>
-          <w:rFonts w:ascii="Aptos" w:eastAsia="Aptos" w:hAnsi="Aptos" w:cs="Aptos"/>
-        </w:rPr>
-      </w:pPr>
-      <w:r>
-        <w:rPr>
-          <w:rFonts w:ascii="Aptos" w:eastAsia="Aptos" w:hAnsi="Aptos" w:cs="Aptos"/>
-        </w:rPr>
-        <w:t xml:space="preserve">  * “without direct solicitation”</w:t>
-      </w:r>
-    </w:p>
-    <w:p>
-      <w:pPr>
-        <w:rPr>
-          <w:rFonts w:ascii="Aptos" w:eastAsia="Aptos" w:hAnsi="Aptos" w:cs="Aptos"/>
-        </w:rPr>
-      </w:pPr>
-      <w:r>
-        <w:rPr>
-          <w:rFonts w:ascii="Aptos" w:eastAsia="Aptos" w:hAnsi="Aptos" w:cs="Aptos"/>
-        </w:rPr>
-        <w:t xml:space="preserve">* Do NOT route </w:t>
-      </w:r>
-      <w:proofErr w:type="gramStart"/>
-      <w:r>
-        <w:rPr>
-          <w:rFonts w:ascii="Aptos" w:eastAsia="Aptos" w:hAnsi="Aptos" w:cs="Aptos"/>
-        </w:rPr>
-        <w:t>Non-Solicitation</w:t>
-      </w:r>
-      <w:proofErr w:type="gramEnd"/>
-      <w:r>
-        <w:rPr>
-          <w:rFonts w:ascii="Aptos" w:eastAsia="Aptos" w:hAnsi="Aptos" w:cs="Aptos"/>
-        </w:rPr>
-        <w:t xml:space="preserve"> if the same </w:t>
-      </w:r>
-      <w:proofErr w:type="gramStart"/>
-      <w:r>
-        <w:rPr>
-          <w:rFonts w:ascii="Aptos" w:eastAsia="Aptos" w:hAnsi="Aptos" w:cs="Aptos"/>
-        </w:rPr>
-        <w:t>Non-Solicitation</w:t>
-      </w:r>
-      <w:proofErr w:type="gramEnd"/>
-      <w:r>
-        <w:rPr>
-          <w:rFonts w:ascii="Aptos" w:eastAsia="Aptos" w:hAnsi="Aptos" w:cs="Aptos"/>
-        </w:rPr>
-        <w:t xml:space="preserve"> clause contains BOTH:</w:t>
-      </w:r>
-    </w:p>
-    <w:p>
-      <w:pPr>
-        <w:rPr>
-          <w:rFonts w:ascii="Aptos" w:eastAsia="Aptos" w:hAnsi="Aptos" w:cs="Aptos"/>
-        </w:rPr>
-      </w:pPr>
-      <w:r>
-        <w:rPr>
-          <w:rFonts w:ascii="Aptos" w:eastAsia="Aptos" w:hAnsi="Aptos" w:cs="Aptos"/>
-        </w:rPr>
-        <w:t xml:space="preserve">  * “advertisements in the media”</w:t>
-      </w:r>
-    </w:p>
-    <w:p>
-      <w:pPr>
-        <w:rPr>
-          <w:rFonts w:ascii="Aptos" w:eastAsia="Aptos" w:hAnsi="Aptos" w:cs="Aptos"/>
-        </w:rPr>
-      </w:pPr>
-      <w:r>
-        <w:rPr>
-          <w:rFonts w:ascii="Aptos" w:eastAsia="Aptos" w:hAnsi="Aptos" w:cs="Aptos"/>
-        </w:rPr>
-        <w:t xml:space="preserve">  * “own initiative”</w:t>
-      </w:r>
-    </w:p>
-    <w:p>
-      <w:pPr>
-        <w:rPr>
-          <w:rFonts w:ascii="Aptos" w:eastAsia="Aptos" w:hAnsi="Aptos" w:cs="Aptos"/>
-        </w:rPr>
-      </w:pPr>
-      <w:r>
-        <w:rPr>
-          <w:rFonts w:ascii="Aptos" w:eastAsia="Aptos" w:hAnsi="Aptos" w:cs="Aptos"/>
-        </w:rPr>
-        <w:t xml:space="preserve">* Do NOT route </w:t>
-      </w:r>
-      <w:proofErr w:type="gramStart"/>
-      <w:r>
-        <w:rPr>
-          <w:rFonts w:ascii="Aptos" w:eastAsia="Aptos" w:hAnsi="Aptos" w:cs="Aptos"/>
-        </w:rPr>
-        <w:t>Non-Solicitation</w:t>
-      </w:r>
-      <w:proofErr w:type="gramEnd"/>
-      <w:r>
-        <w:rPr>
-          <w:rFonts w:ascii="Aptos" w:eastAsia="Aptos" w:hAnsi="Aptos" w:cs="Aptos"/>
-        </w:rPr>
-        <w:t xml:space="preserve"> if the clause is limited to officers only and contains standard public-recruitment carve-outs.</w:t>
-      </w:r>
-    </w:p>
-    <w:p>
-      <w:pPr>
-        <w:rPr>
-          <w:rFonts w:ascii="Aptos" w:eastAsia="Aptos" w:hAnsi="Aptos" w:cs="Aptos"/>
-        </w:rPr>
-      </w:pPr>
-      <w:r>
-        <w:rPr>
-          <w:rFonts w:ascii="Aptos" w:eastAsia="Aptos" w:hAnsi="Aptos" w:cs="Aptos"/>
-        </w:rPr>
-        <w:t xml:space="preserve">* Clause contains </w:t>
-      </w:r>
-      <w:proofErr w:type="gramStart"/>
-      <w:r>
-        <w:rPr>
-          <w:rFonts w:ascii="Aptos" w:eastAsia="Aptos" w:hAnsi="Aptos" w:cs="Aptos"/>
-        </w:rPr>
-        <w:t>all of</w:t>
-      </w:r>
-      <w:proofErr w:type="gramEnd"/>
-      <w:r>
-        <w:rPr>
-          <w:rFonts w:ascii="Aptos" w:eastAsia="Aptos" w:hAnsi="Aptos" w:cs="Aptos"/>
-        </w:rPr>
-        <w:t xml:space="preserve"> the following:</w:t>
-      </w:r>
-    </w:p>
-    <w:p>
-      <w:pPr>
-        <w:rPr>
-          <w:rFonts w:ascii="Aptos" w:eastAsia="Aptos" w:hAnsi="Aptos" w:cs="Aptos"/>
-        </w:rPr>
-      </w:pPr>
-      <w:r>
-        <w:rPr>
-          <w:rFonts w:ascii="Aptos" w:eastAsia="Aptos" w:hAnsi="Aptos" w:cs="Aptos"/>
-        </w:rPr>
-        <w:t xml:space="preserve">  * “any officer of the Company”</w:t>
-      </w:r>
-    </w:p>
-    <w:p>
-      <w:pPr>
-        <w:rPr>
-          <w:rFonts w:ascii="Aptos" w:eastAsia="Aptos" w:hAnsi="Aptos" w:cs="Aptos"/>
-        </w:rPr>
-      </w:pPr>
-      <w:r>
-        <w:rPr>
-          <w:rFonts w:ascii="Aptos" w:eastAsia="Aptos" w:hAnsi="Aptos" w:cs="Aptos"/>
-        </w:rPr>
-        <w:t xml:space="preserve">  * “generalized searches for employees”</w:t>
-      </w:r>
-    </w:p>
-    <w:p>
-      <w:pPr>
-        <w:rPr>
-          <w:rFonts w:ascii="Aptos" w:eastAsia="Aptos" w:hAnsi="Aptos" w:cs="Aptos"/>
-        </w:rPr>
-      </w:pPr>
-      <w:r>
-        <w:rPr>
-          <w:rFonts w:ascii="Aptos" w:eastAsia="Aptos" w:hAnsi="Aptos" w:cs="Aptos"/>
-        </w:rPr>
-        <w:t xml:space="preserve">  * “bona fide public advertisements in the media”</w:t>
-      </w:r>
-    </w:p>
-    <w:p>
-      <w:pPr>
-        <w:rPr>
-          <w:rFonts w:ascii="Aptos" w:eastAsia="Aptos" w:hAnsi="Aptos" w:cs="Aptos"/>
-        </w:rPr>
-      </w:pPr>
-      <w:r>
-        <w:rPr>
-          <w:rFonts w:ascii="Aptos" w:eastAsia="Aptos" w:hAnsi="Aptos" w:cs="Aptos"/>
-        </w:rPr>
-        <w:t xml:space="preserve">  * “not targeted specifically at employees of the Company”</w:t>
-      </w:r>
-    </w:p>
-    <w:p>
-      <w:pPr>
-        <w:rPr>
-          <w:rFonts w:ascii="Aptos" w:eastAsia="Aptos" w:hAnsi="Aptos" w:cs="Aptos"/>
-        </w:rPr>
-      </w:pPr>
-      <w:r>
-        <w:rPr>
-          <w:rFonts w:ascii="Aptos" w:eastAsia="Aptos" w:hAnsi="Aptos" w:cs="Aptos"/>
-        </w:rPr>
-        <w:t xml:space="preserve">* Clause contains </w:t>
-      </w:r>
-      <w:proofErr w:type="gramStart"/>
-      <w:r>
-        <w:rPr>
-          <w:rFonts w:ascii="Aptos" w:eastAsia="Aptos" w:hAnsi="Aptos" w:cs="Aptos"/>
-        </w:rPr>
-        <w:t>all of</w:t>
-      </w:r>
-      <w:proofErr w:type="gramEnd"/>
-      <w:r>
-        <w:rPr>
-          <w:rFonts w:ascii="Aptos" w:eastAsia="Aptos" w:hAnsi="Aptos" w:cs="Aptos"/>
-        </w:rPr>
-        <w:t xml:space="preserve"> the following:</w:t>
-      </w:r>
-    </w:p>
-    <w:p>
-      <w:pPr>
-        <w:rPr>
-          <w:rFonts w:ascii="Aptos" w:eastAsia="Aptos" w:hAnsi="Aptos" w:cs="Aptos"/>
-        </w:rPr>
-      </w:pPr>
-      <w:r>
-        <w:rPr>
-          <w:rFonts w:ascii="Aptos" w:eastAsia="Aptos" w:hAnsi="Aptos" w:cs="Aptos"/>
-        </w:rPr>
-        <w:lastRenderedPageBreak/>
-        <w:t xml:space="preserve">  * “solicitation of any such person”</w:t>
-      </w:r>
-    </w:p>
-    <w:p>
-      <w:pPr>
-        <w:rPr>
-          <w:rFonts w:ascii="Aptos" w:eastAsia="Aptos" w:hAnsi="Aptos" w:cs="Aptos"/>
-        </w:rPr>
-      </w:pPr>
-      <w:r>
-        <w:rPr>
-          <w:rFonts w:ascii="Aptos" w:eastAsia="Aptos" w:hAnsi="Aptos" w:cs="Aptos"/>
-        </w:rPr>
-        <w:t xml:space="preserve">  * “generalized searches for employees”</w:t>
-      </w:r>
-    </w:p>
-    <w:p>
-      <w:pPr>
-        <w:rPr>
-          <w:rFonts w:ascii="Aptos" w:eastAsia="Aptos" w:hAnsi="Aptos" w:cs="Aptos"/>
-        </w:rPr>
-      </w:pPr>
-      <w:r>
-        <w:rPr>
-          <w:rFonts w:ascii="Aptos" w:eastAsia="Aptos" w:hAnsi="Aptos" w:cs="Aptos"/>
-        </w:rPr>
-        <w:t xml:space="preserve">  * “bona fide public advertisements in the media”</w:t>
-      </w:r>
-    </w:p>
-    <w:p>
-      <w:pPr>
-        <w:rPr>
-          <w:rFonts w:ascii="Aptos" w:eastAsia="Aptos" w:hAnsi="Aptos" w:cs="Aptos"/>
-        </w:rPr>
-      </w:pPr>
-      <w:r>
-        <w:rPr>
-          <w:rFonts w:ascii="Aptos" w:eastAsia="Aptos" w:hAnsi="Aptos" w:cs="Aptos"/>
-        </w:rPr>
-        <w:t xml:space="preserve">  * “not targeted specifically”</w:t>
-      </w:r>
-    </w:p>
-    <w:p>
-      <w:pPr>
-        <w:rPr>
-          <w:rFonts w:ascii="Aptos" w:eastAsia="Aptos" w:hAnsi="Aptos" w:cs="Aptos"/>
-        </w:rPr>
-      </w:pPr>
-      <w:r>
-        <w:rPr>
-          <w:rFonts w:ascii="Aptos" w:eastAsia="Aptos" w:hAnsi="Aptos" w:cs="Aptos"/>
-        </w:rPr>
-        <w:t xml:space="preserve">* Clause contains </w:t>
-      </w:r>
-      <w:proofErr w:type="gramStart"/>
-      <w:r>
-        <w:rPr>
-          <w:rFonts w:ascii="Aptos" w:eastAsia="Aptos" w:hAnsi="Aptos" w:cs="Aptos"/>
-        </w:rPr>
-        <w:t>all of</w:t>
-      </w:r>
-      <w:proofErr w:type="gramEnd"/>
-      <w:r>
-        <w:rPr>
-          <w:rFonts w:ascii="Aptos" w:eastAsia="Aptos" w:hAnsi="Aptos" w:cs="Aptos"/>
-        </w:rPr>
-        <w:t xml:space="preserve"> the following:</w:t>
-      </w:r>
-    </w:p>
-    <w:p>
-      <w:pPr>
-        <w:rPr>
-          <w:rFonts w:ascii="Aptos" w:eastAsia="Aptos" w:hAnsi="Aptos" w:cs="Aptos"/>
-        </w:rPr>
-      </w:pPr>
-      <w:r>
-        <w:rPr>
-          <w:rFonts w:ascii="Aptos" w:eastAsia="Aptos" w:hAnsi="Aptos" w:cs="Aptos"/>
-        </w:rPr>
-        <w:t xml:space="preserve">  * “employ or engage, or solicit for employment or engagement”</w:t>
-      </w:r>
-    </w:p>
-    <w:p>
-      <w:pPr>
-        <w:rPr>
-          <w:rFonts w:ascii="Aptos" w:eastAsia="Aptos" w:hAnsi="Aptos" w:cs="Aptos"/>
-        </w:rPr>
-      </w:pPr>
-      <w:r>
-        <w:rPr>
-          <w:rFonts w:ascii="Aptos" w:eastAsia="Aptos" w:hAnsi="Aptos" w:cs="Aptos"/>
-        </w:rPr>
-        <w:t xml:space="preserve">  * “any officer of the Company”</w:t>
-      </w:r>
-    </w:p>
-    <w:p>
-      <w:pPr>
-        <w:rPr>
-          <w:rFonts w:ascii="Aptos" w:eastAsia="Aptos" w:hAnsi="Aptos" w:cs="Aptos"/>
-        </w:rPr>
-      </w:pPr>
-      <w:r>
-        <w:rPr>
-          <w:rFonts w:ascii="Aptos" w:eastAsia="Aptos" w:hAnsi="Aptos" w:cs="Aptos"/>
-        </w:rPr>
-        <w:t xml:space="preserve">  * “bona fide public advertisements in the media”</w:t>
-      </w:r>
-    </w:p>
-    <w:p>
-      <w:pPr>
-        <w:rPr>
-          <w:rFonts w:ascii="Aptos" w:eastAsia="Aptos" w:hAnsi="Aptos" w:cs="Aptos"/>
-        </w:rPr>
-      </w:pPr>
-      <w:r>
-        <w:rPr>
-          <w:rFonts w:ascii="Aptos" w:eastAsia="Aptos" w:hAnsi="Aptos" w:cs="Aptos"/>
-        </w:rPr>
-        <w:t xml:space="preserve">  * “not targeted specifically”</w:t>
-      </w:r>
-    </w:p>
-    <w:p>
-      <w:pPr>
-        <w:rPr>
-          <w:rFonts w:ascii="Aptos" w:eastAsia="Aptos" w:hAnsi="Aptos" w:cs="Aptos"/>
-        </w:rPr>
-      </w:pPr>
-      <w:r>
-        <w:rPr>
-          <w:rFonts w:ascii="Aptos" w:eastAsia="Aptos" w:hAnsi="Aptos" w:cs="Aptos"/>
-        </w:rPr>
-        <w:t xml:space="preserve">* Do NOT infer the duration of a </w:t>
-      </w:r>
-      <w:proofErr w:type="gramStart"/>
-      <w:r>
-        <w:rPr>
-          <w:rFonts w:ascii="Aptos" w:eastAsia="Aptos" w:hAnsi="Aptos" w:cs="Aptos"/>
-        </w:rPr>
-        <w:t>Non-Solicitation</w:t>
-      </w:r>
-      <w:proofErr w:type="gramEnd"/>
-      <w:r>
-        <w:rPr>
-          <w:rFonts w:ascii="Aptos" w:eastAsia="Aptos" w:hAnsi="Aptos" w:cs="Aptos"/>
-        </w:rPr>
-        <w:t xml:space="preserve"> restriction from the general term, expiration, or termination provision of the Agreement unless the </w:t>
-      </w:r>
-      <w:proofErr w:type="gramStart"/>
-      <w:r>
-        <w:rPr>
-          <w:rFonts w:ascii="Aptos" w:eastAsia="Aptos" w:hAnsi="Aptos" w:cs="Aptos"/>
-        </w:rPr>
-        <w:t>Non-Solicitation</w:t>
-      </w:r>
-      <w:proofErr w:type="gramEnd"/>
-      <w:r>
-        <w:rPr>
-          <w:rFonts w:ascii="Aptos" w:eastAsia="Aptos" w:hAnsi="Aptos" w:cs="Aptos"/>
-        </w:rPr>
-        <w:t xml:space="preserve"> clause expressly states that it applies only during that term or expressly cross-references that provision.</w:t>
-      </w:r>
-    </w:p>
-    <w:p>
-      <w:pPr>
-        <w:rPr>
-          <w:rFonts w:ascii="Aptos" w:eastAsia="Aptos" w:hAnsi="Aptos" w:cs="Aptos"/>
-        </w:rPr>
-      </w:pPr>
-    </w:p>
-    <w:p>
-      <w:pPr>
-        <w:rPr>
-          <w:rFonts w:ascii="Aptos" w:eastAsia="Aptos" w:hAnsi="Aptos" w:cs="Aptos"/>
-        </w:rPr>
-      </w:pPr>
-      <w:r>
-        <w:rPr>
-          <w:rFonts w:ascii="Aptos" w:eastAsia="Aptos" w:hAnsi="Aptos" w:cs="Aptos"/>
-        </w:rPr>
-        <w:t xml:space="preserve">* If the </w:t>
-      </w:r>
-      <w:proofErr w:type="gramStart"/>
-      <w:r>
-        <w:rPr>
-          <w:rFonts w:ascii="Aptos" w:eastAsia="Aptos" w:hAnsi="Aptos" w:cs="Aptos"/>
-        </w:rPr>
-        <w:t>Non-Solicitation</w:t>
-      </w:r>
-      <w:proofErr w:type="gramEnd"/>
-      <w:r>
-        <w:rPr>
-          <w:rFonts w:ascii="Aptos" w:eastAsia="Aptos" w:hAnsi="Aptos" w:cs="Aptos"/>
-        </w:rPr>
-        <w:t xml:space="preserve"> clause does not contain an express duration and does not expressly incorporate the Agreement term, the “24 months or less” Do NOT Trigger rule does not apply.</w:t>
-      </w:r>
-    </w:p>
-    <w:p>
-      <w:pPr>
-        <w:rPr>
-          <w:rFonts w:ascii="Aptos" w:eastAsia="Aptos" w:hAnsi="Aptos" w:cs="Aptos"/>
-        </w:rPr>
-      </w:pPr>
-      <w:r>
-        <w:rPr>
-          <w:rFonts w:ascii="Aptos" w:eastAsia="Aptos" w:hAnsi="Aptos" w:cs="Aptos"/>
-        </w:rPr>
-        <w:t xml:space="preserve"> </w:t>
-      </w:r>
-    </w:p>
-    <w:p>
-      <w:pPr>
-        <w:rPr>
-          <w:rFonts w:ascii="Aptos" w:eastAsia="Aptos" w:hAnsi="Aptos" w:cs="Aptos"/>
-        </w:rPr>
-      </w:pPr>
-      <w:r>
-        <w:rPr>
-          <w:rFonts w:ascii="Aptos" w:eastAsia="Aptos" w:hAnsi="Aptos" w:cs="Aptos"/>
-        </w:rPr>
-        <w:t>## Country Supplement Override</w:t>
-      </w:r>
-    </w:p>
-    <w:p>
-      <w:pPr>
-        <w:rPr>
-          <w:rFonts w:ascii="Aptos" w:eastAsia="Aptos" w:hAnsi="Aptos" w:cs="Aptos"/>
-        </w:rPr>
-      </w:pPr>
-      <w:r>
-        <w:rPr>
-          <w:rFonts w:ascii="Aptos" w:eastAsia="Aptos" w:hAnsi="Aptos" w:cs="Aptos"/>
-        </w:rPr>
-        <w:t xml:space="preserve">* If the NDA is connected to the Nordics Market Unit and contains any non-solicitation clause, route to </w:t>
-      </w:r>
-      <w:proofErr w:type="gramStart"/>
-      <w:r>
-        <w:rPr>
-          <w:rFonts w:ascii="Aptos" w:eastAsia="Aptos" w:hAnsi="Aptos" w:cs="Aptos"/>
-        </w:rPr>
-        <w:t>Non-Solicitation</w:t>
-      </w:r>
-      <w:proofErr w:type="gramEnd"/>
-      <w:r>
-        <w:rPr>
-          <w:rFonts w:ascii="Aptos" w:eastAsia="Aptos" w:hAnsi="Aptos" w:cs="Aptos"/>
-        </w:rPr>
-        <w:t xml:space="preserve"> even if standard carve-outs are present.</w:t>
-      </w:r>
-    </w:p>
-    <w:p>
-      <w:pPr>
-        <w:rPr>
-          <w:rFonts w:ascii="Aptos" w:eastAsia="Aptos" w:hAnsi="Aptos" w:cs="Aptos"/>
-        </w:rPr>
-      </w:pPr>
-      <w:r>
-        <w:rPr>
-          <w:rFonts w:ascii="Aptos" w:eastAsia="Aptos" w:hAnsi="Aptos" w:cs="Aptos"/>
-        </w:rPr>
-        <w:t>* Nordics non-solicitation must be routed because the playbook states it should be removed in all cases.</w:t>
-      </w:r>
-    </w:p>
-    <w:p>
-      <w:pPr>
-        <w:rPr>
-          <w:rFonts w:ascii="Aptos" w:eastAsia="Aptos" w:hAnsi="Aptos" w:cs="Aptos"/>
-        </w:rPr>
-      </w:pPr>
-      <w:r>
-        <w:rPr>
-          <w:rFonts w:ascii="Aptos" w:eastAsia="Aptos" w:hAnsi="Aptos" w:cs="Aptos"/>
-        </w:rPr>
-        <w:t># 6. Non-Compete / Exclusivity</w:t>
-      </w:r>
-    </w:p>
-    <w:p>
-      <w:pPr>
-        <w:rPr>
-          <w:rFonts w:ascii="Aptos" w:eastAsia="Aptos" w:hAnsi="Aptos" w:cs="Aptos"/>
-        </w:rPr>
-      </w:pPr>
-      <w:r>
-        <w:rPr>
-          <w:rFonts w:ascii="Aptos" w:eastAsia="Aptos" w:hAnsi="Aptos" w:cs="Aptos"/>
-        </w:rPr>
-        <w:t>Type: STRATEGIC / COMMERCIAL</w:t>
-      </w:r>
-    </w:p>
-    <w:p>
-      <w:pPr>
-        <w:rPr>
-          <w:rFonts w:ascii="Aptos" w:eastAsia="Aptos" w:hAnsi="Aptos" w:cs="Aptos"/>
-        </w:rPr>
-      </w:pPr>
-      <w:r>
-        <w:rPr>
-          <w:rFonts w:ascii="Aptos" w:eastAsia="Aptos" w:hAnsi="Aptos" w:cs="Aptos"/>
-        </w:rPr>
-        <w:t>## Definition</w:t>
-      </w:r>
-    </w:p>
-    <w:p>
-      <w:pPr>
-        <w:rPr>
-          <w:rFonts w:ascii="Aptos" w:eastAsia="Aptos" w:hAnsi="Aptos" w:cs="Aptos"/>
-        </w:rPr>
-      </w:pPr>
-      <w:r>
-        <w:rPr>
-          <w:rFonts w:ascii="Aptos" w:eastAsia="Aptos" w:hAnsi="Aptos" w:cs="Aptos"/>
-        </w:rPr>
-        <w:t>Restricts competitive business activities, market participation, provision of services to third parties, provision of services to competitors or other clients, exclusive dealing, pursuit of business opportunities, or engagement with competing enterprises.</w:t>
-      </w:r>
-    </w:p>
-    <w:p>
-      <w:pPr>
-        <w:rPr>
-          <w:rFonts w:ascii="Aptos" w:eastAsia="Aptos" w:hAnsi="Aptos" w:cs="Aptos"/>
-        </w:rPr>
-      </w:pPr>
-      <w:r>
-        <w:rPr>
-          <w:rFonts w:ascii="Aptos" w:eastAsia="Aptos" w:hAnsi="Aptos" w:cs="Aptos"/>
-        </w:rPr>
-        <w:lastRenderedPageBreak/>
-        <w:t>This risk applies where the NDA clearly limits Accenture’s ability to compete, serve other clients, work with competitors, pursue future business, participate in a market, or conduct business independently.</w:t>
-      </w:r>
-    </w:p>
-    <w:p>
-      <w:pPr>
-        <w:rPr>
-          <w:rFonts w:ascii="Aptos" w:eastAsia="Aptos" w:hAnsi="Aptos" w:cs="Aptos"/>
-        </w:rPr>
-      </w:pPr>
-      <w:r>
-        <w:rPr>
-          <w:rFonts w:ascii="Aptos" w:eastAsia="Aptos" w:hAnsi="Aptos" w:cs="Aptos"/>
-        </w:rPr>
-        <w:t>This risk also includes obligations requiring Accenture to disclose, notify, indicate, or report existing or potential work, contracts, consulting relationships, or service relationships with competitors of the client where the obligation is tied to competitor status and may constrain Accenture’s ability to serve other clients or competitors.</w:t>
-      </w:r>
-    </w:p>
-    <w:p>
-      <w:pPr>
-        <w:rPr>
-          <w:rFonts w:ascii="Aptos" w:eastAsia="Aptos" w:hAnsi="Aptos" w:cs="Aptos"/>
-        </w:rPr>
-      </w:pPr>
-      <w:r>
-        <w:rPr>
-          <w:rFonts w:ascii="Aptos" w:eastAsia="Aptos" w:hAnsi="Aptos" w:cs="Aptos"/>
-        </w:rPr>
-        <w:t xml:space="preserve"> </w:t>
-      </w:r>
-    </w:p>
-    <w:p>
-      <w:pPr>
-        <w:rPr>
-          <w:rFonts w:ascii="Aptos" w:eastAsia="Aptos" w:hAnsi="Aptos" w:cs="Aptos"/>
-        </w:rPr>
-      </w:pPr>
-      <w:r>
-        <w:rPr>
-          <w:rFonts w:ascii="Aptos" w:eastAsia="Aptos" w:hAnsi="Aptos" w:cs="Aptos"/>
-        </w:rPr>
-        <w:t>## Triage Signals</w:t>
-      </w:r>
-    </w:p>
-    <w:p>
-      <w:pPr>
-        <w:rPr>
-          <w:rFonts w:ascii="Aptos" w:eastAsia="Aptos" w:hAnsi="Aptos" w:cs="Aptos"/>
-        </w:rPr>
-      </w:pPr>
-      <w:r>
-        <w:rPr>
-          <w:rFonts w:ascii="Aptos" w:eastAsia="Aptos" w:hAnsi="Aptos" w:cs="Aptos"/>
-        </w:rPr>
-        <w:t>* “non-compete”</w:t>
-      </w:r>
-    </w:p>
-    <w:p>
-      <w:pPr>
-        <w:rPr>
-          <w:rFonts w:ascii="Aptos" w:eastAsia="Aptos" w:hAnsi="Aptos" w:cs="Aptos"/>
-        </w:rPr>
-      </w:pPr>
-      <w:r>
-        <w:rPr>
-          <w:rFonts w:ascii="Aptos" w:eastAsia="Aptos" w:hAnsi="Aptos" w:cs="Aptos"/>
-        </w:rPr>
-        <w:t>* “non-competition”</w:t>
-      </w:r>
-    </w:p>
-    <w:p>
-      <w:pPr>
-        <w:rPr>
-          <w:rFonts w:ascii="Aptos" w:eastAsia="Aptos" w:hAnsi="Aptos" w:cs="Aptos"/>
-        </w:rPr>
-      </w:pPr>
-      <w:r>
-        <w:rPr>
-          <w:rFonts w:ascii="Aptos" w:eastAsia="Aptos" w:hAnsi="Aptos" w:cs="Aptos"/>
-        </w:rPr>
-        <w:t>* “exclusive” or “exclusivity”</w:t>
-      </w:r>
-    </w:p>
-    <w:p>
-      <w:pPr>
-        <w:rPr>
-          <w:rFonts w:ascii="Aptos" w:eastAsia="Aptos" w:hAnsi="Aptos" w:cs="Aptos"/>
-        </w:rPr>
-      </w:pPr>
-      <w:r>
-        <w:rPr>
-          <w:rFonts w:ascii="Aptos" w:eastAsia="Aptos" w:hAnsi="Aptos" w:cs="Aptos"/>
-        </w:rPr>
-        <w:t>* “exclusive basis”</w:t>
-      </w:r>
-    </w:p>
-    <w:p>
-      <w:pPr>
-        <w:rPr>
-          <w:rFonts w:ascii="Aptos" w:eastAsia="Aptos" w:hAnsi="Aptos" w:cs="Aptos"/>
-        </w:rPr>
-      </w:pPr>
-      <w:r>
-        <w:rPr>
-          <w:rFonts w:ascii="Aptos" w:eastAsia="Aptos" w:hAnsi="Aptos" w:cs="Aptos"/>
-        </w:rPr>
-        <w:t>* “competition restriction”</w:t>
-      </w:r>
-    </w:p>
-    <w:p>
-      <w:pPr>
-        <w:rPr>
-          <w:rFonts w:ascii="Aptos" w:eastAsia="Aptos" w:hAnsi="Aptos" w:cs="Aptos"/>
-        </w:rPr>
-      </w:pPr>
-      <w:r>
-        <w:rPr>
-          <w:rFonts w:ascii="Aptos" w:eastAsia="Aptos" w:hAnsi="Aptos" w:cs="Aptos"/>
-        </w:rPr>
-        <w:t>* “restrict services” to third parties</w:t>
-      </w:r>
-    </w:p>
-    <w:p>
-      <w:pPr>
-        <w:rPr>
-          <w:rFonts w:ascii="Aptos" w:eastAsia="Aptos" w:hAnsi="Aptos" w:cs="Aptos"/>
-        </w:rPr>
-      </w:pPr>
-      <w:r>
-        <w:rPr>
-          <w:rFonts w:ascii="Aptos" w:eastAsia="Aptos" w:hAnsi="Aptos" w:cs="Aptos"/>
-        </w:rPr>
-        <w:t>* “cannot provide services” to competitors or other clients</w:t>
-      </w:r>
-    </w:p>
-    <w:p>
-      <w:pPr>
-        <w:rPr>
-          <w:rFonts w:ascii="Aptos" w:eastAsia="Aptos" w:hAnsi="Aptos" w:cs="Aptos"/>
-        </w:rPr>
-      </w:pPr>
-      <w:r>
-        <w:rPr>
-          <w:rFonts w:ascii="Aptos" w:eastAsia="Aptos" w:hAnsi="Aptos" w:cs="Aptos"/>
-        </w:rPr>
-        <w:t>* “shall not provide services” to competitors or other clients</w:t>
-      </w:r>
-    </w:p>
-    <w:p>
-      <w:pPr>
-        <w:rPr>
-          <w:rFonts w:ascii="Aptos" w:eastAsia="Aptos" w:hAnsi="Aptos" w:cs="Aptos"/>
-        </w:rPr>
-      </w:pPr>
-      <w:r>
-        <w:rPr>
-          <w:rFonts w:ascii="Aptos" w:eastAsia="Aptos" w:hAnsi="Aptos" w:cs="Aptos"/>
-        </w:rPr>
-        <w:t>* “shall not enter into direct competition”</w:t>
-      </w:r>
-    </w:p>
-    <w:p>
-      <w:pPr>
-        <w:rPr>
-          <w:rFonts w:ascii="Aptos" w:eastAsia="Aptos" w:hAnsi="Aptos" w:cs="Aptos"/>
-        </w:rPr>
-      </w:pPr>
-      <w:r>
-        <w:rPr>
-          <w:rFonts w:ascii="Aptos" w:eastAsia="Aptos" w:hAnsi="Aptos" w:cs="Aptos"/>
-        </w:rPr>
-        <w:t>* “not to enter into direct competition”</w:t>
-      </w:r>
-    </w:p>
-    <w:p>
-      <w:pPr>
-        <w:rPr>
-          <w:rFonts w:ascii="Aptos" w:eastAsia="Aptos" w:hAnsi="Aptos" w:cs="Aptos"/>
-        </w:rPr>
-      </w:pPr>
-      <w:r>
-        <w:rPr>
-          <w:rFonts w:ascii="Aptos" w:eastAsia="Aptos" w:hAnsi="Aptos" w:cs="Aptos"/>
-        </w:rPr>
-        <w:t>* “Client Competitor”</w:t>
-      </w:r>
-    </w:p>
-    <w:p>
-      <w:pPr>
-        <w:rPr>
-          <w:rFonts w:ascii="Aptos" w:eastAsia="Aptos" w:hAnsi="Aptos" w:cs="Aptos"/>
-        </w:rPr>
-      </w:pPr>
-      <w:r>
-        <w:rPr>
-          <w:rFonts w:ascii="Aptos" w:eastAsia="Aptos" w:hAnsi="Aptos" w:cs="Aptos"/>
-        </w:rPr>
-        <w:t>* “competitor” or “competing enterprise” in a clause restricting business activity</w:t>
-      </w:r>
-    </w:p>
-    <w:p>
-      <w:pPr>
-        <w:rPr>
-          <w:rFonts w:ascii="Aptos" w:eastAsia="Aptos" w:hAnsi="Aptos" w:cs="Aptos"/>
-        </w:rPr>
-      </w:pPr>
-      <w:r>
-        <w:rPr>
-          <w:rFonts w:ascii="Aptos" w:eastAsia="Aptos" w:hAnsi="Aptos" w:cs="Aptos"/>
-        </w:rPr>
-        <w:t>* “like industry” in a clause restricting business activity</w:t>
-      </w:r>
-    </w:p>
-    <w:p>
-      <w:pPr>
-        <w:rPr>
-          <w:rFonts w:ascii="Aptos" w:eastAsia="Aptos" w:hAnsi="Aptos" w:cs="Aptos"/>
-        </w:rPr>
-      </w:pPr>
-      <w:r>
-        <w:rPr>
-          <w:rFonts w:ascii="Aptos" w:eastAsia="Aptos" w:hAnsi="Aptos" w:cs="Aptos"/>
-        </w:rPr>
-        <w:t>* “offer identical or like services”</w:t>
-      </w:r>
-    </w:p>
-    <w:p>
-      <w:pPr>
-        <w:rPr>
-          <w:rFonts w:ascii="Aptos" w:eastAsia="Aptos" w:hAnsi="Aptos" w:cs="Aptos"/>
-        </w:rPr>
-      </w:pPr>
-      <w:r>
-        <w:rPr>
-          <w:rFonts w:ascii="Aptos" w:eastAsia="Aptos" w:hAnsi="Aptos" w:cs="Aptos"/>
-        </w:rPr>
-        <w:t>* “competitive disadvantage”</w:t>
-      </w:r>
-    </w:p>
-    <w:p>
-      <w:pPr>
-        <w:rPr>
-          <w:rFonts w:ascii="Aptos" w:eastAsia="Aptos" w:hAnsi="Aptos" w:cs="Aptos"/>
-        </w:rPr>
-      </w:pPr>
-      <w:r>
-        <w:rPr>
-          <w:rFonts w:ascii="Aptos" w:eastAsia="Aptos" w:hAnsi="Aptos" w:cs="Aptos"/>
-        </w:rPr>
-        <w:t>* “causing any competition”</w:t>
-      </w:r>
-    </w:p>
-    <w:p>
-      <w:pPr>
-        <w:rPr>
-          <w:rFonts w:ascii="Aptos" w:eastAsia="Aptos" w:hAnsi="Aptos" w:cs="Aptos"/>
-        </w:rPr>
-      </w:pPr>
-      <w:r>
-        <w:rPr>
-          <w:rFonts w:ascii="Aptos" w:eastAsia="Aptos" w:hAnsi="Aptos" w:cs="Aptos"/>
-        </w:rPr>
-        <w:t>* “deal with one another on an exclusive basis”</w:t>
-      </w:r>
-    </w:p>
-    <w:p>
-      <w:pPr>
-        <w:rPr>
-          <w:rFonts w:ascii="Aptos" w:eastAsia="Aptos" w:hAnsi="Aptos" w:cs="Aptos"/>
-        </w:rPr>
-      </w:pPr>
-      <w:r>
-        <w:rPr>
-          <w:rFonts w:ascii="Aptos" w:eastAsia="Aptos" w:hAnsi="Aptos" w:cs="Aptos"/>
-        </w:rPr>
-        <w:t>* “restricts future services”</w:t>
-      </w:r>
-    </w:p>
-    <w:p>
-      <w:pPr>
-        <w:rPr>
-          <w:rFonts w:ascii="Aptos" w:eastAsia="Aptos" w:hAnsi="Aptos" w:cs="Aptos"/>
-        </w:rPr>
-      </w:pPr>
-      <w:r>
-        <w:rPr>
-          <w:rFonts w:ascii="Aptos" w:eastAsia="Aptos" w:hAnsi="Aptos" w:cs="Aptos"/>
-        </w:rPr>
-        <w:lastRenderedPageBreak/>
-        <w:t>* “provide future services” to other clients is restricted</w:t>
-      </w:r>
-    </w:p>
-    <w:p>
-      <w:pPr>
-        <w:rPr>
-          <w:rFonts w:ascii="Aptos" w:eastAsia="Aptos" w:hAnsi="Aptos" w:cs="Aptos"/>
-        </w:rPr>
-      </w:pPr>
-      <w:r>
-        <w:rPr>
-          <w:rFonts w:ascii="Aptos" w:eastAsia="Aptos" w:hAnsi="Aptos" w:cs="Aptos"/>
-        </w:rPr>
-        <w:t>* “pursuing business opportunities” is restricted</w:t>
-      </w:r>
-    </w:p>
-    <w:p>
-      <w:pPr>
-        <w:rPr>
-          <w:rFonts w:ascii="Aptos" w:eastAsia="Aptos" w:hAnsi="Aptos" w:cs="Aptos"/>
-        </w:rPr>
-      </w:pPr>
-      <w:r>
-        <w:rPr>
-          <w:rFonts w:ascii="Aptos" w:eastAsia="Aptos" w:hAnsi="Aptos" w:cs="Aptos"/>
-        </w:rPr>
-        <w:t>* “refrain from entering into any new business relationship”</w:t>
-      </w:r>
-    </w:p>
-    <w:p>
-      <w:pPr>
-        <w:rPr>
-          <w:rFonts w:ascii="Aptos" w:eastAsia="Aptos" w:hAnsi="Aptos" w:cs="Aptos"/>
-        </w:rPr>
-      </w:pPr>
-      <w:r>
-        <w:rPr>
-          <w:rFonts w:ascii="Aptos" w:eastAsia="Aptos" w:hAnsi="Aptos" w:cs="Aptos"/>
-        </w:rPr>
-        <w:t>* “not directly or indirectly contact, or negotiate with, a third party regarding a potential business relationship”</w:t>
-      </w:r>
-    </w:p>
-    <w:p>
-      <w:pPr>
-        <w:rPr>
-          <w:rFonts w:ascii="Aptos" w:eastAsia="Aptos" w:hAnsi="Aptos" w:cs="Aptos"/>
-        </w:rPr>
-      </w:pPr>
-      <w:r>
-        <w:rPr>
-          <w:rFonts w:ascii="Aptos" w:eastAsia="Aptos" w:hAnsi="Aptos" w:cs="Aptos"/>
-        </w:rPr>
-        <w:t>* “persuade any customer” to cease, reduce, or discontinue business</w:t>
-      </w:r>
-    </w:p>
-    <w:p>
-      <w:pPr>
-        <w:rPr>
-          <w:rFonts w:ascii="Aptos" w:eastAsia="Aptos" w:hAnsi="Aptos" w:cs="Aptos"/>
-        </w:rPr>
-      </w:pPr>
-      <w:r>
-        <w:rPr>
-          <w:rFonts w:ascii="Aptos" w:eastAsia="Aptos" w:hAnsi="Aptos" w:cs="Aptos"/>
-        </w:rPr>
-        <w:t>* “induce any customer” to cease, reduce, or discontinue business</w:t>
-      </w:r>
-    </w:p>
-    <w:p>
-      <w:pPr>
-        <w:rPr>
-          <w:rFonts w:ascii="Aptos" w:eastAsia="Aptos" w:hAnsi="Aptos" w:cs="Aptos"/>
-        </w:rPr>
-      </w:pPr>
-      <w:r>
-        <w:rPr>
-          <w:rFonts w:ascii="Aptos" w:eastAsia="Aptos" w:hAnsi="Aptos" w:cs="Aptos"/>
-        </w:rPr>
-        <w:t>* “persuade any vendor” to cease, reduce, or discontinue business</w:t>
-      </w:r>
-    </w:p>
-    <w:p>
-      <w:pPr>
-        <w:rPr>
-          <w:rFonts w:ascii="Aptos" w:eastAsia="Aptos" w:hAnsi="Aptos" w:cs="Aptos"/>
-        </w:rPr>
-      </w:pPr>
-      <w:r>
-        <w:rPr>
-          <w:rFonts w:ascii="Aptos" w:eastAsia="Aptos" w:hAnsi="Aptos" w:cs="Aptos"/>
-        </w:rPr>
-        <w:t>* “induce any vendor” to cease, reduce, or discontinue business</w:t>
-      </w:r>
-    </w:p>
-    <w:p>
-      <w:pPr>
-        <w:rPr>
-          <w:rFonts w:ascii="Aptos" w:eastAsia="Aptos" w:hAnsi="Aptos" w:cs="Aptos"/>
-        </w:rPr>
-      </w:pPr>
-      <w:r>
-        <w:rPr>
-          <w:rFonts w:ascii="Aptos" w:eastAsia="Aptos" w:hAnsi="Aptos" w:cs="Aptos"/>
-        </w:rPr>
-        <w:t>* “cease purchasing goods or services”</w:t>
-      </w:r>
-    </w:p>
-    <w:p>
-      <w:pPr>
-        <w:rPr>
-          <w:rFonts w:ascii="Aptos" w:eastAsia="Aptos" w:hAnsi="Aptos" w:cs="Aptos"/>
-        </w:rPr>
-      </w:pPr>
-      <w:r>
-        <w:rPr>
-          <w:rFonts w:ascii="Aptos" w:eastAsia="Aptos" w:hAnsi="Aptos" w:cs="Aptos"/>
-        </w:rPr>
-        <w:t>* “cease selling goods and services”</w:t>
-      </w:r>
-    </w:p>
-    <w:p>
-      <w:pPr>
-        <w:rPr>
-          <w:rFonts w:ascii="Aptos" w:eastAsia="Aptos" w:hAnsi="Aptos" w:cs="Aptos"/>
-        </w:rPr>
-      </w:pPr>
-      <w:r>
-        <w:rPr>
-          <w:rFonts w:ascii="Aptos" w:eastAsia="Aptos" w:hAnsi="Aptos" w:cs="Aptos"/>
-        </w:rPr>
-        <w:t>* “reduce or discontinue any business relationship”</w:t>
-      </w:r>
-    </w:p>
-    <w:p>
-      <w:pPr>
-        <w:rPr>
-          <w:rFonts w:ascii="Aptos" w:eastAsia="Aptos" w:hAnsi="Aptos" w:cs="Aptos"/>
-        </w:rPr>
-      </w:pPr>
-      <w:r>
-        <w:rPr>
-          <w:rFonts w:ascii="Aptos" w:eastAsia="Aptos" w:hAnsi="Aptos" w:cs="Aptos"/>
-        </w:rPr>
-        <w:t>* “prevented or restricted from performing services”</w:t>
-      </w:r>
-    </w:p>
-    <w:p>
-      <w:pPr>
-        <w:rPr>
-          <w:rFonts w:ascii="Aptos" w:eastAsia="Aptos" w:hAnsi="Aptos" w:cs="Aptos"/>
-        </w:rPr>
-      </w:pPr>
-      <w:r>
-        <w:rPr>
-          <w:rFonts w:ascii="Aptos" w:eastAsia="Aptos" w:hAnsi="Aptos" w:cs="Aptos"/>
-        </w:rPr>
-        <w:t>* “prevented or restricted from pursuing business opportunities”</w:t>
-      </w:r>
-    </w:p>
-    <w:p>
-      <w:pPr>
-        <w:rPr>
-          <w:rFonts w:ascii="Aptos" w:eastAsia="Aptos" w:hAnsi="Aptos" w:cs="Aptos"/>
-        </w:rPr>
-      </w:pPr>
-      <w:r>
-        <w:rPr>
-          <w:rFonts w:ascii="Aptos" w:eastAsia="Aptos" w:hAnsi="Aptos" w:cs="Aptos"/>
-        </w:rPr>
-        <w:t>* “direct competitor of the Client”</w:t>
-      </w:r>
-    </w:p>
-    <w:p>
-      <w:pPr>
-        <w:rPr>
-          <w:rFonts w:ascii="Aptos" w:eastAsia="Aptos" w:hAnsi="Aptos" w:cs="Aptos"/>
-        </w:rPr>
-      </w:pPr>
-      <w:r>
-        <w:rPr>
-          <w:rFonts w:ascii="Aptos" w:eastAsia="Aptos" w:hAnsi="Aptos" w:cs="Aptos"/>
-        </w:rPr>
-        <w:t>* “contracted to, working for, or consulting for”</w:t>
-      </w:r>
-    </w:p>
-    <w:p>
-      <w:pPr>
-        <w:rPr>
-          <w:rFonts w:ascii="Aptos" w:eastAsia="Aptos" w:hAnsi="Aptos" w:cs="Aptos"/>
-        </w:rPr>
-      </w:pPr>
-      <w:r>
-        <w:rPr>
-          <w:rFonts w:ascii="Aptos" w:eastAsia="Aptos" w:hAnsi="Aptos" w:cs="Aptos"/>
-        </w:rPr>
-        <w:t>* “working for, or consulting for any company which is a direct competitor”</w:t>
-      </w:r>
-    </w:p>
-    <w:p>
-      <w:pPr>
-        <w:rPr>
-          <w:rFonts w:ascii="Aptos" w:eastAsia="Aptos" w:hAnsi="Aptos" w:cs="Aptos"/>
-        </w:rPr>
-      </w:pPr>
-      <w:r>
-        <w:rPr>
-          <w:rFonts w:ascii="Aptos" w:eastAsia="Aptos" w:hAnsi="Aptos" w:cs="Aptos"/>
-        </w:rPr>
-        <w:t>* “indicate to you immediately” combined with “direct competitor”</w:t>
-      </w:r>
-    </w:p>
-    <w:p>
-      <w:pPr>
-        <w:rPr>
-          <w:rFonts w:ascii="Aptos" w:eastAsia="Aptos" w:hAnsi="Aptos" w:cs="Aptos"/>
-        </w:rPr>
-      </w:pPr>
-      <w:r>
-        <w:rPr>
-          <w:rFonts w:ascii="Aptos" w:eastAsia="Aptos" w:hAnsi="Aptos" w:cs="Aptos"/>
-        </w:rPr>
-        <w:t>* “notify” or “indicate” combined with “direct competitor of the Client”</w:t>
-      </w:r>
-    </w:p>
-    <w:p>
-      <w:pPr>
-        <w:rPr>
-          <w:rFonts w:ascii="Aptos" w:eastAsia="Aptos" w:hAnsi="Aptos" w:cs="Aptos"/>
-        </w:rPr>
-      </w:pPr>
-      <w:r>
-        <w:rPr>
-          <w:rFonts w:ascii="Aptos" w:eastAsia="Aptos" w:hAnsi="Aptos" w:cs="Aptos"/>
-        </w:rPr>
-        <w:t>* “disclose” or “report” combined with “working for” and “direct competitor”</w:t>
-      </w:r>
-    </w:p>
-    <w:p>
-      <w:pPr>
-        <w:rPr>
-          <w:rFonts w:ascii="Aptos" w:eastAsia="Aptos" w:hAnsi="Aptos" w:cs="Aptos"/>
-        </w:rPr>
-      </w:pPr>
-      <w:r>
-        <w:rPr>
-          <w:rFonts w:ascii="Aptos" w:eastAsia="Aptos" w:hAnsi="Aptos" w:cs="Aptos"/>
-        </w:rPr>
-        <w:t>* Clause contains BOTH:</w:t>
-      </w:r>
-    </w:p>
-    <w:p>
-      <w:pPr>
-        <w:rPr>
-          <w:rFonts w:ascii="Aptos" w:eastAsia="Aptos" w:hAnsi="Aptos" w:cs="Aptos"/>
-        </w:rPr>
-      </w:pPr>
-      <w:r>
-        <w:rPr>
-          <w:rFonts w:ascii="Aptos" w:eastAsia="Aptos" w:hAnsi="Aptos" w:cs="Aptos"/>
-        </w:rPr>
-        <w:t xml:space="preserve">  * “direct competitor of the Client”</w:t>
-      </w:r>
-    </w:p>
-    <w:p>
-      <w:pPr>
-        <w:rPr>
-          <w:rFonts w:ascii="Aptos" w:eastAsia="Aptos" w:hAnsi="Aptos" w:cs="Aptos"/>
-        </w:rPr>
-      </w:pPr>
-      <w:r>
-        <w:rPr>
-          <w:rFonts w:ascii="Aptos" w:eastAsia="Aptos" w:hAnsi="Aptos" w:cs="Aptos"/>
-        </w:rPr>
-        <w:t xml:space="preserve">  * “contracted to, working for, or consulting for”</w:t>
-      </w:r>
-    </w:p>
-    <w:p>
-      <w:pPr>
-        <w:rPr>
-          <w:rFonts w:ascii="Aptos" w:eastAsia="Aptos" w:hAnsi="Aptos" w:cs="Aptos"/>
-        </w:rPr>
-      </w:pPr>
-      <w:r>
-        <w:rPr>
-          <w:rFonts w:ascii="Aptos" w:eastAsia="Aptos" w:hAnsi="Aptos" w:cs="Aptos"/>
-        </w:rPr>
-        <w:t>* Clause contains BOTH:</w:t>
-      </w:r>
-    </w:p>
-    <w:p>
-      <w:pPr>
-        <w:rPr>
-          <w:rFonts w:ascii="Aptos" w:eastAsia="Aptos" w:hAnsi="Aptos" w:cs="Aptos"/>
-        </w:rPr>
-      </w:pPr>
-      <w:r>
-        <w:rPr>
-          <w:rFonts w:ascii="Aptos" w:eastAsia="Aptos" w:hAnsi="Aptos" w:cs="Aptos"/>
-        </w:rPr>
-        <w:t xml:space="preserve">  * “direct competitor”</w:t>
-      </w:r>
-    </w:p>
-    <w:p>
-      <w:pPr>
-        <w:rPr>
-          <w:rFonts w:ascii="Aptos" w:eastAsia="Aptos" w:hAnsi="Aptos" w:cs="Aptos"/>
-        </w:rPr>
-      </w:pPr>
-      <w:r>
-        <w:rPr>
-          <w:rFonts w:ascii="Aptos" w:eastAsia="Aptos" w:hAnsi="Aptos" w:cs="Aptos"/>
-        </w:rPr>
-        <w:t xml:space="preserve">  * “working for, or consulting for”</w:t>
-      </w:r>
-    </w:p>
-    <w:p>
-      <w:pPr>
-        <w:rPr>
-          <w:rFonts w:ascii="Aptos" w:eastAsia="Aptos" w:hAnsi="Aptos" w:cs="Aptos"/>
-        </w:rPr>
-      </w:pPr>
-      <w:r>
-        <w:rPr>
-          <w:rFonts w:ascii="Aptos" w:eastAsia="Aptos" w:hAnsi="Aptos" w:cs="Aptos"/>
-        </w:rPr>
-        <w:lastRenderedPageBreak/>
-        <w:t xml:space="preserve">* Clause contains </w:t>
-      </w:r>
-      <w:proofErr w:type="gramStart"/>
-      <w:r>
-        <w:rPr>
-          <w:rFonts w:ascii="Aptos" w:eastAsia="Aptos" w:hAnsi="Aptos" w:cs="Aptos"/>
-        </w:rPr>
-        <w:t>ALL of</w:t>
-      </w:r>
-      <w:proofErr w:type="gramEnd"/>
-      <w:r>
-        <w:rPr>
-          <w:rFonts w:ascii="Aptos" w:eastAsia="Aptos" w:hAnsi="Aptos" w:cs="Aptos"/>
-        </w:rPr>
-        <w:t xml:space="preserve"> the following:</w:t>
-      </w:r>
-    </w:p>
-    <w:p>
-      <w:pPr>
-        <w:rPr>
-          <w:rFonts w:ascii="Aptos" w:eastAsia="Aptos" w:hAnsi="Aptos" w:cs="Aptos"/>
-        </w:rPr>
-      </w:pPr>
-      <w:r>
-        <w:rPr>
-          <w:rFonts w:ascii="Aptos" w:eastAsia="Aptos" w:hAnsi="Aptos" w:cs="Aptos"/>
-        </w:rPr>
-        <w:t xml:space="preserve">  * “indicate”</w:t>
-      </w:r>
-    </w:p>
-    <w:p>
-      <w:pPr>
-        <w:rPr>
-          <w:rFonts w:ascii="Aptos" w:eastAsia="Aptos" w:hAnsi="Aptos" w:cs="Aptos"/>
-        </w:rPr>
-      </w:pPr>
-      <w:r>
-        <w:rPr>
-          <w:rFonts w:ascii="Aptos" w:eastAsia="Aptos" w:hAnsi="Aptos" w:cs="Aptos"/>
-        </w:rPr>
-        <w:t xml:space="preserve">  * “working for”</w:t>
-      </w:r>
-    </w:p>
-    <w:p>
-      <w:pPr>
-        <w:rPr>
-          <w:rFonts w:ascii="Aptos" w:eastAsia="Aptos" w:hAnsi="Aptos" w:cs="Aptos"/>
-        </w:rPr>
-      </w:pPr>
-      <w:r>
-        <w:rPr>
-          <w:rFonts w:ascii="Aptos" w:eastAsia="Aptos" w:hAnsi="Aptos" w:cs="Aptos"/>
-        </w:rPr>
-        <w:t xml:space="preserve">  * “consulting for”</w:t>
-      </w:r>
-    </w:p>
-    <w:p>
-      <w:pPr>
-        <w:rPr>
-          <w:rFonts w:ascii="Aptos" w:eastAsia="Aptos" w:hAnsi="Aptos" w:cs="Aptos"/>
-        </w:rPr>
-      </w:pPr>
-      <w:r>
-        <w:rPr>
-          <w:rFonts w:ascii="Aptos" w:eastAsia="Aptos" w:hAnsi="Aptos" w:cs="Aptos"/>
-        </w:rPr>
-        <w:t xml:space="preserve">  * “direct competitor”</w:t>
-      </w:r>
-    </w:p>
-    <w:p>
-      <w:pPr>
-        <w:rPr>
-          <w:rFonts w:ascii="Aptos" w:eastAsia="Aptos" w:hAnsi="Aptos" w:cs="Aptos"/>
-        </w:rPr>
-      </w:pPr>
-      <w:r>
-        <w:rPr>
-          <w:rFonts w:ascii="Aptos" w:eastAsia="Aptos" w:hAnsi="Aptos" w:cs="Aptos"/>
-        </w:rPr>
-        <w:t xml:space="preserve">* Clause contains </w:t>
-      </w:r>
-      <w:proofErr w:type="gramStart"/>
-      <w:r>
-        <w:rPr>
-          <w:rFonts w:ascii="Aptos" w:eastAsia="Aptos" w:hAnsi="Aptos" w:cs="Aptos"/>
-        </w:rPr>
-        <w:t>ALL of</w:t>
-      </w:r>
-      <w:proofErr w:type="gramEnd"/>
-      <w:r>
-        <w:rPr>
-          <w:rFonts w:ascii="Aptos" w:eastAsia="Aptos" w:hAnsi="Aptos" w:cs="Aptos"/>
-        </w:rPr>
-        <w:t xml:space="preserve"> the following:</w:t>
-      </w:r>
-    </w:p>
-    <w:p>
-      <w:pPr>
-        <w:rPr>
-          <w:rFonts w:ascii="Aptos" w:eastAsia="Aptos" w:hAnsi="Aptos" w:cs="Aptos"/>
-        </w:rPr>
-      </w:pPr>
-      <w:r>
-        <w:rPr>
-          <w:rFonts w:ascii="Aptos" w:eastAsia="Aptos" w:hAnsi="Aptos" w:cs="Aptos"/>
-        </w:rPr>
-        <w:t xml:space="preserve">  * “exclusive rights”</w:t>
-      </w:r>
-    </w:p>
-    <w:p>
-      <w:pPr>
-        <w:rPr>
-          <w:rFonts w:ascii="Aptos" w:eastAsia="Aptos" w:hAnsi="Aptos" w:cs="Aptos"/>
-        </w:rPr>
-      </w:pPr>
-      <w:r>
-        <w:rPr>
-          <w:rFonts w:ascii="Aptos" w:eastAsia="Aptos" w:hAnsi="Aptos" w:cs="Aptos"/>
-        </w:rPr>
-        <w:t xml:space="preserve">  * “materials”</w:t>
-      </w:r>
-    </w:p>
-    <w:p>
-      <w:pPr>
-        <w:rPr>
-          <w:rFonts w:ascii="Aptos" w:eastAsia="Aptos" w:hAnsi="Aptos" w:cs="Aptos"/>
-        </w:rPr>
-      </w:pPr>
-      <w:r>
-        <w:rPr>
-          <w:rFonts w:ascii="Aptos" w:eastAsia="Aptos" w:hAnsi="Aptos" w:cs="Aptos"/>
-        </w:rPr>
-        <w:t xml:space="preserve">  * “may not use”</w:t>
-      </w:r>
-    </w:p>
-    <w:p>
-      <w:pPr>
-        <w:rPr>
-          <w:rFonts w:ascii="Aptos" w:eastAsia="Aptos" w:hAnsi="Aptos" w:cs="Aptos"/>
-        </w:rPr>
-      </w:pPr>
-      <w:r>
-        <w:rPr>
-          <w:rFonts w:ascii="Aptos" w:eastAsia="Aptos" w:hAnsi="Aptos" w:cs="Aptos"/>
-        </w:rPr>
-        <w:t xml:space="preserve">  * “any other purpose”</w:t>
-      </w:r>
-    </w:p>
-    <w:p>
-      <w:pPr>
-        <w:rPr>
-          <w:rFonts w:ascii="Aptos" w:eastAsia="Aptos" w:hAnsi="Aptos" w:cs="Aptos"/>
-        </w:rPr>
-      </w:pPr>
-      <w:r>
-        <w:rPr>
-          <w:rFonts w:ascii="Aptos" w:eastAsia="Aptos" w:hAnsi="Aptos" w:cs="Aptos"/>
-        </w:rPr>
-        <w:t xml:space="preserve"> </w:t>
-      </w:r>
-    </w:p>
-    <w:p>
-      <w:pPr>
-        <w:rPr>
-          <w:rFonts w:ascii="Aptos" w:eastAsia="Aptos" w:hAnsi="Aptos" w:cs="Aptos"/>
-        </w:rPr>
-      </w:pPr>
-      <w:r>
-        <w:rPr>
-          <w:rFonts w:ascii="Aptos" w:eastAsia="Aptos" w:hAnsi="Aptos" w:cs="Aptos"/>
-        </w:rPr>
-        <w:t>## Do NOT Trigger</w:t>
-      </w:r>
-    </w:p>
-    <w:p>
-      <w:pPr>
-        <w:rPr>
-          <w:rFonts w:ascii="Aptos" w:eastAsia="Aptos" w:hAnsi="Aptos" w:cs="Aptos"/>
-        </w:rPr>
-      </w:pPr>
-      <w:r>
-        <w:rPr>
-          <w:rFonts w:ascii="Aptos" w:eastAsia="Aptos" w:hAnsi="Aptos" w:cs="Aptos"/>
-        </w:rPr>
-        <w:t>* Restrictions solely prevent misuse of confidential information for competitive purposes</w:t>
-      </w:r>
-    </w:p>
-    <w:p>
-      <w:pPr>
-        <w:rPr>
-          <w:rFonts w:ascii="Aptos" w:eastAsia="Aptos" w:hAnsi="Aptos" w:cs="Aptos"/>
-        </w:rPr>
-      </w:pPr>
-      <w:r>
-        <w:rPr>
-          <w:rFonts w:ascii="Aptos" w:eastAsia="Aptos" w:hAnsi="Aptos" w:cs="Aptos"/>
-        </w:rPr>
-        <w:t>* Standard confidentiality obligations that do not restrict business activities</w:t>
-      </w:r>
-    </w:p>
-    <w:p>
-      <w:pPr>
-        <w:rPr>
-          <w:rFonts w:ascii="Aptos" w:eastAsia="Aptos" w:hAnsi="Aptos" w:cs="Aptos"/>
-        </w:rPr>
-      </w:pPr>
-      <w:r>
-        <w:rPr>
-          <w:rFonts w:ascii="Aptos" w:eastAsia="Aptos" w:hAnsi="Aptos" w:cs="Aptos"/>
-        </w:rPr>
-        <w:t>* Provisions explicitly confirming parties may compete freely</w:t>
-      </w:r>
-    </w:p>
-    <w:p>
-      <w:pPr>
-        <w:rPr>
-          <w:rFonts w:ascii="Aptos" w:eastAsia="Aptos" w:hAnsi="Aptos" w:cs="Aptos"/>
-        </w:rPr>
-      </w:pPr>
-      <w:r>
-        <w:rPr>
-          <w:rFonts w:ascii="Aptos" w:eastAsia="Aptos" w:hAnsi="Aptos" w:cs="Aptos"/>
-        </w:rPr>
-        <w:t>* “exclusive jurisdiction” / “submit to the exclusive jurisdiction”</w:t>
-      </w:r>
-    </w:p>
-    <w:p>
-      <w:pPr>
-        <w:rPr>
-          <w:rFonts w:ascii="Aptos" w:eastAsia="Aptos" w:hAnsi="Aptos" w:cs="Aptos"/>
-        </w:rPr>
-      </w:pPr>
-      <w:r>
-        <w:rPr>
-          <w:rFonts w:ascii="Aptos" w:eastAsia="Aptos" w:hAnsi="Aptos" w:cs="Aptos"/>
-        </w:rPr>
-        <w:t>* “exclusive right to” in the context of court remedies or legal proceedings</w:t>
-      </w:r>
-    </w:p>
-    <w:p>
-      <w:pPr>
-        <w:rPr>
-          <w:rFonts w:ascii="Aptos" w:eastAsia="Aptos" w:hAnsi="Aptos" w:cs="Aptos"/>
-        </w:rPr>
-      </w:pPr>
-      <w:r>
-        <w:rPr>
-          <w:rFonts w:ascii="Aptos" w:eastAsia="Aptos" w:hAnsi="Aptos" w:cs="Aptos"/>
-        </w:rPr>
-        <w:t>* “exclusive property of the Disclosing Party” in a Confidential Information ownership clause</w:t>
-      </w:r>
-    </w:p>
-    <w:p>
-      <w:pPr>
-        <w:rPr>
-          <w:rFonts w:ascii="Aptos" w:eastAsia="Aptos" w:hAnsi="Aptos" w:cs="Aptos"/>
-        </w:rPr>
-      </w:pPr>
-      <w:r>
-        <w:rPr>
-          <w:rFonts w:ascii="Aptos" w:eastAsia="Aptos" w:hAnsi="Aptos" w:cs="Aptos"/>
-        </w:rPr>
-        <w:t>* “sole and exclusive property” in an IP ownership context</w:t>
-      </w:r>
-    </w:p>
-    <w:p>
-      <w:pPr>
-        <w:rPr>
-          <w:rFonts w:ascii="Aptos" w:eastAsia="Aptos" w:hAnsi="Aptos" w:cs="Aptos"/>
-        </w:rPr>
-      </w:pPr>
-      <w:r>
-        <w:rPr>
-          <w:rFonts w:ascii="Aptos" w:eastAsia="Aptos" w:hAnsi="Aptos" w:cs="Aptos"/>
-        </w:rPr>
-        <w:t>* Clause only limits use of Confidential Information to the Purpose or Project, provided the clause does NOT grant exclusive rights over materials, content, outputs, deliverables, or similar subject matter and does not otherwise impose an exclusivity restriction.</w:t>
-      </w:r>
-    </w:p>
-    <w:p>
-      <w:pPr>
-        <w:rPr>
-          <w:rFonts w:ascii="Aptos" w:eastAsia="Aptos" w:hAnsi="Aptos" w:cs="Aptos"/>
-        </w:rPr>
-      </w:pPr>
-      <w:r>
-        <w:rPr>
-          <w:rFonts w:ascii="Aptos" w:eastAsia="Aptos" w:hAnsi="Aptos" w:cs="Aptos"/>
-        </w:rPr>
-        <w:t xml:space="preserve">* Clause only prohibits use of Confidential Information for purposes outside the NDA purpose, provided the clause does NOT grant exclusive rights over materials, content, outputs, deliverables, or similar subject matter and does </w:t>
-      </w:r>
-      <w:proofErr w:type="gramStart"/>
-      <w:r>
-        <w:rPr>
-          <w:rFonts w:ascii="Aptos" w:eastAsia="Aptos" w:hAnsi="Aptos" w:cs="Aptos"/>
-        </w:rPr>
-        <w:t>not otherwise</w:t>
-      </w:r>
-      <w:proofErr w:type="gramEnd"/>
-      <w:r>
-        <w:rPr>
-          <w:rFonts w:ascii="Aptos" w:eastAsia="Aptos" w:hAnsi="Aptos" w:cs="Aptos"/>
-        </w:rPr>
-        <w:t xml:space="preserve"> impose an exclusivity restriction.</w:t>
-      </w:r>
-    </w:p>
-    <w:p>
-      <w:pPr>
-        <w:rPr>
-          <w:rFonts w:ascii="Aptos" w:eastAsia="Aptos" w:hAnsi="Aptos" w:cs="Aptos"/>
-        </w:rPr>
-      </w:pPr>
-      <w:r>
-        <w:rPr>
-          <w:rFonts w:ascii="Aptos" w:eastAsia="Aptos" w:hAnsi="Aptos" w:cs="Aptos"/>
-        </w:rPr>
-        <w:lastRenderedPageBreak/>
-        <w:t>* Clause only prohibits contacting customers, suppliers, vendors, or connected persons for appraisal, evaluation, due diligence, Project review, or confidentiality-control purposes</w:t>
-      </w:r>
-    </w:p>
-    <w:p>
-      <w:pPr>
-        <w:rPr>
-          <w:rFonts w:ascii="Aptos" w:eastAsia="Aptos" w:hAnsi="Aptos" w:cs="Aptos"/>
-        </w:rPr>
-      </w:pPr>
-      <w:r>
-        <w:rPr>
-          <w:rFonts w:ascii="Aptos" w:eastAsia="Aptos" w:hAnsi="Aptos" w:cs="Aptos"/>
-        </w:rPr>
-        <w:t xml:space="preserve">* Clause only requires prior written consent before contacting customers, suppliers, vendors, or connected </w:t>
-      </w:r>
-      <w:proofErr w:type="gramStart"/>
-      <w:r>
-        <w:rPr>
-          <w:rFonts w:ascii="Aptos" w:eastAsia="Aptos" w:hAnsi="Aptos" w:cs="Aptos"/>
-        </w:rPr>
-        <w:t>persons</w:t>
-      </w:r>
-      <w:proofErr w:type="gramEnd"/>
-      <w:r>
-        <w:rPr>
-          <w:rFonts w:ascii="Aptos" w:eastAsia="Aptos" w:hAnsi="Aptos" w:cs="Aptos"/>
-        </w:rPr>
-        <w:t>, without restricting competition, future services, market participation, or independent business activities</w:t>
-      </w:r>
-    </w:p>
-    <w:p>
-      <w:pPr>
-        <w:rPr>
-          <w:rFonts w:ascii="Aptos" w:eastAsia="Aptos" w:hAnsi="Aptos" w:cs="Aptos"/>
-        </w:rPr>
-      </w:pPr>
-      <w:r>
-        <w:rPr>
-          <w:rFonts w:ascii="Aptos" w:eastAsia="Aptos" w:hAnsi="Aptos" w:cs="Aptos"/>
-        </w:rPr>
-        <w:t>* Clause contains “make contact, directly or indirectly” but does not contain a clear competition, exclusivity, future-services, market-participation, customer-diversion, vendor-diversion, or business-opportunity restriction</w:t>
-      </w:r>
-    </w:p>
-    <w:p>
-      <w:pPr>
-        <w:rPr>
-          <w:rFonts w:ascii="Aptos" w:eastAsia="Aptos" w:hAnsi="Aptos" w:cs="Aptos"/>
-        </w:rPr>
-      </w:pPr>
-      <w:r>
-        <w:rPr>
-          <w:rFonts w:ascii="Aptos" w:eastAsia="Aptos" w:hAnsi="Aptos" w:cs="Aptos"/>
-        </w:rPr>
-        <w:t>* Clause contains “customer” or “supplier” but does not require the customer or supplier to cease, reduce, discontinue, or refrain from doing business with the Disclosing Party</w:t>
-      </w:r>
-    </w:p>
-    <w:p>
-      <w:pPr>
-        <w:rPr>
-          <w:rFonts w:ascii="Aptos" w:eastAsia="Aptos" w:hAnsi="Aptos" w:cs="Aptos"/>
-        </w:rPr>
-      </w:pPr>
-      <w:r>
-        <w:rPr>
-          <w:rFonts w:ascii="Aptos" w:eastAsia="Aptos" w:hAnsi="Aptos" w:cs="Aptos"/>
-        </w:rPr>
-        <w:t>* Clause contains “customer” or “supplier” but does not restrict Accenture from providing services to third parties, competitors, or other clients</w:t>
-      </w:r>
-    </w:p>
-    <w:p>
-      <w:pPr>
-        <w:rPr>
-          <w:rFonts w:ascii="Aptos" w:eastAsia="Aptos" w:hAnsi="Aptos" w:cs="Aptos"/>
-        </w:rPr>
-      </w:pPr>
-      <w:r>
-        <w:rPr>
-          <w:rFonts w:ascii="Aptos" w:eastAsia="Aptos" w:hAnsi="Aptos" w:cs="Aptos"/>
-        </w:rPr>
-        <w:t>* Clause contains “customer, supplier, or any other person connected with the Disclosing Party” only in the context of appraisal, evaluation, diligence, Project review, or confidentiality protection</w:t>
-      </w:r>
-    </w:p>
-    <w:p>
-      <w:pPr>
-        <w:rPr>
-          <w:rFonts w:ascii="Aptos" w:eastAsia="Aptos" w:hAnsi="Aptos" w:cs="Aptos"/>
-        </w:rPr>
-      </w:pPr>
-      <w:r>
-        <w:rPr>
-          <w:rFonts w:ascii="Aptos" w:eastAsia="Aptos" w:hAnsi="Aptos" w:cs="Aptos"/>
-        </w:rPr>
-        <w:t>* Restrictions limited to not interfering with business relationships, without a clear restriction on competitive activity, future services, market participation, or business opportunity pursuit</w:t>
-      </w:r>
-    </w:p>
-    <w:p>
-      <w:pPr>
-        <w:rPr>
-          <w:rFonts w:ascii="Aptos" w:eastAsia="Aptos" w:hAnsi="Aptos" w:cs="Aptos"/>
-        </w:rPr>
-      </w:pPr>
-      <w:r>
-        <w:rPr>
-          <w:rFonts w:ascii="Aptos" w:eastAsia="Aptos" w:hAnsi="Aptos" w:cs="Aptos"/>
-        </w:rPr>
-        <w:t xml:space="preserve">* General no-contact clauses related to the Project, unless they also include </w:t>
-      </w:r>
-      <w:proofErr w:type="gramStart"/>
-      <w:r>
-        <w:rPr>
-          <w:rFonts w:ascii="Aptos" w:eastAsia="Aptos" w:hAnsi="Aptos" w:cs="Aptos"/>
-        </w:rPr>
-        <w:t>a clear</w:t>
-      </w:r>
-      <w:proofErr w:type="gramEnd"/>
-      <w:r>
-        <w:rPr>
-          <w:rFonts w:ascii="Aptos" w:eastAsia="Aptos" w:hAnsi="Aptos" w:cs="Aptos"/>
-        </w:rPr>
-        <w:t xml:space="preserve"> non-compete, exclusivity, customer diversion, vendor diversion, or business opportunity restriction</w:t>
-      </w:r>
-    </w:p>
-    <w:p>
-      <w:pPr>
-        <w:rPr>
-          <w:rFonts w:ascii="Aptos" w:eastAsia="Aptos" w:hAnsi="Aptos" w:cs="Aptos"/>
-        </w:rPr>
-      </w:pPr>
-      <w:r>
-        <w:rPr>
-          <w:rFonts w:ascii="Aptos" w:eastAsia="Aptos" w:hAnsi="Aptos" w:cs="Aptos"/>
-        </w:rPr>
-        <w:t>* Do NOT route Non-Compete / Exclusivity where “competitor” appears only to exclude competitor consultants, advisors, or representatives from receiving Confidential Information, without requiring Accenture to disclose, notify, indicate, report, limit, stop, or avoid work with a competitor.</w:t>
-      </w:r>
-    </w:p>
-    <w:p>
-      <w:pPr>
-        <w:rPr>
-          <w:rFonts w:ascii="Aptos" w:eastAsia="Aptos" w:hAnsi="Aptos" w:cs="Aptos"/>
-        </w:rPr>
-      </w:pPr>
-      <w:r>
-        <w:rPr>
-          <w:rFonts w:ascii="Aptos" w:eastAsia="Aptos" w:hAnsi="Aptos" w:cs="Aptos"/>
-        </w:rPr>
-        <w:t>* Do NOT route Non-Compete / Exclusivity where “competitor” appears only in a confidentiality-control provision and does not relate to Accenture being contracted to, working for, consulting for, providing services to, or pursuing work with a competitor.</w:t>
-      </w:r>
-    </w:p>
-    <w:p>
-      <w:pPr>
-        <w:rPr>
-          <w:rFonts w:ascii="Aptos" w:eastAsia="Aptos" w:hAnsi="Aptos" w:cs="Aptos"/>
-        </w:rPr>
-      </w:pPr>
-      <w:r>
-        <w:rPr>
-          <w:rFonts w:ascii="Aptos" w:eastAsia="Aptos" w:hAnsi="Aptos" w:cs="Aptos"/>
-        </w:rPr>
-        <w:t>* Do NOT route Non-Compete / Exclusivity where the clause merely states that Confidential Information must not be disclosed to competitors, without any obligation to disclose competitor relationships or restrict business activity.</w:t>
-      </w:r>
-    </w:p>
-    <w:p>
-      <w:pPr>
-        <w:rPr>
-          <w:rFonts w:ascii="Aptos" w:eastAsia="Aptos" w:hAnsi="Aptos" w:cs="Aptos"/>
-        </w:rPr>
-      </w:pPr>
-      <w:r>
-        <w:rPr>
-          <w:rFonts w:ascii="Aptos" w:eastAsia="Aptos" w:hAnsi="Aptos" w:cs="Aptos"/>
-        </w:rPr>
-        <w:t xml:space="preserve"> </w:t>
-      </w:r>
-    </w:p>
-    <w:p>
-      <w:pPr>
-        <w:rPr>
-          <w:rFonts w:ascii="Aptos" w:eastAsia="Aptos" w:hAnsi="Aptos" w:cs="Aptos"/>
-        </w:rPr>
-      </w:pPr>
-      <w:r>
-        <w:rPr>
-          <w:rFonts w:ascii="Aptos" w:eastAsia="Aptos" w:hAnsi="Aptos" w:cs="Aptos"/>
-        </w:rPr>
-        <w:lastRenderedPageBreak/>
         <w:t>## Conflict Resolution Rule</w:t>
       </w:r>
     </w:p>
@@ -8260,7 +8306,7 @@
 </file>
 
 <file path=word/numbering.xml><?xml version="1.0" encoding="utf-8"?>
-<w:numbering xmlns:wpc="http://schemas.microsoft.com/office/word/2010/wordprocessingCanvas" xmlns:cx="http://schemas.microsoft.com/office/drawing/2014/chartex" xmlns:cx1="http://schemas.microsoft.com/office/drawing/2015/9/8/chartex" xmlns:cx2="http://schemas.microsoft.com/office/drawing/2015/10/21/chartex" xmlns:cx3="http://schemas.microsoft.com/office/drawing/2016/5/9/chartex" xmlns:cx4="http://schemas.microsoft.com/office/drawing/2016/5/10/chartex" xmlns:cx5="http://schemas.microsoft.com/office/drawing/2016/5/11/chartex" xmlns:cx6="http://schemas.microsoft.com/office/drawing/2016/5/12/chartex" xmlns:cx7="http://schemas.microsoft.com/office/drawing/2016/5/13/chartex" xmlns:cx8="http://schemas.microsoft.com/office/drawing/2016/5/14/chartex" xmlns:mc="http://schemas.openxmlformats.org/markup-compatibility/2006" xmlns:aink="http://schemas.microsoft.com/office/drawing/2016/ink" xmlns:am3d="http://schemas.microsoft.com/office/drawing/2017/model3d" xmlns:o="urn:schemas-microsoft-com:office:office" xmlns:oel="http://schemas.microsoft.com/office/2019/extlst" xmlns:r="http://schemas.openxmlformats.org/officeDocument/2006/relationships" xmlns:m="http://schemas.openxmlformats.org/officeDocument/2006/math" xmlns:v="urn:schemas-microsoft-com:vml" xmlns:wp14="http://schemas.microsoft.com/office/word/2010/wordprocessingDrawing" xmlns:wp="http://schemas.openxmlformats.org/drawingml/2006/wordprocessingDrawing" xmlns:w10="urn:schemas-microsoft-com:office:word" xmlns:w="http://schemas.openxmlformats.org/wordprocessingml/2006/main" xmlns:w14="http://schemas.microsoft.com/office/word/2010/wordml" xmlns:w15="http://schemas.microsoft.com/office/word/2012/wordml" xmlns:w16cei="http://schemas.microsoft.com/office/word/2026/wordml/cei" xmlns:w16cex="http://schemas.microsoft.com/office/word/2018/wordml/cex" xmlns:w16cid="http://schemas.microsoft.com/office/word/2016/wordml/cid" xmlns:w16="http://schemas.microsoft.com/office/word/2018/wordml" xmlns:w16du="http://schemas.microsoft.com/office/word/2023/wordml/word16du" xmlns:w16sdtdh="http://schemas.microsoft.com/office/word/2020/wordml/sdtdatahash" xmlns:w16sdtfl="http://schemas.microsoft.com/office/word/2024/wordml/sdtformatlock" xmlns:w16se="http://schemas.microsoft.com/office/word/2015/wordml/symex" xmlns:wpg="http://schemas.microsoft.com/office/word/2010/wordprocessingGroup" xmlns:wpi="http://schemas.microsoft.com/office/word/2010/wordprocessingInk" xmlns:wne="http://schemas.microsoft.com/office/word/2006/wordml" xmlns:wps="http://schemas.microsoft.com/office/word/2010/wordprocessingShape" mc:Ignorable="w14 w15 w16se w16cid w16 w16cex w16sdtdh w16sdtfl w16du wp14">
+<w:numbering xmlns:wpc="http://schemas.microsoft.com/office/word/2010/wordprocessingCanvas" xmlns:cx="http://schemas.microsoft.com/office/drawing/2014/chartex" xmlns:cx1="http://schemas.microsoft.com/office/drawing/2015/9/8/chartex" xmlns:cx2="http://schemas.microsoft.com/office/drawing/2015/10/21/chartex" xmlns:cx3="http://schemas.microsoft.com/office/drawing/2016/5/9/chartex" xmlns:cx4="http://schemas.microsoft.com/office/drawing/2016/5/10/chartex" xmlns:cx5="http://schemas.microsoft.com/office/drawing/2016/5/11/chartex" xmlns:cx6="http://schemas.microsoft.com/office/drawing/2016/5/12/chartex" xmlns:cx7="http://schemas.microsoft.com/office/drawing/2016/5/13/chartex" xmlns:cx8="http://schemas.microsoft.com/office/drawing/2016/5/14/chartex" xmlns:mc="http://schemas.openxmlformats.org/markup-compatibility/2006" xmlns:aink="http://schemas.microsoft.com/office/drawing/2016/ink" xmlns:am3d="http://schemas.microsoft.com/office/drawing/2017/model3d" xmlns:o="urn:schemas-microsoft-com:office:office" xmlns:oel="http://schemas.microsoft.com/office/2019/extlst" xmlns:r="http://schemas.openxmlformats.org/officeDocument/2006/relationships" xmlns:m="http://schemas.openxmlformats.org/officeDocument/2006/math" xmlns:v="urn:schemas-microsoft-com:vml" xmlns:wp14="http://schemas.microsoft.com/office/word/2010/wordprocessingDrawing" xmlns:wp="http://schemas.openxmlformats.org/drawingml/2006/wordprocessingDrawing" xmlns:w10="urn:schemas-microsoft-com:office:word" xmlns:w="http://schemas.openxmlformats.org/wordprocessingml/2006/main" xmlns:w14="http://schemas.microsoft.com/office/word/2010/wordml" xmlns:w15="http://schemas.microsoft.com/office/word/2012/wordml" xmlns:w16cex="http://schemas.microsoft.com/office/word/2018/wordml/cex" xmlns:w16cid="http://schemas.microsoft.com/office/word/2016/wordml/cid" xmlns:w16="http://schemas.microsoft.com/office/word/2018/wordml" xmlns:w16du="http://schemas.microsoft.com/office/word/2023/wordml/word16du" xmlns:w16sdtdh="http://schemas.microsoft.com/office/word/2020/wordml/sdtdatahash" xmlns:w16sdtfl="http://schemas.microsoft.com/office/word/2024/wordml/sdtformatlock" xmlns:w16se="http://schemas.microsoft.com/office/word/2015/wordml/symex" xmlns:wpg="http://schemas.microsoft.com/office/word/2010/wordprocessingGroup" xmlns:wpi="http://schemas.microsoft.com/office/word/2010/wordprocessingInk" xmlns:wne="http://schemas.microsoft.com/office/word/2006/wordml" xmlns:wps="http://schemas.microsoft.com/office/word/2010/wordprocessingShape" mc:Ignorable="w14 w15 w16se w16cid w16 w16cex w16sdtdh w16sdtfl w16du wp14">
   <w:abstractNum w:abstractNumId="0" w15:restartNumberingAfterBreak="0">
     <w:nsid w:val="FFFFFF7C"/>
     <w:multiLevelType w:val="singleLevel"/>
@@ -33590,6 +33636,27 @@
 </file>
 
 <file path=customXml/item1.xml><?xml version="1.0" encoding="utf-8"?>
+<p:properties xmlns:p="http://schemas.microsoft.com/office/2006/metadata/properties" xmlns:xsi="http://www.w3.org/2001/XMLSchema-instance" xmlns:pc="http://schemas.microsoft.com/office/infopath/2007/PartnerControls">
+  <documentManagement>
+    <TaxCatchAll xmlns="58fb48c5-ad38-47d1-9aa6-9b4f1dc114f9" xsi:nil="true"/>
+    <lcf76f155ced4ddcb4097134ff3c332f xmlns="aba9ad68-f961-4806-8372-ded3e8039a5f">
+      <Terms xmlns="http://schemas.microsoft.com/office/infopath/2007/PartnerControls"/>
+    </lcf76f155ced4ddcb4097134ff3c332f>
+    <Reusable xmlns="aba9ad68-f961-4806-8372-ded3e8039a5f">true</Reusable>
+  </documentManagement>
+</p:properties>
+</file>
+
+<file path=customXml/item2.xml><?xml version="1.0" encoding="utf-8"?>
+<?mso-contentType ?>
+<FormTemplates xmlns="http://schemas.microsoft.com/sharepoint/v3/contenttype/forms">
+  <Display>DocumentLibraryForm</Display>
+  <Edit>DocumentLibraryForm</Edit>
+  <New>DocumentLibraryForm</New>
+</FormTemplates>
+</file>
+
+<file path=customXml/item3.xml><?xml version="1.0" encoding="utf-8"?>
 <ct:contentTypeSchema xmlns:ct="http://schemas.microsoft.com/office/2006/metadata/contentType" xmlns:ma="http://schemas.microsoft.com/office/2006/metadata/properties/metaAttributes" ct:_="" ma:_="" ma:contentTypeName="Document" ma:contentTypeID="0x010100A5AA8A3CABF36C429B74A94C24258E55" ma:contentTypeVersion="21" ma:contentTypeDescription="Create a new document." ma:contentTypeScope="" ma:versionID="9d590b9c745b5d4d086e55351edde6c7">
   <xsd:schema xmlns:xsd="http://www.w3.org/2001/XMLSchema" xmlns:xs="http://www.w3.org/2001/XMLSchema" xmlns:p="http://schemas.microsoft.com/office/2006/metadata/properties" xmlns:ns2="aba9ad68-f961-4806-8372-ded3e8039a5f" xmlns:ns3="58fb48c5-ad38-47d1-9aa6-9b4f1dc114f9" targetNamespace="http://schemas.microsoft.com/office/2006/metadata/properties" ma:root="true" ma:fieldsID="656ed3350af39d0ad06ab4725df265a1" ns2:_="" ns3:_="">
     <xsd:import namespace="aba9ad68-f961-4806-8372-ded3e8039a5f"/>
@@ -33856,28 +33923,26 @@
 </ct:contentTypeSchema>
 </file>
 
-<file path=customXml/item2.xml><?xml version="1.0" encoding="utf-8"?>
-<?mso-contentType ?>
-<FormTemplates xmlns="http://schemas.microsoft.com/sharepoint/v3/contenttype/forms">
-  <Display>DocumentLibraryForm</Display>
-  <Edit>DocumentLibraryForm</Edit>
-  <New>DocumentLibraryForm</New>
-</FormTemplates>
+<file path=customXml/itemProps1.xml><?xml version="1.0" encoding="utf-8"?>
+<ds:datastoreItem xmlns:ds="http://schemas.openxmlformats.org/officeDocument/2006/customXml" ds:itemID="{25BAFF0C-A05A-49CE-A308-E2413E02AFCD}">
+  <ds:schemaRefs>
+    <ds:schemaRef ds:uri="http://schemas.microsoft.com/office/2006/metadata/properties"/>
+    <ds:schemaRef ds:uri="http://schemas.microsoft.com/office/infopath/2007/PartnerControls"/>
+    <ds:schemaRef ds:uri="58fb48c5-ad38-47d1-9aa6-9b4f1dc114f9"/>
+    <ds:schemaRef ds:uri="aba9ad68-f961-4806-8372-ded3e8039a5f"/>
+  </ds:schemaRefs>
+</ds:datastoreItem>
 </file>
 
-<file path=customXml/item3.xml><?xml version="1.0" encoding="utf-8"?>
-<p:properties xmlns:p="http://schemas.microsoft.com/office/2006/metadata/properties" xmlns:xsi="http://www.w3.org/2001/XMLSchema-instance" xmlns:pc="http://schemas.microsoft.com/office/infopath/2007/PartnerControls">
-  <documentManagement>
-    <TaxCatchAll xmlns="58fb48c5-ad38-47d1-9aa6-9b4f1dc114f9" xsi:nil="true"/>
-    <lcf76f155ced4ddcb4097134ff3c332f xmlns="aba9ad68-f961-4806-8372-ded3e8039a5f">
-      <Terms xmlns="http://schemas.microsoft.com/office/infopath/2007/PartnerControls"/>
-    </lcf76f155ced4ddcb4097134ff3c332f>
-    <Reusable xmlns="aba9ad68-f961-4806-8372-ded3e8039a5f">true</Reusable>
-  </documentManagement>
-</p:properties>
+<file path=customXml/itemProps2.xml><?xml version="1.0" encoding="utf-8"?>
+<ds:datastoreItem xmlns:ds="http://schemas.openxmlformats.org/officeDocument/2006/customXml" ds:itemID="{C6DFF534-1887-4C42-BC36-EDACE7DE72C0}">
+  <ds:schemaRefs>
+    <ds:schemaRef ds:uri="http://schemas.microsoft.com/sharepoint/v3/contenttype/forms"/>
+  </ds:schemaRefs>
+</ds:datastoreItem>
 </file>
 
-<file path=customXml/itemProps1.xml><?xml version="1.0" encoding="utf-8"?>
+<file path=customXml/itemProps3.xml><?xml version="1.0" encoding="utf-8"?>
 <ds:datastoreItem xmlns:ds="http://schemas.openxmlformats.org/officeDocument/2006/customXml" ds:itemID="{06BBAEB0-F6D0-405B-9BC5-9D7675839774}">
   <ds:schemaRefs>
     <ds:schemaRef ds:uri="http://schemas.microsoft.com/office/2006/metadata/contentType"/>
@@ -33896,25 +33961,6 @@
 </ds:datastoreItem>
 </file>
 
-<file path=customXml/itemProps2.xml><?xml version="1.0" encoding="utf-8"?>
-<ds:datastoreItem xmlns:ds="http://schemas.openxmlformats.org/officeDocument/2006/customXml" ds:itemID="{C6DFF534-1887-4C42-BC36-EDACE7DE72C0}">
-  <ds:schemaRefs>
-    <ds:schemaRef ds:uri="http://schemas.microsoft.com/sharepoint/v3/contenttype/forms"/>
-  </ds:schemaRefs>
-</ds:datastoreItem>
-</file>
-
-<file path=customXml/itemProps3.xml><?xml version="1.0" encoding="utf-8"?>
-<ds:datastoreItem xmlns:ds="http://schemas.openxmlformats.org/officeDocument/2006/customXml" ds:itemID="{25BAFF0C-A05A-49CE-A308-E2413E02AFCD}">
-  <ds:schemaRefs>
-    <ds:schemaRef ds:uri="http://schemas.microsoft.com/office/2006/metadata/properties"/>
-    <ds:schemaRef ds:uri="http://schemas.microsoft.com/office/infopath/2007/PartnerControls"/>
-    <ds:schemaRef ds:uri="58fb48c5-ad38-47d1-9aa6-9b4f1dc114f9"/>
-    <ds:schemaRef ds:uri="aba9ad68-f961-4806-8372-ded3e8039a5f"/>
-  </ds:schemaRefs>
-</ds:datastoreItem>
-</file>
-
 <file path=docMetadata/LabelInfo.xml><?xml version="1.0" encoding="utf-8"?>
 <clbl:labelList xmlns:clbl="http://schemas.microsoft.com/office/2020/mipLabelMetadata">
   <clbl:label id="{0bfa236d-8472-42aa-9a40-ab46036c5596}" enabled="1" method="Standard" siteId="{e0793d39-0939-496d-b129-198edd916feb}" contentBits="0" removed="0"/>
